--- a/src/Layers/W1/BaseApp/.resources/ReportParts/HeaderFooterDesign/InternalDefault.docx
+++ b/src/Layers/W1/BaseApp/.resources/ReportParts/HeaderFooterDesign/InternalDefault.docx
@@ -641,7 +641,7 @@
     <w:tr>
       <w:trPr>
         <w:cnfStyle w:val="100000000000" w:firstRow="1" w:lastRow="0" w:firstColumn="0" w:lastColumn="0" w:oddVBand="0" w:evenVBand="0" w:oddHBand="0" w:evenHBand="0" w:firstRowFirstColumn="0" w:firstRowLastColumn="0" w:lastRowFirstColumn="0" w:lastRowLastColumn="0"/>
-        <w:trHeight w:val="437"/>
+        <w:trHeight w:val="177"/>
       </w:trPr>
       <w:sdt>
         <w:sdtPr>
@@ -649,7 +649,7 @@
           <w:tag w:val="#BC:InsertDataItem,BCReportInformation/ReportMetadata/ReportName"/>
           <w:id w:val="855303547"/>
           <w:placeholder>
-            <w:docPart w:val="F3CA7DC08A704635AFB6391A9E4C2B44"/>
+            <w:docPart w:val="C12F980E567442AFA35386F1C88057B6"/>
           </w:placeholder>
           <w15:color w:val="808080"/>
           <w:text/>
@@ -658,7 +658,6 @@
           <w:tc>
             <w:tcPr>
               <w:tcW w:w="3087" w:type="pct"/>
-              <w:vMerge w:val="restart"/>
             </w:tcPr>
             <w:p>
               <w:pPr>
@@ -797,58 +796,24 @@
                 <w:fldChar w:fldCharType="end"/>
               </w:r>
             </w:p>
-            <w:p>
-              <w:pPr>
-                <w:tabs>
-                  <w:tab w:val="center" w:pos="5310"/>
-                  <w:tab w:val="right" w:pos="10440"/>
-                </w:tabs>
-                <w:spacing w:before="60" w:after="0"/>
-                <w:jc w:val="right"/>
-                <w:rPr>
-                  <w:rFonts w:ascii="Segoe UI" w:hAnsi="Segoe UI" w:cs="Segoe UI"/>
-                  <w:color w:val="242424"/>
-                  <w:sz w:val="18"/>
-                  <w:szCs w:val="18"/>
-                </w:rPr>
-              </w:pPr>
-            </w:p>
           </w:sdtContent>
         </w:sdt>
       </w:tc>
     </w:tr>
     <w:tr>
       <w:trPr>
-        <w:trHeight w:val="57"/>
+        <w:trHeight w:val="91"/>
       </w:trPr>
       <w:tc>
         <w:tcPr>
           <w:tcW w:w="3087" w:type="pct"/>
-          <w:vMerge/>
+          <w:vMerge w:val="restart"/>
         </w:tcPr>
         <w:p>
           <w:pPr>
             <w:spacing w:after="0"/>
-            <w:jc w:val="right"/>
             <w:rPr>
-              <w:rFonts w:asciiTheme="minorHAnsi" w:eastAsia="Aptos" w:hAnsiTheme="minorHAnsi" w:cstheme="minorHAnsi"/>
-              <w:sz w:val="18"/>
-              <w:szCs w:val="18"/>
-            </w:rPr>
-          </w:pPr>
-        </w:p>
-      </w:tc>
-      <w:tc>
-        <w:tcPr>
-          <w:tcW w:w="1913" w:type="pct"/>
-        </w:tcPr>
-        <w:p>
-          <w:pPr>
-            <w:spacing w:after="60"/>
-            <w:jc w:val="right"/>
-            <w:rPr>
-              <w:rFonts w:asciiTheme="minorHAnsi" w:hAnsiTheme="minorHAnsi" w:cstheme="minorHAnsi"/>
-              <w:color w:val="242424"/>
+              <w:rFonts w:cstheme="minorHAnsi"/>
               <w:sz w:val="18"/>
               <w:szCs w:val="18"/>
             </w:rPr>
@@ -862,46 +827,39 @@
               </w:rPr>
               <w:alias w:val="DateAndTime"/>
               <w:tag w:val="#BC:InsertDataItem,BCReportInformation/ReportRequest/DateAndTime"/>
-              <w:id w:val="-1099641389"/>
+              <w:id w:val="387004325"/>
               <w:placeholder>
-                <w:docPart w:val="424C14E131994065911B7B934A69F8BD"/>
+                <w:docPart w:val="3D28BE994C95452AA919F473EB932F2F"/>
               </w:placeholder>
+              <w:showingPlcHdr/>
               <w15:color w:val="808080"/>
               <w:text/>
             </w:sdtPr>
+            <w:sdtEndPr/>
             <w:sdtContent>
               <w:r>
                 <w:rPr>
-                  <w:rFonts w:eastAsia="Aptos" w:cstheme="minorHAnsi"/>
-                  <w:sz w:val="18"/>
-                  <w:szCs w:val="18"/>
+                  <w:rStyle w:val="PlaceholderText"/>
                 </w:rPr>
-                <w:t>Friday, August 14, 2026 1:41:19 PM</w:t>
+                <w:t>Click or tap here to enter text.</w:t>
               </w:r>
             </w:sdtContent>
           </w:sdt>
-        </w:p>
-      </w:tc>
-    </w:tr>
-    <w:tr>
-      <w:trPr>
-        <w:trHeight w:val="91"/>
-      </w:trPr>
-      <w:tc>
-        <w:tcPr>
-          <w:tcW w:w="3087" w:type="pct"/>
-          <w:vMerge/>
-        </w:tcPr>
-        <w:p>
-          <w:pPr>
-            <w:spacing w:after="0"/>
-            <w:jc w:val="right"/>
+          <w:r>
             <w:rPr>
-              <w:rFonts w:cstheme="minorHAnsi"/>
+              <w:rFonts w:eastAsia="Aptos" w:cstheme="minorHAnsi"/>
               <w:sz w:val="18"/>
               <w:szCs w:val="18"/>
             </w:rPr>
-          </w:pPr>
+            <w:t>Friday, August 14, 2026 1:41:19 PM</w:t>
+          </w:r>
+          <w:r>
+            <w:rPr>
+              <w:rFonts w:eastAsia="Aptos" w:cstheme="minorHAnsi"/>
+              <w:sz w:val="18"/>
+              <w:szCs w:val="18"/>
+            </w:rPr>
+          </w:r>
         </w:p>
       </w:tc>
       <w:tc>
@@ -913,7 +871,7 @@
             <w:spacing w:after="60"/>
             <w:jc w:val="right"/>
             <w:rPr>
-              <w:rFonts w:asciiTheme="minorHAnsi" w:eastAsia="Aptos" w:hAnsiTheme="minorHAnsi" w:cstheme="minorHAnsi"/>
+              <w:rFonts w:eastAsia="Aptos"/>
               <w:sz w:val="18"/>
               <w:szCs w:val="18"/>
             </w:rPr>
@@ -921,7 +879,7 @@
           <w:sdt>
             <w:sdtPr>
               <w:rPr>
-                <w:rFonts w:eastAsia="Aptos" w:cstheme="minorHAnsi"/>
+                <w:rFonts w:eastAsia="Aptos"/>
                 <w:sz w:val="18"/>
                 <w:szCs w:val="18"/>
               </w:rPr>
@@ -937,7 +895,7 @@
             <w:sdtContent>
               <w:r>
                 <w:rPr>
-                  <w:rFonts w:asciiTheme="minorHAnsi" w:eastAsia="Aptos" w:hAnsiTheme="minorHAnsi" w:cstheme="minorHAnsi"/>
+                  <w:rFonts w:asciiTheme="minorHAnsi" w:eastAsia="Aptos" w:hAnsiTheme="minorHAnsi"/>
                   <w:sz w:val="18"/>
                   <w:szCs w:val="18"/>
                 </w:rPr>
@@ -945,14 +903,6 @@
               </w:r>
             </w:sdtContent>
           </w:sdt>
-          <w:r>
-            <w:rPr>
-              <w:rFonts w:eastAsia="Aptos" w:cstheme="minorHAnsi"/>
-              <w:sz w:val="18"/>
-              <w:szCs w:val="18"/>
-            </w:rPr>
-            <w:t xml:space="preserve">   </w:t>
-          </w:r>
         </w:p>
       </w:tc>
     </w:tr>
@@ -1008,6 +958,7 @@
               <w:text/>
             </w:sdtPr>
             <w:sdtContent>
+              <w:proofErr w:type="spellStart"/>
               <w:r>
                 <w:rPr>
                   <w:rFonts w:eastAsia="Aptos" w:cstheme="minorHAnsi"/>
@@ -1016,6 +967,7 @@
                 </w:rPr>
                 <w:t>UserName</w:t>
               </w:r>
+              <w:proofErr w:type="spellEnd"/>
             </w:sdtContent>
           </w:sdt>
         </w:p>
@@ -2063,35 +2015,6 @@
     </w:docPart>
     <w:docPart>
       <w:docPartPr>
-        <w:name w:val="F3CA7DC08A704635AFB6391A9E4C2B44"/>
-        <w:category>
-          <w:name w:val="General"/>
-          <w:gallery w:val="placeholder"/>
-        </w:category>
-        <w:types>
-          <w:type w:val="bbPlcHdr"/>
-        </w:types>
-        <w:behaviors>
-          <w:behavior w:val="content"/>
-        </w:behaviors>
-        <w:guid w:val="{BD1AFBA1-5C6F-4E5C-98B4-9EC1E3255D76}"/>
-      </w:docPartPr>
-      <w:docPartBody>
-        <w:p>
-          <w:pPr>
-            <w:pStyle w:val="F3CA7DC08A704635AFB6391A9E4C2B44"/>
-          </w:pPr>
-          <w:r>
-            <w:rPr>
-              <w:rStyle w:val="PlaceholderText"/>
-            </w:rPr>
-            <w:t>Click or tap here to enter text.</w:t>
-          </w:r>
-        </w:p>
-      </w:docPartBody>
-    </w:docPart>
-    <w:docPart>
-      <w:docPartPr>
         <w:name w:val="598DD48DBA50438485699B62C5242517"/>
         <w:category>
           <w:name w:val="General"/>
@@ -2150,7 +2073,7 @@
     </w:docPart>
     <w:docPart>
       <w:docPartPr>
-        <w:name w:val="424C14E131994065911B7B934A69F8BD"/>
+        <w:name w:val="C12F980E567442AFA35386F1C88057B6"/>
         <w:category>
           <w:name w:val="General"/>
           <w:gallery w:val="placeholder"/>
@@ -2161,12 +2084,41 @@
         <w:behaviors>
           <w:behavior w:val="content"/>
         </w:behaviors>
-        <w:guid w:val="{A326F20D-C442-4AA6-9546-978E07502F9E}"/>
+        <w:guid w:val="{3AE6F9A0-5132-488D-975E-BEE63A2B3E6F}"/>
       </w:docPartPr>
       <w:docPartBody>
         <w:p>
           <w:pPr>
-            <w:pStyle w:val="424C14E131994065911B7B934A69F8BD"/>
+            <w:pStyle w:val="C12F980E567442AFA35386F1C88057B6"/>
+          </w:pPr>
+          <w:r>
+            <w:rPr>
+              <w:rStyle w:val="PlaceholderText"/>
+            </w:rPr>
+            <w:t>Click or tap here to enter text.</w:t>
+          </w:r>
+        </w:p>
+      </w:docPartBody>
+    </w:docPart>
+    <w:docPart>
+      <w:docPartPr>
+        <w:name w:val="3D28BE994C95452AA919F473EB932F2F"/>
+        <w:category>
+          <w:name w:val="General"/>
+          <w:gallery w:val="placeholder"/>
+        </w:category>
+        <w:types>
+          <w:type w:val="bbPlcHdr"/>
+        </w:types>
+        <w:behaviors>
+          <w:behavior w:val="content"/>
+        </w:behaviors>
+        <w:guid w:val="{44738F25-09AD-42C1-9374-A7F8EF529579}"/>
+      </w:docPartPr>
+      <w:docPartBody>
+        <w:p>
+          <w:pPr>
+            <w:pStyle w:val="3D28BE994C95452AA919F473EB932F2F"/>
           </w:pPr>
           <w:r>
             <w:rPr>
@@ -2798,7 +2750,6 @@
     <w:basedOn w:val="DefaultParagraphFont"/>
     <w:uiPriority w:val="99"/>
     <w:semiHidden/>
-    <w:rsid w:val="00F257AD"/>
     <w:rPr>
       <w:color w:val="808080"/>
     </w:rPr>
@@ -2875,6 +2826,45 @@
   <w:style w:type="paragraph" w:customStyle="1" w:styleId="573506B8F5A7424CB91DC30CA19350B3">
     <w:name w:val="573506B8F5A7424CB91DC30CA19350B3"/>
     <w:rsid w:val="00564353"/>
+    <w:pPr>
+      <w:spacing w:line="278" w:lineRule="auto"/>
+    </w:pPr>
+    <w:rPr>
+      <w:kern w:val="2"/>
+      <w:sz w:val="24"/>
+      <w:szCs w:val="24"/>
+      <w:lang/>
+      <w14:ligatures w14:val="standardContextual"/>
+    </w:rPr>
+  </w:style>
+  <w:style w:type="paragraph" w:customStyle="1" w:styleId="644A9A34E7264FF9A33742A7E3C10650">
+    <w:name w:val="644A9A34E7264FF9A33742A7E3C10650"/>
+    <w:pPr>
+      <w:spacing w:line="278" w:lineRule="auto"/>
+    </w:pPr>
+    <w:rPr>
+      <w:kern w:val="2"/>
+      <w:sz w:val="24"/>
+      <w:szCs w:val="24"/>
+      <w:lang/>
+      <w14:ligatures w14:val="standardContextual"/>
+    </w:rPr>
+  </w:style>
+  <w:style w:type="paragraph" w:customStyle="1" w:styleId="C12F980E567442AFA35386F1C88057B6">
+    <w:name w:val="C12F980E567442AFA35386F1C88057B6"/>
+    <w:pPr>
+      <w:spacing w:line="278" w:lineRule="auto"/>
+    </w:pPr>
+    <w:rPr>
+      <w:kern w:val="2"/>
+      <w:sz w:val="24"/>
+      <w:szCs w:val="24"/>
+      <w:lang/>
+      <w14:ligatures w14:val="standardContextual"/>
+    </w:rPr>
+  </w:style>
+  <w:style w:type="paragraph" w:customStyle="1" w:styleId="3D28BE994C95452AA919F473EB932F2F">
+    <w:name w:val="3D28BE994C95452AA919F473EB932F2F"/>
     <w:pPr>
       <w:spacing w:line="278" w:lineRule="auto"/>
     </w:pPr>

--- a/src/Layers/W1/BaseApp/.resources/ReportParts/HeaderFooterDesign/InternalDefault.docx
+++ b/src/Layers/W1/BaseApp/.resources/ReportParts/HeaderFooterDesign/InternalDefault.docx
@@ -19,7 +19,7 @@
       <w:headerReference w:type="default" r:id="rId13"/>
       <w:headerReference w:type="first" r:id="rId14"/>
       <w:pgSz w:w="11907" w:h="16839" w:code="9"/>
-      <w:pgMar w:top="1980" w:right="706" w:bottom="576" w:left="706" w:header="567" w:footer="102" w:gutter="0"/>
+      <w:pgMar w:top="576" w:right="706" w:bottom="576" w:left="706" w:header="567" w:footer="102" w:gutter="0"/>
       <w:cols w:space="708"/>
       <w:titlePg/>
       <w:docGrid w:linePitch="360"/>
@@ -213,25 +213,8 @@
             <w:rPr>
               <w:rFonts w:ascii="Segoe UI" w:hAnsi="Segoe UI" w:cs="Segoe UI"/>
               <w:noProof/>
-              <w:lang w:eastAsia="en-AU"/>
             </w:rPr>
-            <w:t xml:space="preserve">Tuesday, 18 </w:t>
-          </w:r>
-          <w:r>
-            <w:rPr>
-              <w:rFonts w:asciiTheme="minorHAnsi" w:hAnsiTheme="minorHAnsi" w:cs="Segoe UI"/>
-              <w:noProof/>
-              <w:lang w:eastAsia="en-AU"/>
-            </w:rPr>
-            <w:t>August</w:t>
-          </w:r>
-          <w:r>
-            <w:rPr>
-              <w:rFonts w:ascii="Segoe UI" w:hAnsi="Segoe UI" w:cs="Segoe UI"/>
-              <w:noProof/>
-              <w:lang w:eastAsia="en-AU"/>
-            </w:rPr>
-            <w:t xml:space="preserve"> 2026</w:t>
+            <w:t>Tuesday, 18 August 2026</w:t>
           </w:r>
           <w:r>
             <w:rPr>
@@ -556,9 +539,6 @@
             <w:pStyle w:val="Subtitle"/>
           </w:pPr>
           <w:r>
-            <w:rPr>
-              <w:rFonts w:asciiTheme="minorHAnsi" w:hAnsiTheme="minorHAnsi"/>
-            </w:rPr>
             <w:fldChar w:fldCharType="begin"/>
           </w:r>
           <w:r>
@@ -568,23 +548,13 @@
             <w:instrText xml:space="preserve"> DATE \@ "dddd, d MMMM yyyy" </w:instrText>
           </w:r>
           <w:r>
-            <w:rPr>
-              <w:rFonts w:asciiTheme="minorHAnsi" w:hAnsiTheme="minorHAnsi"/>
-            </w:rPr>
             <w:fldChar w:fldCharType="separate"/>
           </w:r>
           <w:r>
             <w:rPr>
-              <w:rFonts w:asciiTheme="minorHAnsi" w:hAnsiTheme="minorHAnsi"/>
+              <w:noProof/>
             </w:rPr>
-            <w:t>Tuesday</w:t>
-          </w:r>
-          <w:r>
-            <w:rPr>
-              <w:noProof/>
-              <w:lang w:eastAsia="en-AU"/>
-            </w:rPr>
-            <w:t>, 18 August 2026</w:t>
+            <w:t>Tuesday, 18 August 2026</w:t>
           </w:r>
           <w:r>
             <w:fldChar w:fldCharType="end"/>
@@ -614,7 +584,7 @@
           <w:sdt>
             <w:sdtPr>
               <w:rPr>
-                <w:rFonts w:asciiTheme="minorHAnsi" w:eastAsia="Aptos" w:hAnsiTheme="minorHAnsi"/>
+                <w:rFonts w:eastAsia="Aptos"/>
               </w:rPr>
               <w:alias w:val="CompanyName"/>
               <w:tag w:val="#BC:InsertDataItem,BCReportInformation/ReportRequest/CompanyName"/>
@@ -671,7 +641,7 @@
           <w:sdt>
             <w:sdtPr>
               <w:rPr>
-                <w:rFonts w:asciiTheme="minorHAnsi" w:eastAsia="Aptos" w:hAnsiTheme="minorHAnsi"/>
+                <w:rFonts w:eastAsia="Aptos"/>
               </w:rPr>
               <w:alias w:val="UserName"/>
               <w:tag w:val="#BC:InsertDataItem,BCReportInformation/ReportRequest/UserName"/>
@@ -2025,7 +1995,7 @@
   <w:style w:type="paragraph" w:default="1" w:styleId="Normal">
     <w:name w:val="Normal"/>
     <w:qFormat/>
-    <w:rsid w:val="00E77C9A"/>
+    <w:rsid w:val="00704830"/>
     <w:pPr>
       <w:spacing w:line="278" w:lineRule="auto"/>
     </w:pPr>
@@ -2044,7 +2014,7 @@
     <w:link w:val="Heading1Char"/>
     <w:uiPriority w:val="9"/>
     <w:qFormat/>
-    <w:rsid w:val="00E77C9A"/>
+    <w:rsid w:val="00704830"/>
     <w:pPr>
       <w:keepNext/>
       <w:keepLines/>
@@ -2065,7 +2035,7 @@
     <w:uiPriority w:val="9"/>
     <w:unhideWhenUsed/>
     <w:qFormat/>
-    <w:rsid w:val="00E77C9A"/>
+    <w:rsid w:val="00704830"/>
     <w:pPr>
       <w:keepNext/>
       <w:keepLines/>
@@ -2086,7 +2056,7 @@
     <w:uiPriority w:val="9"/>
     <w:unhideWhenUsed/>
     <w:qFormat/>
-    <w:rsid w:val="00E77C9A"/>
+    <w:rsid w:val="00704830"/>
     <w:pPr>
       <w:outlineLvl w:val="2"/>
     </w:pPr>
@@ -2102,7 +2072,7 @@
     <w:uiPriority w:val="9"/>
     <w:unhideWhenUsed/>
     <w:qFormat/>
-    <w:rsid w:val="00E77C9A"/>
+    <w:rsid w:val="00704830"/>
     <w:pPr>
       <w:keepNext/>
       <w:keepLines/>
@@ -2123,7 +2093,7 @@
     <w:uiPriority w:val="9"/>
     <w:unhideWhenUsed/>
     <w:qFormat/>
-    <w:rsid w:val="00E77C9A"/>
+    <w:rsid w:val="00704830"/>
     <w:pPr>
       <w:keepNext/>
       <w:keepLines/>
@@ -2143,7 +2113,7 @@
     <w:uiPriority w:val="9"/>
     <w:unhideWhenUsed/>
     <w:qFormat/>
-    <w:rsid w:val="00E77C9A"/>
+    <w:rsid w:val="00704830"/>
     <w:pPr>
       <w:keepNext/>
       <w:keepLines/>
@@ -2165,7 +2135,7 @@
     <w:uiPriority w:val="9"/>
     <w:unhideWhenUsed/>
     <w:qFormat/>
-    <w:rsid w:val="00E77C9A"/>
+    <w:rsid w:val="00704830"/>
     <w:pPr>
       <w:keepNext/>
       <w:keepLines/>
@@ -2185,7 +2155,7 @@
     <w:uiPriority w:val="9"/>
     <w:unhideWhenUsed/>
     <w:qFormat/>
-    <w:rsid w:val="00E77C9A"/>
+    <w:rsid w:val="00704830"/>
     <w:pPr>
       <w:keepNext/>
       <w:keepLines/>
@@ -2207,7 +2177,7 @@
     <w:uiPriority w:val="9"/>
     <w:unhideWhenUsed/>
     <w:qFormat/>
-    <w:rsid w:val="00E77C9A"/>
+    <w:rsid w:val="00704830"/>
     <w:pPr>
       <w:keepNext/>
       <w:keepLines/>
@@ -2222,8 +2192,9 @@
   <w:style w:type="character" w:default="1" w:styleId="DefaultParagraphFont">
     <w:name w:val="Default Paragraph Font"/>
     <w:uiPriority w:val="1"/>
+    <w:semiHidden/>
     <w:unhideWhenUsed/>
-    <w:rsid w:val="00E77C9A"/>
+    <w:rsid w:val="00704830"/>
   </w:style>
   <w:style w:type="table" w:default="1" w:styleId="TableNormal">
     <w:name w:val="Normal Table"/>
@@ -2245,14 +2216,14 @@
     <w:uiPriority w:val="99"/>
     <w:semiHidden/>
     <w:unhideWhenUsed/>
-    <w:rsid w:val="00E77C9A"/>
+    <w:rsid w:val="00704830"/>
   </w:style>
   <w:style w:type="table" w:styleId="TableGrid">
     <w:name w:val="Table Grid"/>
     <w:aliases w:val="Default,BC THEME v.2"/>
     <w:basedOn w:val="TableNormal"/>
     <w:uiPriority w:val="39"/>
-    <w:rsid w:val="00E77C9A"/>
+    <w:rsid w:val="00704830"/>
     <w:pPr>
       <w:spacing w:after="0" w:line="240" w:lineRule="auto"/>
     </w:pPr>
@@ -2279,7 +2250,7 @@
     <w:link w:val="FooterChar"/>
     <w:uiPriority w:val="99"/>
     <w:unhideWhenUsed/>
-    <w:rsid w:val="00E77C9A"/>
+    <w:rsid w:val="00704830"/>
     <w:pPr>
       <w:tabs>
         <w:tab w:val="center" w:pos="4513"/>
@@ -2293,7 +2264,7 @@
     <w:basedOn w:val="DefaultParagraphFont"/>
     <w:link w:val="Footer"/>
     <w:uiPriority w:val="99"/>
-    <w:rsid w:val="00E77C9A"/>
+    <w:rsid w:val="00704830"/>
     <w:rPr>
       <w:color w:val="4D614C" w:themeColor="text1"/>
       <w:kern w:val="2"/>
@@ -2307,7 +2278,7 @@
     <w:basedOn w:val="SubtitleChar"/>
     <w:uiPriority w:val="22"/>
     <w:qFormat/>
-    <w:rsid w:val="00E77C9A"/>
+    <w:rsid w:val="00704830"/>
     <w:rPr>
       <w:rFonts w:asciiTheme="majorHAnsi" w:eastAsiaTheme="majorEastAsia" w:hAnsiTheme="majorHAnsi" w:cstheme="majorBidi"/>
       <w:i w:val="0"/>
@@ -2330,7 +2301,7 @@
     <w:link w:val="HeaderChar"/>
     <w:uiPriority w:val="99"/>
     <w:unhideWhenUsed/>
-    <w:rsid w:val="00E77C9A"/>
+    <w:rsid w:val="00704830"/>
     <w:pPr>
       <w:tabs>
         <w:tab w:val="center" w:pos="4513"/>
@@ -2344,7 +2315,7 @@
     <w:basedOn w:val="DefaultParagraphFont"/>
     <w:link w:val="Header"/>
     <w:uiPriority w:val="99"/>
-    <w:rsid w:val="00E77C9A"/>
+    <w:rsid w:val="00704830"/>
     <w:rPr>
       <w:color w:val="4D614C" w:themeColor="text1"/>
       <w:kern w:val="2"/>
@@ -2358,7 +2329,7 @@
     <w:basedOn w:val="DefaultParagraphFont"/>
     <w:uiPriority w:val="99"/>
     <w:semiHidden/>
-    <w:rsid w:val="00E77C9A"/>
+    <w:rsid w:val="00704830"/>
     <w:rPr>
       <w:color w:val="666666"/>
       <w:sz w:val="16"/>
@@ -2368,7 +2339,7 @@
     <w:name w:val="Grid Table Light"/>
     <w:basedOn w:val="TableNormal"/>
     <w:uiPriority w:val="40"/>
-    <w:rsid w:val="00E77C9A"/>
+    <w:rsid w:val="00704830"/>
     <w:pPr>
       <w:spacing w:after="0" w:line="240" w:lineRule="auto"/>
     </w:pPr>
@@ -2393,7 +2364,7 @@
     <w:name w:val="No Spacing"/>
     <w:uiPriority w:val="1"/>
     <w:qFormat/>
-    <w:rsid w:val="00E77C9A"/>
+    <w:rsid w:val="00704830"/>
     <w:pPr>
       <w:spacing w:after="0" w:line="240" w:lineRule="auto"/>
     </w:pPr>
@@ -2410,7 +2381,7 @@
     <w:basedOn w:val="DefaultParagraphFont"/>
     <w:link w:val="Heading1"/>
     <w:uiPriority w:val="9"/>
-    <w:rsid w:val="00E77C9A"/>
+    <w:rsid w:val="00704830"/>
     <w:rPr>
       <w:rFonts w:asciiTheme="majorHAnsi" w:eastAsiaTheme="majorEastAsia" w:hAnsiTheme="majorHAnsi" w:cstheme="majorBidi"/>
       <w:b/>
@@ -2428,7 +2399,7 @@
     <w:link w:val="TitleChar"/>
     <w:uiPriority w:val="10"/>
     <w:qFormat/>
-    <w:rsid w:val="00E77C9A"/>
+    <w:rsid w:val="00704830"/>
     <w:pPr>
       <w:spacing w:before="360" w:after="80"/>
       <w:contextualSpacing/>
@@ -2446,7 +2417,7 @@
     <w:basedOn w:val="DefaultParagraphFont"/>
     <w:link w:val="Title"/>
     <w:uiPriority w:val="10"/>
-    <w:rsid w:val="00E77C9A"/>
+    <w:rsid w:val="00704830"/>
     <w:rPr>
       <w:rFonts w:asciiTheme="majorHAnsi" w:eastAsiaTheme="majorEastAsia" w:hAnsiTheme="majorHAnsi" w:cstheme="majorBidi"/>
       <w:color w:val="4D614C" w:themeColor="text1"/>
@@ -2464,7 +2435,7 @@
     <w:link w:val="SubtitleChar"/>
     <w:uiPriority w:val="11"/>
     <w:qFormat/>
-    <w:rsid w:val="00E77C9A"/>
+    <w:rsid w:val="00704830"/>
     <w:pPr>
       <w:numPr>
         <w:ilvl w:val="1"/>
@@ -2480,7 +2451,7 @@
     <w:basedOn w:val="DefaultParagraphFont"/>
     <w:link w:val="Subtitle"/>
     <w:uiPriority w:val="11"/>
-    <w:rsid w:val="00E77C9A"/>
+    <w:rsid w:val="00704830"/>
     <w:rPr>
       <w:rFonts w:eastAsiaTheme="majorEastAsia" w:cstheme="majorBidi"/>
       <w:color w:val="4D614C" w:themeColor="text1"/>
@@ -2495,7 +2466,7 @@
     <w:basedOn w:val="DefaultParagraphFont"/>
     <w:link w:val="Heading2"/>
     <w:uiPriority w:val="9"/>
-    <w:rsid w:val="00E77C9A"/>
+    <w:rsid w:val="00704830"/>
     <w:rPr>
       <w:rFonts w:asciiTheme="majorHAnsi" w:eastAsiaTheme="majorEastAsia" w:hAnsiTheme="majorHAnsi" w:cstheme="majorBidi"/>
       <w:b/>
@@ -2511,7 +2482,7 @@
     <w:basedOn w:val="DefaultParagraphFont"/>
     <w:link w:val="Heading3"/>
     <w:uiPriority w:val="9"/>
-    <w:rsid w:val="00E77C9A"/>
+    <w:rsid w:val="00704830"/>
     <w:rPr>
       <w:rFonts w:asciiTheme="majorHAnsi" w:eastAsiaTheme="majorEastAsia" w:hAnsiTheme="majorHAnsi" w:cstheme="majorBidi"/>
       <w:b/>
@@ -2529,7 +2500,7 @@
     <w:uiPriority w:val="99"/>
     <w:semiHidden/>
     <w:unhideWhenUsed/>
-    <w:rsid w:val="00E77C9A"/>
+    <w:rsid w:val="00704830"/>
     <w:pPr>
       <w:spacing w:after="0" w:line="240" w:lineRule="auto"/>
       <w:ind w:left="4320"/>
@@ -2541,7 +2512,7 @@
     <w:link w:val="Closing"/>
     <w:uiPriority w:val="99"/>
     <w:semiHidden/>
-    <w:rsid w:val="00E77C9A"/>
+    <w:rsid w:val="00704830"/>
     <w:rPr>
       <w:color w:val="4D614C" w:themeColor="text1"/>
       <w:kern w:val="2"/>
@@ -2769,7 +2740,7 @@
     <w:basedOn w:val="DefaultParagraphFont"/>
     <w:link w:val="Heading4"/>
     <w:uiPriority w:val="9"/>
-    <w:rsid w:val="00E77C9A"/>
+    <w:rsid w:val="00704830"/>
     <w:rPr>
       <w:rFonts w:asciiTheme="majorHAnsi" w:eastAsiaTheme="majorEastAsia" w:hAnsiTheme="majorHAnsi" w:cstheme="majorBidi"/>
       <w:i/>
@@ -2786,7 +2757,7 @@
     <w:basedOn w:val="DefaultParagraphFont"/>
     <w:link w:val="Heading5"/>
     <w:uiPriority w:val="9"/>
-    <w:rsid w:val="00E77C9A"/>
+    <w:rsid w:val="00704830"/>
     <w:rPr>
       <w:rFonts w:eastAsiaTheme="majorEastAsia" w:cstheme="majorBidi"/>
       <w:color w:val="394839" w:themeColor="accent1" w:themeShade="BF"/>
@@ -2801,7 +2772,7 @@
     <w:basedOn w:val="DefaultParagraphFont"/>
     <w:link w:val="Heading6"/>
     <w:uiPriority w:val="9"/>
-    <w:rsid w:val="00E77C9A"/>
+    <w:rsid w:val="00704830"/>
     <w:rPr>
       <w:rFonts w:eastAsiaTheme="majorEastAsia" w:cstheme="majorBidi"/>
       <w:i/>
@@ -2818,7 +2789,7 @@
     <w:basedOn w:val="DefaultParagraphFont"/>
     <w:link w:val="Heading7"/>
     <w:uiPriority w:val="9"/>
-    <w:rsid w:val="00E77C9A"/>
+    <w:rsid w:val="00704830"/>
     <w:rPr>
       <w:rFonts w:eastAsiaTheme="majorEastAsia" w:cstheme="majorBidi"/>
       <w:color w:val="859E83" w:themeColor="text1" w:themeTint="A6"/>
@@ -2833,7 +2804,7 @@
     <w:basedOn w:val="DefaultParagraphFont"/>
     <w:link w:val="Heading8"/>
     <w:uiPriority w:val="9"/>
-    <w:rsid w:val="00E77C9A"/>
+    <w:rsid w:val="00704830"/>
     <w:rPr>
       <w:rFonts w:eastAsiaTheme="majorEastAsia" w:cstheme="majorBidi"/>
       <w:i/>
@@ -2850,7 +2821,7 @@
     <w:basedOn w:val="DefaultParagraphFont"/>
     <w:link w:val="Heading9"/>
     <w:uiPriority w:val="9"/>
-    <w:rsid w:val="00E77C9A"/>
+    <w:rsid w:val="00704830"/>
     <w:rPr>
       <w:rFonts w:eastAsiaTheme="majorEastAsia" w:cstheme="majorBidi"/>
       <w:color w:val="637D62" w:themeColor="text1" w:themeTint="D8"/>
@@ -2866,7 +2837,7 @@
     <w:link w:val="QuoteChar"/>
     <w:uiPriority w:val="29"/>
     <w:qFormat/>
-    <w:rsid w:val="00E77C9A"/>
+    <w:rsid w:val="00704830"/>
     <w:pPr>
       <w:spacing w:before="160" w:line="278" w:lineRule="auto"/>
     </w:pPr>
@@ -2885,7 +2856,7 @@
     <w:basedOn w:val="DefaultParagraphFont"/>
     <w:link w:val="Quote"/>
     <w:uiPriority w:val="29"/>
-    <w:rsid w:val="00E77C9A"/>
+    <w:rsid w:val="00704830"/>
     <w:rPr>
       <w:i/>
       <w:iCs/>
@@ -2901,7 +2872,7 @@
     <w:basedOn w:val="Normal"/>
     <w:uiPriority w:val="34"/>
     <w:qFormat/>
-    <w:rsid w:val="00E77C9A"/>
+    <w:rsid w:val="00704830"/>
     <w:pPr>
       <w:contextualSpacing/>
     </w:pPr>
@@ -2911,7 +2882,7 @@
     <w:basedOn w:val="SubtitleChar"/>
     <w:uiPriority w:val="21"/>
     <w:qFormat/>
-    <w:rsid w:val="00E77C9A"/>
+    <w:rsid w:val="00704830"/>
     <w:rPr>
       <w:rFonts w:eastAsiaTheme="majorEastAsia" w:cstheme="majorBidi"/>
       <w:i w:val="0"/>
@@ -2935,7 +2906,7 @@
     <w:next w:val="Normal"/>
     <w:link w:val="IntenseQuoteChar"/>
     <w:uiPriority w:val="30"/>
-    <w:rsid w:val="00E77C9A"/>
+    <w:rsid w:val="00704830"/>
     <w:pPr>
       <w:pBdr>
         <w:top w:val="single" w:sz="4" w:space="10" w:color="394839" w:themeColor="accent1" w:themeShade="BF"/>
@@ -2956,7 +2927,7 @@
     <w:basedOn w:val="DefaultParagraphFont"/>
     <w:link w:val="IntenseQuote"/>
     <w:uiPriority w:val="30"/>
-    <w:rsid w:val="00E77C9A"/>
+    <w:rsid w:val="00704830"/>
     <w:rPr>
       <w:i/>
       <w:iCs/>
@@ -2971,7 +2942,7 @@
     <w:name w:val="Intense Reference"/>
     <w:basedOn w:val="DefaultParagraphFont"/>
     <w:uiPriority w:val="32"/>
-    <w:rsid w:val="00E77C9A"/>
+    <w:rsid w:val="00704830"/>
     <w:rPr>
       <w:b/>
       <w:bCs/>
@@ -2986,7 +2957,7 @@
     <w:basedOn w:val="SubtitleChar"/>
     <w:uiPriority w:val="20"/>
     <w:qFormat/>
-    <w:rsid w:val="00E77C9A"/>
+    <w:rsid w:val="00704830"/>
     <w:rPr>
       <w:rFonts w:eastAsiaTheme="majorEastAsia" w:cstheme="majorBidi"/>
       <w:b w:val="0"/>
@@ -3010,7 +2981,7 @@
     <w:basedOn w:val="SubtitleChar"/>
     <w:uiPriority w:val="19"/>
     <w:qFormat/>
-    <w:rsid w:val="00E77C9A"/>
+    <w:rsid w:val="00704830"/>
     <w:rPr>
       <w:rFonts w:eastAsiaTheme="majorEastAsia" w:cstheme="majorBidi"/>
       <w:i w:val="0"/>
@@ -3032,7 +3003,7 @@
     <w:name w:val="Subtle Reference"/>
     <w:basedOn w:val="DefaultParagraphFont"/>
     <w:uiPriority w:val="31"/>
-    <w:rsid w:val="00E77C9A"/>
+    <w:rsid w:val="00704830"/>
     <w:rPr>
       <w:smallCaps/>
       <w:color w:val="859F84" w:themeColor="text1" w:themeTint="A5"/>
@@ -3044,7 +3015,7 @@
     <w:basedOn w:val="SubtitleChar"/>
     <w:uiPriority w:val="33"/>
     <w:qFormat/>
-    <w:rsid w:val="00E77C9A"/>
+    <w:rsid w:val="00704830"/>
     <w:rPr>
       <w:rFonts w:eastAsiaTheme="majorEastAsia" w:cstheme="majorBidi"/>
       <w:b w:val="0"/>
@@ -3069,7 +3040,7 @@
     <w:name w:val="List Table 1 Light Accent 2"/>
     <w:basedOn w:val="TableNormal"/>
     <w:uiPriority w:val="46"/>
-    <w:rsid w:val="00E77C9A"/>
+    <w:rsid w:val="00704830"/>
     <w:pPr>
       <w:spacing w:after="0" w:line="240" w:lineRule="auto"/>
     </w:pPr>
@@ -3136,7 +3107,7 @@
     <w:name w:val="List Table 1 Light Accent 1"/>
     <w:basedOn w:val="TableNormal"/>
     <w:uiPriority w:val="46"/>
-    <w:rsid w:val="00E77C9A"/>
+    <w:rsid w:val="00704830"/>
     <w:pPr>
       <w:spacing w:after="0" w:line="240" w:lineRule="auto"/>
     </w:pPr>
@@ -3205,7 +3176,7 @@
     <w:uiPriority w:val="99"/>
     <w:semiHidden/>
     <w:unhideWhenUsed/>
-    <w:rsid w:val="00E77C9A"/>
+    <w:rsid w:val="00704830"/>
     <w:pPr>
       <w:numPr>
         <w:numId w:val="1"/>
@@ -3218,7 +3189,7 @@
     <w:uiPriority w:val="99"/>
     <w:semiHidden/>
     <w:unhideWhenUsed/>
-    <w:rsid w:val="00E77C9A"/>
+    <w:rsid w:val="00704830"/>
     <w:pPr>
       <w:numPr>
         <w:numId w:val="2"/>
@@ -3231,7 +3202,7 @@
     <w:uiPriority w:val="99"/>
     <w:semiHidden/>
     <w:unhideWhenUsed/>
-    <w:rsid w:val="00E77C9A"/>
+    <w:rsid w:val="00704830"/>
     <w:pPr>
       <w:numPr>
         <w:numId w:val="3"/>
@@ -3245,7 +3216,7 @@
     <w:uiPriority w:val="99"/>
     <w:semiHidden/>
     <w:unhideWhenUsed/>
-    <w:rsid w:val="00E77C9A"/>
+    <w:rsid w:val="00704830"/>
     <w:pPr>
       <w:spacing w:after="0" w:line="240" w:lineRule="auto"/>
     </w:pPr>
@@ -3259,7 +3230,7 @@
     <w:link w:val="BalloonText"/>
     <w:uiPriority w:val="99"/>
     <w:semiHidden/>
-    <w:rsid w:val="00E77C9A"/>
+    <w:rsid w:val="00704830"/>
     <w:rPr>
       <w:color w:val="4D614C" w:themeColor="text1"/>
       <w:kern w:val="2"/>
@@ -3275,7 +3246,7 @@
     <w:uiPriority w:val="37"/>
     <w:semiHidden/>
     <w:unhideWhenUsed/>
-    <w:rsid w:val="00E77C9A"/>
+    <w:rsid w:val="00704830"/>
   </w:style>
   <w:style w:type="paragraph" w:styleId="BlockText">
     <w:name w:val="Block Text"/>
@@ -3283,7 +3254,7 @@
     <w:uiPriority w:val="99"/>
     <w:semiHidden/>
     <w:unhideWhenUsed/>
-    <w:rsid w:val="00E77C9A"/>
+    <w:rsid w:val="00704830"/>
     <w:pPr>
       <w:pBdr>
         <w:top w:val="single" w:sz="2" w:space="10" w:color="4D614C" w:themeColor="accent1"/>
@@ -3307,7 +3278,7 @@
     <w:uiPriority w:val="99"/>
     <w:semiHidden/>
     <w:unhideWhenUsed/>
-    <w:rsid w:val="00E77C9A"/>
+    <w:rsid w:val="00704830"/>
     <w:pPr>
       <w:spacing w:after="120"/>
     </w:pPr>
@@ -3318,7 +3289,7 @@
     <w:link w:val="BodyText"/>
     <w:uiPriority w:val="99"/>
     <w:semiHidden/>
-    <w:rsid w:val="00E77C9A"/>
+    <w:rsid w:val="00704830"/>
     <w:rPr>
       <w:color w:val="4D614C" w:themeColor="text1"/>
       <w:kern w:val="2"/>
@@ -3334,7 +3305,7 @@
     <w:uiPriority w:val="99"/>
     <w:semiHidden/>
     <w:unhideWhenUsed/>
-    <w:rsid w:val="00E77C9A"/>
+    <w:rsid w:val="00704830"/>
     <w:pPr>
       <w:spacing w:after="120" w:line="480" w:lineRule="auto"/>
     </w:pPr>
@@ -3345,7 +3316,7 @@
     <w:link w:val="BodyText2"/>
     <w:uiPriority w:val="99"/>
     <w:semiHidden/>
-    <w:rsid w:val="00E77C9A"/>
+    <w:rsid w:val="00704830"/>
     <w:rPr>
       <w:color w:val="4D614C" w:themeColor="text1"/>
       <w:kern w:val="2"/>
@@ -3361,7 +3332,7 @@
     <w:uiPriority w:val="99"/>
     <w:semiHidden/>
     <w:unhideWhenUsed/>
-    <w:rsid w:val="00E77C9A"/>
+    <w:rsid w:val="00704830"/>
     <w:pPr>
       <w:spacing w:after="120"/>
     </w:pPr>
@@ -3372,7 +3343,7 @@
     <w:link w:val="BodyText3"/>
     <w:uiPriority w:val="99"/>
     <w:semiHidden/>
-    <w:rsid w:val="00E77C9A"/>
+    <w:rsid w:val="00704830"/>
     <w:rPr>
       <w:color w:val="4D614C" w:themeColor="text1"/>
       <w:kern w:val="2"/>
@@ -3388,7 +3359,7 @@
     <w:uiPriority w:val="99"/>
     <w:semiHidden/>
     <w:unhideWhenUsed/>
-    <w:rsid w:val="00E77C9A"/>
+    <w:rsid w:val="00704830"/>
     <w:pPr>
       <w:spacing w:after="160"/>
       <w:ind w:firstLine="360"/>
@@ -3400,7 +3371,7 @@
     <w:link w:val="BodyTextFirstIndent"/>
     <w:uiPriority w:val="99"/>
     <w:semiHidden/>
-    <w:rsid w:val="00E77C9A"/>
+    <w:rsid w:val="00704830"/>
     <w:rPr>
       <w:color w:val="4D614C" w:themeColor="text1"/>
       <w:kern w:val="2"/>
@@ -3416,7 +3387,7 @@
     <w:uiPriority w:val="99"/>
     <w:semiHidden/>
     <w:unhideWhenUsed/>
-    <w:rsid w:val="00E77C9A"/>
+    <w:rsid w:val="00704830"/>
     <w:pPr>
       <w:spacing w:after="120"/>
       <w:ind w:left="360"/>
@@ -3428,7 +3399,7 @@
     <w:link w:val="BodyTextIndent"/>
     <w:uiPriority w:val="99"/>
     <w:semiHidden/>
-    <w:rsid w:val="00E77C9A"/>
+    <w:rsid w:val="00704830"/>
     <w:rPr>
       <w:color w:val="4D614C" w:themeColor="text1"/>
       <w:kern w:val="2"/>
@@ -3444,7 +3415,7 @@
     <w:uiPriority w:val="99"/>
     <w:semiHidden/>
     <w:unhideWhenUsed/>
-    <w:rsid w:val="00E77C9A"/>
+    <w:rsid w:val="00704830"/>
     <w:pPr>
       <w:spacing w:after="160"/>
       <w:ind w:firstLine="360"/>
@@ -3456,7 +3427,7 @@
     <w:link w:val="BodyTextFirstIndent2"/>
     <w:uiPriority w:val="99"/>
     <w:semiHidden/>
-    <w:rsid w:val="00E77C9A"/>
+    <w:rsid w:val="00704830"/>
     <w:rPr>
       <w:color w:val="4D614C" w:themeColor="text1"/>
       <w:kern w:val="2"/>
@@ -3472,7 +3443,7 @@
     <w:uiPriority w:val="99"/>
     <w:semiHidden/>
     <w:unhideWhenUsed/>
-    <w:rsid w:val="00E77C9A"/>
+    <w:rsid w:val="00704830"/>
     <w:pPr>
       <w:spacing w:after="120" w:line="480" w:lineRule="auto"/>
       <w:ind w:left="360"/>
@@ -3484,7 +3455,7 @@
     <w:link w:val="BodyTextIndent2"/>
     <w:uiPriority w:val="99"/>
     <w:semiHidden/>
-    <w:rsid w:val="00E77C9A"/>
+    <w:rsid w:val="00704830"/>
     <w:rPr>
       <w:color w:val="4D614C" w:themeColor="text1"/>
       <w:kern w:val="2"/>
@@ -3500,7 +3471,7 @@
     <w:uiPriority w:val="99"/>
     <w:semiHidden/>
     <w:unhideWhenUsed/>
-    <w:rsid w:val="00E77C9A"/>
+    <w:rsid w:val="00704830"/>
     <w:pPr>
       <w:spacing w:after="120"/>
       <w:ind w:left="360"/>
@@ -3512,7 +3483,7 @@
     <w:link w:val="BodyTextIndent3"/>
     <w:uiPriority w:val="99"/>
     <w:semiHidden/>
-    <w:rsid w:val="00E77C9A"/>
+    <w:rsid w:val="00704830"/>
     <w:rPr>
       <w:color w:val="4D614C" w:themeColor="text1"/>
       <w:kern w:val="2"/>
@@ -3529,7 +3500,7 @@
     <w:semiHidden/>
     <w:unhideWhenUsed/>
     <w:qFormat/>
-    <w:rsid w:val="00E77C9A"/>
+    <w:rsid w:val="00704830"/>
     <w:pPr>
       <w:spacing w:after="200" w:line="240" w:lineRule="auto"/>
     </w:pPr>
@@ -3546,7 +3517,7 @@
     <w:uiPriority w:val="73"/>
     <w:semiHidden/>
     <w:unhideWhenUsed/>
-    <w:rsid w:val="00E77C9A"/>
+    <w:rsid w:val="00704830"/>
     <w:pPr>
       <w:spacing w:after="0" w:line="240" w:lineRule="auto"/>
     </w:pPr>
@@ -3625,7 +3596,7 @@
     <w:uiPriority w:val="73"/>
     <w:semiHidden/>
     <w:unhideWhenUsed/>
-    <w:rsid w:val="00E77C9A"/>
+    <w:rsid w:val="00704830"/>
     <w:pPr>
       <w:spacing w:after="0" w:line="240" w:lineRule="auto"/>
     </w:pPr>
@@ -3704,7 +3675,7 @@
     <w:uiPriority w:val="73"/>
     <w:semiHidden/>
     <w:unhideWhenUsed/>
-    <w:rsid w:val="00E77C9A"/>
+    <w:rsid w:val="00704830"/>
     <w:pPr>
       <w:spacing w:after="0" w:line="240" w:lineRule="auto"/>
     </w:pPr>
@@ -3783,7 +3754,7 @@
     <w:uiPriority w:val="73"/>
     <w:semiHidden/>
     <w:unhideWhenUsed/>
-    <w:rsid w:val="00E77C9A"/>
+    <w:rsid w:val="00704830"/>
     <w:pPr>
       <w:spacing w:after="0" w:line="240" w:lineRule="auto"/>
     </w:pPr>
@@ -3862,7 +3833,7 @@
     <w:uiPriority w:val="73"/>
     <w:semiHidden/>
     <w:unhideWhenUsed/>
-    <w:rsid w:val="00E77C9A"/>
+    <w:rsid w:val="00704830"/>
     <w:pPr>
       <w:spacing w:after="0" w:line="240" w:lineRule="auto"/>
     </w:pPr>
@@ -3941,7 +3912,7 @@
     <w:uiPriority w:val="73"/>
     <w:semiHidden/>
     <w:unhideWhenUsed/>
-    <w:rsid w:val="00E77C9A"/>
+    <w:rsid w:val="00704830"/>
     <w:pPr>
       <w:spacing w:after="0" w:line="240" w:lineRule="auto"/>
     </w:pPr>
@@ -4020,7 +3991,7 @@
     <w:uiPriority w:val="73"/>
     <w:semiHidden/>
     <w:unhideWhenUsed/>
-    <w:rsid w:val="00E77C9A"/>
+    <w:rsid w:val="00704830"/>
     <w:pPr>
       <w:spacing w:after="0" w:line="240" w:lineRule="auto"/>
     </w:pPr>
@@ -4099,7 +4070,7 @@
     <w:uiPriority w:val="72"/>
     <w:semiHidden/>
     <w:unhideWhenUsed/>
-    <w:rsid w:val="00E77C9A"/>
+    <w:rsid w:val="00704830"/>
     <w:pPr>
       <w:spacing w:after="0" w:line="240" w:lineRule="auto"/>
     </w:pPr>
@@ -4184,7 +4155,7 @@
     <w:uiPriority w:val="72"/>
     <w:semiHidden/>
     <w:unhideWhenUsed/>
-    <w:rsid w:val="00E77C9A"/>
+    <w:rsid w:val="00704830"/>
     <w:pPr>
       <w:spacing w:after="0" w:line="240" w:lineRule="auto"/>
     </w:pPr>
@@ -4269,7 +4240,7 @@
     <w:uiPriority w:val="72"/>
     <w:semiHidden/>
     <w:unhideWhenUsed/>
-    <w:rsid w:val="00E77C9A"/>
+    <w:rsid w:val="00704830"/>
     <w:pPr>
       <w:spacing w:after="0" w:line="240" w:lineRule="auto"/>
     </w:pPr>
@@ -4354,7 +4325,7 @@
     <w:uiPriority w:val="72"/>
     <w:semiHidden/>
     <w:unhideWhenUsed/>
-    <w:rsid w:val="00E77C9A"/>
+    <w:rsid w:val="00704830"/>
     <w:pPr>
       <w:spacing w:after="0" w:line="240" w:lineRule="auto"/>
     </w:pPr>
@@ -4439,7 +4410,7 @@
     <w:uiPriority w:val="72"/>
     <w:semiHidden/>
     <w:unhideWhenUsed/>
-    <w:rsid w:val="00E77C9A"/>
+    <w:rsid w:val="00704830"/>
     <w:pPr>
       <w:spacing w:after="0" w:line="240" w:lineRule="auto"/>
     </w:pPr>
@@ -4524,7 +4495,7 @@
     <w:uiPriority w:val="72"/>
     <w:semiHidden/>
     <w:unhideWhenUsed/>
-    <w:rsid w:val="00E77C9A"/>
+    <w:rsid w:val="00704830"/>
     <w:pPr>
       <w:spacing w:after="0" w:line="240" w:lineRule="auto"/>
     </w:pPr>
@@ -4609,7 +4580,7 @@
     <w:uiPriority w:val="72"/>
     <w:semiHidden/>
     <w:unhideWhenUsed/>
-    <w:rsid w:val="00E77C9A"/>
+    <w:rsid w:val="00704830"/>
     <w:pPr>
       <w:spacing w:after="0" w:line="240" w:lineRule="auto"/>
     </w:pPr>
@@ -4694,7 +4665,7 @@
     <w:uiPriority w:val="71"/>
     <w:semiHidden/>
     <w:unhideWhenUsed/>
-    <w:rsid w:val="00E77C9A"/>
+    <w:rsid w:val="00704830"/>
     <w:pPr>
       <w:spacing w:after="0" w:line="240" w:lineRule="auto"/>
     </w:pPr>
@@ -4815,7 +4786,7 @@
     <w:uiPriority w:val="71"/>
     <w:semiHidden/>
     <w:unhideWhenUsed/>
-    <w:rsid w:val="00E77C9A"/>
+    <w:rsid w:val="00704830"/>
     <w:pPr>
       <w:spacing w:after="0" w:line="240" w:lineRule="auto"/>
     </w:pPr>
@@ -4936,7 +4907,7 @@
     <w:uiPriority w:val="71"/>
     <w:semiHidden/>
     <w:unhideWhenUsed/>
-    <w:rsid w:val="00E77C9A"/>
+    <w:rsid w:val="00704830"/>
     <w:pPr>
       <w:spacing w:after="0" w:line="240" w:lineRule="auto"/>
     </w:pPr>
@@ -5057,7 +5028,7 @@
     <w:uiPriority w:val="71"/>
     <w:semiHidden/>
     <w:unhideWhenUsed/>
-    <w:rsid w:val="00E77C9A"/>
+    <w:rsid w:val="00704830"/>
     <w:pPr>
       <w:spacing w:after="0" w:line="240" w:lineRule="auto"/>
     </w:pPr>
@@ -5168,7 +5139,7 @@
     <w:uiPriority w:val="71"/>
     <w:semiHidden/>
     <w:unhideWhenUsed/>
-    <w:rsid w:val="00E77C9A"/>
+    <w:rsid w:val="00704830"/>
     <w:pPr>
       <w:spacing w:after="0" w:line="240" w:lineRule="auto"/>
     </w:pPr>
@@ -5289,7 +5260,7 @@
     <w:uiPriority w:val="71"/>
     <w:semiHidden/>
     <w:unhideWhenUsed/>
-    <w:rsid w:val="00E77C9A"/>
+    <w:rsid w:val="00704830"/>
     <w:pPr>
       <w:spacing w:after="0" w:line="240" w:lineRule="auto"/>
     </w:pPr>
@@ -5410,7 +5381,7 @@
     <w:uiPriority w:val="71"/>
     <w:semiHidden/>
     <w:unhideWhenUsed/>
-    <w:rsid w:val="00E77C9A"/>
+    <w:rsid w:val="00704830"/>
     <w:pPr>
       <w:spacing w:after="0" w:line="240" w:lineRule="auto"/>
     </w:pPr>
@@ -5531,7 +5502,7 @@
     <w:uiPriority w:val="99"/>
     <w:semiHidden/>
     <w:unhideWhenUsed/>
-    <w:rsid w:val="00E77C9A"/>
+    <w:rsid w:val="00704830"/>
     <w:rPr>
       <w:sz w:val="16"/>
       <w:szCs w:val="16"/>
@@ -5544,7 +5515,7 @@
     <w:uiPriority w:val="99"/>
     <w:semiHidden/>
     <w:unhideWhenUsed/>
-    <w:rsid w:val="00E77C9A"/>
+    <w:rsid w:val="00704830"/>
     <w:pPr>
       <w:spacing w:line="240" w:lineRule="auto"/>
     </w:pPr>
@@ -5558,7 +5529,7 @@
     <w:link w:val="CommentText"/>
     <w:uiPriority w:val="99"/>
     <w:semiHidden/>
-    <w:rsid w:val="00E77C9A"/>
+    <w:rsid w:val="00704830"/>
     <w:rPr>
       <w:color w:val="4D614C" w:themeColor="text1"/>
       <w:kern w:val="2"/>
@@ -5575,7 +5546,7 @@
     <w:uiPriority w:val="99"/>
     <w:semiHidden/>
     <w:unhideWhenUsed/>
-    <w:rsid w:val="00E77C9A"/>
+    <w:rsid w:val="00704830"/>
     <w:rPr>
       <w:b/>
       <w:bCs/>
@@ -5587,7 +5558,7 @@
     <w:link w:val="CommentSubject"/>
     <w:uiPriority w:val="99"/>
     <w:semiHidden/>
-    <w:rsid w:val="00E77C9A"/>
+    <w:rsid w:val="00704830"/>
     <w:rPr>
       <w:b/>
       <w:bCs/>
@@ -5604,7 +5575,7 @@
     <w:uiPriority w:val="70"/>
     <w:semiHidden/>
     <w:unhideWhenUsed/>
-    <w:rsid w:val="00E77C9A"/>
+    <w:rsid w:val="00704830"/>
     <w:pPr>
       <w:spacing w:after="0" w:line="240" w:lineRule="auto"/>
     </w:pPr>
@@ -5717,7 +5688,7 @@
     <w:uiPriority w:val="70"/>
     <w:semiHidden/>
     <w:unhideWhenUsed/>
-    <w:rsid w:val="00E77C9A"/>
+    <w:rsid w:val="00704830"/>
     <w:pPr>
       <w:spacing w:after="0" w:line="240" w:lineRule="auto"/>
     </w:pPr>
@@ -5830,7 +5801,7 @@
     <w:uiPriority w:val="70"/>
     <w:semiHidden/>
     <w:unhideWhenUsed/>
-    <w:rsid w:val="00E77C9A"/>
+    <w:rsid w:val="00704830"/>
     <w:pPr>
       <w:spacing w:after="0" w:line="240" w:lineRule="auto"/>
     </w:pPr>
@@ -5943,7 +5914,7 @@
     <w:uiPriority w:val="70"/>
     <w:semiHidden/>
     <w:unhideWhenUsed/>
-    <w:rsid w:val="00E77C9A"/>
+    <w:rsid w:val="00704830"/>
     <w:pPr>
       <w:spacing w:after="0" w:line="240" w:lineRule="auto"/>
     </w:pPr>
@@ -6056,7 +6027,7 @@
     <w:uiPriority w:val="70"/>
     <w:semiHidden/>
     <w:unhideWhenUsed/>
-    <w:rsid w:val="00E77C9A"/>
+    <w:rsid w:val="00704830"/>
     <w:pPr>
       <w:spacing w:after="0" w:line="240" w:lineRule="auto"/>
     </w:pPr>
@@ -6169,7 +6140,7 @@
     <w:uiPriority w:val="70"/>
     <w:semiHidden/>
     <w:unhideWhenUsed/>
-    <w:rsid w:val="00E77C9A"/>
+    <w:rsid w:val="00704830"/>
     <w:pPr>
       <w:spacing w:after="0" w:line="240" w:lineRule="auto"/>
     </w:pPr>
@@ -6282,7 +6253,7 @@
     <w:uiPriority w:val="70"/>
     <w:semiHidden/>
     <w:unhideWhenUsed/>
-    <w:rsid w:val="00E77C9A"/>
+    <w:rsid w:val="00704830"/>
     <w:pPr>
       <w:spacing w:after="0" w:line="240" w:lineRule="auto"/>
     </w:pPr>
@@ -6397,7 +6368,7 @@
     <w:uiPriority w:val="99"/>
     <w:semiHidden/>
     <w:unhideWhenUsed/>
-    <w:rsid w:val="00E77C9A"/>
+    <w:rsid w:val="00704830"/>
   </w:style>
   <w:style w:type="character" w:customStyle="1" w:styleId="DateChar">
     <w:name w:val="Date Char"/>
@@ -6405,7 +6376,7 @@
     <w:link w:val="Date"/>
     <w:uiPriority w:val="99"/>
     <w:semiHidden/>
-    <w:rsid w:val="00E77C9A"/>
+    <w:rsid w:val="00704830"/>
     <w:rPr>
       <w:color w:val="4D614C" w:themeColor="text1"/>
       <w:kern w:val="2"/>
@@ -6421,7 +6392,7 @@
     <w:uiPriority w:val="99"/>
     <w:semiHidden/>
     <w:unhideWhenUsed/>
-    <w:rsid w:val="00E77C9A"/>
+    <w:rsid w:val="00704830"/>
     <w:pPr>
       <w:spacing w:after="0" w:line="240" w:lineRule="auto"/>
     </w:pPr>
@@ -6432,7 +6403,7 @@
     <w:link w:val="DocumentMap"/>
     <w:uiPriority w:val="99"/>
     <w:semiHidden/>
-    <w:rsid w:val="00E77C9A"/>
+    <w:rsid w:val="00704830"/>
     <w:rPr>
       <w:color w:val="4D614C" w:themeColor="text1"/>
       <w:kern w:val="2"/>
@@ -6448,7 +6419,7 @@
     <w:uiPriority w:val="99"/>
     <w:semiHidden/>
     <w:unhideWhenUsed/>
-    <w:rsid w:val="00E77C9A"/>
+    <w:rsid w:val="00704830"/>
     <w:pPr>
       <w:spacing w:after="0" w:line="240" w:lineRule="auto"/>
     </w:pPr>
@@ -6459,7 +6430,7 @@
     <w:link w:val="E-mailSignature"/>
     <w:uiPriority w:val="99"/>
     <w:semiHidden/>
-    <w:rsid w:val="00E77C9A"/>
+    <w:rsid w:val="00704830"/>
     <w:rPr>
       <w:color w:val="4D614C" w:themeColor="text1"/>
       <w:kern w:val="2"/>
@@ -6474,7 +6445,7 @@
     <w:uiPriority w:val="99"/>
     <w:semiHidden/>
     <w:unhideWhenUsed/>
-    <w:rsid w:val="00E77C9A"/>
+    <w:rsid w:val="00704830"/>
     <w:rPr>
       <w:sz w:val="16"/>
       <w:vertAlign w:val="superscript"/>
@@ -6487,7 +6458,7 @@
     <w:uiPriority w:val="99"/>
     <w:semiHidden/>
     <w:unhideWhenUsed/>
-    <w:rsid w:val="00E77C9A"/>
+    <w:rsid w:val="00704830"/>
     <w:pPr>
       <w:spacing w:after="0" w:line="240" w:lineRule="auto"/>
     </w:pPr>
@@ -6501,7 +6472,7 @@
     <w:link w:val="EndnoteText"/>
     <w:uiPriority w:val="99"/>
     <w:semiHidden/>
-    <w:rsid w:val="00E77C9A"/>
+    <w:rsid w:val="00704830"/>
     <w:rPr>
       <w:color w:val="4D614C" w:themeColor="text1"/>
       <w:kern w:val="2"/>
@@ -6516,7 +6487,7 @@
     <w:uiPriority w:val="99"/>
     <w:semiHidden/>
     <w:unhideWhenUsed/>
-    <w:rsid w:val="00E77C9A"/>
+    <w:rsid w:val="00704830"/>
     <w:pPr>
       <w:framePr w:w="7920" w:h="1980" w:hRule="exact" w:hSpace="180" w:wrap="auto" w:hAnchor="page" w:xAlign="center" w:yAlign="bottom"/>
       <w:spacing w:after="0" w:line="240" w:lineRule="auto"/>
@@ -6532,7 +6503,7 @@
     <w:uiPriority w:val="99"/>
     <w:semiHidden/>
     <w:unhideWhenUsed/>
-    <w:rsid w:val="00E77C9A"/>
+    <w:rsid w:val="00704830"/>
     <w:pPr>
       <w:spacing w:after="0" w:line="240" w:lineRule="auto"/>
     </w:pPr>
@@ -6547,7 +6518,7 @@
     <w:uiPriority w:val="99"/>
     <w:semiHidden/>
     <w:unhideWhenUsed/>
-    <w:rsid w:val="00E77C9A"/>
+    <w:rsid w:val="00704830"/>
     <w:rPr>
       <w:color w:val="4D614C" w:themeColor="followedHyperlink"/>
       <w:sz w:val="16"/>
@@ -6560,7 +6531,7 @@
     <w:uiPriority w:val="99"/>
     <w:semiHidden/>
     <w:unhideWhenUsed/>
-    <w:rsid w:val="00E77C9A"/>
+    <w:rsid w:val="00704830"/>
     <w:rPr>
       <w:sz w:val="16"/>
       <w:vertAlign w:val="superscript"/>
@@ -6573,7 +6544,7 @@
     <w:uiPriority w:val="99"/>
     <w:semiHidden/>
     <w:unhideWhenUsed/>
-    <w:rsid w:val="00E77C9A"/>
+    <w:rsid w:val="00704830"/>
     <w:pPr>
       <w:spacing w:after="0" w:line="240" w:lineRule="auto"/>
     </w:pPr>
@@ -6587,7 +6558,7 @@
     <w:link w:val="FootnoteText"/>
     <w:uiPriority w:val="99"/>
     <w:semiHidden/>
-    <w:rsid w:val="00E77C9A"/>
+    <w:rsid w:val="00704830"/>
     <w:rPr>
       <w:color w:val="4D614C" w:themeColor="text1"/>
       <w:kern w:val="2"/>
@@ -6600,7 +6571,7 @@
     <w:name w:val="Grid Table 1 Light"/>
     <w:basedOn w:val="TableNormal"/>
     <w:uiPriority w:val="46"/>
-    <w:rsid w:val="00E77C9A"/>
+    <w:rsid w:val="00704830"/>
     <w:pPr>
       <w:spacing w:after="0" w:line="240" w:lineRule="auto"/>
     </w:pPr>
@@ -6663,7 +6634,7 @@
     <w:name w:val="Grid Table 1 Light Accent 1"/>
     <w:basedOn w:val="TableNormal"/>
     <w:uiPriority w:val="46"/>
-    <w:rsid w:val="00E77C9A"/>
+    <w:rsid w:val="00704830"/>
     <w:pPr>
       <w:spacing w:after="0" w:line="240" w:lineRule="auto"/>
     </w:pPr>
@@ -6726,7 +6697,7 @@
     <w:name w:val="Grid Table 1 Light Accent 2"/>
     <w:basedOn w:val="TableNormal"/>
     <w:uiPriority w:val="46"/>
-    <w:rsid w:val="00E77C9A"/>
+    <w:rsid w:val="00704830"/>
     <w:pPr>
       <w:spacing w:after="0" w:line="240" w:lineRule="auto"/>
     </w:pPr>
@@ -6789,7 +6760,7 @@
     <w:name w:val="Grid Table 1 Light Accent 3"/>
     <w:basedOn w:val="TableNormal"/>
     <w:uiPriority w:val="46"/>
-    <w:rsid w:val="00E77C9A"/>
+    <w:rsid w:val="00704830"/>
     <w:pPr>
       <w:spacing w:after="0" w:line="240" w:lineRule="auto"/>
     </w:pPr>
@@ -6852,7 +6823,7 @@
     <w:name w:val="Grid Table 1 Light Accent 4"/>
     <w:basedOn w:val="TableNormal"/>
     <w:uiPriority w:val="46"/>
-    <w:rsid w:val="00E77C9A"/>
+    <w:rsid w:val="00704830"/>
     <w:pPr>
       <w:spacing w:after="0" w:line="240" w:lineRule="auto"/>
     </w:pPr>
@@ -6915,7 +6886,7 @@
     <w:name w:val="Grid Table 1 Light Accent 5"/>
     <w:basedOn w:val="TableNormal"/>
     <w:uiPriority w:val="46"/>
-    <w:rsid w:val="00E77C9A"/>
+    <w:rsid w:val="00704830"/>
     <w:pPr>
       <w:spacing w:after="0" w:line="240" w:lineRule="auto"/>
     </w:pPr>
@@ -6978,7 +6949,7 @@
     <w:name w:val="Grid Table 1 Light Accent 6"/>
     <w:basedOn w:val="TableNormal"/>
     <w:uiPriority w:val="46"/>
-    <w:rsid w:val="00E77C9A"/>
+    <w:rsid w:val="00704830"/>
     <w:pPr>
       <w:spacing w:after="0" w:line="240" w:lineRule="auto"/>
     </w:pPr>
@@ -7041,7 +7012,7 @@
     <w:name w:val="Grid Table 2"/>
     <w:basedOn w:val="TableNormal"/>
     <w:uiPriority w:val="47"/>
-    <w:rsid w:val="00E77C9A"/>
+    <w:rsid w:val="00704830"/>
     <w:pPr>
       <w:spacing w:after="0" w:line="240" w:lineRule="auto"/>
     </w:pPr>
@@ -7122,7 +7093,7 @@
     <w:name w:val="Grid Table 2 Accent 1"/>
     <w:basedOn w:val="TableNormal"/>
     <w:uiPriority w:val="47"/>
-    <w:rsid w:val="00E77C9A"/>
+    <w:rsid w:val="00704830"/>
     <w:pPr>
       <w:spacing w:after="0" w:line="240" w:lineRule="auto"/>
     </w:pPr>
@@ -7203,7 +7174,7 @@
     <w:name w:val="Grid Table 2 Accent 2"/>
     <w:basedOn w:val="TableNormal"/>
     <w:uiPriority w:val="47"/>
-    <w:rsid w:val="00E77C9A"/>
+    <w:rsid w:val="00704830"/>
     <w:pPr>
       <w:spacing w:after="0" w:line="240" w:lineRule="auto"/>
     </w:pPr>
@@ -7284,7 +7255,7 @@
     <w:name w:val="Grid Table 2 Accent 3"/>
     <w:basedOn w:val="TableNormal"/>
     <w:uiPriority w:val="47"/>
-    <w:rsid w:val="00E77C9A"/>
+    <w:rsid w:val="00704830"/>
     <w:pPr>
       <w:spacing w:after="0" w:line="240" w:lineRule="auto"/>
     </w:pPr>
@@ -7365,7 +7336,7 @@
     <w:name w:val="Grid Table 2 Accent 4"/>
     <w:basedOn w:val="TableNormal"/>
     <w:uiPriority w:val="47"/>
-    <w:rsid w:val="00E77C9A"/>
+    <w:rsid w:val="00704830"/>
     <w:pPr>
       <w:spacing w:after="0" w:line="240" w:lineRule="auto"/>
     </w:pPr>
@@ -7446,7 +7417,7 @@
     <w:name w:val="Grid Table 2 Accent 5"/>
     <w:basedOn w:val="TableNormal"/>
     <w:uiPriority w:val="47"/>
-    <w:rsid w:val="00E77C9A"/>
+    <w:rsid w:val="00704830"/>
     <w:pPr>
       <w:spacing w:after="0" w:line="240" w:lineRule="auto"/>
     </w:pPr>
@@ -7527,7 +7498,7 @@
     <w:name w:val="Grid Table 2 Accent 6"/>
     <w:basedOn w:val="TableNormal"/>
     <w:uiPriority w:val="47"/>
-    <w:rsid w:val="00E77C9A"/>
+    <w:rsid w:val="00704830"/>
     <w:pPr>
       <w:spacing w:after="0" w:line="240" w:lineRule="auto"/>
     </w:pPr>
@@ -7608,7 +7579,7 @@
     <w:name w:val="Grid Table 3"/>
     <w:basedOn w:val="TableNormal"/>
     <w:uiPriority w:val="48"/>
-    <w:rsid w:val="00E77C9A"/>
+    <w:rsid w:val="00704830"/>
     <w:pPr>
       <w:spacing w:after="0" w:line="240" w:lineRule="auto"/>
     </w:pPr>
@@ -7750,7 +7721,7 @@
     <w:name w:val="Grid Table 3 Accent 1"/>
     <w:basedOn w:val="TableNormal"/>
     <w:uiPriority w:val="48"/>
-    <w:rsid w:val="00E77C9A"/>
+    <w:rsid w:val="00704830"/>
     <w:pPr>
       <w:spacing w:after="0" w:line="240" w:lineRule="auto"/>
     </w:pPr>
@@ -7892,7 +7863,7 @@
     <w:name w:val="Grid Table 3 Accent 2"/>
     <w:basedOn w:val="TableNormal"/>
     <w:uiPriority w:val="48"/>
-    <w:rsid w:val="00E77C9A"/>
+    <w:rsid w:val="00704830"/>
     <w:pPr>
       <w:spacing w:after="0" w:line="240" w:lineRule="auto"/>
     </w:pPr>
@@ -8034,7 +8005,7 @@
     <w:name w:val="Grid Table 3 Accent 3"/>
     <w:basedOn w:val="TableNormal"/>
     <w:uiPriority w:val="48"/>
-    <w:rsid w:val="00E77C9A"/>
+    <w:rsid w:val="00704830"/>
     <w:pPr>
       <w:spacing w:after="0" w:line="240" w:lineRule="auto"/>
     </w:pPr>
@@ -8176,7 +8147,7 @@
     <w:name w:val="Grid Table 3 Accent 4"/>
     <w:basedOn w:val="TableNormal"/>
     <w:uiPriority w:val="48"/>
-    <w:rsid w:val="00E77C9A"/>
+    <w:rsid w:val="00704830"/>
     <w:pPr>
       <w:spacing w:after="0" w:line="240" w:lineRule="auto"/>
     </w:pPr>
@@ -8318,7 +8289,7 @@
     <w:name w:val="Grid Table 3 Accent 5"/>
     <w:basedOn w:val="TableNormal"/>
     <w:uiPriority w:val="48"/>
-    <w:rsid w:val="00E77C9A"/>
+    <w:rsid w:val="00704830"/>
     <w:pPr>
       <w:spacing w:after="0" w:line="240" w:lineRule="auto"/>
     </w:pPr>
@@ -8460,7 +8431,7 @@
     <w:name w:val="Grid Table 3 Accent 6"/>
     <w:basedOn w:val="TableNormal"/>
     <w:uiPriority w:val="48"/>
-    <w:rsid w:val="00E77C9A"/>
+    <w:rsid w:val="00704830"/>
     <w:pPr>
       <w:spacing w:after="0" w:line="240" w:lineRule="auto"/>
     </w:pPr>
@@ -8602,7 +8573,7 @@
     <w:name w:val="Grid Table 4"/>
     <w:basedOn w:val="TableNormal"/>
     <w:uiPriority w:val="49"/>
-    <w:rsid w:val="00E77C9A"/>
+    <w:rsid w:val="00704830"/>
     <w:pPr>
       <w:spacing w:after="0" w:line="240" w:lineRule="auto"/>
     </w:pPr>
@@ -8684,7 +8655,7 @@
     <w:name w:val="Grid Table 4 Accent 1"/>
     <w:basedOn w:val="TableNormal"/>
     <w:uiPriority w:val="49"/>
-    <w:rsid w:val="00E77C9A"/>
+    <w:rsid w:val="00704830"/>
     <w:pPr>
       <w:spacing w:after="0" w:line="240" w:lineRule="auto"/>
     </w:pPr>
@@ -8766,7 +8737,7 @@
     <w:name w:val="Grid Table 4 Accent 2"/>
     <w:basedOn w:val="TableNormal"/>
     <w:uiPriority w:val="49"/>
-    <w:rsid w:val="00E77C9A"/>
+    <w:rsid w:val="00704830"/>
     <w:pPr>
       <w:spacing w:after="0" w:line="240" w:lineRule="auto"/>
     </w:pPr>
@@ -8848,7 +8819,7 @@
     <w:name w:val="Grid Table 4 Accent 3"/>
     <w:basedOn w:val="TableNormal"/>
     <w:uiPriority w:val="49"/>
-    <w:rsid w:val="00E77C9A"/>
+    <w:rsid w:val="00704830"/>
     <w:pPr>
       <w:spacing w:after="0" w:line="240" w:lineRule="auto"/>
     </w:pPr>
@@ -8930,7 +8901,7 @@
     <w:name w:val="Grid Table 4 Accent 4"/>
     <w:basedOn w:val="TableNormal"/>
     <w:uiPriority w:val="49"/>
-    <w:rsid w:val="00E77C9A"/>
+    <w:rsid w:val="00704830"/>
     <w:pPr>
       <w:spacing w:after="0" w:line="240" w:lineRule="auto"/>
     </w:pPr>
@@ -9012,7 +8983,7 @@
     <w:name w:val="Grid Table 4 Accent 5"/>
     <w:basedOn w:val="TableNormal"/>
     <w:uiPriority w:val="49"/>
-    <w:rsid w:val="00E77C9A"/>
+    <w:rsid w:val="00704830"/>
     <w:pPr>
       <w:spacing w:after="0" w:line="240" w:lineRule="auto"/>
     </w:pPr>
@@ -9094,7 +9065,7 @@
     <w:name w:val="Grid Table 4 Accent 6"/>
     <w:basedOn w:val="TableNormal"/>
     <w:uiPriority w:val="49"/>
-    <w:rsid w:val="00E77C9A"/>
+    <w:rsid w:val="00704830"/>
     <w:pPr>
       <w:spacing w:after="0" w:line="240" w:lineRule="auto"/>
     </w:pPr>
@@ -9176,7 +9147,7 @@
     <w:name w:val="Grid Table 5 Dark"/>
     <w:basedOn w:val="TableNormal"/>
     <w:uiPriority w:val="50"/>
-    <w:rsid w:val="00E77C9A"/>
+    <w:rsid w:val="00704830"/>
     <w:pPr>
       <w:spacing w:after="0" w:line="240" w:lineRule="auto"/>
     </w:pPr>
@@ -9288,7 +9259,7 @@
     <w:name w:val="Grid Table 5 Dark Accent 1"/>
     <w:basedOn w:val="TableNormal"/>
     <w:uiPriority w:val="50"/>
-    <w:rsid w:val="00E77C9A"/>
+    <w:rsid w:val="00704830"/>
     <w:pPr>
       <w:spacing w:after="0" w:line="240" w:lineRule="auto"/>
     </w:pPr>
@@ -9400,7 +9371,7 @@
     <w:name w:val="Grid Table 5 Dark Accent 2"/>
     <w:basedOn w:val="TableNormal"/>
     <w:uiPriority w:val="50"/>
-    <w:rsid w:val="00E77C9A"/>
+    <w:rsid w:val="00704830"/>
     <w:pPr>
       <w:spacing w:after="0" w:line="240" w:lineRule="auto"/>
     </w:pPr>
@@ -9512,7 +9483,7 @@
     <w:name w:val="Grid Table 5 Dark Accent 3"/>
     <w:basedOn w:val="TableNormal"/>
     <w:uiPriority w:val="50"/>
-    <w:rsid w:val="00E77C9A"/>
+    <w:rsid w:val="00704830"/>
     <w:pPr>
       <w:spacing w:after="0" w:line="240" w:lineRule="auto"/>
     </w:pPr>
@@ -9624,7 +9595,7 @@
     <w:name w:val="Grid Table 5 Dark Accent 4"/>
     <w:basedOn w:val="TableNormal"/>
     <w:uiPriority w:val="50"/>
-    <w:rsid w:val="00E77C9A"/>
+    <w:rsid w:val="00704830"/>
     <w:pPr>
       <w:spacing w:after="0" w:line="240" w:lineRule="auto"/>
     </w:pPr>
@@ -9736,7 +9707,7 @@
     <w:name w:val="Grid Table 5 Dark Accent 5"/>
     <w:basedOn w:val="TableNormal"/>
     <w:uiPriority w:val="50"/>
-    <w:rsid w:val="00E77C9A"/>
+    <w:rsid w:val="00704830"/>
     <w:pPr>
       <w:spacing w:after="0" w:line="240" w:lineRule="auto"/>
     </w:pPr>
@@ -9848,7 +9819,7 @@
     <w:name w:val="Grid Table 5 Dark Accent 6"/>
     <w:basedOn w:val="TableNormal"/>
     <w:uiPriority w:val="50"/>
-    <w:rsid w:val="00E77C9A"/>
+    <w:rsid w:val="00704830"/>
     <w:pPr>
       <w:spacing w:after="0" w:line="240" w:lineRule="auto"/>
     </w:pPr>
@@ -9960,7 +9931,7 @@
     <w:name w:val="Grid Table 6 Colorful"/>
     <w:basedOn w:val="TableNormal"/>
     <w:uiPriority w:val="51"/>
-    <w:rsid w:val="00E77C9A"/>
+    <w:rsid w:val="00704830"/>
     <w:pPr>
       <w:spacing w:after="0" w:line="240" w:lineRule="auto"/>
     </w:pPr>
@@ -10036,7 +10007,7 @@
     <w:name w:val="Grid Table 6 Colorful Accent 1"/>
     <w:basedOn w:val="TableNormal"/>
     <w:uiPriority w:val="51"/>
-    <w:rsid w:val="00E77C9A"/>
+    <w:rsid w:val="00704830"/>
     <w:pPr>
       <w:spacing w:after="0" w:line="240" w:lineRule="auto"/>
     </w:pPr>
@@ -10112,7 +10083,7 @@
     <w:name w:val="Grid Table 6 Colorful Accent 2"/>
     <w:basedOn w:val="TableNormal"/>
     <w:uiPriority w:val="51"/>
-    <w:rsid w:val="00E77C9A"/>
+    <w:rsid w:val="00704830"/>
     <w:pPr>
       <w:spacing w:after="0" w:line="240" w:lineRule="auto"/>
     </w:pPr>
@@ -10188,7 +10159,7 @@
     <w:name w:val="Grid Table 6 Colorful Accent 3"/>
     <w:basedOn w:val="TableNormal"/>
     <w:uiPriority w:val="51"/>
-    <w:rsid w:val="00E77C9A"/>
+    <w:rsid w:val="00704830"/>
     <w:pPr>
       <w:spacing w:after="0" w:line="240" w:lineRule="auto"/>
     </w:pPr>
@@ -10264,7 +10235,7 @@
     <w:name w:val="Grid Table 6 Colorful Accent 4"/>
     <w:basedOn w:val="TableNormal"/>
     <w:uiPriority w:val="51"/>
-    <w:rsid w:val="00E77C9A"/>
+    <w:rsid w:val="00704830"/>
     <w:pPr>
       <w:spacing w:after="0" w:line="240" w:lineRule="auto"/>
     </w:pPr>
@@ -10340,7 +10311,7 @@
     <w:name w:val="Grid Table 6 Colorful Accent 5"/>
     <w:basedOn w:val="TableNormal"/>
     <w:uiPriority w:val="51"/>
-    <w:rsid w:val="00E77C9A"/>
+    <w:rsid w:val="00704830"/>
     <w:pPr>
       <w:spacing w:after="0" w:line="240" w:lineRule="auto"/>
     </w:pPr>
@@ -10416,7 +10387,7 @@
     <w:name w:val="Grid Table 6 Colorful Accent 6"/>
     <w:basedOn w:val="TableNormal"/>
     <w:uiPriority w:val="51"/>
-    <w:rsid w:val="00E77C9A"/>
+    <w:rsid w:val="00704830"/>
     <w:pPr>
       <w:spacing w:after="0" w:line="240" w:lineRule="auto"/>
     </w:pPr>
@@ -10492,7 +10463,7 @@
     <w:name w:val="Grid Table 7 Colorful"/>
     <w:basedOn w:val="TableNormal"/>
     <w:uiPriority w:val="52"/>
-    <w:rsid w:val="00E77C9A"/>
+    <w:rsid w:val="00704830"/>
     <w:pPr>
       <w:spacing w:after="0" w:line="240" w:lineRule="auto"/>
     </w:pPr>
@@ -10635,7 +10606,7 @@
     <w:name w:val="Grid Table 7 Colorful Accent 1"/>
     <w:basedOn w:val="TableNormal"/>
     <w:uiPriority w:val="52"/>
-    <w:rsid w:val="00E77C9A"/>
+    <w:rsid w:val="00704830"/>
     <w:pPr>
       <w:spacing w:after="0" w:line="240" w:lineRule="auto"/>
     </w:pPr>
@@ -10778,7 +10749,7 @@
     <w:name w:val="Grid Table 7 Colorful Accent 2"/>
     <w:basedOn w:val="TableNormal"/>
     <w:uiPriority w:val="52"/>
-    <w:rsid w:val="00E77C9A"/>
+    <w:rsid w:val="00704830"/>
     <w:pPr>
       <w:spacing w:after="0" w:line="240" w:lineRule="auto"/>
     </w:pPr>
@@ -10921,7 +10892,7 @@
     <w:name w:val="Grid Table 7 Colorful Accent 3"/>
     <w:basedOn w:val="TableNormal"/>
     <w:uiPriority w:val="52"/>
-    <w:rsid w:val="00E77C9A"/>
+    <w:rsid w:val="00704830"/>
     <w:pPr>
       <w:spacing w:after="0" w:line="240" w:lineRule="auto"/>
     </w:pPr>
@@ -11064,7 +11035,7 @@
     <w:name w:val="Grid Table 7 Colorful Accent 4"/>
     <w:basedOn w:val="TableNormal"/>
     <w:uiPriority w:val="52"/>
-    <w:rsid w:val="00E77C9A"/>
+    <w:rsid w:val="00704830"/>
     <w:pPr>
       <w:spacing w:after="0" w:line="240" w:lineRule="auto"/>
     </w:pPr>
@@ -11207,7 +11178,7 @@
     <w:name w:val="Grid Table 7 Colorful Accent 5"/>
     <w:basedOn w:val="TableNormal"/>
     <w:uiPriority w:val="52"/>
-    <w:rsid w:val="00E77C9A"/>
+    <w:rsid w:val="00704830"/>
     <w:pPr>
       <w:spacing w:after="0" w:line="240" w:lineRule="auto"/>
     </w:pPr>
@@ -11350,7 +11321,7 @@
     <w:name w:val="Grid Table 7 Colorful Accent 6"/>
     <w:basedOn w:val="TableNormal"/>
     <w:uiPriority w:val="52"/>
-    <w:rsid w:val="00E77C9A"/>
+    <w:rsid w:val="00704830"/>
     <w:pPr>
       <w:spacing w:after="0" w:line="240" w:lineRule="auto"/>
     </w:pPr>
@@ -11495,7 +11466,7 @@
     <w:uiPriority w:val="99"/>
     <w:semiHidden/>
     <w:unhideWhenUsed/>
-    <w:rsid w:val="00E77C9A"/>
+    <w:rsid w:val="00704830"/>
     <w:rPr>
       <w:color w:val="2B579A"/>
       <w:sz w:val="16"/>
@@ -11508,7 +11479,7 @@
     <w:uiPriority w:val="99"/>
     <w:semiHidden/>
     <w:unhideWhenUsed/>
-    <w:rsid w:val="00E77C9A"/>
+    <w:rsid w:val="00704830"/>
     <w:rPr>
       <w:sz w:val="16"/>
     </w:rPr>
@@ -11520,7 +11491,7 @@
     <w:uiPriority w:val="99"/>
     <w:semiHidden/>
     <w:unhideWhenUsed/>
-    <w:rsid w:val="00E77C9A"/>
+    <w:rsid w:val="00704830"/>
     <w:pPr>
       <w:spacing w:after="0" w:line="240" w:lineRule="auto"/>
     </w:pPr>
@@ -11535,7 +11506,7 @@
     <w:link w:val="HTMLAddress"/>
     <w:uiPriority w:val="99"/>
     <w:semiHidden/>
-    <w:rsid w:val="00E77C9A"/>
+    <w:rsid w:val="00704830"/>
     <w:rPr>
       <w:i/>
       <w:iCs/>
@@ -11552,7 +11523,7 @@
     <w:uiPriority w:val="99"/>
     <w:semiHidden/>
     <w:unhideWhenUsed/>
-    <w:rsid w:val="00E77C9A"/>
+    <w:rsid w:val="00704830"/>
     <w:rPr>
       <w:i/>
       <w:iCs/>
@@ -11565,7 +11536,7 @@
     <w:uiPriority w:val="99"/>
     <w:semiHidden/>
     <w:unhideWhenUsed/>
-    <w:rsid w:val="00E77C9A"/>
+    <w:rsid w:val="00704830"/>
     <w:rPr>
       <w:rFonts w:ascii="Consolas" w:hAnsi="Consolas"/>
       <w:sz w:val="16"/>
@@ -11578,7 +11549,7 @@
     <w:uiPriority w:val="99"/>
     <w:semiHidden/>
     <w:unhideWhenUsed/>
-    <w:rsid w:val="00E77C9A"/>
+    <w:rsid w:val="00704830"/>
     <w:rPr>
       <w:i/>
       <w:iCs/>
@@ -11591,7 +11562,7 @@
     <w:uiPriority w:val="99"/>
     <w:semiHidden/>
     <w:unhideWhenUsed/>
-    <w:rsid w:val="00E77C9A"/>
+    <w:rsid w:val="00704830"/>
     <w:rPr>
       <w:rFonts w:ascii="Consolas" w:hAnsi="Consolas"/>
       <w:sz w:val="16"/>
@@ -11605,7 +11576,7 @@
     <w:uiPriority w:val="99"/>
     <w:semiHidden/>
     <w:unhideWhenUsed/>
-    <w:rsid w:val="00E77C9A"/>
+    <w:rsid w:val="00704830"/>
     <w:pPr>
       <w:spacing w:after="0" w:line="240" w:lineRule="auto"/>
     </w:pPr>
@@ -11620,7 +11591,7 @@
     <w:link w:val="HTMLPreformatted"/>
     <w:uiPriority w:val="99"/>
     <w:semiHidden/>
-    <w:rsid w:val="00E77C9A"/>
+    <w:rsid w:val="00704830"/>
     <w:rPr>
       <w:rFonts w:ascii="Consolas" w:hAnsi="Consolas"/>
       <w:color w:val="4D614C" w:themeColor="text1"/>
@@ -11636,7 +11607,7 @@
     <w:uiPriority w:val="99"/>
     <w:semiHidden/>
     <w:unhideWhenUsed/>
-    <w:rsid w:val="00E77C9A"/>
+    <w:rsid w:val="00704830"/>
     <w:rPr>
       <w:rFonts w:ascii="Consolas" w:hAnsi="Consolas"/>
       <w:sz w:val="16"/>
@@ -11649,7 +11620,7 @@
     <w:uiPriority w:val="99"/>
     <w:semiHidden/>
     <w:unhideWhenUsed/>
-    <w:rsid w:val="00E77C9A"/>
+    <w:rsid w:val="00704830"/>
     <w:rPr>
       <w:rFonts w:ascii="Consolas" w:hAnsi="Consolas"/>
       <w:sz w:val="16"/>
@@ -11662,7 +11633,7 @@
     <w:uiPriority w:val="99"/>
     <w:semiHidden/>
     <w:unhideWhenUsed/>
-    <w:rsid w:val="00E77C9A"/>
+    <w:rsid w:val="00704830"/>
     <w:rPr>
       <w:i/>
       <w:iCs/>
@@ -11676,7 +11647,7 @@
     <w:semiHidden/>
     <w:unhideWhenUsed/>
     <w:qFormat/>
-    <w:rsid w:val="00E77C9A"/>
+    <w:rsid w:val="00704830"/>
     <w:rPr>
       <w:color w:val="4D614C" w:themeColor="hyperlink"/>
       <w:sz w:val="16"/>
@@ -11691,7 +11662,7 @@
     <w:uiPriority w:val="99"/>
     <w:semiHidden/>
     <w:unhideWhenUsed/>
-    <w:rsid w:val="00E77C9A"/>
+    <w:rsid w:val="00704830"/>
     <w:pPr>
       <w:spacing w:after="0" w:line="240" w:lineRule="auto"/>
       <w:ind w:left="240" w:hanging="240"/>
@@ -11705,7 +11676,7 @@
     <w:uiPriority w:val="99"/>
     <w:semiHidden/>
     <w:unhideWhenUsed/>
-    <w:rsid w:val="00E77C9A"/>
+    <w:rsid w:val="00704830"/>
     <w:pPr>
       <w:spacing w:after="0" w:line="240" w:lineRule="auto"/>
       <w:ind w:left="480" w:hanging="240"/>
@@ -11719,7 +11690,7 @@
     <w:uiPriority w:val="99"/>
     <w:semiHidden/>
     <w:unhideWhenUsed/>
-    <w:rsid w:val="00E77C9A"/>
+    <w:rsid w:val="00704830"/>
     <w:pPr>
       <w:spacing w:after="0" w:line="240" w:lineRule="auto"/>
       <w:ind w:left="720" w:hanging="240"/>
@@ -11733,7 +11704,7 @@
     <w:uiPriority w:val="99"/>
     <w:semiHidden/>
     <w:unhideWhenUsed/>
-    <w:rsid w:val="00E77C9A"/>
+    <w:rsid w:val="00704830"/>
     <w:pPr>
       <w:spacing w:after="0" w:line="240" w:lineRule="auto"/>
       <w:ind w:left="960" w:hanging="240"/>
@@ -11747,7 +11718,7 @@
     <w:uiPriority w:val="99"/>
     <w:semiHidden/>
     <w:unhideWhenUsed/>
-    <w:rsid w:val="00E77C9A"/>
+    <w:rsid w:val="00704830"/>
     <w:pPr>
       <w:spacing w:after="0" w:line="240" w:lineRule="auto"/>
       <w:ind w:left="1200" w:hanging="240"/>
@@ -11761,7 +11732,7 @@
     <w:uiPriority w:val="99"/>
     <w:semiHidden/>
     <w:unhideWhenUsed/>
-    <w:rsid w:val="00E77C9A"/>
+    <w:rsid w:val="00704830"/>
     <w:pPr>
       <w:spacing w:after="0" w:line="240" w:lineRule="auto"/>
       <w:ind w:left="1440" w:hanging="240"/>
@@ -11775,7 +11746,7 @@
     <w:uiPriority w:val="99"/>
     <w:semiHidden/>
     <w:unhideWhenUsed/>
-    <w:rsid w:val="00E77C9A"/>
+    <w:rsid w:val="00704830"/>
     <w:pPr>
       <w:spacing w:after="0" w:line="240" w:lineRule="auto"/>
       <w:ind w:left="1680" w:hanging="240"/>
@@ -11789,7 +11760,7 @@
     <w:uiPriority w:val="99"/>
     <w:semiHidden/>
     <w:unhideWhenUsed/>
-    <w:rsid w:val="00E77C9A"/>
+    <w:rsid w:val="00704830"/>
     <w:pPr>
       <w:spacing w:after="0" w:line="240" w:lineRule="auto"/>
       <w:ind w:left="1920" w:hanging="240"/>
@@ -11803,7 +11774,7 @@
     <w:uiPriority w:val="99"/>
     <w:semiHidden/>
     <w:unhideWhenUsed/>
-    <w:rsid w:val="00E77C9A"/>
+    <w:rsid w:val="00704830"/>
     <w:pPr>
       <w:spacing w:after="0" w:line="240" w:lineRule="auto"/>
       <w:ind w:left="2160" w:hanging="240"/>
@@ -11816,7 +11787,7 @@
     <w:uiPriority w:val="99"/>
     <w:semiHidden/>
     <w:unhideWhenUsed/>
-    <w:rsid w:val="00E77C9A"/>
+    <w:rsid w:val="00704830"/>
     <w:rPr>
       <w:rFonts w:asciiTheme="majorHAnsi" w:eastAsiaTheme="majorEastAsia" w:hAnsiTheme="majorHAnsi" w:cstheme="majorBidi"/>
       <w:b/>
@@ -11829,7 +11800,7 @@
     <w:uiPriority w:val="62"/>
     <w:semiHidden/>
     <w:unhideWhenUsed/>
-    <w:rsid w:val="00E77C9A"/>
+    <w:rsid w:val="00704830"/>
     <w:pPr>
       <w:spacing w:after="0" w:line="240" w:lineRule="auto"/>
     </w:pPr>
@@ -11960,7 +11931,7 @@
     <w:uiPriority w:val="62"/>
     <w:semiHidden/>
     <w:unhideWhenUsed/>
-    <w:rsid w:val="00E77C9A"/>
+    <w:rsid w:val="00704830"/>
     <w:pPr>
       <w:spacing w:after="0" w:line="240" w:lineRule="auto"/>
     </w:pPr>
@@ -12091,7 +12062,7 @@
     <w:uiPriority w:val="62"/>
     <w:semiHidden/>
     <w:unhideWhenUsed/>
-    <w:rsid w:val="00E77C9A"/>
+    <w:rsid w:val="00704830"/>
     <w:pPr>
       <w:spacing w:after="0" w:line="240" w:lineRule="auto"/>
     </w:pPr>
@@ -12222,7 +12193,7 @@
     <w:uiPriority w:val="62"/>
     <w:semiHidden/>
     <w:unhideWhenUsed/>
-    <w:rsid w:val="00E77C9A"/>
+    <w:rsid w:val="00704830"/>
     <w:pPr>
       <w:spacing w:after="0" w:line="240" w:lineRule="auto"/>
     </w:pPr>
@@ -12353,7 +12324,7 @@
     <w:uiPriority w:val="62"/>
     <w:semiHidden/>
     <w:unhideWhenUsed/>
-    <w:rsid w:val="00E77C9A"/>
+    <w:rsid w:val="00704830"/>
     <w:pPr>
       <w:spacing w:after="0" w:line="240" w:lineRule="auto"/>
     </w:pPr>
@@ -12484,7 +12455,7 @@
     <w:uiPriority w:val="62"/>
     <w:semiHidden/>
     <w:unhideWhenUsed/>
-    <w:rsid w:val="00E77C9A"/>
+    <w:rsid w:val="00704830"/>
     <w:pPr>
       <w:spacing w:after="0" w:line="240" w:lineRule="auto"/>
     </w:pPr>
@@ -12615,7 +12586,7 @@
     <w:uiPriority w:val="62"/>
     <w:semiHidden/>
     <w:unhideWhenUsed/>
-    <w:rsid w:val="00E77C9A"/>
+    <w:rsid w:val="00704830"/>
     <w:pPr>
       <w:spacing w:after="0" w:line="240" w:lineRule="auto"/>
     </w:pPr>
@@ -12746,7 +12717,7 @@
     <w:uiPriority w:val="61"/>
     <w:semiHidden/>
     <w:unhideWhenUsed/>
-    <w:rsid w:val="00E77C9A"/>
+    <w:rsid w:val="00704830"/>
     <w:pPr>
       <w:spacing w:after="0" w:line="240" w:lineRule="auto"/>
     </w:pPr>
@@ -12839,7 +12810,7 @@
     <w:uiPriority w:val="61"/>
     <w:semiHidden/>
     <w:unhideWhenUsed/>
-    <w:rsid w:val="00E77C9A"/>
+    <w:rsid w:val="00704830"/>
     <w:pPr>
       <w:spacing w:after="0" w:line="240" w:lineRule="auto"/>
     </w:pPr>
@@ -12932,7 +12903,7 @@
     <w:uiPriority w:val="61"/>
     <w:semiHidden/>
     <w:unhideWhenUsed/>
-    <w:rsid w:val="00E77C9A"/>
+    <w:rsid w:val="00704830"/>
     <w:pPr>
       <w:spacing w:after="0" w:line="240" w:lineRule="auto"/>
     </w:pPr>
@@ -13025,7 +12996,7 @@
     <w:uiPriority w:val="61"/>
     <w:semiHidden/>
     <w:unhideWhenUsed/>
-    <w:rsid w:val="00E77C9A"/>
+    <w:rsid w:val="00704830"/>
     <w:pPr>
       <w:spacing w:after="0" w:line="240" w:lineRule="auto"/>
     </w:pPr>
@@ -13118,7 +13089,7 @@
     <w:uiPriority w:val="61"/>
     <w:semiHidden/>
     <w:unhideWhenUsed/>
-    <w:rsid w:val="00E77C9A"/>
+    <w:rsid w:val="00704830"/>
     <w:pPr>
       <w:spacing w:after="0" w:line="240" w:lineRule="auto"/>
     </w:pPr>
@@ -13211,7 +13182,7 @@
     <w:uiPriority w:val="61"/>
     <w:semiHidden/>
     <w:unhideWhenUsed/>
-    <w:rsid w:val="00E77C9A"/>
+    <w:rsid w:val="00704830"/>
     <w:pPr>
       <w:spacing w:after="0" w:line="240" w:lineRule="auto"/>
     </w:pPr>
@@ -13304,7 +13275,7 @@
     <w:uiPriority w:val="61"/>
     <w:semiHidden/>
     <w:unhideWhenUsed/>
-    <w:rsid w:val="00E77C9A"/>
+    <w:rsid w:val="00704830"/>
     <w:pPr>
       <w:spacing w:after="0" w:line="240" w:lineRule="auto"/>
     </w:pPr>
@@ -13397,7 +13368,7 @@
     <w:uiPriority w:val="60"/>
     <w:semiHidden/>
     <w:unhideWhenUsed/>
-    <w:rsid w:val="00E77C9A"/>
+    <w:rsid w:val="00704830"/>
     <w:pPr>
       <w:spacing w:after="0" w:line="240" w:lineRule="auto"/>
     </w:pPr>
@@ -13499,7 +13470,7 @@
     <w:uiPriority w:val="60"/>
     <w:semiHidden/>
     <w:unhideWhenUsed/>
-    <w:rsid w:val="00E77C9A"/>
+    <w:rsid w:val="00704830"/>
     <w:pPr>
       <w:spacing w:after="0" w:line="240" w:lineRule="auto"/>
     </w:pPr>
@@ -13601,7 +13572,7 @@
     <w:uiPriority w:val="60"/>
     <w:semiHidden/>
     <w:unhideWhenUsed/>
-    <w:rsid w:val="00E77C9A"/>
+    <w:rsid w:val="00704830"/>
     <w:pPr>
       <w:spacing w:after="0" w:line="240" w:lineRule="auto"/>
     </w:pPr>
@@ -13703,7 +13674,7 @@
     <w:uiPriority w:val="60"/>
     <w:semiHidden/>
     <w:unhideWhenUsed/>
-    <w:rsid w:val="00E77C9A"/>
+    <w:rsid w:val="00704830"/>
     <w:pPr>
       <w:spacing w:after="0" w:line="240" w:lineRule="auto"/>
     </w:pPr>
@@ -13805,7 +13776,7 @@
     <w:uiPriority w:val="60"/>
     <w:semiHidden/>
     <w:unhideWhenUsed/>
-    <w:rsid w:val="00E77C9A"/>
+    <w:rsid w:val="00704830"/>
     <w:pPr>
       <w:spacing w:after="0" w:line="240" w:lineRule="auto"/>
     </w:pPr>
@@ -13907,7 +13878,7 @@
     <w:uiPriority w:val="60"/>
     <w:semiHidden/>
     <w:unhideWhenUsed/>
-    <w:rsid w:val="00E77C9A"/>
+    <w:rsid w:val="00704830"/>
     <w:pPr>
       <w:spacing w:after="0" w:line="240" w:lineRule="auto"/>
     </w:pPr>
@@ -14009,7 +13980,7 @@
     <w:uiPriority w:val="60"/>
     <w:semiHidden/>
     <w:unhideWhenUsed/>
-    <w:rsid w:val="00E77C9A"/>
+    <w:rsid w:val="00704830"/>
     <w:pPr>
       <w:spacing w:after="0" w:line="240" w:lineRule="auto"/>
     </w:pPr>
@@ -14111,7 +14082,7 @@
     <w:uiPriority w:val="99"/>
     <w:semiHidden/>
     <w:unhideWhenUsed/>
-    <w:rsid w:val="00E77C9A"/>
+    <w:rsid w:val="00704830"/>
     <w:rPr>
       <w:sz w:val="16"/>
     </w:rPr>
@@ -14122,7 +14093,7 @@
     <w:uiPriority w:val="99"/>
     <w:semiHidden/>
     <w:unhideWhenUsed/>
-    <w:rsid w:val="00E77C9A"/>
+    <w:rsid w:val="00704830"/>
     <w:pPr>
       <w:ind w:left="360" w:hanging="360"/>
       <w:contextualSpacing/>
@@ -14134,7 +14105,7 @@
     <w:uiPriority w:val="99"/>
     <w:semiHidden/>
     <w:unhideWhenUsed/>
-    <w:rsid w:val="00E77C9A"/>
+    <w:rsid w:val="00704830"/>
     <w:pPr>
       <w:ind w:left="720" w:hanging="360"/>
       <w:contextualSpacing/>
@@ -14146,7 +14117,7 @@
     <w:uiPriority w:val="99"/>
     <w:semiHidden/>
     <w:unhideWhenUsed/>
-    <w:rsid w:val="00E77C9A"/>
+    <w:rsid w:val="00704830"/>
     <w:pPr>
       <w:ind w:left="1080" w:hanging="360"/>
       <w:contextualSpacing/>
@@ -14158,7 +14129,7 @@
     <w:uiPriority w:val="99"/>
     <w:semiHidden/>
     <w:unhideWhenUsed/>
-    <w:rsid w:val="00E77C9A"/>
+    <w:rsid w:val="00704830"/>
     <w:pPr>
       <w:ind w:left="1440" w:hanging="360"/>
       <w:contextualSpacing/>
@@ -14170,7 +14141,7 @@
     <w:uiPriority w:val="99"/>
     <w:semiHidden/>
     <w:unhideWhenUsed/>
-    <w:rsid w:val="00E77C9A"/>
+    <w:rsid w:val="00704830"/>
     <w:pPr>
       <w:ind w:left="1800" w:hanging="360"/>
       <w:contextualSpacing/>
@@ -14182,7 +14153,7 @@
     <w:uiPriority w:val="99"/>
     <w:semiHidden/>
     <w:unhideWhenUsed/>
-    <w:rsid w:val="00E77C9A"/>
+    <w:rsid w:val="00704830"/>
     <w:pPr>
       <w:numPr>
         <w:numId w:val="4"/>
@@ -14196,7 +14167,7 @@
     <w:uiPriority w:val="99"/>
     <w:semiHidden/>
     <w:unhideWhenUsed/>
-    <w:rsid w:val="00E77C9A"/>
+    <w:rsid w:val="00704830"/>
     <w:pPr>
       <w:numPr>
         <w:numId w:val="5"/>
@@ -14210,7 +14181,7 @@
     <w:uiPriority w:val="99"/>
     <w:semiHidden/>
     <w:unhideWhenUsed/>
-    <w:rsid w:val="00E77C9A"/>
+    <w:rsid w:val="00704830"/>
     <w:pPr>
       <w:numPr>
         <w:numId w:val="6"/>
@@ -14224,7 +14195,7 @@
     <w:uiPriority w:val="99"/>
     <w:semiHidden/>
     <w:unhideWhenUsed/>
-    <w:rsid w:val="00E77C9A"/>
+    <w:rsid w:val="00704830"/>
     <w:pPr>
       <w:numPr>
         <w:numId w:val="7"/>
@@ -14238,7 +14209,7 @@
     <w:uiPriority w:val="99"/>
     <w:semiHidden/>
     <w:unhideWhenUsed/>
-    <w:rsid w:val="00E77C9A"/>
+    <w:rsid w:val="00704830"/>
     <w:pPr>
       <w:numPr>
         <w:numId w:val="8"/>
@@ -14252,7 +14223,7 @@
     <w:uiPriority w:val="99"/>
     <w:semiHidden/>
     <w:unhideWhenUsed/>
-    <w:rsid w:val="00E77C9A"/>
+    <w:rsid w:val="00704830"/>
     <w:pPr>
       <w:spacing w:after="120"/>
       <w:ind w:left="360"/>
@@ -14265,7 +14236,7 @@
     <w:uiPriority w:val="99"/>
     <w:semiHidden/>
     <w:unhideWhenUsed/>
-    <w:rsid w:val="00E77C9A"/>
+    <w:rsid w:val="00704830"/>
     <w:pPr>
       <w:spacing w:after="120"/>
       <w:ind w:left="720"/>
@@ -14278,7 +14249,7 @@
     <w:uiPriority w:val="99"/>
     <w:semiHidden/>
     <w:unhideWhenUsed/>
-    <w:rsid w:val="00E77C9A"/>
+    <w:rsid w:val="00704830"/>
     <w:pPr>
       <w:spacing w:after="120"/>
       <w:ind w:left="1080"/>
@@ -14291,7 +14262,7 @@
     <w:uiPriority w:val="99"/>
     <w:semiHidden/>
     <w:unhideWhenUsed/>
-    <w:rsid w:val="00E77C9A"/>
+    <w:rsid w:val="00704830"/>
     <w:pPr>
       <w:spacing w:after="120"/>
       <w:ind w:left="1440"/>
@@ -14304,7 +14275,7 @@
     <w:uiPriority w:val="99"/>
     <w:semiHidden/>
     <w:unhideWhenUsed/>
-    <w:rsid w:val="00E77C9A"/>
+    <w:rsid w:val="00704830"/>
     <w:pPr>
       <w:spacing w:after="120"/>
       <w:ind w:left="1800"/>
@@ -14317,7 +14288,7 @@
     <w:uiPriority w:val="99"/>
     <w:semiHidden/>
     <w:unhideWhenUsed/>
-    <w:rsid w:val="00E77C9A"/>
+    <w:rsid w:val="00704830"/>
     <w:pPr>
       <w:numPr>
         <w:numId w:val="9"/>
@@ -14331,7 +14302,7 @@
     <w:uiPriority w:val="99"/>
     <w:semiHidden/>
     <w:unhideWhenUsed/>
-    <w:rsid w:val="00E77C9A"/>
+    <w:rsid w:val="00704830"/>
     <w:pPr>
       <w:numPr>
         <w:numId w:val="10"/>
@@ -14345,7 +14316,7 @@
     <w:uiPriority w:val="99"/>
     <w:semiHidden/>
     <w:unhideWhenUsed/>
-    <w:rsid w:val="00E77C9A"/>
+    <w:rsid w:val="00704830"/>
     <w:pPr>
       <w:numPr>
         <w:numId w:val="11"/>
@@ -14359,7 +14330,7 @@
     <w:uiPriority w:val="99"/>
     <w:semiHidden/>
     <w:unhideWhenUsed/>
-    <w:rsid w:val="00E77C9A"/>
+    <w:rsid w:val="00704830"/>
     <w:pPr>
       <w:numPr>
         <w:numId w:val="12"/>
@@ -14373,7 +14344,7 @@
     <w:uiPriority w:val="99"/>
     <w:semiHidden/>
     <w:unhideWhenUsed/>
-    <w:rsid w:val="00E77C9A"/>
+    <w:rsid w:val="00704830"/>
     <w:pPr>
       <w:numPr>
         <w:numId w:val="13"/>
@@ -14385,7 +14356,7 @@
     <w:name w:val="List Table 1 Light"/>
     <w:basedOn w:val="TableNormal"/>
     <w:uiPriority w:val="46"/>
-    <w:rsid w:val="00E77C9A"/>
+    <w:rsid w:val="00704830"/>
     <w:pPr>
       <w:spacing w:after="0" w:line="240" w:lineRule="auto"/>
     </w:pPr>
@@ -14452,7 +14423,7 @@
     <w:name w:val="List Table 1 Light Accent 3"/>
     <w:basedOn w:val="TableNormal"/>
     <w:uiPriority w:val="46"/>
-    <w:rsid w:val="00E77C9A"/>
+    <w:rsid w:val="00704830"/>
     <w:pPr>
       <w:spacing w:after="0" w:line="240" w:lineRule="auto"/>
     </w:pPr>
@@ -14519,7 +14490,7 @@
     <w:name w:val="List Table 1 Light Accent 4"/>
     <w:basedOn w:val="TableNormal"/>
     <w:uiPriority w:val="46"/>
-    <w:rsid w:val="00E77C9A"/>
+    <w:rsid w:val="00704830"/>
     <w:pPr>
       <w:spacing w:after="0" w:line="240" w:lineRule="auto"/>
     </w:pPr>
@@ -14586,7 +14557,7 @@
     <w:name w:val="List Table 1 Light Accent 5"/>
     <w:basedOn w:val="TableNormal"/>
     <w:uiPriority w:val="46"/>
-    <w:rsid w:val="00E77C9A"/>
+    <w:rsid w:val="00704830"/>
     <w:pPr>
       <w:spacing w:after="0" w:line="240" w:lineRule="auto"/>
     </w:pPr>
@@ -14653,7 +14624,7 @@
     <w:name w:val="List Table 1 Light Accent 6"/>
     <w:basedOn w:val="TableNormal"/>
     <w:uiPriority w:val="46"/>
-    <w:rsid w:val="00E77C9A"/>
+    <w:rsid w:val="00704830"/>
     <w:pPr>
       <w:spacing w:after="0" w:line="240" w:lineRule="auto"/>
     </w:pPr>
@@ -14720,7 +14691,7 @@
     <w:name w:val="List Table 2"/>
     <w:basedOn w:val="TableNormal"/>
     <w:uiPriority w:val="47"/>
-    <w:rsid w:val="00E77C9A"/>
+    <w:rsid w:val="00704830"/>
     <w:pPr>
       <w:spacing w:after="0" w:line="240" w:lineRule="auto"/>
     </w:pPr>
@@ -14780,7 +14751,7 @@
     <w:name w:val="List Table 2 Accent 1"/>
     <w:basedOn w:val="TableNormal"/>
     <w:uiPriority w:val="47"/>
-    <w:rsid w:val="00E77C9A"/>
+    <w:rsid w:val="00704830"/>
     <w:pPr>
       <w:spacing w:after="0" w:line="240" w:lineRule="auto"/>
     </w:pPr>
@@ -14840,7 +14811,7 @@
     <w:name w:val="List Table 2 Accent 2"/>
     <w:basedOn w:val="TableNormal"/>
     <w:uiPriority w:val="47"/>
-    <w:rsid w:val="00E77C9A"/>
+    <w:rsid w:val="00704830"/>
     <w:pPr>
       <w:spacing w:after="0" w:line="240" w:lineRule="auto"/>
     </w:pPr>
@@ -14900,7 +14871,7 @@
     <w:name w:val="List Table 2 Accent 3"/>
     <w:basedOn w:val="TableNormal"/>
     <w:uiPriority w:val="47"/>
-    <w:rsid w:val="00E77C9A"/>
+    <w:rsid w:val="00704830"/>
     <w:pPr>
       <w:spacing w:after="0" w:line="240" w:lineRule="auto"/>
     </w:pPr>
@@ -14960,7 +14931,7 @@
     <w:name w:val="List Table 2 Accent 4"/>
     <w:basedOn w:val="TableNormal"/>
     <w:uiPriority w:val="47"/>
-    <w:rsid w:val="00E77C9A"/>
+    <w:rsid w:val="00704830"/>
     <w:pPr>
       <w:spacing w:after="0" w:line="240" w:lineRule="auto"/>
     </w:pPr>
@@ -15020,7 +14991,7 @@
     <w:name w:val="List Table 2 Accent 5"/>
     <w:basedOn w:val="TableNormal"/>
     <w:uiPriority w:val="47"/>
-    <w:rsid w:val="00E77C9A"/>
+    <w:rsid w:val="00704830"/>
     <w:pPr>
       <w:spacing w:after="0" w:line="240" w:lineRule="auto"/>
     </w:pPr>
@@ -15080,7 +15051,7 @@
     <w:name w:val="List Table 2 Accent 6"/>
     <w:basedOn w:val="TableNormal"/>
     <w:uiPriority w:val="47"/>
-    <w:rsid w:val="00E77C9A"/>
+    <w:rsid w:val="00704830"/>
     <w:pPr>
       <w:spacing w:after="0" w:line="240" w:lineRule="auto"/>
     </w:pPr>
@@ -15140,7 +15111,7 @@
     <w:name w:val="List Table 3"/>
     <w:basedOn w:val="TableNormal"/>
     <w:uiPriority w:val="48"/>
-    <w:rsid w:val="00E77C9A"/>
+    <w:rsid w:val="00704830"/>
     <w:pPr>
       <w:spacing w:after="0" w:line="240" w:lineRule="auto"/>
     </w:pPr>
@@ -15270,7 +15241,7 @@
     <w:name w:val="List Table 3 Accent 1"/>
     <w:basedOn w:val="TableNormal"/>
     <w:uiPriority w:val="48"/>
-    <w:rsid w:val="00E77C9A"/>
+    <w:rsid w:val="00704830"/>
     <w:pPr>
       <w:spacing w:after="0" w:line="240" w:lineRule="auto"/>
     </w:pPr>
@@ -15400,7 +15371,7 @@
     <w:name w:val="List Table 3 Accent 2"/>
     <w:basedOn w:val="TableNormal"/>
     <w:uiPriority w:val="48"/>
-    <w:rsid w:val="00E77C9A"/>
+    <w:rsid w:val="00704830"/>
     <w:pPr>
       <w:spacing w:after="0" w:line="240" w:lineRule="auto"/>
     </w:pPr>
@@ -15530,7 +15501,7 @@
     <w:name w:val="List Table 3 Accent 3"/>
     <w:basedOn w:val="TableNormal"/>
     <w:uiPriority w:val="48"/>
-    <w:rsid w:val="00E77C9A"/>
+    <w:rsid w:val="00704830"/>
     <w:pPr>
       <w:spacing w:after="0" w:line="240" w:lineRule="auto"/>
     </w:pPr>
@@ -15660,7 +15631,7 @@
     <w:name w:val="List Table 3 Accent 4"/>
     <w:basedOn w:val="TableNormal"/>
     <w:uiPriority w:val="48"/>
-    <w:rsid w:val="00E77C9A"/>
+    <w:rsid w:val="00704830"/>
     <w:pPr>
       <w:spacing w:after="0" w:line="240" w:lineRule="auto"/>
     </w:pPr>
@@ -15790,7 +15761,7 @@
     <w:name w:val="List Table 3 Accent 5"/>
     <w:basedOn w:val="TableNormal"/>
     <w:uiPriority w:val="48"/>
-    <w:rsid w:val="00E77C9A"/>
+    <w:rsid w:val="00704830"/>
     <w:pPr>
       <w:spacing w:after="0" w:line="240" w:lineRule="auto"/>
     </w:pPr>
@@ -15920,7 +15891,7 @@
     <w:name w:val="List Table 3 Accent 6"/>
     <w:basedOn w:val="TableNormal"/>
     <w:uiPriority w:val="48"/>
-    <w:rsid w:val="00E77C9A"/>
+    <w:rsid w:val="00704830"/>
     <w:pPr>
       <w:spacing w:after="0" w:line="240" w:lineRule="auto"/>
     </w:pPr>
@@ -16050,7 +16021,7 @@
     <w:name w:val="List Table 4"/>
     <w:basedOn w:val="TableNormal"/>
     <w:uiPriority w:val="49"/>
-    <w:rsid w:val="00E77C9A"/>
+    <w:rsid w:val="00704830"/>
     <w:pPr>
       <w:spacing w:after="0" w:line="240" w:lineRule="auto"/>
     </w:pPr>
@@ -16130,7 +16101,7 @@
     <w:name w:val="List Table 4 Accent 1"/>
     <w:basedOn w:val="TableNormal"/>
     <w:uiPriority w:val="49"/>
-    <w:rsid w:val="00E77C9A"/>
+    <w:rsid w:val="00704830"/>
     <w:pPr>
       <w:spacing w:after="0" w:line="240" w:lineRule="auto"/>
     </w:pPr>
@@ -16210,7 +16181,7 @@
     <w:name w:val="List Table 4 Accent 2"/>
     <w:basedOn w:val="TableNormal"/>
     <w:uiPriority w:val="49"/>
-    <w:rsid w:val="00E77C9A"/>
+    <w:rsid w:val="00704830"/>
     <w:pPr>
       <w:spacing w:after="0" w:line="240" w:lineRule="auto"/>
     </w:pPr>
@@ -16290,7 +16261,7 @@
     <w:name w:val="List Table 4 Accent 3"/>
     <w:basedOn w:val="TableNormal"/>
     <w:uiPriority w:val="49"/>
-    <w:rsid w:val="00E77C9A"/>
+    <w:rsid w:val="00704830"/>
     <w:pPr>
       <w:spacing w:after="0" w:line="240" w:lineRule="auto"/>
     </w:pPr>
@@ -16370,7 +16341,7 @@
     <w:name w:val="List Table 4 Accent 4"/>
     <w:basedOn w:val="TableNormal"/>
     <w:uiPriority w:val="49"/>
-    <w:rsid w:val="00E77C9A"/>
+    <w:rsid w:val="00704830"/>
     <w:pPr>
       <w:spacing w:after="0" w:line="240" w:lineRule="auto"/>
     </w:pPr>
@@ -16450,7 +16421,7 @@
     <w:name w:val="List Table 4 Accent 5"/>
     <w:basedOn w:val="TableNormal"/>
     <w:uiPriority w:val="49"/>
-    <w:rsid w:val="00E77C9A"/>
+    <w:rsid w:val="00704830"/>
     <w:pPr>
       <w:spacing w:after="0" w:line="240" w:lineRule="auto"/>
     </w:pPr>
@@ -16530,7 +16501,7 @@
     <w:name w:val="List Table 4 Accent 6"/>
     <w:basedOn w:val="TableNormal"/>
     <w:uiPriority w:val="49"/>
-    <w:rsid w:val="00E77C9A"/>
+    <w:rsid w:val="00704830"/>
     <w:pPr>
       <w:spacing w:after="0" w:line="240" w:lineRule="auto"/>
     </w:pPr>
@@ -16610,7 +16581,7 @@
     <w:name w:val="List Table 5 Dark"/>
     <w:basedOn w:val="TableNormal"/>
     <w:uiPriority w:val="50"/>
-    <w:rsid w:val="00E77C9A"/>
+    <w:rsid w:val="00704830"/>
     <w:pPr>
       <w:spacing w:after="0" w:line="240" w:lineRule="auto"/>
     </w:pPr>
@@ -16748,7 +16719,7 @@
     <w:name w:val="List Table 5 Dark Accent 1"/>
     <w:basedOn w:val="TableNormal"/>
     <w:uiPriority w:val="50"/>
-    <w:rsid w:val="00E77C9A"/>
+    <w:rsid w:val="00704830"/>
     <w:pPr>
       <w:spacing w:after="0" w:line="240" w:lineRule="auto"/>
     </w:pPr>
@@ -16886,7 +16857,7 @@
     <w:name w:val="List Table 5 Dark Accent 2"/>
     <w:basedOn w:val="TableNormal"/>
     <w:uiPriority w:val="50"/>
-    <w:rsid w:val="00E77C9A"/>
+    <w:rsid w:val="00704830"/>
     <w:pPr>
       <w:spacing w:after="0" w:line="240" w:lineRule="auto"/>
     </w:pPr>
@@ -17024,7 +16995,7 @@
     <w:name w:val="List Table 5 Dark Accent 3"/>
     <w:basedOn w:val="TableNormal"/>
     <w:uiPriority w:val="50"/>
-    <w:rsid w:val="00E77C9A"/>
+    <w:rsid w:val="00704830"/>
     <w:pPr>
       <w:spacing w:after="0" w:line="240" w:lineRule="auto"/>
     </w:pPr>
@@ -17162,7 +17133,7 @@
     <w:name w:val="List Table 5 Dark Accent 4"/>
     <w:basedOn w:val="TableNormal"/>
     <w:uiPriority w:val="50"/>
-    <w:rsid w:val="00E77C9A"/>
+    <w:rsid w:val="00704830"/>
     <w:pPr>
       <w:spacing w:after="0" w:line="240" w:lineRule="auto"/>
     </w:pPr>
@@ -17300,7 +17271,7 @@
     <w:name w:val="List Table 5 Dark Accent 5"/>
     <w:basedOn w:val="TableNormal"/>
     <w:uiPriority w:val="50"/>
-    <w:rsid w:val="00E77C9A"/>
+    <w:rsid w:val="00704830"/>
     <w:pPr>
       <w:spacing w:after="0" w:line="240" w:lineRule="auto"/>
     </w:pPr>
@@ -17438,7 +17409,7 @@
     <w:name w:val="List Table 5 Dark Accent 6"/>
     <w:basedOn w:val="TableNormal"/>
     <w:uiPriority w:val="50"/>
-    <w:rsid w:val="00E77C9A"/>
+    <w:rsid w:val="00704830"/>
     <w:pPr>
       <w:spacing w:after="0" w:line="240" w:lineRule="auto"/>
     </w:pPr>
@@ -17576,7 +17547,7 @@
     <w:name w:val="List Table 6 Colorful"/>
     <w:basedOn w:val="TableNormal"/>
     <w:uiPriority w:val="51"/>
-    <w:rsid w:val="00E77C9A"/>
+    <w:rsid w:val="00704830"/>
     <w:pPr>
       <w:spacing w:after="0" w:line="240" w:lineRule="auto"/>
     </w:pPr>
@@ -17648,7 +17619,7 @@
     <w:name w:val="List Table 6 Colorful Accent 1"/>
     <w:basedOn w:val="TableNormal"/>
     <w:uiPriority w:val="51"/>
-    <w:rsid w:val="00E77C9A"/>
+    <w:rsid w:val="00704830"/>
     <w:pPr>
       <w:spacing w:after="0" w:line="240" w:lineRule="auto"/>
     </w:pPr>
@@ -17720,7 +17691,7 @@
     <w:name w:val="List Table 6 Colorful Accent 2"/>
     <w:basedOn w:val="TableNormal"/>
     <w:uiPriority w:val="51"/>
-    <w:rsid w:val="00E77C9A"/>
+    <w:rsid w:val="00704830"/>
     <w:pPr>
       <w:spacing w:after="0" w:line="240" w:lineRule="auto"/>
     </w:pPr>
@@ -17792,7 +17763,7 @@
     <w:name w:val="List Table 6 Colorful Accent 3"/>
     <w:basedOn w:val="TableNormal"/>
     <w:uiPriority w:val="51"/>
-    <w:rsid w:val="00E77C9A"/>
+    <w:rsid w:val="00704830"/>
     <w:pPr>
       <w:spacing w:after="0" w:line="240" w:lineRule="auto"/>
     </w:pPr>
@@ -17864,7 +17835,7 @@
     <w:name w:val="List Table 6 Colorful Accent 4"/>
     <w:basedOn w:val="TableNormal"/>
     <w:uiPriority w:val="51"/>
-    <w:rsid w:val="00E77C9A"/>
+    <w:rsid w:val="00704830"/>
     <w:pPr>
       <w:spacing w:after="0" w:line="240" w:lineRule="auto"/>
     </w:pPr>
@@ -17936,7 +17907,7 @@
     <w:name w:val="List Table 6 Colorful Accent 5"/>
     <w:basedOn w:val="TableNormal"/>
     <w:uiPriority w:val="51"/>
-    <w:rsid w:val="00E77C9A"/>
+    <w:rsid w:val="00704830"/>
     <w:pPr>
       <w:spacing w:after="0" w:line="240" w:lineRule="auto"/>
     </w:pPr>
@@ -18008,7 +17979,7 @@
     <w:name w:val="List Table 6 Colorful Accent 6"/>
     <w:basedOn w:val="TableNormal"/>
     <w:uiPriority w:val="51"/>
-    <w:rsid w:val="00E77C9A"/>
+    <w:rsid w:val="00704830"/>
     <w:pPr>
       <w:spacing w:after="0" w:line="240" w:lineRule="auto"/>
     </w:pPr>
@@ -18080,7 +18051,7 @@
     <w:name w:val="List Table 7 Colorful"/>
     <w:basedOn w:val="TableNormal"/>
     <w:uiPriority w:val="52"/>
-    <w:rsid w:val="00E77C9A"/>
+    <w:rsid w:val="00704830"/>
     <w:pPr>
       <w:spacing w:after="0" w:line="240" w:lineRule="auto"/>
     </w:pPr>
@@ -18207,7 +18178,7 @@
     <w:name w:val="List Table 7 Colorful Accent 1"/>
     <w:basedOn w:val="TableNormal"/>
     <w:uiPriority w:val="52"/>
-    <w:rsid w:val="00E77C9A"/>
+    <w:rsid w:val="00704830"/>
     <w:pPr>
       <w:spacing w:after="0" w:line="240" w:lineRule="auto"/>
     </w:pPr>
@@ -18334,7 +18305,7 @@
     <w:name w:val="List Table 7 Colorful Accent 2"/>
     <w:basedOn w:val="TableNormal"/>
     <w:uiPriority w:val="52"/>
-    <w:rsid w:val="00E77C9A"/>
+    <w:rsid w:val="00704830"/>
     <w:pPr>
       <w:spacing w:after="0" w:line="240" w:lineRule="auto"/>
     </w:pPr>
@@ -18461,7 +18432,7 @@
     <w:name w:val="List Table 7 Colorful Accent 3"/>
     <w:basedOn w:val="TableNormal"/>
     <w:uiPriority w:val="52"/>
-    <w:rsid w:val="00E77C9A"/>
+    <w:rsid w:val="00704830"/>
     <w:pPr>
       <w:spacing w:after="0" w:line="240" w:lineRule="auto"/>
     </w:pPr>
@@ -18588,7 +18559,7 @@
     <w:name w:val="List Table 7 Colorful Accent 4"/>
     <w:basedOn w:val="TableNormal"/>
     <w:uiPriority w:val="52"/>
-    <w:rsid w:val="00E77C9A"/>
+    <w:rsid w:val="00704830"/>
     <w:pPr>
       <w:spacing w:after="0" w:line="240" w:lineRule="auto"/>
     </w:pPr>
@@ -18715,7 +18686,7 @@
     <w:name w:val="List Table 7 Colorful Accent 5"/>
     <w:basedOn w:val="TableNormal"/>
     <w:uiPriority w:val="52"/>
-    <w:rsid w:val="00E77C9A"/>
+    <w:rsid w:val="00704830"/>
     <w:pPr>
       <w:spacing w:after="0" w:line="240" w:lineRule="auto"/>
     </w:pPr>
@@ -18842,7 +18813,7 @@
     <w:name w:val="List Table 7 Colorful Accent 6"/>
     <w:basedOn w:val="TableNormal"/>
     <w:uiPriority w:val="52"/>
-    <w:rsid w:val="00E77C9A"/>
+    <w:rsid w:val="00704830"/>
     <w:pPr>
       <w:spacing w:after="0" w:line="240" w:lineRule="auto"/>
     </w:pPr>
@@ -18971,7 +18942,7 @@
     <w:uiPriority w:val="99"/>
     <w:semiHidden/>
     <w:unhideWhenUsed/>
-    <w:rsid w:val="00E77C9A"/>
+    <w:rsid w:val="00704830"/>
     <w:pPr>
       <w:tabs>
         <w:tab w:val="left" w:pos="480"/>
@@ -19001,7 +18972,7 @@
     <w:link w:val="MacroText"/>
     <w:uiPriority w:val="99"/>
     <w:semiHidden/>
-    <w:rsid w:val="00E77C9A"/>
+    <w:rsid w:val="00704830"/>
     <w:rPr>
       <w:rFonts w:ascii="Consolas" w:hAnsi="Consolas"/>
       <w:color w:val="4D614C" w:themeColor="accent3"/>
@@ -19017,7 +18988,7 @@
     <w:uiPriority w:val="67"/>
     <w:semiHidden/>
     <w:unhideWhenUsed/>
-    <w:rsid w:val="00E77C9A"/>
+    <w:rsid w:val="00704830"/>
     <w:pPr>
       <w:spacing w:after="0" w:line="240" w:lineRule="auto"/>
     </w:pPr>
@@ -19091,7 +19062,7 @@
     <w:uiPriority w:val="67"/>
     <w:semiHidden/>
     <w:unhideWhenUsed/>
-    <w:rsid w:val="00E77C9A"/>
+    <w:rsid w:val="00704830"/>
     <w:pPr>
       <w:spacing w:after="0" w:line="240" w:lineRule="auto"/>
     </w:pPr>
@@ -19165,7 +19136,7 @@
     <w:uiPriority w:val="67"/>
     <w:semiHidden/>
     <w:unhideWhenUsed/>
-    <w:rsid w:val="00E77C9A"/>
+    <w:rsid w:val="00704830"/>
     <w:pPr>
       <w:spacing w:after="0" w:line="240" w:lineRule="auto"/>
     </w:pPr>
@@ -19239,7 +19210,7 @@
     <w:uiPriority w:val="67"/>
     <w:semiHidden/>
     <w:unhideWhenUsed/>
-    <w:rsid w:val="00E77C9A"/>
+    <w:rsid w:val="00704830"/>
     <w:pPr>
       <w:spacing w:after="0" w:line="240" w:lineRule="auto"/>
     </w:pPr>
@@ -19313,7 +19284,7 @@
     <w:uiPriority w:val="67"/>
     <w:semiHidden/>
     <w:unhideWhenUsed/>
-    <w:rsid w:val="00E77C9A"/>
+    <w:rsid w:val="00704830"/>
     <w:pPr>
       <w:spacing w:after="0" w:line="240" w:lineRule="auto"/>
     </w:pPr>
@@ -19387,7 +19358,7 @@
     <w:uiPriority w:val="67"/>
     <w:semiHidden/>
     <w:unhideWhenUsed/>
-    <w:rsid w:val="00E77C9A"/>
+    <w:rsid w:val="00704830"/>
     <w:pPr>
       <w:spacing w:after="0" w:line="240" w:lineRule="auto"/>
     </w:pPr>
@@ -19461,7 +19432,7 @@
     <w:uiPriority w:val="67"/>
     <w:semiHidden/>
     <w:unhideWhenUsed/>
-    <w:rsid w:val="00E77C9A"/>
+    <w:rsid w:val="00704830"/>
     <w:pPr>
       <w:spacing w:after="0" w:line="240" w:lineRule="auto"/>
     </w:pPr>
@@ -19535,7 +19506,7 @@
     <w:uiPriority w:val="68"/>
     <w:semiHidden/>
     <w:unhideWhenUsed/>
-    <w:rsid w:val="00E77C9A"/>
+    <w:rsid w:val="00704830"/>
     <w:pPr>
       <w:spacing w:after="0" w:line="240" w:lineRule="auto"/>
     </w:pPr>
@@ -19659,7 +19630,7 @@
     <w:uiPriority w:val="68"/>
     <w:semiHidden/>
     <w:unhideWhenUsed/>
-    <w:rsid w:val="00E77C9A"/>
+    <w:rsid w:val="00704830"/>
     <w:pPr>
       <w:spacing w:after="0" w:line="240" w:lineRule="auto"/>
     </w:pPr>
@@ -19783,7 +19754,7 @@
     <w:uiPriority w:val="68"/>
     <w:semiHidden/>
     <w:unhideWhenUsed/>
-    <w:rsid w:val="00E77C9A"/>
+    <w:rsid w:val="00704830"/>
     <w:pPr>
       <w:spacing w:after="0" w:line="240" w:lineRule="auto"/>
     </w:pPr>
@@ -19907,7 +19878,7 @@
     <w:uiPriority w:val="68"/>
     <w:semiHidden/>
     <w:unhideWhenUsed/>
-    <w:rsid w:val="00E77C9A"/>
+    <w:rsid w:val="00704830"/>
     <w:pPr>
       <w:spacing w:after="0" w:line="240" w:lineRule="auto"/>
     </w:pPr>
@@ -20031,7 +20002,7 @@
     <w:uiPriority w:val="68"/>
     <w:semiHidden/>
     <w:unhideWhenUsed/>
-    <w:rsid w:val="00E77C9A"/>
+    <w:rsid w:val="00704830"/>
     <w:pPr>
       <w:spacing w:after="0" w:line="240" w:lineRule="auto"/>
     </w:pPr>
@@ -20155,7 +20126,7 @@
     <w:uiPriority w:val="68"/>
     <w:semiHidden/>
     <w:unhideWhenUsed/>
-    <w:rsid w:val="00E77C9A"/>
+    <w:rsid w:val="00704830"/>
     <w:pPr>
       <w:spacing w:after="0" w:line="240" w:lineRule="auto"/>
     </w:pPr>
@@ -20279,7 +20250,7 @@
     <w:uiPriority w:val="68"/>
     <w:semiHidden/>
     <w:unhideWhenUsed/>
-    <w:rsid w:val="00E77C9A"/>
+    <w:rsid w:val="00704830"/>
     <w:pPr>
       <w:spacing w:after="0" w:line="240" w:lineRule="auto"/>
     </w:pPr>
@@ -20403,7 +20374,7 @@
     <w:uiPriority w:val="69"/>
     <w:semiHidden/>
     <w:unhideWhenUsed/>
-    <w:rsid w:val="00E77C9A"/>
+    <w:rsid w:val="00704830"/>
     <w:pPr>
       <w:spacing w:after="0" w:line="240" w:lineRule="auto"/>
     </w:pPr>
@@ -20545,7 +20516,7 @@
     <w:uiPriority w:val="69"/>
     <w:semiHidden/>
     <w:unhideWhenUsed/>
-    <w:rsid w:val="00E77C9A"/>
+    <w:rsid w:val="00704830"/>
     <w:pPr>
       <w:spacing w:after="0" w:line="240" w:lineRule="auto"/>
     </w:pPr>
@@ -20687,7 +20658,7 @@
     <w:uiPriority w:val="69"/>
     <w:semiHidden/>
     <w:unhideWhenUsed/>
-    <w:rsid w:val="00E77C9A"/>
+    <w:rsid w:val="00704830"/>
     <w:pPr>
       <w:spacing w:after="0" w:line="240" w:lineRule="auto"/>
     </w:pPr>
@@ -20829,7 +20800,7 @@
     <w:uiPriority w:val="69"/>
     <w:semiHidden/>
     <w:unhideWhenUsed/>
-    <w:rsid w:val="00E77C9A"/>
+    <w:rsid w:val="00704830"/>
     <w:pPr>
       <w:spacing w:after="0" w:line="240" w:lineRule="auto"/>
     </w:pPr>
@@ -20971,7 +20942,7 @@
     <w:uiPriority w:val="69"/>
     <w:semiHidden/>
     <w:unhideWhenUsed/>
-    <w:rsid w:val="00E77C9A"/>
+    <w:rsid w:val="00704830"/>
     <w:pPr>
       <w:spacing w:after="0" w:line="240" w:lineRule="auto"/>
     </w:pPr>
@@ -21113,7 +21084,7 @@
     <w:uiPriority w:val="69"/>
     <w:semiHidden/>
     <w:unhideWhenUsed/>
-    <w:rsid w:val="00E77C9A"/>
+    <w:rsid w:val="00704830"/>
     <w:pPr>
       <w:spacing w:after="0" w:line="240" w:lineRule="auto"/>
     </w:pPr>
@@ -21255,7 +21226,7 @@
     <w:uiPriority w:val="69"/>
     <w:semiHidden/>
     <w:unhideWhenUsed/>
-    <w:rsid w:val="00E77C9A"/>
+    <w:rsid w:val="00704830"/>
     <w:pPr>
       <w:spacing w:after="0" w:line="240" w:lineRule="auto"/>
     </w:pPr>
@@ -21397,7 +21368,7 @@
     <w:uiPriority w:val="65"/>
     <w:semiHidden/>
     <w:unhideWhenUsed/>
-    <w:rsid w:val="00E77C9A"/>
+    <w:rsid w:val="00704830"/>
     <w:pPr>
       <w:spacing w:after="0" w:line="240" w:lineRule="auto"/>
     </w:pPr>
@@ -21480,7 +21451,7 @@
     <w:uiPriority w:val="65"/>
     <w:semiHidden/>
     <w:unhideWhenUsed/>
-    <w:rsid w:val="00E77C9A"/>
+    <w:rsid w:val="00704830"/>
     <w:pPr>
       <w:spacing w:after="0" w:line="240" w:lineRule="auto"/>
     </w:pPr>
@@ -21563,7 +21534,7 @@
     <w:uiPriority w:val="65"/>
     <w:semiHidden/>
     <w:unhideWhenUsed/>
-    <w:rsid w:val="00E77C9A"/>
+    <w:rsid w:val="00704830"/>
     <w:pPr>
       <w:spacing w:after="0" w:line="240" w:lineRule="auto"/>
     </w:pPr>
@@ -21646,7 +21617,7 @@
     <w:uiPriority w:val="65"/>
     <w:semiHidden/>
     <w:unhideWhenUsed/>
-    <w:rsid w:val="00E77C9A"/>
+    <w:rsid w:val="00704830"/>
     <w:pPr>
       <w:spacing w:after="0" w:line="240" w:lineRule="auto"/>
     </w:pPr>
@@ -21729,7 +21700,7 @@
     <w:uiPriority w:val="65"/>
     <w:semiHidden/>
     <w:unhideWhenUsed/>
-    <w:rsid w:val="00E77C9A"/>
+    <w:rsid w:val="00704830"/>
     <w:pPr>
       <w:spacing w:after="0" w:line="240" w:lineRule="auto"/>
     </w:pPr>
@@ -21812,7 +21783,7 @@
     <w:uiPriority w:val="65"/>
     <w:semiHidden/>
     <w:unhideWhenUsed/>
-    <w:rsid w:val="00E77C9A"/>
+    <w:rsid w:val="00704830"/>
     <w:pPr>
       <w:spacing w:after="0" w:line="240" w:lineRule="auto"/>
     </w:pPr>
@@ -21895,7 +21866,7 @@
     <w:uiPriority w:val="65"/>
     <w:semiHidden/>
     <w:unhideWhenUsed/>
-    <w:rsid w:val="00E77C9A"/>
+    <w:rsid w:val="00704830"/>
     <w:pPr>
       <w:spacing w:after="0" w:line="240" w:lineRule="auto"/>
     </w:pPr>
@@ -21978,7 +21949,7 @@
     <w:uiPriority w:val="66"/>
     <w:semiHidden/>
     <w:unhideWhenUsed/>
-    <w:rsid w:val="00E77C9A"/>
+    <w:rsid w:val="00704830"/>
     <w:pPr>
       <w:spacing w:after="0" w:line="240" w:lineRule="auto"/>
     </w:pPr>
@@ -22105,7 +22076,7 @@
     <w:uiPriority w:val="66"/>
     <w:semiHidden/>
     <w:unhideWhenUsed/>
-    <w:rsid w:val="00E77C9A"/>
+    <w:rsid w:val="00704830"/>
     <w:pPr>
       <w:spacing w:after="0" w:line="240" w:lineRule="auto"/>
     </w:pPr>
@@ -22232,7 +22203,7 @@
     <w:uiPriority w:val="66"/>
     <w:semiHidden/>
     <w:unhideWhenUsed/>
-    <w:rsid w:val="00E77C9A"/>
+    <w:rsid w:val="00704830"/>
     <w:pPr>
       <w:spacing w:after="0" w:line="240" w:lineRule="auto"/>
     </w:pPr>
@@ -22358,7 +22329,7 @@
     <w:uiPriority w:val="66"/>
     <w:semiHidden/>
     <w:unhideWhenUsed/>
-    <w:rsid w:val="00E77C9A"/>
+    <w:rsid w:val="00704830"/>
     <w:pPr>
       <w:spacing w:after="0" w:line="240" w:lineRule="auto"/>
     </w:pPr>
@@ -22485,7 +22456,7 @@
     <w:uiPriority w:val="66"/>
     <w:semiHidden/>
     <w:unhideWhenUsed/>
-    <w:rsid w:val="00E77C9A"/>
+    <w:rsid w:val="00704830"/>
     <w:pPr>
       <w:spacing w:after="0" w:line="240" w:lineRule="auto"/>
     </w:pPr>
@@ -22612,7 +22583,7 @@
     <w:uiPriority w:val="66"/>
     <w:semiHidden/>
     <w:unhideWhenUsed/>
-    <w:rsid w:val="00E77C9A"/>
+    <w:rsid w:val="00704830"/>
     <w:pPr>
       <w:spacing w:after="0" w:line="240" w:lineRule="auto"/>
     </w:pPr>
@@ -22739,7 +22710,7 @@
     <w:uiPriority w:val="66"/>
     <w:semiHidden/>
     <w:unhideWhenUsed/>
-    <w:rsid w:val="00E77C9A"/>
+    <w:rsid w:val="00704830"/>
     <w:pPr>
       <w:spacing w:after="0" w:line="240" w:lineRule="auto"/>
     </w:pPr>
@@ -22866,7 +22837,7 @@
     <w:uiPriority w:val="63"/>
     <w:semiHidden/>
     <w:unhideWhenUsed/>
-    <w:rsid w:val="00E77C9A"/>
+    <w:rsid w:val="00704830"/>
     <w:pPr>
       <w:spacing w:after="0" w:line="240" w:lineRule="auto"/>
     </w:pPr>
@@ -22973,7 +22944,7 @@
     <w:uiPriority w:val="63"/>
     <w:semiHidden/>
     <w:unhideWhenUsed/>
-    <w:rsid w:val="00E77C9A"/>
+    <w:rsid w:val="00704830"/>
     <w:pPr>
       <w:spacing w:after="0" w:line="240" w:lineRule="auto"/>
     </w:pPr>
@@ -23080,7 +23051,7 @@
     <w:uiPriority w:val="63"/>
     <w:semiHidden/>
     <w:unhideWhenUsed/>
-    <w:rsid w:val="00E77C9A"/>
+    <w:rsid w:val="00704830"/>
     <w:pPr>
       <w:spacing w:after="0" w:line="240" w:lineRule="auto"/>
     </w:pPr>
@@ -23187,7 +23158,7 @@
     <w:uiPriority w:val="63"/>
     <w:semiHidden/>
     <w:unhideWhenUsed/>
-    <w:rsid w:val="00E77C9A"/>
+    <w:rsid w:val="00704830"/>
     <w:pPr>
       <w:spacing w:after="0" w:line="240" w:lineRule="auto"/>
     </w:pPr>
@@ -23294,7 +23265,7 @@
     <w:uiPriority w:val="63"/>
     <w:semiHidden/>
     <w:unhideWhenUsed/>
-    <w:rsid w:val="00E77C9A"/>
+    <w:rsid w:val="00704830"/>
     <w:pPr>
       <w:spacing w:after="0" w:line="240" w:lineRule="auto"/>
     </w:pPr>
@@ -23401,7 +23372,7 @@
     <w:uiPriority w:val="63"/>
     <w:semiHidden/>
     <w:unhideWhenUsed/>
-    <w:rsid w:val="00E77C9A"/>
+    <w:rsid w:val="00704830"/>
     <w:pPr>
       <w:spacing w:after="0" w:line="240" w:lineRule="auto"/>
     </w:pPr>
@@ -23508,7 +23479,7 @@
     <w:uiPriority w:val="63"/>
     <w:semiHidden/>
     <w:unhideWhenUsed/>
-    <w:rsid w:val="00E77C9A"/>
+    <w:rsid w:val="00704830"/>
     <w:pPr>
       <w:spacing w:after="0" w:line="240" w:lineRule="auto"/>
     </w:pPr>
@@ -23615,7 +23586,7 @@
     <w:uiPriority w:val="64"/>
     <w:semiHidden/>
     <w:unhideWhenUsed/>
-    <w:rsid w:val="00E77C9A"/>
+    <w:rsid w:val="00704830"/>
     <w:pPr>
       <w:spacing w:after="0" w:line="240" w:lineRule="auto"/>
     </w:pPr>
@@ -23765,7 +23736,7 @@
     <w:uiPriority w:val="64"/>
     <w:semiHidden/>
     <w:unhideWhenUsed/>
-    <w:rsid w:val="00E77C9A"/>
+    <w:rsid w:val="00704830"/>
     <w:pPr>
       <w:spacing w:after="0" w:line="240" w:lineRule="auto"/>
     </w:pPr>
@@ -23915,7 +23886,7 @@
     <w:uiPriority w:val="64"/>
     <w:semiHidden/>
     <w:unhideWhenUsed/>
-    <w:rsid w:val="00E77C9A"/>
+    <w:rsid w:val="00704830"/>
     <w:pPr>
       <w:spacing w:after="0" w:line="240" w:lineRule="auto"/>
     </w:pPr>
@@ -24065,7 +24036,7 @@
     <w:uiPriority w:val="64"/>
     <w:semiHidden/>
     <w:unhideWhenUsed/>
-    <w:rsid w:val="00E77C9A"/>
+    <w:rsid w:val="00704830"/>
     <w:pPr>
       <w:spacing w:after="0" w:line="240" w:lineRule="auto"/>
     </w:pPr>
@@ -24215,7 +24186,7 @@
     <w:uiPriority w:val="64"/>
     <w:semiHidden/>
     <w:unhideWhenUsed/>
-    <w:rsid w:val="00E77C9A"/>
+    <w:rsid w:val="00704830"/>
     <w:pPr>
       <w:spacing w:after="0" w:line="240" w:lineRule="auto"/>
     </w:pPr>
@@ -24365,7 +24336,7 @@
     <w:uiPriority w:val="64"/>
     <w:semiHidden/>
     <w:unhideWhenUsed/>
-    <w:rsid w:val="00E77C9A"/>
+    <w:rsid w:val="00704830"/>
     <w:pPr>
       <w:spacing w:after="0" w:line="240" w:lineRule="auto"/>
     </w:pPr>
@@ -24515,7 +24486,7 @@
     <w:uiPriority w:val="64"/>
     <w:semiHidden/>
     <w:unhideWhenUsed/>
-    <w:rsid w:val="00E77C9A"/>
+    <w:rsid w:val="00704830"/>
     <w:pPr>
       <w:spacing w:after="0" w:line="240" w:lineRule="auto"/>
     </w:pPr>
@@ -24665,7 +24636,7 @@
     <w:uiPriority w:val="99"/>
     <w:semiHidden/>
     <w:unhideWhenUsed/>
-    <w:rsid w:val="00E77C9A"/>
+    <w:rsid w:val="00704830"/>
     <w:rPr>
       <w:color w:val="2B579A"/>
       <w:sz w:val="16"/>
@@ -24679,7 +24650,7 @@
     <w:uiPriority w:val="99"/>
     <w:semiHidden/>
     <w:unhideWhenUsed/>
-    <w:rsid w:val="00E77C9A"/>
+    <w:rsid w:val="00704830"/>
     <w:pPr>
       <w:pBdr>
         <w:top w:val="single" w:sz="6" w:space="1" w:color="auto"/>
@@ -24701,7 +24672,7 @@
     <w:link w:val="MessageHeader"/>
     <w:uiPriority w:val="99"/>
     <w:semiHidden/>
-    <w:rsid w:val="00E77C9A"/>
+    <w:rsid w:val="00704830"/>
     <w:rPr>
       <w:rFonts w:asciiTheme="majorHAnsi" w:eastAsiaTheme="majorEastAsia" w:hAnsiTheme="majorHAnsi" w:cstheme="majorBidi"/>
       <w:color w:val="4D614C" w:themeColor="text1"/>
@@ -24718,7 +24689,7 @@
     <w:uiPriority w:val="99"/>
     <w:semiHidden/>
     <w:unhideWhenUsed/>
-    <w:rsid w:val="00E77C9A"/>
+    <w:rsid w:val="00704830"/>
     <w:rPr>
       <w:rFonts w:ascii="Times New Roman" w:hAnsi="Times New Roman" w:cs="Times New Roman"/>
     </w:rPr>
@@ -24729,7 +24700,7 @@
     <w:uiPriority w:val="99"/>
     <w:semiHidden/>
     <w:unhideWhenUsed/>
-    <w:rsid w:val="00E77C9A"/>
+    <w:rsid w:val="00704830"/>
     <w:pPr>
       <w:ind w:left="720"/>
     </w:pPr>
@@ -24742,7 +24713,7 @@
     <w:uiPriority w:val="99"/>
     <w:semiHidden/>
     <w:unhideWhenUsed/>
-    <w:rsid w:val="00E77C9A"/>
+    <w:rsid w:val="00704830"/>
     <w:pPr>
       <w:spacing w:after="0" w:line="240" w:lineRule="auto"/>
     </w:pPr>
@@ -24753,7 +24724,7 @@
     <w:link w:val="NoteHeading"/>
     <w:uiPriority w:val="99"/>
     <w:semiHidden/>
-    <w:rsid w:val="00E77C9A"/>
+    <w:rsid w:val="00704830"/>
     <w:rPr>
       <w:color w:val="4D614C" w:themeColor="text1"/>
       <w:kern w:val="2"/>
@@ -24768,7 +24739,7 @@
     <w:uiPriority w:val="99"/>
     <w:semiHidden/>
     <w:unhideWhenUsed/>
-    <w:rsid w:val="00E77C9A"/>
+    <w:rsid w:val="00704830"/>
     <w:rPr>
       <w:sz w:val="16"/>
     </w:rPr>
@@ -24777,7 +24748,7 @@
     <w:name w:val="Plain Table 1"/>
     <w:basedOn w:val="TableNormal"/>
     <w:uiPriority w:val="41"/>
-    <w:rsid w:val="00E77C9A"/>
+    <w:rsid w:val="00704830"/>
     <w:pPr>
       <w:spacing w:after="0" w:line="240" w:lineRule="auto"/>
     </w:pPr>
@@ -24846,7 +24817,7 @@
     <w:name w:val="Plain Table 2"/>
     <w:basedOn w:val="TableNormal"/>
     <w:uiPriority w:val="42"/>
-    <w:rsid w:val="00E77C9A"/>
+    <w:rsid w:val="00704830"/>
     <w:pPr>
       <w:spacing w:after="0" w:line="240" w:lineRule="auto"/>
     </w:pPr>
@@ -24932,7 +24903,7 @@
     <w:name w:val="Plain Table 3"/>
     <w:basedOn w:val="TableNormal"/>
     <w:uiPriority w:val="43"/>
-    <w:rsid w:val="00E77C9A"/>
+    <w:rsid w:val="00704830"/>
     <w:pPr>
       <w:spacing w:after="0" w:line="240" w:lineRule="auto"/>
     </w:pPr>
@@ -25031,7 +25002,7 @@
     <w:name w:val="Plain Table 4"/>
     <w:basedOn w:val="TableNormal"/>
     <w:uiPriority w:val="44"/>
-    <w:rsid w:val="00E77C9A"/>
+    <w:rsid w:val="00704830"/>
     <w:pPr>
       <w:spacing w:after="0" w:line="240" w:lineRule="auto"/>
     </w:pPr>
@@ -25086,7 +25057,7 @@
     <w:name w:val="Plain Table 5"/>
     <w:basedOn w:val="TableNormal"/>
     <w:uiPriority w:val="45"/>
-    <w:rsid w:val="00E77C9A"/>
+    <w:rsid w:val="00704830"/>
     <w:pPr>
       <w:spacing w:after="0" w:line="240" w:lineRule="auto"/>
     </w:pPr>
@@ -25215,7 +25186,7 @@
     <w:uiPriority w:val="99"/>
     <w:semiHidden/>
     <w:unhideWhenUsed/>
-    <w:rsid w:val="00E77C9A"/>
+    <w:rsid w:val="00704830"/>
     <w:pPr>
       <w:spacing w:after="0" w:line="240" w:lineRule="auto"/>
     </w:pPr>
@@ -25230,7 +25201,7 @@
     <w:link w:val="PlainText"/>
     <w:uiPriority w:val="99"/>
     <w:semiHidden/>
-    <w:rsid w:val="00E77C9A"/>
+    <w:rsid w:val="00704830"/>
     <w:rPr>
       <w:rFonts w:ascii="Consolas" w:hAnsi="Consolas"/>
       <w:color w:val="4D614C" w:themeColor="text1"/>
@@ -25248,7 +25219,7 @@
     <w:uiPriority w:val="99"/>
     <w:semiHidden/>
     <w:unhideWhenUsed/>
-    <w:rsid w:val="00E77C9A"/>
+    <w:rsid w:val="00704830"/>
   </w:style>
   <w:style w:type="character" w:customStyle="1" w:styleId="SalutationChar">
     <w:name w:val="Salutation Char"/>
@@ -25256,7 +25227,7 @@
     <w:link w:val="Salutation"/>
     <w:uiPriority w:val="99"/>
     <w:semiHidden/>
-    <w:rsid w:val="00E77C9A"/>
+    <w:rsid w:val="00704830"/>
     <w:rPr>
       <w:color w:val="4D614C" w:themeColor="text1"/>
       <w:kern w:val="2"/>
@@ -25272,7 +25243,7 @@
     <w:uiPriority w:val="99"/>
     <w:semiHidden/>
     <w:unhideWhenUsed/>
-    <w:rsid w:val="00E77C9A"/>
+    <w:rsid w:val="00704830"/>
     <w:pPr>
       <w:spacing w:after="0" w:line="240" w:lineRule="auto"/>
       <w:ind w:left="4320"/>
@@ -25284,7 +25255,7 @@
     <w:link w:val="Signature"/>
     <w:uiPriority w:val="99"/>
     <w:semiHidden/>
-    <w:rsid w:val="00E77C9A"/>
+    <w:rsid w:val="00704830"/>
     <w:rPr>
       <w:color w:val="4D614C" w:themeColor="text1"/>
       <w:kern w:val="2"/>
@@ -25299,7 +25270,7 @@
     <w:uiPriority w:val="99"/>
     <w:semiHidden/>
     <w:unhideWhenUsed/>
-    <w:rsid w:val="00E77C9A"/>
+    <w:rsid w:val="00704830"/>
     <w:rPr>
       <w:sz w:val="16"/>
       <w:u w:val="dotted"/>
@@ -25311,7 +25282,7 @@
     <w:uiPriority w:val="99"/>
     <w:semiHidden/>
     <w:unhideWhenUsed/>
-    <w:rsid w:val="00E77C9A"/>
+    <w:rsid w:val="00704830"/>
     <w:rPr>
       <w:color w:val="0000FF"/>
       <w:sz w:val="16"/>
@@ -25325,7 +25296,7 @@
     <w:uiPriority w:val="99"/>
     <w:semiHidden/>
     <w:unhideWhenUsed/>
-    <w:rsid w:val="00E77C9A"/>
+    <w:rsid w:val="00704830"/>
     <w:pPr>
       <w:spacing w:line="278" w:lineRule="auto"/>
     </w:pPr>
@@ -25442,7 +25413,7 @@
     <w:uiPriority w:val="99"/>
     <w:semiHidden/>
     <w:unhideWhenUsed/>
-    <w:rsid w:val="00E77C9A"/>
+    <w:rsid w:val="00704830"/>
     <w:pPr>
       <w:spacing w:line="278" w:lineRule="auto"/>
     </w:pPr>
@@ -25524,7 +25495,7 @@
     <w:uiPriority w:val="99"/>
     <w:semiHidden/>
     <w:unhideWhenUsed/>
-    <w:rsid w:val="00E77C9A"/>
+    <w:rsid w:val="00704830"/>
     <w:pPr>
       <w:spacing w:line="278" w:lineRule="auto"/>
     </w:pPr>
@@ -25622,7 +25593,7 @@
     <w:uiPriority w:val="99"/>
     <w:semiHidden/>
     <w:unhideWhenUsed/>
-    <w:rsid w:val="00E77C9A"/>
+    <w:rsid w:val="00704830"/>
     <w:pPr>
       <w:spacing w:line="278" w:lineRule="auto"/>
     </w:pPr>
@@ -25713,7 +25684,7 @@
     <w:uiPriority w:val="99"/>
     <w:semiHidden/>
     <w:unhideWhenUsed/>
-    <w:rsid w:val="00E77C9A"/>
+    <w:rsid w:val="00704830"/>
     <w:pPr>
       <w:spacing w:line="278" w:lineRule="auto"/>
     </w:pPr>
@@ -25812,7 +25783,7 @@
     <w:uiPriority w:val="99"/>
     <w:semiHidden/>
     <w:unhideWhenUsed/>
-    <w:rsid w:val="00E77C9A"/>
+    <w:rsid w:val="00704830"/>
     <w:pPr>
       <w:spacing w:line="278" w:lineRule="auto"/>
     </w:pPr>
@@ -25887,7 +25858,7 @@
     <w:uiPriority w:val="99"/>
     <w:semiHidden/>
     <w:unhideWhenUsed/>
-    <w:rsid w:val="00E77C9A"/>
+    <w:rsid w:val="00704830"/>
     <w:pPr>
       <w:spacing w:line="278" w:lineRule="auto"/>
     </w:pPr>
@@ -25985,7 +25956,7 @@
     <w:uiPriority w:val="99"/>
     <w:semiHidden/>
     <w:unhideWhenUsed/>
-    <w:rsid w:val="00E77C9A"/>
+    <w:rsid w:val="00704830"/>
     <w:pPr>
       <w:spacing w:line="278" w:lineRule="auto"/>
     </w:pPr>
@@ -26072,7 +26043,7 @@
     <w:uiPriority w:val="99"/>
     <w:semiHidden/>
     <w:unhideWhenUsed/>
-    <w:rsid w:val="00E77C9A"/>
+    <w:rsid w:val="00704830"/>
     <w:pPr>
       <w:spacing w:line="278" w:lineRule="auto"/>
     </w:pPr>
@@ -26155,7 +26126,7 @@
     <w:uiPriority w:val="99"/>
     <w:semiHidden/>
     <w:unhideWhenUsed/>
-    <w:rsid w:val="00E77C9A"/>
+    <w:rsid w:val="00704830"/>
     <w:pPr>
       <w:spacing w:line="278" w:lineRule="auto"/>
     </w:pPr>
@@ -26222,7 +26193,7 @@
     <w:uiPriority w:val="99"/>
     <w:semiHidden/>
     <w:unhideWhenUsed/>
-    <w:rsid w:val="00E77C9A"/>
+    <w:rsid w:val="00704830"/>
     <w:pPr>
       <w:spacing w:line="278" w:lineRule="auto"/>
     </w:pPr>
@@ -26347,7 +26318,7 @@
     <w:uiPriority w:val="99"/>
     <w:semiHidden/>
     <w:unhideWhenUsed/>
-    <w:rsid w:val="00E77C9A"/>
+    <w:rsid w:val="00704830"/>
     <w:pPr>
       <w:spacing w:line="278" w:lineRule="auto"/>
     </w:pPr>
@@ -26466,7 +26437,7 @@
     <w:uiPriority w:val="99"/>
     <w:semiHidden/>
     <w:unhideWhenUsed/>
-    <w:rsid w:val="00E77C9A"/>
+    <w:rsid w:val="00704830"/>
     <w:pPr>
       <w:spacing w:line="278" w:lineRule="auto"/>
     </w:pPr>
@@ -26579,7 +26550,7 @@
     <w:uiPriority w:val="99"/>
     <w:semiHidden/>
     <w:unhideWhenUsed/>
-    <w:rsid w:val="00E77C9A"/>
+    <w:rsid w:val="00704830"/>
     <w:pPr>
       <w:spacing w:line="278" w:lineRule="auto"/>
     </w:pPr>
@@ -26656,7 +26627,7 @@
     <w:uiPriority w:val="99"/>
     <w:semiHidden/>
     <w:unhideWhenUsed/>
-    <w:rsid w:val="00E77C9A"/>
+    <w:rsid w:val="00704830"/>
     <w:pPr>
       <w:spacing w:line="278" w:lineRule="auto"/>
     </w:pPr>
@@ -26753,7 +26724,7 @@
     <w:uiPriority w:val="99"/>
     <w:semiHidden/>
     <w:unhideWhenUsed/>
-    <w:rsid w:val="00E77C9A"/>
+    <w:rsid w:val="00704830"/>
     <w:pPr>
       <w:spacing w:line="278" w:lineRule="auto"/>
     </w:pPr>
@@ -26818,7 +26789,7 @@
     <w:uiPriority w:val="99"/>
     <w:semiHidden/>
     <w:unhideWhenUsed/>
-    <w:rsid w:val="00E77C9A"/>
+    <w:rsid w:val="00704830"/>
     <w:pPr>
       <w:spacing w:line="278" w:lineRule="auto"/>
     </w:pPr>
@@ -26861,7 +26832,7 @@
     <w:uiPriority w:val="99"/>
     <w:semiHidden/>
     <w:unhideWhenUsed/>
-    <w:rsid w:val="00E77C9A"/>
+    <w:rsid w:val="00704830"/>
     <w:pPr>
       <w:spacing w:line="278" w:lineRule="auto"/>
     </w:pPr>
@@ -26917,7 +26888,7 @@
     <w:uiPriority w:val="99"/>
     <w:semiHidden/>
     <w:unhideWhenUsed/>
-    <w:rsid w:val="00E77C9A"/>
+    <w:rsid w:val="00704830"/>
     <w:pPr>
       <w:spacing w:line="278" w:lineRule="auto"/>
     </w:pPr>
@@ -26996,7 +26967,7 @@
     <w:uiPriority w:val="99"/>
     <w:semiHidden/>
     <w:unhideWhenUsed/>
-    <w:rsid w:val="00E77C9A"/>
+    <w:rsid w:val="00704830"/>
     <w:pPr>
       <w:spacing w:line="278" w:lineRule="auto"/>
     </w:pPr>
@@ -27062,7 +27033,7 @@
     <w:uiPriority w:val="99"/>
     <w:semiHidden/>
     <w:unhideWhenUsed/>
-    <w:rsid w:val="00E77C9A"/>
+    <w:rsid w:val="00704830"/>
     <w:pPr>
       <w:spacing w:line="278" w:lineRule="auto"/>
     </w:pPr>
@@ -27134,7 +27105,7 @@
     <w:uiPriority w:val="99"/>
     <w:semiHidden/>
     <w:unhideWhenUsed/>
-    <w:rsid w:val="00E77C9A"/>
+    <w:rsid w:val="00704830"/>
     <w:pPr>
       <w:spacing w:line="278" w:lineRule="auto"/>
     </w:pPr>
@@ -27209,7 +27180,7 @@
     <w:uiPriority w:val="99"/>
     <w:semiHidden/>
     <w:unhideWhenUsed/>
-    <w:rsid w:val="00E77C9A"/>
+    <w:rsid w:val="00704830"/>
     <w:pPr>
       <w:spacing w:line="278" w:lineRule="auto"/>
     </w:pPr>
@@ -27287,7 +27258,7 @@
     <w:uiPriority w:val="99"/>
     <w:semiHidden/>
     <w:unhideWhenUsed/>
-    <w:rsid w:val="00E77C9A"/>
+    <w:rsid w:val="00704830"/>
     <w:pPr>
       <w:spacing w:line="278" w:lineRule="auto"/>
     </w:pPr>
@@ -27382,7 +27353,7 @@
     <w:uiPriority w:val="99"/>
     <w:semiHidden/>
     <w:unhideWhenUsed/>
-    <w:rsid w:val="00E77C9A"/>
+    <w:rsid w:val="00704830"/>
     <w:pPr>
       <w:spacing w:line="278" w:lineRule="auto"/>
     </w:pPr>
@@ -27455,7 +27426,7 @@
     <w:uiPriority w:val="99"/>
     <w:semiHidden/>
     <w:unhideWhenUsed/>
-    <w:rsid w:val="00E77C9A"/>
+    <w:rsid w:val="00704830"/>
     <w:pPr>
       <w:spacing w:line="278" w:lineRule="auto"/>
     </w:pPr>
@@ -27547,7 +27518,7 @@
     <w:uiPriority w:val="99"/>
     <w:semiHidden/>
     <w:unhideWhenUsed/>
-    <w:rsid w:val="00E77C9A"/>
+    <w:rsid w:val="00704830"/>
     <w:pPr>
       <w:spacing w:line="278" w:lineRule="auto"/>
     </w:pPr>
@@ -27634,7 +27605,7 @@
     <w:uiPriority w:val="99"/>
     <w:semiHidden/>
     <w:unhideWhenUsed/>
-    <w:rsid w:val="00E77C9A"/>
+    <w:rsid w:val="00704830"/>
     <w:pPr>
       <w:spacing w:line="278" w:lineRule="auto"/>
     </w:pPr>
@@ -27700,7 +27671,7 @@
     <w:uiPriority w:val="99"/>
     <w:semiHidden/>
     <w:unhideWhenUsed/>
-    <w:rsid w:val="00E77C9A"/>
+    <w:rsid w:val="00704830"/>
     <w:pPr>
       <w:spacing w:line="278" w:lineRule="auto"/>
     </w:pPr>
@@ -27745,7 +27716,7 @@
     <w:uiPriority w:val="99"/>
     <w:semiHidden/>
     <w:unhideWhenUsed/>
-    <w:rsid w:val="00E77C9A"/>
+    <w:rsid w:val="00704830"/>
     <w:pPr>
       <w:spacing w:line="278" w:lineRule="auto"/>
     </w:pPr>
@@ -27801,7 +27772,7 @@
     <w:uiPriority w:val="99"/>
     <w:semiHidden/>
     <w:unhideWhenUsed/>
-    <w:rsid w:val="00E77C9A"/>
+    <w:rsid w:val="00704830"/>
     <w:pPr>
       <w:spacing w:line="278" w:lineRule="auto"/>
     </w:pPr>
@@ -27868,7 +27839,7 @@
     <w:uiPriority w:val="99"/>
     <w:semiHidden/>
     <w:unhideWhenUsed/>
-    <w:rsid w:val="00E77C9A"/>
+    <w:rsid w:val="00704830"/>
     <w:pPr>
       <w:spacing w:line="278" w:lineRule="auto"/>
     </w:pPr>
@@ -27973,7 +27944,7 @@
     <w:uiPriority w:val="99"/>
     <w:semiHidden/>
     <w:unhideWhenUsed/>
-    <w:rsid w:val="00E77C9A"/>
+    <w:rsid w:val="00704830"/>
     <w:pPr>
       <w:spacing w:line="278" w:lineRule="auto"/>
     </w:pPr>
@@ -28081,7 +28052,7 @@
     <w:uiPriority w:val="99"/>
     <w:semiHidden/>
     <w:unhideWhenUsed/>
-    <w:rsid w:val="00E77C9A"/>
+    <w:rsid w:val="00704830"/>
     <w:pPr>
       <w:spacing w:after="0"/>
       <w:ind w:left="240" w:hanging="240"/>
@@ -28094,7 +28065,7 @@
     <w:uiPriority w:val="99"/>
     <w:semiHidden/>
     <w:unhideWhenUsed/>
-    <w:rsid w:val="00E77C9A"/>
+    <w:rsid w:val="00704830"/>
     <w:pPr>
       <w:spacing w:after="0"/>
     </w:pPr>
@@ -28105,7 +28076,7 @@
     <w:uiPriority w:val="99"/>
     <w:semiHidden/>
     <w:unhideWhenUsed/>
-    <w:rsid w:val="00E77C9A"/>
+    <w:rsid w:val="00704830"/>
     <w:pPr>
       <w:spacing w:line="278" w:lineRule="auto"/>
     </w:pPr>
@@ -28150,7 +28121,7 @@
     <w:uiPriority w:val="99"/>
     <w:semiHidden/>
     <w:unhideWhenUsed/>
-    <w:rsid w:val="00E77C9A"/>
+    <w:rsid w:val="00704830"/>
     <w:pPr>
       <w:spacing w:line="278" w:lineRule="auto"/>
     </w:pPr>
@@ -28196,7 +28167,7 @@
     <w:uiPriority w:val="99"/>
     <w:semiHidden/>
     <w:unhideWhenUsed/>
-    <w:rsid w:val="00E77C9A"/>
+    <w:rsid w:val="00704830"/>
     <w:pPr>
       <w:spacing w:line="278" w:lineRule="auto"/>
     </w:pPr>
@@ -28299,7 +28270,7 @@
     <w:uiPriority w:val="99"/>
     <w:semiHidden/>
     <w:unhideWhenUsed/>
-    <w:rsid w:val="00E77C9A"/>
+    <w:rsid w:val="00704830"/>
     <w:pPr>
       <w:spacing w:line="278" w:lineRule="auto"/>
     </w:pPr>
@@ -28342,7 +28313,7 @@
     <w:uiPriority w:val="99"/>
     <w:semiHidden/>
     <w:unhideWhenUsed/>
-    <w:rsid w:val="00E77C9A"/>
+    <w:rsid w:val="00704830"/>
     <w:pPr>
       <w:spacing w:line="278" w:lineRule="auto"/>
     </w:pPr>
@@ -28441,7 +28412,7 @@
     <w:uiPriority w:val="99"/>
     <w:semiHidden/>
     <w:unhideWhenUsed/>
-    <w:rsid w:val="00E77C9A"/>
+    <w:rsid w:val="00704830"/>
     <w:pPr>
       <w:spacing w:line="278" w:lineRule="auto"/>
     </w:pPr>
@@ -28532,7 +28503,7 @@
     <w:uiPriority w:val="99"/>
     <w:semiHidden/>
     <w:unhideWhenUsed/>
-    <w:rsid w:val="00E77C9A"/>
+    <w:rsid w:val="00704830"/>
     <w:pPr>
       <w:spacing w:line="278" w:lineRule="auto"/>
     </w:pPr>
@@ -28559,7 +28530,7 @@
     <w:uiPriority w:val="99"/>
     <w:semiHidden/>
     <w:unhideWhenUsed/>
-    <w:rsid w:val="00E77C9A"/>
+    <w:rsid w:val="00704830"/>
     <w:pPr>
       <w:spacing w:line="278" w:lineRule="auto"/>
     </w:pPr>
@@ -28605,7 +28576,7 @@
     <w:uiPriority w:val="99"/>
     <w:semiHidden/>
     <w:unhideWhenUsed/>
-    <w:rsid w:val="00E77C9A"/>
+    <w:rsid w:val="00704830"/>
     <w:pPr>
       <w:spacing w:line="278" w:lineRule="auto"/>
     </w:pPr>
@@ -28651,7 +28622,7 @@
     <w:uiPriority w:val="99"/>
     <w:semiHidden/>
     <w:unhideWhenUsed/>
-    <w:rsid w:val="00E77C9A"/>
+    <w:rsid w:val="00704830"/>
     <w:pPr>
       <w:spacing w:line="278" w:lineRule="auto"/>
     </w:pPr>
@@ -28698,7 +28669,7 @@
     <w:uiPriority w:val="99"/>
     <w:semiHidden/>
     <w:unhideWhenUsed/>
-    <w:rsid w:val="00E77C9A"/>
+    <w:rsid w:val="00704830"/>
     <w:pPr>
       <w:spacing w:before="120"/>
     </w:pPr>
@@ -28716,7 +28687,7 @@
     <w:uiPriority w:val="39"/>
     <w:semiHidden/>
     <w:unhideWhenUsed/>
-    <w:rsid w:val="00E77C9A"/>
+    <w:rsid w:val="00704830"/>
     <w:pPr>
       <w:spacing w:after="100"/>
     </w:pPr>
@@ -28729,7 +28700,7 @@
     <w:uiPriority w:val="39"/>
     <w:semiHidden/>
     <w:unhideWhenUsed/>
-    <w:rsid w:val="00E77C9A"/>
+    <w:rsid w:val="00704830"/>
     <w:pPr>
       <w:spacing w:after="100"/>
       <w:ind w:left="240"/>
@@ -28743,7 +28714,7 @@
     <w:uiPriority w:val="39"/>
     <w:semiHidden/>
     <w:unhideWhenUsed/>
-    <w:rsid w:val="00E77C9A"/>
+    <w:rsid w:val="00704830"/>
     <w:pPr>
       <w:spacing w:after="100"/>
       <w:ind w:left="480"/>
@@ -28757,7 +28728,7 @@
     <w:uiPriority w:val="39"/>
     <w:semiHidden/>
     <w:unhideWhenUsed/>
-    <w:rsid w:val="00E77C9A"/>
+    <w:rsid w:val="00704830"/>
     <w:pPr>
       <w:spacing w:after="100"/>
       <w:ind w:left="720"/>
@@ -28771,7 +28742,7 @@
     <w:uiPriority w:val="39"/>
     <w:semiHidden/>
     <w:unhideWhenUsed/>
-    <w:rsid w:val="00E77C9A"/>
+    <w:rsid w:val="00704830"/>
     <w:pPr>
       <w:spacing w:after="100"/>
       <w:ind w:left="960"/>
@@ -28785,7 +28756,7 @@
     <w:uiPriority w:val="39"/>
     <w:semiHidden/>
     <w:unhideWhenUsed/>
-    <w:rsid w:val="00E77C9A"/>
+    <w:rsid w:val="00704830"/>
     <w:pPr>
       <w:spacing w:after="100"/>
       <w:ind w:left="1200"/>
@@ -28799,7 +28770,7 @@
     <w:uiPriority w:val="39"/>
     <w:semiHidden/>
     <w:unhideWhenUsed/>
-    <w:rsid w:val="00E77C9A"/>
+    <w:rsid w:val="00704830"/>
     <w:pPr>
       <w:spacing w:after="100"/>
       <w:ind w:left="1440"/>
@@ -28813,7 +28784,7 @@
     <w:uiPriority w:val="39"/>
     <w:semiHidden/>
     <w:unhideWhenUsed/>
-    <w:rsid w:val="00E77C9A"/>
+    <w:rsid w:val="00704830"/>
     <w:pPr>
       <w:spacing w:after="100"/>
       <w:ind w:left="1680"/>
@@ -28827,7 +28798,7 @@
     <w:uiPriority w:val="39"/>
     <w:semiHidden/>
     <w:unhideWhenUsed/>
-    <w:rsid w:val="00E77C9A"/>
+    <w:rsid w:val="00704830"/>
     <w:pPr>
       <w:spacing w:after="100"/>
       <w:ind w:left="1920"/>
@@ -28841,7 +28812,7 @@
     <w:semiHidden/>
     <w:unhideWhenUsed/>
     <w:qFormat/>
-    <w:rsid w:val="00E77C9A"/>
+    <w:rsid w:val="00704830"/>
     <w:pPr>
       <w:spacing w:before="240" w:after="0"/>
       <w:outlineLvl w:val="9"/>
@@ -28857,7 +28828,7 @@
     <w:uiPriority w:val="99"/>
     <w:semiHidden/>
     <w:unhideWhenUsed/>
-    <w:rsid w:val="00E77C9A"/>
+    <w:rsid w:val="00704830"/>
     <w:rPr>
       <w:color w:val="605E5C"/>
       <w:sz w:val="16"/>
@@ -28924,7 +28895,7 @@
     <w:next w:val="Normal"/>
     <w:uiPriority w:val="2"/>
     <w:qFormat/>
-    <w:rsid w:val="00E77C9A"/>
+    <w:rsid w:val="00704830"/>
     <w:pPr>
       <w:keepNext/>
     </w:pPr>
@@ -28938,7 +28909,7 @@
     <w:next w:val="Normal"/>
     <w:uiPriority w:val="2"/>
     <w:qFormat/>
-    <w:rsid w:val="00E77C9A"/>
+    <w:rsid w:val="00704830"/>
     <w:rPr>
       <w14:numSpacing w14:val="tabular"/>
     </w:rPr>
@@ -28949,7 +28920,7 @@
     <w:next w:val="Normal"/>
     <w:uiPriority w:val="2"/>
     <w:qFormat/>
-    <w:rsid w:val="00E77C9A"/>
+    <w:rsid w:val="00704830"/>
     <w:rPr>
       <w14:numSpacing w14:val="tabular"/>
     </w:rPr>
@@ -28960,7 +28931,7 @@
     <w:next w:val="Normal"/>
     <w:uiPriority w:val="2"/>
     <w:qFormat/>
-    <w:rsid w:val="00E77C9A"/>
+    <w:rsid w:val="00704830"/>
     <w:pPr>
       <w:numPr>
         <w:numId w:val="15"/>
@@ -28974,7 +28945,7 @@
     <w:basedOn w:val="TableNormal"/>
     <w:uiPriority w:val="99"/>
     <w:qFormat/>
-    <w:rsid w:val="00E77C9A"/>
+    <w:rsid w:val="00704830"/>
     <w:pPr>
       <w:spacing w:after="0" w:line="240" w:lineRule="auto"/>
     </w:pPr>
@@ -29007,7 +28978,7 @@
     <w:basedOn w:val="TableNormal"/>
     <w:uiPriority w:val="99"/>
     <w:qFormat/>
-    <w:rsid w:val="00E77C9A"/>
+    <w:rsid w:val="00704830"/>
     <w:pPr>
       <w:spacing w:after="0" w:line="240" w:lineRule="auto"/>
     </w:pPr>
@@ -29069,7 +29040,7 @@
     <w:basedOn w:val="TableNormal"/>
     <w:uiPriority w:val="99"/>
     <w:qFormat/>
-    <w:rsid w:val="00E77C9A"/>
+    <w:rsid w:val="00704830"/>
     <w:pPr>
       <w:spacing w:after="0" w:line="240" w:lineRule="auto"/>
     </w:pPr>
@@ -29108,7 +29079,7 @@
     <w:basedOn w:val="TableNormal"/>
     <w:uiPriority w:val="99"/>
     <w:qFormat/>
-    <w:rsid w:val="00E77C9A"/>
+    <w:rsid w:val="00704830"/>
     <w:pPr>
       <w:spacing w:after="0" w:line="240" w:lineRule="auto"/>
     </w:pPr>
@@ -29157,7 +29128,7 @@
     <w:basedOn w:val="TableNormal"/>
     <w:uiPriority w:val="99"/>
     <w:qFormat/>
-    <w:rsid w:val="00E77C9A"/>
+    <w:rsid w:val="00704830"/>
     <w:pPr>
       <w:spacing w:after="0" w:line="240" w:lineRule="auto"/>
     </w:pPr>
@@ -29506,6 +29477,7 @@
     <w:rsid w:val="005E40F9"/>
     <w:rsid w:val="0060555B"/>
     <w:rsid w:val="00695747"/>
+    <w:rsid w:val="006B4ADD"/>
     <w:rsid w:val="006B5158"/>
     <w:rsid w:val="006C2DEC"/>
     <w:rsid w:val="006F7175"/>
@@ -30076,18 +30048,6 @@
       <w14:ligatures w14:val="standardContextual"/>
     </w:rPr>
   </w:style>
-  <w:style w:type="paragraph" w:customStyle="1" w:styleId="3D28BE994C95452AA919F473EB932F2F">
-    <w:name w:val="3D28BE994C95452AA919F473EB932F2F"/>
-    <w:pPr>
-      <w:spacing w:line="278" w:lineRule="auto"/>
-    </w:pPr>
-    <w:rPr>
-      <w:kern w:val="2"/>
-      <w:sz w:val="24"/>
-      <w:szCs w:val="24"/>
-      <w14:ligatures w14:val="standardContextual"/>
-    </w:rPr>
-  </w:style>
 </w:styles>
 </file>
 
@@ -30356,7 +30316,7 @@
 </we:webextension>
 </file>
 
-<file path=customXml/item1.xml>��< ? x m l   v e r s i o n = " 1 . 0 "   e n c o d i n g = " u t f - 1 6 " ? > < N a v W o r d R e p o r t X m l P a r t   x m l n s = " u r n : m i c r o s o f t - d y n a m i c s - n a v / r e p o r t s / S t a n d a r d _ S a l e s _ I n v o i c e / 1 3 0 6 / " > +<file path=customXml/item1.xml>��< ? x m l   v e r s i o n = " 1 . 0 "   e n c o d i n g = " u t f - 1 6 " ? > < N a v W o r d R e p o r t X m l P a r t   x m l n s = " u r n : m i c r o s o f t - d y n a m i c s - b u s i n e s s c e n t r a l / i n t e r n a l / e x t e n d e d / r e p o r t s / S t a n d a r d _ S a l e s _ I n v o i c e / 1 3 0 6 / " >   
      < B C R e p o r t I n f o r m a t i o n >   
@@ -30422,577 +30382,579 @@
  
      < / B C R e p o r t I n f o r m a t i o n >   
-     < H e a d e r > - 
-         < B i l l e d T o _ L b l > B i l l e d T o _ L b l < / B i l l e d T o _ L b l > - 
-         < B i l l T o C o n t a c t E m a i l > B i l l T o C o n t a c t E m a i l < / B i l l T o C o n t a c t E m a i l > - 
-         < B i l l T o C o n t a c t E m a i l L b l > B i l l T o C o n t a c t E m a i l L b l < / B i l l T o C o n t a c t E m a i l L b l > - 
-         < B i l l T o C o n t a c t M o b i l e P h o n e N o > B i l l T o C o n t a c t M o b i l e P h o n e N o < / B i l l T o C o n t a c t M o b i l e P h o n e N o > - 
-         < B i l l T o C o n t a c t M o b i l e P h o n e N o L b l > B i l l T o C o n t a c t M o b i l e P h o n e N o L b l < / B i l l T o C o n t a c t M o b i l e P h o n e N o L b l > - 
-         < B i l l T o C o n t a c t P h o n e N o > B i l l T o C o n t a c t P h o n e N o < / B i l l T o C o n t a c t P h o n e N o > - 
-         < B i l l T o C o n t a c t P h o n e N o L b l > B i l l T o C o n t a c t P h o n e N o L b l < / B i l l T o C o n t a c t P h o n e N o L b l > - 
-         < B i l l t o C u s t o m e r N o _ L b l > B i l l t o C u s t o m e r N o _ L b l < / B i l l t o C u s t o m e r N o _ L b l > - 
-         < B i l l t o C u s t u m e r N o > B i l l t o C u s t u m e r N o < / B i l l t o C u s t u m e r N o > - 
-         < C h e c k s P a y a b l e _ L b l > C h e c k s P a y a b l e _ L b l < / C h e c k s P a y a b l e _ L b l > - 
-         < C O 2 e P e r U n i t _ L b l > C O 2 e P e r U n i t _ L b l < / C O 2 e P e r U n i t _ L b l > - 
-         < C o m p a n y A d d r e s s 1 > C o m p a n y A d d r e s s 1 < / C o m p a n y A d d r e s s 1 > - 
-         < C o m p a n y A d d r e s s 2 > C o m p a n y A d d r e s s 2 < / C o m p a n y A d d r e s s 2 > - 
-         < C o m p a n y A d d r e s s 3 > C o m p a n y A d d r e s s 3 < / C o m p a n y A d d r e s s 3 > - 
-         < C o m p a n y A d d r e s s 4 > C o m p a n y A d d r e s s 4 < / C o m p a n y A d d r e s s 4 > - 
-         < C o m p a n y A d d r e s s 5 > C o m p a n y A d d r e s s 5 < / C o m p a n y A d d r e s s 5 > - 
-         < C o m p a n y A d d r e s s 6 > C o m p a n y A d d r e s s 6 < / C o m p a n y A d d r e s s 6 > - 
-         < C o m p a n y A d d r e s s 7 > C o m p a n y A d d r e s s 7 < / C o m p a n y A d d r e s s 7 > - 
-         < C o m p a n y A d d r e s s 8 > C o m p a n y A d d r e s s 8 < / C o m p a n y A d d r e s s 8 > - 
-         < C o m p a n y B a n k A c c o u n t N o > C o m p a n y B a n k A c c o u n t N o < / C o m p a n y B a n k A c c o u n t N o > - 
-         < C o m p a n y B a n k A c c o u n t N o _ L b l > C o m p a n y B a n k A c c o u n t N o _ L b l < / C o m p a n y B a n k A c c o u n t N o _ L b l > - 
-         < C o m p a n y B a n k B r a n c h N o > C o m p a n y B a n k B r a n c h N o < / C o m p a n y B a n k B r a n c h N o > - 
-         < C o m p a n y B a n k B r a n c h N o _ L b l > C o m p a n y B a n k B r a n c h N o _ L b l < / C o m p a n y B a n k B r a n c h N o _ L b l > - 
-         < C o m p a n y B a n k N a m e > C o m p a n y B a n k N a m e < / C o m p a n y B a n k N a m e > - 
-         < C o m p a n y B a n k N a m e _ L b l > C o m p a n y B a n k N a m e _ L b l < / C o m p a n y B a n k N a m e _ L b l > - 
-         < C o m p a n y C u s t o m G i r o > C o m p a n y C u s t o m G i r o < / C o m p a n y C u s t o m G i r o > - 
-         < C o m p a n y C u s t o m G i r o _ L b l > C o m p a n y C u s t o m G i r o _ L b l < / C o m p a n y C u s t o m G i r o _ L b l > - 
-         < C o m p a n y E M a i l > C o m p a n y E M a i l < / C o m p a n y E M a i l > - 
-         < C o m p a n y G i r o N o > C o m p a n y G i r o N o < / C o m p a n y G i r o N o > - 
-         < C o m p a n y G i r o N o _ L b l > C o m p a n y G i r o N o _ L b l < / C o m p a n y G i r o N o _ L b l > - 
-         < C o m p a n y H o m e P a g e > C o m p a n y H o m e P a g e < / C o m p a n y H o m e P a g e > - 
-         < C o m p a n y I B A N > C o m p a n y I B A N < / C o m p a n y I B A N > - 
-         < C o m p a n y I B A N _ L b l > C o m p a n y I B A N _ L b l < / C o m p a n y I B A N _ L b l > - 
-         < C o m p a n y L e g a l O f f i c e > C o m p a n y L e g a l O f f i c e < / C o m p a n y L e g a l O f f i c e > - 
-         < C o m p a n y L e g a l O f f i c e _ L b l > C o m p a n y L e g a l O f f i c e _ L b l < / C o m p a n y L e g a l O f f i c e _ L b l > - 
-         < C o m p a n y L e g a l S t a t e m e n t > C o m p a n y L e g a l S t a t e m e n t < / C o m p a n y L e g a l S t a t e m e n t > - 
-         < C o m p a n y L o g o P o s i t i o n > C o m p a n y L o g o P o s i t i o n < / C o m p a n y L o g o P o s i t i o n > - 
-         < C o m p a n y P h o n e N o > C o m p a n y P h o n e N o < / C o m p a n y P h o n e N o > - 
-         < C o m p a n y P h o n e N o _ L b l > C o m p a n y P h o n e N o _ L b l < / C o m p a n y P h o n e N o _ L b l > - 
-         < C o m p a n y P i c t u r e / > - 
-         < C o m p a n y R e g i s t r a t i o n N u m b e r > C o m p a n y R e g i s t r a t i o n N u m b e r < / C o m p a n y R e g i s t r a t i o n N u m b e r > - 
-         < C o m p a n y R e g i s t r a t i o n N u m b e r _ L b l > C o m p a n y R e g i s t r a t i o n N u m b e r _ L b l < / C o m p a n y R e g i s t r a t i o n N u m b e r _ L b l > - 
-         < C o m p a n y S W I F T > C o m p a n y S W I F T < / C o m p a n y S W I F T > - 
-         < C o m p a n y S W I F T _ L b l > C o m p a n y S W I F T _ L b l < / C o m p a n y S W I F T _ L b l > - 
-         < C o m p a n y V A T R e g i s t r a t i o n N o > C o m p a n y V A T R e g i s t r a t i o n N o < / C o m p a n y V A T R e g i s t r a t i o n N o > - 
-         < C o m p a n y V A T R e g i s t r a t i o n N o _ L b l > C o m p a n y V A T R e g i s t r a t i o n N o _ L b l < / C o m p a n y V A T R e g i s t r a t i o n N o _ L b l > - 
-         < C o m p a n y V A T R e g N o > C o m p a n y V A T R e g N o < / C o m p a n y V A T R e g N o > - 
-         < C o m p a n y V A T R e g N o _ L b l > C o m p a n y V A T R e g N o _ L b l < / C o m p a n y V A T R e g N o _ L b l > - 
-         < C o n t a c t _ L b l > C o n t a c t _ L b l < / C o n t a c t _ L b l > - 
-         < C o p y _ L b l > C o p y _ L b l < / C o p y _ L b l > - 
-         < C u s t o m e r A d d r e s s 1 > C u s t o m e r A d d r e s s 1 < / C u s t o m e r A d d r e s s 1 > - 
-         < C u s t o m e r A d d r e s s 2 > C u s t o m e r A d d r e s s 2 < / C u s t o m e r A d d r e s s 2 > - 
-         < C u s t o m e r A d d r e s s 3 > C u s t o m e r A d d r e s s 3 < / C u s t o m e r A d d r e s s 3 > - 
-         < C u s t o m e r A d d r e s s 4 > C u s t o m e r A d d r e s s 4 < / C u s t o m e r A d d r e s s 4 > - 
-         < C u s t o m e r A d d r e s s 5 > C u s t o m e r A d d r e s s 5 < / C u s t o m e r A d d r e s s 5 > - 
-         < C u s t o m e r A d d r e s s 6 > C u s t o m e r A d d r e s s 6 < / C u s t o m e r A d d r e s s 6 > - 
-         < C u s t o m e r A d d r e s s 7 > C u s t o m e r A d d r e s s 7 < / C u s t o m e r A d d r e s s 7 > - 
-         < C u s t o m e r A d d r e s s 8 > C u s t o m e r A d d r e s s 8 < / C u s t o m e r A d d r e s s 8 > - 
-         < C u s t o m e r P o s t a l B a r C o d e > C u s t o m e r P o s t a l B a r C o d e < / C u s t o m e r P o s t a l B a r C o d e > - 
-         < D i s c l a i m e r _ L b l > D i s c l a i m e r _ L b l < / D i s c l a i m e r _ L b l > - 
-         < D i s p l a y A d d i t i o n a l F e e N o t e > D i s p l a y A d d i t i o n a l F e e N o t e < / D i s p l a y A d d i t i o n a l F e e N o t e > - 
-         < D o c u m e n t D a t e > D o c u m e n t D a t e < / D o c u m e n t D a t e > - 
-         < D o c u m e n t D a t e _ L b l > D o c u m e n t D a t e _ L b l < / D o c u m e n t D a t e _ L b l > - 
-         < D o c u m e n t N o > D o c u m e n t N o < / D o c u m e n t N o > - 
-         < D o c u m e n t N o _ L b l > D o c u m e n t N o _ L b l < / D o c u m e n t N o _ L b l > - 
-         < D o c u m e n t T i t l e _ L b l > D o c u m e n t T i t l e _ L b l < / D o c u m e n t T i t l e _ L b l > - 
-         < D u e D a t e > D u e D a t e < / D u e D a t e > - 
-         < D u e D a t e _ L b l > D u e D a t e _ L b l < / D u e D a t e _ L b l > - 
-         < E M a i l _ H e a d e r _ L b l > E M a i l _ H e a d e r _ L b l < / E M a i l _ H e a d e r _ L b l > - 
-         < E x c h a n g e R a t e A s T e x t > E x c h a n g e R a t e A s T e x t < / E x c h a n g e R a t e A s T e x t > - 
-         < E x t e r n a l D o c u m e n t N o > E x t e r n a l D o c u m e n t N o < / E x t e r n a l D o c u m e n t N o > - 
-         < E x t e r n a l D o c u m e n t N o _ L b l > E x t e r n a l D o c u m e n t N o _ L b l < / E x t e r n a l D o c u m e n t N o _ L b l > - 
-         < F r o m _ L b l > F r o m _ L b l < / F r o m _ L b l > - 
-         < G l o b a l L o c a t i o n N u m b e r > G l o b a l L o c a t i o n N u m b e r < / G l o b a l L o c a t i o n N u m b e r > - 
-         < G l o b a l L o c a t i o n N u m b e r _ L b l > G l o b a l L o c a t i o n N u m b e r _ L b l < / G l o b a l L o c a t i o n N u m b e r _ L b l > - 
-         < H o m e P a g e _ H e a d e r _ L b l > H o m e P a g e _ H e a d e r _ L b l < / H o m e P a g e _ H e a d e r _ L b l > - 
-         < I n v o i c e D i s c o u n t A m o u n t _ L b l > I n v o i c e D i s c o u n t A m o u n t _ L b l < / I n v o i c e D i s c o u n t A m o u n t _ L b l > - 
-         < I n v o i c e D i s c o u n t B a s e A m o u n t _ L b l > I n v o i c e D i s c o u n t B a s e A m o u n t _ L b l < / I n v o i c e D i s c o u n t B a s e A m o u n t _ L b l > - 
-         < L e g a l E n t i t y T y p e > L e g a l E n t i t y T y p e < / L e g a l E n t i t y T y p e > - 
-         < L e g a l E n t i t y T y p e _ L b l > L e g a l E n t i t y T y p e _ L b l < / L e g a l E n t i t y T y p e _ L b l > - 
-         < L i n e A m o u n t A f t e r I n v o i c e D i s c o u n t _ L b l > L i n e A m o u n t A f t e r I n v o i c e D i s c o u n t _ L b l < / L i n e A m o u n t A f t e r I n v o i c e D i s c o u n t _ L b l > - 
-         < L o c a l C u r r e n c y _ L b l > L o c a l C u r r e n c y _ L b l < / L o c a l C u r r e n c y _ L b l > - 
-         < O r d e r N o > O r d e r N o < / O r d e r N o > - 
-         < O r d e r N o _ L b l > O r d e r N o _ L b l < / O r d e r N o _ L b l > - 
-         < P a c k a g e T r a c k i n g N o > P a c k a g e T r a c k i n g N o < / P a c k a g e T r a c k i n g N o > - 
-         < P a c k a g e T r a c k i n g N o _ L b l > P a c k a g e T r a c k i n g N o _ L b l < / P a c k a g e T r a c k i n g N o _ L b l > - 
-         < P a g e _ L b l > P a g e _ L b l < / P a g e _ L b l > - 
-         < P a y m e n t I n s t r u c t i o n s _ T x t > P a y m e n t I n s t r u c t i o n s _ T x t < / P a y m e n t I n s t r u c t i o n s _ T x t > - 
-         < P a y m e n t M e t h o d D e s c r i p t i o n > P a y m e n t M e t h o d D e s c r i p t i o n < / P a y m e n t M e t h o d D e s c r i p t i o n > - 
-         < P a y m e n t M e t h o d D e s c r i p t i o n _ L b l > P a y m e n t M e t h o d D e s c r i p t i o n _ L b l < / P a y m e n t M e t h o d D e s c r i p t i o n _ L b l > - 
-         < P a y m e n t R e f e r e n c e > P a y m e n t R e f e r e n c e < / P a y m e n t R e f e r e n c e > - 
-         < P a y m e n t R e f e r e n c e _ L b l > P a y m e n t R e f e r e n c e _ L b l < / P a y m e n t R e f e r e n c e _ L b l > - 
-         < P a y m e n t T e r m s D e s c r i p t i o n > P a y m e n t T e r m s D e s c r i p t i o n < / P a y m e n t T e r m s D e s c r i p t i o n > - 
-         < P a y m e n t T e r m s D e s c r i p t i o n _ L b l > P a y m e n t T e r m s D e s c r i p t i o n _ L b l < / P a y m e n t T e r m s D e s c r i p t i o n _ L b l > - 
-         < P r i c e s I n c l u d i n g V A T > P r i c e s I n c l u d i n g V A T < / P r i c e s I n c l u d i n g V A T > - 
-         < P r i c e s I n c l u d i n g V A T _ L b l > P r i c e s I n c l u d i n g V A T _ L b l < / P r i c e s I n c l u d i n g V A T _ L b l > - 
-         < P r i c e s I n c l u d i n g V A T Y e s N o > P r i c e s I n c l u d i n g V A T Y e s N o < / P r i c e s I n c l u d i n g V A T Y e s N o > - 
-         < Q R _ C o d e _ I m a g e > Q R _ C o d e _ I m a g e < / Q R _ C o d e _ I m a g e > - 
-         < Q R _ C o d e _ I m a g e _ L b l > Q R _ C o d e _ I m a g e _ L b l < / Q R _ C o d e _ I m a g e _ L b l > - 
-         < Q u e s t i o n s _ L b l > Q u e s t i o n s _ L b l < / Q u e s t i o n s _ L b l > - 
-         < R e c u r r i n g B i l l i n g > R e c u r r i n g B i l l i n g < / R e c u r r i n g B i l l i n g > - 
-         < R e m a i n i n g A m o u n t > R e m a i n i n g A m o u n t < / R e m a i n i n g A m o u n t > - 
-         < R e m a i n i n g A m o u n t T e x t > R e m a i n i n g A m o u n t T e x t < / R e m a i n i n g A m o u n t T e x t > - 
-         < S a l e s I n v o i c e L i n e D i s c o u n t _ L b l > S a l e s I n v o i c e L i n e D i s c o u n t _ L b l < / S a l e s I n v o i c e L i n e D i s c o u n t _ L b l > - 
-         < S a l e s P e r s o n _ L b l > S a l e s P e r s o n _ L b l < / S a l e s P e r s o n _ L b l > - 
-         < S a l e s P e r s o n B l a n k _ L b l > S a l e s P e r s o n B l a n k _ L b l < / S a l e s P e r s o n B l a n k _ L b l > - 
-         < S a l e s P e r s o n N a m e > S a l e s P e r s o n N a m e < / S a l e s P e r s o n N a m e > - 
-         < S e l l T o C o n t a c t E m a i l > S e l l T o C o n t a c t E m a i l < / S e l l T o C o n t a c t E m a i l > - 
-         < S e l l T o C o n t a c t E m a i l L b l > S e l l T o C o n t a c t E m a i l L b l < / S e l l T o C o n t a c t E m a i l L b l > - 
-         < S e l l T o C o n t a c t M o b i l e P h o n e N o > S e l l T o C o n t a c t M o b i l e P h o n e N o < / S e l l T o C o n t a c t M o b i l e P h o n e N o > - 
-         < S e l l T o C o n t a c t M o b i l e P h o n e N o L b l > S e l l T o C o n t a c t M o b i l e P h o n e N o L b l < / S e l l T o C o n t a c t M o b i l e P h o n e N o L b l > - 
-         < S e l l T o C o n t a c t P h o n e N o > S e l l T o C o n t a c t P h o n e N o < / S e l l T o C o n t a c t P h o n e N o > - 
-         < S e l l T o C o n t a c t P h o n e N o L b l > S e l l T o C o n t a c t P h o n e N o L b l < / S e l l T o C o n t a c t P h o n e N o L b l > - 
-         < S e l l t o C u s t o m e r N o > S e l l t o C u s t o m e r N o < / S e l l t o C u s t o m e r N o > - 
-         < S e l l t o C u s t o m e r N o _ L b l > S e l l t o C u s t o m e r N o _ L b l < / S e l l t o C u s t o m e r N o _ L b l > - 
-         < S e l l T o F a x N o > S e l l T o F a x N o < / S e l l T o F a x N o > - 
-         < S e l l T o P h o n e N o > S e l l T o P h o n e N o < / S e l l T o P h o n e N o > - 
-         < S h i p m e n t _ L b l > S h i p m e n t _ L b l < / S h i p m e n t _ L b l > - 
-         < S h i p m e n t D a t e > S h i p m e n t D a t e < / S h i p m e n t D a t e > - 
-         < S h i p m e n t D a t e _ L b l > S h i p m e n t D a t e _ L b l < / S h i p m e n t D a t e _ L b l > - 
-         < S h i p m e n t M e t h o d D e s c r i p t i o n > S h i p m e n t M e t h o d D e s c r i p t i o n < / S h i p m e n t M e t h o d D e s c r i p t i o n > - 
-         < S h i p m e n t M e t h o d D e s c r i p t i o n _ L b l > S h i p m e n t M e t h o d D e s c r i p t i o n _ L b l < / S h i p m e n t M e t h o d D e s c r i p t i o n _ L b l > - 
-         < S h i p p i n g A g e n t C o d e > S h i p p i n g A g e n t C o d e < / S h i p p i n g A g e n t C o d e > - 
-         < S h i p p i n g A g e n t C o d e _ L b l > S h i p p i n g A g e n t C o d e _ L b l < / S h i p p i n g A g e n t C o d e _ L b l > - 
-         < S h i p T o A d d r e s s _ L b l > S h i p T o A d d r e s s _ L b l < / S h i p T o A d d r e s s _ L b l > - 
-         < S h i p T o A d d r e s s 1 > S h i p T o A d d r e s s 1 < / S h i p T o A d d r e s s 1 > - 
-         < S h i p T o A d d r e s s 2 > S h i p T o A d d r e s s 2 < / S h i p T o A d d r e s s 2 > - 
-         < S h i p T o A d d r e s s 3 > S h i p T o A d d r e s s 3 < / S h i p T o A d d r e s s 3 > - 
-         < S h i p T o A d d r e s s 4 > S h i p T o A d d r e s s 4 < / S h i p T o A d d r e s s 4 > - 
-         < S h i p T o A d d r e s s 5 > S h i p T o A d d r e s s 5 < / S h i p T o A d d r e s s 5 > - 
-         < S h i p T o A d d r e s s 6 > S h i p T o A d d r e s s 6 < / S h i p T o A d d r e s s 6 > - 
-         < S h i p T o A d d r e s s 7 > S h i p T o A d d r e s s 7 < / S h i p T o A d d r e s s 7 > - 
-         < S h i p T o A d d r e s s 8 > S h i p T o A d d r e s s 8 < / S h i p T o A d d r e s s 8 > - 
-         < S h i p T o P h o n e N o > S h i p T o P h o n e N o < / S h i p T o P h o n e N o > - 
-         < S h o w S h i p p i n g A d d r e s s > S h o w S h i p p i n g A d d r e s s < / S h o w S h i p p i n g A d d r e s s > - 
-         < S h o w W o r k D e s c r i p t i o n > S h o w W o r k D e s c r i p t i o n < / S h o w W o r k D e s c r i p t i o n > - 
-         < S u b t o t a l _ L b l > S u b t o t a l _ L b l < / S u b t o t a l _ L b l > - 
-         < T h a n k s _ L b l > T h a n k s _ L b l < / T h a n k s _ L b l > - 
-         < T o t a l _ L b l > T o t a l _ L b l < / T o t a l _ L b l > - 
-         < T o t a l C O 2 e _ L b l > T o t a l C O 2 e _ L b l < / T o t a l C O 2 e _ L b l > - 
-         < V A T A m o u n t _ L b l > V A T A m o u n t _ L b l < / V A T A m o u n t _ L b l > - 
-         < V A T A m o u n t S p e c i f i c a t i o n _ L b l > V A T A m o u n t S p e c i f i c a t i o n _ L b l < / V A T A m o u n t S p e c i f i c a t i o n _ L b l > - 
-         < V A T B a s e _ L b l > V A T B a s e _ L b l < / V A T B a s e _ L b l > - 
-         < V A T C l a u s e _ L b l > V A T C l a u s e _ L b l < / V A T C l a u s e _ L b l > - 
-         < V A T C l a u s e s _ L b l > V A T C l a u s e s _ L b l < / V A T C l a u s e s _ L b l > - 
-         < V A T I d e n t i f i e r _ L b l > V A T I d e n t i f i e r _ L b l < / V A T I d e n t i f i e r _ L b l > - 
-         < V A T P e r c e n t a g e _ L b l > V A T P e r c e n t a g e _ L b l < / V A T P e r c e n t a g e _ L b l > - 
-         < V A T R e g i s t r a t i o n N o > V A T R e g i s t r a t i o n N o < / V A T R e g i s t r a t i o n N o > - 
-         < V A T R e g i s t r a t i o n N o _ L b l > V A T R e g i s t r a t i o n N o _ L b l < / V A T R e g i s t r a t i o n N o _ L b l > - 
-         < Y o u r D o c u m e n t T i t l e _ L b l > Y o u r D o c u m e n t T i t l e _ L b l < / Y o u r D o c u m e n t T i t l e _ L b l > - 
-         < Y o u r R e f e r e n c e > Y o u r R e f e r e n c e < / Y o u r R e f e r e n c e > - 
-         < Y o u r R e f e r e n c e _ L b l > Y o u r R e f e r e n c e _ L b l < / Y o u r R e f e r e n c e _ L b l > - 
-         < L i n e > - 
-             < A m o u n t E x c l u d i n g V A T _ L i n e > A m o u n t E x c l u d i n g V A T _ L i n e < / A m o u n t E x c l u d i n g V A T _ L i n e > - 
-             < A m o u n t E x c l u d i n g V A T _ L i n e _ L b l > A m o u n t E x c l u d i n g V A T _ L i n e _ L b l < / A m o u n t E x c l u d i n g V A T _ L i n e _ L b l > - 
-             < A m o u n t I n c l u d i n g V A T _ L i n e > A m o u n t I n c l u d i n g V A T _ L i n e < / A m o u n t I n c l u d i n g V A T _ L i n e > - 
-             < A m o u n t I n c l u d i n g V A T _ L i n e _ L b l > A m o u n t I n c l u d i n g V A T _ L i n e _ L b l < / A m o u n t I n c l u d i n g V A T _ L i n e _ L b l > - 
-             < C O 2 e P e r U n i t _ L i n e > C O 2 e P e r U n i t _ L i n e < / C O 2 e P e r U n i t _ L i n e > - 
-             < C o n t r a c t L i n e N o > C o n t r a c t L i n e N o < / C o n t r a c t L i n e N o > - 
-             < C o n t r a c t N o > C o n t r a c t N o < / C o n t r a c t N o > - 
-             < D e s c r i p t i o n _ L i n e > D e s c r i p t i o n _ L i n e < / D e s c r i p t i o n _ L i n e > - 
-             < D e s c r i p t i o n _ L i n e _ L b l > D e s c r i p t i o n _ L i n e _ L b l < / D e s c r i p t i o n _ L i n e _ L b l > - 
-             < I t e m N o _ L i n e > I t e m N o _ L i n e < / I t e m N o _ L i n e > - 
-             < I t e m N o _ L i n e _ L b l > I t e m N o _ L i n e _ L b l < / I t e m N o _ L i n e _ L b l > - 
-             < I t e m R e f e r e n c e N o _ L i n e > I t e m R e f e r e n c e N o _ L i n e < / I t e m R e f e r e n c e N o _ L i n e > - 
-             < I t e m R e f e r e n c e N o _ L i n e _ L b l > I t e m R e f e r e n c e N o _ L i n e _ L b l < / I t e m R e f e r e n c e N o _ L i n e _ L b l > - 
-             < J o b N o > J o b N o < / J o b N o > - 
-             < J o b N o _ L b l > J o b N o _ L b l < / J o b N o _ L b l > - 
-             < J o b T a s k D e s c _ L b l > J o b T a s k D e s c _ L b l < / J o b T a s k D e s c _ L b l > - 
-             < J o b T a s k D e s c r i p t i o n > J o b T a s k D e s c r i p t i o n < / J o b T a s k D e s c r i p t i o n > - 
-             < J o b T a s k N o > J o b T a s k N o < / J o b T a s k N o > - 
-             < J o b T a s k N o _ L b l > J o b T a s k N o _ L b l < / J o b T a s k N o _ L b l > - 
-             < L i n e A m o u n t _ L i n e > L i n e A m o u n t _ L i n e < / L i n e A m o u n t _ L i n e > - 
-             < L i n e A m o u n t _ L i n e _ L b l > L i n e A m o u n t _ L i n e _ L b l < / L i n e A m o u n t _ L i n e _ L b l > - 
-             < L i n e D i s c o u n t P e r c e n t _ L i n e > L i n e D i s c o u n t P e r c e n t _ L i n e < / L i n e D i s c o u n t P e r c e n t _ L i n e > - 
-             < L i n e D i s c o u n t P e r c e n t T e x t _ L i n e > L i n e D i s c o u n t P e r c e n t T e x t _ L i n e < / L i n e D i s c o u n t P e r c e n t T e x t _ L i n e > - 
-             < L i n e N o _ L i n e > L i n e N o _ L i n e < / L i n e N o _ L i n e > - 
-             < P r i c e _ L b l > P r i c e _ L b l < / P r i c e _ L b l > - 
-             < P r i c e P e r _ L b l > P r i c e P e r _ L b l < / P r i c e P e r _ L b l > - 
-             < Q t y _ L b l > Q t y _ L b l < / Q t y _ L b l > - 
-             < Q u a n t i t y _ L i n e > Q u a n t i t y _ L i n e < / Q u a n t i t y _ L i n e > - 
-             < Q u a n t i t y _ L i n e _ L b l > Q u a n t i t y _ L i n e _ L b l < / Q u a n t i t y _ L i n e _ L b l > - 
-             < R e c u r r i n g B i l l i n g f r o m > R e c u r r i n g B i l l i n g f r o m < / R e c u r r i n g B i l l i n g f r o m > - 
-             < R e c u r r i n g B i l l i n g t o > R e c u r r i n g B i l l i n g t o < / R e c u r r i n g B i l l i n g t o > - 
-             < S h i p m e n t D a t e _ L i n e > S h i p m e n t D a t e _ L i n e < / S h i p m e n t D a t e _ L i n e > - 
-             < S h i p m e n t D a t e _ L i n e _ L b l > S h i p m e n t D a t e _ L i n e _ L b l < / S h i p m e n t D a t e _ L i n e _ L b l > - 
-             < T r a n s H e a d e r A m o u n t > T r a n s H e a d e r A m o u n t < / T r a n s H e a d e r A m o u n t > - 
-             < T y p e _ L i n e > T y p e _ L i n e < / T y p e _ L i n e > - 
-             < U n i t _ L b l > U n i t _ L b l < / U n i t _ L b l > - 
-             < U n i t O f M e a s u r e > U n i t O f M e a s u r e < / U n i t O f M e a s u r e > - 
-             < U n i t O f M e a s u r e _ L b l > U n i t O f M e a s u r e _ L b l < / U n i t O f M e a s u r e _ L b l > - 
-             < U n i t P r i c e > U n i t P r i c e < / U n i t P r i c e > - 
-             < U n i t P r i c e _ L b l > U n i t P r i c e _ L b l < / U n i t P r i c e _ L b l > - 
-             < V A T I d e n t i f i e r _ L i n e > V A T I d e n t i f i e r _ L i n e < / V A T I d e n t i f i e r _ L i n e > - 
-             < V A T I d e n t i f i e r _ L i n e _ L b l > V A T I d e n t i f i e r _ L i n e _ L b l < / V A T I d e n t i f i e r _ L i n e _ L b l > - 
-             < V A T P c t _ L i n e > V A T P c t _ L i n e < / V A T P c t _ L i n e > - 
-             < V A T P c t _ L i n e _ L b l > V A T P c t _ L i n e _ L b l < / V A T P c t _ L i n e _ L b l > - 
-             < S h i p m e n t L i n e > - 
-                 < D o c u m e n t N o _ S h i p m e n t L i n e > D o c u m e n t N o _ S h i p m e n t L i n e < / D o c u m e n t N o _ S h i p m e n t L i n e > - 
-                 < P o s t i n g D a t e _ S h i p m e n t L i n e > P o s t i n g D a t e _ S h i p m e n t L i n e < / P o s t i n g D a t e _ S h i p m e n t L i n e > - 
-                 < P o s t i n g D a t e _ S h i p m e n t L i n e _ L b l > P o s t i n g D a t e _ S h i p m e n t L i n e _ L b l < / P o s t i n g D a t e _ S h i p m e n t L i n e _ L b l > - 
-                 < Q u a n t i t y _ S h i p m e n t L i n e > Q u a n t i t y _ S h i p m e n t L i n e < / Q u a n t i t y _ S h i p m e n t L i n e > - 
-                 < Q u a n t i t y _ S h i p m e n t L i n e _ L b l > Q u a n t i t y _ S h i p m e n t L i n e _ L b l < / Q u a n t i t y _ S h i p m e n t L i n e _ L b l > +     < T o o l t i p s / > + 
+     < H e a d e r   E l e m e n t T y p e = " D a t a I t e m "   E l e m e n t I d = " 1 2 4 0 3 7 3 8 8 6 " > + 
+         < B i l l e d T o _ L b l   E l e m e n t T y p e = " C o l u m n "   E l e m e n t I d = " 1 7 4 5 4 4 9 0 7 9 "   D a t a T y p e = " T e x t C o n s t " > B i l l e d T o _ L b l < / B i l l e d T o _ L b l > + 
+         < B i l l T o C o n t a c t E m a i l   E l e m e n t T y p e = " C o l u m n "   E l e m e n t I d = " 3 3 5 8 2 7 8 9 5 "   D a t a T y p e = " T e x t " > B i l l T o C o n t a c t E m a i l < / B i l l T o C o n t a c t E m a i l > + 
+         < B i l l T o C o n t a c t E m a i l L b l   E l e m e n t T y p e = " C o l u m n "   E l e m e n t I d = " 2 9 6 4 7 8 3 6 5 "   D a t a T y p e = " T e x t C o n s t " > B i l l T o C o n t a c t E m a i l L b l < / B i l l T o C o n t a c t E m a i l L b l > + 
+         < B i l l T o C o n t a c t M o b i l e P h o n e N o   E l e m e n t T y p e = " C o l u m n "   E l e m e n t I d = " 2 4 8 4 8 8 6 9 6 "   D a t a T y p e = " T e x t " > B i l l T o C o n t a c t M o b i l e P h o n e N o < / B i l l T o C o n t a c t M o b i l e P h o n e N o > + 
+         < B i l l T o C o n t a c t M o b i l e P h o n e N o L b l   E l e m e n t T y p e = " C o l u m n "   E l e m e n t I d = " 2 7 6 3 1 1 3 3 8 "   D a t a T y p e = " T e x t C o n s t " > B i l l T o C o n t a c t M o b i l e P h o n e N o L b l < / B i l l T o C o n t a c t M o b i l e P h o n e N o L b l > + 
+         < B i l l T o C o n t a c t P h o n e N o   E l e m e n t T y p e = " C o l u m n "   E l e m e n t I d = " 3 6 2 4 7 7 4 8 8 "   D a t a T y p e = " T e x t " > B i l l T o C o n t a c t P h o n e N o < / B i l l T o C o n t a c t P h o n e N o > + 
+         < B i l l T o C o n t a c t P h o n e N o L b l   E l e m e n t T y p e = " C o l u m n "   E l e m e n t I d = " 2 1 2 3 3 4 5 9 6 6 "   D a t a T y p e = " T e x t C o n s t " > B i l l T o C o n t a c t P h o n e N o L b l < / B i l l T o C o n t a c t P h o n e N o L b l > + 
+         < B i l l t o C u s t o m e r N o _ L b l   E l e m e n t T y p e = " C o l u m n "   E l e m e n t I d = " 3 6 9 3 0 7 8 1 3 "   D a t a T y p e = " S t r i n g " > B i l l t o C u s t o m e r N o _ L b l < / B i l l t o C u s t o m e r N o _ L b l > + 
+         < B i l l t o C u s t u m e r N o   E l e m e n t T y p e = " C o l u m n "   E l e m e n t I d = " 2 8 0 4 7 3 0 5 8 "   D a t a T y p e = " C o d e " > B i l l t o C u s t u m e r N o < / B i l l t o C u s t u m e r N o > + 
+         < C h e c k s P a y a b l e _ L b l   E l e m e n t T y p e = " C o l u m n "   E l e m e n t I d = " 1 0 5 3 1 5 6 0 6 5 "   D a t a T y p e = " T e x t " > C h e c k s P a y a b l e _ L b l < / C h e c k s P a y a b l e _ L b l > + 
+         < C O 2 e P e r U n i t _ L b l   E l e m e n t T y p e = " C o l u m n "   E l e m e n t I d = " 6 0 8 7 4 6 8 0 2 "   D a t a T y p e = " T e x t " > C O 2 e P e r U n i t _ L b l < / C O 2 e P e r U n i t _ L b l > + 
+         < C o m p a n y A d d r e s s 1   E l e m e n t T y p e = " C o l u m n "   E l e m e n t I d = " 1 8 8 4 1 6 4 3 2 3 "   D a t a T y p e = " T e x t " > C o m p a n y A d d r e s s 1 < / C o m p a n y A d d r e s s 1 > + 
+         < C o m p a n y A d d r e s s 2   E l e m e n t T y p e = " C o l u m n "   E l e m e n t I d = " 1 2 4 6 4 6 7 7 0 6 "   D a t a T y p e = " T e x t " > C o m p a n y A d d r e s s 2 < / C o m p a n y A d d r e s s 2 > + 
+         < C o m p a n y A d d r e s s 3   E l e m e n t T y p e = " C o l u m n "   E l e m e n t I d = " 6 0 8 7 7 1 0 8 9 "   D a t a T y p e = " T e x t " > C o m p a n y A d d r e s s 3 < / C o m p a n y A d d r e s s 3 > + 
+         < C o m p a n y A d d r e s s 4   E l e m e n t T y p e = " C o l u m n "   E l e m e n t I d = " 7 7 7 6 8 0 1 1 2 "   D a t a T y p e = " T e x t " > C o m p a n y A d d r e s s 4 < / C o m p a n y A d d r e s s 4 > + 
+         < C o m p a n y A d d r e s s 5   E l e m e n t T y p e = " C o l u m n "   E l e m e n t I d = " 1 3 9 9 8 3 4 9 5 "   D a t a T y p e = " T e x t " > C o m p a n y A d d r e s s 5 < / C o m p a n y A d d r e s s 5 > + 
+         < C o m p a n y A d d r e s s 6   E l e m e n t T y p e = " C o l u m n "   E l e m e n t I d = " 4 9 7 7 1 3 1 2 2 "   D a t a T y p e = " T e x t " > C o m p a n y A d d r e s s 6 < / C o m p a n y A d d r e s s 6 > + 
+         < C o m p a n y A d d r e s s 7   E l e m e n t T y p e = " C o l u m n "   E l e m e n t I d = " 1 1 3 5 4 0 9 7 3 9 "   D a t a T y p e = " T e x t " > C o m p a n y A d d r e s s 7 < / C o m p a n y A d d r e s s 7 > + 
+         < C o m p a n y A d d r e s s 8   E l e m e n t T y p e = " C o l u m n "   E l e m e n t I d = " 1 7 1 5 2 5 5 3 0 0 "   D a t a T y p e = " T e x t " > C o m p a n y A d d r e s s 8 < / C o m p a n y A d d r e s s 8 > + 
+         < C o m p a n y B a n k A c c o u n t N o   E l e m e n t T y p e = " C o l u m n "   E l e m e n t I d = " 3 0 1 4 0 2 0 4 "   D a t a T y p e = " T e x t " > C o m p a n y B a n k A c c o u n t N o < / C o m p a n y B a n k A c c o u n t N o > + 
+         < C o m p a n y B a n k A c c o u n t N o _ L b l   E l e m e n t T y p e = " C o l u m n "   E l e m e n t I d = " 1 0 9 7 7 4 3 3 4 5 "   D a t a T y p e = " T e x t C o n s t " > C o m p a n y B a n k A c c o u n t N o _ L b l < / C o m p a n y B a n k A c c o u n t N o _ L b l > + 
+         < C o m p a n y B a n k B r a n c h N o   E l e m e n t T y p e = " C o l u m n "   E l e m e n t I d = " 7 9 3 1 3 3 0 5 7 "   D a t a T y p e = " T e x t " > C o m p a n y B a n k B r a n c h N o < / C o m p a n y B a n k B r a n c h N o > + 
+         < C o m p a n y B a n k B r a n c h N o _ L b l   E l e m e n t T y p e = " C o l u m n "   E l e m e n t I d = " 3 2 7 9 0 6 6 9 2 "   D a t a T y p e = " S t r i n g " > C o m p a n y B a n k B r a n c h N o _ L b l < / C o m p a n y B a n k B r a n c h N o _ L b l > + 
+         < C o m p a n y B a n k N a m e   E l e m e n t T y p e = " C o l u m n "   E l e m e n t I d = " 1 5 3 4 9 0 5 6 0 5 "   D a t a T y p e = " T e x t " > C o m p a n y B a n k N a m e < / C o m p a n y B a n k N a m e > + 
+         < C o m p a n y B a n k N a m e _ L b l   E l e m e n t T y p e = " C o l u m n "   E l e m e n t I d = " 1 2 0 4 3 0 7 0 1 4 "   D a t a T y p e = " T e x t C o n s t " > C o m p a n y B a n k N a m e _ L b l < / C o m p a n y B a n k N a m e _ L b l > + 
+         < C o m p a n y C u s t o m G i r o   E l e m e n t T y p e = " C o l u m n "   E l e m e n t I d = " 1 6 7 0 4 7 5 7 9 8 "   D a t a T y p e = " T e x t " > C o m p a n y C u s t o m G i r o < / C o m p a n y C u s t o m G i r o > + 
+         < C o m p a n y C u s t o m G i r o _ L b l   E l e m e n t T y p e = " C o l u m n "   E l e m e n t I d = " 8 9 1 4 3 9 6 2 5 "   D a t a T y p e = " T e x t " > C o m p a n y C u s t o m G i r o _ L b l < / C o m p a n y C u s t o m G i r o _ L b l > + 
+         < C o m p a n y E M a i l   E l e m e n t T y p e = " C o l u m n "   E l e m e n t I d = " 1 6 7 7 0 7 4 0 5 8 "   D a t a T y p e = " T e x t " > C o m p a n y E M a i l < / C o m p a n y E M a i l > + 
+         < C o m p a n y G i r o N o   E l e m e n t T y p e = " C o l u m n "   E l e m e n t I d = " 1 3 6 0 1 9 6 3 2 0 "   D a t a T y p e = " T e x t " > C o m p a n y G i r o N o < / C o m p a n y G i r o N o > + 
+         < C o m p a n y G i r o N o _ L b l   E l e m e n t T y p e = " C o l u m n "   E l e m e n t I d = " 8 6 1 6 0 2 1 1 5 "   D a t a T y p e = " T e x t C o n s t " > C o m p a n y G i r o N o _ L b l < / C o m p a n y G i r o N o _ L b l > + 
+         < C o m p a n y H o m e P a g e   E l e m e n t T y p e = " C o l u m n "   E l e m e n t I d = " 1 9 8 9 1 8 8 7 0 "   D a t a T y p e = " T e x t " > C o m p a n y H o m e P a g e < / C o m p a n y H o m e P a g e > + 
+         < C o m p a n y I B A N   E l e m e n t T y p e = " C o l u m n "   E l e m e n t I d = " 9 0 6 5 4 9 1 8 2 "   D a t a T y p e = " C o d e " > C o m p a n y I B A N < / C o m p a n y I B A N > + 
+         < C o m p a n y I B A N _ L b l   E l e m e n t T y p e = " C o l u m n "   E l e m e n t I d = " 1 2 6 7 9 5 2 2 2 7 "   D a t a T y p e = " S t r i n g " > C o m p a n y I B A N _ L b l < / C o m p a n y I B A N _ L b l > + 
+         < C o m p a n y L e g a l O f f i c e   E l e m e n t T y p e = " C o l u m n "   E l e m e n t I d = " 7 1 4 2 5 8 1 1 1 "   D a t a T y p e = " T e x t " > C o m p a n y L e g a l O f f i c e < / C o m p a n y L e g a l O f f i c e > + 
+         < C o m p a n y L e g a l O f f i c e _ L b l   E l e m e n t T y p e = " C o l u m n "   E l e m e n t I d = " 1 5 3 3 1 7 5 1 0 8 "   D a t a T y p e = " T e x t " > C o m p a n y L e g a l O f f i c e _ L b l < / C o m p a n y L e g a l O f f i c e _ L b l > + 
+         < C o m p a n y L e g a l S t a t e m e n t   E l e m e n t T y p e = " C o l u m n "   E l e m e n t I d = " 4 4 8 3 5 8 8 7 6 "   D a t a T y p e = " T e x t " > C o m p a n y L e g a l S t a t e m e n t < / C o m p a n y L e g a l S t a t e m e n t > + 
+         < C o m p a n y L o g o P o s i t i o n   E l e m e n t T y p e = " C o l u m n "   E l e m e n t I d = " 1 4 2 5 2 6 6 6 8 8 "   D a t a T y p e = " I n t e g e r " > C o m p a n y L o g o P o s i t i o n < / C o m p a n y L o g o P o s i t i o n > + 
+         < C o m p a n y P h o n e N o   E l e m e n t T y p e = " C o l u m n "   E l e m e n t I d = " 2 5 0 4 4 0 6 5 5 "   D a t a T y p e = " T e x t " > C o m p a n y P h o n e N o < / C o m p a n y P h o n e N o > + 
+         < C o m p a n y P h o n e N o _ L b l   E l e m e n t T y p e = " C o l u m n "   E l e m e n t I d = " 5 5 8 5 9 3 5 8 6 "   D a t a T y p e = " T e x t C o n s t " > C o m p a n y P h o n e N o _ L b l < / C o m p a n y P h o n e N o _ L b l > + 
+         < C o m p a n y P i c t u r e   E l e m e n t T y p e = " C o l u m n "   E l e m e n t I d = " 1 3 9 7 4 1 1 0 7 4 "   D a t a T y p e = " B L O B " / > + 
+         < C o m p a n y R e g i s t r a t i o n N u m b e r   E l e m e n t T y p e = " C o l u m n "   E l e m e n t I d = " 2 0 2 3 6 3 9 4 2 4 "   D a t a T y p e = " T e x t " > C o m p a n y R e g i s t r a t i o n N u m b e r < / C o m p a n y R e g i s t r a t i o n N u m b e r > + 
+         < C o m p a n y R e g i s t r a t i o n N u m b e r _ L b l   E l e m e n t T y p e = " C o l u m n "   E l e m e n t I d = " 1 8 3 3 1 0 6 6 5 3 "   D a t a T y p e = " T e x t " > C o m p a n y R e g i s t r a t i o n N u m b e r _ L b l < / C o m p a n y R e g i s t r a t i o n N u m b e r _ L b l > + 
+         < C o m p a n y S W I F T   E l e m e n t T y p e = " C o l u m n "   E l e m e n t I d = " 6 6 8 2 5 0 2 4 5 "   D a t a T y p e = " C o d e " > C o m p a n y S W I F T < / C o m p a n y S W I F T > + 
+         < C o m p a n y S W I F T _ L b l   E l e m e n t T y p e = " C o l u m n "   E l e m e n t I d = " 2 0 2 9 5 9 7 3 8 4 "   D a t a T y p e = " S t r i n g " > C o m p a n y S W I F T _ L b l < / C o m p a n y S W I F T _ L b l > + 
+         < C o m p a n y V A T R e g i s t r a t i o n N o   E l e m e n t T y p e = " C o l u m n "   E l e m e n t I d = " 1 9 1 4 0 1 3 6 4 9 "   D a t a T y p e = " T e x t " > C o m p a n y V A T R e g i s t r a t i o n N o < / C o m p a n y V A T R e g i s t r a t i o n N o > + 
+         < C o m p a n y V A T R e g i s t r a t i o n N o _ L b l   E l e m e n t T y p e = " C o l u m n "   E l e m e n t I d = " 9 2 4 5 0 3 1 2 4 "   D a t a T y p e = " T e x t " > C o m p a n y V A T R e g i s t r a t i o n N o _ L b l < / C o m p a n y V A T R e g i s t r a t i o n N o _ L b l > + 
+         < C o m p a n y V A T R e g N o   E l e m e n t T y p e = " C o l u m n "   E l e m e n t I d = " 1 7 1 4 3 1 9 3 6 "   D a t a T y p e = " T e x t " > C o m p a n y V A T R e g N o < / C o m p a n y V A T R e g N o > + 
+         < C o m p a n y V A T R e g N o _ L b l   E l e m e n t T y p e = " C o l u m n "   E l e m e n t I d = " 7 7 3 2 0 1 5 0 1 "   D a t a T y p e = " T e x t " > C o m p a n y V A T R e g N o _ L b l < / C o m p a n y V A T R e g N o _ L b l > + 
+         < C o n t a c t _ L b l   E l e m e n t T y p e = " C o l u m n "   E l e m e n t I d = " 1 1 5 5 0 9 4 7 5 2 "   D a t a T y p e = " T e x t " > C o n t a c t _ L b l < / C o n t a c t _ L b l > + 
+         < C o p y _ L b l   E l e m e n t T y p e = " C o l u m n "   E l e m e n t I d = " 6 0 4 7 8 2 7 8 1 "   D a t a T y p e = " T e x t C o n s t " > C o p y _ L b l < / C o p y _ L b l > + 
+         < C u s t o m e r A d d r e s s 1   E l e m e n t T y p e = " C o l u m n "   E l e m e n t I d = " 1 8 0 1 9 6 6 4 5 4 "   D a t a T y p e = " T e x t " > C u s t o m e r A d d r e s s 1 < / C u s t o m e r A d d r e s s 1 > + 
+         < C u s t o m e r A d d r e s s 2   E l e m e n t T y p e = " C o l u m n "   E l e m e n t I d = " 1 1 6 4 2 6 9 8 3 7 "   D a t a T y p e = " T e x t " > C u s t o m e r A d d r e s s 2 < / C u s t o m e r A d d r e s s 2 > + 
+         < C u s t o m e r A d d r e s s 3   E l e m e n t T y p e = " C o l u m n "   E l e m e n t I d = " 5 2 6 5 7 3 2 2 0 "   D a t a T y p e = " T e x t " > C u s t o m e r A d d r e s s 3 < / C u s t o m e r A d d r e s s 3 > + 
+         < C u s t o m e r A d d r e s s 4   E l e m e n t T y p e = " C o l u m n "   E l e m e n t I d = " 1 1 1 1 2 3 3 9 7 "   D a t a T y p e = " T e x t " > C u s t o m e r A d d r e s s 4 < / C u s t o m e r A d d r e s s 4 > + 
+         < C u s t o m e r A d d r e s s 5   E l e m e n t T y p e = " C o l u m n "   E l e m e n t I d = " 7 4 8 8 2 0 0 1 4 "   D a t a T y p e = " T e x t " > C u s t o m e r A d d r e s s 5 < / C u s t o m e r A d d r e s s 5 > + 
+         < C u s t o m e r A d d r e s s 6   E l e m e n t T y p e = " C o l u m n "   E l e m e n t I d = " 1 3 8 6 5 1 6 6 3 1 "   D a t a T y p e = " T e x t " > C u s t o m e r A d d r e s s 6 < / C u s t o m e r A d d r e s s 6 > + 
+         < C u s t o m e r A d d r e s s 7   E l e m e n t T y p e = " C o l u m n "   E l e m e n t I d = " 2 0 2 4 2 1 3 2 4 8 "   D a t a T y p e = " T e x t " > C u s t o m e r A d d r e s s 7 < / C u s t o m e r A d d r e s s 7 > + 
+         < C u s t o m e r A d d r e s s 8   E l e m e n t T y p e = " C o l u m n "   E l e m e n t I d = " 1 0 4 8 6 9 8 5 8 5 "   D a t a T y p e = " T e x t " > C u s t o m e r A d d r e s s 8 < / C u s t o m e r A d d r e s s 8 > + 
+         < C u s t o m e r P o s t a l B a r C o d e   E l e m e n t T y p e = " C o l u m n "   E l e m e n t I d = " 3 9 8 5 8 0 6 8 8 "   D a t a T y p e = " T e x t " > C u s t o m e r P o s t a l B a r C o d e < / C u s t o m e r P o s t a l B a r C o d e > + 
+         < D i s c l a i m e r _ L b l   E l e m e n t T y p e = " C o l u m n "   E l e m e n t I d = " 3 8 1 6 6 9 2 0 5 "   D a t a T y p e = " T e x t " > D i s c l a i m e r _ L b l < / D i s c l a i m e r _ L b l > + 
+         < D i s p l a y A d d i t i o n a l F e e N o t e   E l e m e n t T y p e = " C o l u m n "   E l e m e n t I d = " 1 9 3 1 7 6 6 6 8 8 "   D a t a T y p e = " B o o l e a n " > D i s p l a y A d d i t i o n a l F e e N o t e < / D i s p l a y A d d i t i o n a l F e e N o t e > + 
+         < D o c u m e n t D a t e   E l e m e n t T y p e = " C o l u m n "   E l e m e n t I d = " 5 5 2 8 7 1 9 1 4 "   D a t a T y p e = " S t r i n g " > D o c u m e n t D a t e < / D o c u m e n t D a t e > + 
+         < D o c u m e n t D a t e _ L b l   E l e m e n t T y p e = " C o l u m n "   E l e m e n t I d = " 1 0 2 6 4 9 4 8 3 "   D a t a T y p e = " S t r i n g " > D o c u m e n t D a t e _ L b l < / D o c u m e n t D a t e _ L b l > + 
+         < D o c u m e n t N o   E l e m e n t T y p e = " C o l u m n "   E l e m e n t I d = " 9 7 0 3 5 0 5 3 9 "   D a t a T y p e = " C o d e " > D o c u m e n t N o < / D o c u m e n t N o > + 
+         < D o c u m e n t N o _ L b l   E l e m e n t T y p e = " C o l u m n "   E l e m e n t I d = " 7 8 9 7 9 5 9 7 8 "   D a t a T y p e = " T e x t C o n s t " > D o c u m e n t N o _ L b l < / D o c u m e n t N o _ L b l > + 
+         < D o c u m e n t T i t l e _ L b l   E l e m e n t T y p e = " C o l u m n "   E l e m e n t I d = " 8 5 8 4 2 3 9 2 9 "   D a t a T y p e = " T e x t " > D o c u m e n t T i t l e _ L b l < / D o c u m e n t T i t l e _ L b l > + 
+         < D u e D a t e   E l e m e n t T y p e = " C o l u m n "   E l e m e n t I d = " 7 4 5 1 7 0 2 0 3 "   D a t a T y p e = " S t r i n g " > D u e D a t e < / D u e D a t e > + 
+         < D u e D a t e _ L b l   E l e m e n t T y p e = " C o l u m n "   E l e m e n t I d = " 1 6 4 8 2 8 4 6 4 8 "   D a t a T y p e = " S t r i n g " > D u e D a t e _ L b l < / D u e D a t e _ L b l > + 
+         < E M a i l _ H e a d e r _ L b l   E l e m e n t T y p e = " C o l u m n "   E l e m e n t I d = " 5 1 3 1 7 0 8 0 4 "   D a t a T y p e = " T e x t C o n s t " > E M a i l _ H e a d e r _ L b l < / E M a i l _ H e a d e r _ L b l > + 
+         < E x c h a n g e R a t e A s T e x t   E l e m e n t T y p e = " C o l u m n "   E l e m e n t I d = " 5 9 2 9 5 5 8 4 5 "   D a t a T y p e = " T e x t " > E x c h a n g e R a t e A s T e x t < / E x c h a n g e R a t e A s T e x t > + 
+         < E x t e r n a l D o c u m e n t N o   E l e m e n t T y p e = " C o l u m n "   E l e m e n t I d = " 7 3 3 9 5 3 9 6 6 "   D a t a T y p e = " C o d e " > E x t e r n a l D o c u m e n t N o < / E x t e r n a l D o c u m e n t N o > + 
+         < E x t e r n a l D o c u m e n t N o _ L b l   E l e m e n t T y p e = " C o l u m n "   E l e m e n t I d = " 4 2 3 3 1 2 2 6 9 "   D a t a T y p e = " S t r i n g " > E x t e r n a l D o c u m e n t N o _ L b l < / E x t e r n a l D o c u m e n t N o _ L b l > + 
+         < F r o m _ L b l   E l e m e n t T y p e = " C o l u m n "   E l e m e n t I d = " 4 8 5 4 2 6 1 3 8 "   D a t a T y p e = " T e x t C o n s t " > F r o m _ L b l < / F r o m _ L b l > + 
+         < G l o b a l L o c a t i o n N u m b e r   E l e m e n t T y p e = " C o l u m n "   E l e m e n t I d = " 1 5 0 0 3 7 2 8 0 0 "   D a t a T y p e = " T e x t " > G l o b a l L o c a t i o n N u m b e r < / G l o b a l L o c a t i o n N u m b e r > + 
+         < G l o b a l L o c a t i o n N u m b e r _ L b l   E l e m e n t T y p e = " C o l u m n "   E l e m e n t I d = " 1 7 5 0 9 1 3 8 9 1 "   D a t a T y p e = " T e x t " > G l o b a l L o c a t i o n N u m b e r _ L b l < / G l o b a l L o c a t i o n N u m b e r _ L b l > + 
+         < H o m e P a g e _ H e a d e r _ L b l   E l e m e n t T y p e = " C o l u m n "   E l e m e n t I d = " 1 8 7 9 7 2 5 0 8 4 "   D a t a T y p e = " T e x t C o n s t " > H o m e P a g e _ H e a d e r _ L b l < / H o m e P a g e _ H e a d e r _ L b l > + 
+         < I n v o i c e D i s c o u n t A m o u n t _ L b l   E l e m e n t T y p e = " C o l u m n "   E l e m e n t I d = " 1 5 9 3 0 1 2 7 3 6 "   D a t a T y p e = " T e x t C o n s t " > I n v o i c e D i s c o u n t A m o u n t _ L b l < / I n v o i c e D i s c o u n t A m o u n t _ L b l > + 
+         < I n v o i c e D i s c o u n t B a s e A m o u n t _ L b l   E l e m e n t T y p e = " C o l u m n "   E l e m e n t I d = " 2 0 2 9 2 6 6 8 7 5 "   D a t a T y p e = " T e x t C o n s t " > I n v o i c e D i s c o u n t B a s e A m o u n t _ L b l < / I n v o i c e D i s c o u n t B a s e A m o u n t _ L b l > + 
+         < L e g a l E n t i t y T y p e   E l e m e n t T y p e = " C o l u m n "   E l e m e n t I d = " 2 0 5 1 8 7 3 5 6 3 "   D a t a T y p e = " T e x t " > L e g a l E n t i t y T y p e < / L e g a l E n t i t y T y p e > + 
+         < L e g a l E n t i t y T y p e _ L b l   E l e m e n t T y p e = " C o l u m n "   E l e m e n t I d = " 2 0 8 0 2 2 4 7 9 2 "   D a t a T y p e = " T e x t " > L e g a l E n t i t y T y p e _ L b l < / L e g a l E n t i t y T y p e _ L b l > + 
+         < L i n e A m o u n t A f t e r I n v o i c e D i s c o u n t _ L b l   E l e m e n t T y p e = " C o l u m n "   E l e m e n t I d = " 6 7 3 7 2 1 0 9 4 "   D a t a T y p e = " T e x t C o n s t " > L i n e A m o u n t A f t e r I n v o i c e D i s c o u n t _ L b l < / L i n e A m o u n t A f t e r I n v o i c e D i s c o u n t _ L b l > + 
+         < L o c a l C u r r e n c y _ L b l   E l e m e n t T y p e = " C o l u m n "   E l e m e n t I d = " 1 5 5 9 6 9 3 4 2 2 "   D a t a T y p e = " T e x t C o n s t " > L o c a l C u r r e n c y _ L b l < / L o c a l C u r r e n c y _ L b l > + 
+         < O r d e r N o   E l e m e n t T y p e = " C o l u m n "   E l e m e n t I d = " 1 4 6 6 4 7 3 8 8 6 "   D a t a T y p e = " C o d e " > O r d e r N o < / O r d e r N o > + 
+         < O r d e r N o _ L b l   E l e m e n t T y p e = " C o l u m n "   E l e m e n t I d = " 1 9 9 1 0 6 2 5 2 9 "   D a t a T y p e = " S t r i n g " > O r d e r N o _ L b l < / O r d e r N o _ L b l > + 
+         < P a c k a g e T r a c k i n g N o   E l e m e n t T y p e = " C o l u m n "   E l e m e n t I d = " 1 2 4 4 8 2 6 1 5 9 "   D a t a T y p e = " T e x t " > P a c k a g e T r a c k i n g N o < / P a c k a g e T r a c k i n g N o > + 
+         < P a c k a g e T r a c k i n g N o _ L b l   E l e m e n t T y p e = " C o l u m n "   E l e m e n t I d = " 2 1 9 3 5 6 7 5 6 "   D a t a T y p e = " S t r i n g " > P a c k a g e T r a c k i n g N o _ L b l < / P a c k a g e T r a c k i n g N o _ L b l > + 
+         < P a g e _ L b l   E l e m e n t T y p e = " C o l u m n "   E l e m e n t I d = " 6 8 0 6 4 8 0 9 1 "   D a t a T y p e = " T e x t C o n s t " > P a g e _ L b l < / P a g e _ L b l > + 
+         < P a y m e n t I n s t r u c t i o n s _ T x t   E l e m e n t T y p e = " C o l u m n "   E l e m e n t I d = " 1 8 7 2 0 8 8 3 "   D a t a T y p e = " T e x t " > P a y m e n t I n s t r u c t i o n s _ T x t < / P a y m e n t I n s t r u c t i o n s _ T x t > + 
+         < P a y m e n t M e t h o d D e s c r i p t i o n   E l e m e n t T y p e = " C o l u m n "   E l e m e n t I d = " 5 8 5 7 5 7 9 7 4 "   D a t a T y p e = " T e x t " > P a y m e n t M e t h o d D e s c r i p t i o n < / P a y m e n t M e t h o d D e s c r i p t i o n > + 
+         < P a y m e n t M e t h o d D e s c r i p t i o n _ L b l   E l e m e n t T y p e = " C o l u m n "   E l e m e n t I d = " 7 9 7 1 1 7 3 2 3 "   D a t a T y p e = " T e x t C o n s t " > P a y m e n t M e t h o d D e s c r i p t i o n _ L b l < / P a y m e n t M e t h o d D e s c r i p t i o n _ L b l > + 
+         < P a y m e n t R e f e r e n c e   E l e m e n t T y p e = " C o l u m n "   E l e m e n t I d = " 3 3 5 4 9 7 0 1 2 "   D a t a T y p e = " T e x t " > P a y m e n t R e f e r e n c e < / P a y m e n t R e f e r e n c e > + 
+         < P a y m e n t R e f e r e n c e _ L b l   E l e m e n t T y p e = " C o l u m n "   E l e m e n t I d = " 8 6 4 7 4 2 0 3 3 "   D a t a T y p e = " T e x t " > P a y m e n t R e f e r e n c e _ L b l < / P a y m e n t R e f e r e n c e _ L b l > + 
+         < P a y m e n t T e r m s D e s c r i p t i o n   E l e m e n t T y p e = " C o l u m n "   E l e m e n t I d = " 2 0 3 8 7 4 2 7 0 0 "   D a t a T y p e = " T e x t " > P a y m e n t T e r m s D e s c r i p t i o n < / P a y m e n t T e r m s D e s c r i p t i o n > + 
+         < P a y m e n t T e r m s D e s c r i p t i o n _ L b l   E l e m e n t T y p e = " C o l u m n "   E l e m e n t I d = " 1 8 7 4 4 9 4 3 2 1 "   D a t a T y p e = " T e x t C o n s t " > P a y m e n t T e r m s D e s c r i p t i o n _ L b l < / P a y m e n t T e r m s D e s c r i p t i o n _ L b l > + 
+         < P r i c e s I n c l u d i n g V A T   E l e m e n t T y p e = " C o l u m n "   E l e m e n t I d = " 5 1 8 8 1 7 1 6 7 "   D a t a T y p e = " B o o l e a n " > P r i c e s I n c l u d i n g V A T < / P r i c e s I n c l u d i n g V A T > + 
+         < P r i c e s I n c l u d i n g V A T _ L b l   E l e m e n t T y p e = " C o l u m n "   E l e m e n t I d = " 1 3 7 7 9 7 9 4 4 4 "   D a t a T y p e = " S t r i n g " > P r i c e s I n c l u d i n g V A T _ L b l < / P r i c e s I n c l u d i n g V A T _ L b l > + 
+         < P r i c e s I n c l u d i n g V A T Y e s N o   E l e m e n t T y p e = " C o l u m n "   E l e m e n t I d = " 1 4 1 1 1 4 7 5 9 9 "   D a t a T y p e = " S t r i n g " > P r i c e s I n c l u d i n g V A T Y e s N o < / P r i c e s I n c l u d i n g V A T Y e s N o > + 
+         < Q R _ C o d e _ I m a g e   E l e m e n t T y p e = " C o l u m n "   E l e m e n t I d = " 2 0 7 9 6 8 0 8 3 6 "   D a t a T y p e = " M e d i a S e t " > Q R _ C o d e _ I m a g e < / Q R _ C o d e _ I m a g e > + 
+         < Q R _ C o d e _ I m a g e _ L b l   E l e m e n t T y p e = " C o l u m n "   E l e m e n t I d = " 1 2 2 9 4 4 6 0 7 "   D a t a T y p e = " S t r i n g " > Q R _ C o d e _ I m a g e _ L b l < / Q R _ C o d e _ I m a g e _ L b l > + 
+         < Q u e s t i o n s _ L b l   E l e m e n t T y p e = " C o l u m n "   E l e m e n t I d = " 2 0 7 0 8 9 0 0 1 9 "   D a t a T y p e = " T e x t C o n s t " > Q u e s t i o n s _ L b l < / Q u e s t i o n s _ L b l > + 
+         < R e c u r r i n g B i l l i n g   E l e m e n t T y p e = " C o l u m n "   E l e m e n t I d = " 4 8 0 8 6 9 9 3 "   D a t a T y p e = " B o o l e a n " > R e c u r r i n g B i l l i n g < / R e c u r r i n g B i l l i n g > + 
+         < R e m a i n i n g A m o u n t   E l e m e n t T y p e = " C o l u m n "   E l e m e n t I d = " 3 5 3 2 6 4 1 3 1 "   D a t a T y p e = " D e c i m a l " > R e m a i n i n g A m o u n t < / R e m a i n i n g A m o u n t > + 
+         < R e m a i n i n g A m o u n t T e x t   E l e m e n t T y p e = " C o l u m n "   E l e m e n t I d = " 1 8 1 3 6 1 2 0 "   D a t a T y p e = " T e x t " > R e m a i n i n g A m o u n t T e x t < / R e m a i n i n g A m o u n t T e x t > + 
+         < S a l e s I n v o i c e L i n e D i s c o u n t _ L b l   E l e m e n t T y p e = " C o l u m n "   E l e m e n t I d = " 6 6 4 6 0 1 5 8 2 "   D a t a T y p e = " T e x t C o n s t " > S a l e s I n v o i c e L i n e D i s c o u n t _ L b l < / S a l e s I n v o i c e L i n e D i s c o u n t _ L b l > + 
+         < S a l e s P e r s o n _ L b l   E l e m e n t T y p e = " C o l u m n "   E l e m e n t I d = " 1 5 6 4 1 9 6 3 6 5 "   D a t a T y p e = " T e x t C o n s t " > S a l e s P e r s o n _ L b l < / S a l e s P e r s o n _ L b l > + 
+         < S a l e s P e r s o n B l a n k _ L b l   E l e m e n t T y p e = " C o l u m n "   E l e m e n t I d = " 6 5 4 6 2 4 6 0 1 "   D a t a T y p e = " T e x t " > S a l e s P e r s o n B l a n k _ L b l < / S a l e s P e r s o n B l a n k _ L b l > + 
+         < S a l e s P e r s o n N a m e   E l e m e n t T y p e = " C o l u m n "   E l e m e n t I d = " 8 7 1 4 9 2 9 8 3 "   D a t a T y p e = " T e x t " > S a l e s P e r s o n N a m e < / S a l e s P e r s o n N a m e > + 
+         < S e l l T o C o n t a c t E m a i l   E l e m e n t T y p e = " C o l u m n "   E l e m e n t I d = " 2 6 2 8 2 4 5 6 4 "   D a t a T y p e = " T e x t " > S e l l T o C o n t a c t E m a i l < / S e l l T o C o n t a c t E m a i l > + 
+         < S e l l T o C o n t a c t E m a i l L b l   E l e m e n t T y p e = " C o l u m n "   E l e m e n t I d = " 3 7 0 9 2 0 3 7 4 "   D a t a T y p e = " T e x t C o n s t " > S e l l T o C o n t a c t E m a i l L b l < / S e l l T o C o n t a c t E m a i l L b l > + 
+         < S e l l T o C o n t a c t M o b i l e P h o n e N o   E l e m e n t T y p e = " C o l u m n "   E l e m e n t I d = " 1 8 4 3 5 8 7 4 7 "   D a t a T y p e = " T e x t " > S e l l T o C o n t a c t M o b i l e P h o n e N o < / S e l l T o C o n t a c t M o b i l e P h o n e N o > + 
+         < S e l l T o C o n t a c t M o b i l e P h o n e N o L b l   E l e m e n t T y p e = " C o l u m n "   E l e m e n t I d = " 1 4 5 7 5 2 8 4 1 7 "   D a t a T y p e = " T e x t C o n s t " > S e l l T o C o n t a c t M o b i l e P h o n e N o L b l < / S e l l T o C o n t a c t M o b i l e P h o n e N o L b l > + 
+         < S e l l T o C o n t a c t P h o n e N o   E l e m e n t T y p e = " C o l u m n "   E l e m e n t I d = " 1 6 1 3 8 2 2 4 8 3 "   D a t a T y p e = " T e x t " > S e l l T o C o n t a c t P h o n e N o < / S e l l T o C o n t a c t P h o n e N o > + 
+         < S e l l T o C o n t a c t P h o n e N o L b l   E l e m e n t T y p e = " C o l u m n "   E l e m e n t I d = " 1 0 5 0 6 8 6 8 0 9 "   D a t a T y p e = " T e x t C o n s t " > S e l l T o C o n t a c t P h o n e N o L b l < / S e l l T o C o n t a c t P h o n e N o L b l > + 
+         < S e l l t o C u s t o m e r N o   E l e m e n t T y p e = " C o l u m n "   E l e m e n t I d = " 2 0 5 0 6 4 7 3 4 9 "   D a t a T y p e = " C o d e " > S e l l t o C u s t o m e r N o < / S e l l t o C u s t o m e r N o > + 
+         < S e l l t o C u s t o m e r N o _ L b l   E l e m e n t T y p e = " C o l u m n "   E l e m e n t I d = " 2 9 8 3 8 1 5 1 2 "   D a t a T y p e = " S t r i n g " > S e l l t o C u s t o m e r N o _ L b l < / S e l l t o C u s t o m e r N o _ L b l > + 
+         < S e l l T o F a x N o   E l e m e n t T y p e = " C o l u m n "   E l e m e n t I d = " 8 6 0 8 2 8 4 3 4 "   D a t a T y p e = " T e x t " > S e l l T o F a x N o < / S e l l T o F a x N o > + 
+         < S e l l T o P h o n e N o   E l e m e n t T y p e = " C o l u m n "   E l e m e n t I d = " 7 5 1 9 3 1 8 4 3 "   D a t a T y p e = " T e x t " > S e l l T o P h o n e N o < / S e l l T o P h o n e N o > + 
+         < S h i p m e n t _ L b l   E l e m e n t T y p e = " C o l u m n "   E l e m e n t I d = " 2 0 8 5 7 6 7 1 2 0 "   D a t a T y p e = " T e x t C o n s t " > S h i p m e n t _ L b l < / S h i p m e n t _ L b l > + 
+         < S h i p m e n t D a t e   E l e m e n t T y p e = " C o l u m n "   E l e m e n t I d = " 9 3 1 1 1 1 4 6 5 "   D a t a T y p e = " S t r i n g " > S h i p m e n t D a t e < / S h i p m e n t D a t e > + 
+         < S h i p m e n t D a t e _ L b l   E l e m e n t T y p e = " C o l u m n "   E l e m e n t I d = " 6 1 4 4 0 0 3 6 4 "   D a t a T y p e = " S t r i n g " > S h i p m e n t D a t e _ L b l < / S h i p m e n t D a t e _ L b l > + 
+         < S h i p m e n t M e t h o d D e s c r i p t i o n   E l e m e n t T y p e = " C o l u m n "   E l e m e n t I d = " 2 0 5 9 4 0 3 2 6 0 "   D a t a T y p e = " T e x t " > S h i p m e n t M e t h o d D e s c r i p t i o n < / S h i p m e n t M e t h o d D e s c r i p t i o n > + 
+         < S h i p m e n t M e t h o d D e s c r i p t i o n _ L b l   E l e m e n t T y p e = " C o l u m n "   E l e m e n t I d = " 1 1 7 9 9 7 8 4 6 5 "   D a t a T y p e = " T e x t C o n s t " > S h i p m e n t M e t h o d D e s c r i p t i o n _ L b l < / S h i p m e n t M e t h o d D e s c r i p t i o n _ L b l > + 
+         < S h i p p i n g A g e n t C o d e   E l e m e n t T y p e = " C o l u m n "   E l e m e n t I d = " 1 6 7 0 1 5 5 2 6 9 "   D a t a T y p e = " C o d e " > S h i p p i n g A g e n t C o d e < / S h i p p i n g A g e n t C o d e > + 
+         < S h i p p i n g A g e n t C o d e _ L b l   E l e m e n t T y p e = " C o l u m n "   E l e m e n t I d = " 1 1 5 3 2 0 1 3 4 "   D a t a T y p e = " S t r i n g " > S h i p p i n g A g e n t C o d e _ L b l < / S h i p p i n g A g e n t C o d e _ L b l > + 
+         < S h i p T o A d d r e s s _ L b l   E l e m e n t T y p e = " C o l u m n "   E l e m e n t I d = " 1 6 5 0 5 0 5 0 1 7 "   D a t a T y p e = " T e x t C o n s t " > S h i p T o A d d r e s s _ L b l < / S h i p T o A d d r e s s _ L b l > + 
+         < S h i p T o A d d r e s s 1   E l e m e n t T y p e = " C o l u m n "   E l e m e n t I d = " 1 3 5 7 6 7 2 8 6 1 "   D a t a T y p e = " T e x t " > S h i p T o A d d r e s s 1 < / S h i p T o A d d r e s s 1 > + 
+         < S h i p T o A d d r e s s 2   E l e m e n t T y p e = " C o l u m n "   E l e m e n t I d = " 1 0 2 4 2 0 4 5 8 4 "   D a t a T y p e = " T e x t " > S h i p T o A d d r e s s 2 < / S h i p T o A d d r e s s 2 > + 
+         < S h i p T o A d d r e s s 3   E l e m e n t T y p e = " C o l u m n "   E l e m e n t I d = " 1 6 6 1 9 0 1 2 0 1 "   D a t a T y p e = " T e x t " > S h i p T o A d d r e s s 3 < / S h i p T o A d d r e s s 3 > + 
+         < S h i p T o A d d r e s s 4   E l e m e n t T y p e = " C o l u m n "   E l e m e n t I d = " 5 5 5 4 1 6 9 9 0 "   D a t a T y p e = " T e x t " > S h i p T o A d d r e s s 4 < / S h i p T o A d d r e s s 4 > + 
+         < S h i p T o A d d r e s s 5   E l e m e n t T y p e = " C o l u m n "   E l e m e n t I d = " 1 1 9 3 1 1 3 6 0 7 "   D a t a T y p e = " T e x t " > S h i p T o A d d r e s s 5 < / S h i p T o A d d r e s s 5 > + 
+         < S h i p T o A d d r e s s 6   E l e m e n t T y p e = " C o l u m n "   E l e m e n t I d = " 7 1 9 9 7 6 2 4 4 "   D a t a T y p e = " T e x t " > S h i p T o A d d r e s s 6 < / S h i p T o A d d r e s s 6 > + 
+         < S h i p T o A d d r e s s 7   E l e m e n t T y p e = " C o l u m n "   E l e m e n t I d = " 8 2 2 7 9 6 2 7 "   D a t a T y p e = " T e x t " > S h i p T o A d d r e s s 7 < / S h i p T o A d d r e s s 7 > + 
+         < S h i p T o A d d r e s s 8   E l e m e n t T y p e = " C o l u m n "   E l e m e n t I d = " 1 4 9 2 9 9 2 1 7 8 "   D a t a T y p e = " T e x t " > S h i p T o A d d r e s s 8 < / S h i p T o A d d r e s s 8 > + 
+         < S h i p T o P h o n e N o   E l e m e n t T y p e = " C o l u m n "   E l e m e n t I d = " 3 6 9 7 0 2 2 5 5 "   D a t a T y p e = " T e x t " > S h i p T o P h o n e N o < / S h i p T o P h o n e N o > + 
+         < S h o w S h i p p i n g A d d r e s s   E l e m e n t T y p e = " C o l u m n "   E l e m e n t I d = " 1 1 2 0 0 7 1 2 6 6 "   D a t a T y p e = " B o o l e a n " > S h o w S h i p p i n g A d d r e s s < / S h o w S h i p p i n g A d d r e s s > + 
+         < S h o w W o r k D e s c r i p t i o n   E l e m e n t T y p e = " C o l u m n "   E l e m e n t I d = " 7 8 5 4 6 8 8 6 5 "   D a t a T y p e = " B o o l e a n " > S h o w W o r k D e s c r i p t i o n < / S h o w W o r k D e s c r i p t i o n > + 
+         < S u b t o t a l _ L b l   E l e m e n t T y p e = " C o l u m n "   E l e m e n t I d = " 1 9 6 7 7 9 5 1 4 2 "   D a t a T y p e = " T e x t C o n s t " > S u b t o t a l _ L b l < / S u b t o t a l _ L b l > + 
+         < T h a n k s _ L b l   E l e m e n t T y p e = " C o l u m n "   E l e m e n t I d = " 2 1 0 3 3 0 5 5 2 5 "   D a t a T y p e = " T e x t C o n s t " > T h a n k s _ L b l < / T h a n k s _ L b l > + 
+         < T o t a l _ L b l   E l e m e n t T y p e = " C o l u m n "   E l e m e n t I d = " 1 2 1 0 1 0 0 8 7 8 "   D a t a T y p e = " T e x t C o n s t " > T o t a l _ L b l < / T o t a l _ L b l > + 
+         < T o t a l C O 2 e _ L b l   E l e m e n t T y p e = " C o l u m n "   E l e m e n t I d = " 1 0 3 0 5 9 5 2 5 5 "   D a t a T y p e = " T e x t " > T o t a l C O 2 e _ L b l < / T o t a l C O 2 e _ L b l > + 
+         < V A T A m o u n t _ L b l   E l e m e n t T y p e = " C o l u m n "   E l e m e n t I d = " 1 0 9 4 6 5 7 2 9 "   D a t a T y p e = " T e x t C o n s t " > V A T A m o u n t _ L b l < / V A T A m o u n t _ L b l > + 
+         < V A T A m o u n t S p e c i f i c a t i o n _ L b l   E l e m e n t T y p e = " C o l u m n "   E l e m e n t I d = " 8 7 8 7 0 6 8 4 6 "   D a t a T y p e = " T e x t C o n s t " > V A T A m o u n t S p e c i f i c a t i o n _ L b l < / V A T A m o u n t S p e c i f i c a t i o n _ L b l > + 
+         < V A T B a s e _ L b l   E l e m e n t T y p e = " C o l u m n "   E l e m e n t I d = " 1 8 6 6 1 5 8 2 7 8 "   D a t a T y p e = " T e x t C o n s t " > V A T B a s e _ L b l < / V A T B a s e _ L b l > + 
+         < V A T C l a u s e _ L b l   E l e m e n t T y p e = " C o l u m n "   E l e m e n t I d = " 1 5 7 0 4 9 5 4 9 0 "   D a t a T y p e = " S t r i n g " > V A T C l a u s e _ L b l < / V A T C l a u s e _ L b l > + 
+         < V A T C l a u s e s _ L b l   E l e m e n t T y p e = " C o l u m n "   E l e m e n t I d = " 1 3 8 3 9 2 0 0 1 9 "   D a t a T y p e = " T e x t C o n s t " > V A T C l a u s e s _ L b l < / V A T C l a u s e s _ L b l > + 
+         < V A T I d e n t i f i e r _ L b l   E l e m e n t T y p e = " C o l u m n "   E l e m e n t I d = " 1 6 8 6 6 2 3 9 8 4 "   D a t a T y p e = " T e x t C o n s t " > V A T I d e n t i f i e r _ L b l < / V A T I d e n t i f i e r _ L b l > + 
+         < V A T P e r c e n t a g e _ L b l   E l e m e n t T y p e = " C o l u m n "   E l e m e n t I d = " 6 7 6 6 5 4 5 6 5 "   D a t a T y p e = " T e x t C o n s t " > V A T P e r c e n t a g e _ L b l < / V A T P e r c e n t a g e _ L b l > + 
+         < V A T R e g i s t r a t i o n N o   E l e m e n t T y p e = " C o l u m n "   E l e m e n t I d = " 1 8 8 9 1 9 5 4 0 2 "   D a t a T y p e = " T e x t " > V A T R e g i s t r a t i o n N o < / V A T R e g i s t r a t i o n N o > + 
+         < V A T R e g i s t r a t i o n N o _ L b l   E l e m e n t T y p e = " C o l u m n "   E l e m e n t I d = " 1 4 2 4 6 1 6 0 8 5 "   D a t a T y p e = " T e x t " > V A T R e g i s t r a t i o n N o _ L b l < / V A T R e g i s t r a t i o n N o _ L b l > + 
+         < Y o u r D o c u m e n t T i t l e _ L b l   E l e m e n t T y p e = " C o l u m n "   E l e m e n t I d = " 1 8 2 1 7 1 6 9 3 4 "   D a t a T y p e = " T e x t C o n s t " > Y o u r D o c u m e n t T i t l e _ L b l < / Y o u r D o c u m e n t T i t l e _ L b l > + 
+         < Y o u r R e f e r e n c e   E l e m e n t T y p e = " C o l u m n "   E l e m e n t I d = " 1 1 0 3 9 9 5 1 "   D a t a T y p e = " T e x t " > Y o u r R e f e r e n c e < / Y o u r R e f e r e n c e > + 
+         < Y o u r R e f e r e n c e _ L b l   E l e m e n t T y p e = " C o l u m n "   E l e m e n t I d = " 4 6 5 4 7 7 4 2 6 "   D a t a T y p e = " S t r i n g " > Y o u r R e f e r e n c e _ L b l < / Y o u r R e f e r e n c e _ L b l > + 
+         < L i n e   E l e m e n t T y p e = " D a t a I t e m "   E l e m e n t I d = " 4 1 1 9 7 6 1 3 3 " > + 
+             < A m o u n t E x c l u d i n g V A T _ L i n e   E l e m e n t T y p e = " C o l u m n "   E l e m e n t I d = " 1 0 6 2 4 6 0 0 4 0 "   D a t a T y p e = " D e c i m a l " > A m o u n t E x c l u d i n g V A T _ L i n e < / A m o u n t E x c l u d i n g V A T _ L i n e > + 
+             < A m o u n t E x c l u d i n g V A T _ L i n e _ L b l   E l e m e n t T y p e = " C o l u m n "   E l e m e n t I d = " 2 0 0 2 8 7 4 4 7 5 "   D a t a T y p e = " S t r i n g " > A m o u n t E x c l u d i n g V A T _ L i n e _ L b l < / A m o u n t E x c l u d i n g V A T _ L i n e _ L b l > + 
+             < A m o u n t I n c l u d i n g V A T _ L i n e   E l e m e n t T y p e = " C o l u m n "   E l e m e n t I d = " 7 7 0 9 2 8 4 0 2 "   D a t a T y p e = " D e c i m a l " > A m o u n t I n c l u d i n g V A T _ L i n e < / A m o u n t I n c l u d i n g V A T _ L i n e > + 
+             < A m o u n t I n c l u d i n g V A T _ L i n e _ L b l   E l e m e n t T y p e = " C o l u m n "   E l e m e n t I d = " 9 3 0 7 4 7 3 1 3 "   D a t a T y p e = " S t r i n g " > A m o u n t I n c l u d i n g V A T _ L i n e _ L b l < / A m o u n t I n c l u d i n g V A T _ L i n e _ L b l > + 
+             < C O 2 e P e r U n i t _ L i n e   E l e m e n t T y p e = " C o l u m n "   E l e m e n t I d = " 1 3 2 0 1 7 0 3 0 2 "   D a t a T y p e = " T e x t " > C O 2 e P e r U n i t _ L i n e < / C O 2 e P e r U n i t _ L i n e > + 
+             < C o n t r a c t L i n e N o   E l e m e n t T y p e = " C o l u m n "   E l e m e n t I d = " 3 0 7 6 6 9 2 4 8 "   D a t a T y p e = " I n t e g e r " > C o n t r a c t L i n e N o < / C o n t r a c t L i n e N o > + 
+             < C o n t r a c t N o   E l e m e n t T y p e = " C o l u m n "   E l e m e n t I d = " 1 9 5 9 3 0 8 7 1 8 "   D a t a T y p e = " C o d e " > C o n t r a c t N o < / C o n t r a c t N o > + 
+             < D e s c r i p t i o n _ L i n e   E l e m e n t T y p e = " C o l u m n "   E l e m e n t I d = " 1 4 0 6 8 2 2 3 1 0 "   D a t a T y p e = " T e x t " > D e s c r i p t i o n _ L i n e < / D e s c r i p t i o n _ L i n e > + 
+             < D e s c r i p t i o n _ L i n e _ L b l   E l e m e n t T y p e = " C o l u m n "   E l e m e n t I d = " 2 1 1 8 9 5 1 4 9 5 "   D a t a T y p e = " S t r i n g " > D e s c r i p t i o n _ L i n e _ L b l < / D e s c r i p t i o n _ L i n e _ L b l > + 
+             < I t e m N o _ L i n e   E l e m e n t T y p e = " C o l u m n "   E l e m e n t I d = " 1 9 1 0 2 9 6 2 8 8 "   D a t a T y p e = " C o d e " > I t e m N o _ L i n e < / I t e m N o _ L i n e > + 
+             < I t e m N o _ L i n e _ L b l   E l e m e n t T y p e = " C o l u m n "   E l e m e n t I d = " 1 3 4 0 0 7 9 6 1 3 "   D a t a T y p e = " S t r i n g " > I t e m N o _ L i n e _ L b l < / I t e m N o _ L i n e _ L b l > + 
+             < I t e m R e f e r e n c e N o _ L i n e   E l e m e n t T y p e = " C o l u m n "   E l e m e n t I d = " 9 2 7 2 3 5 7 "   D a t a T y p e = " C o d e " > I t e m R e f e r e n c e N o _ L i n e < / I t e m R e f e r e n c e N o _ L i n e > + 
+             < I t e m R e f e r e n c e N o _ L i n e _ L b l   E l e m e n t T y p e = " C o l u m n "   E l e m e n t I d = " 1 9 8 0 6 3 1 1 3 0 "   D a t a T y p e = " S t r i n g " > I t e m R e f e r e n c e N o _ L i n e _ L b l < / I t e m R e f e r e n c e N o _ L i n e _ L b l > + 
+             < J o b N o   E l e m e n t T y p e = " C o l u m n "   E l e m e n t I d = " 1 8 1 5 5 8 0 3 6 5 "   D a t a T y p e = " C o d e " > J o b N o < / J o b N o > + 
+             < J o b N o _ L b l   E l e m e n t T y p e = " C o l u m n "   E l e m e n t I d = " 1 8 9 7 0 9 4 2 6 "   D a t a T y p e = " T e x t " > J o b N o _ L b l < / J o b N o _ L b l > + 
+             < J o b T a s k D e s c _ L b l   E l e m e n t T y p e = " C o l u m n "   E l e m e n t I d = " 5 4 8 3 1 0 0 2 7 "   D a t a T y p e = " T e x t C o n s t " > J o b T a s k D e s c _ L b l < / J o b T a s k D e s c _ L b l > + 
+             < J o b T a s k D e s c r i p t i o n   E l e m e n t T y p e = " C o l u m n "   E l e m e n t I d = " 1 0 6 5 5 0 2 3 4 3 "   D a t a T y p e = " T e x t " > J o b T a s k D e s c r i p t i o n < / J o b T a s k D e s c r i p t i o n > + 
+             < J o b T a s k N o   E l e m e n t T y p e = " C o l u m n "   E l e m e n t I d = " 9 4 0 0 8 9 4 5 8 "   D a t a T y p e = " C o d e " > J o b T a s k N o < / J o b T a s k N o > + 
+             < J o b T a s k N o _ L b l   E l e m e n t T y p e = " C o l u m n "   E l e m e n t I d = " 6 2 2 6 5 1 9 4 9 "   D a t a T y p e = " T e x t " > J o b T a s k N o _ L b l < / J o b T a s k N o _ L b l > + 
+             < L i n e A m o u n t _ L i n e   E l e m e n t T y p e = " C o l u m n "   E l e m e n t I d = " 2 6 8 9 3 7 1 6 2 "   D a t a T y p e = " T e x t " > L i n e A m o u n t _ L i n e < / L i n e A m o u n t _ L i n e > + 
+             < L i n e A m o u n t _ L i n e _ L b l   E l e m e n t T y p e = " C o l u m n "   E l e m e n t I d = " 9 9 2 9 0 1 8 4 5 "   D a t a T y p e = " S t r i n g " > L i n e A m o u n t _ L i n e _ L b l < / L i n e A m o u n t _ L i n e _ L b l > + 
+             < L i n e D i s c o u n t P e r c e n t _ L i n e   E l e m e n t T y p e = " C o l u m n "   E l e m e n t I d = " 9 0 7 8 2 7 4 3 6 "   D a t a T y p e = " D e c i m a l " > L i n e D i s c o u n t P e r c e n t _ L i n e < / L i n e D i s c o u n t P e r c e n t _ L i n e > + 
+             < L i n e D i s c o u n t P e r c e n t T e x t _ L i n e   E l e m e n t T y p e = " C o l u m n "   E l e m e n t I d = " 6 1 3 1 3 5 1 9 "   D a t a T y p e = " T e x t " > L i n e D i s c o u n t P e r c e n t T e x t _ L i n e < / L i n e D i s c o u n t P e r c e n t T e x t _ L i n e > + 
+             < L i n e N o _ L i n e   E l e m e n t T y p e = " C o l u m n "   E l e m e n t I d = " 6 9 8 9 8 5 9 7 9 "   D a t a T y p e = " I n t e g e r " > L i n e N o _ L i n e < / L i n e N o _ L i n e > + 
+             < P r i c e _ L b l   E l e m e n t T y p e = " C o l u m n "   E l e m e n t I d = " 2 1 2 6 7 6 4 9 2 5 "   D a t a T y p e = " T e x t C o n s t " > P r i c e _ L b l < / P r i c e _ L b l > + 
+             < P r i c e P e r _ L b l   E l e m e n t T y p e = " C o l u m n "   E l e m e n t I d = " 9 7 3 2 8 0 1 3 4 "   D a t a T y p e = " T e x t C o n s t " > P r i c e P e r _ L b l < / P r i c e P e r _ L b l > + 
+             < Q t y _ L b l   E l e m e n t T y p e = " C o l u m n "   E l e m e n t I d = " 2 6 3 6 7 3 7 6 4 "   D a t a T y p e = " T e x t C o n s t " > Q t y _ L b l < / Q t y _ L b l > + 
+             < Q u a n t i t y _ L i n e   E l e m e n t T y p e = " C o l u m n "   E l e m e n t I d = " 1 0 6 8 5 4 3 5 3 7 "   D a t a T y p e = " T e x t " > Q u a n t i t y _ L i n e < / Q u a n t i t y _ L i n e > + 
+             < Q u a n t i t y _ L i n e _ L b l   E l e m e n t T y p e = " C o l u m n "   E l e m e n t I d = " 2 0 3 4 5 0 6 8 0 2 "   D a t a T y p e = " S t r i n g " > Q u a n t i t y _ L i n e _ L b l < / Q u a n t i t y _ L i n e _ L b l > + 
+             < R e c u r r i n g B i l l i n g f r o m   E l e m e n t T y p e = " C o l u m n "   E l e m e n t I d = " 4 7 7 0 0 1 9 2 1 "   D a t a T y p e = " D a t e " > R e c u r r i n g B i l l i n g f r o m < / R e c u r r i n g B i l l i n g f r o m > + 
+             < R e c u r r i n g B i l l i n g t o   E l e m e n t T y p e = " C o l u m n "   E l e m e n t I d = " 1 3 8 4 6 2 3 0 0 4 "   D a t a T y p e = " D a t e " > R e c u r r i n g B i l l i n g t o < / R e c u r r i n g B i l l i n g t o > + 
+             < S h i p m e n t D a t e _ L i n e   E l e m e n t T y p e = " C o l u m n "   E l e m e n t I d = " 1 6 7 3 3 7 5 4 1 6 "   D a t a T y p e = " S t r i n g " > S h i p m e n t D a t e _ L i n e < / S h i p m e n t D a t e _ L i n e > + 
+             < S h i p m e n t D a t e _ L i n e _ L b l   E l e m e n t T y p e = " C o l u m n "   E l e m e n t I d = " 8 5 3 2 2 4 3 6 3 "   D a t a T y p e = " T e x t C o n s t " > S h i p m e n t D a t e _ L i n e _ L b l < / S h i p m e n t D a t e _ L i n e _ L b l > + 
+             < T r a n s H e a d e r A m o u n t   E l e m e n t T y p e = " C o l u m n "   E l e m e n t I d = " 2 0 2 8 3 0 6 2 7 6 "   D a t a T y p e = " D e c i m a l " > T r a n s H e a d e r A m o u n t < / T r a n s H e a d e r A m o u n t > + 
+             < T y p e _ L i n e   E l e m e n t T y p e = " C o l u m n "   E l e m e n t I d = " 2 7 2 8 0 4 9 2 4 "   D a t a T y p e = " S t r i n g " > T y p e _ L i n e < / T y p e _ L i n e > + 
+             < U n i t _ L b l   E l e m e n t T y p e = " C o l u m n "   E l e m e n t I d = " 8 1 4 3 6 4 3 1 8 "   D a t a T y p e = " T e x t C o n s t " > U n i t _ L b l < / U n i t _ L b l > + 
+             < U n i t O f M e a s u r e   E l e m e n t T y p e = " C o l u m n "   E l e m e n t I d = " 1 8 0 8 2 2 8 0 1 8 "   D a t a T y p e = " T e x t " > U n i t O f M e a s u r e < / U n i t O f M e a s u r e > + 
+             < U n i t O f M e a s u r e _ L b l   E l e m e n t T y p e = " C o l u m n "   E l e m e n t I d = " 9 8 1 9 5 1 2 4 9 "   D a t a T y p e = " S t r i n g " > U n i t O f M e a s u r e _ L b l < / U n i t O f M e a s u r e _ L b l > + 
+             < U n i t P r i c e   E l e m e n t T y p e = " C o l u m n "   E l e m e n t I d = " 1 4 7 8 2 2 1 5 2 6 "   D a t a T y p e = " T e x t " > U n i t P r i c e < / U n i t P r i c e > + 
+             < U n i t P r i c e _ L b l   E l e m e n t T y p e = " C o l u m n "   E l e m e n t I d = " 1 1 6 3 9 2 6 6 0 3 "   D a t a T y p e = " S t r i n g " > U n i t P r i c e _ L b l < / U n i t P r i c e _ L b l > + 
+             < V A T I d e n t i f i e r _ L i n e   E l e m e n t T y p e = " C o l u m n "   E l e m e n t I d = " 1 7 7 3 6 2 2 4 1 2 "   D a t a T y p e = " C o d e " > V A T I d e n t i f i e r _ L i n e < / V A T I d e n t i f i e r _ L i n e > + 
+             < V A T I d e n t i f i e r _ L i n e _ L b l   E l e m e n t T y p e = " C o l u m n "   E l e m e n t I d = " 5 3 3 7 8 2 7 0 3 "   D a t a T y p e = " S t r i n g " > V A T I d e n t i f i e r _ L i n e _ L b l < / V A T I d e n t i f i e r _ L i n e _ L b l > + 
+             < V A T P c t _ L i n e   E l e m e n t T y p e = " C o l u m n "   E l e m e n t I d = " 1 9 7 4 0 0 1 9 4 4 "   D a t a T y p e = " T e x t " > V A T P c t _ L i n e < / V A T P c t _ L i n e > + 
+             < V A T P c t _ L i n e _ L b l   E l e m e n t T y p e = " C o l u m n "   E l e m e n t I d = " 1 2 0 7 5 2 9 9 1 5 "   D a t a T y p e = " S t r i n g " > V A T P c t _ L i n e _ L b l < / V A T P c t _ L i n e _ L b l > + 
+             < S h i p m e n t L i n e   E l e m e n t T y p e = " D a t a I t e m "   E l e m e n t I d = " 2 0 1 5 9 9 6 0 5 1 " > + 
+                 < D o c u m e n t N o _ S h i p m e n t L i n e   E l e m e n t T y p e = " C o l u m n "   E l e m e n t I d = " 1 2 4 3 7 6 7 7 6 2 "   D a t a T y p e = " C o d e " > D o c u m e n t N o _ S h i p m e n t L i n e < / D o c u m e n t N o _ S h i p m e n t L i n e > + 
+                 < P o s t i n g D a t e _ S h i p m e n t L i n e   E l e m e n t T y p e = " C o l u m n "   E l e m e n t I d = " 1 8 3 4 0 0 3 2 0 "   D a t a T y p e = " S t r i n g " > P o s t i n g D a t e _ S h i p m e n t L i n e < / P o s t i n g D a t e _ S h i p m e n t L i n e > + 
+                 < P o s t i n g D a t e _ S h i p m e n t L i n e _ L b l   E l e m e n t T y p e = " C o l u m n "   E l e m e n t I d = " 1 0 9 0 0 6 9 0 2 7 "   D a t a T y p e = " S t r i n g " > P o s t i n g D a t e _ S h i p m e n t L i n e _ L b l < / P o s t i n g D a t e _ S h i p m e n t L i n e _ L b l > + 
+                 < Q u a n t i t y _ S h i p m e n t L i n e   E l e m e n t T y p e = " C o l u m n "   E l e m e n t I d = " 1 6 3 7 0 3 4 2 4 7 "   D a t a T y p e = " D e c i m a l " > Q u a n t i t y _ S h i p m e n t L i n e < / Q u a n t i t y _ S h i p m e n t L i n e > + 
+                 < Q u a n t i t y _ S h i p m e n t L i n e _ L b l   E l e m e n t T y p e = " C o l u m n "   E l e m e n t I d = " 1 6 0 2 6 6 7 3 8 6 "   D a t a T y p e = " S t r i n g " > Q u a n t i t y _ S h i p m e n t L i n e _ L b l < / Q u a n t i t y _ S h i p m e n t L i n e _ L b l >   
              < / S h i p m e n t L i n e >   
-             < A s s e m b l y L i n e > - 
-                 < D e s c r i p t i o n _ A s s e m b l y L i n e > D e s c r i p t i o n _ A s s e m b l y L i n e < / D e s c r i p t i o n _ A s s e m b l y L i n e > - 
-                 < L i n e N o _ A s s e m b l y L i n e > L i n e N o _ A s s e m b l y L i n e < / L i n e N o _ A s s e m b l y L i n e > - 
-                 < Q u a n t i t y _ A s s e m b l y L i n e > Q u a n t i t y _ A s s e m b l y L i n e < / Q u a n t i t y _ A s s e m b l y L i n e > - 
-                 < U n i t O f M e a s u r e _ A s s e m b l y L i n e > U n i t O f M e a s u r e _ A s s e m b l y L i n e < / U n i t O f M e a s u r e _ A s s e m b l y L i n e > - 
-                 < V a r i a n t C o d e _ A s s e m b l y L i n e > V a r i a n t C o d e _ A s s e m b l y L i n e < / V a r i a n t C o d e _ A s s e m b l y L i n e > +             < A s s e m b l y L i n e   E l e m e n t T y p e = " D a t a I t e m "   E l e m e n t I d = " 1 2 0 5 9 4 2 8 5 " > + 
+                 < D e s c r i p t i o n _ A s s e m b l y L i n e   E l e m e n t T y p e = " C o l u m n "   E l e m e n t I d = " 2 8 0 7 4 3 7 9 6 "   D a t a T y p e = " T e x t " > D e s c r i p t i o n _ A s s e m b l y L i n e < / D e s c r i p t i o n _ A s s e m b l y L i n e > + 
+                 < L i n e N o _ A s s e m b l y L i n e   E l e m e n t T y p e = " C o l u m n "   E l e m e n t I d = " 6 4 0 5 8 3 8 9 1 "   D a t a T y p e = " C o d e " > L i n e N o _ A s s e m b l y L i n e < / L i n e N o _ A s s e m b l y L i n e > + 
+                 < Q u a n t i t y _ A s s e m b l y L i n e   E l e m e n t T y p e = " C o l u m n "   E l e m e n t I d = " 1 9 5 7 6 4 8 2 3 1 "   D a t a T y p e = " D e c i m a l " > Q u a n t i t y _ A s s e m b l y L i n e < / Q u a n t i t y _ A s s e m b l y L i n e > + 
+                 < U n i t O f M e a s u r e _ A s s e m b l y L i n e   E l e m e n t T y p e = " C o l u m n "   E l e m e n t I d = " 1 6 4 9 1 2 3 7 7 3 "   D a t a T y p e = " T e x t " > U n i t O f M e a s u r e _ A s s e m b l y L i n e < / U n i t O f M e a s u r e _ A s s e m b l y L i n e > + 
+                 < V a r i a n t C o d e _ A s s e m b l y L i n e   E l e m e n t T y p e = " C o l u m n "   E l e m e n t I d = " 1 8 6 9 4 0 7 6 7 2 "   D a t a T y p e = " C o d e " > V a r i a n t C o d e _ A s s e m b l y L i n e < / V a r i a n t C o d e _ A s s e m b l y L i n e >   
              < / A s s e m b l y L i n e >   
          < / L i n e >   
-         < W o r k D e s c r i p t i o n L i n e s > - 
-             < W o r k D e s c r i p t i o n L i n e > W o r k D e s c r i p t i o n L i n e < / W o r k D e s c r i p t i o n L i n e > - 
-             < W o r k D e s c r i p t i o n L i n e N u m b e r > W o r k D e s c r i p t i o n L i n e N u m b e r < / W o r k D e s c r i p t i o n L i n e N u m b e r > +         < W o r k D e s c r i p t i o n L i n e s   E l e m e n t T y p e = " D a t a I t e m "   E l e m e n t I d = " 2 7 6 8 1 9 4 4 7 " > + 
+             < W o r k D e s c r i p t i o n L i n e   E l e m e n t T y p e = " C o l u m n "   E l e m e n t I d = " 1 9 4 7 6 2 1 6 7 6 "   D a t a T y p e = " T e x t " > W o r k D e s c r i p t i o n L i n e < / W o r k D e s c r i p t i o n L i n e > + 
+             < W o r k D e s c r i p t i o n L i n e N u m b e r   E l e m e n t T y p e = " C o l u m n "   E l e m e n t I d = " 7 9 7 3 0 7 2 2 3 "   D a t a T y p e = " I n t e g e r " > W o r k D e s c r i p t i o n L i n e N u m b e r < / W o r k D e s c r i p t i o n L i n e N u m b e r >   
          < / W o r k D e s c r i p t i o n L i n e s >   
-         < V A T A m o u n t L i n e > - 
-             < I n v o i c e D i s c o u n t A m o u n t _ V A T A m o u n t L i n e > I n v o i c e D i s c o u n t A m o u n t _ V A T A m o u n t L i n e < / I n v o i c e D i s c o u n t A m o u n t _ V A T A m o u n t L i n e > - 
-             < I n v o i c e D i s c o u n t A m o u n t _ V A T A m o u n t L i n e _ L b l > I n v o i c e D i s c o u n t A m o u n t _ V A T A m o u n t L i n e _ L b l < / I n v o i c e D i s c o u n t A m o u n t _ V A T A m o u n t L i n e _ L b l > - 
-             < I n v o i c e D i s c o u n t B a s e A m o u n t _ V A T A m o u n t L i n e > I n v o i c e D i s c o u n t B a s e A m o u n t _ V A T A m o u n t L i n e < / I n v o i c e D i s c o u n t B a s e A m o u n t _ V A T A m o u n t L i n e > - 
-             < I n v o i c e D i s c o u n t B a s e A m o u n t _ V A T A m o u n t L i n e _ L b l > I n v o i c e D i s c o u n t B a s e A m o u n t _ V A T A m o u n t L i n e _ L b l < / I n v o i c e D i s c o u n t B a s e A m o u n t _ V A T A m o u n t L i n e _ L b l > - 
-             < L i n e A m o u n t _ V a t A m o u n t L i n e > L i n e A m o u n t _ V a t A m o u n t L i n e < / L i n e A m o u n t _ V a t A m o u n t L i n e > - 
-             < L i n e A m o u n t _ V a t A m o u n t L i n e _ L b l > L i n e A m o u n t _ V a t A m o u n t L i n e _ L b l < / L i n e A m o u n t _ V a t A m o u n t L i n e _ L b l > - 
-             < N o O f V A T I d e n t i f i e r s > N o O f V A T I d e n t i f i e r s < / N o O f V A T I d e n t i f i e r s > - 
-             < V A T A m o u n t _ V a t A m o u n t L i n e > V A T A m o u n t _ V a t A m o u n t L i n e < / V A T A m o u n t _ V a t A m o u n t L i n e > - 
-             < V A T A m o u n t _ V a t A m o u n t L i n e _ L b l > V A T A m o u n t _ V a t A m o u n t L i n e _ L b l < / V A T A m o u n t _ V a t A m o u n t L i n e _ L b l > - 
-             < V A T A m o u n t L C Y _ V A T A m o u n t L i n e > V A T A m o u n t L C Y _ V A T A m o u n t L i n e < / V A T A m o u n t L C Y _ V A T A m o u n t L i n e > - 
-             < V A T A m o u n t L C Y _ V A T A m o u n t L i n e _ L b l > V A T A m o u n t L C Y _ V A T A m o u n t L i n e _ L b l < / V A T A m o u n t L C Y _ V A T A m o u n t L i n e _ L b l > - 
-             < V A T B a s e _ V a t A m o u n t L i n e > V A T B a s e _ V a t A m o u n t L i n e < / V A T B a s e _ V a t A m o u n t L i n e > - 
-             < V A T B a s e _ V a t A m o u n t L i n e _ L b l > V A T B a s e _ V a t A m o u n t L i n e _ L b l < / V A T B a s e _ V a t A m o u n t L i n e _ L b l > - 
-             < V A T B a s e L C Y _ V A T A m o u n t L i n e > V A T B a s e L C Y _ V A T A m o u n t L i n e < / V A T B a s e L C Y _ V A T A m o u n t L i n e > - 
-             < V A T B a s e L C Y _ V A T A m o u n t L i n e _ L b l > V A T B a s e L C Y _ V A T A m o u n t L i n e _ L b l < / V A T B a s e L C Y _ V A T A m o u n t L i n e _ L b l > - 
-             < V A T I d e n t i f i e r _ V a t A m o u n t L i n e > V A T I d e n t i f i e r _ V a t A m o u n t L i n e < / V A T I d e n t i f i e r _ V a t A m o u n t L i n e > - 
-             < V A T I d e n t i f i e r _ V a t A m o u n t L i n e _ L b l > V A T I d e n t i f i e r _ V a t A m o u n t L i n e _ L b l < / V A T I d e n t i f i e r _ V a t A m o u n t L i n e _ L b l > - 
-             < V A T P c t _ V a t A m o u n t L i n e > V A T P c t _ V a t A m o u n t L i n e < / V A T P c t _ V a t A m o u n t L i n e > - 
-             < V A T P c t _ V a t A m o u n t L i n e _ L b l > V A T P c t _ V a t A m o u n t L i n e _ L b l < / V A T P c t _ V a t A m o u n t L i n e _ L b l > +         < V A T A m o u n t L i n e   E l e m e n t T y p e = " D a t a I t e m "   E l e m e n t I d = " 8 2 7 5 3 4 3 4 8 " > + 
+             < I n v o i c e D i s c o u n t A m o u n t _ V A T A m o u n t L i n e   E l e m e n t T y p e = " C o l u m n "   E l e m e n t I d = " 8 2 4 7 3 0 1 4 1 "   D a t a T y p e = " D e c i m a l " > I n v o i c e D i s c o u n t A m o u n t _ V A T A m o u n t L i n e < / I n v o i c e D i s c o u n t A m o u n t _ V A T A m o u n t L i n e > + 
+             < I n v o i c e D i s c o u n t A m o u n t _ V A T A m o u n t L i n e _ L b l   E l e m e n t T y p e = " C o l u m n "   E l e m e n t I d = " 1 5 6 2 2 0 0 0 3 4 "   D a t a T y p e = " S t r i n g " > I n v o i c e D i s c o u n t A m o u n t _ V A T A m o u n t L i n e _ L b l < / I n v o i c e D i s c o u n t A m o u n t _ V A T A m o u n t L i n e _ L b l > + 
+             < I n v o i c e D i s c o u n t B a s e A m o u n t _ V A T A m o u n t L i n e   E l e m e n t T y p e = " C o l u m n "   E l e m e n t I d = " 2 0 4 0 3 3 2 2 6 6 "   D a t a T y p e = " D e c i m a l " > I n v o i c e D i s c o u n t B a s e A m o u n t _ V A T A m o u n t L i n e < / I n v o i c e D i s c o u n t B a s e A m o u n t _ V A T A m o u n t L i n e > + 
+             < I n v o i c e D i s c o u n t B a s e A m o u n t _ V A T A m o u n t L i n e _ L b l   E l e m e n t T y p e = " C o l u m n "   E l e m e n t I d = " 4 0 5 9 6 0 3 3 1 "   D a t a T y p e = " S t r i n g " > I n v o i c e D i s c o u n t B a s e A m o u n t _ V A T A m o u n t L i n e _ L b l < / I n v o i c e D i s c o u n t B a s e A m o u n t _ V A T A m o u n t L i n e _ L b l > + 
+             < L i n e A m o u n t _ V a t A m o u n t L i n e   E l e m e n t T y p e = " C o l u m n "   E l e m e n t I d = " 2 1 4 6 5 4 0 1 "   D a t a T y p e = " D e c i m a l " > L i n e A m o u n t _ V a t A m o u n t L i n e < / L i n e A m o u n t _ V a t A m o u n t L i n e > + 
+             < L i n e A m o u n t _ V a t A m o u n t L i n e _ L b l   E l e m e n t T y p e = " C o l u m n "   E l e m e n t I d = " 1 1 1 0 9 1 2 1 2 4 "   D a t a T y p e = " S t r i n g " > L i n e A m o u n t _ V a t A m o u n t L i n e _ L b l < / L i n e A m o u n t _ V a t A m o u n t L i n e _ L b l > + 
+             < N o O f V A T I d e n t i f i e r s   E l e m e n t T y p e = " C o l u m n "   E l e m e n t I d = " 1 1 5 3 2 6 3 0 2 6 "   D a t a T y p e = " I n t e g e r " > N o O f V A T I d e n t i f i e r s < / N o O f V A T I d e n t i f i e r s > + 
+             < V A T A m o u n t _ V a t A m o u n t L i n e   E l e m e n t T y p e = " C o l u m n "   E l e m e n t I d = " 1 8 9 1 8 2 0 6 2 0 "   D a t a T y p e = " D e c i m a l " > V A T A m o u n t _ V a t A m o u n t L i n e < / V A T A m o u n t _ V a t A m o u n t L i n e > + 
+             < V A T A m o u n t _ V a t A m o u n t L i n e _ L b l   E l e m e n t T y p e = " C o l u m n "   E l e m e n t I d = " 1 5 1 3 5 5 5 4 7 3 "   D a t a T y p e = " S t r i n g " > V A T A m o u n t _ V a t A m o u n t L i n e _ L b l < / V A T A m o u n t _ V a t A m o u n t L i n e _ L b l > + 
+             < V A T A m o u n t L C Y _ V A T A m o u n t L i n e   E l e m e n t T y p e = " C o l u m n "   E l e m e n t I d = " 1 5 8 1 9 9 4 3 5 0 "   D a t a T y p e = " D e c i m a l " > V A T A m o u n t L C Y _ V A T A m o u n t L i n e < / V A T A m o u n t L C Y _ V A T A m o u n t L i n e > + 
+             < V A T A m o u n t L C Y _ V A T A m o u n t L i n e _ L b l   E l e m e n t T y p e = " C o l u m n "   E l e m e n t I d = " 9 2 3 0 0 3 3 7 "   D a t a T y p e = " T e x t C o n s t " > V A T A m o u n t L C Y _ V A T A m o u n t L i n e _ L b l < / V A T A m o u n t L C Y _ V A T A m o u n t L i n e _ L b l > + 
+             < V A T B a s e _ V a t A m o u n t L i n e   E l e m e n t T y p e = " C o l u m n "   E l e m e n t I d = " 1 4 5 8 9 3 7 8 1 9 "   D a t a T y p e = " D e c i m a l " > V A T B a s e _ V a t A m o u n t L i n e < / V A T B a s e _ V a t A m o u n t L i n e > + 
+             < V A T B a s e _ V a t A m o u n t L i n e _ L b l   E l e m e n t T y p e = " C o l u m n "   E l e m e n t I d = " 1 6 9 1 3 0 2 4 8 8 "   D a t a T y p e = " S t r i n g " > V A T B a s e _ V a t A m o u n t L i n e _ L b l < / V A T B a s e _ V a t A m o u n t L i n e _ L b l > + 
+             < V A T B a s e L C Y _ V A T A m o u n t L i n e   E l e m e n t T y p e = " C o l u m n "   E l e m e n t I d = " 1 8 6 0 9 4 5 6 3 5 "   D a t a T y p e = " D e c i m a l " > V A T B a s e L C Y _ V A T A m o u n t L i n e < / V A T B a s e L C Y _ V A T A m o u n t L i n e > + 
+             < V A T B a s e L C Y _ V A T A m o u n t L i n e _ L b l   E l e m e n t T y p e = " C o l u m n "   E l e m e n t I d = " 1 2 3 6 4 6 7 9 9 8 "   D a t a T y p e = " T e x t C o n s t " > V A T B a s e L C Y _ V A T A m o u n t L i n e _ L b l < / V A T B a s e L C Y _ V A T A m o u n t L i n e _ L b l > + 
+             < V A T I d e n t i f i e r _ V a t A m o u n t L i n e   E l e m e n t T y p e = " C o l u m n "   E l e m e n t I d = " 1 1 4 2 0 7 0 0 3 5 "   D a t a T y p e = " C o d e " > V A T I d e n t i f i e r _ V a t A m o u n t L i n e < / V A T I d e n t i f i e r _ V a t A m o u n t L i n e > + 
+             < V A T I d e n t i f i e r _ V a t A m o u n t L i n e _ L b l   E l e m e n t T y p e = " C o l u m n "   E l e m e n t I d = " 8 6 4 5 0 4 5 0 "   D a t a T y p e = " S t r i n g " > V A T I d e n t i f i e r _ V a t A m o u n t L i n e _ L b l < / V A T I d e n t i f i e r _ V a t A m o u n t L i n e _ L b l > + 
+             < V A T P c t _ V a t A m o u n t L i n e   E l e m e n t T y p e = " C o l u m n "   E l e m e n t I d = " 1 4 5 3 5 4 2 7 7 7 "   D a t a T y p e = " D e c i m a l " > V A T P c t _ V a t A m o u n t L i n e < / V A T P c t _ V a t A m o u n t L i n e > + 
+             < V A T P c t _ V a t A m o u n t L i n e _ L b l   E l e m e n t T y p e = " C o l u m n "   E l e m e n t I d = " 6 7 6 3 2 3 7 8 "   D a t a T y p e = " S t r i n g " > V A T P c t _ V a t A m o u n t L i n e _ L b l < / V A T P c t _ V a t A m o u n t L i n e _ L b l >   
          < / V A T A m o u n t L i n e >   
-         < V A T C l a u s e L i n e > - 
-             < C o d e _ V A T C l a u s e L i n e > C o d e _ V A T C l a u s e L i n e < / C o d e _ V A T C l a u s e L i n e > - 
-             < C o d e _ V A T C l a u s e L i n e _ L b l > C o d e _ V A T C l a u s e L i n e _ L b l < / C o d e _ V A T C l a u s e L i n e _ L b l > - 
-             < D e s c r i p t i o n _ V A T C l a u s e L i n e > D e s c r i p t i o n _ V A T C l a u s e L i n e < / D e s c r i p t i o n _ V A T C l a u s e L i n e > - 
-             < D e s c r i p t i o n 2 _ V A T C l a u s e L i n e > D e s c r i p t i o n 2 _ V A T C l a u s e L i n e < / D e s c r i p t i o n 2 _ V A T C l a u s e L i n e > - 
-             < N o O f V A T C l a u s e s > N o O f V A T C l a u s e s < / N o O f V A T C l a u s e s > - 
-             < V A T A m o u n t _ V A T C l a u s e L i n e > V A T A m o u n t _ V A T C l a u s e L i n e < / V A T A m o u n t _ V A T C l a u s e L i n e > - 
-             < V A T C l a u s e s H e a d e r > V A T C l a u s e s H e a d e r < / V A T C l a u s e s H e a d e r > - 
-             < V A T I d e n t i f i e r _ V A T C l a u s e L i n e > V A T I d e n t i f i e r _ V A T C l a u s e L i n e < / V A T I d e n t i f i e r _ V A T C l a u s e L i n e > +         < V A T C l a u s e L i n e   E l e m e n t T y p e = " D a t a I t e m "   E l e m e n t I d = " 1 6 6 5 5 0 0 1 6 3 " > + 
+             < C o d e _ V A T C l a u s e L i n e   E l e m e n t T y p e = " C o l u m n "   E l e m e n t I d = " 1 8 2 4 5 8 9 8 4 7 "   D a t a T y p e = " C o d e " > C o d e _ V A T C l a u s e L i n e < / C o d e _ V A T C l a u s e L i n e > + 
+             < C o d e _ V A T C l a u s e L i n e _ L b l   E l e m e n t T y p e = " C o l u m n "   E l e m e n t I d = " 4 6 1 5 3 3 0 2 "   D a t a T y p e = " S t r i n g " > C o d e _ V A T C l a u s e L i n e _ L b l < / C o d e _ V A T C l a u s e L i n e _ L b l > + 
+             < D e s c r i p t i o n _ V A T C l a u s e L i n e   E l e m e n t T y p e = " C o l u m n "   E l e m e n t I d = " 1 3 0 5 5 4 5 9 2 4 "   D a t a T y p e = " T e x t " > D e s c r i p t i o n _ V A T C l a u s e L i n e < / D e s c r i p t i o n _ V A T C l a u s e L i n e > + 
+             < D e s c r i p t i o n 2 _ V A T C l a u s e L i n e   E l e m e n t T y p e = " C o l u m n "   E l e m e n t I d = " 1 3 7 9 6 6 7 4 7 0 "   D a t a T y p e = " T e x t " > D e s c r i p t i o n 2 _ V A T C l a u s e L i n e < / D e s c r i p t i o n 2 _ V A T C l a u s e L i n e > + 
+             < N o O f V A T C l a u s e s   E l e m e n t T y p e = " C o l u m n "   E l e m e n t I d = " 7 5 6 4 1 7 3 9 2 "   D a t a T y p e = " I n t e g e r " > N o O f V A T C l a u s e s < / N o O f V A T C l a u s e s > + 
+             < V A T A m o u n t _ V A T C l a u s e L i n e   E l e m e n t T y p e = " C o l u m n "   E l e m e n t I d = " 2 2 2 4 6 9 0 5 9 "   D a t a T y p e = " D e c i m a l " > V A T A m o u n t _ V A T C l a u s e L i n e < / V A T A m o u n t _ V A T C l a u s e L i n e > + 
+             < V A T C l a u s e s H e a d e r   E l e m e n t T y p e = " C o l u m n "   E l e m e n t I d = " 1 9 7 2 4 0 9 9 2 9 "   D a t a T y p e = " T e x t " > V A T C l a u s e s H e a d e r < / V A T C l a u s e s H e a d e r > + 
+             < V A T I d e n t i f i e r _ V A T C l a u s e L i n e   E l e m e n t T y p e = " C o l u m n "   E l e m e n t I d = " 1 4 6 4 4 7 2 4 7 8 "   D a t a T y p e = " C o d e " > V A T I d e n t i f i e r _ V A T C l a u s e L i n e < / V A T I d e n t i f i e r _ V A T C l a u s e L i n e >   
          < / V A T C l a u s e L i n e >   
-         < R e p o r t T o t a l s L i n e > - 
-             < A m o u n t _ R e p o r t T o t a l s L i n e > A m o u n t _ R e p o r t T o t a l s L i n e < / A m o u n t _ R e p o r t T o t a l s L i n e > - 
-             < A m o u n t F o r m a t t e d _ R e p o r t T o t a l s L i n e > A m o u n t F o r m a t t e d _ R e p o r t T o t a l s L i n e < / A m o u n t F o r m a t t e d _ R e p o r t T o t a l s L i n e > - 
-             < D e s c r i p t i o n _ R e p o r t T o t a l s L i n e > D e s c r i p t i o n _ R e p o r t T o t a l s L i n e < / D e s c r i p t i o n _ R e p o r t T o t a l s L i n e > - 
-             < F o n t B o l d _ R e p o r t T o t a l s L i n e > F o n t B o l d _ R e p o r t T o t a l s L i n e < / F o n t B o l d _ R e p o r t T o t a l s L i n e > - 
-             < F o n t U n d e r l i n e _ R e p o r t T o t a l s L i n e > F o n t U n d e r l i n e _ R e p o r t T o t a l s L i n e < / F o n t U n d e r l i n e _ R e p o r t T o t a l s L i n e > +         < R e p o r t T o t a l s L i n e   E l e m e n t T y p e = " D a t a I t e m "   E l e m e n t I d = " 2 1 2 2 5 4 9 8 3 6 " > + 
+             < A m o u n t _ R e p o r t T o t a l s L i n e   E l e m e n t T y p e = " C o l u m n "   E l e m e n t I d = " 4 1 9 9 1 8 3 6 9 "   D a t a T y p e = " D e c i m a l " > A m o u n t _ R e p o r t T o t a l s L i n e < / A m o u n t _ R e p o r t T o t a l s L i n e > + 
+             < A m o u n t F o r m a t t e d _ R e p o r t T o t a l s L i n e   E l e m e n t T y p e = " C o l u m n "   E l e m e n t I d = " 1 5 0 6 1 3 6 8 2 5 "   D a t a T y p e = " T e x t " > A m o u n t F o r m a t t e d _ R e p o r t T o t a l s L i n e < / A m o u n t F o r m a t t e d _ R e p o r t T o t a l s L i n e > + 
+             < D e s c r i p t i o n _ R e p o r t T o t a l s L i n e   E l e m e n t T y p e = " C o l u m n "   E l e m e n t I d = " 5 8 1 9 9 6 0 6 7 "   D a t a T y p e = " T e x t " > D e s c r i p t i o n _ R e p o r t T o t a l s L i n e < / D e s c r i p t i o n _ R e p o r t T o t a l s L i n e > + 
+             < F o n t B o l d _ R e p o r t T o t a l s L i n e   E l e m e n t T y p e = " C o l u m n "   E l e m e n t I d = " 9 4 6 5 4 0 5 4 9 "   D a t a T y p e = " B o o l e a n " > F o n t B o l d _ R e p o r t T o t a l s L i n e < / F o n t B o l d _ R e p o r t T o t a l s L i n e > + 
+             < F o n t U n d e r l i n e _ R e p o r t T o t a l s L i n e   E l e m e n t T y p e = " C o l u m n "   E l e m e n t I d = " 2 0 2 1 5 3 3 6 9 4 "   D a t a T y p e = " B o o l e a n " > F o n t U n d e r l i n e _ R e p o r t T o t a l s L i n e < / F o n t U n d e r l i n e _ R e p o r t T o t a l s L i n e >   
          < / R e p o r t T o t a l s L i n e >   
-         < C o n t r a c t B i l l i n g D e t a i l s M a p p i n g > - 
-             < C o n t r a c t B i l l i n g D e t a i l s C o n t r a c t N o L b l > C o n t r a c t B i l l i n g D e t a i l s C o n t r a c t N o L b l < / C o n t r a c t B i l l i n g D e t a i l s C o n t r a c t N o L b l > - 
-             < C o n t r a c t B i l l i n g D e t a i l s C u s t o m e r L b l > C o n t r a c t B i l l i n g D e t a i l s C u s t o m e r L b l < / C o n t r a c t B i l l i n g D e t a i l s C u s t o m e r L b l > - 
-             < C o n t r a c t B i l l i n g D e t a i l s P o s i t i o n D e s c r i p t i o n L b l > C o n t r a c t B i l l i n g D e t a i l s P o s i t i o n D e s c r i p t i o n L b l < / C o n t r a c t B i l l i n g D e t a i l s P o s i t i o n D e s c r i p t i o n L b l > - 
-             < C o n t r a c t B i l l i n g D e t a i l s P o s i t i o n N o L b l > C o n t r a c t B i l l i n g D e t a i l s P o s i t i o n N o L b l < / C o n t r a c t B i l l i n g D e t a i l s P o s i t i o n N o L b l > - 
-             < C o n t r a c t B i l l i n g D e t a i l s G r o u p i n g > - 
-                 < C o n t r a c t B i l l i n g D e t a i l s A m o u n t L b l > C o n t r a c t B i l l i n g D e t a i l s A m o u n t L b l < / C o n t r a c t B i l l i n g D e t a i l s A m o u n t L b l > - 
-                 < C o n t r a c t B i l l i n g D e t a i l s C o n t r a c t N o > C o n t r a c t B i l l i n g D e t a i l s C o n t r a c t N o < / C o n t r a c t B i l l i n g D e t a i l s C o n t r a c t N o > - 
-                 < C o n t r a c t B i l l i n g D e t a i l s C u r r e n c y C o d e L b l > C o n t r a c t B i l l i n g D e t a i l s C u r r e n c y C o d e L b l < / C o n t r a c t B i l l i n g D e t a i l s C u r r e n c y C o d e L b l > - 
-                 < C o n t r a c t B i l l i n g D e t a i l s C u s t o m e r N a m e > C o n t r a c t B i l l i n g D e t a i l s C u s t o m e r N a m e < / C o n t r a c t B i l l i n g D e t a i l s C u s t o m e r N a m e > - 
-                 < C o n t r a c t B i l l i n g D e t a i l s D a y s L b l > C o n t r a c t B i l l i n g D e t a i l s D a y s L b l < / C o n t r a c t B i l l i n g D e t a i l s D a y s L b l > - 
-                 < C o n t r a c t B i l l i n g D e t a i l s D e s c r i p t i o n L b l > C o n t r a c t B i l l i n g D e t a i l s D e s c r i p t i o n L b l < / C o n t r a c t B i l l i n g D e t a i l s D e s c r i p t i o n L b l > - 
-                 < C o n t r a c t B i l l i n g D e t a i l s D i s c o u n t A m o u n t L b l > C o n t r a c t B i l l i n g D e t a i l s D i s c o u n t A m o u n t L b l < / C o n t r a c t B i l l i n g D e t a i l s D i s c o u n t A m o u n t L b l > - 
-                 < C o n t r a c t B i l l i n g D e t a i l s D i s c o u n t P e r c e n t L b l > C o n t r a c t B i l l i n g D e t a i l s D i s c o u n t P e r c e n t L b l < / C o n t r a c t B i l l i n g D e t a i l s D i s c o u n t P e r c e n t L b l > - 
-                 < C o n t r a c t B i l l i n g D e t a i l s E n d D a t e L b l > C o n t r a c t B i l l i n g D e t a i l s E n d D a t e L b l < / C o n t r a c t B i l l i n g D e t a i l s E n d D a t e L b l > - 
-                 < C o n t r a c t B i l l i n g D e t a i l s P o s i t i o n D e s c r i p t i o n > C o n t r a c t B i l l i n g D e t a i l s P o s i t i o n D e s c r i p t i o n < / C o n t r a c t B i l l i n g D e t a i l s P o s i t i o n D e s c r i p t i o n > - 
-                 < C o n t r a c t B i l l i n g D e t a i l s P o s i t i o n N o > C o n t r a c t B i l l i n g D e t a i l s P o s i t i o n N o < / C o n t r a c t B i l l i n g D e t a i l s P o s i t i o n N o > - 
-                 < C o n t r a c t B i l l i n g D e t a i l s Q t y L b l > C o n t r a c t B i l l i n g D e t a i l s Q t y L b l < / C o n t r a c t B i l l i n g D e t a i l s Q t y L b l > - 
-                 < C o n t r a c t B i l l i n g D e t a i l s S a l e s P r i c e L b l > C o n t r a c t B i l l i n g D e t a i l s S a l e s P r i c e L b l < / C o n t r a c t B i l l i n g D e t a i l s S a l e s P r i c e L b l > - 
-                 < C o n t r a c t B i l l i n g D e t a i l s S t a r t D a t e L b l > C o n t r a c t B i l l i n g D e t a i l s S t a r t D a t e L b l < / C o n t r a c t B i l l i n g D e t a i l s S t a r t D a t e L b l > - 
-                 < C o n t r a c t B i l l i n g D e t a i l s > - 
-                     < C o n t r a c t B i l l i n g D e t a i l s B i l l i n g A m o u n t > C o n t r a c t B i l l i n g D e t a i l s B i l l i n g A m o u n t < / C o n t r a c t B i l l i n g D e t a i l s B i l l i n g A m o u n t > - 
-                     < C o n t r a c t B i l l i n g D e t a i l s B i l l i n g D i s c o u n t A m o u n t > C o n t r a c t B i l l i n g D e t a i l s B i l l i n g D i s c o u n t A m o u n t < / C o n t r a c t B i l l i n g D e t a i l s B i l l i n g D i s c o u n t A m o u n t > - 
-                     < C o n t r a c t B i l l i n g D e t a i l s C u r r e n c y C o d e > C o n t r a c t B i l l i n g D e t a i l s C u r r e n c y C o d e < / C o n t r a c t B i l l i n g D e t a i l s C u r r e n c y C o d e > - 
-                     < C o n t r a c t B i l l i n g D e t a i l s D a y s > C o n t r a c t B i l l i n g D e t a i l s D a y s < / C o n t r a c t B i l l i n g D e t a i l s D a y s > - 
-                     < C o n t r a c t B i l l i n g D e t a i l s D e s c r i p t i o n > C o n t r a c t B i l l i n g D e t a i l s D e s c r i p t i o n < / C o n t r a c t B i l l i n g D e t a i l s D e s c r i p t i o n > - 
-                     < C o n t r a c t B i l l i n g D e t a i l s D i s c o u n t P e r c e n t > C o n t r a c t B i l l i n g D e t a i l s D i s c o u n t P e r c e n t < / C o n t r a c t B i l l i n g D e t a i l s D i s c o u n t P e r c e n t > - 
-                     < C o n t r a c t B i l l i n g D e t a i l s E n d D a t e > C o n t r a c t B i l l i n g D e t a i l s E n d D a t e < / C o n t r a c t B i l l i n g D e t a i l s E n d D a t e > - 
-                     < C o n t r a c t B i l l i n g D e t a i l s Q u a n t i t y > C o n t r a c t B i l l i n g D e t a i l s Q u a n t i t y < / C o n t r a c t B i l l i n g D e t a i l s Q u a n t i t y > - 
-                     < C o n t r a c t B i l l i n g D e t a i l s S a l e s P r i c e > C o n t r a c t B i l l i n g D e t a i l s S a l e s P r i c e < / C o n t r a c t B i l l i n g D e t a i l s S a l e s P r i c e > - 
-                     < C o n t r a c t B i l l i n g D e t a i l s S t a r t D a t e > C o n t r a c t B i l l i n g D e t a i l s S t a r t D a t e < / C o n t r a c t B i l l i n g D e t a i l s S t a r t D a t e > +         < C o n t r a c t B i l l i n g D e t a i l s M a p p i n g   E l e m e n t T y p e = " D a t a I t e m "   E l e m e n t I d = " 1 2 8 3 6 2 7 9 0 6 " > + 
+             < C o n t r a c t B i l l i n g D e t a i l s C o n t r a c t N o L b l   E l e m e n t T y p e = " C o l u m n "   E l e m e n t I d = " 1 7 9 3 4 8 1 5 9 1 "   D a t a T y p e = " T e x t C o n s t " > C o n t r a c t B i l l i n g D e t a i l s C o n t r a c t N o L b l < / C o n t r a c t B i l l i n g D e t a i l s C o n t r a c t N o L b l > + 
+             < C o n t r a c t B i l l i n g D e t a i l s C u s t o m e r L b l   E l e m e n t T y p e = " C o l u m n "   E l e m e n t I d = " 5 0 1 8 2 5 5 2 0 "   D a t a T y p e = " T e x t C o n s t " > C o n t r a c t B i l l i n g D e t a i l s C u s t o m e r L b l < / C o n t r a c t B i l l i n g D e t a i l s C u s t o m e r L b l > + 
+             < C o n t r a c t B i l l i n g D e t a i l s P o s i t i o n D e s c r i p t i o n L b l   E l e m e n t T y p e = " C o l u m n "   E l e m e n t I d = " 1 1 8 2 4 1 2 7 1 7 "   D a t a T y p e = " S t r i n g " > C o n t r a c t B i l l i n g D e t a i l s P o s i t i o n D e s c r i p t i o n L b l < / C o n t r a c t B i l l i n g D e t a i l s P o s i t i o n D e s c r i p t i o n L b l > + 
+             < C o n t r a c t B i l l i n g D e t a i l s P o s i t i o n N o L b l   E l e m e n t T y p e = " C o l u m n "   E l e m e n t I d = " 9 8 8 2 8 7 5 4 8 "   D a t a T y p e = " T e x t C o n s t " > C o n t r a c t B i l l i n g D e t a i l s P o s i t i o n N o L b l < / C o n t r a c t B i l l i n g D e t a i l s P o s i t i o n N o L b l > + 
+             < C o n t r a c t B i l l i n g D e t a i l s G r o u p i n g   E l e m e n t T y p e = " D a t a I t e m "   E l e m e n t I d = " 6 1 7 2 4 6 9 2 7 " > + 
+                 < C o n t r a c t B i l l i n g D e t a i l s A m o u n t L b l   E l e m e n t T y p e = " C o l u m n "   E l e m e n t I d = " 1 7 7 6 3 7 0 2 1 6 "   D a t a T y p e = " T e x t " > C o n t r a c t B i l l i n g D e t a i l s A m o u n t L b l < / C o n t r a c t B i l l i n g D e t a i l s A m o u n t L b l > + 
+                 < C o n t r a c t B i l l i n g D e t a i l s C o n t r a c t N o   E l e m e n t T y p e = " C o l u m n "   E l e m e n t I d = " 1 0 4 0 5 4 0 8 6 1 "   D a t a T y p e = " C o d e " > C o n t r a c t B i l l i n g D e t a i l s C o n t r a c t N o < / C o n t r a c t B i l l i n g D e t a i l s C o n t r a c t N o > + 
+                 < C o n t r a c t B i l l i n g D e t a i l s C u r r e n c y C o d e L b l   E l e m e n t T y p e = " C o l u m n "   E l e m e n t I d = " 3 2 4 5 2 4 1 1 4 "   D a t a T y p e = " T e x t " > C o n t r a c t B i l l i n g D e t a i l s C u r r e n c y C o d e L b l < / C o n t r a c t B i l l i n g D e t a i l s C u r r e n c y C o d e L b l > + 
+                 < C o n t r a c t B i l l i n g D e t a i l s C u s t o m e r N a m e   E l e m e n t T y p e = " C o l u m n "   E l e m e n t I d = " 1 7 3 2 1 8 3 8 6 7 "   D a t a T y p e = " T e x t " > C o n t r a c t B i l l i n g D e t a i l s C u s t o m e r N a m e < / C o n t r a c t B i l l i n g D e t a i l s C u s t o m e r N a m e > + 
+                 < C o n t r a c t B i l l i n g D e t a i l s D a y s L b l   E l e m e n t T y p e = " C o l u m n "   E l e m e n t I d = " 7 0 1 3 5 9 8 3 7 "   D a t a T y p e = " T e x t C o n s t " > C o n t r a c t B i l l i n g D e t a i l s D a y s L b l < / C o n t r a c t B i l l i n g D e t a i l s D a y s L b l > + 
+                 < C o n t r a c t B i l l i n g D e t a i l s D e s c r i p t i o n L b l   E l e m e n t T y p e = " C o l u m n "   E l e m e n t I d = " 1 1 4 3 1 2 2 7 0 2 "   D a t a T y p e = " T e x t C o n s t " > C o n t r a c t B i l l i n g D e t a i l s D e s c r i p t i o n L b l < / C o n t r a c t B i l l i n g D e t a i l s D e s c r i p t i o n L b l > + 
+                 < C o n t r a c t B i l l i n g D e t a i l s D i s c o u n t A m o u n t L b l   E l e m e n t T y p e = " C o l u m n "   E l e m e n t I d = " 5 0 8 2 7 5 7 2 3 "   D a t a T y p e = " T e x t " > C o n t r a c t B i l l i n g D e t a i l s D i s c o u n t A m o u n t L b l < / C o n t r a c t B i l l i n g D e t a i l s D i s c o u n t A m o u n t L b l > + 
+                 < C o n t r a c t B i l l i n g D e t a i l s D i s c o u n t P e r c e n t L b l   E l e m e n t T y p e = " C o l u m n "   E l e m e n t I d = " 1 9 3 7 7 3 8 6 3 0 "   D a t a T y p e = " T e x t " > C o n t r a c t B i l l i n g D e t a i l s D i s c o u n t P e r c e n t L b l < / C o n t r a c t B i l l i n g D e t a i l s D i s c o u n t P e r c e n t L b l > + 
+                 < C o n t r a c t B i l l i n g D e t a i l s E n d D a t e L b l   E l e m e n t T y p e = " C o l u m n "   E l e m e n t I d = " 1 5 9 0 2 9 1 0 2 5 "   D a t a T y p e = " T e x t C o n s t " > C o n t r a c t B i l l i n g D e t a i l s E n d D a t e L b l < / C o n t r a c t B i l l i n g D e t a i l s E n d D a t e L b l > + 
+                 < C o n t r a c t B i l l i n g D e t a i l s P o s i t i o n D e s c r i p t i o n   E l e m e n t T y p e = " C o l u m n "   E l e m e n t I d = " 1 3 8 2 4 1 0 9 5 1 "   D a t a T y p e = " T e x t " > C o n t r a c t B i l l i n g D e t a i l s P o s i t i o n D e s c r i p t i o n < / C o n t r a c t B i l l i n g D e t a i l s P o s i t i o n D e s c r i p t i o n > + 
+                 < C o n t r a c t B i l l i n g D e t a i l s P o s i t i o n N o   E l e m e n t T y p e = " C o l u m n "   E l e m e n t I d = " 3 0 5 7 6 7 2 1 8 "   D a t a T y p e = " I n t e g e r " > C o n t r a c t B i l l i n g D e t a i l s P o s i t i o n N o < / C o n t r a c t B i l l i n g D e t a i l s P o s i t i o n N o > + 
+                 < C o n t r a c t B i l l i n g D e t a i l s Q t y L b l   E l e m e n t T y p e = " C o l u m n "   E l e m e n t I d = " 2 3 0 7 8 2 0 7 2 "   D a t a T y p e = " S t r i n g " > C o n t r a c t B i l l i n g D e t a i l s Q t y L b l < / C o n t r a c t B i l l i n g D e t a i l s Q t y L b l > + 
+                 < C o n t r a c t B i l l i n g D e t a i l s S a l e s P r i c e L b l   E l e m e n t T y p e = " C o l u m n "   E l e m e n t I d = " 9 1 4 2 1 9 1 9 1 "   D a t a T y p e = " T e x t " > C o n t r a c t B i l l i n g D e t a i l s S a l e s P r i c e L b l < / C o n t r a c t B i l l i n g D e t a i l s S a l e s P r i c e L b l > + 
+                 < C o n t r a c t B i l l i n g D e t a i l s S t a r t D a t e L b l   E l e m e n t T y p e = " C o l u m n "   E l e m e n t I d = " 1 3 0 2 0 1 8 0 9 6 "   D a t a T y p e = " T e x t C o n s t " > C o n t r a c t B i l l i n g D e t a i l s S t a r t D a t e L b l < / C o n t r a c t B i l l i n g D e t a i l s S t a r t D a t e L b l > + 
+                 < C o n t r a c t B i l l i n g D e t a i l s   E l e m e n t T y p e = " D a t a I t e m "   E l e m e n t I d = " 2 0 7 1 3 9 8 1 8 " > + 
+                     < C o n t r a c t B i l l i n g D e t a i l s B i l l i n g A m o u n t   E l e m e n t T y p e = " C o l u m n "   E l e m e n t I d = " 1 9 8 9 5 6 9 9 8 3 "   D a t a T y p e = " T e x t " > C o n t r a c t B i l l i n g D e t a i l s B i l l i n g A m o u n t < / C o n t r a c t B i l l i n g D e t a i l s B i l l i n g A m o u n t > + 
+                     < C o n t r a c t B i l l i n g D e t a i l s B i l l i n g D i s c o u n t A m o u n t   E l e m e n t T y p e = " C o l u m n "   E l e m e n t I d = " 1 2 2 6 5 3 7 0 0 4 "   D a t a T y p e = " T e x t " > C o n t r a c t B i l l i n g D e t a i l s B i l l i n g D i s c o u n t A m o u n t < / C o n t r a c t B i l l i n g D e t a i l s B i l l i n g D i s c o u n t A m o u n t > + 
+                     < C o n t r a c t B i l l i n g D e t a i l s C u r r e n c y C o d e   E l e m e n t T y p e = " C o l u m n "   E l e m e n t I d = " 8 6 9 7 4 5 7 7 2 "   D a t a T y p e = " C o d e " > C o n t r a c t B i l l i n g D e t a i l s C u r r e n c y C o d e < / C o n t r a c t B i l l i n g D e t a i l s C u r r e n c y C o d e > + 
+                     < C o n t r a c t B i l l i n g D e t a i l s D a y s   E l e m e n t T y p e = " C o l u m n "   E l e m e n t I d = " 1 9 0 1 6 5 8 4 8 7 "   D a t a T y p e = " I n t e g e r " > C o n t r a c t B i l l i n g D e t a i l s D a y s < / C o n t r a c t B i l l i n g D e t a i l s D a y s > + 
+                     < C o n t r a c t B i l l i n g D e t a i l s D e s c r i p t i o n   E l e m e n t T y p e = " C o l u m n "   E l e m e n t I d = " 1 0 1 7 1 4 1 1 6 8 "   D a t a T y p e = " T e x t " > C o n t r a c t B i l l i n g D e t a i l s D e s c r i p t i o n < / C o n t r a c t B i l l i n g D e t a i l s D e s c r i p t i o n > + 
+                     < C o n t r a c t B i l l i n g D e t a i l s D i s c o u n t P e r c e n t   E l e m e n t T y p e = " C o l u m n "   E l e m e n t I d = " 5 0 2 0 9 5 3 8 4 "   D a t a T y p e = " T e x t " > C o n t r a c t B i l l i n g D e t a i l s D i s c o u n t P e r c e n t < / C o n t r a c t B i l l i n g D e t a i l s D i s c o u n t P e r c e n t > + 
+                     < C o n t r a c t B i l l i n g D e t a i l s E n d D a t e   E l e m e n t T y p e = " C o l u m n "   E l e m e n t I d = " 8 0 4 8 9 7 9 0 9 "   D a t a T y p e = " S t r i n g " > C o n t r a c t B i l l i n g D e t a i l s E n d D a t e < / C o n t r a c t B i l l i n g D e t a i l s E n d D a t e > + 
+                     < C o n t r a c t B i l l i n g D e t a i l s Q u a n t i t y   E l e m e n t T y p e = " C o l u m n "   E l e m e n t I d = " 9 7 8 9 3 6 6 9 "   D a t a T y p e = " S t r i n g " > C o n t r a c t B i l l i n g D e t a i l s Q u a n t i t y < / C o n t r a c t B i l l i n g D e t a i l s Q u a n t i t y > + 
+                     < C o n t r a c t B i l l i n g D e t a i l s S a l e s P r i c e   E l e m e n t T y p e = " C o l u m n "   E l e m e n t I d = " 1 5 9 4 8 2 2 5 3 1 "   D a t a T y p e = " T e x t " > C o n t r a c t B i l l i n g D e t a i l s S a l e s P r i c e < / C o n t r a c t B i l l i n g D e t a i l s S a l e s P r i c e > + 
+                     < C o n t r a c t B i l l i n g D e t a i l s S t a r t D a t e   E l e m e n t T y p e = " C o l u m n "   E l e m e n t I d = " 4 3 2 7 5 9 8 7 4 "   D a t a T y p e = " S t r i n g " > C o n t r a c t B i l l i n g D e t a i l s S t a r t D a t e < / C o n t r a c t B i l l i n g D e t a i l s S t a r t D a t e >   
                  < / C o n t r a c t B i l l i n g D e t a i l s >   
@@ -31000,95 +30962,95 @@
  
          < / C o n t r a c t B i l l i n g D e t a i l s M a p p i n g >   
-         < L i n e F e e > - 
-             < L i n e F e e C a p t i o n T e x t > L i n e F e e C a p t i o n T e x t < / L i n e F e e C a p t i o n T e x t > +         < L i n e F e e   E l e m e n t T y p e = " D a t a I t e m "   E l e m e n t I d = " 2 6 6 6 3 0 7 3 3 " > + 
+             < L i n e F e e C a p t i o n T e x t   E l e m e n t T y p e = " C o l u m n "   E l e m e n t I d = " 4 3 7 6 4 3 7 9 0 "   D a t a T y p e = " T e x t " > L i n e F e e C a p t i o n T e x t < / L i n e F e e C a p t i o n T e x t >   
          < / L i n e F e e >   
-         < P a y m e n t R e p o r t i n g A r g u m e n t > - 
-             < P a y m e n t S e r v i c e L o g o / > - 
-             < P a y m e n t S e r v i c e L o g o _ U r l > P a y m e n t S e r v i c e L o g o _ U r l < / P a y m e n t S e r v i c e L o g o _ U r l > - 
-             < P a y m e n t S e r v i c e L o g o _ U r l T e x t > P a y m e n t S e r v i c e L o g o _ U r l T e x t < / P a y m e n t S e r v i c e L o g o _ U r l T e x t > - 
-             < P a y m e n t S e r v i c e T e x t _ U r l > P a y m e n t S e r v i c e T e x t _ U r l < / P a y m e n t S e r v i c e T e x t _ U r l > - 
-             < P a y m e n t S e r v i c e T e x t _ U r l T e x t > P a y m e n t S e r v i c e T e x t _ U r l T e x t < / P a y m e n t S e r v i c e T e x t _ U r l T e x t > +         < P a y m e n t R e p o r t i n g A r g u m e n t   E l e m e n t T y p e = " D a t a I t e m "   E l e m e n t I d = " 3 1 3 7 4 4 1 9 4 " > + 
+             < P a y m e n t S e r v i c e L o g o   E l e m e n t T y p e = " C o l u m n "   E l e m e n t I d = " 4 1 6 7 9 0 7 6 7 "   D a t a T y p e = " B L O B " / > + 
+             < P a y m e n t S e r v i c e L o g o _ U r l   E l e m e n t T y p e = " C o l u m n "   E l e m e n t I d = " 6 4 4 9 7 5 1 3 9 "   D a t a T y p e = " T e x t " > P a y m e n t S e r v i c e L o g o _ U r l < / P a y m e n t S e r v i c e L o g o _ U r l > + 
+             < P a y m e n t S e r v i c e L o g o _ U r l T e x t   E l e m e n t T y p e = " C o l u m n "   E l e m e n t I d = " 1 4 1 1 7 0 3 9 7 6 "   D a t a T y p e = " T e x t " > P a y m e n t S e r v i c e L o g o _ U r l T e x t < / P a y m e n t S e r v i c e L o g o _ U r l T e x t > + 
+             < P a y m e n t S e r v i c e T e x t _ U r l   E l e m e n t T y p e = " C o l u m n "   E l e m e n t I d = " 1 7 4 2 3 3 4 7 "   D a t a T y p e = " T e x t " > P a y m e n t S e r v i c e T e x t _ U r l < / P a y m e n t S e r v i c e T e x t _ U r l > + 
+             < P a y m e n t S e r v i c e T e x t _ U r l T e x t   E l e m e n t T y p e = " C o l u m n "   E l e m e n t I d = " 1 6 3 6 7 7 2 9 3 4 "   D a t a T y p e = " T e x t " > P a y m e n t S e r v i c e T e x t _ U r l T e x t < / P a y m e n t S e r v i c e T e x t _ U r l T e x t >   
          < / P a y m e n t R e p o r t i n g A r g u m e n t >   
-         < L e f t H e a d e r > - 
-             < L e f t H e a d e r N a m e > L e f t H e a d e r N a m e < / L e f t H e a d e r N a m e > - 
-             < L e f t H e a d e r V a l u e > L e f t H e a d e r V a l u e < / L e f t H e a d e r V a l u e > +         < L e f t H e a d e r   E l e m e n t T y p e = " D a t a I t e m "   E l e m e n t I d = " 7 3 4 6 8 0 8 3 3 " > + 
+             < L e f t H e a d e r N a m e   E l e m e n t T y p e = " C o l u m n "   E l e m e n t I d = " 4 3 7 4 2 2 1 8 2 "   D a t a T y p e = " T e x t " > L e f t H e a d e r N a m e < / L e f t H e a d e r N a m e > + 
+             < L e f t H e a d e r V a l u e   E l e m e n t T y p e = " C o l u m n "   E l e m e n t I d = " 2 4 2 1 2 6 3 1 0 "   D a t a T y p e = " T e x t " > L e f t H e a d e r V a l u e < / L e f t H e a d e r V a l u e >   
          < / L e f t H e a d e r >   
-         < R i g h t H e a d e r > - 
-             < R i g h t H e a d e r N a m e > R i g h t H e a d e r N a m e < / R i g h t H e a d e r N a m e > - 
-             < R i g h t H e a d e r V a l u e > R i g h t H e a d e r V a l u e < / R i g h t H e a d e r V a l u e > +         < R i g h t H e a d e r   E l e m e n t T y p e = " D a t a I t e m "   E l e m e n t I d = " 2 5 4 5 4 4 9 4 6 " > + 
+             < R i g h t H e a d e r N a m e   E l e m e n t T y p e = " C o l u m n "   E l e m e n t I d = " 8 9 8 2 8 7 5 7 "   D a t a T y p e = " T e x t " > R i g h t H e a d e r N a m e < / R i g h t H e a d e r N a m e > + 
+             < R i g h t H e a d e r V a l u e   E l e m e n t T y p e = " C o l u m n "   E l e m e n t I d = " 7 0 6 9 3 8 5 5 9 "   D a t a T y p e = " T e x t " > R i g h t H e a d e r V a l u e < / R i g h t H e a d e r V a l u e >   
          < / R i g h t H e a d e r >   
-         < L e t t e r T e x t > - 
-             < B o d y T e x t > B o d y T e x t < / B o d y T e x t > - 
-             < C l o s i n g T e x t > C l o s i n g T e x t < / C l o s i n g T e x t > - 
-             < G r e e t i n g T e x t > G r e e t i n g T e x t < / G r e e t i n g T e x t > - 
-             < P m t D i s c T e x t > P m t D i s c T e x t < / P m t D i s c T e x t > +         < L e t t e r T e x t   E l e m e n t T y p e = " D a t a I t e m "   E l e m e n t I d = " 1 5 1 0 3 5 3 8 3 4 " > + 
+             < B o d y T e x t   E l e m e n t T y p e = " C o l u m n "   E l e m e n t I d = " 1 4 9 7 5 9 8 0 8 "   D a t a T y p e = " T e x t C o n s t " > B o d y T e x t < / B o d y T e x t > + 
+             < C l o s i n g T e x t   E l e m e n t T y p e = " C o l u m n "   E l e m e n t I d = " 5 1 2 1 3 5 9 0 9 "   D a t a T y p e = " T e x t C o n s t " > C l o s i n g T e x t < / C l o s i n g T e x t > + 
+             < G r e e t i n g T e x t   E l e m e n t T y p e = " C o l u m n "   E l e m e n t I d = " 1 1 7 5 2 7 9 2 8 9 "   D a t a T y p e = " T e x t C o n s t " > G r e e t i n g T e x t < / G r e e t i n g T e x t > + 
+             < P m t D i s c T e x t   E l e m e n t T y p e = " C o l u m n "   E l e m e n t I d = " 2 0 1 3 8 4 9 9 4 8 "   D a t a T y p e = " T e x t " > P m t D i s c T e x t < / P m t D i s c T e x t >   
          < / L e t t e r T e x t >   
-         < T o t a l s > - 
-             < C u r r e n c y C o d e > C u r r e n c y C o d e < / C u r r e n c y C o d e > - 
-             < C u r r e n c y S y m b o l > C u r r e n c y S y m b o l < / C u r r e n c y S y m b o l > - 
-             < T o t a l A m o u n t E x c l I n c l V A T > T o t a l A m o u n t E x c l I n c l V A T < / T o t a l A m o u n t E x c l I n c l V A T > - 
-             < T o t a l A m o u n t E x c l I n c l V A T T e x t > T o t a l A m o u n t E x c l I n c l V A T T e x t < / T o t a l A m o u n t E x c l I n c l V A T T e x t > - 
-             < T o t a l A m o u n t I n c l u d i n g V A T > T o t a l A m o u n t I n c l u d i n g V A T < / T o t a l A m o u n t I n c l u d i n g V A T > - 
-             < T o t a l C O 2 e > T o t a l C O 2 e < / T o t a l C O 2 e > - 
-             < T o t a l E x c l u d i n g V A T T e x t > T o t a l E x c l u d i n g V A T T e x t < / T o t a l E x c l u d i n g V A T T e x t > - 
-             < T o t a l I n c l u d i n g V A T T e x t > T o t a l I n c l u d i n g V A T T e x t < / T o t a l I n c l u d i n g V A T T e x t > - 
-             < T o t a l I n v o i c e D i s c o u n t A m o u n t > T o t a l I n v o i c e D i s c o u n t A m o u n t < / T o t a l I n v o i c e D i s c o u n t A m o u n t > - 
-             < T o t a l N e t A m o u n t > T o t a l N e t A m o u n t < / T o t a l N e t A m o u n t > - 
-             < T o t a l P a y m e n t D i s c o u n t O n V A T > T o t a l P a y m e n t D i s c o u n t O n V A T < / T o t a l P a y m e n t D i s c o u n t O n V A T > - 
-             < T o t a l S u b T o t a l > T o t a l S u b T o t a l < / T o t a l S u b T o t a l > - 
-             < T o t a l S u b T o t a l M i n u s I n v o i c e D i s c o u n t > T o t a l S u b T o t a l M i n u s I n v o i c e D i s c o u n t < / T o t a l S u b T o t a l M i n u s I n v o i c e D i s c o u n t > - 
-             < T o t a l T e x t > T o t a l T e x t < / T o t a l T e x t > - 
-             < T o t a l V A T A m o u n t > T o t a l V A T A m o u n t < / T o t a l V A T A m o u n t > - 
-             < T o t a l V A T A m o u n t L C Y > T o t a l V A T A m o u n t L C Y < / T o t a l V A T A m o u n t L C Y > - 
-             < T o t a l V A T A m o u n t O n V A T A m t L i n e > T o t a l V A T A m o u n t O n V A T A m t L i n e < / T o t a l V A T A m o u n t O n V A T A m t L i n e > - 
-             < T o t a l V A T A m o u n t T e x t > T o t a l V A T A m o u n t T e x t < / T o t a l V A T A m o u n t T e x t > - 
-             < T o t a l V A T B a s e L C Y > T o t a l V A T B a s e L C Y < / T o t a l V A T B a s e L C Y > - 
-             < T o t a l V A T B a s e O n V A T A m t L i n e > T o t a l V A T B a s e O n V A T A m t L i n e < / T o t a l V A T B a s e O n V A T A m t L i n e > +         < T o t a l s   E l e m e n t T y p e = " D a t a I t e m "   E l e m e n t I d = " 1 8 2 3 9 5 0 0 4 4 " > + 
+             < C u r r e n c y C o d e   E l e m e n t T y p e = " C o l u m n "   E l e m e n t I d = " 1 5 7 9 5 9 5 9 2 1 "   D a t a T y p e = " T e x t " > C u r r e n c y C o d e < / C u r r e n c y C o d e > + 
+             < C u r r e n c y S y m b o l   E l e m e n t T y p e = " C o l u m n "   E l e m e n t I d = " 1 1 6 2 5 1 0 7 4 8 "   D a t a T y p e = " T e x t " > C u r r e n c y S y m b o l < / C u r r e n c y S y m b o l > + 
+             < T o t a l A m o u n t E x c l I n c l V A T   E l e m e n t T y p e = " C o l u m n "   E l e m e n t I d = " 5 1 4 3 3 6 1 1 4 "   D a t a T y p e = " S t r i n g " > T o t a l A m o u n t E x c l I n c l V A T < / T o t a l A m o u n t E x c l I n c l V A T > + 
+             < T o t a l A m o u n t E x c l I n c l V A T T e x t   E l e m e n t T y p e = " C o l u m n "   E l e m e n t I d = " 1 5 0 7 8 3 2 9 3 7 "   D a t a T y p e = " T e x t " > T o t a l A m o u n t E x c l I n c l V A T T e x t < / T o t a l A m o u n t E x c l I n c l V A T T e x t > + 
+             < T o t a l A m o u n t I n c l u d i n g V A T   E l e m e n t T y p e = " C o l u m n "   E l e m e n t I d = " 9 1 0 5 1 1 5 7 5 "   D a t a T y p e = " S t r i n g " > T o t a l A m o u n t I n c l u d i n g V A T < / T o t a l A m o u n t I n c l u d i n g V A T > + 
+             < T o t a l C O 2 e   E l e m e n t T y p e = " C o l u m n "   E l e m e n t I d = " 9 5 4 7 1 1 2 1 2 "   D a t a T y p e = " D e c i m a l " > T o t a l C O 2 e < / T o t a l C O 2 e > + 
+             < T o t a l E x c l u d i n g V A T T e x t   E l e m e n t T y p e = " C o l u m n "   E l e m e n t I d = " 1 9 2 2 9 4 6 3 1 0 "   D a t a T y p e = " T e x t " > T o t a l E x c l u d i n g V A T T e x t < / T o t a l E x c l u d i n g V A T T e x t > + 
+             < T o t a l I n c l u d i n g V A T T e x t   E l e m e n t T y p e = " C o l u m n "   E l e m e n t I d = " 1 2 0 4 0 1 6 3 5 2 "   D a t a T y p e = " T e x t " > T o t a l I n c l u d i n g V A T T e x t < / T o t a l I n c l u d i n g V A T T e x t > + 
+             < T o t a l I n v o i c e D i s c o u n t A m o u n t   E l e m e n t T y p e = " C o l u m n "   E l e m e n t I d = " 4 0 2 1 7 7 5 1 "   D a t a T y p e = " S t r i n g " > T o t a l I n v o i c e D i s c o u n t A m o u n t < / T o t a l I n v o i c e D i s c o u n t A m o u n t > + 
+             < T o t a l N e t A m o u n t   E l e m e n t T y p e = " C o l u m n "   E l e m e n t I d = " 4 8 3 1 9 3 3 7 2 "   D a t a T y p e = " S t r i n g " > T o t a l N e t A m o u n t < / T o t a l N e t A m o u n t > + 
+             < T o t a l P a y m e n t D i s c o u n t O n V A T   E l e m e n t T y p e = " C o l u m n "   E l e m e n t I d = " 7 3 6 0 4 1 8 8 6 "   D a t a T y p e = " D e c i m a l " > T o t a l P a y m e n t D i s c o u n t O n V A T < / T o t a l P a y m e n t D i s c o u n t O n V A T > + 
+             < T o t a l S u b T o t a l   E l e m e n t T y p e = " C o l u m n "   E l e m e n t I d = " 2 0 9 7 8 7 6 8 0 1 "   D a t a T y p e = " S t r i n g " > T o t a l S u b T o t a l < / T o t a l S u b T o t a l > + 
+             < T o t a l S u b T o t a l M i n u s I n v o i c e D i s c o u n t   E l e m e n t T y p e = " C o l u m n "   E l e m e n t I d = " 7 6 9 4 3 1 8 8 7 "   D a t a T y p e = " S t r i n g " > T o t a l S u b T o t a l M i n u s I n v o i c e D i s c o u n t < / T o t a l S u b T o t a l M i n u s I n v o i c e D i s c o u n t > + 
+             < T o t a l T e x t   E l e m e n t T y p e = " C o l u m n "   E l e m e n t I d = " 2 3 1 9 1 0 5 1 8 "   D a t a T y p e = " T e x t " > T o t a l T e x t < / T o t a l T e x t > + 
+             < T o t a l V A T A m o u n t   E l e m e n t T y p e = " C o l u m n "   E l e m e n t I d = " 1 6 2 7 1 0 2 3 2 8 "   D a t a T y p e = " S t r i n g " > T o t a l V A T A m o u n t < / T o t a l V A T A m o u n t > + 
+             < T o t a l V A T A m o u n t L C Y   E l e m e n t T y p e = " C o l u m n "   E l e m e n t I d = " 1 5 0 6 5 7 0 2 1 8 "   D a t a T y p e = " D e c i m a l " > T o t a l V A T A m o u n t L C Y < / T o t a l V A T A m o u n t L C Y > + 
+             < T o t a l V A T A m o u n t O n V A T A m t L i n e   E l e m e n t T y p e = " C o l u m n "   E l e m e n t I d = " 9 4 6 9 3 1 8 6 8 "   D a t a T y p e = " D e c i m a l " > T o t a l V A T A m o u n t O n V A T A m t L i n e < / T o t a l V A T A m o u n t O n V A T A m t L i n e > + 
+             < T o t a l V A T A m o u n t T e x t   E l e m e n t T y p e = " C o l u m n "   E l e m e n t I d = " 9 7 3 6 6 6 3 3 9 "   D a t a T y p e = " T e x t " > T o t a l V A T A m o u n t T e x t < / T o t a l V A T A m o u n t T e x t > + 
+             < T o t a l V A T B a s e L C Y   E l e m e n t T y p e = " C o l u m n "   E l e m e n t I d = " 8 3 4 4 5 0 5 2 1 "   D a t a T y p e = " D e c i m a l " > T o t a l V A T B a s e L C Y < / T o t a l V A T B a s e L C Y > + 
+             < T o t a l V A T B a s e O n V A T A m t L i n e   E l e m e n t T y p e = " C o l u m n "   E l e m e n t I d = " 1 0 6 4 7 4 6 3 9 5 "   D a t a T y p e = " D e c i m a l " > T o t a l V A T B a s e O n V A T A m t L i n e < / T o t a l V A T B a s e O n V A T A m t L i n e >   
          < / T o t a l s >   
@@ -31097,7 +31059,7 @@
  < / N a v W o r d R e p o r t X m l P a r t > 
 </file>
 
-<file path=customXml/item2.xml>��< ? x m l   v e r s i o n = " 1 . 0 "   e n c o d i n g = " u t f - 1 6 " ? > < N a v W o r d R e p o r t X m l P a r t   x m l n s = " u r n : m i c r o s o f t - d y n a m i c s - b u s i n e s s c e n t r a l / i n t e r n a l / e x t e n d e d / r e p o r t s / S t a n d a r d _ S a l e s _ I n v o i c e / 1 3 0 6 / " > +<file path=customXml/item2.xml>��< ? x m l   v e r s i o n = " 1 . 0 "   e n c o d i n g = " u t f - 1 6 " ? > < N a v W o r d R e p o r t X m l P a r t   x m l n s = " u r n : m i c r o s o f t - d y n a m i c s - n a v / r e p o r t s / S t a n d a r d _ S a l e s _ I n v o i c e / 1 3 0 6 / " >   
      < B C R e p o r t I n f o r m a t i o n >   
@@ -31163,579 +31125,577 @@
  
      < / B C R e p o r t I n f o r m a t i o n >   
-     < T o o l t i p s / > - 
-     < H e a d e r   E l e m e n t T y p e = " D a t a I t e m "   E l e m e n t I d = " 1 2 4 0 3 7 3 8 8 6 " > - 
-         < B i l l e d T o _ L b l   E l e m e n t T y p e = " C o l u m n "   E l e m e n t I d = " 1 7 4 5 4 4 9 0 7 9 "   D a t a T y p e = " T e x t C o n s t " > B i l l e d T o _ L b l < / B i l l e d T o _ L b l > - 
-         < B i l l T o C o n t a c t E m a i l   E l e m e n t T y p e = " C o l u m n "   E l e m e n t I d = " 3 3 5 8 2 7 8 9 5 "   D a t a T y p e = " T e x t " > B i l l T o C o n t a c t E m a i l < / B i l l T o C o n t a c t E m a i l > - 
-         < B i l l T o C o n t a c t E m a i l L b l   E l e m e n t T y p e = " C o l u m n "   E l e m e n t I d = " 2 9 6 4 7 8 3 6 5 "   D a t a T y p e = " T e x t C o n s t " > B i l l T o C o n t a c t E m a i l L b l < / B i l l T o C o n t a c t E m a i l L b l > - 
-         < B i l l T o C o n t a c t M o b i l e P h o n e N o   E l e m e n t T y p e = " C o l u m n "   E l e m e n t I d = " 2 4 8 4 8 8 6 9 6 "   D a t a T y p e = " T e x t " > B i l l T o C o n t a c t M o b i l e P h o n e N o < / B i l l T o C o n t a c t M o b i l e P h o n e N o > - 
-         < B i l l T o C o n t a c t M o b i l e P h o n e N o L b l   E l e m e n t T y p e = " C o l u m n "   E l e m e n t I d = " 2 7 6 3 1 1 3 3 8 "   D a t a T y p e = " T e x t C o n s t " > B i l l T o C o n t a c t M o b i l e P h o n e N o L b l < / B i l l T o C o n t a c t M o b i l e P h o n e N o L b l > - 
-         < B i l l T o C o n t a c t P h o n e N o   E l e m e n t T y p e = " C o l u m n "   E l e m e n t I d = " 3 6 2 4 7 7 4 8 8 "   D a t a T y p e = " T e x t " > B i l l T o C o n t a c t P h o n e N o < / B i l l T o C o n t a c t P h o n e N o > - 
-         < B i l l T o C o n t a c t P h o n e N o L b l   E l e m e n t T y p e = " C o l u m n "   E l e m e n t I d = " 2 1 2 3 3 4 5 9 6 6 "   D a t a T y p e = " T e x t C o n s t " > B i l l T o C o n t a c t P h o n e N o L b l < / B i l l T o C o n t a c t P h o n e N o L b l > - 
-         < B i l l t o C u s t o m e r N o _ L b l   E l e m e n t T y p e = " C o l u m n "   E l e m e n t I d = " 3 6 9 3 0 7 8 1 3 "   D a t a T y p e = " S t r i n g " > B i l l t o C u s t o m e r N o _ L b l < / B i l l t o C u s t o m e r N o _ L b l > - 
-         < B i l l t o C u s t u m e r N o   E l e m e n t T y p e = " C o l u m n "   E l e m e n t I d = " 2 8 0 4 7 3 0 5 8 "   D a t a T y p e = " C o d e " > B i l l t o C u s t u m e r N o < / B i l l t o C u s t u m e r N o > - 
-         < C h e c k s P a y a b l e _ L b l   E l e m e n t T y p e = " C o l u m n "   E l e m e n t I d = " 1 0 5 3 1 5 6 0 6 5 "   D a t a T y p e = " T e x t " > C h e c k s P a y a b l e _ L b l < / C h e c k s P a y a b l e _ L b l > - 
-         < C O 2 e P e r U n i t _ L b l   E l e m e n t T y p e = " C o l u m n "   E l e m e n t I d = " 6 0 8 7 4 6 8 0 2 "   D a t a T y p e = " T e x t " > C O 2 e P e r U n i t _ L b l < / C O 2 e P e r U n i t _ L b l > - 
-         < C o m p a n y A d d r e s s 1   E l e m e n t T y p e = " C o l u m n "   E l e m e n t I d = " 1 8 8 4 1 6 4 3 2 3 "   D a t a T y p e = " T e x t " > C o m p a n y A d d r e s s 1 < / C o m p a n y A d d r e s s 1 > - 
-         < C o m p a n y A d d r e s s 2   E l e m e n t T y p e = " C o l u m n "   E l e m e n t I d = " 1 2 4 6 4 6 7 7 0 6 "   D a t a T y p e = " T e x t " > C o m p a n y A d d r e s s 2 < / C o m p a n y A d d r e s s 2 > - 
-         < C o m p a n y A d d r e s s 3   E l e m e n t T y p e = " C o l u m n "   E l e m e n t I d = " 6 0 8 7 7 1 0 8 9 "   D a t a T y p e = " T e x t " > C o m p a n y A d d r e s s 3 < / C o m p a n y A d d r e s s 3 > - 
-         < C o m p a n y A d d r e s s 4   E l e m e n t T y p e = " C o l u m n "   E l e m e n t I d = " 7 7 7 6 8 0 1 1 2 "   D a t a T y p e = " T e x t " > C o m p a n y A d d r e s s 4 < / C o m p a n y A d d r e s s 4 > - 
-         < C o m p a n y A d d r e s s 5   E l e m e n t T y p e = " C o l u m n "   E l e m e n t I d = " 1 3 9 9 8 3 4 9 5 "   D a t a T y p e = " T e x t " > C o m p a n y A d d r e s s 5 < / C o m p a n y A d d r e s s 5 > - 
-         < C o m p a n y A d d r e s s 6   E l e m e n t T y p e = " C o l u m n "   E l e m e n t I d = " 4 9 7 7 1 3 1 2 2 "   D a t a T y p e = " T e x t " > C o m p a n y A d d r e s s 6 < / C o m p a n y A d d r e s s 6 > - 
-         < C o m p a n y A d d r e s s 7   E l e m e n t T y p e = " C o l u m n "   E l e m e n t I d = " 1 1 3 5 4 0 9 7 3 9 "   D a t a T y p e = " T e x t " > C o m p a n y A d d r e s s 7 < / C o m p a n y A d d r e s s 7 > - 
-         < C o m p a n y A d d r e s s 8   E l e m e n t T y p e = " C o l u m n "   E l e m e n t I d = " 1 7 1 5 2 5 5 3 0 0 "   D a t a T y p e = " T e x t " > C o m p a n y A d d r e s s 8 < / C o m p a n y A d d r e s s 8 > - 
-         < C o m p a n y B a n k A c c o u n t N o   E l e m e n t T y p e = " C o l u m n "   E l e m e n t I d = " 3 0 1 4 0 2 0 4 "   D a t a T y p e = " T e x t " > C o m p a n y B a n k A c c o u n t N o < / C o m p a n y B a n k A c c o u n t N o > - 
-         < C o m p a n y B a n k A c c o u n t N o _ L b l   E l e m e n t T y p e = " C o l u m n "   E l e m e n t I d = " 1 0 9 7 7 4 3 3 4 5 "   D a t a T y p e = " T e x t C o n s t " > C o m p a n y B a n k A c c o u n t N o _ L b l < / C o m p a n y B a n k A c c o u n t N o _ L b l > - 
-         < C o m p a n y B a n k B r a n c h N o   E l e m e n t T y p e = " C o l u m n "   E l e m e n t I d = " 7 9 3 1 3 3 0 5 7 "   D a t a T y p e = " T e x t " > C o m p a n y B a n k B r a n c h N o < / C o m p a n y B a n k B r a n c h N o > - 
-         < C o m p a n y B a n k B r a n c h N o _ L b l   E l e m e n t T y p e = " C o l u m n "   E l e m e n t I d = " 3 2 7 9 0 6 6 9 2 "   D a t a T y p e = " S t r i n g " > C o m p a n y B a n k B r a n c h N o _ L b l < / C o m p a n y B a n k B r a n c h N o _ L b l > - 
-         < C o m p a n y B a n k N a m e   E l e m e n t T y p e = " C o l u m n "   E l e m e n t I d = " 1 5 3 4 9 0 5 6 0 5 "   D a t a T y p e = " T e x t " > C o m p a n y B a n k N a m e < / C o m p a n y B a n k N a m e > - 
-         < C o m p a n y B a n k N a m e _ L b l   E l e m e n t T y p e = " C o l u m n "   E l e m e n t I d = " 1 2 0 4 3 0 7 0 1 4 "   D a t a T y p e = " T e x t C o n s t " > C o m p a n y B a n k N a m e _ L b l < / C o m p a n y B a n k N a m e _ L b l > - 
-         < C o m p a n y C u s t o m G i r o   E l e m e n t T y p e = " C o l u m n "   E l e m e n t I d = " 1 6 7 0 4 7 5 7 9 8 "   D a t a T y p e = " T e x t " > C o m p a n y C u s t o m G i r o < / C o m p a n y C u s t o m G i r o > - 
-         < C o m p a n y C u s t o m G i r o _ L b l   E l e m e n t T y p e = " C o l u m n "   E l e m e n t I d = " 8 9 1 4 3 9 6 2 5 "   D a t a T y p e = " T e x t " > C o m p a n y C u s t o m G i r o _ L b l < / C o m p a n y C u s t o m G i r o _ L b l > - 
-         < C o m p a n y E M a i l   E l e m e n t T y p e = " C o l u m n "   E l e m e n t I d = " 1 6 7 7 0 7 4 0 5 8 "   D a t a T y p e = " T e x t " > C o m p a n y E M a i l < / C o m p a n y E M a i l > - 
-         < C o m p a n y G i r o N o   E l e m e n t T y p e = " C o l u m n "   E l e m e n t I d = " 1 3 6 0 1 9 6 3 2 0 "   D a t a T y p e = " T e x t " > C o m p a n y G i r o N o < / C o m p a n y G i r o N o > - 
-         < C o m p a n y G i r o N o _ L b l   E l e m e n t T y p e = " C o l u m n "   E l e m e n t I d = " 8 6 1 6 0 2 1 1 5 "   D a t a T y p e = " T e x t C o n s t " > C o m p a n y G i r o N o _ L b l < / C o m p a n y G i r o N o _ L b l > - 
-         < C o m p a n y H o m e P a g e   E l e m e n t T y p e = " C o l u m n "   E l e m e n t I d = " 1 9 8 9 1 8 8 7 0 "   D a t a T y p e = " T e x t " > C o m p a n y H o m e P a g e < / C o m p a n y H o m e P a g e > - 
-         < C o m p a n y I B A N   E l e m e n t T y p e = " C o l u m n "   E l e m e n t I d = " 9 0 6 5 4 9 1 8 2 "   D a t a T y p e = " C o d e " > C o m p a n y I B A N < / C o m p a n y I B A N > - 
-         < C o m p a n y I B A N _ L b l   E l e m e n t T y p e = " C o l u m n "   E l e m e n t I d = " 1 2 6 7 9 5 2 2 2 7 "   D a t a T y p e = " S t r i n g " > C o m p a n y I B A N _ L b l < / C o m p a n y I B A N _ L b l > - 
-         < C o m p a n y L e g a l O f f i c e   E l e m e n t T y p e = " C o l u m n "   E l e m e n t I d = " 7 1 4 2 5 8 1 1 1 "   D a t a T y p e = " T e x t " > C o m p a n y L e g a l O f f i c e < / C o m p a n y L e g a l O f f i c e > - 
-         < C o m p a n y L e g a l O f f i c e _ L b l   E l e m e n t T y p e = " C o l u m n "   E l e m e n t I d = " 1 5 3 3 1 7 5 1 0 8 "   D a t a T y p e = " T e x t " > C o m p a n y L e g a l O f f i c e _ L b l < / C o m p a n y L e g a l O f f i c e _ L b l > - 
-         < C o m p a n y L e g a l S t a t e m e n t   E l e m e n t T y p e = " C o l u m n "   E l e m e n t I d = " 4 4 8 3 5 8 8 7 6 "   D a t a T y p e = " T e x t " > C o m p a n y L e g a l S t a t e m e n t < / C o m p a n y L e g a l S t a t e m e n t > - 
-         < C o m p a n y L o g o P o s i t i o n   E l e m e n t T y p e = " C o l u m n "   E l e m e n t I d = " 1 4 2 5 2 6 6 6 8 8 "   D a t a T y p e = " I n t e g e r " > C o m p a n y L o g o P o s i t i o n < / C o m p a n y L o g o P o s i t i o n > - 
-         < C o m p a n y P h o n e N o   E l e m e n t T y p e = " C o l u m n "   E l e m e n t I d = " 2 5 0 4 4 0 6 5 5 "   D a t a T y p e = " T e x t " > C o m p a n y P h o n e N o < / C o m p a n y P h o n e N o > - 
-         < C o m p a n y P h o n e N o _ L b l   E l e m e n t T y p e = " C o l u m n "   E l e m e n t I d = " 5 5 8 5 9 3 5 8 6 "   D a t a T y p e = " T e x t C o n s t " > C o m p a n y P h o n e N o _ L b l < / C o m p a n y P h o n e N o _ L b l > - 
-         < C o m p a n y P i c t u r e   E l e m e n t T y p e = " C o l u m n "   E l e m e n t I d = " 1 3 9 7 4 1 1 0 7 4 "   D a t a T y p e = " B L O B " / > - 
-         < C o m p a n y R e g i s t r a t i o n N u m b e r   E l e m e n t T y p e = " C o l u m n "   E l e m e n t I d = " 2 0 2 3 6 3 9 4 2 4 "   D a t a T y p e = " T e x t " > C o m p a n y R e g i s t r a t i o n N u m b e r < / C o m p a n y R e g i s t r a t i o n N u m b e r > - 
-         < C o m p a n y R e g i s t r a t i o n N u m b e r _ L b l   E l e m e n t T y p e = " C o l u m n "   E l e m e n t I d = " 1 8 3 3 1 0 6 6 5 3 "   D a t a T y p e = " T e x t " > C o m p a n y R e g i s t r a t i o n N u m b e r _ L b l < / C o m p a n y R e g i s t r a t i o n N u m b e r _ L b l > - 
-         < C o m p a n y S W I F T   E l e m e n t T y p e = " C o l u m n "   E l e m e n t I d = " 6 6 8 2 5 0 2 4 5 "   D a t a T y p e = " C o d e " > C o m p a n y S W I F T < / C o m p a n y S W I F T > - 
-         < C o m p a n y S W I F T _ L b l   E l e m e n t T y p e = " C o l u m n "   E l e m e n t I d = " 2 0 2 9 5 9 7 3 8 4 "   D a t a T y p e = " S t r i n g " > C o m p a n y S W I F T _ L b l < / C o m p a n y S W I F T _ L b l > - 
-         < C o m p a n y V A T R e g i s t r a t i o n N o   E l e m e n t T y p e = " C o l u m n "   E l e m e n t I d = " 1 9 1 4 0 1 3 6 4 9 "   D a t a T y p e = " T e x t " > C o m p a n y V A T R e g i s t r a t i o n N o < / C o m p a n y V A T R e g i s t r a t i o n N o > - 
-         < C o m p a n y V A T R e g i s t r a t i o n N o _ L b l   E l e m e n t T y p e = " C o l u m n "   E l e m e n t I d = " 9 2 4 5 0 3 1 2 4 "   D a t a T y p e = " T e x t " > C o m p a n y V A T R e g i s t r a t i o n N o _ L b l < / C o m p a n y V A T R e g i s t r a t i o n N o _ L b l > - 
-         < C o m p a n y V A T R e g N o   E l e m e n t T y p e = " C o l u m n "   E l e m e n t I d = " 1 7 1 4 3 1 9 3 6 "   D a t a T y p e = " T e x t " > C o m p a n y V A T R e g N o < / C o m p a n y V A T R e g N o > - 
-         < C o m p a n y V A T R e g N o _ L b l   E l e m e n t T y p e = " C o l u m n "   E l e m e n t I d = " 7 7 3 2 0 1 5 0 1 "   D a t a T y p e = " T e x t " > C o m p a n y V A T R e g N o _ L b l < / C o m p a n y V A T R e g N o _ L b l > - 
-         < C o n t a c t _ L b l   E l e m e n t T y p e = " C o l u m n "   E l e m e n t I d = " 1 1 5 5 0 9 4 7 5 2 "   D a t a T y p e = " T e x t " > C o n t a c t _ L b l < / C o n t a c t _ L b l > - 
-         < C o p y _ L b l   E l e m e n t T y p e = " C o l u m n "   E l e m e n t I d = " 6 0 4 7 8 2 7 8 1 "   D a t a T y p e = " T e x t C o n s t " > C o p y _ L b l < / C o p y _ L b l > - 
-         < C u s t o m e r A d d r e s s 1   E l e m e n t T y p e = " C o l u m n "   E l e m e n t I d = " 1 8 0 1 9 6 6 4 5 4 "   D a t a T y p e = " T e x t " > C u s t o m e r A d d r e s s 1 < / C u s t o m e r A d d r e s s 1 > - 
-         < C u s t o m e r A d d r e s s 2   E l e m e n t T y p e = " C o l u m n "   E l e m e n t I d = " 1 1 6 4 2 6 9 8 3 7 "   D a t a T y p e = " T e x t " > C u s t o m e r A d d r e s s 2 < / C u s t o m e r A d d r e s s 2 > - 
-         < C u s t o m e r A d d r e s s 3   E l e m e n t T y p e = " C o l u m n "   E l e m e n t I d = " 5 2 6 5 7 3 2 2 0 "   D a t a T y p e = " T e x t " > C u s t o m e r A d d r e s s 3 < / C u s t o m e r A d d r e s s 3 > - 
-         < C u s t o m e r A d d r e s s 4   E l e m e n t T y p e = " C o l u m n "   E l e m e n t I d = " 1 1 1 1 2 3 3 9 7 "   D a t a T y p e = " T e x t " > C u s t o m e r A d d r e s s 4 < / C u s t o m e r A d d r e s s 4 > - 
-         < C u s t o m e r A d d r e s s 5   E l e m e n t T y p e = " C o l u m n "   E l e m e n t I d = " 7 4 8 8 2 0 0 1 4 "   D a t a T y p e = " T e x t " > C u s t o m e r A d d r e s s 5 < / C u s t o m e r A d d r e s s 5 > - 
-         < C u s t o m e r A d d r e s s 6   E l e m e n t T y p e = " C o l u m n "   E l e m e n t I d = " 1 3 8 6 5 1 6 6 3 1 "   D a t a T y p e = " T e x t " > C u s t o m e r A d d r e s s 6 < / C u s t o m e r A d d r e s s 6 > - 
-         < C u s t o m e r A d d r e s s 7   E l e m e n t T y p e = " C o l u m n "   E l e m e n t I d = " 2 0 2 4 2 1 3 2 4 8 "   D a t a T y p e = " T e x t " > C u s t o m e r A d d r e s s 7 < / C u s t o m e r A d d r e s s 7 > - 
-         < C u s t o m e r A d d r e s s 8   E l e m e n t T y p e = " C o l u m n "   E l e m e n t I d = " 1 0 4 8 6 9 8 5 8 5 "   D a t a T y p e = " T e x t " > C u s t o m e r A d d r e s s 8 < / C u s t o m e r A d d r e s s 8 > - 
-         < C u s t o m e r P o s t a l B a r C o d e   E l e m e n t T y p e = " C o l u m n "   E l e m e n t I d = " 3 9 8 5 8 0 6 8 8 "   D a t a T y p e = " T e x t " > C u s t o m e r P o s t a l B a r C o d e < / C u s t o m e r P o s t a l B a r C o d e > - 
-         < D i s c l a i m e r _ L b l   E l e m e n t T y p e = " C o l u m n "   E l e m e n t I d = " 3 8 1 6 6 9 2 0 5 "   D a t a T y p e = " T e x t " > D i s c l a i m e r _ L b l < / D i s c l a i m e r _ L b l > - 
-         < D i s p l a y A d d i t i o n a l F e e N o t e   E l e m e n t T y p e = " C o l u m n "   E l e m e n t I d = " 1 9 3 1 7 6 6 6 8 8 "   D a t a T y p e = " B o o l e a n " > D i s p l a y A d d i t i o n a l F e e N o t e < / D i s p l a y A d d i t i o n a l F e e N o t e > - 
-         < D o c u m e n t D a t e   E l e m e n t T y p e = " C o l u m n "   E l e m e n t I d = " 5 5 2 8 7 1 9 1 4 "   D a t a T y p e = " S t r i n g " > D o c u m e n t D a t e < / D o c u m e n t D a t e > - 
-         < D o c u m e n t D a t e _ L b l   E l e m e n t T y p e = " C o l u m n "   E l e m e n t I d = " 1 0 2 6 4 9 4 8 3 "   D a t a T y p e = " S t r i n g " > D o c u m e n t D a t e _ L b l < / D o c u m e n t D a t e _ L b l > - 
-         < D o c u m e n t N o   E l e m e n t T y p e = " C o l u m n "   E l e m e n t I d = " 9 7 0 3 5 0 5 3 9 "   D a t a T y p e = " C o d e " > D o c u m e n t N o < / D o c u m e n t N o > - 
-         < D o c u m e n t N o _ L b l   E l e m e n t T y p e = " C o l u m n "   E l e m e n t I d = " 7 8 9 7 9 5 9 7 8 "   D a t a T y p e = " T e x t C o n s t " > D o c u m e n t N o _ L b l < / D o c u m e n t N o _ L b l > - 
-         < D o c u m e n t T i t l e _ L b l   E l e m e n t T y p e = " C o l u m n "   E l e m e n t I d = " 8 5 8 4 2 3 9 2 9 "   D a t a T y p e = " T e x t " > D o c u m e n t T i t l e _ L b l < / D o c u m e n t T i t l e _ L b l > - 
-         < D u e D a t e   E l e m e n t T y p e = " C o l u m n "   E l e m e n t I d = " 7 4 5 1 7 0 2 0 3 "   D a t a T y p e = " S t r i n g " > D u e D a t e < / D u e D a t e > - 
-         < D u e D a t e _ L b l   E l e m e n t T y p e = " C o l u m n "   E l e m e n t I d = " 1 6 4 8 2 8 4 6 4 8 "   D a t a T y p e = " S t r i n g " > D u e D a t e _ L b l < / D u e D a t e _ L b l > - 
-         < E M a i l _ H e a d e r _ L b l   E l e m e n t T y p e = " C o l u m n "   E l e m e n t I d = " 5 1 3 1 7 0 8 0 4 "   D a t a T y p e = " T e x t C o n s t " > E M a i l _ H e a d e r _ L b l < / E M a i l _ H e a d e r _ L b l > - 
-         < E x c h a n g e R a t e A s T e x t   E l e m e n t T y p e = " C o l u m n "   E l e m e n t I d = " 5 9 2 9 5 5 8 4 5 "   D a t a T y p e = " T e x t " > E x c h a n g e R a t e A s T e x t < / E x c h a n g e R a t e A s T e x t > - 
-         < E x t e r n a l D o c u m e n t N o   E l e m e n t T y p e = " C o l u m n "   E l e m e n t I d = " 7 3 3 9 5 3 9 6 6 "   D a t a T y p e = " C o d e " > E x t e r n a l D o c u m e n t N o < / E x t e r n a l D o c u m e n t N o > - 
-         < E x t e r n a l D o c u m e n t N o _ L b l   E l e m e n t T y p e = " C o l u m n "   E l e m e n t I d = " 4 2 3 3 1 2 2 6 9 "   D a t a T y p e = " S t r i n g " > E x t e r n a l D o c u m e n t N o _ L b l < / E x t e r n a l D o c u m e n t N o _ L b l > - 
-         < F r o m _ L b l   E l e m e n t T y p e = " C o l u m n "   E l e m e n t I d = " 4 8 5 4 2 6 1 3 8 "   D a t a T y p e = " T e x t C o n s t " > F r o m _ L b l < / F r o m _ L b l > - 
-         < G l o b a l L o c a t i o n N u m b e r   E l e m e n t T y p e = " C o l u m n "   E l e m e n t I d = " 1 5 0 0 3 7 2 8 0 0 "   D a t a T y p e = " T e x t " > G l o b a l L o c a t i o n N u m b e r < / G l o b a l L o c a t i o n N u m b e r > - 
-         < G l o b a l L o c a t i o n N u m b e r _ L b l   E l e m e n t T y p e = " C o l u m n "   E l e m e n t I d = " 1 7 5 0 9 1 3 8 9 1 "   D a t a T y p e = " T e x t " > G l o b a l L o c a t i o n N u m b e r _ L b l < / G l o b a l L o c a t i o n N u m b e r _ L b l > - 
-         < H o m e P a g e _ H e a d e r _ L b l   E l e m e n t T y p e = " C o l u m n "   E l e m e n t I d = " 1 8 7 9 7 2 5 0 8 4 "   D a t a T y p e = " T e x t C o n s t " > H o m e P a g e _ H e a d e r _ L b l < / H o m e P a g e _ H e a d e r _ L b l > - 
-         < I n v o i c e D i s c o u n t A m o u n t _ L b l   E l e m e n t T y p e = " C o l u m n "   E l e m e n t I d = " 1 5 9 3 0 1 2 7 3 6 "   D a t a T y p e = " T e x t C o n s t " > I n v o i c e D i s c o u n t A m o u n t _ L b l < / I n v o i c e D i s c o u n t A m o u n t _ L b l > - 
-         < I n v o i c e D i s c o u n t B a s e A m o u n t _ L b l   E l e m e n t T y p e = " C o l u m n "   E l e m e n t I d = " 2 0 2 9 2 6 6 8 7 5 "   D a t a T y p e = " T e x t C o n s t " > I n v o i c e D i s c o u n t B a s e A m o u n t _ L b l < / I n v o i c e D i s c o u n t B a s e A m o u n t _ L b l > - 
-         < L e g a l E n t i t y T y p e   E l e m e n t T y p e = " C o l u m n "   E l e m e n t I d = " 2 0 5 1 8 7 3 5 6 3 "   D a t a T y p e = " T e x t " > L e g a l E n t i t y T y p e < / L e g a l E n t i t y T y p e > - 
-         < L e g a l E n t i t y T y p e _ L b l   E l e m e n t T y p e = " C o l u m n "   E l e m e n t I d = " 2 0 8 0 2 2 4 7 9 2 "   D a t a T y p e = " T e x t " > L e g a l E n t i t y T y p e _ L b l < / L e g a l E n t i t y T y p e _ L b l > - 
-         < L i n e A m o u n t A f t e r I n v o i c e D i s c o u n t _ L b l   E l e m e n t T y p e = " C o l u m n "   E l e m e n t I d = " 6 7 3 7 2 1 0 9 4 "   D a t a T y p e = " T e x t C o n s t " > L i n e A m o u n t A f t e r I n v o i c e D i s c o u n t _ L b l < / L i n e A m o u n t A f t e r I n v o i c e D i s c o u n t _ L b l > - 
-         < L o c a l C u r r e n c y _ L b l   E l e m e n t T y p e = " C o l u m n "   E l e m e n t I d = " 1 5 5 9 6 9 3 4 2 2 "   D a t a T y p e = " T e x t C o n s t " > L o c a l C u r r e n c y _ L b l < / L o c a l C u r r e n c y _ L b l > - 
-         < O r d e r N o   E l e m e n t T y p e = " C o l u m n "   E l e m e n t I d = " 1 4 6 6 4 7 3 8 8 6 "   D a t a T y p e = " C o d e " > O r d e r N o < / O r d e r N o > - 
-         < O r d e r N o _ L b l   E l e m e n t T y p e = " C o l u m n "   E l e m e n t I d = " 1 9 9 1 0 6 2 5 2 9 "   D a t a T y p e = " S t r i n g " > O r d e r N o _ L b l < / O r d e r N o _ L b l > - 
-         < P a c k a g e T r a c k i n g N o   E l e m e n t T y p e = " C o l u m n "   E l e m e n t I d = " 1 2 4 4 8 2 6 1 5 9 "   D a t a T y p e = " T e x t " > P a c k a g e T r a c k i n g N o < / P a c k a g e T r a c k i n g N o > - 
-         < P a c k a g e T r a c k i n g N o _ L b l   E l e m e n t T y p e = " C o l u m n "   E l e m e n t I d = " 2 1 9 3 5 6 7 5 6 "   D a t a T y p e = " S t r i n g " > P a c k a g e T r a c k i n g N o _ L b l < / P a c k a g e T r a c k i n g N o _ L b l > - 
-         < P a g e _ L b l   E l e m e n t T y p e = " C o l u m n "   E l e m e n t I d = " 6 8 0 6 4 8 0 9 1 "   D a t a T y p e = " T e x t C o n s t " > P a g e _ L b l < / P a g e _ L b l > - 
-         < P a y m e n t I n s t r u c t i o n s _ T x t   E l e m e n t T y p e = " C o l u m n "   E l e m e n t I d = " 1 8 7 2 0 8 8 3 "   D a t a T y p e = " T e x t " > P a y m e n t I n s t r u c t i o n s _ T x t < / P a y m e n t I n s t r u c t i o n s _ T x t > - 
-         < P a y m e n t M e t h o d D e s c r i p t i o n   E l e m e n t T y p e = " C o l u m n "   E l e m e n t I d = " 5 8 5 7 5 7 9 7 4 "   D a t a T y p e = " T e x t " > P a y m e n t M e t h o d D e s c r i p t i o n < / P a y m e n t M e t h o d D e s c r i p t i o n > - 
-         < P a y m e n t M e t h o d D e s c r i p t i o n _ L b l   E l e m e n t T y p e = " C o l u m n "   E l e m e n t I d = " 7 9 7 1 1 7 3 2 3 "   D a t a T y p e = " T e x t C o n s t " > P a y m e n t M e t h o d D e s c r i p t i o n _ L b l < / P a y m e n t M e t h o d D e s c r i p t i o n _ L b l > - 
-         < P a y m e n t R e f e r e n c e   E l e m e n t T y p e = " C o l u m n "   E l e m e n t I d = " 3 3 5 4 9 7 0 1 2 "   D a t a T y p e = " T e x t " > P a y m e n t R e f e r e n c e < / P a y m e n t R e f e r e n c e > - 
-         < P a y m e n t R e f e r e n c e _ L b l   E l e m e n t T y p e = " C o l u m n "   E l e m e n t I d = " 8 6 4 7 4 2 0 3 3 "   D a t a T y p e = " T e x t " > P a y m e n t R e f e r e n c e _ L b l < / P a y m e n t R e f e r e n c e _ L b l > - 
-         < P a y m e n t T e r m s D e s c r i p t i o n   E l e m e n t T y p e = " C o l u m n "   E l e m e n t I d = " 2 0 3 8 7 4 2 7 0 0 "   D a t a T y p e = " T e x t " > P a y m e n t T e r m s D e s c r i p t i o n < / P a y m e n t T e r m s D e s c r i p t i o n > - 
-         < P a y m e n t T e r m s D e s c r i p t i o n _ L b l   E l e m e n t T y p e = " C o l u m n "   E l e m e n t I d = " 1 8 7 4 4 9 4 3 2 1 "   D a t a T y p e = " T e x t C o n s t " > P a y m e n t T e r m s D e s c r i p t i o n _ L b l < / P a y m e n t T e r m s D e s c r i p t i o n _ L b l > - 
-         < P r i c e s I n c l u d i n g V A T   E l e m e n t T y p e = " C o l u m n "   E l e m e n t I d = " 5 1 8 8 1 7 1 6 7 "   D a t a T y p e = " B o o l e a n " > P r i c e s I n c l u d i n g V A T < / P r i c e s I n c l u d i n g V A T > - 
-         < P r i c e s I n c l u d i n g V A T _ L b l   E l e m e n t T y p e = " C o l u m n "   E l e m e n t I d = " 1 3 7 7 9 7 9 4 4 4 "   D a t a T y p e = " S t r i n g " > P r i c e s I n c l u d i n g V A T _ L b l < / P r i c e s I n c l u d i n g V A T _ L b l > - 
-         < P r i c e s I n c l u d i n g V A T Y e s N o   E l e m e n t T y p e = " C o l u m n "   E l e m e n t I d = " 1 4 1 1 1 4 7 5 9 9 "   D a t a T y p e = " S t r i n g " > P r i c e s I n c l u d i n g V A T Y e s N o < / P r i c e s I n c l u d i n g V A T Y e s N o > - 
-         < Q R _ C o d e _ I m a g e   E l e m e n t T y p e = " C o l u m n "   E l e m e n t I d = " 2 0 7 9 6 8 0 8 3 6 "   D a t a T y p e = " M e d i a S e t " > Q R _ C o d e _ I m a g e < / Q R _ C o d e _ I m a g e > - 
-         < Q R _ C o d e _ I m a g e _ L b l   E l e m e n t T y p e = " C o l u m n "   E l e m e n t I d = " 1 2 2 9 4 4 6 0 7 "   D a t a T y p e = " S t r i n g " > Q R _ C o d e _ I m a g e _ L b l < / Q R _ C o d e _ I m a g e _ L b l > - 
-         < Q u e s t i o n s _ L b l   E l e m e n t T y p e = " C o l u m n "   E l e m e n t I d = " 2 0 7 0 8 9 0 0 1 9 "   D a t a T y p e = " T e x t C o n s t " > Q u e s t i o n s _ L b l < / Q u e s t i o n s _ L b l > - 
-         < R e c u r r i n g B i l l i n g   E l e m e n t T y p e = " C o l u m n "   E l e m e n t I d = " 4 8 0 8 6 9 9 3 "   D a t a T y p e = " B o o l e a n " > R e c u r r i n g B i l l i n g < / R e c u r r i n g B i l l i n g > - 
-         < R e m a i n i n g A m o u n t   E l e m e n t T y p e = " C o l u m n "   E l e m e n t I d = " 3 5 3 2 6 4 1 3 1 "   D a t a T y p e = " D e c i m a l " > R e m a i n i n g A m o u n t < / R e m a i n i n g A m o u n t > - 
-         < R e m a i n i n g A m o u n t T e x t   E l e m e n t T y p e = " C o l u m n "   E l e m e n t I d = " 1 8 1 3 6 1 2 0 "   D a t a T y p e = " T e x t " > R e m a i n i n g A m o u n t T e x t < / R e m a i n i n g A m o u n t T e x t > - 
-         < S a l e s I n v o i c e L i n e D i s c o u n t _ L b l   E l e m e n t T y p e = " C o l u m n "   E l e m e n t I d = " 6 6 4 6 0 1 5 8 2 "   D a t a T y p e = " T e x t C o n s t " > S a l e s I n v o i c e L i n e D i s c o u n t _ L b l < / S a l e s I n v o i c e L i n e D i s c o u n t _ L b l > - 
-         < S a l e s P e r s o n _ L b l   E l e m e n t T y p e = " C o l u m n "   E l e m e n t I d = " 1 5 6 4 1 9 6 3 6 5 "   D a t a T y p e = " T e x t C o n s t " > S a l e s P e r s o n _ L b l < / S a l e s P e r s o n _ L b l > - 
-         < S a l e s P e r s o n B l a n k _ L b l   E l e m e n t T y p e = " C o l u m n "   E l e m e n t I d = " 6 5 4 6 2 4 6 0 1 "   D a t a T y p e = " T e x t " > S a l e s P e r s o n B l a n k _ L b l < / S a l e s P e r s o n B l a n k _ L b l > - 
-         < S a l e s P e r s o n N a m e   E l e m e n t T y p e = " C o l u m n "   E l e m e n t I d = " 8 7 1 4 9 2 9 8 3 "   D a t a T y p e = " T e x t " > S a l e s P e r s o n N a m e < / S a l e s P e r s o n N a m e > - 
-         < S e l l T o C o n t a c t E m a i l   E l e m e n t T y p e = " C o l u m n "   E l e m e n t I d = " 2 6 2 8 2 4 5 6 4 "   D a t a T y p e = " T e x t " > S e l l T o C o n t a c t E m a i l < / S e l l T o C o n t a c t E m a i l > - 
-         < S e l l T o C o n t a c t E m a i l L b l   E l e m e n t T y p e = " C o l u m n "   E l e m e n t I d = " 3 7 0 9 2 0 3 7 4 "   D a t a T y p e = " T e x t C o n s t " > S e l l T o C o n t a c t E m a i l L b l < / S e l l T o C o n t a c t E m a i l L b l > - 
-         < S e l l T o C o n t a c t M o b i l e P h o n e N o   E l e m e n t T y p e = " C o l u m n "   E l e m e n t I d = " 1 8 4 3 5 8 7 4 7 "   D a t a T y p e = " T e x t " > S e l l T o C o n t a c t M o b i l e P h o n e N o < / S e l l T o C o n t a c t M o b i l e P h o n e N o > - 
-         < S e l l T o C o n t a c t M o b i l e P h o n e N o L b l   E l e m e n t T y p e = " C o l u m n "   E l e m e n t I d = " 1 4 5 7 5 2 8 4 1 7 "   D a t a T y p e = " T e x t C o n s t " > S e l l T o C o n t a c t M o b i l e P h o n e N o L b l < / S e l l T o C o n t a c t M o b i l e P h o n e N o L b l > - 
-         < S e l l T o C o n t a c t P h o n e N o   E l e m e n t T y p e = " C o l u m n "   E l e m e n t I d = " 1 6 1 3 8 2 2 4 8 3 "   D a t a T y p e = " T e x t " > S e l l T o C o n t a c t P h o n e N o < / S e l l T o C o n t a c t P h o n e N o > - 
-         < S e l l T o C o n t a c t P h o n e N o L b l   E l e m e n t T y p e = " C o l u m n "   E l e m e n t I d = " 1 0 5 0 6 8 6 8 0 9 "   D a t a T y p e = " T e x t C o n s t " > S e l l T o C o n t a c t P h o n e N o L b l < / S e l l T o C o n t a c t P h o n e N o L b l > - 
-         < S e l l t o C u s t o m e r N o   E l e m e n t T y p e = " C o l u m n "   E l e m e n t I d = " 2 0 5 0 6 4 7 3 4 9 "   D a t a T y p e = " C o d e " > S e l l t o C u s t o m e r N o < / S e l l t o C u s t o m e r N o > - 
-         < S e l l t o C u s t o m e r N o _ L b l   E l e m e n t T y p e = " C o l u m n "   E l e m e n t I d = " 2 9 8 3 8 1 5 1 2 "   D a t a T y p e = " S t r i n g " > S e l l t o C u s t o m e r N o _ L b l < / S e l l t o C u s t o m e r N o _ L b l > - 
-         < S e l l T o F a x N o   E l e m e n t T y p e = " C o l u m n "   E l e m e n t I d = " 8 6 0 8 2 8 4 3 4 "   D a t a T y p e = " T e x t " > S e l l T o F a x N o < / S e l l T o F a x N o > - 
-         < S e l l T o P h o n e N o   E l e m e n t T y p e = " C o l u m n "   E l e m e n t I d = " 7 5 1 9 3 1 8 4 3 "   D a t a T y p e = " T e x t " > S e l l T o P h o n e N o < / S e l l T o P h o n e N o > - 
-         < S h i p m e n t _ L b l   E l e m e n t T y p e = " C o l u m n "   E l e m e n t I d = " 2 0 8 5 7 6 7 1 2 0 "   D a t a T y p e = " T e x t C o n s t " > S h i p m e n t _ L b l < / S h i p m e n t _ L b l > - 
-         < S h i p m e n t D a t e   E l e m e n t T y p e = " C o l u m n "   E l e m e n t I d = " 9 3 1 1 1 1 4 6 5 "   D a t a T y p e = " S t r i n g " > S h i p m e n t D a t e < / S h i p m e n t D a t e > - 
-         < S h i p m e n t D a t e _ L b l   E l e m e n t T y p e = " C o l u m n "   E l e m e n t I d = " 6 1 4 4 0 0 3 6 4 "   D a t a T y p e = " S t r i n g " > S h i p m e n t D a t e _ L b l < / S h i p m e n t D a t e _ L b l > - 
-         < S h i p m e n t M e t h o d D e s c r i p t i o n   E l e m e n t T y p e = " C o l u m n "   E l e m e n t I d = " 2 0 5 9 4 0 3 2 6 0 "   D a t a T y p e = " T e x t " > S h i p m e n t M e t h o d D e s c r i p t i o n < / S h i p m e n t M e t h o d D e s c r i p t i o n > - 
-         < S h i p m e n t M e t h o d D e s c r i p t i o n _ L b l   E l e m e n t T y p e = " C o l u m n "   E l e m e n t I d = " 1 1 7 9 9 7 8 4 6 5 "   D a t a T y p e = " T e x t C o n s t " > S h i p m e n t M e t h o d D e s c r i p t i o n _ L b l < / S h i p m e n t M e t h o d D e s c r i p t i o n _ L b l > - 
-         < S h i p p i n g A g e n t C o d e   E l e m e n t T y p e = " C o l u m n "   E l e m e n t I d = " 1 6 7 0 1 5 5 2 6 9 "   D a t a T y p e = " C o d e " > S h i p p i n g A g e n t C o d e < / S h i p p i n g A g e n t C o d e > - 
-         < S h i p p i n g A g e n t C o d e _ L b l   E l e m e n t T y p e = " C o l u m n "   E l e m e n t I d = " 1 1 5 3 2 0 1 3 4 "   D a t a T y p e = " S t r i n g " > S h i p p i n g A g e n t C o d e _ L b l < / S h i p p i n g A g e n t C o d e _ L b l > - 
-         < S h i p T o A d d r e s s _ L b l   E l e m e n t T y p e = " C o l u m n "   E l e m e n t I d = " 1 6 5 0 5 0 5 0 1 7 "   D a t a T y p e = " T e x t C o n s t " > S h i p T o A d d r e s s _ L b l < / S h i p T o A d d r e s s _ L b l > - 
-         < S h i p T o A d d r e s s 1   E l e m e n t T y p e = " C o l u m n "   E l e m e n t I d = " 1 3 5 7 6 7 2 8 6 1 "   D a t a T y p e = " T e x t " > S h i p T o A d d r e s s 1 < / S h i p T o A d d r e s s 1 > - 
-         < S h i p T o A d d r e s s 2   E l e m e n t T y p e = " C o l u m n "   E l e m e n t I d = " 1 0 2 4 2 0 4 5 8 4 "   D a t a T y p e = " T e x t " > S h i p T o A d d r e s s 2 < / S h i p T o A d d r e s s 2 > - 
-         < S h i p T o A d d r e s s 3   E l e m e n t T y p e = " C o l u m n "   E l e m e n t I d = " 1 6 6 1 9 0 1 2 0 1 "   D a t a T y p e = " T e x t " > S h i p T o A d d r e s s 3 < / S h i p T o A d d r e s s 3 > - 
-         < S h i p T o A d d r e s s 4   E l e m e n t T y p e = " C o l u m n "   E l e m e n t I d = " 5 5 5 4 1 6 9 9 0 "   D a t a T y p e = " T e x t " > S h i p T o A d d r e s s 4 < / S h i p T o A d d r e s s 4 > - 
-         < S h i p T o A d d r e s s 5   E l e m e n t T y p e = " C o l u m n "   E l e m e n t I d = " 1 1 9 3 1 1 3 6 0 7 "   D a t a T y p e = " T e x t " > S h i p T o A d d r e s s 5 < / S h i p T o A d d r e s s 5 > - 
-         < S h i p T o A d d r e s s 6   E l e m e n t T y p e = " C o l u m n "   E l e m e n t I d = " 7 1 9 9 7 6 2 4 4 "   D a t a T y p e = " T e x t " > S h i p T o A d d r e s s 6 < / S h i p T o A d d r e s s 6 > - 
-         < S h i p T o A d d r e s s 7   E l e m e n t T y p e = " C o l u m n "   E l e m e n t I d = " 8 2 2 7 9 6 2 7 "   D a t a T y p e = " T e x t " > S h i p T o A d d r e s s 7 < / S h i p T o A d d r e s s 7 > - 
-         < S h i p T o A d d r e s s 8   E l e m e n t T y p e = " C o l u m n "   E l e m e n t I d = " 1 4 9 2 9 9 2 1 7 8 "   D a t a T y p e = " T e x t " > S h i p T o A d d r e s s 8 < / S h i p T o A d d r e s s 8 > - 
-         < S h i p T o P h o n e N o   E l e m e n t T y p e = " C o l u m n "   E l e m e n t I d = " 3 6 9 7 0 2 2 5 5 "   D a t a T y p e = " T e x t " > S h i p T o P h o n e N o < / S h i p T o P h o n e N o > - 
-         < S h o w S h i p p i n g A d d r e s s   E l e m e n t T y p e = " C o l u m n "   E l e m e n t I d = " 1 1 2 0 0 7 1 2 6 6 "   D a t a T y p e = " B o o l e a n " > S h o w S h i p p i n g A d d r e s s < / S h o w S h i p p i n g A d d r e s s > - 
-         < S h o w W o r k D e s c r i p t i o n   E l e m e n t T y p e = " C o l u m n "   E l e m e n t I d = " 7 8 5 4 6 8 8 6 5 "   D a t a T y p e = " B o o l e a n " > S h o w W o r k D e s c r i p t i o n < / S h o w W o r k D e s c r i p t i o n > - 
-         < S u b t o t a l _ L b l   E l e m e n t T y p e = " C o l u m n "   E l e m e n t I d = " 1 9 6 7 7 9 5 1 4 2 "   D a t a T y p e = " T e x t C o n s t " > S u b t o t a l _ L b l < / S u b t o t a l _ L b l > - 
-         < T h a n k s _ L b l   E l e m e n t T y p e = " C o l u m n "   E l e m e n t I d = " 2 1 0 3 3 0 5 5 2 5 "   D a t a T y p e = " T e x t C o n s t " > T h a n k s _ L b l < / T h a n k s _ L b l > - 
-         < T o t a l _ L b l   E l e m e n t T y p e = " C o l u m n "   E l e m e n t I d = " 1 2 1 0 1 0 0 8 7 8 "   D a t a T y p e = " T e x t C o n s t " > T o t a l _ L b l < / T o t a l _ L b l > - 
-         < T o t a l C O 2 e _ L b l   E l e m e n t T y p e = " C o l u m n "   E l e m e n t I d = " 1 0 3 0 5 9 5 2 5 5 "   D a t a T y p e = " T e x t " > T o t a l C O 2 e _ L b l < / T o t a l C O 2 e _ L b l > - 
-         < V A T A m o u n t _ L b l   E l e m e n t T y p e = " C o l u m n "   E l e m e n t I d = " 1 0 9 4 6 5 7 2 9 "   D a t a T y p e = " T e x t C o n s t " > V A T A m o u n t _ L b l < / V A T A m o u n t _ L b l > - 
-         < V A T A m o u n t S p e c i f i c a t i o n _ L b l   E l e m e n t T y p e = " C o l u m n "   E l e m e n t I d = " 8 7 8 7 0 6 8 4 6 "   D a t a T y p e = " T e x t C o n s t " > V A T A m o u n t S p e c i f i c a t i o n _ L b l < / V A T A m o u n t S p e c i f i c a t i o n _ L b l > - 
-         < V A T B a s e _ L b l   E l e m e n t T y p e = " C o l u m n "   E l e m e n t I d = " 1 8 6 6 1 5 8 2 7 8 "   D a t a T y p e = " T e x t C o n s t " > V A T B a s e _ L b l < / V A T B a s e _ L b l > - 
-         < V A T C l a u s e _ L b l   E l e m e n t T y p e = " C o l u m n "   E l e m e n t I d = " 1 5 7 0 4 9 5 4 9 0 "   D a t a T y p e = " S t r i n g " > V A T C l a u s e _ L b l < / V A T C l a u s e _ L b l > - 
-         < V A T C l a u s e s _ L b l   E l e m e n t T y p e = " C o l u m n "   E l e m e n t I d = " 1 3 8 3 9 2 0 0 1 9 "   D a t a T y p e = " T e x t C o n s t " > V A T C l a u s e s _ L b l < / V A T C l a u s e s _ L b l > - 
-         < V A T I d e n t i f i e r _ L b l   E l e m e n t T y p e = " C o l u m n "   E l e m e n t I d = " 1 6 8 6 6 2 3 9 8 4 "   D a t a T y p e = " T e x t C o n s t " > V A T I d e n t i f i e r _ L b l < / V A T I d e n t i f i e r _ L b l > - 
-         < V A T P e r c e n t a g e _ L b l   E l e m e n t T y p e = " C o l u m n "   E l e m e n t I d = " 6 7 6 6 5 4 5 6 5 "   D a t a T y p e = " T e x t C o n s t " > V A T P e r c e n t a g e _ L b l < / V A T P e r c e n t a g e _ L b l > - 
-         < V A T R e g i s t r a t i o n N o   E l e m e n t T y p e = " C o l u m n "   E l e m e n t I d = " 1 8 8 9 1 9 5 4 0 2 "   D a t a T y p e = " T e x t " > V A T R e g i s t r a t i o n N o < / V A T R e g i s t r a t i o n N o > - 
-         < V A T R e g i s t r a t i o n N o _ L b l   E l e m e n t T y p e = " C o l u m n "   E l e m e n t I d = " 1 4 2 4 6 1 6 0 8 5 "   D a t a T y p e = " T e x t " > V A T R e g i s t r a t i o n N o _ L b l < / V A T R e g i s t r a t i o n N o _ L b l > - 
-         < Y o u r D o c u m e n t T i t l e _ L b l   E l e m e n t T y p e = " C o l u m n "   E l e m e n t I d = " 1 8 2 1 7 1 6 9 3 4 "   D a t a T y p e = " T e x t C o n s t " > Y o u r D o c u m e n t T i t l e _ L b l < / Y o u r D o c u m e n t T i t l e _ L b l > - 
-         < Y o u r R e f e r e n c e   E l e m e n t T y p e = " C o l u m n "   E l e m e n t I d = " 1 1 0 3 9 9 5 1 "   D a t a T y p e = " T e x t " > Y o u r R e f e r e n c e < / Y o u r R e f e r e n c e > - 
-         < Y o u r R e f e r e n c e _ L b l   E l e m e n t T y p e = " C o l u m n "   E l e m e n t I d = " 4 6 5 4 7 7 4 2 6 "   D a t a T y p e = " S t r i n g " > Y o u r R e f e r e n c e _ L b l < / Y o u r R e f e r e n c e _ L b l > - 
-         < L i n e   E l e m e n t T y p e = " D a t a I t e m "   E l e m e n t I d = " 4 1 1 9 7 6 1 3 3 " > - 
-             < A m o u n t E x c l u d i n g V A T _ L i n e   E l e m e n t T y p e = " C o l u m n "   E l e m e n t I d = " 1 0 6 2 4 6 0 0 4 0 "   D a t a T y p e = " D e c i m a l " > A m o u n t E x c l u d i n g V A T _ L i n e < / A m o u n t E x c l u d i n g V A T _ L i n e > - 
-             < A m o u n t E x c l u d i n g V A T _ L i n e _ L b l   E l e m e n t T y p e = " C o l u m n "   E l e m e n t I d = " 2 0 0 2 8 7 4 4 7 5 "   D a t a T y p e = " S t r i n g " > A m o u n t E x c l u d i n g V A T _ L i n e _ L b l < / A m o u n t E x c l u d i n g V A T _ L i n e _ L b l > - 
-             < A m o u n t I n c l u d i n g V A T _ L i n e   E l e m e n t T y p e = " C o l u m n "   E l e m e n t I d = " 7 7 0 9 2 8 4 0 2 "   D a t a T y p e = " D e c i m a l " > A m o u n t I n c l u d i n g V A T _ L i n e < / A m o u n t I n c l u d i n g V A T _ L i n e > - 
-             < A m o u n t I n c l u d i n g V A T _ L i n e _ L b l   E l e m e n t T y p e = " C o l u m n "   E l e m e n t I d = " 9 3 0 7 4 7 3 1 3 "   D a t a T y p e = " S t r i n g " > A m o u n t I n c l u d i n g V A T _ L i n e _ L b l < / A m o u n t I n c l u d i n g V A T _ L i n e _ L b l > - 
-             < C O 2 e P e r U n i t _ L i n e   E l e m e n t T y p e = " C o l u m n "   E l e m e n t I d = " 1 3 2 0 1 7 0 3 0 2 "   D a t a T y p e = " T e x t " > C O 2 e P e r U n i t _ L i n e < / C O 2 e P e r U n i t _ L i n e > - 
-             < C o n t r a c t L i n e N o   E l e m e n t T y p e = " C o l u m n "   E l e m e n t I d = " 3 0 7 6 6 9 2 4 8 "   D a t a T y p e = " I n t e g e r " > C o n t r a c t L i n e N o < / C o n t r a c t L i n e N o > - 
-             < C o n t r a c t N o   E l e m e n t T y p e = " C o l u m n "   E l e m e n t I d = " 1 9 5 9 3 0 8 7 1 8 "   D a t a T y p e = " C o d e " > C o n t r a c t N o < / C o n t r a c t N o > - 
-             < D e s c r i p t i o n _ L i n e   E l e m e n t T y p e = " C o l u m n "   E l e m e n t I d = " 1 4 0 6 8 2 2 3 1 0 "   D a t a T y p e = " T e x t " > D e s c r i p t i o n _ L i n e < / D e s c r i p t i o n _ L i n e > - 
-             < D e s c r i p t i o n _ L i n e _ L b l   E l e m e n t T y p e = " C o l u m n "   E l e m e n t I d = " 2 1 1 8 9 5 1 4 9 5 "   D a t a T y p e = " S t r i n g " > D e s c r i p t i o n _ L i n e _ L b l < / D e s c r i p t i o n _ L i n e _ L b l > - 
-             < I t e m N o _ L i n e   E l e m e n t T y p e = " C o l u m n "   E l e m e n t I d = " 1 9 1 0 2 9 6 2 8 8 "   D a t a T y p e = " C o d e " > I t e m N o _ L i n e < / I t e m N o _ L i n e > - 
-             < I t e m N o _ L i n e _ L b l   E l e m e n t T y p e = " C o l u m n "   E l e m e n t I d = " 1 3 4 0 0 7 9 6 1 3 "   D a t a T y p e = " S t r i n g " > I t e m N o _ L i n e _ L b l < / I t e m N o _ L i n e _ L b l > - 
-             < I t e m R e f e r e n c e N o _ L i n e   E l e m e n t T y p e = " C o l u m n "   E l e m e n t I d = " 9 2 7 2 3 5 7 "   D a t a T y p e = " C o d e " > I t e m R e f e r e n c e N o _ L i n e < / I t e m R e f e r e n c e N o _ L i n e > - 
-             < I t e m R e f e r e n c e N o _ L i n e _ L b l   E l e m e n t T y p e = " C o l u m n "   E l e m e n t I d = " 1 9 8 0 6 3 1 1 3 0 "   D a t a T y p e = " S t r i n g " > I t e m R e f e r e n c e N o _ L i n e _ L b l < / I t e m R e f e r e n c e N o _ L i n e _ L b l > - 
-             < J o b N o   E l e m e n t T y p e = " C o l u m n "   E l e m e n t I d = " 1 8 1 5 5 8 0 3 6 5 "   D a t a T y p e = " C o d e " > J o b N o < / J o b N o > - 
-             < J o b N o _ L b l   E l e m e n t T y p e = " C o l u m n "   E l e m e n t I d = " 1 8 9 7 0 9 4 2 6 "   D a t a T y p e = " T e x t " > J o b N o _ L b l < / J o b N o _ L b l > - 
-             < J o b T a s k D e s c _ L b l   E l e m e n t T y p e = " C o l u m n "   E l e m e n t I d = " 5 4 8 3 1 0 0 2 7 "   D a t a T y p e = " T e x t C o n s t " > J o b T a s k D e s c _ L b l < / J o b T a s k D e s c _ L b l > - 
-             < J o b T a s k D e s c r i p t i o n   E l e m e n t T y p e = " C o l u m n "   E l e m e n t I d = " 1 0 6 5 5 0 2 3 4 3 "   D a t a T y p e = " T e x t " > J o b T a s k D e s c r i p t i o n < / J o b T a s k D e s c r i p t i o n > - 
-             < J o b T a s k N o   E l e m e n t T y p e = " C o l u m n "   E l e m e n t I d = " 9 4 0 0 8 9 4 5 8 "   D a t a T y p e = " C o d e " > J o b T a s k N o < / J o b T a s k N o > - 
-             < J o b T a s k N o _ L b l   E l e m e n t T y p e = " C o l u m n "   E l e m e n t I d = " 6 2 2 6 5 1 9 4 9 "   D a t a T y p e = " T e x t " > J o b T a s k N o _ L b l < / J o b T a s k N o _ L b l > - 
-             < L i n e A m o u n t _ L i n e   E l e m e n t T y p e = " C o l u m n "   E l e m e n t I d = " 2 6 8 9 3 7 1 6 2 "   D a t a T y p e = " T e x t " > L i n e A m o u n t _ L i n e < / L i n e A m o u n t _ L i n e > - 
-             < L i n e A m o u n t _ L i n e _ L b l   E l e m e n t T y p e = " C o l u m n "   E l e m e n t I d = " 9 9 2 9 0 1 8 4 5 "   D a t a T y p e = " S t r i n g " > L i n e A m o u n t _ L i n e _ L b l < / L i n e A m o u n t _ L i n e _ L b l > - 
-             < L i n e D i s c o u n t P e r c e n t _ L i n e   E l e m e n t T y p e = " C o l u m n "   E l e m e n t I d = " 9 0 7 8 2 7 4 3 6 "   D a t a T y p e = " D e c i m a l " > L i n e D i s c o u n t P e r c e n t _ L i n e < / L i n e D i s c o u n t P e r c e n t _ L i n e > - 
-             < L i n e D i s c o u n t P e r c e n t T e x t _ L i n e   E l e m e n t T y p e = " C o l u m n "   E l e m e n t I d = " 6 1 3 1 3 5 1 9 "   D a t a T y p e = " T e x t " > L i n e D i s c o u n t P e r c e n t T e x t _ L i n e < / L i n e D i s c o u n t P e r c e n t T e x t _ L i n e > - 
-             < L i n e N o _ L i n e   E l e m e n t T y p e = " C o l u m n "   E l e m e n t I d = " 6 9 8 9 8 5 9 7 9 "   D a t a T y p e = " I n t e g e r " > L i n e N o _ L i n e < / L i n e N o _ L i n e > - 
-             < P r i c e _ L b l   E l e m e n t T y p e = " C o l u m n "   E l e m e n t I d = " 2 1 2 6 7 6 4 9 2 5 "   D a t a T y p e = " T e x t C o n s t " > P r i c e _ L b l < / P r i c e _ L b l > - 
-             < P r i c e P e r _ L b l   E l e m e n t T y p e = " C o l u m n "   E l e m e n t I d = " 9 7 3 2 8 0 1 3 4 "   D a t a T y p e = " T e x t C o n s t " > P r i c e P e r _ L b l < / P r i c e P e r _ L b l > - 
-             < Q t y _ L b l   E l e m e n t T y p e = " C o l u m n "   E l e m e n t I d = " 2 6 3 6 7 3 7 6 4 "   D a t a T y p e = " T e x t C o n s t " > Q t y _ L b l < / Q t y _ L b l > - 
-             < Q u a n t i t y _ L i n e   E l e m e n t T y p e = " C o l u m n "   E l e m e n t I d = " 1 0 6 8 5 4 3 5 3 7 "   D a t a T y p e = " T e x t " > Q u a n t i t y _ L i n e < / Q u a n t i t y _ L i n e > - 
-             < Q u a n t i t y _ L i n e _ L b l   E l e m e n t T y p e = " C o l u m n "   E l e m e n t I d = " 2 0 3 4 5 0 6 8 0 2 "   D a t a T y p e = " S t r i n g " > Q u a n t i t y _ L i n e _ L b l < / Q u a n t i t y _ L i n e _ L b l > - 
-             < R e c u r r i n g B i l l i n g f r o m   E l e m e n t T y p e = " C o l u m n "   E l e m e n t I d = " 4 7 7 0 0 1 9 2 1 "   D a t a T y p e = " D a t e " > R e c u r r i n g B i l l i n g f r o m < / R e c u r r i n g B i l l i n g f r o m > - 
-             < R e c u r r i n g B i l l i n g t o   E l e m e n t T y p e = " C o l u m n "   E l e m e n t I d = " 1 3 8 4 6 2 3 0 0 4 "   D a t a T y p e = " D a t e " > R e c u r r i n g B i l l i n g t o < / R e c u r r i n g B i l l i n g t o > - 
-             < S h i p m e n t D a t e _ L i n e   E l e m e n t T y p e = " C o l u m n "   E l e m e n t I d = " 1 6 7 3 3 7 5 4 1 6 "   D a t a T y p e = " S t r i n g " > S h i p m e n t D a t e _ L i n e < / S h i p m e n t D a t e _ L i n e > - 
-             < S h i p m e n t D a t e _ L i n e _ L b l   E l e m e n t T y p e = " C o l u m n "   E l e m e n t I d = " 8 5 3 2 2 4 3 6 3 "   D a t a T y p e = " T e x t C o n s t " > S h i p m e n t D a t e _ L i n e _ L b l < / S h i p m e n t D a t e _ L i n e _ L b l > - 
-             < T r a n s H e a d e r A m o u n t   E l e m e n t T y p e = " C o l u m n "   E l e m e n t I d = " 2 0 2 8 3 0 6 2 7 6 "   D a t a T y p e = " D e c i m a l " > T r a n s H e a d e r A m o u n t < / T r a n s H e a d e r A m o u n t > - 
-             < T y p e _ L i n e   E l e m e n t T y p e = " C o l u m n "   E l e m e n t I d = " 2 7 2 8 0 4 9 2 4 "   D a t a T y p e = " S t r i n g " > T y p e _ L i n e < / T y p e _ L i n e > - 
-             < U n i t _ L b l   E l e m e n t T y p e = " C o l u m n "   E l e m e n t I d = " 8 1 4 3 6 4 3 1 8 "   D a t a T y p e = " T e x t C o n s t " > U n i t _ L b l < / U n i t _ L b l > - 
-             < U n i t O f M e a s u r e   E l e m e n t T y p e = " C o l u m n "   E l e m e n t I d = " 1 8 0 8 2 2 8 0 1 8 "   D a t a T y p e = " T e x t " > U n i t O f M e a s u r e < / U n i t O f M e a s u r e > - 
-             < U n i t O f M e a s u r e _ L b l   E l e m e n t T y p e = " C o l u m n "   E l e m e n t I d = " 9 8 1 9 5 1 2 4 9 "   D a t a T y p e = " S t r i n g " > U n i t O f M e a s u r e _ L b l < / U n i t O f M e a s u r e _ L b l > - 
-             < U n i t P r i c e   E l e m e n t T y p e = " C o l u m n "   E l e m e n t I d = " 1 4 7 8 2 2 1 5 2 6 "   D a t a T y p e = " T e x t " > U n i t P r i c e < / U n i t P r i c e > - 
-             < U n i t P r i c e _ L b l   E l e m e n t T y p e = " C o l u m n "   E l e m e n t I d = " 1 1 6 3 9 2 6 6 0 3 "   D a t a T y p e = " S t r i n g " > U n i t P r i c e _ L b l < / U n i t P r i c e _ L b l > - 
-             < V A T I d e n t i f i e r _ L i n e   E l e m e n t T y p e = " C o l u m n "   E l e m e n t I d = " 1 7 7 3 6 2 2 4 1 2 "   D a t a T y p e = " C o d e " > V A T I d e n t i f i e r _ L i n e < / V A T I d e n t i f i e r _ L i n e > - 
-             < V A T I d e n t i f i e r _ L i n e _ L b l   E l e m e n t T y p e = " C o l u m n "   E l e m e n t I d = " 5 3 3 7 8 2 7 0 3 "   D a t a T y p e = " S t r i n g " > V A T I d e n t i f i e r _ L i n e _ L b l < / V A T I d e n t i f i e r _ L i n e _ L b l > - 
-             < V A T P c t _ L i n e   E l e m e n t T y p e = " C o l u m n "   E l e m e n t I d = " 1 9 7 4 0 0 1 9 4 4 "   D a t a T y p e = " T e x t " > V A T P c t _ L i n e < / V A T P c t _ L i n e > - 
-             < V A T P c t _ L i n e _ L b l   E l e m e n t T y p e = " C o l u m n "   E l e m e n t I d = " 1 2 0 7 5 2 9 9 1 5 "   D a t a T y p e = " S t r i n g " > V A T P c t _ L i n e _ L b l < / V A T P c t _ L i n e _ L b l > - 
-             < S h i p m e n t L i n e   E l e m e n t T y p e = " D a t a I t e m "   E l e m e n t I d = " 2 0 1 5 9 9 6 0 5 1 " > - 
-                 < D o c u m e n t N o _ S h i p m e n t L i n e   E l e m e n t T y p e = " C o l u m n "   E l e m e n t I d = " 1 2 4 3 7 6 7 7 6 2 "   D a t a T y p e = " C o d e " > D o c u m e n t N o _ S h i p m e n t L i n e < / D o c u m e n t N o _ S h i p m e n t L i n e > - 
-                 < P o s t i n g D a t e _ S h i p m e n t L i n e   E l e m e n t T y p e = " C o l u m n "   E l e m e n t I d = " 1 8 3 4 0 0 3 2 0 "   D a t a T y p e = " S t r i n g " > P o s t i n g D a t e _ S h i p m e n t L i n e < / P o s t i n g D a t e _ S h i p m e n t L i n e > - 
-                 < P o s t i n g D a t e _ S h i p m e n t L i n e _ L b l   E l e m e n t T y p e = " C o l u m n "   E l e m e n t I d = " 1 0 9 0 0 6 9 0 2 7 "   D a t a T y p e = " S t r i n g " > P o s t i n g D a t e _ S h i p m e n t L i n e _ L b l < / P o s t i n g D a t e _ S h i p m e n t L i n e _ L b l > - 
-                 < Q u a n t i t y _ S h i p m e n t L i n e   E l e m e n t T y p e = " C o l u m n "   E l e m e n t I d = " 1 6 3 7 0 3 4 2 4 7 "   D a t a T y p e = " D e c i m a l " > Q u a n t i t y _ S h i p m e n t L i n e < / Q u a n t i t y _ S h i p m e n t L i n e > - 
-                 < Q u a n t i t y _ S h i p m e n t L i n e _ L b l   E l e m e n t T y p e = " C o l u m n "   E l e m e n t I d = " 1 6 0 2 6 6 7 3 8 6 "   D a t a T y p e = " S t r i n g " > Q u a n t i t y _ S h i p m e n t L i n e _ L b l < / Q u a n t i t y _ S h i p m e n t L i n e _ L b l > +     < H e a d e r > + 
+         < B i l l e d T o _ L b l > B i l l e d T o _ L b l < / B i l l e d T o _ L b l > + 
+         < B i l l T o C o n t a c t E m a i l > B i l l T o C o n t a c t E m a i l < / B i l l T o C o n t a c t E m a i l > + 
+         < B i l l T o C o n t a c t E m a i l L b l > B i l l T o C o n t a c t E m a i l L b l < / B i l l T o C o n t a c t E m a i l L b l > + 
+         < B i l l T o C o n t a c t M o b i l e P h o n e N o > B i l l T o C o n t a c t M o b i l e P h o n e N o < / B i l l T o C o n t a c t M o b i l e P h o n e N o > + 
+         < B i l l T o C o n t a c t M o b i l e P h o n e N o L b l > B i l l T o C o n t a c t M o b i l e P h o n e N o L b l < / B i l l T o C o n t a c t M o b i l e P h o n e N o L b l > + 
+         < B i l l T o C o n t a c t P h o n e N o > B i l l T o C o n t a c t P h o n e N o < / B i l l T o C o n t a c t P h o n e N o > + 
+         < B i l l T o C o n t a c t P h o n e N o L b l > B i l l T o C o n t a c t P h o n e N o L b l < / B i l l T o C o n t a c t P h o n e N o L b l > + 
+         < B i l l t o C u s t o m e r N o _ L b l > B i l l t o C u s t o m e r N o _ L b l < / B i l l t o C u s t o m e r N o _ L b l > + 
+         < B i l l t o C u s t u m e r N o > B i l l t o C u s t u m e r N o < / B i l l t o C u s t u m e r N o > + 
+         < C h e c k s P a y a b l e _ L b l > C h e c k s P a y a b l e _ L b l < / C h e c k s P a y a b l e _ L b l > + 
+         < C O 2 e P e r U n i t _ L b l > C O 2 e P e r U n i t _ L b l < / C O 2 e P e r U n i t _ L b l > + 
+         < C o m p a n y A d d r e s s 1 > C o m p a n y A d d r e s s 1 < / C o m p a n y A d d r e s s 1 > + 
+         < C o m p a n y A d d r e s s 2 > C o m p a n y A d d r e s s 2 < / C o m p a n y A d d r e s s 2 > + 
+         < C o m p a n y A d d r e s s 3 > C o m p a n y A d d r e s s 3 < / C o m p a n y A d d r e s s 3 > + 
+         < C o m p a n y A d d r e s s 4 > C o m p a n y A d d r e s s 4 < / C o m p a n y A d d r e s s 4 > + 
+         < C o m p a n y A d d r e s s 5 > C o m p a n y A d d r e s s 5 < / C o m p a n y A d d r e s s 5 > + 
+         < C o m p a n y A d d r e s s 6 > C o m p a n y A d d r e s s 6 < / C o m p a n y A d d r e s s 6 > + 
+         < C o m p a n y A d d r e s s 7 > C o m p a n y A d d r e s s 7 < / C o m p a n y A d d r e s s 7 > + 
+         < C o m p a n y A d d r e s s 8 > C o m p a n y A d d r e s s 8 < / C o m p a n y A d d r e s s 8 > + 
+         < C o m p a n y B a n k A c c o u n t N o > C o m p a n y B a n k A c c o u n t N o < / C o m p a n y B a n k A c c o u n t N o > + 
+         < C o m p a n y B a n k A c c o u n t N o _ L b l > C o m p a n y B a n k A c c o u n t N o _ L b l < / C o m p a n y B a n k A c c o u n t N o _ L b l > + 
+         < C o m p a n y B a n k B r a n c h N o > C o m p a n y B a n k B r a n c h N o < / C o m p a n y B a n k B r a n c h N o > + 
+         < C o m p a n y B a n k B r a n c h N o _ L b l > C o m p a n y B a n k B r a n c h N o _ L b l < / C o m p a n y B a n k B r a n c h N o _ L b l > + 
+         < C o m p a n y B a n k N a m e > C o m p a n y B a n k N a m e < / C o m p a n y B a n k N a m e > + 
+         < C o m p a n y B a n k N a m e _ L b l > C o m p a n y B a n k N a m e _ L b l < / C o m p a n y B a n k N a m e _ L b l > + 
+         < C o m p a n y C u s t o m G i r o > C o m p a n y C u s t o m G i r o < / C o m p a n y C u s t o m G i r o > + 
+         < C o m p a n y C u s t o m G i r o _ L b l > C o m p a n y C u s t o m G i r o _ L b l < / C o m p a n y C u s t o m G i r o _ L b l > + 
+         < C o m p a n y E M a i l > C o m p a n y E M a i l < / C o m p a n y E M a i l > + 
+         < C o m p a n y G i r o N o > C o m p a n y G i r o N o < / C o m p a n y G i r o N o > + 
+         < C o m p a n y G i r o N o _ L b l > C o m p a n y G i r o N o _ L b l < / C o m p a n y G i r o N o _ L b l > + 
+         < C o m p a n y H o m e P a g e > C o m p a n y H o m e P a g e < / C o m p a n y H o m e P a g e > + 
+         < C o m p a n y I B A N > C o m p a n y I B A N < / C o m p a n y I B A N > + 
+         < C o m p a n y I B A N _ L b l > C o m p a n y I B A N _ L b l < / C o m p a n y I B A N _ L b l > + 
+         < C o m p a n y L e g a l O f f i c e > C o m p a n y L e g a l O f f i c e < / C o m p a n y L e g a l O f f i c e > + 
+         < C o m p a n y L e g a l O f f i c e _ L b l > C o m p a n y L e g a l O f f i c e _ L b l < / C o m p a n y L e g a l O f f i c e _ L b l > + 
+         < C o m p a n y L e g a l S t a t e m e n t > C o m p a n y L e g a l S t a t e m e n t < / C o m p a n y L e g a l S t a t e m e n t > + 
+         < C o m p a n y L o g o P o s i t i o n > C o m p a n y L o g o P o s i t i o n < / C o m p a n y L o g o P o s i t i o n > + 
+         < C o m p a n y P h o n e N o > C o m p a n y P h o n e N o < / C o m p a n y P h o n e N o > + 
+         < C o m p a n y P h o n e N o _ L b l > C o m p a n y P h o n e N o _ L b l < / C o m p a n y P h o n e N o _ L b l > + 
+         < C o m p a n y P i c t u r e / > + 
+         < C o m p a n y R e g i s t r a t i o n N u m b e r > C o m p a n y R e g i s t r a t i o n N u m b e r < / C o m p a n y R e g i s t r a t i o n N u m b e r > + 
+         < C o m p a n y R e g i s t r a t i o n N u m b e r _ L b l > C o m p a n y R e g i s t r a t i o n N u m b e r _ L b l < / C o m p a n y R e g i s t r a t i o n N u m b e r _ L b l > + 
+         < C o m p a n y S W I F T > C o m p a n y S W I F T < / C o m p a n y S W I F T > + 
+         < C o m p a n y S W I F T _ L b l > C o m p a n y S W I F T _ L b l < / C o m p a n y S W I F T _ L b l > + 
+         < C o m p a n y V A T R e g i s t r a t i o n N o > C o m p a n y V A T R e g i s t r a t i o n N o < / C o m p a n y V A T R e g i s t r a t i o n N o > + 
+         < C o m p a n y V A T R e g i s t r a t i o n N o _ L b l > C o m p a n y V A T R e g i s t r a t i o n N o _ L b l < / C o m p a n y V A T R e g i s t r a t i o n N o _ L b l > + 
+         < C o m p a n y V A T R e g N o > C o m p a n y V A T R e g N o < / C o m p a n y V A T R e g N o > + 
+         < C o m p a n y V A T R e g N o _ L b l > C o m p a n y V A T R e g N o _ L b l < / C o m p a n y V A T R e g N o _ L b l > + 
+         < C o n t a c t _ L b l > C o n t a c t _ L b l < / C o n t a c t _ L b l > + 
+         < C o p y _ L b l > C o p y _ L b l < / C o p y _ L b l > + 
+         < C u s t o m e r A d d r e s s 1 > C u s t o m e r A d d r e s s 1 < / C u s t o m e r A d d r e s s 1 > + 
+         < C u s t o m e r A d d r e s s 2 > C u s t o m e r A d d r e s s 2 < / C u s t o m e r A d d r e s s 2 > + 
+         < C u s t o m e r A d d r e s s 3 > C u s t o m e r A d d r e s s 3 < / C u s t o m e r A d d r e s s 3 > + 
+         < C u s t o m e r A d d r e s s 4 > C u s t o m e r A d d r e s s 4 < / C u s t o m e r A d d r e s s 4 > + 
+         < C u s t o m e r A d d r e s s 5 > C u s t o m e r A d d r e s s 5 < / C u s t o m e r A d d r e s s 5 > + 
+         < C u s t o m e r A d d r e s s 6 > C u s t o m e r A d d r e s s 6 < / C u s t o m e r A d d r e s s 6 > + 
+         < C u s t o m e r A d d r e s s 7 > C u s t o m e r A d d r e s s 7 < / C u s t o m e r A d d r e s s 7 > + 
+         < C u s t o m e r A d d r e s s 8 > C u s t o m e r A d d r e s s 8 < / C u s t o m e r A d d r e s s 8 > + 
+         < C u s t o m e r P o s t a l B a r C o d e > C u s t o m e r P o s t a l B a r C o d e < / C u s t o m e r P o s t a l B a r C o d e > + 
+         < D i s c l a i m e r _ L b l > D i s c l a i m e r _ L b l < / D i s c l a i m e r _ L b l > + 
+         < D i s p l a y A d d i t i o n a l F e e N o t e > D i s p l a y A d d i t i o n a l F e e N o t e < / D i s p l a y A d d i t i o n a l F e e N o t e > + 
+         < D o c u m e n t D a t e > D o c u m e n t D a t e < / D o c u m e n t D a t e > + 
+         < D o c u m e n t D a t e _ L b l > D o c u m e n t D a t e _ L b l < / D o c u m e n t D a t e _ L b l > + 
+         < D o c u m e n t N o > D o c u m e n t N o < / D o c u m e n t N o > + 
+         < D o c u m e n t N o _ L b l > D o c u m e n t N o _ L b l < / D o c u m e n t N o _ L b l > + 
+         < D o c u m e n t T i t l e _ L b l > D o c u m e n t T i t l e _ L b l < / D o c u m e n t T i t l e _ L b l > + 
+         < D u e D a t e > D u e D a t e < / D u e D a t e > + 
+         < D u e D a t e _ L b l > D u e D a t e _ L b l < / D u e D a t e _ L b l > + 
+         < E M a i l _ H e a d e r _ L b l > E M a i l _ H e a d e r _ L b l < / E M a i l _ H e a d e r _ L b l > + 
+         < E x c h a n g e R a t e A s T e x t > E x c h a n g e R a t e A s T e x t < / E x c h a n g e R a t e A s T e x t > + 
+         < E x t e r n a l D o c u m e n t N o > E x t e r n a l D o c u m e n t N o < / E x t e r n a l D o c u m e n t N o > + 
+         < E x t e r n a l D o c u m e n t N o _ L b l > E x t e r n a l D o c u m e n t N o _ L b l < / E x t e r n a l D o c u m e n t N o _ L b l > + 
+         < F r o m _ L b l > F r o m _ L b l < / F r o m _ L b l > + 
+         < G l o b a l L o c a t i o n N u m b e r > G l o b a l L o c a t i o n N u m b e r < / G l o b a l L o c a t i o n N u m b e r > + 
+         < G l o b a l L o c a t i o n N u m b e r _ L b l > G l o b a l L o c a t i o n N u m b e r _ L b l < / G l o b a l L o c a t i o n N u m b e r _ L b l > + 
+         < H o m e P a g e _ H e a d e r _ L b l > H o m e P a g e _ H e a d e r _ L b l < / H o m e P a g e _ H e a d e r _ L b l > + 
+         < I n v o i c e D i s c o u n t A m o u n t _ L b l > I n v o i c e D i s c o u n t A m o u n t _ L b l < / I n v o i c e D i s c o u n t A m o u n t _ L b l > + 
+         < I n v o i c e D i s c o u n t B a s e A m o u n t _ L b l > I n v o i c e D i s c o u n t B a s e A m o u n t _ L b l < / I n v o i c e D i s c o u n t B a s e A m o u n t _ L b l > + 
+         < L e g a l E n t i t y T y p e > L e g a l E n t i t y T y p e < / L e g a l E n t i t y T y p e > + 
+         < L e g a l E n t i t y T y p e _ L b l > L e g a l E n t i t y T y p e _ L b l < / L e g a l E n t i t y T y p e _ L b l > + 
+         < L i n e A m o u n t A f t e r I n v o i c e D i s c o u n t _ L b l > L i n e A m o u n t A f t e r I n v o i c e D i s c o u n t _ L b l < / L i n e A m o u n t A f t e r I n v o i c e D i s c o u n t _ L b l > + 
+         < L o c a l C u r r e n c y _ L b l > L o c a l C u r r e n c y _ L b l < / L o c a l C u r r e n c y _ L b l > + 
+         < O r d e r N o > O r d e r N o < / O r d e r N o > + 
+         < O r d e r N o _ L b l > O r d e r N o _ L b l < / O r d e r N o _ L b l > + 
+         < P a c k a g e T r a c k i n g N o > P a c k a g e T r a c k i n g N o < / P a c k a g e T r a c k i n g N o > + 
+         < P a c k a g e T r a c k i n g N o _ L b l > P a c k a g e T r a c k i n g N o _ L b l < / P a c k a g e T r a c k i n g N o _ L b l > + 
+         < P a g e _ L b l > P a g e _ L b l < / P a g e _ L b l > + 
+         < P a y m e n t I n s t r u c t i o n s _ T x t > P a y m e n t I n s t r u c t i o n s _ T x t < / P a y m e n t I n s t r u c t i o n s _ T x t > + 
+         < P a y m e n t M e t h o d D e s c r i p t i o n > P a y m e n t M e t h o d D e s c r i p t i o n < / P a y m e n t M e t h o d D e s c r i p t i o n > + 
+         < P a y m e n t M e t h o d D e s c r i p t i o n _ L b l > P a y m e n t M e t h o d D e s c r i p t i o n _ L b l < / P a y m e n t M e t h o d D e s c r i p t i o n _ L b l > + 
+         < P a y m e n t R e f e r e n c e > P a y m e n t R e f e r e n c e < / P a y m e n t R e f e r e n c e > + 
+         < P a y m e n t R e f e r e n c e _ L b l > P a y m e n t R e f e r e n c e _ L b l < / P a y m e n t R e f e r e n c e _ L b l > + 
+         < P a y m e n t T e r m s D e s c r i p t i o n > P a y m e n t T e r m s D e s c r i p t i o n < / P a y m e n t T e r m s D e s c r i p t i o n > + 
+         < P a y m e n t T e r m s D e s c r i p t i o n _ L b l > P a y m e n t T e r m s D e s c r i p t i o n _ L b l < / P a y m e n t T e r m s D e s c r i p t i o n _ L b l > + 
+         < P r i c e s I n c l u d i n g V A T > P r i c e s I n c l u d i n g V A T < / P r i c e s I n c l u d i n g V A T > + 
+         < P r i c e s I n c l u d i n g V A T _ L b l > P r i c e s I n c l u d i n g V A T _ L b l < / P r i c e s I n c l u d i n g V A T _ L b l > + 
+         < P r i c e s I n c l u d i n g V A T Y e s N o > P r i c e s I n c l u d i n g V A T Y e s N o < / P r i c e s I n c l u d i n g V A T Y e s N o > + 
+         < Q R _ C o d e _ I m a g e > Q R _ C o d e _ I m a g e < / Q R _ C o d e _ I m a g e > + 
+         < Q R _ C o d e _ I m a g e _ L b l > Q R _ C o d e _ I m a g e _ L b l < / Q R _ C o d e _ I m a g e _ L b l > + 
+         < Q u e s t i o n s _ L b l > Q u e s t i o n s _ L b l < / Q u e s t i o n s _ L b l > + 
+         < R e c u r r i n g B i l l i n g > R e c u r r i n g B i l l i n g < / R e c u r r i n g B i l l i n g > + 
+         < R e m a i n i n g A m o u n t > R e m a i n i n g A m o u n t < / R e m a i n i n g A m o u n t > + 
+         < R e m a i n i n g A m o u n t T e x t > R e m a i n i n g A m o u n t T e x t < / R e m a i n i n g A m o u n t T e x t > + 
+         < S a l e s I n v o i c e L i n e D i s c o u n t _ L b l > S a l e s I n v o i c e L i n e D i s c o u n t _ L b l < / S a l e s I n v o i c e L i n e D i s c o u n t _ L b l > + 
+         < S a l e s P e r s o n _ L b l > S a l e s P e r s o n _ L b l < / S a l e s P e r s o n _ L b l > + 
+         < S a l e s P e r s o n B l a n k _ L b l > S a l e s P e r s o n B l a n k _ L b l < / S a l e s P e r s o n B l a n k _ L b l > + 
+         < S a l e s P e r s o n N a m e > S a l e s P e r s o n N a m e < / S a l e s P e r s o n N a m e > + 
+         < S e l l T o C o n t a c t E m a i l > S e l l T o C o n t a c t E m a i l < / S e l l T o C o n t a c t E m a i l > + 
+         < S e l l T o C o n t a c t E m a i l L b l > S e l l T o C o n t a c t E m a i l L b l < / S e l l T o C o n t a c t E m a i l L b l > + 
+         < S e l l T o C o n t a c t M o b i l e P h o n e N o > S e l l T o C o n t a c t M o b i l e P h o n e N o < / S e l l T o C o n t a c t M o b i l e P h o n e N o > + 
+         < S e l l T o C o n t a c t M o b i l e P h o n e N o L b l > S e l l T o C o n t a c t M o b i l e P h o n e N o L b l < / S e l l T o C o n t a c t M o b i l e P h o n e N o L b l > + 
+         < S e l l T o C o n t a c t P h o n e N o > S e l l T o C o n t a c t P h o n e N o < / S e l l T o C o n t a c t P h o n e N o > + 
+         < S e l l T o C o n t a c t P h o n e N o L b l > S e l l T o C o n t a c t P h o n e N o L b l < / S e l l T o C o n t a c t P h o n e N o L b l > + 
+         < S e l l t o C u s t o m e r N o > S e l l t o C u s t o m e r N o < / S e l l t o C u s t o m e r N o > + 
+         < S e l l t o C u s t o m e r N o _ L b l > S e l l t o C u s t o m e r N o _ L b l < / S e l l t o C u s t o m e r N o _ L b l > + 
+         < S e l l T o F a x N o > S e l l T o F a x N o < / S e l l T o F a x N o > + 
+         < S e l l T o P h o n e N o > S e l l T o P h o n e N o < / S e l l T o P h o n e N o > + 
+         < S h i p m e n t _ L b l > S h i p m e n t _ L b l < / S h i p m e n t _ L b l > + 
+         < S h i p m e n t D a t e > S h i p m e n t D a t e < / S h i p m e n t D a t e > + 
+         < S h i p m e n t D a t e _ L b l > S h i p m e n t D a t e _ L b l < / S h i p m e n t D a t e _ L b l > + 
+         < S h i p m e n t M e t h o d D e s c r i p t i o n > S h i p m e n t M e t h o d D e s c r i p t i o n < / S h i p m e n t M e t h o d D e s c r i p t i o n > + 
+         < S h i p m e n t M e t h o d D e s c r i p t i o n _ L b l > S h i p m e n t M e t h o d D e s c r i p t i o n _ L b l < / S h i p m e n t M e t h o d D e s c r i p t i o n _ L b l > + 
+         < S h i p p i n g A g e n t C o d e > S h i p p i n g A g e n t C o d e < / S h i p p i n g A g e n t C o d e > + 
+         < S h i p p i n g A g e n t C o d e _ L b l > S h i p p i n g A g e n t C o d e _ L b l < / S h i p p i n g A g e n t C o d e _ L b l > + 
+         < S h i p T o A d d r e s s _ L b l > S h i p T o A d d r e s s _ L b l < / S h i p T o A d d r e s s _ L b l > + 
+         < S h i p T o A d d r e s s 1 > S h i p T o A d d r e s s 1 < / S h i p T o A d d r e s s 1 > + 
+         < S h i p T o A d d r e s s 2 > S h i p T o A d d r e s s 2 < / S h i p T o A d d r e s s 2 > + 
+         < S h i p T o A d d r e s s 3 > S h i p T o A d d r e s s 3 < / S h i p T o A d d r e s s 3 > + 
+         < S h i p T o A d d r e s s 4 > S h i p T o A d d r e s s 4 < / S h i p T o A d d r e s s 4 > + 
+         < S h i p T o A d d r e s s 5 > S h i p T o A d d r e s s 5 < / S h i p T o A d d r e s s 5 > + 
+         < S h i p T o A d d r e s s 6 > S h i p T o A d d r e s s 6 < / S h i p T o A d d r e s s 6 > + 
+         < S h i p T o A d d r e s s 7 > S h i p T o A d d r e s s 7 < / S h i p T o A d d r e s s 7 > + 
+         < S h i p T o A d d r e s s 8 > S h i p T o A d d r e s s 8 < / S h i p T o A d d r e s s 8 > + 
+         < S h i p T o P h o n e N o > S h i p T o P h o n e N o < / S h i p T o P h o n e N o > + 
+         < S h o w S h i p p i n g A d d r e s s > S h o w S h i p p i n g A d d r e s s < / S h o w S h i p p i n g A d d r e s s > + 
+         < S h o w W o r k D e s c r i p t i o n > S h o w W o r k D e s c r i p t i o n < / S h o w W o r k D e s c r i p t i o n > + 
+         < S u b t o t a l _ L b l > S u b t o t a l _ L b l < / S u b t o t a l _ L b l > + 
+         < T h a n k s _ L b l > T h a n k s _ L b l < / T h a n k s _ L b l > + 
+         < T o t a l _ L b l > T o t a l _ L b l < / T o t a l _ L b l > + 
+         < T o t a l C O 2 e _ L b l > T o t a l C O 2 e _ L b l < / T o t a l C O 2 e _ L b l > + 
+         < V A T A m o u n t _ L b l > V A T A m o u n t _ L b l < / V A T A m o u n t _ L b l > + 
+         < V A T A m o u n t S p e c i f i c a t i o n _ L b l > V A T A m o u n t S p e c i f i c a t i o n _ L b l < / V A T A m o u n t S p e c i f i c a t i o n _ L b l > + 
+         < V A T B a s e _ L b l > V A T B a s e _ L b l < / V A T B a s e _ L b l > + 
+         < V A T C l a u s e _ L b l > V A T C l a u s e _ L b l < / V A T C l a u s e _ L b l > + 
+         < V A T C l a u s e s _ L b l > V A T C l a u s e s _ L b l < / V A T C l a u s e s _ L b l > + 
+         < V A T I d e n t i f i e r _ L b l > V A T I d e n t i f i e r _ L b l < / V A T I d e n t i f i e r _ L b l > + 
+         < V A T P e r c e n t a g e _ L b l > V A T P e r c e n t a g e _ L b l < / V A T P e r c e n t a g e _ L b l > + 
+         < V A T R e g i s t r a t i o n N o > V A T R e g i s t r a t i o n N o < / V A T R e g i s t r a t i o n N o > + 
+         < V A T R e g i s t r a t i o n N o _ L b l > V A T R e g i s t r a t i o n N o _ L b l < / V A T R e g i s t r a t i o n N o _ L b l > + 
+         < Y o u r D o c u m e n t T i t l e _ L b l > Y o u r D o c u m e n t T i t l e _ L b l < / Y o u r D o c u m e n t T i t l e _ L b l > + 
+         < Y o u r R e f e r e n c e > Y o u r R e f e r e n c e < / Y o u r R e f e r e n c e > + 
+         < Y o u r R e f e r e n c e _ L b l > Y o u r R e f e r e n c e _ L b l < / Y o u r R e f e r e n c e _ L b l > + 
+         < L i n e > + 
+             < A m o u n t E x c l u d i n g V A T _ L i n e > A m o u n t E x c l u d i n g V A T _ L i n e < / A m o u n t E x c l u d i n g V A T _ L i n e > + 
+             < A m o u n t E x c l u d i n g V A T _ L i n e _ L b l > A m o u n t E x c l u d i n g V A T _ L i n e _ L b l < / A m o u n t E x c l u d i n g V A T _ L i n e _ L b l > + 
+             < A m o u n t I n c l u d i n g V A T _ L i n e > A m o u n t I n c l u d i n g V A T _ L i n e < / A m o u n t I n c l u d i n g V A T _ L i n e > + 
+             < A m o u n t I n c l u d i n g V A T _ L i n e _ L b l > A m o u n t I n c l u d i n g V A T _ L i n e _ L b l < / A m o u n t I n c l u d i n g V A T _ L i n e _ L b l > + 
+             < C O 2 e P e r U n i t _ L i n e > C O 2 e P e r U n i t _ L i n e < / C O 2 e P e r U n i t _ L i n e > + 
+             < C o n t r a c t L i n e N o > C o n t r a c t L i n e N o < / C o n t r a c t L i n e N o > + 
+             < C o n t r a c t N o > C o n t r a c t N o < / C o n t r a c t N o > + 
+             < D e s c r i p t i o n _ L i n e > D e s c r i p t i o n _ L i n e < / D e s c r i p t i o n _ L i n e > + 
+             < D e s c r i p t i o n _ L i n e _ L b l > D e s c r i p t i o n _ L i n e _ L b l < / D e s c r i p t i o n _ L i n e _ L b l > + 
+             < I t e m N o _ L i n e > I t e m N o _ L i n e < / I t e m N o _ L i n e > + 
+             < I t e m N o _ L i n e _ L b l > I t e m N o _ L i n e _ L b l < / I t e m N o _ L i n e _ L b l > + 
+             < I t e m R e f e r e n c e N o _ L i n e > I t e m R e f e r e n c e N o _ L i n e < / I t e m R e f e r e n c e N o _ L i n e > + 
+             < I t e m R e f e r e n c e N o _ L i n e _ L b l > I t e m R e f e r e n c e N o _ L i n e _ L b l < / I t e m R e f e r e n c e N o _ L i n e _ L b l > + 
+             < J o b N o > J o b N o < / J o b N o > + 
+             < J o b N o _ L b l > J o b N o _ L b l < / J o b N o _ L b l > + 
+             < J o b T a s k D e s c _ L b l > J o b T a s k D e s c _ L b l < / J o b T a s k D e s c _ L b l > + 
+             < J o b T a s k D e s c r i p t i o n > J o b T a s k D e s c r i p t i o n < / J o b T a s k D e s c r i p t i o n > + 
+             < J o b T a s k N o > J o b T a s k N o < / J o b T a s k N o > + 
+             < J o b T a s k N o _ L b l > J o b T a s k N o _ L b l < / J o b T a s k N o _ L b l > + 
+             < L i n e A m o u n t _ L i n e > L i n e A m o u n t _ L i n e < / L i n e A m o u n t _ L i n e > + 
+             < L i n e A m o u n t _ L i n e _ L b l > L i n e A m o u n t _ L i n e _ L b l < / L i n e A m o u n t _ L i n e _ L b l > + 
+             < L i n e D i s c o u n t P e r c e n t _ L i n e > L i n e D i s c o u n t P e r c e n t _ L i n e < / L i n e D i s c o u n t P e r c e n t _ L i n e > + 
+             < L i n e D i s c o u n t P e r c e n t T e x t _ L i n e > L i n e D i s c o u n t P e r c e n t T e x t _ L i n e < / L i n e D i s c o u n t P e r c e n t T e x t _ L i n e > + 
+             < L i n e N o _ L i n e > L i n e N o _ L i n e < / L i n e N o _ L i n e > + 
+             < P r i c e _ L b l > P r i c e _ L b l < / P r i c e _ L b l > + 
+             < P r i c e P e r _ L b l > P r i c e P e r _ L b l < / P r i c e P e r _ L b l > + 
+             < Q t y _ L b l > Q t y _ L b l < / Q t y _ L b l > + 
+             < Q u a n t i t y _ L i n e > Q u a n t i t y _ L i n e < / Q u a n t i t y _ L i n e > + 
+             < Q u a n t i t y _ L i n e _ L b l > Q u a n t i t y _ L i n e _ L b l < / Q u a n t i t y _ L i n e _ L b l > + 
+             < R e c u r r i n g B i l l i n g f r o m > R e c u r r i n g B i l l i n g f r o m < / R e c u r r i n g B i l l i n g f r o m > + 
+             < R e c u r r i n g B i l l i n g t o > R e c u r r i n g B i l l i n g t o < / R e c u r r i n g B i l l i n g t o > + 
+             < S h i p m e n t D a t e _ L i n e > S h i p m e n t D a t e _ L i n e < / S h i p m e n t D a t e _ L i n e > + 
+             < S h i p m e n t D a t e _ L i n e _ L b l > S h i p m e n t D a t e _ L i n e _ L b l < / S h i p m e n t D a t e _ L i n e _ L b l > + 
+             < T r a n s H e a d e r A m o u n t > T r a n s H e a d e r A m o u n t < / T r a n s H e a d e r A m o u n t > + 
+             < T y p e _ L i n e > T y p e _ L i n e < / T y p e _ L i n e > + 
+             < U n i t _ L b l > U n i t _ L b l < / U n i t _ L b l > + 
+             < U n i t O f M e a s u r e > U n i t O f M e a s u r e < / U n i t O f M e a s u r e > + 
+             < U n i t O f M e a s u r e _ L b l > U n i t O f M e a s u r e _ L b l < / U n i t O f M e a s u r e _ L b l > + 
+             < U n i t P r i c e > U n i t P r i c e < / U n i t P r i c e > + 
+             < U n i t P r i c e _ L b l > U n i t P r i c e _ L b l < / U n i t P r i c e _ L b l > + 
+             < V A T I d e n t i f i e r _ L i n e > V A T I d e n t i f i e r _ L i n e < / V A T I d e n t i f i e r _ L i n e > + 
+             < V A T I d e n t i f i e r _ L i n e _ L b l > V A T I d e n t i f i e r _ L i n e _ L b l < / V A T I d e n t i f i e r _ L i n e _ L b l > + 
+             < V A T P c t _ L i n e > V A T P c t _ L i n e < / V A T P c t _ L i n e > + 
+             < V A T P c t _ L i n e _ L b l > V A T P c t _ L i n e _ L b l < / V A T P c t _ L i n e _ L b l > + 
+             < S h i p m e n t L i n e > + 
+                 < D o c u m e n t N o _ S h i p m e n t L i n e > D o c u m e n t N o _ S h i p m e n t L i n e < / D o c u m e n t N o _ S h i p m e n t L i n e > + 
+                 < P o s t i n g D a t e _ S h i p m e n t L i n e > P o s t i n g D a t e _ S h i p m e n t L i n e < / P o s t i n g D a t e _ S h i p m e n t L i n e > + 
+                 < P o s t i n g D a t e _ S h i p m e n t L i n e _ L b l > P o s t i n g D a t e _ S h i p m e n t L i n e _ L b l < / P o s t i n g D a t e _ S h i p m e n t L i n e _ L b l > + 
+                 < Q u a n t i t y _ S h i p m e n t L i n e > Q u a n t i t y _ S h i p m e n t L i n e < / Q u a n t i t y _ S h i p m e n t L i n e > + 
+                 < Q u a n t i t y _ S h i p m e n t L i n e _ L b l > Q u a n t i t y _ S h i p m e n t L i n e _ L b l < / Q u a n t i t y _ S h i p m e n t L i n e _ L b l >   
              < / S h i p m e n t L i n e >   
-             < A s s e m b l y L i n e   E l e m e n t T y p e = " D a t a I t e m "   E l e m e n t I d = " 1 2 0 5 9 4 2 8 5 " > - 
-                 < D e s c r i p t i o n _ A s s e m b l y L i n e   E l e m e n t T y p e = " C o l u m n "   E l e m e n t I d = " 2 8 0 7 4 3 7 9 6 "   D a t a T y p e = " T e x t " > D e s c r i p t i o n _ A s s e m b l y L i n e < / D e s c r i p t i o n _ A s s e m b l y L i n e > - 
-                 < L i n e N o _ A s s e m b l y L i n e   E l e m e n t T y p e = " C o l u m n "   E l e m e n t I d = " 6 4 0 5 8 3 8 9 1 "   D a t a T y p e = " C o d e " > L i n e N o _ A s s e m b l y L i n e < / L i n e N o _ A s s e m b l y L i n e > - 
-                 < Q u a n t i t y _ A s s e m b l y L i n e   E l e m e n t T y p e = " C o l u m n "   E l e m e n t I d = " 1 9 5 7 6 4 8 2 3 1 "   D a t a T y p e = " D e c i m a l " > Q u a n t i t y _ A s s e m b l y L i n e < / Q u a n t i t y _ A s s e m b l y L i n e > - 
-                 < U n i t O f M e a s u r e _ A s s e m b l y L i n e   E l e m e n t T y p e = " C o l u m n "   E l e m e n t I d = " 1 6 4 9 1 2 3 7 7 3 "   D a t a T y p e = " T e x t " > U n i t O f M e a s u r e _ A s s e m b l y L i n e < / U n i t O f M e a s u r e _ A s s e m b l y L i n e > - 
-                 < V a r i a n t C o d e _ A s s e m b l y L i n e   E l e m e n t T y p e = " C o l u m n "   E l e m e n t I d = " 1 8 6 9 4 0 7 6 7 2 "   D a t a T y p e = " C o d e " > V a r i a n t C o d e _ A s s e m b l y L i n e < / V a r i a n t C o d e _ A s s e m b l y L i n e > +             < A s s e m b l y L i n e > + 
+                 < D e s c r i p t i o n _ A s s e m b l y L i n e > D e s c r i p t i o n _ A s s e m b l y L i n e < / D e s c r i p t i o n _ A s s e m b l y L i n e > + 
+                 < L i n e N o _ A s s e m b l y L i n e > L i n e N o _ A s s e m b l y L i n e < / L i n e N o _ A s s e m b l y L i n e > + 
+                 < Q u a n t i t y _ A s s e m b l y L i n e > Q u a n t i t y _ A s s e m b l y L i n e < / Q u a n t i t y _ A s s e m b l y L i n e > + 
+                 < U n i t O f M e a s u r e _ A s s e m b l y L i n e > U n i t O f M e a s u r e _ A s s e m b l y L i n e < / U n i t O f M e a s u r e _ A s s e m b l y L i n e > + 
+                 < V a r i a n t C o d e _ A s s e m b l y L i n e > V a r i a n t C o d e _ A s s e m b l y L i n e < / V a r i a n t C o d e _ A s s e m b l y L i n e >   
              < / A s s e m b l y L i n e >   
          < / L i n e >   
-         < W o r k D e s c r i p t i o n L i n e s   E l e m e n t T y p e = " D a t a I t e m "   E l e m e n t I d = " 2 7 6 8 1 9 4 4 7 " > - 
-             < W o r k D e s c r i p t i o n L i n e   E l e m e n t T y p e = " C o l u m n "   E l e m e n t I d = " 1 9 4 7 6 2 1 6 7 6 "   D a t a T y p e = " T e x t " > W o r k D e s c r i p t i o n L i n e < / W o r k D e s c r i p t i o n L i n e > - 
-             < W o r k D e s c r i p t i o n L i n e N u m b e r   E l e m e n t T y p e = " C o l u m n "   E l e m e n t I d = " 7 9 7 3 0 7 2 2 3 "   D a t a T y p e = " I n t e g e r " > W o r k D e s c r i p t i o n L i n e N u m b e r < / W o r k D e s c r i p t i o n L i n e N u m b e r > +         < W o r k D e s c r i p t i o n L i n e s > + 
+             < W o r k D e s c r i p t i o n L i n e > W o r k D e s c r i p t i o n L i n e < / W o r k D e s c r i p t i o n L i n e > + 
+             < W o r k D e s c r i p t i o n L i n e N u m b e r > W o r k D e s c r i p t i o n L i n e N u m b e r < / W o r k D e s c r i p t i o n L i n e N u m b e r >   
          < / W o r k D e s c r i p t i o n L i n e s >   
-         < V A T A m o u n t L i n e   E l e m e n t T y p e = " D a t a I t e m "   E l e m e n t I d = " 8 2 7 5 3 4 3 4 8 " > - 
-             < I n v o i c e D i s c o u n t A m o u n t _ V A T A m o u n t L i n e   E l e m e n t T y p e = " C o l u m n "   E l e m e n t I d = " 8 2 4 7 3 0 1 4 1 "   D a t a T y p e = " D e c i m a l " > I n v o i c e D i s c o u n t A m o u n t _ V A T A m o u n t L i n e < / I n v o i c e D i s c o u n t A m o u n t _ V A T A m o u n t L i n e > - 
-             < I n v o i c e D i s c o u n t A m o u n t _ V A T A m o u n t L i n e _ L b l   E l e m e n t T y p e = " C o l u m n "   E l e m e n t I d = " 1 5 6 2 2 0 0 0 3 4 "   D a t a T y p e = " S t r i n g " > I n v o i c e D i s c o u n t A m o u n t _ V A T A m o u n t L i n e _ L b l < / I n v o i c e D i s c o u n t A m o u n t _ V A T A m o u n t L i n e _ L b l > - 
-             < I n v o i c e D i s c o u n t B a s e A m o u n t _ V A T A m o u n t L i n e   E l e m e n t T y p e = " C o l u m n "   E l e m e n t I d = " 2 0 4 0 3 3 2 2 6 6 "   D a t a T y p e = " D e c i m a l " > I n v o i c e D i s c o u n t B a s e A m o u n t _ V A T A m o u n t L i n e < / I n v o i c e D i s c o u n t B a s e A m o u n t _ V A T A m o u n t L i n e > - 
-             < I n v o i c e D i s c o u n t B a s e A m o u n t _ V A T A m o u n t L i n e _ L b l   E l e m e n t T y p e = " C o l u m n "   E l e m e n t I d = " 4 0 5 9 6 0 3 3 1 "   D a t a T y p e = " S t r i n g " > I n v o i c e D i s c o u n t B a s e A m o u n t _ V A T A m o u n t L i n e _ L b l < / I n v o i c e D i s c o u n t B a s e A m o u n t _ V A T A m o u n t L i n e _ L b l > - 
-             < L i n e A m o u n t _ V a t A m o u n t L i n e   E l e m e n t T y p e = " C o l u m n "   E l e m e n t I d = " 2 1 4 6 5 4 0 1 "   D a t a T y p e = " D e c i m a l " > L i n e A m o u n t _ V a t A m o u n t L i n e < / L i n e A m o u n t _ V a t A m o u n t L i n e > - 
-             < L i n e A m o u n t _ V a t A m o u n t L i n e _ L b l   E l e m e n t T y p e = " C o l u m n "   E l e m e n t I d = " 1 1 1 0 9 1 2 1 2 4 "   D a t a T y p e = " S t r i n g " > L i n e A m o u n t _ V a t A m o u n t L i n e _ L b l < / L i n e A m o u n t _ V a t A m o u n t L i n e _ L b l > - 
-             < N o O f V A T I d e n t i f i e r s   E l e m e n t T y p e = " C o l u m n "   E l e m e n t I d = " 1 1 5 3 2 6 3 0 2 6 "   D a t a T y p e = " I n t e g e r " > N o O f V A T I d e n t i f i e r s < / N o O f V A T I d e n t i f i e r s > - 
-             < V A T A m o u n t _ V a t A m o u n t L i n e   E l e m e n t T y p e = " C o l u m n "   E l e m e n t I d = " 1 8 9 1 8 2 0 6 2 0 "   D a t a T y p e = " D e c i m a l " > V A T A m o u n t _ V a t A m o u n t L i n e < / V A T A m o u n t _ V a t A m o u n t L i n e > - 
-             < V A T A m o u n t _ V a t A m o u n t L i n e _ L b l   E l e m e n t T y p e = " C o l u m n "   E l e m e n t I d = " 1 5 1 3 5 5 5 4 7 3 "   D a t a T y p e = " S t r i n g " > V A T A m o u n t _ V a t A m o u n t L i n e _ L b l < / V A T A m o u n t _ V a t A m o u n t L i n e _ L b l > - 
-             < V A T A m o u n t L C Y _ V A T A m o u n t L i n e   E l e m e n t T y p e = " C o l u m n "   E l e m e n t I d = " 1 5 8 1 9 9 4 3 5 0 "   D a t a T y p e = " D e c i m a l " > V A T A m o u n t L C Y _ V A T A m o u n t L i n e < / V A T A m o u n t L C Y _ V A T A m o u n t L i n e > - 
-             < V A T A m o u n t L C Y _ V A T A m o u n t L i n e _ L b l   E l e m e n t T y p e = " C o l u m n "   E l e m e n t I d = " 9 2 3 0 0 3 3 7 "   D a t a T y p e = " T e x t C o n s t " > V A T A m o u n t L C Y _ V A T A m o u n t L i n e _ L b l < / V A T A m o u n t L C Y _ V A T A m o u n t L i n e _ L b l > - 
-             < V A T B a s e _ V a t A m o u n t L i n e   E l e m e n t T y p e = " C o l u m n "   E l e m e n t I d = " 1 4 5 8 9 3 7 8 1 9 "   D a t a T y p e = " D e c i m a l " > V A T B a s e _ V a t A m o u n t L i n e < / V A T B a s e _ V a t A m o u n t L i n e > - 
-             < V A T B a s e _ V a t A m o u n t L i n e _ L b l   E l e m e n t T y p e = " C o l u m n "   E l e m e n t I d = " 1 6 9 1 3 0 2 4 8 8 "   D a t a T y p e = " S t r i n g " > V A T B a s e _ V a t A m o u n t L i n e _ L b l < / V A T B a s e _ V a t A m o u n t L i n e _ L b l > - 
-             < V A T B a s e L C Y _ V A T A m o u n t L i n e   E l e m e n t T y p e = " C o l u m n "   E l e m e n t I d = " 1 8 6 0 9 4 5 6 3 5 "   D a t a T y p e = " D e c i m a l " > V A T B a s e L C Y _ V A T A m o u n t L i n e < / V A T B a s e L C Y _ V A T A m o u n t L i n e > - 
-             < V A T B a s e L C Y _ V A T A m o u n t L i n e _ L b l   E l e m e n t T y p e = " C o l u m n "   E l e m e n t I d = " 1 2 3 6 4 6 7 9 9 8 "   D a t a T y p e = " T e x t C o n s t " > V A T B a s e L C Y _ V A T A m o u n t L i n e _ L b l < / V A T B a s e L C Y _ V A T A m o u n t L i n e _ L b l > - 
-             < V A T I d e n t i f i e r _ V a t A m o u n t L i n e   E l e m e n t T y p e = " C o l u m n "   E l e m e n t I d = " 1 1 4 2 0 7 0 0 3 5 "   D a t a T y p e = " C o d e " > V A T I d e n t i f i e r _ V a t A m o u n t L i n e < / V A T I d e n t i f i e r _ V a t A m o u n t L i n e > - 
-             < V A T I d e n t i f i e r _ V a t A m o u n t L i n e _ L b l   E l e m e n t T y p e = " C o l u m n "   E l e m e n t I d = " 8 6 4 5 0 4 5 0 "   D a t a T y p e = " S t r i n g " > V A T I d e n t i f i e r _ V a t A m o u n t L i n e _ L b l < / V A T I d e n t i f i e r _ V a t A m o u n t L i n e _ L b l > - 
-             < V A T P c t _ V a t A m o u n t L i n e   E l e m e n t T y p e = " C o l u m n "   E l e m e n t I d = " 1 4 5 3 5 4 2 7 7 7 "   D a t a T y p e = " D e c i m a l " > V A T P c t _ V a t A m o u n t L i n e < / V A T P c t _ V a t A m o u n t L i n e > - 
-             < V A T P c t _ V a t A m o u n t L i n e _ L b l   E l e m e n t T y p e = " C o l u m n "   E l e m e n t I d = " 6 7 6 3 2 3 7 8 "   D a t a T y p e = " S t r i n g " > V A T P c t _ V a t A m o u n t L i n e _ L b l < / V A T P c t _ V a t A m o u n t L i n e _ L b l > +         < V A T A m o u n t L i n e > + 
+             < I n v o i c e D i s c o u n t A m o u n t _ V A T A m o u n t L i n e > I n v o i c e D i s c o u n t A m o u n t _ V A T A m o u n t L i n e < / I n v o i c e D i s c o u n t A m o u n t _ V A T A m o u n t L i n e > + 
+             < I n v o i c e D i s c o u n t A m o u n t _ V A T A m o u n t L i n e _ L b l > I n v o i c e D i s c o u n t A m o u n t _ V A T A m o u n t L i n e _ L b l < / I n v o i c e D i s c o u n t A m o u n t _ V A T A m o u n t L i n e _ L b l > + 
+             < I n v o i c e D i s c o u n t B a s e A m o u n t _ V A T A m o u n t L i n e > I n v o i c e D i s c o u n t B a s e A m o u n t _ V A T A m o u n t L i n e < / I n v o i c e D i s c o u n t B a s e A m o u n t _ V A T A m o u n t L i n e > + 
+             < I n v o i c e D i s c o u n t B a s e A m o u n t _ V A T A m o u n t L i n e _ L b l > I n v o i c e D i s c o u n t B a s e A m o u n t _ V A T A m o u n t L i n e _ L b l < / I n v o i c e D i s c o u n t B a s e A m o u n t _ V A T A m o u n t L i n e _ L b l > + 
+             < L i n e A m o u n t _ V a t A m o u n t L i n e > L i n e A m o u n t _ V a t A m o u n t L i n e < / L i n e A m o u n t _ V a t A m o u n t L i n e > + 
+             < L i n e A m o u n t _ V a t A m o u n t L i n e _ L b l > L i n e A m o u n t _ V a t A m o u n t L i n e _ L b l < / L i n e A m o u n t _ V a t A m o u n t L i n e _ L b l > + 
+             < N o O f V A T I d e n t i f i e r s > N o O f V A T I d e n t i f i e r s < / N o O f V A T I d e n t i f i e r s > + 
+             < V A T A m o u n t _ V a t A m o u n t L i n e > V A T A m o u n t _ V a t A m o u n t L i n e < / V A T A m o u n t _ V a t A m o u n t L i n e > + 
+             < V A T A m o u n t _ V a t A m o u n t L i n e _ L b l > V A T A m o u n t _ V a t A m o u n t L i n e _ L b l < / V A T A m o u n t _ V a t A m o u n t L i n e _ L b l > + 
+             < V A T A m o u n t L C Y _ V A T A m o u n t L i n e > V A T A m o u n t L C Y _ V A T A m o u n t L i n e < / V A T A m o u n t L C Y _ V A T A m o u n t L i n e > + 
+             < V A T A m o u n t L C Y _ V A T A m o u n t L i n e _ L b l > V A T A m o u n t L C Y _ V A T A m o u n t L i n e _ L b l < / V A T A m o u n t L C Y _ V A T A m o u n t L i n e _ L b l > + 
+             < V A T B a s e _ V a t A m o u n t L i n e > V A T B a s e _ V a t A m o u n t L i n e < / V A T B a s e _ V a t A m o u n t L i n e > + 
+             < V A T B a s e _ V a t A m o u n t L i n e _ L b l > V A T B a s e _ V a t A m o u n t L i n e _ L b l < / V A T B a s e _ V a t A m o u n t L i n e _ L b l > + 
+             < V A T B a s e L C Y _ V A T A m o u n t L i n e > V A T B a s e L C Y _ V A T A m o u n t L i n e < / V A T B a s e L C Y _ V A T A m o u n t L i n e > + 
+             < V A T B a s e L C Y _ V A T A m o u n t L i n e _ L b l > V A T B a s e L C Y _ V A T A m o u n t L i n e _ L b l < / V A T B a s e L C Y _ V A T A m o u n t L i n e _ L b l > + 
+             < V A T I d e n t i f i e r _ V a t A m o u n t L i n e > V A T I d e n t i f i e r _ V a t A m o u n t L i n e < / V A T I d e n t i f i e r _ V a t A m o u n t L i n e > + 
+             < V A T I d e n t i f i e r _ V a t A m o u n t L i n e _ L b l > V A T I d e n t i f i e r _ V a t A m o u n t L i n e _ L b l < / V A T I d e n t i f i e r _ V a t A m o u n t L i n e _ L b l > + 
+             < V A T P c t _ V a t A m o u n t L i n e > V A T P c t _ V a t A m o u n t L i n e < / V A T P c t _ V a t A m o u n t L i n e > + 
+             < V A T P c t _ V a t A m o u n t L i n e _ L b l > V A T P c t _ V a t A m o u n t L i n e _ L b l < / V A T P c t _ V a t A m o u n t L i n e _ L b l >   
          < / V A T A m o u n t L i n e >   
-         < V A T C l a u s e L i n e   E l e m e n t T y p e = " D a t a I t e m "   E l e m e n t I d = " 1 6 6 5 5 0 0 1 6 3 " > - 
-             < C o d e _ V A T C l a u s e L i n e   E l e m e n t T y p e = " C o l u m n "   E l e m e n t I d = " 1 8 2 4 5 8 9 8 4 7 "   D a t a T y p e = " C o d e " > C o d e _ V A T C l a u s e L i n e < / C o d e _ V A T C l a u s e L i n e > - 
-             < C o d e _ V A T C l a u s e L i n e _ L b l   E l e m e n t T y p e = " C o l u m n "   E l e m e n t I d = " 4 6 1 5 3 3 0 2 "   D a t a T y p e = " S t r i n g " > C o d e _ V A T C l a u s e L i n e _ L b l < / C o d e _ V A T C l a u s e L i n e _ L b l > - 
-             < D e s c r i p t i o n _ V A T C l a u s e L i n e   E l e m e n t T y p e = " C o l u m n "   E l e m e n t I d = " 1 3 0 5 5 4 5 9 2 4 "   D a t a T y p e = " T e x t " > D e s c r i p t i o n _ V A T C l a u s e L i n e < / D e s c r i p t i o n _ V A T C l a u s e L i n e > - 
-             < D e s c r i p t i o n 2 _ V A T C l a u s e L i n e   E l e m e n t T y p e = " C o l u m n "   E l e m e n t I d = " 1 3 7 9 6 6 7 4 7 0 "   D a t a T y p e = " T e x t " > D e s c r i p t i o n 2 _ V A T C l a u s e L i n e < / D e s c r i p t i o n 2 _ V A T C l a u s e L i n e > - 
-             < N o O f V A T C l a u s e s   E l e m e n t T y p e = " C o l u m n "   E l e m e n t I d = " 7 5 6 4 1 7 3 9 2 "   D a t a T y p e = " I n t e g e r " > N o O f V A T C l a u s e s < / N o O f V A T C l a u s e s > - 
-             < V A T A m o u n t _ V A T C l a u s e L i n e   E l e m e n t T y p e = " C o l u m n "   E l e m e n t I d = " 2 2 2 4 6 9 0 5 9 "   D a t a T y p e = " D e c i m a l " > V A T A m o u n t _ V A T C l a u s e L i n e < / V A T A m o u n t _ V A T C l a u s e L i n e > - 
-             < V A T C l a u s e s H e a d e r   E l e m e n t T y p e = " C o l u m n "   E l e m e n t I d = " 1 9 7 2 4 0 9 9 2 9 "   D a t a T y p e = " T e x t " > V A T C l a u s e s H e a d e r < / V A T C l a u s e s H e a d e r > - 
-             < V A T I d e n t i f i e r _ V A T C l a u s e L i n e   E l e m e n t T y p e = " C o l u m n "   E l e m e n t I d = " 1 4 6 4 4 7 2 4 7 8 "   D a t a T y p e = " C o d e " > V A T I d e n t i f i e r _ V A T C l a u s e L i n e < / V A T I d e n t i f i e r _ V A T C l a u s e L i n e > +         < V A T C l a u s e L i n e > + 
+             < C o d e _ V A T C l a u s e L i n e > C o d e _ V A T C l a u s e L i n e < / C o d e _ V A T C l a u s e L i n e > + 
+             < C o d e _ V A T C l a u s e L i n e _ L b l > C o d e _ V A T C l a u s e L i n e _ L b l < / C o d e _ V A T C l a u s e L i n e _ L b l > + 
+             < D e s c r i p t i o n _ V A T C l a u s e L i n e > D e s c r i p t i o n _ V A T C l a u s e L i n e < / D e s c r i p t i o n _ V A T C l a u s e L i n e > + 
+             < D e s c r i p t i o n 2 _ V A T C l a u s e L i n e > D e s c r i p t i o n 2 _ V A T C l a u s e L i n e < / D e s c r i p t i o n 2 _ V A T C l a u s e L i n e > + 
+             < N o O f V A T C l a u s e s > N o O f V A T C l a u s e s < / N o O f V A T C l a u s e s > + 
+             < V A T A m o u n t _ V A T C l a u s e L i n e > V A T A m o u n t _ V A T C l a u s e L i n e < / V A T A m o u n t _ V A T C l a u s e L i n e > + 
+             < V A T C l a u s e s H e a d e r > V A T C l a u s e s H e a d e r < / V A T C l a u s e s H e a d e r > + 
+             < V A T I d e n t i f i e r _ V A T C l a u s e L i n e > V A T I d e n t i f i e r _ V A T C l a u s e L i n e < / V A T I d e n t i f i e r _ V A T C l a u s e L i n e >   
          < / V A T C l a u s e L i n e >   
-         < R e p o r t T o t a l s L i n e   E l e m e n t T y p e = " D a t a I t e m "   E l e m e n t I d = " 2 1 2 2 5 4 9 8 3 6 " > - 
-             < A m o u n t _ R e p o r t T o t a l s L i n e   E l e m e n t T y p e = " C o l u m n "   E l e m e n t I d = " 4 1 9 9 1 8 3 6 9 "   D a t a T y p e = " D e c i m a l " > A m o u n t _ R e p o r t T o t a l s L i n e < / A m o u n t _ R e p o r t T o t a l s L i n e > - 
-             < A m o u n t F o r m a t t e d _ R e p o r t T o t a l s L i n e   E l e m e n t T y p e = " C o l u m n "   E l e m e n t I d = " 1 5 0 6 1 3 6 8 2 5 "   D a t a T y p e = " T e x t " > A m o u n t F o r m a t t e d _ R e p o r t T o t a l s L i n e < / A m o u n t F o r m a t t e d _ R e p o r t T o t a l s L i n e > - 
-             < D e s c r i p t i o n _ R e p o r t T o t a l s L i n e   E l e m e n t T y p e = " C o l u m n "   E l e m e n t I d = " 5 8 1 9 9 6 0 6 7 "   D a t a T y p e = " T e x t " > D e s c r i p t i o n _ R e p o r t T o t a l s L i n e < / D e s c r i p t i o n _ R e p o r t T o t a l s L i n e > - 
-             < F o n t B o l d _ R e p o r t T o t a l s L i n e   E l e m e n t T y p e = " C o l u m n "   E l e m e n t I d = " 9 4 6 5 4 0 5 4 9 "   D a t a T y p e = " B o o l e a n " > F o n t B o l d _ R e p o r t T o t a l s L i n e < / F o n t B o l d _ R e p o r t T o t a l s L i n e > - 
-             < F o n t U n d e r l i n e _ R e p o r t T o t a l s L i n e   E l e m e n t T y p e = " C o l u m n "   E l e m e n t I d = " 2 0 2 1 5 3 3 6 9 4 "   D a t a T y p e = " B o o l e a n " > F o n t U n d e r l i n e _ R e p o r t T o t a l s L i n e < / F o n t U n d e r l i n e _ R e p o r t T o t a l s L i n e > +         < R e p o r t T o t a l s L i n e > + 
+             < A m o u n t _ R e p o r t T o t a l s L i n e > A m o u n t _ R e p o r t T o t a l s L i n e < / A m o u n t _ R e p o r t T o t a l s L i n e > + 
+             < A m o u n t F o r m a t t e d _ R e p o r t T o t a l s L i n e > A m o u n t F o r m a t t e d _ R e p o r t T o t a l s L i n e < / A m o u n t F o r m a t t e d _ R e p o r t T o t a l s L i n e > + 
+             < D e s c r i p t i o n _ R e p o r t T o t a l s L i n e > D e s c r i p t i o n _ R e p o r t T o t a l s L i n e < / D e s c r i p t i o n _ R e p o r t T o t a l s L i n e > + 
+             < F o n t B o l d _ R e p o r t T o t a l s L i n e > F o n t B o l d _ R e p o r t T o t a l s L i n e < / F o n t B o l d _ R e p o r t T o t a l s L i n e > + 
+             < F o n t U n d e r l i n e _ R e p o r t T o t a l s L i n e > F o n t U n d e r l i n e _ R e p o r t T o t a l s L i n e < / F o n t U n d e r l i n e _ R e p o r t T o t a l s L i n e >   
          < / R e p o r t T o t a l s L i n e >   
-         < C o n t r a c t B i l l i n g D e t a i l s M a p p i n g   E l e m e n t T y p e = " D a t a I t e m "   E l e m e n t I d = " 1 2 8 3 6 2 7 9 0 6 " > - 
-             < C o n t r a c t B i l l i n g D e t a i l s C o n t r a c t N o L b l   E l e m e n t T y p e = " C o l u m n "   E l e m e n t I d = " 1 7 9 3 4 8 1 5 9 1 "   D a t a T y p e = " T e x t C o n s t " > C o n t r a c t B i l l i n g D e t a i l s C o n t r a c t N o L b l < / C o n t r a c t B i l l i n g D e t a i l s C o n t r a c t N o L b l > - 
-             < C o n t r a c t B i l l i n g D e t a i l s C u s t o m e r L b l   E l e m e n t T y p e = " C o l u m n "   E l e m e n t I d = " 5 0 1 8 2 5 5 2 0 "   D a t a T y p e = " T e x t C o n s t " > C o n t r a c t B i l l i n g D e t a i l s C u s t o m e r L b l < / C o n t r a c t B i l l i n g D e t a i l s C u s t o m e r L b l > - 
-             < C o n t r a c t B i l l i n g D e t a i l s P o s i t i o n D e s c r i p t i o n L b l   E l e m e n t T y p e = " C o l u m n "   E l e m e n t I d = " 1 1 8 2 4 1 2 7 1 7 "   D a t a T y p e = " S t r i n g " > C o n t r a c t B i l l i n g D e t a i l s P o s i t i o n D e s c r i p t i o n L b l < / C o n t r a c t B i l l i n g D e t a i l s P o s i t i o n D e s c r i p t i o n L b l > - 
-             < C o n t r a c t B i l l i n g D e t a i l s P o s i t i o n N o L b l   E l e m e n t T y p e = " C o l u m n "   E l e m e n t I d = " 9 8 8 2 8 7 5 4 8 "   D a t a T y p e = " T e x t C o n s t " > C o n t r a c t B i l l i n g D e t a i l s P o s i t i o n N o L b l < / C o n t r a c t B i l l i n g D e t a i l s P o s i t i o n N o L b l > - 
-             < C o n t r a c t B i l l i n g D e t a i l s G r o u p i n g   E l e m e n t T y p e = " D a t a I t e m "   E l e m e n t I d = " 6 1 7 2 4 6 9 2 7 " > - 
-                 < C o n t r a c t B i l l i n g D e t a i l s A m o u n t L b l   E l e m e n t T y p e = " C o l u m n "   E l e m e n t I d = " 1 7 7 6 3 7 0 2 1 6 "   D a t a T y p e = " T e x t " > C o n t r a c t B i l l i n g D e t a i l s A m o u n t L b l < / C o n t r a c t B i l l i n g D e t a i l s A m o u n t L b l > - 
-                 < C o n t r a c t B i l l i n g D e t a i l s C o n t r a c t N o   E l e m e n t T y p e = " C o l u m n "   E l e m e n t I d = " 1 0 4 0 5 4 0 8 6 1 "   D a t a T y p e = " C o d e " > C o n t r a c t B i l l i n g D e t a i l s C o n t r a c t N o < / C o n t r a c t B i l l i n g D e t a i l s C o n t r a c t N o > - 
-                 < C o n t r a c t B i l l i n g D e t a i l s C u r r e n c y C o d e L b l   E l e m e n t T y p e = " C o l u m n "   E l e m e n t I d = " 3 2 4 5 2 4 1 1 4 "   D a t a T y p e = " T e x t " > C o n t r a c t B i l l i n g D e t a i l s C u r r e n c y C o d e L b l < / C o n t r a c t B i l l i n g D e t a i l s C u r r e n c y C o d e L b l > - 
-                 < C o n t r a c t B i l l i n g D e t a i l s C u s t o m e r N a m e   E l e m e n t T y p e = " C o l u m n "   E l e m e n t I d = " 1 7 3 2 1 8 3 8 6 7 "   D a t a T y p e = " T e x t " > C o n t r a c t B i l l i n g D e t a i l s C u s t o m e r N a m e < / C o n t r a c t B i l l i n g D e t a i l s C u s t o m e r N a m e > - 
-                 < C o n t r a c t B i l l i n g D e t a i l s D a y s L b l   E l e m e n t T y p e = " C o l u m n "   E l e m e n t I d = " 7 0 1 3 5 9 8 3 7 "   D a t a T y p e = " T e x t C o n s t " > C o n t r a c t B i l l i n g D e t a i l s D a y s L b l < / C o n t r a c t B i l l i n g D e t a i l s D a y s L b l > - 
-                 < C o n t r a c t B i l l i n g D e t a i l s D e s c r i p t i o n L b l   E l e m e n t T y p e = " C o l u m n "   E l e m e n t I d = " 1 1 4 3 1 2 2 7 0 2 "   D a t a T y p e = " T e x t C o n s t " > C o n t r a c t B i l l i n g D e t a i l s D e s c r i p t i o n L b l < / C o n t r a c t B i l l i n g D e t a i l s D e s c r i p t i o n L b l > - 
-                 < C o n t r a c t B i l l i n g D e t a i l s D i s c o u n t A m o u n t L b l   E l e m e n t T y p e = " C o l u m n "   E l e m e n t I d = " 5 0 8 2 7 5 7 2 3 "   D a t a T y p e = " T e x t " > C o n t r a c t B i l l i n g D e t a i l s D i s c o u n t A m o u n t L b l < / C o n t r a c t B i l l i n g D e t a i l s D i s c o u n t A m o u n t L b l > - 
-                 < C o n t r a c t B i l l i n g D e t a i l s D i s c o u n t P e r c e n t L b l   E l e m e n t T y p e = " C o l u m n "   E l e m e n t I d = " 1 9 3 7 7 3 8 6 3 0 "   D a t a T y p e = " T e x t " > C o n t r a c t B i l l i n g D e t a i l s D i s c o u n t P e r c e n t L b l < / C o n t r a c t B i l l i n g D e t a i l s D i s c o u n t P e r c e n t L b l > - 
-                 < C o n t r a c t B i l l i n g D e t a i l s E n d D a t e L b l   E l e m e n t T y p e = " C o l u m n "   E l e m e n t I d = " 1 5 9 0 2 9 1 0 2 5 "   D a t a T y p e = " T e x t C o n s t " > C o n t r a c t B i l l i n g D e t a i l s E n d D a t e L b l < / C o n t r a c t B i l l i n g D e t a i l s E n d D a t e L b l > - 
-                 < C o n t r a c t B i l l i n g D e t a i l s P o s i t i o n D e s c r i p t i o n   E l e m e n t T y p e = " C o l u m n "   E l e m e n t I d = " 1 3 8 2 4 1 0 9 5 1 "   D a t a T y p e = " T e x t " > C o n t r a c t B i l l i n g D e t a i l s P o s i t i o n D e s c r i p t i o n < / C o n t r a c t B i l l i n g D e t a i l s P o s i t i o n D e s c r i p t i o n > - 
-                 < C o n t r a c t B i l l i n g D e t a i l s P o s i t i o n N o   E l e m e n t T y p e = " C o l u m n "   E l e m e n t I d = " 3 0 5 7 6 7 2 1 8 "   D a t a T y p e = " I n t e g e r " > C o n t r a c t B i l l i n g D e t a i l s P o s i t i o n N o < / C o n t r a c t B i l l i n g D e t a i l s P o s i t i o n N o > - 
-                 < C o n t r a c t B i l l i n g D e t a i l s Q t y L b l   E l e m e n t T y p e = " C o l u m n "   E l e m e n t I d = " 2 3 0 7 8 2 0 7 2 "   D a t a T y p e = " S t r i n g " > C o n t r a c t B i l l i n g D e t a i l s Q t y L b l < / C o n t r a c t B i l l i n g D e t a i l s Q t y L b l > - 
-                 < C o n t r a c t B i l l i n g D e t a i l s S a l e s P r i c e L b l   E l e m e n t T y p e = " C o l u m n "   E l e m e n t I d = " 9 1 4 2 1 9 1 9 1 "   D a t a T y p e = " T e x t " > C o n t r a c t B i l l i n g D e t a i l s S a l e s P r i c e L b l < / C o n t r a c t B i l l i n g D e t a i l s S a l e s P r i c e L b l > - 
-                 < C o n t r a c t B i l l i n g D e t a i l s S t a r t D a t e L b l   E l e m e n t T y p e = " C o l u m n "   E l e m e n t I d = " 1 3 0 2 0 1 8 0 9 6 "   D a t a T y p e = " T e x t C o n s t " > C o n t r a c t B i l l i n g D e t a i l s S t a r t D a t e L b l < / C o n t r a c t B i l l i n g D e t a i l s S t a r t D a t e L b l > - 
-                 < C o n t r a c t B i l l i n g D e t a i l s   E l e m e n t T y p e = " D a t a I t e m "   E l e m e n t I d = " 2 0 7 1 3 9 8 1 8 " > - 
-                     < C o n t r a c t B i l l i n g D e t a i l s B i l l i n g A m o u n t   E l e m e n t T y p e = " C o l u m n "   E l e m e n t I d = " 1 9 8 9 5 6 9 9 8 3 "   D a t a T y p e = " T e x t " > C o n t r a c t B i l l i n g D e t a i l s B i l l i n g A m o u n t < / C o n t r a c t B i l l i n g D e t a i l s B i l l i n g A m o u n t > - 
-                     < C o n t r a c t B i l l i n g D e t a i l s B i l l i n g D i s c o u n t A m o u n t   E l e m e n t T y p e = " C o l u m n "   E l e m e n t I d = " 1 2 2 6 5 3 7 0 0 4 "   D a t a T y p e = " T e x t " > C o n t r a c t B i l l i n g D e t a i l s B i l l i n g D i s c o u n t A m o u n t < / C o n t r a c t B i l l i n g D e t a i l s B i l l i n g D i s c o u n t A m o u n t > - 
-                     < C o n t r a c t B i l l i n g D e t a i l s C u r r e n c y C o d e   E l e m e n t T y p e = " C o l u m n "   E l e m e n t I d = " 8 6 9 7 4 5 7 7 2 "   D a t a T y p e = " C o d e " > C o n t r a c t B i l l i n g D e t a i l s C u r r e n c y C o d e < / C o n t r a c t B i l l i n g D e t a i l s C u r r e n c y C o d e > - 
-                     < C o n t r a c t B i l l i n g D e t a i l s D a y s   E l e m e n t T y p e = " C o l u m n "   E l e m e n t I d = " 1 9 0 1 6 5 8 4 8 7 "   D a t a T y p e = " I n t e g e r " > C o n t r a c t B i l l i n g D e t a i l s D a y s < / C o n t r a c t B i l l i n g D e t a i l s D a y s > - 
-                     < C o n t r a c t B i l l i n g D e t a i l s D e s c r i p t i o n   E l e m e n t T y p e = " C o l u m n "   E l e m e n t I d = " 1 0 1 7 1 4 1 1 6 8 "   D a t a T y p e = " T e x t " > C o n t r a c t B i l l i n g D e t a i l s D e s c r i p t i o n < / C o n t r a c t B i l l i n g D e t a i l s D e s c r i p t i o n > - 
-                     < C o n t r a c t B i l l i n g D e t a i l s D i s c o u n t P e r c e n t   E l e m e n t T y p e = " C o l u m n "   E l e m e n t I d = " 5 0 2 0 9 5 3 8 4 "   D a t a T y p e = " T e x t " > C o n t r a c t B i l l i n g D e t a i l s D i s c o u n t P e r c e n t < / C o n t r a c t B i l l i n g D e t a i l s D i s c o u n t P e r c e n t > - 
-                     < C o n t r a c t B i l l i n g D e t a i l s E n d D a t e   E l e m e n t T y p e = " C o l u m n "   E l e m e n t I d = " 8 0 4 8 9 7 9 0 9 "   D a t a T y p e = " S t r i n g " > C o n t r a c t B i l l i n g D e t a i l s E n d D a t e < / C o n t r a c t B i l l i n g D e t a i l s E n d D a t e > - 
-                     < C o n t r a c t B i l l i n g D e t a i l s Q u a n t i t y   E l e m e n t T y p e = " C o l u m n "   E l e m e n t I d = " 9 7 8 9 3 6 6 9 "   D a t a T y p e = " S t r i n g " > C o n t r a c t B i l l i n g D e t a i l s Q u a n t i t y < / C o n t r a c t B i l l i n g D e t a i l s Q u a n t i t y > - 
-                     < C o n t r a c t B i l l i n g D e t a i l s S a l e s P r i c e   E l e m e n t T y p e = " C o l u m n "   E l e m e n t I d = " 1 5 9 4 8 2 2 5 3 1 "   D a t a T y p e = " T e x t " > C o n t r a c t B i l l i n g D e t a i l s S a l e s P r i c e < / C o n t r a c t B i l l i n g D e t a i l s S a l e s P r i c e > - 
-                     < C o n t r a c t B i l l i n g D e t a i l s S t a r t D a t e   E l e m e n t T y p e = " C o l u m n "   E l e m e n t I d = " 4 3 2 7 5 9 8 7 4 "   D a t a T y p e = " S t r i n g " > C o n t r a c t B i l l i n g D e t a i l s S t a r t D a t e < / C o n t r a c t B i l l i n g D e t a i l s S t a r t D a t e > +         < C o n t r a c t B i l l i n g D e t a i l s M a p p i n g > + 
+             < C o n t r a c t B i l l i n g D e t a i l s C o n t r a c t N o L b l > C o n t r a c t B i l l i n g D e t a i l s C o n t r a c t N o L b l < / C o n t r a c t B i l l i n g D e t a i l s C o n t r a c t N o L b l > + 
+             < C o n t r a c t B i l l i n g D e t a i l s C u s t o m e r L b l > C o n t r a c t B i l l i n g D e t a i l s C u s t o m e r L b l < / C o n t r a c t B i l l i n g D e t a i l s C u s t o m e r L b l > + 
+             < C o n t r a c t B i l l i n g D e t a i l s P o s i t i o n D e s c r i p t i o n L b l > C o n t r a c t B i l l i n g D e t a i l s P o s i t i o n D e s c r i p t i o n L b l < / C o n t r a c t B i l l i n g D e t a i l s P o s i t i o n D e s c r i p t i o n L b l > + 
+             < C o n t r a c t B i l l i n g D e t a i l s P o s i t i o n N o L b l > C o n t r a c t B i l l i n g D e t a i l s P o s i t i o n N o L b l < / C o n t r a c t B i l l i n g D e t a i l s P o s i t i o n N o L b l > + 
+             < C o n t r a c t B i l l i n g D e t a i l s G r o u p i n g > + 
+                 < C o n t r a c t B i l l i n g D e t a i l s A m o u n t L b l > C o n t r a c t B i l l i n g D e t a i l s A m o u n t L b l < / C o n t r a c t B i l l i n g D e t a i l s A m o u n t L b l > + 
+                 < C o n t r a c t B i l l i n g D e t a i l s C o n t r a c t N o > C o n t r a c t B i l l i n g D e t a i l s C o n t r a c t N o < / C o n t r a c t B i l l i n g D e t a i l s C o n t r a c t N o > + 
+                 < C o n t r a c t B i l l i n g D e t a i l s C u r r e n c y C o d e L b l > C o n t r a c t B i l l i n g D e t a i l s C u r r e n c y C o d e L b l < / C o n t r a c t B i l l i n g D e t a i l s C u r r e n c y C o d e L b l > + 
+                 < C o n t r a c t B i l l i n g D e t a i l s C u s t o m e r N a m e > C o n t r a c t B i l l i n g D e t a i l s C u s t o m e r N a m e < / C o n t r a c t B i l l i n g D e t a i l s C u s t o m e r N a m e > + 
+                 < C o n t r a c t B i l l i n g D e t a i l s D a y s L b l > C o n t r a c t B i l l i n g D e t a i l s D a y s L b l < / C o n t r a c t B i l l i n g D e t a i l s D a y s L b l > + 
+                 < C o n t r a c t B i l l i n g D e t a i l s D e s c r i p t i o n L b l > C o n t r a c t B i l l i n g D e t a i l s D e s c r i p t i o n L b l < / C o n t r a c t B i l l i n g D e t a i l s D e s c r i p t i o n L b l > + 
+                 < C o n t r a c t B i l l i n g D e t a i l s D i s c o u n t A m o u n t L b l > C o n t r a c t B i l l i n g D e t a i l s D i s c o u n t A m o u n t L b l < / C o n t r a c t B i l l i n g D e t a i l s D i s c o u n t A m o u n t L b l > + 
+                 < C o n t r a c t B i l l i n g D e t a i l s D i s c o u n t P e r c e n t L b l > C o n t r a c t B i l l i n g D e t a i l s D i s c o u n t P e r c e n t L b l < / C o n t r a c t B i l l i n g D e t a i l s D i s c o u n t P e r c e n t L b l > + 
+                 < C o n t r a c t B i l l i n g D e t a i l s E n d D a t e L b l > C o n t r a c t B i l l i n g D e t a i l s E n d D a t e L b l < / C o n t r a c t B i l l i n g D e t a i l s E n d D a t e L b l > + 
+                 < C o n t r a c t B i l l i n g D e t a i l s P o s i t i o n D e s c r i p t i o n > C o n t r a c t B i l l i n g D e t a i l s P o s i t i o n D e s c r i p t i o n < / C o n t r a c t B i l l i n g D e t a i l s P o s i t i o n D e s c r i p t i o n > + 
+                 < C o n t r a c t B i l l i n g D e t a i l s P o s i t i o n N o > C o n t r a c t B i l l i n g D e t a i l s P o s i t i o n N o < / C o n t r a c t B i l l i n g D e t a i l s P o s i t i o n N o > + 
+                 < C o n t r a c t B i l l i n g D e t a i l s Q t y L b l > C o n t r a c t B i l l i n g D e t a i l s Q t y L b l < / C o n t r a c t B i l l i n g D e t a i l s Q t y L b l > + 
+                 < C o n t r a c t B i l l i n g D e t a i l s S a l e s P r i c e L b l > C o n t r a c t B i l l i n g D e t a i l s S a l e s P r i c e L b l < / C o n t r a c t B i l l i n g D e t a i l s S a l e s P r i c e L b l > + 
+                 < C o n t r a c t B i l l i n g D e t a i l s S t a r t D a t e L b l > C o n t r a c t B i l l i n g D e t a i l s S t a r t D a t e L b l < / C o n t r a c t B i l l i n g D e t a i l s S t a r t D a t e L b l > + 
+                 < C o n t r a c t B i l l i n g D e t a i l s > + 
+                     < C o n t r a c t B i l l i n g D e t a i l s B i l l i n g A m o u n t > C o n t r a c t B i l l i n g D e t a i l s B i l l i n g A m o u n t < / C o n t r a c t B i l l i n g D e t a i l s B i l l i n g A m o u n t > + 
+                     < C o n t r a c t B i l l i n g D e t a i l s B i l l i n g D i s c o u n t A m o u n t > C o n t r a c t B i l l i n g D e t a i l s B i l l i n g D i s c o u n t A m o u n t < / C o n t r a c t B i l l i n g D e t a i l s B i l l i n g D i s c o u n t A m o u n t > + 
+                     < C o n t r a c t B i l l i n g D e t a i l s C u r r e n c y C o d e > C o n t r a c t B i l l i n g D e t a i l s C u r r e n c y C o d e < / C o n t r a c t B i l l i n g D e t a i l s C u r r e n c y C o d e > + 
+                     < C o n t r a c t B i l l i n g D e t a i l s D a y s > C o n t r a c t B i l l i n g D e t a i l s D a y s < / C o n t r a c t B i l l i n g D e t a i l s D a y s > + 
+                     < C o n t r a c t B i l l i n g D e t a i l s D e s c r i p t i o n > C o n t r a c t B i l l i n g D e t a i l s D e s c r i p t i o n < / C o n t r a c t B i l l i n g D e t a i l s D e s c r i p t i o n > + 
+                     < C o n t r a c t B i l l i n g D e t a i l s D i s c o u n t P e r c e n t > C o n t r a c t B i l l i n g D e t a i l s D i s c o u n t P e r c e n t < / C o n t r a c t B i l l i n g D e t a i l s D i s c o u n t P e r c e n t > + 
+                     < C o n t r a c t B i l l i n g D e t a i l s E n d D a t e > C o n t r a c t B i l l i n g D e t a i l s E n d D a t e < / C o n t r a c t B i l l i n g D e t a i l s E n d D a t e > + 
+                     < C o n t r a c t B i l l i n g D e t a i l s Q u a n t i t y > C o n t r a c t B i l l i n g D e t a i l s Q u a n t i t y < / C o n t r a c t B i l l i n g D e t a i l s Q u a n t i t y > + 
+                     < C o n t r a c t B i l l i n g D e t a i l s S a l e s P r i c e > C o n t r a c t B i l l i n g D e t a i l s S a l e s P r i c e < / C o n t r a c t B i l l i n g D e t a i l s S a l e s P r i c e > + 
+                     < C o n t r a c t B i l l i n g D e t a i l s S t a r t D a t e > C o n t r a c t B i l l i n g D e t a i l s S t a r t D a t e < / C o n t r a c t B i l l i n g D e t a i l s S t a r t D a t e >   
                  < / C o n t r a c t B i l l i n g D e t a i l s >   
@@ -31743,95 +31703,95 @@
  
          < / C o n t r a c t B i l l i n g D e t a i l s M a p p i n g >   
-         < L i n e F e e   E l e m e n t T y p e = " D a t a I t e m "   E l e m e n t I d = " 2 6 6 6 3 0 7 3 3 " > - 
-             < L i n e F e e C a p t i o n T e x t   E l e m e n t T y p e = " C o l u m n "   E l e m e n t I d = " 4 3 7 6 4 3 7 9 0 "   D a t a T y p e = " T e x t " > L i n e F e e C a p t i o n T e x t < / L i n e F e e C a p t i o n T e x t > +         < L i n e F e e > + 
+             < L i n e F e e C a p t i o n T e x t > L i n e F e e C a p t i o n T e x t < / L i n e F e e C a p t i o n T e x t >   
          < / L i n e F e e >   
-         < P a y m e n t R e p o r t i n g A r g u m e n t   E l e m e n t T y p e = " D a t a I t e m "   E l e m e n t I d = " 3 1 3 7 4 4 1 9 4 " > - 
-             < P a y m e n t S e r v i c e L o g o   E l e m e n t T y p e = " C o l u m n "   E l e m e n t I d = " 4 1 6 7 9 0 7 6 7 "   D a t a T y p e = " B L O B " / > - 
-             < P a y m e n t S e r v i c e L o g o _ U r l   E l e m e n t T y p e = " C o l u m n "   E l e m e n t I d = " 6 4 4 9 7 5 1 3 9 "   D a t a T y p e = " T e x t " > P a y m e n t S e r v i c e L o g o _ U r l < / P a y m e n t S e r v i c e L o g o _ U r l > - 
-             < P a y m e n t S e r v i c e L o g o _ U r l T e x t   E l e m e n t T y p e = " C o l u m n "   E l e m e n t I d = " 1 4 1 1 7 0 3 9 7 6 "   D a t a T y p e = " T e x t " > P a y m e n t S e r v i c e L o g o _ U r l T e x t < / P a y m e n t S e r v i c e L o g o _ U r l T e x t > - 
-             < P a y m e n t S e r v i c e T e x t _ U r l   E l e m e n t T y p e = " C o l u m n "   E l e m e n t I d = " 1 7 4 2 3 3 4 7 "   D a t a T y p e = " T e x t " > P a y m e n t S e r v i c e T e x t _ U r l < / P a y m e n t S e r v i c e T e x t _ U r l > - 
-             < P a y m e n t S e r v i c e T e x t _ U r l T e x t   E l e m e n t T y p e = " C o l u m n "   E l e m e n t I d = " 1 6 3 6 7 7 2 9 3 4 "   D a t a T y p e = " T e x t " > P a y m e n t S e r v i c e T e x t _ U r l T e x t < / P a y m e n t S e r v i c e T e x t _ U r l T e x t > +         < P a y m e n t R e p o r t i n g A r g u m e n t > + 
+             < P a y m e n t S e r v i c e L o g o / > + 
+             < P a y m e n t S e r v i c e L o g o _ U r l > P a y m e n t S e r v i c e L o g o _ U r l < / P a y m e n t S e r v i c e L o g o _ U r l > + 
+             < P a y m e n t S e r v i c e L o g o _ U r l T e x t > P a y m e n t S e r v i c e L o g o _ U r l T e x t < / P a y m e n t S e r v i c e L o g o _ U r l T e x t > + 
+             < P a y m e n t S e r v i c e T e x t _ U r l > P a y m e n t S e r v i c e T e x t _ U r l < / P a y m e n t S e r v i c e T e x t _ U r l > + 
+             < P a y m e n t S e r v i c e T e x t _ U r l T e x t > P a y m e n t S e r v i c e T e x t _ U r l T e x t < / P a y m e n t S e r v i c e T e x t _ U r l T e x t >   
          < / P a y m e n t R e p o r t i n g A r g u m e n t >   
-         < L e f t H e a d e r   E l e m e n t T y p e = " D a t a I t e m "   E l e m e n t I d = " 7 3 4 6 8 0 8 3 3 " > - 
-             < L e f t H e a d e r N a m e   E l e m e n t T y p e = " C o l u m n "   E l e m e n t I d = " 4 3 7 4 2 2 1 8 2 "   D a t a T y p e = " T e x t " > L e f t H e a d e r N a m e < / L e f t H e a d e r N a m e > - 
-             < L e f t H e a d e r V a l u e   E l e m e n t T y p e = " C o l u m n "   E l e m e n t I d = " 2 4 2 1 2 6 3 1 0 "   D a t a T y p e = " T e x t " > L e f t H e a d e r V a l u e < / L e f t H e a d e r V a l u e > +         < L e f t H e a d e r > + 
+             < L e f t H e a d e r N a m e > L e f t H e a d e r N a m e < / L e f t H e a d e r N a m e > + 
+             < L e f t H e a d e r V a l u e > L e f t H e a d e r V a l u e < / L e f t H e a d e r V a l u e >   
          < / L e f t H e a d e r >   
-         < R i g h t H e a d e r   E l e m e n t T y p e = " D a t a I t e m "   E l e m e n t I d = " 2 5 4 5 4 4 9 4 6 " > - 
-             < R i g h t H e a d e r N a m e   E l e m e n t T y p e = " C o l u m n "   E l e m e n t I d = " 8 9 8 2 8 7 5 7 "   D a t a T y p e = " T e x t " > R i g h t H e a d e r N a m e < / R i g h t H e a d e r N a m e > - 
-             < R i g h t H e a d e r V a l u e   E l e m e n t T y p e = " C o l u m n "   E l e m e n t I d = " 7 0 6 9 3 8 5 5 9 "   D a t a T y p e = " T e x t " > R i g h t H e a d e r V a l u e < / R i g h t H e a d e r V a l u e > +         < R i g h t H e a d e r > + 
+             < R i g h t H e a d e r N a m e > R i g h t H e a d e r N a m e < / R i g h t H e a d e r N a m e > + 
+             < R i g h t H e a d e r V a l u e > R i g h t H e a d e r V a l u e < / R i g h t H e a d e r V a l u e >   
          < / R i g h t H e a d e r >   
-         < L e t t e r T e x t   E l e m e n t T y p e = " D a t a I t e m "   E l e m e n t I d = " 1 5 1 0 3 5 3 8 3 4 " > - 
-             < B o d y T e x t   E l e m e n t T y p e = " C o l u m n "   E l e m e n t I d = " 1 4 9 7 5 9 8 0 8 "   D a t a T y p e = " T e x t C o n s t " > B o d y T e x t < / B o d y T e x t > - 
-             < C l o s i n g T e x t   E l e m e n t T y p e = " C o l u m n "   E l e m e n t I d = " 5 1 2 1 3 5 9 0 9 "   D a t a T y p e = " T e x t C o n s t " > C l o s i n g T e x t < / C l o s i n g T e x t > - 
-             < G r e e t i n g T e x t   E l e m e n t T y p e = " C o l u m n "   E l e m e n t I d = " 1 1 7 5 2 7 9 2 8 9 "   D a t a T y p e = " T e x t C o n s t " > G r e e t i n g T e x t < / G r e e t i n g T e x t > - 
-             < P m t D i s c T e x t   E l e m e n t T y p e = " C o l u m n "   E l e m e n t I d = " 2 0 1 3 8 4 9 9 4 8 "   D a t a T y p e = " T e x t " > P m t D i s c T e x t < / P m t D i s c T e x t > +         < L e t t e r T e x t > + 
+             < B o d y T e x t > B o d y T e x t < / B o d y T e x t > + 
+             < C l o s i n g T e x t > C l o s i n g T e x t < / C l o s i n g T e x t > + 
+             < G r e e t i n g T e x t > G r e e t i n g T e x t < / G r e e t i n g T e x t > + 
+             < P m t D i s c T e x t > P m t D i s c T e x t < / P m t D i s c T e x t >   
          < / L e t t e r T e x t >   
-         < T o t a l s   E l e m e n t T y p e = " D a t a I t e m "   E l e m e n t I d = " 1 8 2 3 9 5 0 0 4 4 " > - 
-             < C u r r e n c y C o d e   E l e m e n t T y p e = " C o l u m n "   E l e m e n t I d = " 1 5 7 9 5 9 5 9 2 1 "   D a t a T y p e = " T e x t " > C u r r e n c y C o d e < / C u r r e n c y C o d e > - 
-             < C u r r e n c y S y m b o l   E l e m e n t T y p e = " C o l u m n "   E l e m e n t I d = " 1 1 6 2 5 1 0 7 4 8 "   D a t a T y p e = " T e x t " > C u r r e n c y S y m b o l < / C u r r e n c y S y m b o l > - 
-             < T o t a l A m o u n t E x c l I n c l V A T   E l e m e n t T y p e = " C o l u m n "   E l e m e n t I d = " 5 1 4 3 3 6 1 1 4 "   D a t a T y p e = " S t r i n g " > T o t a l A m o u n t E x c l I n c l V A T < / T o t a l A m o u n t E x c l I n c l V A T > - 
-             < T o t a l A m o u n t E x c l I n c l V A T T e x t   E l e m e n t T y p e = " C o l u m n "   E l e m e n t I d = " 1 5 0 7 8 3 2 9 3 7 "   D a t a T y p e = " T e x t " > T o t a l A m o u n t E x c l I n c l V A T T e x t < / T o t a l A m o u n t E x c l I n c l V A T T e x t > - 
-             < T o t a l A m o u n t I n c l u d i n g V A T   E l e m e n t T y p e = " C o l u m n "   E l e m e n t I d = " 9 1 0 5 1 1 5 7 5 "   D a t a T y p e = " S t r i n g " > T o t a l A m o u n t I n c l u d i n g V A T < / T o t a l A m o u n t I n c l u d i n g V A T > - 
-             < T o t a l C O 2 e   E l e m e n t T y p e = " C o l u m n "   E l e m e n t I d = " 9 5 4 7 1 1 2 1 2 "   D a t a T y p e = " D e c i m a l " > T o t a l C O 2 e < / T o t a l C O 2 e > - 
-             < T o t a l E x c l u d i n g V A T T e x t   E l e m e n t T y p e = " C o l u m n "   E l e m e n t I d = " 1 9 2 2 9 4 6 3 1 0 "   D a t a T y p e = " T e x t " > T o t a l E x c l u d i n g V A T T e x t < / T o t a l E x c l u d i n g V A T T e x t > - 
-             < T o t a l I n c l u d i n g V A T T e x t   E l e m e n t T y p e = " C o l u m n "   E l e m e n t I d = " 1 2 0 4 0 1 6 3 5 2 "   D a t a T y p e = " T e x t " > T o t a l I n c l u d i n g V A T T e x t < / T o t a l I n c l u d i n g V A T T e x t > - 
-             < T o t a l I n v o i c e D i s c o u n t A m o u n t   E l e m e n t T y p e = " C o l u m n "   E l e m e n t I d = " 4 0 2 1 7 7 5 1 "   D a t a T y p e = " S t r i n g " > T o t a l I n v o i c e D i s c o u n t A m o u n t < / T o t a l I n v o i c e D i s c o u n t A m o u n t > - 
-             < T o t a l N e t A m o u n t   E l e m e n t T y p e = " C o l u m n "   E l e m e n t I d = " 4 8 3 1 9 3 3 7 2 "   D a t a T y p e = " S t r i n g " > T o t a l N e t A m o u n t < / T o t a l N e t A m o u n t > - 
-             < T o t a l P a y m e n t D i s c o u n t O n V A T   E l e m e n t T y p e = " C o l u m n "   E l e m e n t I d = " 7 3 6 0 4 1 8 8 6 "   D a t a T y p e = " D e c i m a l " > T o t a l P a y m e n t D i s c o u n t O n V A T < / T o t a l P a y m e n t D i s c o u n t O n V A T > - 
-             < T o t a l S u b T o t a l   E l e m e n t T y p e = " C o l u m n "   E l e m e n t I d = " 2 0 9 7 8 7 6 8 0 1 "   D a t a T y p e = " S t r i n g " > T o t a l S u b T o t a l < / T o t a l S u b T o t a l > - 
-             < T o t a l S u b T o t a l M i n u s I n v o i c e D i s c o u n t   E l e m e n t T y p e = " C o l u m n "   E l e m e n t I d = " 7 6 9 4 3 1 8 8 7 "   D a t a T y p e = " S t r i n g " > T o t a l S u b T o t a l M i n u s I n v o i c e D i s c o u n t < / T o t a l S u b T o t a l M i n u s I n v o i c e D i s c o u n t > - 
-             < T o t a l T e x t   E l e m e n t T y p e = " C o l u m n "   E l e m e n t I d = " 2 3 1 9 1 0 5 1 8 "   D a t a T y p e = " T e x t " > T o t a l T e x t < / T o t a l T e x t > - 
-             < T o t a l V A T A m o u n t   E l e m e n t T y p e = " C o l u m n "   E l e m e n t I d = " 1 6 2 7 1 0 2 3 2 8 "   D a t a T y p e = " S t r i n g " > T o t a l V A T A m o u n t < / T o t a l V A T A m o u n t > - 
-             < T o t a l V A T A m o u n t L C Y   E l e m e n t T y p e = " C o l u m n "   E l e m e n t I d = " 1 5 0 6 5 7 0 2 1 8 "   D a t a T y p e = " D e c i m a l " > T o t a l V A T A m o u n t L C Y < / T o t a l V A T A m o u n t L C Y > - 
-             < T o t a l V A T A m o u n t O n V A T A m t L i n e   E l e m e n t T y p e = " C o l u m n "   E l e m e n t I d = " 9 4 6 9 3 1 8 6 8 "   D a t a T y p e = " D e c i m a l " > T o t a l V A T A m o u n t O n V A T A m t L i n e < / T o t a l V A T A m o u n t O n V A T A m t L i n e > - 
-             < T o t a l V A T A m o u n t T e x t   E l e m e n t T y p e = " C o l u m n "   E l e m e n t I d = " 9 7 3 6 6 6 3 3 9 "   D a t a T y p e = " T e x t " > T o t a l V A T A m o u n t T e x t < / T o t a l V A T A m o u n t T e x t > - 
-             < T o t a l V A T B a s e L C Y   E l e m e n t T y p e = " C o l u m n "   E l e m e n t I d = " 8 3 4 4 5 0 5 2 1 "   D a t a T y p e = " D e c i m a l " > T o t a l V A T B a s e L C Y < / T o t a l V A T B a s e L C Y > - 
-             < T o t a l V A T B a s e O n V A T A m t L i n e   E l e m e n t T y p e = " C o l u m n "   E l e m e n t I d = " 1 0 6 4 7 4 6 3 9 5 "   D a t a T y p e = " D e c i m a l " > T o t a l V A T B a s e O n V A T A m t L i n e < / T o t a l V A T B a s e O n V A T A m t L i n e > +         < T o t a l s > + 
+             < C u r r e n c y C o d e > C u r r e n c y C o d e < / C u r r e n c y C o d e > + 
+             < C u r r e n c y S y m b o l > C u r r e n c y S y m b o l < / C u r r e n c y S y m b o l > + 
+             < T o t a l A m o u n t E x c l I n c l V A T > T o t a l A m o u n t E x c l I n c l V A T < / T o t a l A m o u n t E x c l I n c l V A T > + 
+             < T o t a l A m o u n t E x c l I n c l V A T T e x t > T o t a l A m o u n t E x c l I n c l V A T T e x t < / T o t a l A m o u n t E x c l I n c l V A T T e x t > + 
+             < T o t a l A m o u n t I n c l u d i n g V A T > T o t a l A m o u n t I n c l u d i n g V A T < / T o t a l A m o u n t I n c l u d i n g V A T > + 
+             < T o t a l C O 2 e > T o t a l C O 2 e < / T o t a l C O 2 e > + 
+             < T o t a l E x c l u d i n g V A T T e x t > T o t a l E x c l u d i n g V A T T e x t < / T o t a l E x c l u d i n g V A T T e x t > + 
+             < T o t a l I n c l u d i n g V A T T e x t > T o t a l I n c l u d i n g V A T T e x t < / T o t a l I n c l u d i n g V A T T e x t > + 
+             < T o t a l I n v o i c e D i s c o u n t A m o u n t > T o t a l I n v o i c e D i s c o u n t A m o u n t < / T o t a l I n v o i c e D i s c o u n t A m o u n t > + 
+             < T o t a l N e t A m o u n t > T o t a l N e t A m o u n t < / T o t a l N e t A m o u n t > + 
+             < T o t a l P a y m e n t D i s c o u n t O n V A T > T o t a l P a y m e n t D i s c o u n t O n V A T < / T o t a l P a y m e n t D i s c o u n t O n V A T > + 
+             < T o t a l S u b T o t a l > T o t a l S u b T o t a l < / T o t a l S u b T o t a l > + 
+             < T o t a l S u b T o t a l M i n u s I n v o i c e D i s c o u n t > T o t a l S u b T o t a l M i n u s I n v o i c e D i s c o u n t < / T o t a l S u b T o t a l M i n u s I n v o i c e D i s c o u n t > + 
+             < T o t a l T e x t > T o t a l T e x t < / T o t a l T e x t > + 
+             < T o t a l V A T A m o u n t > T o t a l V A T A m o u n t < / T o t a l V A T A m o u n t > + 
+             < T o t a l V A T A m o u n t L C Y > T o t a l V A T A m o u n t L C Y < / T o t a l V A T A m o u n t L C Y > + 
+             < T o t a l V A T A m o u n t O n V A T A m t L i n e > T o t a l V A T A m o u n t O n V A T A m t L i n e < / T o t a l V A T A m o u n t O n V A T A m t L i n e > + 
+             < T o t a l V A T A m o u n t T e x t > T o t a l V A T A m o u n t T e x t < / T o t a l V A T A m o u n t T e x t > + 
+             < T o t a l V A T B a s e L C Y > T o t a l V A T B a s e L C Y < / T o t a l V A T B a s e L C Y > + 
+             < T o t a l V A T B a s e O n V A T A m t L i n e > T o t a l V A T B a s e O n V A T A m t L i n e < / T o t a l V A T B a s e O n V A T A m t L i n e >   
          < / T o t a l s >   
@@ -31841,22 +31801,19 @@
 </file>
 
 <file path=customXml/item3.xml><?xml version="1.0" encoding="utf-8"?>
-<p:properties xmlns:p="http://schemas.microsoft.com/office/2006/metadata/properties" xmlns:xsi="http://www.w3.org/2001/XMLSchema-instance" xmlns:pc="http://schemas.microsoft.com/office/infopath/2007/PartnerControls">
-  <documentManagement>
-    <Package xmlns="178f68d8-b893-4efd-8406-fab0f21873e4" xsi:nil="true"/>
-    <lcf76f155ced4ddcb4097134ff3c332f xmlns="178f68d8-b893-4efd-8406-fab0f21873e4">
-      <Terms xmlns="http://schemas.microsoft.com/office/infopath/2007/PartnerControls"/>
-    </lcf76f155ced4ddcb4097134ff3c332f>
-    <_ip_UnifiedCompliancePolicyUIAction xmlns="http://schemas.microsoft.com/sharepoint/v3" xsi:nil="true"/>
-    <TaxCatchAll xmlns="b83e059f-de16-406c-a902-3d56d4e79ec8" xsi:nil="true"/>
-    <Audience xmlns="178f68d8-b893-4efd-8406-fab0f21873e4" xsi:nil="true"/>
-    <_ip_UnifiedCompliancePolicyProperties xmlns="http://schemas.microsoft.com/sharepoint/v3" xsi:nil="true"/>
-    <DocumentType xmlns="178f68d8-b893-4efd-8406-fab0f21873e4" xsi:nil="true"/>
-  </documentManagement>
-</p:properties>
+<b:Sources xmlns:b="http://schemas.openxmlformats.org/officeDocument/2006/bibliography" xmlns="http://schemas.openxmlformats.org/officeDocument/2006/bibliography" SelectedStyle="\APASixthEditionOfficeOnline.xsl" StyleName="APA" Version="6"/>
 </file>
 
 <file path=customXml/item4.xml><?xml version="1.0" encoding="utf-8"?>
+<?mso-contentType ?>
+<FormTemplates xmlns="http://schemas.microsoft.com/sharepoint/v3/contenttype/forms">
+  <Display>DocumentLibraryForm</Display>
+  <Edit>DocumentLibraryForm</Edit>
+  <New>DocumentLibraryForm</New>
+</FormTemplates>
+</file>
+
+<file path=customXml/item5.xml><?xml version="1.0" encoding="utf-8"?>
 <ct:contentTypeSchema xmlns:ct="http://schemas.microsoft.com/office/2006/metadata/contentType" xmlns:ma="http://schemas.microsoft.com/office/2006/metadata/properties/metaAttributes" ct:_="" ma:_="" ma:contentTypeName="Document" ma:contentTypeID="0x0101001DCAE6B6EBFA5442B0B9E84E60AFF245" ma:contentTypeVersion="18" ma:contentTypeDescription="Create a new document." ma:contentTypeScope="" ma:versionID="69eec3b24558e1297a79cd42e69b0397">
   <xsd:schema xmlns:xsd="http://www.w3.org/2001/XMLSchema" xmlns:xs="http://www.w3.org/2001/XMLSchema" xmlns:p="http://schemas.microsoft.com/office/2006/metadata/properties" xmlns:ns1="http://schemas.microsoft.com/sharepoint/v3" xmlns:ns2="178f68d8-b893-4efd-8406-fab0f21873e4" xmlns:ns3="b83e059f-de16-406c-a902-3d56d4e79ec8" targetNamespace="http://schemas.microsoft.com/office/2006/metadata/properties" ma:root="true" ma:fieldsID="0f52a3acd42ec0bd0d267ba89c916a39" ns1:_="" ns2:_="" ns3:_="">
     <xsd:import namespace="http://schemas.microsoft.com/sharepoint/v3"/>
@@ -32122,20 +32079,31 @@
 </ct:contentTypeSchema>
 </file>
 
-<file path=customXml/item5.xml><?xml version="1.0" encoding="utf-8"?>
-<?mso-contentType ?>
-<FormTemplates xmlns="http://schemas.microsoft.com/sharepoint/v3/contenttype/forms">
-  <Display>DocumentLibraryForm</Display>
-  <Edit>DocumentLibraryForm</Edit>
-  <New>DocumentLibraryForm</New>
-</FormTemplates>
-</file>
-
 <file path=customXml/item6.xml><?xml version="1.0" encoding="utf-8"?>
-<b:Sources xmlns:b="http://schemas.openxmlformats.org/officeDocument/2006/bibliography" xmlns="http://schemas.openxmlformats.org/officeDocument/2006/bibliography" SelectedStyle="\APASixthEditionOfficeOnline.xsl" StyleName="APA" Version="6"/>
+<p:properties xmlns:p="http://schemas.microsoft.com/office/2006/metadata/properties" xmlns:xsi="http://www.w3.org/2001/XMLSchema-instance" xmlns:pc="http://schemas.microsoft.com/office/infopath/2007/PartnerControls">
+  <documentManagement>
+    <Package xmlns="178f68d8-b893-4efd-8406-fab0f21873e4" xsi:nil="true"/>
+    <lcf76f155ced4ddcb4097134ff3c332f xmlns="178f68d8-b893-4efd-8406-fab0f21873e4">
+      <Terms xmlns="http://schemas.microsoft.com/office/infopath/2007/PartnerControls"/>
+    </lcf76f155ced4ddcb4097134ff3c332f>
+    <_ip_UnifiedCompliancePolicyUIAction xmlns="http://schemas.microsoft.com/sharepoint/v3" xsi:nil="true"/>
+    <TaxCatchAll xmlns="b83e059f-de16-406c-a902-3d56d4e79ec8" xsi:nil="true"/>
+    <Audience xmlns="178f68d8-b893-4efd-8406-fab0f21873e4" xsi:nil="true"/>
+    <_ip_UnifiedCompliancePolicyProperties xmlns="http://schemas.microsoft.com/sharepoint/v3" xsi:nil="true"/>
+    <DocumentType xmlns="178f68d8-b893-4efd-8406-fab0f21873e4" xsi:nil="true"/>
+  </documentManagement>
+</p:properties>
 </file>
 
 <file path=customXml/itemProps1.xml><?xml version="1.0" encoding="utf-8"?>
+<ds:datastoreItem xmlns:ds="http://schemas.openxmlformats.org/officeDocument/2006/customXml" ds:itemID="{049B7810-1F08-44BD-8C92-120EB79841E6}">
+  <ds:schemaRefs>
+    <ds:schemaRef ds:uri="urn:microsoft-dynamics-businesscentral/internal/extended/reports/Standard_Sales_Invoice/1306/"/>
+  </ds:schemaRefs>
+</ds:datastoreItem>
+</file>
+
+<file path=customXml/itemProps2.xml><?xml version="1.0" encoding="utf-8"?>
 <ds:datastoreItem xmlns:ds="http://schemas.openxmlformats.org/officeDocument/2006/customXml" ds:itemID="{AF7A6226-6056-400F-ADDA-E1ADA7C08250}">
   <ds:schemaRefs>
     <ds:schemaRef ds:uri="urn:microsoft-dynamics-nav/reports/Standard_Sales_Invoice/1306/"/>
@@ -32143,27 +32111,23 @@
 </ds:datastoreItem>
 </file>
 
-<file path=customXml/itemProps2.xml><?xml version="1.0" encoding="utf-8"?>
-<ds:datastoreItem xmlns:ds="http://schemas.openxmlformats.org/officeDocument/2006/customXml" ds:itemID="{049B7810-1F08-44BD-8C92-120EB79841E6}">
+<file path=customXml/itemProps3.xml><?xml version="1.0" encoding="utf-8"?>
+<ds:datastoreItem xmlns:ds="http://schemas.openxmlformats.org/officeDocument/2006/customXml" ds:itemID="{89DB96BF-8133-438A-AAD3-A3C21079AEB1}">
   <ds:schemaRefs>
-    <ds:schemaRef ds:uri="urn:microsoft-dynamics-businesscentral/internal/extended/reports/Standard_Sales_Invoice/1306/"/>
-  </ds:schemaRefs>
-</ds:datastoreItem>
-</file>
-
-<file path=customXml/itemProps3.xml><?xml version="1.0" encoding="utf-8"?>
-<ds:datastoreItem xmlns:ds="http://schemas.openxmlformats.org/officeDocument/2006/customXml" ds:itemID="{1A62C6E2-3873-4D82-A4CC-F0E08FAB8AF8}">
-  <ds:schemaRefs>
-    <ds:schemaRef ds:uri="http://schemas.microsoft.com/office/2006/metadata/properties"/>
-    <ds:schemaRef ds:uri="http://schemas.microsoft.com/office/infopath/2007/PartnerControls"/>
-    <ds:schemaRef ds:uri="178f68d8-b893-4efd-8406-fab0f21873e4"/>
-    <ds:schemaRef ds:uri="http://schemas.microsoft.com/sharepoint/v3"/>
-    <ds:schemaRef ds:uri="b83e059f-de16-406c-a902-3d56d4e79ec8"/>
+    <ds:schemaRef ds:uri="http://schemas.openxmlformats.org/officeDocument/2006/bibliography"/>
   </ds:schemaRefs>
 </ds:datastoreItem>
 </file>
 
 <file path=customXml/itemProps4.xml><?xml version="1.0" encoding="utf-8"?>
+<ds:datastoreItem xmlns:ds="http://schemas.openxmlformats.org/officeDocument/2006/customXml" ds:itemID="{7CC52CC2-6B2C-4678-8691-42DFC72C4056}">
+  <ds:schemaRefs>
+    <ds:schemaRef ds:uri="http://schemas.microsoft.com/sharepoint/v3/contenttype/forms"/>
+  </ds:schemaRefs>
+</ds:datastoreItem>
+</file>
+
+<file path=customXml/itemProps5.xml><?xml version="1.0" encoding="utf-8"?>
 <ds:datastoreItem xmlns:ds="http://schemas.openxmlformats.org/officeDocument/2006/customXml" ds:itemID="{058D70E2-8B4F-429D-A1A1-4E9343AF06B9}">
   <ds:schemaRefs>
     <ds:schemaRef ds:uri="http://schemas.microsoft.com/office/2006/metadata/contentType"/>
@@ -32183,18 +32147,14 @@
 </ds:datastoreItem>
 </file>
 
-<file path=customXml/itemProps5.xml><?xml version="1.0" encoding="utf-8"?>
-<ds:datastoreItem xmlns:ds="http://schemas.openxmlformats.org/officeDocument/2006/customXml" ds:itemID="{7CC52CC2-6B2C-4678-8691-42DFC72C4056}">
+<file path=customXml/itemProps6.xml><?xml version="1.0" encoding="utf-8"?>
+<ds:datastoreItem xmlns:ds="http://schemas.openxmlformats.org/officeDocument/2006/customXml" ds:itemID="{1A62C6E2-3873-4D82-A4CC-F0E08FAB8AF8}">
   <ds:schemaRefs>
-    <ds:schemaRef ds:uri="http://schemas.microsoft.com/sharepoint/v3/contenttype/forms"/>
-  </ds:schemaRefs>
-</ds:datastoreItem>
-</file>
-
-<file path=customXml/itemProps6.xml><?xml version="1.0" encoding="utf-8"?>
-<ds:datastoreItem xmlns:ds="http://schemas.openxmlformats.org/officeDocument/2006/customXml" ds:itemID="{89DB96BF-8133-438A-AAD3-A3C21079AEB1}">
-  <ds:schemaRefs>
-    <ds:schemaRef ds:uri="http://schemas.openxmlformats.org/officeDocument/2006/bibliography"/>
+    <ds:schemaRef ds:uri="http://schemas.microsoft.com/office/2006/metadata/properties"/>
+    <ds:schemaRef ds:uri="http://schemas.microsoft.com/office/infopath/2007/PartnerControls"/>
+    <ds:schemaRef ds:uri="178f68d8-b893-4efd-8406-fab0f21873e4"/>
+    <ds:schemaRef ds:uri="http://schemas.microsoft.com/sharepoint/v3"/>
+    <ds:schemaRef ds:uri="b83e059f-de16-406c-a902-3d56d4e79ec8"/>
   </ds:schemaRefs>
 </ds:datastoreItem>
 </file>

--- a/src/Layers/W1/BaseApp/.resources/ReportParts/HeaderFooterDesign/InternalDefault.docx
+++ b/src/Layers/W1/BaseApp/.resources/ReportParts/HeaderFooterDesign/InternalDefault.docx
@@ -115,8 +115,8 @@
             <w:sz w:val="20"/>
             <w:szCs w:val="20"/>
           </w:rPr>
-          <w:alias w:val="ReportName"/>
-          <w:tag w:val="#BC:InsertDataItem,BCReportInformation/ReportMetadata/ReportName"/>
+          <w:alias w:val="ReportCaption"/>
+          <w:tag w:val="#BC:InsertDataItem,BCReportInformation/ReportMetadata/ReportCaption"/>
           <w:id w:val="1949888686"/>
           <w:placeholder>
             <w:docPart w:val="FD3B8A2C8268441380E9F1C808C678E3"/>
@@ -136,7 +136,7 @@
                   <w:sz w:val="20"/>
                   <w:szCs w:val="20"/>
                 </w:rPr>
-                <w:t>Report Name</w:t>
+                <w:t>Report Caption</w:t>
               </w:r>
             </w:p>
           </w:tc>
@@ -370,8 +370,8 @@
       </w:trPr>
       <w:sdt>
         <w:sdtPr>
-          <w:alias w:val="ReportName"/>
-          <w:tag w:val="#BC:InsertDataItem,BCReportInformation/ReportMetadata/ReportName"/>
+          <w:alias w:val="ReportCaption"/>
+          <w:tag w:val="#BC:InsertDataItem,BCReportInformation/ReportMetadata/ReportCaption"/>
           <w:id w:val="855303547"/>
           <w:placeholder>
             <w:docPart w:val="C12F980E567442AFA35386F1C88057B6"/>
@@ -392,7 +392,7 @@
                 </w:rPr>
               </w:pPr>
               <w:r>
-                <w:t>Report Name</w:t>
+                <w:t>Report Caption</w:t>
               </w:r>
             </w:p>
           </w:tc>
@@ -30332,7 +30332,7 @@
  
              < R e p o r t I d > R e p o r t   I D < / R e p o r t I d >   
-             < R e p o r t N a m e > R e p o r t   N a m e < / R e p o r t N a m e > +             < R e p o r t C a p t i o n > R e p o r t   C a p t i o n < / R e p o r t C a p t i o n >   
              < A b o u t T h i s R e p o r t T i t l e > A b o u t   T h i s   R e p o r t   T i t l e < / A b o u t T h i s R e p o r t T i t l e >   
@@ -31075,7 +31075,7 @@
  
              < R e p o r t I d > R e p o r t   I D < / R e p o r t I d >   
-             < R e p o r t N a m e > R e p o r t   N a m e < / R e p o r t N a m e > +             < R e p o r t C a p t i o n > R e p o r t   C a p t i o n < / R e p o r t C a p t i o n >   
              < A b o u t T h i s R e p o r t T i t l e > A b o u t   T h i s   R e p o r t   T i t l e < / A b o u t T h i s R e p o r t T i t l e >   

--- a/src/Layers/W1/BaseApp/.resources/ReportParts/HeaderFooterDesign/InternalDefault.docx
+++ b/src/Layers/W1/BaseApp/.resources/ReportParts/HeaderFooterDesign/InternalDefault.docx
@@ -16,8 +16,12 @@
       </w:r>
     </w:p>
     <w:sectPr>
-      <w:headerReference w:type="default" r:id="rId13"/>
-      <w:headerReference w:type="first" r:id="rId14"/>
+      <w:headerReference w:type="even" r:id="rId13"/>
+      <w:headerReference w:type="default" r:id="rId14"/>
+      <w:footerReference w:type="even" r:id="rId15"/>
+      <w:footerReference w:type="default" r:id="rId16"/>
+      <w:headerReference w:type="first" r:id="rId17"/>
+      <w:footerReference w:type="first" r:id="rId18"/>
       <w:pgSz w:w="11907" w:h="16839" w:code="9"/>
       <w:pgMar w:top="576" w:right="706" w:bottom="576" w:left="706" w:header="567" w:footer="102" w:gutter="0"/>
       <w:cols w:space="708"/>
@@ -53,6 +57,36 @@
 </w:endnotes>
 </file>
 
+<file path=word/footer1.xml><?xml version="1.0" encoding="utf-8"?>
+<w:ftr xmlns:wpc="http://schemas.microsoft.com/office/word/2010/wordprocessingCanvas" xmlns:cx="http://schemas.microsoft.com/office/drawing/2014/chartex" xmlns:cx1="http://schemas.microsoft.com/office/drawing/2015/9/8/chartex" xmlns:cx2="http://schemas.microsoft.com/office/drawing/2015/10/21/chartex" xmlns:cx3="http://schemas.microsoft.com/office/drawing/2016/5/9/chartex" xmlns:cx4="http://schemas.microsoft.com/office/drawing/2016/5/10/chartex" xmlns:cx5="http://schemas.microsoft.com/office/drawing/2016/5/11/chartex" xmlns:cx6="http://schemas.microsoft.com/office/drawing/2016/5/12/chartex" xmlns:cx7="http://schemas.microsoft.com/office/drawing/2016/5/13/chartex" xmlns:cx8="http://schemas.microsoft.com/office/drawing/2016/5/14/chartex" xmlns:mc="http://schemas.openxmlformats.org/markup-compatibility/2006" xmlns:aink="http://schemas.microsoft.com/office/drawing/2016/ink" xmlns:am3d="http://schemas.microsoft.com/office/drawing/2017/model3d" xmlns:o="urn:schemas-microsoft-com:office:office" xmlns:oel="http://schemas.microsoft.com/office/2019/extlst" xmlns:r="http://schemas.openxmlformats.org/officeDocument/2006/relationships" xmlns:m="http://schemas.openxmlformats.org/officeDocument/2006/math" xmlns:v="urn:schemas-microsoft-com:vml" xmlns:wp14="http://schemas.microsoft.com/office/word/2010/wordprocessingDrawing" xmlns:wp="http://schemas.openxmlformats.org/drawingml/2006/wordprocessingDrawing" xmlns:w10="urn:schemas-microsoft-com:office:word" xmlns:w="http://schemas.openxmlformats.org/wordprocessingml/2006/main" xmlns:w14="http://schemas.microsoft.com/office/word/2010/wordml" xmlns:w15="http://schemas.microsoft.com/office/word/2012/wordml" xmlns:w16cex="http://schemas.microsoft.com/office/word/2018/wordml/cex" xmlns:w16cid="http://schemas.microsoft.com/office/word/2016/wordml/cid" xmlns:w16="http://schemas.microsoft.com/office/word/2018/wordml" xmlns:w16du="http://schemas.microsoft.com/office/word/2023/wordml/word16du" xmlns:w16sdtdh="http://schemas.microsoft.com/office/word/2020/wordml/sdtdatahash" xmlns:w16sdtfl="http://schemas.microsoft.com/office/word/2024/wordml/sdtformatlock" xmlns:w16se="http://schemas.microsoft.com/office/word/2015/wordml/symex" xmlns:wpg="http://schemas.microsoft.com/office/word/2010/wordprocessingGroup" xmlns:wpi="http://schemas.microsoft.com/office/word/2010/wordprocessingInk" xmlns:wne="http://schemas.microsoft.com/office/word/2006/wordml" xmlns:wps="http://schemas.microsoft.com/office/word/2010/wordprocessingShape" mc:Ignorable="w14 w15 w16se w16cid w16 w16cex w16sdtdh w16sdtfl w16du wp14">
+  <w:p>
+    <w:pPr>
+      <w:pStyle w:val="Footer"/>
+    </w:pPr>
+  </w:p>
+</w:ftr>
+</file>
+
+<file path=word/footer2.xml><?xml version="1.0" encoding="utf-8"?>
+<w:ftr xmlns:wpc="http://schemas.microsoft.com/office/word/2010/wordprocessingCanvas" xmlns:cx="http://schemas.microsoft.com/office/drawing/2014/chartex" xmlns:cx1="http://schemas.microsoft.com/office/drawing/2015/9/8/chartex" xmlns:cx2="http://schemas.microsoft.com/office/drawing/2015/10/21/chartex" xmlns:cx3="http://schemas.microsoft.com/office/drawing/2016/5/9/chartex" xmlns:cx4="http://schemas.microsoft.com/office/drawing/2016/5/10/chartex" xmlns:cx5="http://schemas.microsoft.com/office/drawing/2016/5/11/chartex" xmlns:cx6="http://schemas.microsoft.com/office/drawing/2016/5/12/chartex" xmlns:cx7="http://schemas.microsoft.com/office/drawing/2016/5/13/chartex" xmlns:cx8="http://schemas.microsoft.com/office/drawing/2016/5/14/chartex" xmlns:mc="http://schemas.openxmlformats.org/markup-compatibility/2006" xmlns:aink="http://schemas.microsoft.com/office/drawing/2016/ink" xmlns:am3d="http://schemas.microsoft.com/office/drawing/2017/model3d" xmlns:o="urn:schemas-microsoft-com:office:office" xmlns:oel="http://schemas.microsoft.com/office/2019/extlst" xmlns:r="http://schemas.openxmlformats.org/officeDocument/2006/relationships" xmlns:m="http://schemas.openxmlformats.org/officeDocument/2006/math" xmlns:v="urn:schemas-microsoft-com:vml" xmlns:wp14="http://schemas.microsoft.com/office/word/2010/wordprocessingDrawing" xmlns:wp="http://schemas.openxmlformats.org/drawingml/2006/wordprocessingDrawing" xmlns:w10="urn:schemas-microsoft-com:office:word" xmlns:w="http://schemas.openxmlformats.org/wordprocessingml/2006/main" xmlns:w14="http://schemas.microsoft.com/office/word/2010/wordml" xmlns:w15="http://schemas.microsoft.com/office/word/2012/wordml" xmlns:w16cex="http://schemas.microsoft.com/office/word/2018/wordml/cex" xmlns:w16cid="http://schemas.microsoft.com/office/word/2016/wordml/cid" xmlns:w16="http://schemas.microsoft.com/office/word/2018/wordml" xmlns:w16du="http://schemas.microsoft.com/office/word/2023/wordml/word16du" xmlns:w16sdtdh="http://schemas.microsoft.com/office/word/2020/wordml/sdtdatahash" xmlns:w16sdtfl="http://schemas.microsoft.com/office/word/2024/wordml/sdtformatlock" xmlns:w16se="http://schemas.microsoft.com/office/word/2015/wordml/symex" xmlns:wpg="http://schemas.microsoft.com/office/word/2010/wordprocessingGroup" xmlns:wpi="http://schemas.microsoft.com/office/word/2010/wordprocessingInk" xmlns:wne="http://schemas.microsoft.com/office/word/2006/wordml" xmlns:wps="http://schemas.microsoft.com/office/word/2010/wordprocessingShape" mc:Ignorable="w14 w15 w16se w16cid w16 w16cex w16sdtdh w16sdtfl w16du wp14">
+  <w:p>
+    <w:pPr>
+      <w:pStyle w:val="Footer"/>
+    </w:pPr>
+  </w:p>
+</w:ftr>
+</file>
+
+<file path=word/footer3.xml><?xml version="1.0" encoding="utf-8"?>
+<w:ftr xmlns:wpc="http://schemas.microsoft.com/office/word/2010/wordprocessingCanvas" xmlns:cx="http://schemas.microsoft.com/office/drawing/2014/chartex" xmlns:cx1="http://schemas.microsoft.com/office/drawing/2015/9/8/chartex" xmlns:cx2="http://schemas.microsoft.com/office/drawing/2015/10/21/chartex" xmlns:cx3="http://schemas.microsoft.com/office/drawing/2016/5/9/chartex" xmlns:cx4="http://schemas.microsoft.com/office/drawing/2016/5/10/chartex" xmlns:cx5="http://schemas.microsoft.com/office/drawing/2016/5/11/chartex" xmlns:cx6="http://schemas.microsoft.com/office/drawing/2016/5/12/chartex" xmlns:cx7="http://schemas.microsoft.com/office/drawing/2016/5/13/chartex" xmlns:cx8="http://schemas.microsoft.com/office/drawing/2016/5/14/chartex" xmlns:mc="http://schemas.openxmlformats.org/markup-compatibility/2006" xmlns:aink="http://schemas.microsoft.com/office/drawing/2016/ink" xmlns:am3d="http://schemas.microsoft.com/office/drawing/2017/model3d" xmlns:o="urn:schemas-microsoft-com:office:office" xmlns:oel="http://schemas.microsoft.com/office/2019/extlst" xmlns:r="http://schemas.openxmlformats.org/officeDocument/2006/relationships" xmlns:m="http://schemas.openxmlformats.org/officeDocument/2006/math" xmlns:v="urn:schemas-microsoft-com:vml" xmlns:wp14="http://schemas.microsoft.com/office/word/2010/wordprocessingDrawing" xmlns:wp="http://schemas.openxmlformats.org/drawingml/2006/wordprocessingDrawing" xmlns:w10="urn:schemas-microsoft-com:office:word" xmlns:w="http://schemas.openxmlformats.org/wordprocessingml/2006/main" xmlns:w14="http://schemas.microsoft.com/office/word/2010/wordml" xmlns:w15="http://schemas.microsoft.com/office/word/2012/wordml" xmlns:w16cex="http://schemas.microsoft.com/office/word/2018/wordml/cex" xmlns:w16cid="http://schemas.microsoft.com/office/word/2016/wordml/cid" xmlns:w16="http://schemas.microsoft.com/office/word/2018/wordml" xmlns:w16du="http://schemas.microsoft.com/office/word/2023/wordml/word16du" xmlns:w16sdtdh="http://schemas.microsoft.com/office/word/2020/wordml/sdtdatahash" xmlns:w16sdtfl="http://schemas.microsoft.com/office/word/2024/wordml/sdtformatlock" xmlns:w16se="http://schemas.microsoft.com/office/word/2015/wordml/symex" xmlns:wpg="http://schemas.microsoft.com/office/word/2010/wordprocessingGroup" xmlns:wpi="http://schemas.microsoft.com/office/word/2010/wordprocessingInk" xmlns:wne="http://schemas.microsoft.com/office/word/2006/wordml" xmlns:wps="http://schemas.microsoft.com/office/word/2010/wordprocessingShape" mc:Ignorable="w14 w15 w16se w16cid w16 w16cex w16sdtdh w16sdtfl w16du wp14">
+  <w:p>
+    <w:pPr>
+      <w:pStyle w:val="Footer"/>
+    </w:pPr>
+  </w:p>
+</w:ftr>
+</file>
+
 <file path=word/footnotes.xml><?xml version="1.0" encoding="utf-8"?>
 <w:footnotes xmlns:wpc="http://schemas.microsoft.com/office/word/2010/wordprocessingCanvas" xmlns:cx="http://schemas.microsoft.com/office/drawing/2014/chartex" xmlns:cx1="http://schemas.microsoft.com/office/drawing/2015/9/8/chartex" xmlns:cx2="http://schemas.microsoft.com/office/drawing/2015/10/21/chartex" xmlns:cx3="http://schemas.microsoft.com/office/drawing/2016/5/9/chartex" xmlns:cx4="http://schemas.microsoft.com/office/drawing/2016/5/10/chartex" xmlns:cx5="http://schemas.microsoft.com/office/drawing/2016/5/11/chartex" xmlns:cx6="http://schemas.microsoft.com/office/drawing/2016/5/12/chartex" xmlns:cx7="http://schemas.microsoft.com/office/drawing/2016/5/13/chartex" xmlns:cx8="http://schemas.microsoft.com/office/drawing/2016/5/14/chartex" xmlns:mc="http://schemas.openxmlformats.org/markup-compatibility/2006" xmlns:aink="http://schemas.microsoft.com/office/drawing/2016/ink" xmlns:am3d="http://schemas.microsoft.com/office/drawing/2017/model3d" xmlns:o="urn:schemas-microsoft-com:office:office" xmlns:oel="http://schemas.microsoft.com/office/2019/extlst" xmlns:r="http://schemas.openxmlformats.org/officeDocument/2006/relationships" xmlns:m="http://schemas.openxmlformats.org/officeDocument/2006/math" xmlns:v="urn:schemas-microsoft-com:vml" xmlns:wp14="http://schemas.microsoft.com/office/word/2010/wordprocessingDrawing" xmlns:wp="http://schemas.openxmlformats.org/drawingml/2006/wordprocessingDrawing" xmlns:w10="urn:schemas-microsoft-com:office:word" xmlns:w="http://schemas.openxmlformats.org/wordprocessingml/2006/main" xmlns:w14="http://schemas.microsoft.com/office/word/2010/wordml" xmlns:w15="http://schemas.microsoft.com/office/word/2012/wordml" xmlns:w16cex="http://schemas.microsoft.com/office/word/2018/wordml/cex" xmlns:w16cid="http://schemas.microsoft.com/office/word/2016/wordml/cid" xmlns:w16="http://schemas.microsoft.com/office/word/2018/wordml" xmlns:w16du="http://schemas.microsoft.com/office/word/2023/wordml/word16du" xmlns:w16sdtdh="http://schemas.microsoft.com/office/word/2020/wordml/sdtdatahash" xmlns:w16sdtfl="http://schemas.microsoft.com/office/word/2024/wordml/sdtformatlock" xmlns:w16se="http://schemas.microsoft.com/office/word/2015/wordml/symex" xmlns:wpg="http://schemas.microsoft.com/office/word/2010/wordprocessingGroup" xmlns:wpi="http://schemas.microsoft.com/office/word/2010/wordprocessingInk" xmlns:wne="http://schemas.microsoft.com/office/word/2006/wordml" xmlns:wps="http://schemas.microsoft.com/office/word/2010/wordprocessingShape" mc:Ignorable="w14 w15 w16se w16cid w16 w16cex w16sdtdh w16sdtfl w16du wp14">
   <w:footnote w:type="separator" w:id="-1">
@@ -79,6 +113,16 @@
 </file>
 
 <file path=word/header1.xml><?xml version="1.0" encoding="utf-8"?>
+<w:hdr xmlns:wpc="http://schemas.microsoft.com/office/word/2010/wordprocessingCanvas" xmlns:cx="http://schemas.microsoft.com/office/drawing/2014/chartex" xmlns:cx1="http://schemas.microsoft.com/office/drawing/2015/9/8/chartex" xmlns:cx2="http://schemas.microsoft.com/office/drawing/2015/10/21/chartex" xmlns:cx3="http://schemas.microsoft.com/office/drawing/2016/5/9/chartex" xmlns:cx4="http://schemas.microsoft.com/office/drawing/2016/5/10/chartex" xmlns:cx5="http://schemas.microsoft.com/office/drawing/2016/5/11/chartex" xmlns:cx6="http://schemas.microsoft.com/office/drawing/2016/5/12/chartex" xmlns:cx7="http://schemas.microsoft.com/office/drawing/2016/5/13/chartex" xmlns:cx8="http://schemas.microsoft.com/office/drawing/2016/5/14/chartex" xmlns:mc="http://schemas.openxmlformats.org/markup-compatibility/2006" xmlns:aink="http://schemas.microsoft.com/office/drawing/2016/ink" xmlns:am3d="http://schemas.microsoft.com/office/drawing/2017/model3d" xmlns:o="urn:schemas-microsoft-com:office:office" xmlns:oel="http://schemas.microsoft.com/office/2019/extlst" xmlns:r="http://schemas.openxmlformats.org/officeDocument/2006/relationships" xmlns:m="http://schemas.openxmlformats.org/officeDocument/2006/math" xmlns:v="urn:schemas-microsoft-com:vml" xmlns:wp14="http://schemas.microsoft.com/office/word/2010/wordprocessingDrawing" xmlns:wp="http://schemas.openxmlformats.org/drawingml/2006/wordprocessingDrawing" xmlns:w10="urn:schemas-microsoft-com:office:word" xmlns:w="http://schemas.openxmlformats.org/wordprocessingml/2006/main" xmlns:w14="http://schemas.microsoft.com/office/word/2010/wordml" xmlns:w15="http://schemas.microsoft.com/office/word/2012/wordml" xmlns:w16cex="http://schemas.microsoft.com/office/word/2018/wordml/cex" xmlns:w16cid="http://schemas.microsoft.com/office/word/2016/wordml/cid" xmlns:w16="http://schemas.microsoft.com/office/word/2018/wordml" xmlns:w16du="http://schemas.microsoft.com/office/word/2023/wordml/word16du" xmlns:w16sdtdh="http://schemas.microsoft.com/office/word/2020/wordml/sdtdatahash" xmlns:w16sdtfl="http://schemas.microsoft.com/office/word/2024/wordml/sdtformatlock" xmlns:w16se="http://schemas.microsoft.com/office/word/2015/wordml/symex" xmlns:wpg="http://schemas.microsoft.com/office/word/2010/wordprocessingGroup" xmlns:wpi="http://schemas.microsoft.com/office/word/2010/wordprocessingInk" xmlns:wne="http://schemas.microsoft.com/office/word/2006/wordml" xmlns:wps="http://schemas.microsoft.com/office/word/2010/wordprocessingShape" mc:Ignorable="w14 w15 w16se w16cid w16 w16cex w16sdtdh w16sdtfl w16du wp14">
+  <w:p>
+    <w:pPr>
+      <w:pStyle w:val="Header"/>
+    </w:pPr>
+  </w:p>
+</w:hdr>
+</file>
+
+<file path=word/header2.xml><?xml version="1.0" encoding="utf-8"?>
 <w:hdr xmlns:wpc="http://schemas.microsoft.com/office/word/2010/wordprocessingCanvas" xmlns:cx="http://schemas.microsoft.com/office/drawing/2014/chartex" xmlns:cx1="http://schemas.microsoft.com/office/drawing/2015/9/8/chartex" xmlns:cx2="http://schemas.microsoft.com/office/drawing/2015/10/21/chartex" xmlns:cx3="http://schemas.microsoft.com/office/drawing/2016/5/9/chartex" xmlns:cx4="http://schemas.microsoft.com/office/drawing/2016/5/10/chartex" xmlns:cx5="http://schemas.microsoft.com/office/drawing/2016/5/11/chartex" xmlns:cx6="http://schemas.microsoft.com/office/drawing/2016/5/12/chartex" xmlns:cx7="http://schemas.microsoft.com/office/drawing/2016/5/13/chartex" xmlns:cx8="http://schemas.microsoft.com/office/drawing/2016/5/14/chartex" xmlns:mc="http://schemas.openxmlformats.org/markup-compatibility/2006" xmlns:aink="http://schemas.microsoft.com/office/drawing/2016/ink" xmlns:am3d="http://schemas.microsoft.com/office/drawing/2017/model3d" xmlns:o="urn:schemas-microsoft-com:office:office" xmlns:oel="http://schemas.microsoft.com/office/2019/extlst" xmlns:r="http://schemas.openxmlformats.org/officeDocument/2006/relationships" xmlns:m="http://schemas.openxmlformats.org/officeDocument/2006/math" xmlns:v="urn:schemas-microsoft-com:vml" xmlns:wp14="http://schemas.microsoft.com/office/word/2010/wordprocessingDrawing" xmlns:wp="http://schemas.openxmlformats.org/drawingml/2006/wordprocessingDrawing" xmlns:w10="urn:schemas-microsoft-com:office:word" xmlns:w="http://schemas.openxmlformats.org/wordprocessingml/2006/main" xmlns:w14="http://schemas.microsoft.com/office/word/2010/wordml" xmlns:w15="http://schemas.microsoft.com/office/word/2012/wordml" xmlns:w16cex="http://schemas.microsoft.com/office/word/2018/wordml/cex" xmlns:w16cid="http://schemas.microsoft.com/office/word/2016/wordml/cid" xmlns:w16="http://schemas.microsoft.com/office/word/2018/wordml" xmlns:w16du="http://schemas.microsoft.com/office/word/2023/wordml/word16du" xmlns:w16sdtdh="http://schemas.microsoft.com/office/word/2020/wordml/sdtdatahash" xmlns:w16sdtfl="http://schemas.microsoft.com/office/word/2024/wordml/sdtformatlock" xmlns:w16se="http://schemas.microsoft.com/office/word/2015/wordml/symex" xmlns:wpg="http://schemas.microsoft.com/office/word/2010/wordprocessingGroup" xmlns:wpi="http://schemas.microsoft.com/office/word/2010/wordprocessingInk" xmlns:wne="http://schemas.microsoft.com/office/word/2006/wordml" xmlns:wps="http://schemas.microsoft.com/office/word/2010/wordprocessingShape" mc:Ignorable="w14 w15 w16se w16cid w16 w16cex w16sdtdh w16sdtfl w16du wp14">
   <w:tbl>
     <w:tblPr>
@@ -214,7 +258,7 @@
               <w:rFonts w:ascii="Segoe UI" w:hAnsi="Segoe UI" w:cs="Segoe UI"/>
               <w:noProof/>
             </w:rPr>
-            <w:t>Tuesday, 18 August 2026</w:t>
+            <w:t>Saturday, 22 August 2026</w:t>
           </w:r>
           <w:r>
             <w:rPr>
@@ -338,7 +382,7 @@
 </w:hdr>
 </file>
 
-<file path=word/header2.xml><?xml version="1.0" encoding="utf-8"?>
+<file path=word/header3.xml><?xml version="1.0" encoding="utf-8"?>
 <w:hdr xmlns:wpc="http://schemas.microsoft.com/office/word/2010/wordprocessingCanvas" xmlns:cx="http://schemas.microsoft.com/office/drawing/2014/chartex" xmlns:cx1="http://schemas.microsoft.com/office/drawing/2015/9/8/chartex" xmlns:cx2="http://schemas.microsoft.com/office/drawing/2015/10/21/chartex" xmlns:cx3="http://schemas.microsoft.com/office/drawing/2016/5/9/chartex" xmlns:cx4="http://schemas.microsoft.com/office/drawing/2016/5/10/chartex" xmlns:cx5="http://schemas.microsoft.com/office/drawing/2016/5/11/chartex" xmlns:cx6="http://schemas.microsoft.com/office/drawing/2016/5/12/chartex" xmlns:cx7="http://schemas.microsoft.com/office/drawing/2016/5/13/chartex" xmlns:cx8="http://schemas.microsoft.com/office/drawing/2016/5/14/chartex" xmlns:mc="http://schemas.openxmlformats.org/markup-compatibility/2006" xmlns:aink="http://schemas.microsoft.com/office/drawing/2016/ink" xmlns:am3d="http://schemas.microsoft.com/office/drawing/2017/model3d" xmlns:o="urn:schemas-microsoft-com:office:office" xmlns:oel="http://schemas.microsoft.com/office/2019/extlst" xmlns:r="http://schemas.openxmlformats.org/officeDocument/2006/relationships" xmlns:m="http://schemas.openxmlformats.org/officeDocument/2006/math" xmlns:v="urn:schemas-microsoft-com:vml" xmlns:wp14="http://schemas.microsoft.com/office/word/2010/wordprocessingDrawing" xmlns:wp="http://schemas.openxmlformats.org/drawingml/2006/wordprocessingDrawing" xmlns:w10="urn:schemas-microsoft-com:office:word" xmlns:w="http://schemas.openxmlformats.org/wordprocessingml/2006/main" xmlns:w14="http://schemas.microsoft.com/office/word/2010/wordml" xmlns:w15="http://schemas.microsoft.com/office/word/2012/wordml" xmlns:w16cex="http://schemas.microsoft.com/office/word/2018/wordml/cex" xmlns:w16cid="http://schemas.microsoft.com/office/word/2016/wordml/cid" xmlns:w16="http://schemas.microsoft.com/office/word/2018/wordml" xmlns:w16du="http://schemas.microsoft.com/office/word/2023/wordml/word16du" xmlns:w16sdtdh="http://schemas.microsoft.com/office/word/2020/wordml/sdtdatahash" xmlns:w16sdtfl="http://schemas.microsoft.com/office/word/2024/wordml/sdtformatlock" xmlns:w16se="http://schemas.microsoft.com/office/word/2015/wordml/symex" xmlns:wpg="http://schemas.microsoft.com/office/word/2010/wordprocessingGroup" xmlns:wpi="http://schemas.microsoft.com/office/word/2010/wordprocessingInk" xmlns:wne="http://schemas.microsoft.com/office/word/2006/wordml" xmlns:wps="http://schemas.microsoft.com/office/word/2010/wordprocessingShape" mc:Ignorable="w14 w15 w16se w16cid w16 w16cex w16sdtdh w16sdtfl w16du wp14">
   <w:tbl>
     <w:tblPr>
@@ -387,9 +431,6 @@
             <w:p>
               <w:pPr>
                 <w:pStyle w:val="Title"/>
-                <w:rPr>
-                  <w:rFonts w:ascii="Aptos" w:hAnsi="Aptos" w:cs="Times New Roman"/>
-                </w:rPr>
               </w:pPr>
               <w:r>
                 <w:t>Report Caption</w:t>
@@ -554,7 +595,7 @@
             <w:rPr>
               <w:noProof/>
             </w:rPr>
-            <w:t>Tuesday, 18 August 2026</w:t>
+            <w:t>Saturday, 22 August 2026</w:t>
           </w:r>
           <w:r>
             <w:fldChar w:fldCharType="end"/>
@@ -1995,7 +2036,7 @@
   <w:style w:type="paragraph" w:default="1" w:styleId="Normal">
     <w:name w:val="Normal"/>
     <w:qFormat/>
-    <w:rsid w:val="00704830"/>
+    <w:rsid w:val="00412A26"/>
     <w:pPr>
       <w:spacing w:line="278" w:lineRule="auto"/>
     </w:pPr>
@@ -2014,7 +2055,7 @@
     <w:link w:val="Heading1Char"/>
     <w:uiPriority w:val="9"/>
     <w:qFormat/>
-    <w:rsid w:val="00704830"/>
+    <w:rsid w:val="00412A26"/>
     <w:pPr>
       <w:keepNext/>
       <w:keepLines/>
@@ -2035,7 +2076,7 @@
     <w:uiPriority w:val="9"/>
     <w:unhideWhenUsed/>
     <w:qFormat/>
-    <w:rsid w:val="00704830"/>
+    <w:rsid w:val="00412A26"/>
     <w:pPr>
       <w:keepNext/>
       <w:keepLines/>
@@ -2056,7 +2097,7 @@
     <w:uiPriority w:val="9"/>
     <w:unhideWhenUsed/>
     <w:qFormat/>
-    <w:rsid w:val="00704830"/>
+    <w:rsid w:val="00412A26"/>
     <w:pPr>
       <w:outlineLvl w:val="2"/>
     </w:pPr>
@@ -2072,7 +2113,7 @@
     <w:uiPriority w:val="9"/>
     <w:unhideWhenUsed/>
     <w:qFormat/>
-    <w:rsid w:val="00704830"/>
+    <w:rsid w:val="00412A26"/>
     <w:pPr>
       <w:keepNext/>
       <w:keepLines/>
@@ -2093,7 +2134,7 @@
     <w:uiPriority w:val="9"/>
     <w:unhideWhenUsed/>
     <w:qFormat/>
-    <w:rsid w:val="00704830"/>
+    <w:rsid w:val="00412A26"/>
     <w:pPr>
       <w:keepNext/>
       <w:keepLines/>
@@ -2113,7 +2154,7 @@
     <w:uiPriority w:val="9"/>
     <w:unhideWhenUsed/>
     <w:qFormat/>
-    <w:rsid w:val="00704830"/>
+    <w:rsid w:val="00412A26"/>
     <w:pPr>
       <w:keepNext/>
       <w:keepLines/>
@@ -2135,7 +2176,7 @@
     <w:uiPriority w:val="9"/>
     <w:unhideWhenUsed/>
     <w:qFormat/>
-    <w:rsid w:val="00704830"/>
+    <w:rsid w:val="00412A26"/>
     <w:pPr>
       <w:keepNext/>
       <w:keepLines/>
@@ -2155,7 +2196,7 @@
     <w:uiPriority w:val="9"/>
     <w:unhideWhenUsed/>
     <w:qFormat/>
-    <w:rsid w:val="00704830"/>
+    <w:rsid w:val="00412A26"/>
     <w:pPr>
       <w:keepNext/>
       <w:keepLines/>
@@ -2177,7 +2218,7 @@
     <w:uiPriority w:val="9"/>
     <w:unhideWhenUsed/>
     <w:qFormat/>
-    <w:rsid w:val="00704830"/>
+    <w:rsid w:val="00412A26"/>
     <w:pPr>
       <w:keepNext/>
       <w:keepLines/>
@@ -2194,7 +2235,7 @@
     <w:uiPriority w:val="1"/>
     <w:semiHidden/>
     <w:unhideWhenUsed/>
-    <w:rsid w:val="00704830"/>
+    <w:rsid w:val="00412A26"/>
   </w:style>
   <w:style w:type="table" w:default="1" w:styleId="TableNormal">
     <w:name w:val="Normal Table"/>
@@ -2216,14 +2257,14 @@
     <w:uiPriority w:val="99"/>
     <w:semiHidden/>
     <w:unhideWhenUsed/>
-    <w:rsid w:val="00704830"/>
+    <w:rsid w:val="00412A26"/>
   </w:style>
   <w:style w:type="table" w:styleId="TableGrid">
     <w:name w:val="Table Grid"/>
     <w:aliases w:val="Default,BC THEME v.2"/>
     <w:basedOn w:val="TableNormal"/>
     <w:uiPriority w:val="39"/>
-    <w:rsid w:val="00704830"/>
+    <w:rsid w:val="00412A26"/>
     <w:pPr>
       <w:spacing w:after="0" w:line="240" w:lineRule="auto"/>
     </w:pPr>
@@ -2250,7 +2291,7 @@
     <w:link w:val="FooterChar"/>
     <w:uiPriority w:val="99"/>
     <w:unhideWhenUsed/>
-    <w:rsid w:val="00704830"/>
+    <w:rsid w:val="00412A26"/>
     <w:pPr>
       <w:tabs>
         <w:tab w:val="center" w:pos="4513"/>
@@ -2264,7 +2305,7 @@
     <w:basedOn w:val="DefaultParagraphFont"/>
     <w:link w:val="Footer"/>
     <w:uiPriority w:val="99"/>
-    <w:rsid w:val="00704830"/>
+    <w:rsid w:val="00412A26"/>
     <w:rPr>
       <w:color w:val="4D614C" w:themeColor="text1"/>
       <w:kern w:val="2"/>
@@ -2278,7 +2319,7 @@
     <w:basedOn w:val="SubtitleChar"/>
     <w:uiPriority w:val="22"/>
     <w:qFormat/>
-    <w:rsid w:val="00704830"/>
+    <w:rsid w:val="00412A26"/>
     <w:rPr>
       <w:rFonts w:asciiTheme="majorHAnsi" w:eastAsiaTheme="majorEastAsia" w:hAnsiTheme="majorHAnsi" w:cstheme="majorBidi"/>
       <w:i w:val="0"/>
@@ -2301,7 +2342,7 @@
     <w:link w:val="HeaderChar"/>
     <w:uiPriority w:val="99"/>
     <w:unhideWhenUsed/>
-    <w:rsid w:val="00704830"/>
+    <w:rsid w:val="00412A26"/>
     <w:pPr>
       <w:tabs>
         <w:tab w:val="center" w:pos="4513"/>
@@ -2315,7 +2356,7 @@
     <w:basedOn w:val="DefaultParagraphFont"/>
     <w:link w:val="Header"/>
     <w:uiPriority w:val="99"/>
-    <w:rsid w:val="00704830"/>
+    <w:rsid w:val="00412A26"/>
     <w:rPr>
       <w:color w:val="4D614C" w:themeColor="text1"/>
       <w:kern w:val="2"/>
@@ -2329,7 +2370,7 @@
     <w:basedOn w:val="DefaultParagraphFont"/>
     <w:uiPriority w:val="99"/>
     <w:semiHidden/>
-    <w:rsid w:val="00704830"/>
+    <w:rsid w:val="00412A26"/>
     <w:rPr>
       <w:color w:val="666666"/>
       <w:sz w:val="16"/>
@@ -2339,7 +2380,7 @@
     <w:name w:val="Grid Table Light"/>
     <w:basedOn w:val="TableNormal"/>
     <w:uiPriority w:val="40"/>
-    <w:rsid w:val="00704830"/>
+    <w:rsid w:val="00412A26"/>
     <w:pPr>
       <w:spacing w:after="0" w:line="240" w:lineRule="auto"/>
     </w:pPr>
@@ -2364,7 +2405,7 @@
     <w:name w:val="No Spacing"/>
     <w:uiPriority w:val="1"/>
     <w:qFormat/>
-    <w:rsid w:val="00704830"/>
+    <w:rsid w:val="00412A26"/>
     <w:pPr>
       <w:spacing w:after="0" w:line="240" w:lineRule="auto"/>
     </w:pPr>
@@ -2381,7 +2422,7 @@
     <w:basedOn w:val="DefaultParagraphFont"/>
     <w:link w:val="Heading1"/>
     <w:uiPriority w:val="9"/>
-    <w:rsid w:val="00704830"/>
+    <w:rsid w:val="00412A26"/>
     <w:rPr>
       <w:rFonts w:asciiTheme="majorHAnsi" w:eastAsiaTheme="majorEastAsia" w:hAnsiTheme="majorHAnsi" w:cstheme="majorBidi"/>
       <w:b/>
@@ -2399,7 +2440,7 @@
     <w:link w:val="TitleChar"/>
     <w:uiPriority w:val="10"/>
     <w:qFormat/>
-    <w:rsid w:val="00704830"/>
+    <w:rsid w:val="00412A26"/>
     <w:pPr>
       <w:spacing w:before="360" w:after="80"/>
       <w:contextualSpacing/>
@@ -2417,7 +2458,7 @@
     <w:basedOn w:val="DefaultParagraphFont"/>
     <w:link w:val="Title"/>
     <w:uiPriority w:val="10"/>
-    <w:rsid w:val="00704830"/>
+    <w:rsid w:val="00412A26"/>
     <w:rPr>
       <w:rFonts w:asciiTheme="majorHAnsi" w:eastAsiaTheme="majorEastAsia" w:hAnsiTheme="majorHAnsi" w:cstheme="majorBidi"/>
       <w:color w:val="4D614C" w:themeColor="text1"/>
@@ -2435,7 +2476,7 @@
     <w:link w:val="SubtitleChar"/>
     <w:uiPriority w:val="11"/>
     <w:qFormat/>
-    <w:rsid w:val="00704830"/>
+    <w:rsid w:val="00412A26"/>
     <w:pPr>
       <w:numPr>
         <w:ilvl w:val="1"/>
@@ -2451,7 +2492,7 @@
     <w:basedOn w:val="DefaultParagraphFont"/>
     <w:link w:val="Subtitle"/>
     <w:uiPriority w:val="11"/>
-    <w:rsid w:val="00704830"/>
+    <w:rsid w:val="00412A26"/>
     <w:rPr>
       <w:rFonts w:eastAsiaTheme="majorEastAsia" w:cstheme="majorBidi"/>
       <w:color w:val="4D614C" w:themeColor="text1"/>
@@ -2466,7 +2507,7 @@
     <w:basedOn w:val="DefaultParagraphFont"/>
     <w:link w:val="Heading2"/>
     <w:uiPriority w:val="9"/>
-    <w:rsid w:val="00704830"/>
+    <w:rsid w:val="00412A26"/>
     <w:rPr>
       <w:rFonts w:asciiTheme="majorHAnsi" w:eastAsiaTheme="majorEastAsia" w:hAnsiTheme="majorHAnsi" w:cstheme="majorBidi"/>
       <w:b/>
@@ -2482,7 +2523,7 @@
     <w:basedOn w:val="DefaultParagraphFont"/>
     <w:link w:val="Heading3"/>
     <w:uiPriority w:val="9"/>
-    <w:rsid w:val="00704830"/>
+    <w:rsid w:val="00412A26"/>
     <w:rPr>
       <w:rFonts w:asciiTheme="majorHAnsi" w:eastAsiaTheme="majorEastAsia" w:hAnsiTheme="majorHAnsi" w:cstheme="majorBidi"/>
       <w:b/>
@@ -2500,7 +2541,7 @@
     <w:uiPriority w:val="99"/>
     <w:semiHidden/>
     <w:unhideWhenUsed/>
-    <w:rsid w:val="00704830"/>
+    <w:rsid w:val="00412A26"/>
     <w:pPr>
       <w:spacing w:after="0" w:line="240" w:lineRule="auto"/>
       <w:ind w:left="4320"/>
@@ -2512,7 +2553,7 @@
     <w:link w:val="Closing"/>
     <w:uiPriority w:val="99"/>
     <w:semiHidden/>
-    <w:rsid w:val="00704830"/>
+    <w:rsid w:val="00412A26"/>
     <w:rPr>
       <w:color w:val="4D614C" w:themeColor="text1"/>
       <w:kern w:val="2"/>
@@ -2740,7 +2781,7 @@
     <w:basedOn w:val="DefaultParagraphFont"/>
     <w:link w:val="Heading4"/>
     <w:uiPriority w:val="9"/>
-    <w:rsid w:val="00704830"/>
+    <w:rsid w:val="00412A26"/>
     <w:rPr>
       <w:rFonts w:asciiTheme="majorHAnsi" w:eastAsiaTheme="majorEastAsia" w:hAnsiTheme="majorHAnsi" w:cstheme="majorBidi"/>
       <w:i/>
@@ -2757,7 +2798,7 @@
     <w:basedOn w:val="DefaultParagraphFont"/>
     <w:link w:val="Heading5"/>
     <w:uiPriority w:val="9"/>
-    <w:rsid w:val="00704830"/>
+    <w:rsid w:val="00412A26"/>
     <w:rPr>
       <w:rFonts w:eastAsiaTheme="majorEastAsia" w:cstheme="majorBidi"/>
       <w:color w:val="394839" w:themeColor="accent1" w:themeShade="BF"/>
@@ -2772,7 +2813,7 @@
     <w:basedOn w:val="DefaultParagraphFont"/>
     <w:link w:val="Heading6"/>
     <w:uiPriority w:val="9"/>
-    <w:rsid w:val="00704830"/>
+    <w:rsid w:val="00412A26"/>
     <w:rPr>
       <w:rFonts w:eastAsiaTheme="majorEastAsia" w:cstheme="majorBidi"/>
       <w:i/>
@@ -2789,7 +2830,7 @@
     <w:basedOn w:val="DefaultParagraphFont"/>
     <w:link w:val="Heading7"/>
     <w:uiPriority w:val="9"/>
-    <w:rsid w:val="00704830"/>
+    <w:rsid w:val="00412A26"/>
     <w:rPr>
       <w:rFonts w:eastAsiaTheme="majorEastAsia" w:cstheme="majorBidi"/>
       <w:color w:val="859E83" w:themeColor="text1" w:themeTint="A6"/>
@@ -2804,7 +2845,7 @@
     <w:basedOn w:val="DefaultParagraphFont"/>
     <w:link w:val="Heading8"/>
     <w:uiPriority w:val="9"/>
-    <w:rsid w:val="00704830"/>
+    <w:rsid w:val="00412A26"/>
     <w:rPr>
       <w:rFonts w:eastAsiaTheme="majorEastAsia" w:cstheme="majorBidi"/>
       <w:i/>
@@ -2821,7 +2862,7 @@
     <w:basedOn w:val="DefaultParagraphFont"/>
     <w:link w:val="Heading9"/>
     <w:uiPriority w:val="9"/>
-    <w:rsid w:val="00704830"/>
+    <w:rsid w:val="00412A26"/>
     <w:rPr>
       <w:rFonts w:eastAsiaTheme="majorEastAsia" w:cstheme="majorBidi"/>
       <w:color w:val="637D62" w:themeColor="text1" w:themeTint="D8"/>
@@ -2837,7 +2878,7 @@
     <w:link w:val="QuoteChar"/>
     <w:uiPriority w:val="29"/>
     <w:qFormat/>
-    <w:rsid w:val="00704830"/>
+    <w:rsid w:val="00412A26"/>
     <w:pPr>
       <w:spacing w:before="160" w:line="278" w:lineRule="auto"/>
     </w:pPr>
@@ -2856,7 +2897,7 @@
     <w:basedOn w:val="DefaultParagraphFont"/>
     <w:link w:val="Quote"/>
     <w:uiPriority w:val="29"/>
-    <w:rsid w:val="00704830"/>
+    <w:rsid w:val="00412A26"/>
     <w:rPr>
       <w:i/>
       <w:iCs/>
@@ -2872,7 +2913,7 @@
     <w:basedOn w:val="Normal"/>
     <w:uiPriority w:val="34"/>
     <w:qFormat/>
-    <w:rsid w:val="00704830"/>
+    <w:rsid w:val="00412A26"/>
     <w:pPr>
       <w:contextualSpacing/>
     </w:pPr>
@@ -2882,7 +2923,7 @@
     <w:basedOn w:val="SubtitleChar"/>
     <w:uiPriority w:val="21"/>
     <w:qFormat/>
-    <w:rsid w:val="00704830"/>
+    <w:rsid w:val="00412A26"/>
     <w:rPr>
       <w:rFonts w:eastAsiaTheme="majorEastAsia" w:cstheme="majorBidi"/>
       <w:i w:val="0"/>
@@ -2906,7 +2947,7 @@
     <w:next w:val="Normal"/>
     <w:link w:val="IntenseQuoteChar"/>
     <w:uiPriority w:val="30"/>
-    <w:rsid w:val="00704830"/>
+    <w:rsid w:val="00412A26"/>
     <w:pPr>
       <w:pBdr>
         <w:top w:val="single" w:sz="4" w:space="10" w:color="394839" w:themeColor="accent1" w:themeShade="BF"/>
@@ -2927,7 +2968,7 @@
     <w:basedOn w:val="DefaultParagraphFont"/>
     <w:link w:val="IntenseQuote"/>
     <w:uiPriority w:val="30"/>
-    <w:rsid w:val="00704830"/>
+    <w:rsid w:val="00412A26"/>
     <w:rPr>
       <w:i/>
       <w:iCs/>
@@ -2942,7 +2983,7 @@
     <w:name w:val="Intense Reference"/>
     <w:basedOn w:val="DefaultParagraphFont"/>
     <w:uiPriority w:val="32"/>
-    <w:rsid w:val="00704830"/>
+    <w:rsid w:val="00412A26"/>
     <w:rPr>
       <w:b/>
       <w:bCs/>
@@ -2957,7 +2998,7 @@
     <w:basedOn w:val="SubtitleChar"/>
     <w:uiPriority w:val="20"/>
     <w:qFormat/>
-    <w:rsid w:val="00704830"/>
+    <w:rsid w:val="00412A26"/>
     <w:rPr>
       <w:rFonts w:eastAsiaTheme="majorEastAsia" w:cstheme="majorBidi"/>
       <w:b w:val="0"/>
@@ -2981,7 +3022,7 @@
     <w:basedOn w:val="SubtitleChar"/>
     <w:uiPriority w:val="19"/>
     <w:qFormat/>
-    <w:rsid w:val="00704830"/>
+    <w:rsid w:val="00412A26"/>
     <w:rPr>
       <w:rFonts w:eastAsiaTheme="majorEastAsia" w:cstheme="majorBidi"/>
       <w:i w:val="0"/>
@@ -3003,7 +3044,7 @@
     <w:name w:val="Subtle Reference"/>
     <w:basedOn w:val="DefaultParagraphFont"/>
     <w:uiPriority w:val="31"/>
-    <w:rsid w:val="00704830"/>
+    <w:rsid w:val="00412A26"/>
     <w:rPr>
       <w:smallCaps/>
       <w:color w:val="859F84" w:themeColor="text1" w:themeTint="A5"/>
@@ -3015,7 +3056,7 @@
     <w:basedOn w:val="SubtitleChar"/>
     <w:uiPriority w:val="33"/>
     <w:qFormat/>
-    <w:rsid w:val="00704830"/>
+    <w:rsid w:val="00412A26"/>
     <w:rPr>
       <w:rFonts w:eastAsiaTheme="majorEastAsia" w:cstheme="majorBidi"/>
       <w:b w:val="0"/>
@@ -3040,7 +3081,7 @@
     <w:name w:val="List Table 1 Light Accent 2"/>
     <w:basedOn w:val="TableNormal"/>
     <w:uiPriority w:val="46"/>
-    <w:rsid w:val="00704830"/>
+    <w:rsid w:val="00412A26"/>
     <w:pPr>
       <w:spacing w:after="0" w:line="240" w:lineRule="auto"/>
     </w:pPr>
@@ -3107,7 +3148,7 @@
     <w:name w:val="List Table 1 Light Accent 1"/>
     <w:basedOn w:val="TableNormal"/>
     <w:uiPriority w:val="46"/>
-    <w:rsid w:val="00704830"/>
+    <w:rsid w:val="00412A26"/>
     <w:pPr>
       <w:spacing w:after="0" w:line="240" w:lineRule="auto"/>
     </w:pPr>
@@ -3176,7 +3217,7 @@
     <w:uiPriority w:val="99"/>
     <w:semiHidden/>
     <w:unhideWhenUsed/>
-    <w:rsid w:val="00704830"/>
+    <w:rsid w:val="00412A26"/>
     <w:pPr>
       <w:numPr>
         <w:numId w:val="1"/>
@@ -3189,7 +3230,7 @@
     <w:uiPriority w:val="99"/>
     <w:semiHidden/>
     <w:unhideWhenUsed/>
-    <w:rsid w:val="00704830"/>
+    <w:rsid w:val="00412A26"/>
     <w:pPr>
       <w:numPr>
         <w:numId w:val="2"/>
@@ -3202,7 +3243,7 @@
     <w:uiPriority w:val="99"/>
     <w:semiHidden/>
     <w:unhideWhenUsed/>
-    <w:rsid w:val="00704830"/>
+    <w:rsid w:val="00412A26"/>
     <w:pPr>
       <w:numPr>
         <w:numId w:val="3"/>
@@ -3216,7 +3257,7 @@
     <w:uiPriority w:val="99"/>
     <w:semiHidden/>
     <w:unhideWhenUsed/>
-    <w:rsid w:val="00704830"/>
+    <w:rsid w:val="00412A26"/>
     <w:pPr>
       <w:spacing w:after="0" w:line="240" w:lineRule="auto"/>
     </w:pPr>
@@ -3230,7 +3271,7 @@
     <w:link w:val="BalloonText"/>
     <w:uiPriority w:val="99"/>
     <w:semiHidden/>
-    <w:rsid w:val="00704830"/>
+    <w:rsid w:val="00412A26"/>
     <w:rPr>
       <w:color w:val="4D614C" w:themeColor="text1"/>
       <w:kern w:val="2"/>
@@ -3246,7 +3287,7 @@
     <w:uiPriority w:val="37"/>
     <w:semiHidden/>
     <w:unhideWhenUsed/>
-    <w:rsid w:val="00704830"/>
+    <w:rsid w:val="00412A26"/>
   </w:style>
   <w:style w:type="paragraph" w:styleId="BlockText">
     <w:name w:val="Block Text"/>
@@ -3254,7 +3295,7 @@
     <w:uiPriority w:val="99"/>
     <w:semiHidden/>
     <w:unhideWhenUsed/>
-    <w:rsid w:val="00704830"/>
+    <w:rsid w:val="00412A26"/>
     <w:pPr>
       <w:pBdr>
         <w:top w:val="single" w:sz="2" w:space="10" w:color="4D614C" w:themeColor="accent1"/>
@@ -3278,7 +3319,7 @@
     <w:uiPriority w:val="99"/>
     <w:semiHidden/>
     <w:unhideWhenUsed/>
-    <w:rsid w:val="00704830"/>
+    <w:rsid w:val="00412A26"/>
     <w:pPr>
       <w:spacing w:after="120"/>
     </w:pPr>
@@ -3289,7 +3330,7 @@
     <w:link w:val="BodyText"/>
     <w:uiPriority w:val="99"/>
     <w:semiHidden/>
-    <w:rsid w:val="00704830"/>
+    <w:rsid w:val="00412A26"/>
     <w:rPr>
       <w:color w:val="4D614C" w:themeColor="text1"/>
       <w:kern w:val="2"/>
@@ -3305,7 +3346,7 @@
     <w:uiPriority w:val="99"/>
     <w:semiHidden/>
     <w:unhideWhenUsed/>
-    <w:rsid w:val="00704830"/>
+    <w:rsid w:val="00412A26"/>
     <w:pPr>
       <w:spacing w:after="120" w:line="480" w:lineRule="auto"/>
     </w:pPr>
@@ -3316,7 +3357,7 @@
     <w:link w:val="BodyText2"/>
     <w:uiPriority w:val="99"/>
     <w:semiHidden/>
-    <w:rsid w:val="00704830"/>
+    <w:rsid w:val="00412A26"/>
     <w:rPr>
       <w:color w:val="4D614C" w:themeColor="text1"/>
       <w:kern w:val="2"/>
@@ -3332,7 +3373,7 @@
     <w:uiPriority w:val="99"/>
     <w:semiHidden/>
     <w:unhideWhenUsed/>
-    <w:rsid w:val="00704830"/>
+    <w:rsid w:val="00412A26"/>
     <w:pPr>
       <w:spacing w:after="120"/>
     </w:pPr>
@@ -3343,7 +3384,7 @@
     <w:link w:val="BodyText3"/>
     <w:uiPriority w:val="99"/>
     <w:semiHidden/>
-    <w:rsid w:val="00704830"/>
+    <w:rsid w:val="00412A26"/>
     <w:rPr>
       <w:color w:val="4D614C" w:themeColor="text1"/>
       <w:kern w:val="2"/>
@@ -3359,7 +3400,7 @@
     <w:uiPriority w:val="99"/>
     <w:semiHidden/>
     <w:unhideWhenUsed/>
-    <w:rsid w:val="00704830"/>
+    <w:rsid w:val="00412A26"/>
     <w:pPr>
       <w:spacing w:after="160"/>
       <w:ind w:firstLine="360"/>
@@ -3371,7 +3412,7 @@
     <w:link w:val="BodyTextFirstIndent"/>
     <w:uiPriority w:val="99"/>
     <w:semiHidden/>
-    <w:rsid w:val="00704830"/>
+    <w:rsid w:val="00412A26"/>
     <w:rPr>
       <w:color w:val="4D614C" w:themeColor="text1"/>
       <w:kern w:val="2"/>
@@ -3387,7 +3428,7 @@
     <w:uiPriority w:val="99"/>
     <w:semiHidden/>
     <w:unhideWhenUsed/>
-    <w:rsid w:val="00704830"/>
+    <w:rsid w:val="00412A26"/>
     <w:pPr>
       <w:spacing w:after="120"/>
       <w:ind w:left="360"/>
@@ -3399,7 +3440,7 @@
     <w:link w:val="BodyTextIndent"/>
     <w:uiPriority w:val="99"/>
     <w:semiHidden/>
-    <w:rsid w:val="00704830"/>
+    <w:rsid w:val="00412A26"/>
     <w:rPr>
       <w:color w:val="4D614C" w:themeColor="text1"/>
       <w:kern w:val="2"/>
@@ -3415,7 +3456,7 @@
     <w:uiPriority w:val="99"/>
     <w:semiHidden/>
     <w:unhideWhenUsed/>
-    <w:rsid w:val="00704830"/>
+    <w:rsid w:val="00412A26"/>
     <w:pPr>
       <w:spacing w:after="160"/>
       <w:ind w:firstLine="360"/>
@@ -3427,7 +3468,7 @@
     <w:link w:val="BodyTextFirstIndent2"/>
     <w:uiPriority w:val="99"/>
     <w:semiHidden/>
-    <w:rsid w:val="00704830"/>
+    <w:rsid w:val="00412A26"/>
     <w:rPr>
       <w:color w:val="4D614C" w:themeColor="text1"/>
       <w:kern w:val="2"/>
@@ -3443,7 +3484,7 @@
     <w:uiPriority w:val="99"/>
     <w:semiHidden/>
     <w:unhideWhenUsed/>
-    <w:rsid w:val="00704830"/>
+    <w:rsid w:val="00412A26"/>
     <w:pPr>
       <w:spacing w:after="120" w:line="480" w:lineRule="auto"/>
       <w:ind w:left="360"/>
@@ -3455,7 +3496,7 @@
     <w:link w:val="BodyTextIndent2"/>
     <w:uiPriority w:val="99"/>
     <w:semiHidden/>
-    <w:rsid w:val="00704830"/>
+    <w:rsid w:val="00412A26"/>
     <w:rPr>
       <w:color w:val="4D614C" w:themeColor="text1"/>
       <w:kern w:val="2"/>
@@ -3471,7 +3512,7 @@
     <w:uiPriority w:val="99"/>
     <w:semiHidden/>
     <w:unhideWhenUsed/>
-    <w:rsid w:val="00704830"/>
+    <w:rsid w:val="00412A26"/>
     <w:pPr>
       <w:spacing w:after="120"/>
       <w:ind w:left="360"/>
@@ -3483,7 +3524,7 @@
     <w:link w:val="BodyTextIndent3"/>
     <w:uiPriority w:val="99"/>
     <w:semiHidden/>
-    <w:rsid w:val="00704830"/>
+    <w:rsid w:val="00412A26"/>
     <w:rPr>
       <w:color w:val="4D614C" w:themeColor="text1"/>
       <w:kern w:val="2"/>
@@ -3500,7 +3541,7 @@
     <w:semiHidden/>
     <w:unhideWhenUsed/>
     <w:qFormat/>
-    <w:rsid w:val="00704830"/>
+    <w:rsid w:val="00412A26"/>
     <w:pPr>
       <w:spacing w:after="200" w:line="240" w:lineRule="auto"/>
     </w:pPr>
@@ -3517,7 +3558,7 @@
     <w:uiPriority w:val="73"/>
     <w:semiHidden/>
     <w:unhideWhenUsed/>
-    <w:rsid w:val="00704830"/>
+    <w:rsid w:val="00412A26"/>
     <w:pPr>
       <w:spacing w:after="0" w:line="240" w:lineRule="auto"/>
     </w:pPr>
@@ -3596,7 +3637,7 @@
     <w:uiPriority w:val="73"/>
     <w:semiHidden/>
     <w:unhideWhenUsed/>
-    <w:rsid w:val="00704830"/>
+    <w:rsid w:val="00412A26"/>
     <w:pPr>
       <w:spacing w:after="0" w:line="240" w:lineRule="auto"/>
     </w:pPr>
@@ -3675,7 +3716,7 @@
     <w:uiPriority w:val="73"/>
     <w:semiHidden/>
     <w:unhideWhenUsed/>
-    <w:rsid w:val="00704830"/>
+    <w:rsid w:val="00412A26"/>
     <w:pPr>
       <w:spacing w:after="0" w:line="240" w:lineRule="auto"/>
     </w:pPr>
@@ -3754,7 +3795,7 @@
     <w:uiPriority w:val="73"/>
     <w:semiHidden/>
     <w:unhideWhenUsed/>
-    <w:rsid w:val="00704830"/>
+    <w:rsid w:val="00412A26"/>
     <w:pPr>
       <w:spacing w:after="0" w:line="240" w:lineRule="auto"/>
     </w:pPr>
@@ -3833,7 +3874,7 @@
     <w:uiPriority w:val="73"/>
     <w:semiHidden/>
     <w:unhideWhenUsed/>
-    <w:rsid w:val="00704830"/>
+    <w:rsid w:val="00412A26"/>
     <w:pPr>
       <w:spacing w:after="0" w:line="240" w:lineRule="auto"/>
     </w:pPr>
@@ -3912,7 +3953,7 @@
     <w:uiPriority w:val="73"/>
     <w:semiHidden/>
     <w:unhideWhenUsed/>
-    <w:rsid w:val="00704830"/>
+    <w:rsid w:val="00412A26"/>
     <w:pPr>
       <w:spacing w:after="0" w:line="240" w:lineRule="auto"/>
     </w:pPr>
@@ -3991,7 +4032,7 @@
     <w:uiPriority w:val="73"/>
     <w:semiHidden/>
     <w:unhideWhenUsed/>
-    <w:rsid w:val="00704830"/>
+    <w:rsid w:val="00412A26"/>
     <w:pPr>
       <w:spacing w:after="0" w:line="240" w:lineRule="auto"/>
     </w:pPr>
@@ -4070,7 +4111,7 @@
     <w:uiPriority w:val="72"/>
     <w:semiHidden/>
     <w:unhideWhenUsed/>
-    <w:rsid w:val="00704830"/>
+    <w:rsid w:val="00412A26"/>
     <w:pPr>
       <w:spacing w:after="0" w:line="240" w:lineRule="auto"/>
     </w:pPr>
@@ -4155,7 +4196,7 @@
     <w:uiPriority w:val="72"/>
     <w:semiHidden/>
     <w:unhideWhenUsed/>
-    <w:rsid w:val="00704830"/>
+    <w:rsid w:val="00412A26"/>
     <w:pPr>
       <w:spacing w:after="0" w:line="240" w:lineRule="auto"/>
     </w:pPr>
@@ -4240,7 +4281,7 @@
     <w:uiPriority w:val="72"/>
     <w:semiHidden/>
     <w:unhideWhenUsed/>
-    <w:rsid w:val="00704830"/>
+    <w:rsid w:val="00412A26"/>
     <w:pPr>
       <w:spacing w:after="0" w:line="240" w:lineRule="auto"/>
     </w:pPr>
@@ -4325,7 +4366,7 @@
     <w:uiPriority w:val="72"/>
     <w:semiHidden/>
     <w:unhideWhenUsed/>
-    <w:rsid w:val="00704830"/>
+    <w:rsid w:val="00412A26"/>
     <w:pPr>
       <w:spacing w:after="0" w:line="240" w:lineRule="auto"/>
     </w:pPr>
@@ -4410,7 +4451,7 @@
     <w:uiPriority w:val="72"/>
     <w:semiHidden/>
     <w:unhideWhenUsed/>
-    <w:rsid w:val="00704830"/>
+    <w:rsid w:val="00412A26"/>
     <w:pPr>
       <w:spacing w:after="0" w:line="240" w:lineRule="auto"/>
     </w:pPr>
@@ -4495,7 +4536,7 @@
     <w:uiPriority w:val="72"/>
     <w:semiHidden/>
     <w:unhideWhenUsed/>
-    <w:rsid w:val="00704830"/>
+    <w:rsid w:val="00412A26"/>
     <w:pPr>
       <w:spacing w:after="0" w:line="240" w:lineRule="auto"/>
     </w:pPr>
@@ -4580,7 +4621,7 @@
     <w:uiPriority w:val="72"/>
     <w:semiHidden/>
     <w:unhideWhenUsed/>
-    <w:rsid w:val="00704830"/>
+    <w:rsid w:val="00412A26"/>
     <w:pPr>
       <w:spacing w:after="0" w:line="240" w:lineRule="auto"/>
     </w:pPr>
@@ -4665,7 +4706,7 @@
     <w:uiPriority w:val="71"/>
     <w:semiHidden/>
     <w:unhideWhenUsed/>
-    <w:rsid w:val="00704830"/>
+    <w:rsid w:val="00412A26"/>
     <w:pPr>
       <w:spacing w:after="0" w:line="240" w:lineRule="auto"/>
     </w:pPr>
@@ -4786,7 +4827,7 @@
     <w:uiPriority w:val="71"/>
     <w:semiHidden/>
     <w:unhideWhenUsed/>
-    <w:rsid w:val="00704830"/>
+    <w:rsid w:val="00412A26"/>
     <w:pPr>
       <w:spacing w:after="0" w:line="240" w:lineRule="auto"/>
     </w:pPr>
@@ -4907,7 +4948,7 @@
     <w:uiPriority w:val="71"/>
     <w:semiHidden/>
     <w:unhideWhenUsed/>
-    <w:rsid w:val="00704830"/>
+    <w:rsid w:val="00412A26"/>
     <w:pPr>
       <w:spacing w:after="0" w:line="240" w:lineRule="auto"/>
     </w:pPr>
@@ -5028,7 +5069,7 @@
     <w:uiPriority w:val="71"/>
     <w:semiHidden/>
     <w:unhideWhenUsed/>
-    <w:rsid w:val="00704830"/>
+    <w:rsid w:val="00412A26"/>
     <w:pPr>
       <w:spacing w:after="0" w:line="240" w:lineRule="auto"/>
     </w:pPr>
@@ -5139,7 +5180,7 @@
     <w:uiPriority w:val="71"/>
     <w:semiHidden/>
     <w:unhideWhenUsed/>
-    <w:rsid w:val="00704830"/>
+    <w:rsid w:val="00412A26"/>
     <w:pPr>
       <w:spacing w:after="0" w:line="240" w:lineRule="auto"/>
     </w:pPr>
@@ -5260,7 +5301,7 @@
     <w:uiPriority w:val="71"/>
     <w:semiHidden/>
     <w:unhideWhenUsed/>
-    <w:rsid w:val="00704830"/>
+    <w:rsid w:val="00412A26"/>
     <w:pPr>
       <w:spacing w:after="0" w:line="240" w:lineRule="auto"/>
     </w:pPr>
@@ -5381,7 +5422,7 @@
     <w:uiPriority w:val="71"/>
     <w:semiHidden/>
     <w:unhideWhenUsed/>
-    <w:rsid w:val="00704830"/>
+    <w:rsid w:val="00412A26"/>
     <w:pPr>
       <w:spacing w:after="0" w:line="240" w:lineRule="auto"/>
     </w:pPr>
@@ -5502,7 +5543,7 @@
     <w:uiPriority w:val="99"/>
     <w:semiHidden/>
     <w:unhideWhenUsed/>
-    <w:rsid w:val="00704830"/>
+    <w:rsid w:val="00412A26"/>
     <w:rPr>
       <w:sz w:val="16"/>
       <w:szCs w:val="16"/>
@@ -5515,7 +5556,7 @@
     <w:uiPriority w:val="99"/>
     <w:semiHidden/>
     <w:unhideWhenUsed/>
-    <w:rsid w:val="00704830"/>
+    <w:rsid w:val="00412A26"/>
     <w:pPr>
       <w:spacing w:line="240" w:lineRule="auto"/>
     </w:pPr>
@@ -5529,7 +5570,7 @@
     <w:link w:val="CommentText"/>
     <w:uiPriority w:val="99"/>
     <w:semiHidden/>
-    <w:rsid w:val="00704830"/>
+    <w:rsid w:val="00412A26"/>
     <w:rPr>
       <w:color w:val="4D614C" w:themeColor="text1"/>
       <w:kern w:val="2"/>
@@ -5546,10 +5587,11 @@
     <w:uiPriority w:val="99"/>
     <w:semiHidden/>
     <w:unhideWhenUsed/>
-    <w:rsid w:val="00704830"/>
+    <w:rsid w:val="00412A26"/>
     <w:rPr>
       <w:b/>
       <w:bCs/>
+      <w:szCs w:val="16"/>
     </w:rPr>
   </w:style>
   <w:style w:type="character" w:customStyle="1" w:styleId="CommentSubjectChar">
@@ -5558,14 +5600,14 @@
     <w:link w:val="CommentSubject"/>
     <w:uiPriority w:val="99"/>
     <w:semiHidden/>
-    <w:rsid w:val="00704830"/>
+    <w:rsid w:val="00412A26"/>
     <w:rPr>
       <w:b/>
       <w:bCs/>
       <w:color w:val="4D614C" w:themeColor="text1"/>
       <w:kern w:val="2"/>
       <w:sz w:val="16"/>
-      <w:szCs w:val="20"/>
+      <w:szCs w:val="16"/>
       <w14:ligatures w14:val="standardContextual"/>
     </w:rPr>
   </w:style>
@@ -5575,7 +5617,7 @@
     <w:uiPriority w:val="70"/>
     <w:semiHidden/>
     <w:unhideWhenUsed/>
-    <w:rsid w:val="00704830"/>
+    <w:rsid w:val="00412A26"/>
     <w:pPr>
       <w:spacing w:after="0" w:line="240" w:lineRule="auto"/>
     </w:pPr>
@@ -5688,7 +5730,7 @@
     <w:uiPriority w:val="70"/>
     <w:semiHidden/>
     <w:unhideWhenUsed/>
-    <w:rsid w:val="00704830"/>
+    <w:rsid w:val="00412A26"/>
     <w:pPr>
       <w:spacing w:after="0" w:line="240" w:lineRule="auto"/>
     </w:pPr>
@@ -5801,7 +5843,7 @@
     <w:uiPriority w:val="70"/>
     <w:semiHidden/>
     <w:unhideWhenUsed/>
-    <w:rsid w:val="00704830"/>
+    <w:rsid w:val="00412A26"/>
     <w:pPr>
       <w:spacing w:after="0" w:line="240" w:lineRule="auto"/>
     </w:pPr>
@@ -5914,7 +5956,7 @@
     <w:uiPriority w:val="70"/>
     <w:semiHidden/>
     <w:unhideWhenUsed/>
-    <w:rsid w:val="00704830"/>
+    <w:rsid w:val="00412A26"/>
     <w:pPr>
       <w:spacing w:after="0" w:line="240" w:lineRule="auto"/>
     </w:pPr>
@@ -6027,7 +6069,7 @@
     <w:uiPriority w:val="70"/>
     <w:semiHidden/>
     <w:unhideWhenUsed/>
-    <w:rsid w:val="00704830"/>
+    <w:rsid w:val="00412A26"/>
     <w:pPr>
       <w:spacing w:after="0" w:line="240" w:lineRule="auto"/>
     </w:pPr>
@@ -6140,7 +6182,7 @@
     <w:uiPriority w:val="70"/>
     <w:semiHidden/>
     <w:unhideWhenUsed/>
-    <w:rsid w:val="00704830"/>
+    <w:rsid w:val="00412A26"/>
     <w:pPr>
       <w:spacing w:after="0" w:line="240" w:lineRule="auto"/>
     </w:pPr>
@@ -6253,7 +6295,7 @@
     <w:uiPriority w:val="70"/>
     <w:semiHidden/>
     <w:unhideWhenUsed/>
-    <w:rsid w:val="00704830"/>
+    <w:rsid w:val="00412A26"/>
     <w:pPr>
       <w:spacing w:after="0" w:line="240" w:lineRule="auto"/>
     </w:pPr>
@@ -6368,7 +6410,7 @@
     <w:uiPriority w:val="99"/>
     <w:semiHidden/>
     <w:unhideWhenUsed/>
-    <w:rsid w:val="00704830"/>
+    <w:rsid w:val="00412A26"/>
   </w:style>
   <w:style w:type="character" w:customStyle="1" w:styleId="DateChar">
     <w:name w:val="Date Char"/>
@@ -6376,7 +6418,7 @@
     <w:link w:val="Date"/>
     <w:uiPriority w:val="99"/>
     <w:semiHidden/>
-    <w:rsid w:val="00704830"/>
+    <w:rsid w:val="00412A26"/>
     <w:rPr>
       <w:color w:val="4D614C" w:themeColor="text1"/>
       <w:kern w:val="2"/>
@@ -6392,7 +6434,7 @@
     <w:uiPriority w:val="99"/>
     <w:semiHidden/>
     <w:unhideWhenUsed/>
-    <w:rsid w:val="00704830"/>
+    <w:rsid w:val="00412A26"/>
     <w:pPr>
       <w:spacing w:after="0" w:line="240" w:lineRule="auto"/>
     </w:pPr>
@@ -6403,7 +6445,7 @@
     <w:link w:val="DocumentMap"/>
     <w:uiPriority w:val="99"/>
     <w:semiHidden/>
-    <w:rsid w:val="00704830"/>
+    <w:rsid w:val="00412A26"/>
     <w:rPr>
       <w:color w:val="4D614C" w:themeColor="text1"/>
       <w:kern w:val="2"/>
@@ -6419,7 +6461,7 @@
     <w:uiPriority w:val="99"/>
     <w:semiHidden/>
     <w:unhideWhenUsed/>
-    <w:rsid w:val="00704830"/>
+    <w:rsid w:val="00412A26"/>
     <w:pPr>
       <w:spacing w:after="0" w:line="240" w:lineRule="auto"/>
     </w:pPr>
@@ -6430,7 +6472,7 @@
     <w:link w:val="E-mailSignature"/>
     <w:uiPriority w:val="99"/>
     <w:semiHidden/>
-    <w:rsid w:val="00704830"/>
+    <w:rsid w:val="00412A26"/>
     <w:rPr>
       <w:color w:val="4D614C" w:themeColor="text1"/>
       <w:kern w:val="2"/>
@@ -6445,7 +6487,7 @@
     <w:uiPriority w:val="99"/>
     <w:semiHidden/>
     <w:unhideWhenUsed/>
-    <w:rsid w:val="00704830"/>
+    <w:rsid w:val="00412A26"/>
     <w:rPr>
       <w:sz w:val="16"/>
       <w:vertAlign w:val="superscript"/>
@@ -6458,7 +6500,7 @@
     <w:uiPriority w:val="99"/>
     <w:semiHidden/>
     <w:unhideWhenUsed/>
-    <w:rsid w:val="00704830"/>
+    <w:rsid w:val="00412A26"/>
     <w:pPr>
       <w:spacing w:after="0" w:line="240" w:lineRule="auto"/>
     </w:pPr>
@@ -6472,7 +6514,7 @@
     <w:link w:val="EndnoteText"/>
     <w:uiPriority w:val="99"/>
     <w:semiHidden/>
-    <w:rsid w:val="00704830"/>
+    <w:rsid w:val="00412A26"/>
     <w:rPr>
       <w:color w:val="4D614C" w:themeColor="text1"/>
       <w:kern w:val="2"/>
@@ -6487,7 +6529,7 @@
     <w:uiPriority w:val="99"/>
     <w:semiHidden/>
     <w:unhideWhenUsed/>
-    <w:rsid w:val="00704830"/>
+    <w:rsid w:val="00412A26"/>
     <w:pPr>
       <w:framePr w:w="7920" w:h="1980" w:hRule="exact" w:hSpace="180" w:wrap="auto" w:hAnchor="page" w:xAlign="center" w:yAlign="bottom"/>
       <w:spacing w:after="0" w:line="240" w:lineRule="auto"/>
@@ -6503,7 +6545,7 @@
     <w:uiPriority w:val="99"/>
     <w:semiHidden/>
     <w:unhideWhenUsed/>
-    <w:rsid w:val="00704830"/>
+    <w:rsid w:val="00412A26"/>
     <w:pPr>
       <w:spacing w:after="0" w:line="240" w:lineRule="auto"/>
     </w:pPr>
@@ -6518,7 +6560,7 @@
     <w:uiPriority w:val="99"/>
     <w:semiHidden/>
     <w:unhideWhenUsed/>
-    <w:rsid w:val="00704830"/>
+    <w:rsid w:val="00412A26"/>
     <w:rPr>
       <w:color w:val="4D614C" w:themeColor="followedHyperlink"/>
       <w:sz w:val="16"/>
@@ -6531,7 +6573,7 @@
     <w:uiPriority w:val="99"/>
     <w:semiHidden/>
     <w:unhideWhenUsed/>
-    <w:rsid w:val="00704830"/>
+    <w:rsid w:val="00412A26"/>
     <w:rPr>
       <w:sz w:val="16"/>
       <w:vertAlign w:val="superscript"/>
@@ -6544,7 +6586,7 @@
     <w:uiPriority w:val="99"/>
     <w:semiHidden/>
     <w:unhideWhenUsed/>
-    <w:rsid w:val="00704830"/>
+    <w:rsid w:val="00412A26"/>
     <w:pPr>
       <w:spacing w:after="0" w:line="240" w:lineRule="auto"/>
     </w:pPr>
@@ -6558,7 +6600,7 @@
     <w:link w:val="FootnoteText"/>
     <w:uiPriority w:val="99"/>
     <w:semiHidden/>
-    <w:rsid w:val="00704830"/>
+    <w:rsid w:val="00412A26"/>
     <w:rPr>
       <w:color w:val="4D614C" w:themeColor="text1"/>
       <w:kern w:val="2"/>
@@ -6571,7 +6613,7 @@
     <w:name w:val="Grid Table 1 Light"/>
     <w:basedOn w:val="TableNormal"/>
     <w:uiPriority w:val="46"/>
-    <w:rsid w:val="00704830"/>
+    <w:rsid w:val="00412A26"/>
     <w:pPr>
       <w:spacing w:after="0" w:line="240" w:lineRule="auto"/>
     </w:pPr>
@@ -6634,7 +6676,7 @@
     <w:name w:val="Grid Table 1 Light Accent 1"/>
     <w:basedOn w:val="TableNormal"/>
     <w:uiPriority w:val="46"/>
-    <w:rsid w:val="00704830"/>
+    <w:rsid w:val="00412A26"/>
     <w:pPr>
       <w:spacing w:after="0" w:line="240" w:lineRule="auto"/>
     </w:pPr>
@@ -6697,7 +6739,7 @@
     <w:name w:val="Grid Table 1 Light Accent 2"/>
     <w:basedOn w:val="TableNormal"/>
     <w:uiPriority w:val="46"/>
-    <w:rsid w:val="00704830"/>
+    <w:rsid w:val="00412A26"/>
     <w:pPr>
       <w:spacing w:after="0" w:line="240" w:lineRule="auto"/>
     </w:pPr>
@@ -6760,7 +6802,7 @@
     <w:name w:val="Grid Table 1 Light Accent 3"/>
     <w:basedOn w:val="TableNormal"/>
     <w:uiPriority w:val="46"/>
-    <w:rsid w:val="00704830"/>
+    <w:rsid w:val="00412A26"/>
     <w:pPr>
       <w:spacing w:after="0" w:line="240" w:lineRule="auto"/>
     </w:pPr>
@@ -6823,7 +6865,7 @@
     <w:name w:val="Grid Table 1 Light Accent 4"/>
     <w:basedOn w:val="TableNormal"/>
     <w:uiPriority w:val="46"/>
-    <w:rsid w:val="00704830"/>
+    <w:rsid w:val="00412A26"/>
     <w:pPr>
       <w:spacing w:after="0" w:line="240" w:lineRule="auto"/>
     </w:pPr>
@@ -6886,7 +6928,7 @@
     <w:name w:val="Grid Table 1 Light Accent 5"/>
     <w:basedOn w:val="TableNormal"/>
     <w:uiPriority w:val="46"/>
-    <w:rsid w:val="00704830"/>
+    <w:rsid w:val="00412A26"/>
     <w:pPr>
       <w:spacing w:after="0" w:line="240" w:lineRule="auto"/>
     </w:pPr>
@@ -6949,7 +6991,7 @@
     <w:name w:val="Grid Table 1 Light Accent 6"/>
     <w:basedOn w:val="TableNormal"/>
     <w:uiPriority w:val="46"/>
-    <w:rsid w:val="00704830"/>
+    <w:rsid w:val="00412A26"/>
     <w:pPr>
       <w:spacing w:after="0" w:line="240" w:lineRule="auto"/>
     </w:pPr>
@@ -7012,7 +7054,7 @@
     <w:name w:val="Grid Table 2"/>
     <w:basedOn w:val="TableNormal"/>
     <w:uiPriority w:val="47"/>
-    <w:rsid w:val="00704830"/>
+    <w:rsid w:val="00412A26"/>
     <w:pPr>
       <w:spacing w:after="0" w:line="240" w:lineRule="auto"/>
     </w:pPr>
@@ -7093,7 +7135,7 @@
     <w:name w:val="Grid Table 2 Accent 1"/>
     <w:basedOn w:val="TableNormal"/>
     <w:uiPriority w:val="47"/>
-    <w:rsid w:val="00704830"/>
+    <w:rsid w:val="00412A26"/>
     <w:pPr>
       <w:spacing w:after="0" w:line="240" w:lineRule="auto"/>
     </w:pPr>
@@ -7174,7 +7216,7 @@
     <w:name w:val="Grid Table 2 Accent 2"/>
     <w:basedOn w:val="TableNormal"/>
     <w:uiPriority w:val="47"/>
-    <w:rsid w:val="00704830"/>
+    <w:rsid w:val="00412A26"/>
     <w:pPr>
       <w:spacing w:after="0" w:line="240" w:lineRule="auto"/>
     </w:pPr>
@@ -7255,7 +7297,7 @@
     <w:name w:val="Grid Table 2 Accent 3"/>
     <w:basedOn w:val="TableNormal"/>
     <w:uiPriority w:val="47"/>
-    <w:rsid w:val="00704830"/>
+    <w:rsid w:val="00412A26"/>
     <w:pPr>
       <w:spacing w:after="0" w:line="240" w:lineRule="auto"/>
     </w:pPr>
@@ -7336,7 +7378,7 @@
     <w:name w:val="Grid Table 2 Accent 4"/>
     <w:basedOn w:val="TableNormal"/>
     <w:uiPriority w:val="47"/>
-    <w:rsid w:val="00704830"/>
+    <w:rsid w:val="00412A26"/>
     <w:pPr>
       <w:spacing w:after="0" w:line="240" w:lineRule="auto"/>
     </w:pPr>
@@ -7417,7 +7459,7 @@
     <w:name w:val="Grid Table 2 Accent 5"/>
     <w:basedOn w:val="TableNormal"/>
     <w:uiPriority w:val="47"/>
-    <w:rsid w:val="00704830"/>
+    <w:rsid w:val="00412A26"/>
     <w:pPr>
       <w:spacing w:after="0" w:line="240" w:lineRule="auto"/>
     </w:pPr>
@@ -7498,7 +7540,7 @@
     <w:name w:val="Grid Table 2 Accent 6"/>
     <w:basedOn w:val="TableNormal"/>
     <w:uiPriority w:val="47"/>
-    <w:rsid w:val="00704830"/>
+    <w:rsid w:val="00412A26"/>
     <w:pPr>
       <w:spacing w:after="0" w:line="240" w:lineRule="auto"/>
     </w:pPr>
@@ -7579,7 +7621,7 @@
     <w:name w:val="Grid Table 3"/>
     <w:basedOn w:val="TableNormal"/>
     <w:uiPriority w:val="48"/>
-    <w:rsid w:val="00704830"/>
+    <w:rsid w:val="00412A26"/>
     <w:pPr>
       <w:spacing w:after="0" w:line="240" w:lineRule="auto"/>
     </w:pPr>
@@ -7721,7 +7763,7 @@
     <w:name w:val="Grid Table 3 Accent 1"/>
     <w:basedOn w:val="TableNormal"/>
     <w:uiPriority w:val="48"/>
-    <w:rsid w:val="00704830"/>
+    <w:rsid w:val="00412A26"/>
     <w:pPr>
       <w:spacing w:after="0" w:line="240" w:lineRule="auto"/>
     </w:pPr>
@@ -7863,7 +7905,7 @@
     <w:name w:val="Grid Table 3 Accent 2"/>
     <w:basedOn w:val="TableNormal"/>
     <w:uiPriority w:val="48"/>
-    <w:rsid w:val="00704830"/>
+    <w:rsid w:val="00412A26"/>
     <w:pPr>
       <w:spacing w:after="0" w:line="240" w:lineRule="auto"/>
     </w:pPr>
@@ -8005,7 +8047,7 @@
     <w:name w:val="Grid Table 3 Accent 3"/>
     <w:basedOn w:val="TableNormal"/>
     <w:uiPriority w:val="48"/>
-    <w:rsid w:val="00704830"/>
+    <w:rsid w:val="00412A26"/>
     <w:pPr>
       <w:spacing w:after="0" w:line="240" w:lineRule="auto"/>
     </w:pPr>
@@ -8147,7 +8189,7 @@
     <w:name w:val="Grid Table 3 Accent 4"/>
     <w:basedOn w:val="TableNormal"/>
     <w:uiPriority w:val="48"/>
-    <w:rsid w:val="00704830"/>
+    <w:rsid w:val="00412A26"/>
     <w:pPr>
       <w:spacing w:after="0" w:line="240" w:lineRule="auto"/>
     </w:pPr>
@@ -8289,7 +8331,7 @@
     <w:name w:val="Grid Table 3 Accent 5"/>
     <w:basedOn w:val="TableNormal"/>
     <w:uiPriority w:val="48"/>
-    <w:rsid w:val="00704830"/>
+    <w:rsid w:val="00412A26"/>
     <w:pPr>
       <w:spacing w:after="0" w:line="240" w:lineRule="auto"/>
     </w:pPr>
@@ -8431,7 +8473,7 @@
     <w:name w:val="Grid Table 3 Accent 6"/>
     <w:basedOn w:val="TableNormal"/>
     <w:uiPriority w:val="48"/>
-    <w:rsid w:val="00704830"/>
+    <w:rsid w:val="00412A26"/>
     <w:pPr>
       <w:spacing w:after="0" w:line="240" w:lineRule="auto"/>
     </w:pPr>
@@ -8573,7 +8615,7 @@
     <w:name w:val="Grid Table 4"/>
     <w:basedOn w:val="TableNormal"/>
     <w:uiPriority w:val="49"/>
-    <w:rsid w:val="00704830"/>
+    <w:rsid w:val="00412A26"/>
     <w:pPr>
       <w:spacing w:after="0" w:line="240" w:lineRule="auto"/>
     </w:pPr>
@@ -8655,7 +8697,7 @@
     <w:name w:val="Grid Table 4 Accent 1"/>
     <w:basedOn w:val="TableNormal"/>
     <w:uiPriority w:val="49"/>
-    <w:rsid w:val="00704830"/>
+    <w:rsid w:val="00412A26"/>
     <w:pPr>
       <w:spacing w:after="0" w:line="240" w:lineRule="auto"/>
     </w:pPr>
@@ -8737,7 +8779,7 @@
     <w:name w:val="Grid Table 4 Accent 2"/>
     <w:basedOn w:val="TableNormal"/>
     <w:uiPriority w:val="49"/>
-    <w:rsid w:val="00704830"/>
+    <w:rsid w:val="00412A26"/>
     <w:pPr>
       <w:spacing w:after="0" w:line="240" w:lineRule="auto"/>
     </w:pPr>
@@ -8819,7 +8861,7 @@
     <w:name w:val="Grid Table 4 Accent 3"/>
     <w:basedOn w:val="TableNormal"/>
     <w:uiPriority w:val="49"/>
-    <w:rsid w:val="00704830"/>
+    <w:rsid w:val="00412A26"/>
     <w:pPr>
       <w:spacing w:after="0" w:line="240" w:lineRule="auto"/>
     </w:pPr>
@@ -8901,7 +8943,7 @@
     <w:name w:val="Grid Table 4 Accent 4"/>
     <w:basedOn w:val="TableNormal"/>
     <w:uiPriority w:val="49"/>
-    <w:rsid w:val="00704830"/>
+    <w:rsid w:val="00412A26"/>
     <w:pPr>
       <w:spacing w:after="0" w:line="240" w:lineRule="auto"/>
     </w:pPr>
@@ -8983,7 +9025,7 @@
     <w:name w:val="Grid Table 4 Accent 5"/>
     <w:basedOn w:val="TableNormal"/>
     <w:uiPriority w:val="49"/>
-    <w:rsid w:val="00704830"/>
+    <w:rsid w:val="00412A26"/>
     <w:pPr>
       <w:spacing w:after="0" w:line="240" w:lineRule="auto"/>
     </w:pPr>
@@ -9065,7 +9107,7 @@
     <w:name w:val="Grid Table 4 Accent 6"/>
     <w:basedOn w:val="TableNormal"/>
     <w:uiPriority w:val="49"/>
-    <w:rsid w:val="00704830"/>
+    <w:rsid w:val="00412A26"/>
     <w:pPr>
       <w:spacing w:after="0" w:line="240" w:lineRule="auto"/>
     </w:pPr>
@@ -9147,7 +9189,7 @@
     <w:name w:val="Grid Table 5 Dark"/>
     <w:basedOn w:val="TableNormal"/>
     <w:uiPriority w:val="50"/>
-    <w:rsid w:val="00704830"/>
+    <w:rsid w:val="00412A26"/>
     <w:pPr>
       <w:spacing w:after="0" w:line="240" w:lineRule="auto"/>
     </w:pPr>
@@ -9259,7 +9301,7 @@
     <w:name w:val="Grid Table 5 Dark Accent 1"/>
     <w:basedOn w:val="TableNormal"/>
     <w:uiPriority w:val="50"/>
-    <w:rsid w:val="00704830"/>
+    <w:rsid w:val="00412A26"/>
     <w:pPr>
       <w:spacing w:after="0" w:line="240" w:lineRule="auto"/>
     </w:pPr>
@@ -9371,7 +9413,7 @@
     <w:name w:val="Grid Table 5 Dark Accent 2"/>
     <w:basedOn w:val="TableNormal"/>
     <w:uiPriority w:val="50"/>
-    <w:rsid w:val="00704830"/>
+    <w:rsid w:val="00412A26"/>
     <w:pPr>
       <w:spacing w:after="0" w:line="240" w:lineRule="auto"/>
     </w:pPr>
@@ -9483,7 +9525,7 @@
     <w:name w:val="Grid Table 5 Dark Accent 3"/>
     <w:basedOn w:val="TableNormal"/>
     <w:uiPriority w:val="50"/>
-    <w:rsid w:val="00704830"/>
+    <w:rsid w:val="00412A26"/>
     <w:pPr>
       <w:spacing w:after="0" w:line="240" w:lineRule="auto"/>
     </w:pPr>
@@ -9595,7 +9637,7 @@
     <w:name w:val="Grid Table 5 Dark Accent 4"/>
     <w:basedOn w:val="TableNormal"/>
     <w:uiPriority w:val="50"/>
-    <w:rsid w:val="00704830"/>
+    <w:rsid w:val="00412A26"/>
     <w:pPr>
       <w:spacing w:after="0" w:line="240" w:lineRule="auto"/>
     </w:pPr>
@@ -9707,7 +9749,7 @@
     <w:name w:val="Grid Table 5 Dark Accent 5"/>
     <w:basedOn w:val="TableNormal"/>
     <w:uiPriority w:val="50"/>
-    <w:rsid w:val="00704830"/>
+    <w:rsid w:val="00412A26"/>
     <w:pPr>
       <w:spacing w:after="0" w:line="240" w:lineRule="auto"/>
     </w:pPr>
@@ -9819,7 +9861,7 @@
     <w:name w:val="Grid Table 5 Dark Accent 6"/>
     <w:basedOn w:val="TableNormal"/>
     <w:uiPriority w:val="50"/>
-    <w:rsid w:val="00704830"/>
+    <w:rsid w:val="00412A26"/>
     <w:pPr>
       <w:spacing w:after="0" w:line="240" w:lineRule="auto"/>
     </w:pPr>
@@ -9931,7 +9973,7 @@
     <w:name w:val="Grid Table 6 Colorful"/>
     <w:basedOn w:val="TableNormal"/>
     <w:uiPriority w:val="51"/>
-    <w:rsid w:val="00704830"/>
+    <w:rsid w:val="00412A26"/>
     <w:pPr>
       <w:spacing w:after="0" w:line="240" w:lineRule="auto"/>
     </w:pPr>
@@ -10007,7 +10049,7 @@
     <w:name w:val="Grid Table 6 Colorful Accent 1"/>
     <w:basedOn w:val="TableNormal"/>
     <w:uiPriority w:val="51"/>
-    <w:rsid w:val="00704830"/>
+    <w:rsid w:val="00412A26"/>
     <w:pPr>
       <w:spacing w:after="0" w:line="240" w:lineRule="auto"/>
     </w:pPr>
@@ -10083,7 +10125,7 @@
     <w:name w:val="Grid Table 6 Colorful Accent 2"/>
     <w:basedOn w:val="TableNormal"/>
     <w:uiPriority w:val="51"/>
-    <w:rsid w:val="00704830"/>
+    <w:rsid w:val="00412A26"/>
     <w:pPr>
       <w:spacing w:after="0" w:line="240" w:lineRule="auto"/>
     </w:pPr>
@@ -10159,7 +10201,7 @@
     <w:name w:val="Grid Table 6 Colorful Accent 3"/>
     <w:basedOn w:val="TableNormal"/>
     <w:uiPriority w:val="51"/>
-    <w:rsid w:val="00704830"/>
+    <w:rsid w:val="00412A26"/>
     <w:pPr>
       <w:spacing w:after="0" w:line="240" w:lineRule="auto"/>
     </w:pPr>
@@ -10235,7 +10277,7 @@
     <w:name w:val="Grid Table 6 Colorful Accent 4"/>
     <w:basedOn w:val="TableNormal"/>
     <w:uiPriority w:val="51"/>
-    <w:rsid w:val="00704830"/>
+    <w:rsid w:val="00412A26"/>
     <w:pPr>
       <w:spacing w:after="0" w:line="240" w:lineRule="auto"/>
     </w:pPr>
@@ -10311,7 +10353,7 @@
     <w:name w:val="Grid Table 6 Colorful Accent 5"/>
     <w:basedOn w:val="TableNormal"/>
     <w:uiPriority w:val="51"/>
-    <w:rsid w:val="00704830"/>
+    <w:rsid w:val="00412A26"/>
     <w:pPr>
       <w:spacing w:after="0" w:line="240" w:lineRule="auto"/>
     </w:pPr>
@@ -10387,7 +10429,7 @@
     <w:name w:val="Grid Table 6 Colorful Accent 6"/>
     <w:basedOn w:val="TableNormal"/>
     <w:uiPriority w:val="51"/>
-    <w:rsid w:val="00704830"/>
+    <w:rsid w:val="00412A26"/>
     <w:pPr>
       <w:spacing w:after="0" w:line="240" w:lineRule="auto"/>
     </w:pPr>
@@ -10463,7 +10505,7 @@
     <w:name w:val="Grid Table 7 Colorful"/>
     <w:basedOn w:val="TableNormal"/>
     <w:uiPriority w:val="52"/>
-    <w:rsid w:val="00704830"/>
+    <w:rsid w:val="00412A26"/>
     <w:pPr>
       <w:spacing w:after="0" w:line="240" w:lineRule="auto"/>
     </w:pPr>
@@ -10606,7 +10648,7 @@
     <w:name w:val="Grid Table 7 Colorful Accent 1"/>
     <w:basedOn w:val="TableNormal"/>
     <w:uiPriority w:val="52"/>
-    <w:rsid w:val="00704830"/>
+    <w:rsid w:val="00412A26"/>
     <w:pPr>
       <w:spacing w:after="0" w:line="240" w:lineRule="auto"/>
     </w:pPr>
@@ -10749,7 +10791,7 @@
     <w:name w:val="Grid Table 7 Colorful Accent 2"/>
     <w:basedOn w:val="TableNormal"/>
     <w:uiPriority w:val="52"/>
-    <w:rsid w:val="00704830"/>
+    <w:rsid w:val="00412A26"/>
     <w:pPr>
       <w:spacing w:after="0" w:line="240" w:lineRule="auto"/>
     </w:pPr>
@@ -10892,7 +10934,7 @@
     <w:name w:val="Grid Table 7 Colorful Accent 3"/>
     <w:basedOn w:val="TableNormal"/>
     <w:uiPriority w:val="52"/>
-    <w:rsid w:val="00704830"/>
+    <w:rsid w:val="00412A26"/>
     <w:pPr>
       <w:spacing w:after="0" w:line="240" w:lineRule="auto"/>
     </w:pPr>
@@ -11035,7 +11077,7 @@
     <w:name w:val="Grid Table 7 Colorful Accent 4"/>
     <w:basedOn w:val="TableNormal"/>
     <w:uiPriority w:val="52"/>
-    <w:rsid w:val="00704830"/>
+    <w:rsid w:val="00412A26"/>
     <w:pPr>
       <w:spacing w:after="0" w:line="240" w:lineRule="auto"/>
     </w:pPr>
@@ -11178,7 +11220,7 @@
     <w:name w:val="Grid Table 7 Colorful Accent 5"/>
     <w:basedOn w:val="TableNormal"/>
     <w:uiPriority w:val="52"/>
-    <w:rsid w:val="00704830"/>
+    <w:rsid w:val="00412A26"/>
     <w:pPr>
       <w:spacing w:after="0" w:line="240" w:lineRule="auto"/>
     </w:pPr>
@@ -11321,7 +11363,7 @@
     <w:name w:val="Grid Table 7 Colorful Accent 6"/>
     <w:basedOn w:val="TableNormal"/>
     <w:uiPriority w:val="52"/>
-    <w:rsid w:val="00704830"/>
+    <w:rsid w:val="00412A26"/>
     <w:pPr>
       <w:spacing w:after="0" w:line="240" w:lineRule="auto"/>
     </w:pPr>
@@ -11466,7 +11508,7 @@
     <w:uiPriority w:val="99"/>
     <w:semiHidden/>
     <w:unhideWhenUsed/>
-    <w:rsid w:val="00704830"/>
+    <w:rsid w:val="00412A26"/>
     <w:rPr>
       <w:color w:val="2B579A"/>
       <w:sz w:val="16"/>
@@ -11479,7 +11521,7 @@
     <w:uiPriority w:val="99"/>
     <w:semiHidden/>
     <w:unhideWhenUsed/>
-    <w:rsid w:val="00704830"/>
+    <w:rsid w:val="00412A26"/>
     <w:rPr>
       <w:sz w:val="16"/>
     </w:rPr>
@@ -11491,7 +11533,7 @@
     <w:uiPriority w:val="99"/>
     <w:semiHidden/>
     <w:unhideWhenUsed/>
-    <w:rsid w:val="00704830"/>
+    <w:rsid w:val="00412A26"/>
     <w:pPr>
       <w:spacing w:after="0" w:line="240" w:lineRule="auto"/>
     </w:pPr>
@@ -11506,7 +11548,7 @@
     <w:link w:val="HTMLAddress"/>
     <w:uiPriority w:val="99"/>
     <w:semiHidden/>
-    <w:rsid w:val="00704830"/>
+    <w:rsid w:val="00412A26"/>
     <w:rPr>
       <w:i/>
       <w:iCs/>
@@ -11523,7 +11565,7 @@
     <w:uiPriority w:val="99"/>
     <w:semiHidden/>
     <w:unhideWhenUsed/>
-    <w:rsid w:val="00704830"/>
+    <w:rsid w:val="00412A26"/>
     <w:rPr>
       <w:i/>
       <w:iCs/>
@@ -11536,7 +11578,7 @@
     <w:uiPriority w:val="99"/>
     <w:semiHidden/>
     <w:unhideWhenUsed/>
-    <w:rsid w:val="00704830"/>
+    <w:rsid w:val="00412A26"/>
     <w:rPr>
       <w:rFonts w:ascii="Consolas" w:hAnsi="Consolas"/>
       <w:sz w:val="16"/>
@@ -11549,7 +11591,7 @@
     <w:uiPriority w:val="99"/>
     <w:semiHidden/>
     <w:unhideWhenUsed/>
-    <w:rsid w:val="00704830"/>
+    <w:rsid w:val="00412A26"/>
     <w:rPr>
       <w:i/>
       <w:iCs/>
@@ -11562,7 +11604,7 @@
     <w:uiPriority w:val="99"/>
     <w:semiHidden/>
     <w:unhideWhenUsed/>
-    <w:rsid w:val="00704830"/>
+    <w:rsid w:val="00412A26"/>
     <w:rPr>
       <w:rFonts w:ascii="Consolas" w:hAnsi="Consolas"/>
       <w:sz w:val="16"/>
@@ -11576,7 +11618,7 @@
     <w:uiPriority w:val="99"/>
     <w:semiHidden/>
     <w:unhideWhenUsed/>
-    <w:rsid w:val="00704830"/>
+    <w:rsid w:val="00412A26"/>
     <w:pPr>
       <w:spacing w:after="0" w:line="240" w:lineRule="auto"/>
     </w:pPr>
@@ -11591,7 +11633,7 @@
     <w:link w:val="HTMLPreformatted"/>
     <w:uiPriority w:val="99"/>
     <w:semiHidden/>
-    <w:rsid w:val="00704830"/>
+    <w:rsid w:val="00412A26"/>
     <w:rPr>
       <w:rFonts w:ascii="Consolas" w:hAnsi="Consolas"/>
       <w:color w:val="4D614C" w:themeColor="text1"/>
@@ -11607,7 +11649,7 @@
     <w:uiPriority w:val="99"/>
     <w:semiHidden/>
     <w:unhideWhenUsed/>
-    <w:rsid w:val="00704830"/>
+    <w:rsid w:val="00412A26"/>
     <w:rPr>
       <w:rFonts w:ascii="Consolas" w:hAnsi="Consolas"/>
       <w:sz w:val="16"/>
@@ -11620,7 +11662,7 @@
     <w:uiPriority w:val="99"/>
     <w:semiHidden/>
     <w:unhideWhenUsed/>
-    <w:rsid w:val="00704830"/>
+    <w:rsid w:val="00412A26"/>
     <w:rPr>
       <w:rFonts w:ascii="Consolas" w:hAnsi="Consolas"/>
       <w:sz w:val="16"/>
@@ -11633,7 +11675,7 @@
     <w:uiPriority w:val="99"/>
     <w:semiHidden/>
     <w:unhideWhenUsed/>
-    <w:rsid w:val="00704830"/>
+    <w:rsid w:val="00412A26"/>
     <w:rPr>
       <w:i/>
       <w:iCs/>
@@ -11647,7 +11689,7 @@
     <w:semiHidden/>
     <w:unhideWhenUsed/>
     <w:qFormat/>
-    <w:rsid w:val="00704830"/>
+    <w:rsid w:val="00412A26"/>
     <w:rPr>
       <w:color w:val="4D614C" w:themeColor="hyperlink"/>
       <w:sz w:val="16"/>
@@ -11662,7 +11704,7 @@
     <w:uiPriority w:val="99"/>
     <w:semiHidden/>
     <w:unhideWhenUsed/>
-    <w:rsid w:val="00704830"/>
+    <w:rsid w:val="00412A26"/>
     <w:pPr>
       <w:spacing w:after="0" w:line="240" w:lineRule="auto"/>
       <w:ind w:left="240" w:hanging="240"/>
@@ -11676,7 +11718,7 @@
     <w:uiPriority w:val="99"/>
     <w:semiHidden/>
     <w:unhideWhenUsed/>
-    <w:rsid w:val="00704830"/>
+    <w:rsid w:val="00412A26"/>
     <w:pPr>
       <w:spacing w:after="0" w:line="240" w:lineRule="auto"/>
       <w:ind w:left="480" w:hanging="240"/>
@@ -11690,7 +11732,7 @@
     <w:uiPriority w:val="99"/>
     <w:semiHidden/>
     <w:unhideWhenUsed/>
-    <w:rsid w:val="00704830"/>
+    <w:rsid w:val="00412A26"/>
     <w:pPr>
       <w:spacing w:after="0" w:line="240" w:lineRule="auto"/>
       <w:ind w:left="720" w:hanging="240"/>
@@ -11704,7 +11746,7 @@
     <w:uiPriority w:val="99"/>
     <w:semiHidden/>
     <w:unhideWhenUsed/>
-    <w:rsid w:val="00704830"/>
+    <w:rsid w:val="00412A26"/>
     <w:pPr>
       <w:spacing w:after="0" w:line="240" w:lineRule="auto"/>
       <w:ind w:left="960" w:hanging="240"/>
@@ -11718,7 +11760,7 @@
     <w:uiPriority w:val="99"/>
     <w:semiHidden/>
     <w:unhideWhenUsed/>
-    <w:rsid w:val="00704830"/>
+    <w:rsid w:val="00412A26"/>
     <w:pPr>
       <w:spacing w:after="0" w:line="240" w:lineRule="auto"/>
       <w:ind w:left="1200" w:hanging="240"/>
@@ -11732,7 +11774,7 @@
     <w:uiPriority w:val="99"/>
     <w:semiHidden/>
     <w:unhideWhenUsed/>
-    <w:rsid w:val="00704830"/>
+    <w:rsid w:val="00412A26"/>
     <w:pPr>
       <w:spacing w:after="0" w:line="240" w:lineRule="auto"/>
       <w:ind w:left="1440" w:hanging="240"/>
@@ -11746,7 +11788,7 @@
     <w:uiPriority w:val="99"/>
     <w:semiHidden/>
     <w:unhideWhenUsed/>
-    <w:rsid w:val="00704830"/>
+    <w:rsid w:val="00412A26"/>
     <w:pPr>
       <w:spacing w:after="0" w:line="240" w:lineRule="auto"/>
       <w:ind w:left="1680" w:hanging="240"/>
@@ -11760,7 +11802,7 @@
     <w:uiPriority w:val="99"/>
     <w:semiHidden/>
     <w:unhideWhenUsed/>
-    <w:rsid w:val="00704830"/>
+    <w:rsid w:val="00412A26"/>
     <w:pPr>
       <w:spacing w:after="0" w:line="240" w:lineRule="auto"/>
       <w:ind w:left="1920" w:hanging="240"/>
@@ -11774,7 +11816,7 @@
     <w:uiPriority w:val="99"/>
     <w:semiHidden/>
     <w:unhideWhenUsed/>
-    <w:rsid w:val="00704830"/>
+    <w:rsid w:val="00412A26"/>
     <w:pPr>
       <w:spacing w:after="0" w:line="240" w:lineRule="auto"/>
       <w:ind w:left="2160" w:hanging="240"/>
@@ -11787,7 +11829,7 @@
     <w:uiPriority w:val="99"/>
     <w:semiHidden/>
     <w:unhideWhenUsed/>
-    <w:rsid w:val="00704830"/>
+    <w:rsid w:val="00412A26"/>
     <w:rPr>
       <w:rFonts w:asciiTheme="majorHAnsi" w:eastAsiaTheme="majorEastAsia" w:hAnsiTheme="majorHAnsi" w:cstheme="majorBidi"/>
       <w:b/>
@@ -11800,7 +11842,7 @@
     <w:uiPriority w:val="62"/>
     <w:semiHidden/>
     <w:unhideWhenUsed/>
-    <w:rsid w:val="00704830"/>
+    <w:rsid w:val="00412A26"/>
     <w:pPr>
       <w:spacing w:after="0" w:line="240" w:lineRule="auto"/>
     </w:pPr>
@@ -11931,7 +11973,7 @@
     <w:uiPriority w:val="62"/>
     <w:semiHidden/>
     <w:unhideWhenUsed/>
-    <w:rsid w:val="00704830"/>
+    <w:rsid w:val="00412A26"/>
     <w:pPr>
       <w:spacing w:after="0" w:line="240" w:lineRule="auto"/>
     </w:pPr>
@@ -12062,7 +12104,7 @@
     <w:uiPriority w:val="62"/>
     <w:semiHidden/>
     <w:unhideWhenUsed/>
-    <w:rsid w:val="00704830"/>
+    <w:rsid w:val="00412A26"/>
     <w:pPr>
       <w:spacing w:after="0" w:line="240" w:lineRule="auto"/>
     </w:pPr>
@@ -12193,7 +12235,7 @@
     <w:uiPriority w:val="62"/>
     <w:semiHidden/>
     <w:unhideWhenUsed/>
-    <w:rsid w:val="00704830"/>
+    <w:rsid w:val="00412A26"/>
     <w:pPr>
       <w:spacing w:after="0" w:line="240" w:lineRule="auto"/>
     </w:pPr>
@@ -12324,7 +12366,7 @@
     <w:uiPriority w:val="62"/>
     <w:semiHidden/>
     <w:unhideWhenUsed/>
-    <w:rsid w:val="00704830"/>
+    <w:rsid w:val="00412A26"/>
     <w:pPr>
       <w:spacing w:after="0" w:line="240" w:lineRule="auto"/>
     </w:pPr>
@@ -12455,7 +12497,7 @@
     <w:uiPriority w:val="62"/>
     <w:semiHidden/>
     <w:unhideWhenUsed/>
-    <w:rsid w:val="00704830"/>
+    <w:rsid w:val="00412A26"/>
     <w:pPr>
       <w:spacing w:after="0" w:line="240" w:lineRule="auto"/>
     </w:pPr>
@@ -12586,7 +12628,7 @@
     <w:uiPriority w:val="62"/>
     <w:semiHidden/>
     <w:unhideWhenUsed/>
-    <w:rsid w:val="00704830"/>
+    <w:rsid w:val="00412A26"/>
     <w:pPr>
       <w:spacing w:after="0" w:line="240" w:lineRule="auto"/>
     </w:pPr>
@@ -12717,7 +12759,7 @@
     <w:uiPriority w:val="61"/>
     <w:semiHidden/>
     <w:unhideWhenUsed/>
-    <w:rsid w:val="00704830"/>
+    <w:rsid w:val="00412A26"/>
     <w:pPr>
       <w:spacing w:after="0" w:line="240" w:lineRule="auto"/>
     </w:pPr>
@@ -12810,7 +12852,7 @@
     <w:uiPriority w:val="61"/>
     <w:semiHidden/>
     <w:unhideWhenUsed/>
-    <w:rsid w:val="00704830"/>
+    <w:rsid w:val="00412A26"/>
     <w:pPr>
       <w:spacing w:after="0" w:line="240" w:lineRule="auto"/>
     </w:pPr>
@@ -12903,7 +12945,7 @@
     <w:uiPriority w:val="61"/>
     <w:semiHidden/>
     <w:unhideWhenUsed/>
-    <w:rsid w:val="00704830"/>
+    <w:rsid w:val="00412A26"/>
     <w:pPr>
       <w:spacing w:after="0" w:line="240" w:lineRule="auto"/>
     </w:pPr>
@@ -12996,7 +13038,7 @@
     <w:uiPriority w:val="61"/>
     <w:semiHidden/>
     <w:unhideWhenUsed/>
-    <w:rsid w:val="00704830"/>
+    <w:rsid w:val="00412A26"/>
     <w:pPr>
       <w:spacing w:after="0" w:line="240" w:lineRule="auto"/>
     </w:pPr>
@@ -13089,7 +13131,7 @@
     <w:uiPriority w:val="61"/>
     <w:semiHidden/>
     <w:unhideWhenUsed/>
-    <w:rsid w:val="00704830"/>
+    <w:rsid w:val="00412A26"/>
     <w:pPr>
       <w:spacing w:after="0" w:line="240" w:lineRule="auto"/>
     </w:pPr>
@@ -13182,7 +13224,7 @@
     <w:uiPriority w:val="61"/>
     <w:semiHidden/>
     <w:unhideWhenUsed/>
-    <w:rsid w:val="00704830"/>
+    <w:rsid w:val="00412A26"/>
     <w:pPr>
       <w:spacing w:after="0" w:line="240" w:lineRule="auto"/>
     </w:pPr>
@@ -13275,7 +13317,7 @@
     <w:uiPriority w:val="61"/>
     <w:semiHidden/>
     <w:unhideWhenUsed/>
-    <w:rsid w:val="00704830"/>
+    <w:rsid w:val="00412A26"/>
     <w:pPr>
       <w:spacing w:after="0" w:line="240" w:lineRule="auto"/>
     </w:pPr>
@@ -13368,7 +13410,7 @@
     <w:uiPriority w:val="60"/>
     <w:semiHidden/>
     <w:unhideWhenUsed/>
-    <w:rsid w:val="00704830"/>
+    <w:rsid w:val="00412A26"/>
     <w:pPr>
       <w:spacing w:after="0" w:line="240" w:lineRule="auto"/>
     </w:pPr>
@@ -13470,7 +13512,7 @@
     <w:uiPriority w:val="60"/>
     <w:semiHidden/>
     <w:unhideWhenUsed/>
-    <w:rsid w:val="00704830"/>
+    <w:rsid w:val="00412A26"/>
     <w:pPr>
       <w:spacing w:after="0" w:line="240" w:lineRule="auto"/>
     </w:pPr>
@@ -13572,7 +13614,7 @@
     <w:uiPriority w:val="60"/>
     <w:semiHidden/>
     <w:unhideWhenUsed/>
-    <w:rsid w:val="00704830"/>
+    <w:rsid w:val="00412A26"/>
     <w:pPr>
       <w:spacing w:after="0" w:line="240" w:lineRule="auto"/>
     </w:pPr>
@@ -13674,7 +13716,7 @@
     <w:uiPriority w:val="60"/>
     <w:semiHidden/>
     <w:unhideWhenUsed/>
-    <w:rsid w:val="00704830"/>
+    <w:rsid w:val="00412A26"/>
     <w:pPr>
       <w:spacing w:after="0" w:line="240" w:lineRule="auto"/>
     </w:pPr>
@@ -13776,7 +13818,7 @@
     <w:uiPriority w:val="60"/>
     <w:semiHidden/>
     <w:unhideWhenUsed/>
-    <w:rsid w:val="00704830"/>
+    <w:rsid w:val="00412A26"/>
     <w:pPr>
       <w:spacing w:after="0" w:line="240" w:lineRule="auto"/>
     </w:pPr>
@@ -13878,7 +13920,7 @@
     <w:uiPriority w:val="60"/>
     <w:semiHidden/>
     <w:unhideWhenUsed/>
-    <w:rsid w:val="00704830"/>
+    <w:rsid w:val="00412A26"/>
     <w:pPr>
       <w:spacing w:after="0" w:line="240" w:lineRule="auto"/>
     </w:pPr>
@@ -13980,7 +14022,7 @@
     <w:uiPriority w:val="60"/>
     <w:semiHidden/>
     <w:unhideWhenUsed/>
-    <w:rsid w:val="00704830"/>
+    <w:rsid w:val="00412A26"/>
     <w:pPr>
       <w:spacing w:after="0" w:line="240" w:lineRule="auto"/>
     </w:pPr>
@@ -14082,7 +14124,7 @@
     <w:uiPriority w:val="99"/>
     <w:semiHidden/>
     <w:unhideWhenUsed/>
-    <w:rsid w:val="00704830"/>
+    <w:rsid w:val="00412A26"/>
     <w:rPr>
       <w:sz w:val="16"/>
     </w:rPr>
@@ -14093,7 +14135,7 @@
     <w:uiPriority w:val="99"/>
     <w:semiHidden/>
     <w:unhideWhenUsed/>
-    <w:rsid w:val="00704830"/>
+    <w:rsid w:val="00412A26"/>
     <w:pPr>
       <w:ind w:left="360" w:hanging="360"/>
       <w:contextualSpacing/>
@@ -14105,7 +14147,7 @@
     <w:uiPriority w:val="99"/>
     <w:semiHidden/>
     <w:unhideWhenUsed/>
-    <w:rsid w:val="00704830"/>
+    <w:rsid w:val="00412A26"/>
     <w:pPr>
       <w:ind w:left="720" w:hanging="360"/>
       <w:contextualSpacing/>
@@ -14117,7 +14159,7 @@
     <w:uiPriority w:val="99"/>
     <w:semiHidden/>
     <w:unhideWhenUsed/>
-    <w:rsid w:val="00704830"/>
+    <w:rsid w:val="00412A26"/>
     <w:pPr>
       <w:ind w:left="1080" w:hanging="360"/>
       <w:contextualSpacing/>
@@ -14129,7 +14171,7 @@
     <w:uiPriority w:val="99"/>
     <w:semiHidden/>
     <w:unhideWhenUsed/>
-    <w:rsid w:val="00704830"/>
+    <w:rsid w:val="00412A26"/>
     <w:pPr>
       <w:ind w:left="1440" w:hanging="360"/>
       <w:contextualSpacing/>
@@ -14141,7 +14183,7 @@
     <w:uiPriority w:val="99"/>
     <w:semiHidden/>
     <w:unhideWhenUsed/>
-    <w:rsid w:val="00704830"/>
+    <w:rsid w:val="00412A26"/>
     <w:pPr>
       <w:ind w:left="1800" w:hanging="360"/>
       <w:contextualSpacing/>
@@ -14153,7 +14195,7 @@
     <w:uiPriority w:val="99"/>
     <w:semiHidden/>
     <w:unhideWhenUsed/>
-    <w:rsid w:val="00704830"/>
+    <w:rsid w:val="00412A26"/>
     <w:pPr>
       <w:numPr>
         <w:numId w:val="4"/>
@@ -14167,7 +14209,7 @@
     <w:uiPriority w:val="99"/>
     <w:semiHidden/>
     <w:unhideWhenUsed/>
-    <w:rsid w:val="00704830"/>
+    <w:rsid w:val="00412A26"/>
     <w:pPr>
       <w:numPr>
         <w:numId w:val="5"/>
@@ -14181,7 +14223,7 @@
     <w:uiPriority w:val="99"/>
     <w:semiHidden/>
     <w:unhideWhenUsed/>
-    <w:rsid w:val="00704830"/>
+    <w:rsid w:val="00412A26"/>
     <w:pPr>
       <w:numPr>
         <w:numId w:val="6"/>
@@ -14195,7 +14237,7 @@
     <w:uiPriority w:val="99"/>
     <w:semiHidden/>
     <w:unhideWhenUsed/>
-    <w:rsid w:val="00704830"/>
+    <w:rsid w:val="00412A26"/>
     <w:pPr>
       <w:numPr>
         <w:numId w:val="7"/>
@@ -14209,7 +14251,7 @@
     <w:uiPriority w:val="99"/>
     <w:semiHidden/>
     <w:unhideWhenUsed/>
-    <w:rsid w:val="00704830"/>
+    <w:rsid w:val="00412A26"/>
     <w:pPr>
       <w:numPr>
         <w:numId w:val="8"/>
@@ -14223,7 +14265,7 @@
     <w:uiPriority w:val="99"/>
     <w:semiHidden/>
     <w:unhideWhenUsed/>
-    <w:rsid w:val="00704830"/>
+    <w:rsid w:val="00412A26"/>
     <w:pPr>
       <w:spacing w:after="120"/>
       <w:ind w:left="360"/>
@@ -14236,7 +14278,7 @@
     <w:uiPriority w:val="99"/>
     <w:semiHidden/>
     <w:unhideWhenUsed/>
-    <w:rsid w:val="00704830"/>
+    <w:rsid w:val="00412A26"/>
     <w:pPr>
       <w:spacing w:after="120"/>
       <w:ind w:left="720"/>
@@ -14249,7 +14291,7 @@
     <w:uiPriority w:val="99"/>
     <w:semiHidden/>
     <w:unhideWhenUsed/>
-    <w:rsid w:val="00704830"/>
+    <w:rsid w:val="00412A26"/>
     <w:pPr>
       <w:spacing w:after="120"/>
       <w:ind w:left="1080"/>
@@ -14262,7 +14304,7 @@
     <w:uiPriority w:val="99"/>
     <w:semiHidden/>
     <w:unhideWhenUsed/>
-    <w:rsid w:val="00704830"/>
+    <w:rsid w:val="00412A26"/>
     <w:pPr>
       <w:spacing w:after="120"/>
       <w:ind w:left="1440"/>
@@ -14275,7 +14317,7 @@
     <w:uiPriority w:val="99"/>
     <w:semiHidden/>
     <w:unhideWhenUsed/>
-    <w:rsid w:val="00704830"/>
+    <w:rsid w:val="00412A26"/>
     <w:pPr>
       <w:spacing w:after="120"/>
       <w:ind w:left="1800"/>
@@ -14288,7 +14330,7 @@
     <w:uiPriority w:val="99"/>
     <w:semiHidden/>
     <w:unhideWhenUsed/>
-    <w:rsid w:val="00704830"/>
+    <w:rsid w:val="00412A26"/>
     <w:pPr>
       <w:numPr>
         <w:numId w:val="9"/>
@@ -14302,7 +14344,7 @@
     <w:uiPriority w:val="99"/>
     <w:semiHidden/>
     <w:unhideWhenUsed/>
-    <w:rsid w:val="00704830"/>
+    <w:rsid w:val="00412A26"/>
     <w:pPr>
       <w:numPr>
         <w:numId w:val="10"/>
@@ -14316,7 +14358,7 @@
     <w:uiPriority w:val="99"/>
     <w:semiHidden/>
     <w:unhideWhenUsed/>
-    <w:rsid w:val="00704830"/>
+    <w:rsid w:val="00412A26"/>
     <w:pPr>
       <w:numPr>
         <w:numId w:val="11"/>
@@ -14330,7 +14372,7 @@
     <w:uiPriority w:val="99"/>
     <w:semiHidden/>
     <w:unhideWhenUsed/>
-    <w:rsid w:val="00704830"/>
+    <w:rsid w:val="00412A26"/>
     <w:pPr>
       <w:numPr>
         <w:numId w:val="12"/>
@@ -14344,7 +14386,7 @@
     <w:uiPriority w:val="99"/>
     <w:semiHidden/>
     <w:unhideWhenUsed/>
-    <w:rsid w:val="00704830"/>
+    <w:rsid w:val="00412A26"/>
     <w:pPr>
       <w:numPr>
         <w:numId w:val="13"/>
@@ -14356,7 +14398,7 @@
     <w:name w:val="List Table 1 Light"/>
     <w:basedOn w:val="TableNormal"/>
     <w:uiPriority w:val="46"/>
-    <w:rsid w:val="00704830"/>
+    <w:rsid w:val="00412A26"/>
     <w:pPr>
       <w:spacing w:after="0" w:line="240" w:lineRule="auto"/>
     </w:pPr>
@@ -14423,7 +14465,7 @@
     <w:name w:val="List Table 1 Light Accent 3"/>
     <w:basedOn w:val="TableNormal"/>
     <w:uiPriority w:val="46"/>
-    <w:rsid w:val="00704830"/>
+    <w:rsid w:val="00412A26"/>
     <w:pPr>
       <w:spacing w:after="0" w:line="240" w:lineRule="auto"/>
     </w:pPr>
@@ -14490,7 +14532,7 @@
     <w:name w:val="List Table 1 Light Accent 4"/>
     <w:basedOn w:val="TableNormal"/>
     <w:uiPriority w:val="46"/>
-    <w:rsid w:val="00704830"/>
+    <w:rsid w:val="00412A26"/>
     <w:pPr>
       <w:spacing w:after="0" w:line="240" w:lineRule="auto"/>
     </w:pPr>
@@ -14557,7 +14599,7 @@
     <w:name w:val="List Table 1 Light Accent 5"/>
     <w:basedOn w:val="TableNormal"/>
     <w:uiPriority w:val="46"/>
-    <w:rsid w:val="00704830"/>
+    <w:rsid w:val="00412A26"/>
     <w:pPr>
       <w:spacing w:after="0" w:line="240" w:lineRule="auto"/>
     </w:pPr>
@@ -14624,7 +14666,7 @@
     <w:name w:val="List Table 1 Light Accent 6"/>
     <w:basedOn w:val="TableNormal"/>
     <w:uiPriority w:val="46"/>
-    <w:rsid w:val="00704830"/>
+    <w:rsid w:val="00412A26"/>
     <w:pPr>
       <w:spacing w:after="0" w:line="240" w:lineRule="auto"/>
     </w:pPr>
@@ -14691,7 +14733,7 @@
     <w:name w:val="List Table 2"/>
     <w:basedOn w:val="TableNormal"/>
     <w:uiPriority w:val="47"/>
-    <w:rsid w:val="00704830"/>
+    <w:rsid w:val="00412A26"/>
     <w:pPr>
       <w:spacing w:after="0" w:line="240" w:lineRule="auto"/>
     </w:pPr>
@@ -14751,7 +14793,7 @@
     <w:name w:val="List Table 2 Accent 1"/>
     <w:basedOn w:val="TableNormal"/>
     <w:uiPriority w:val="47"/>
-    <w:rsid w:val="00704830"/>
+    <w:rsid w:val="00412A26"/>
     <w:pPr>
       <w:spacing w:after="0" w:line="240" w:lineRule="auto"/>
     </w:pPr>
@@ -14811,7 +14853,7 @@
     <w:name w:val="List Table 2 Accent 2"/>
     <w:basedOn w:val="TableNormal"/>
     <w:uiPriority w:val="47"/>
-    <w:rsid w:val="00704830"/>
+    <w:rsid w:val="00412A26"/>
     <w:pPr>
       <w:spacing w:after="0" w:line="240" w:lineRule="auto"/>
     </w:pPr>
@@ -14871,7 +14913,7 @@
     <w:name w:val="List Table 2 Accent 3"/>
     <w:basedOn w:val="TableNormal"/>
     <w:uiPriority w:val="47"/>
-    <w:rsid w:val="00704830"/>
+    <w:rsid w:val="00412A26"/>
     <w:pPr>
       <w:spacing w:after="0" w:line="240" w:lineRule="auto"/>
     </w:pPr>
@@ -14931,7 +14973,7 @@
     <w:name w:val="List Table 2 Accent 4"/>
     <w:basedOn w:val="TableNormal"/>
     <w:uiPriority w:val="47"/>
-    <w:rsid w:val="00704830"/>
+    <w:rsid w:val="00412A26"/>
     <w:pPr>
       <w:spacing w:after="0" w:line="240" w:lineRule="auto"/>
     </w:pPr>
@@ -14991,7 +15033,7 @@
     <w:name w:val="List Table 2 Accent 5"/>
     <w:basedOn w:val="TableNormal"/>
     <w:uiPriority w:val="47"/>
-    <w:rsid w:val="00704830"/>
+    <w:rsid w:val="00412A26"/>
     <w:pPr>
       <w:spacing w:after="0" w:line="240" w:lineRule="auto"/>
     </w:pPr>
@@ -15051,7 +15093,7 @@
     <w:name w:val="List Table 2 Accent 6"/>
     <w:basedOn w:val="TableNormal"/>
     <w:uiPriority w:val="47"/>
-    <w:rsid w:val="00704830"/>
+    <w:rsid w:val="00412A26"/>
     <w:pPr>
       <w:spacing w:after="0" w:line="240" w:lineRule="auto"/>
     </w:pPr>
@@ -15111,7 +15153,7 @@
     <w:name w:val="List Table 3"/>
     <w:basedOn w:val="TableNormal"/>
     <w:uiPriority w:val="48"/>
-    <w:rsid w:val="00704830"/>
+    <w:rsid w:val="00412A26"/>
     <w:pPr>
       <w:spacing w:after="0" w:line="240" w:lineRule="auto"/>
     </w:pPr>
@@ -15241,7 +15283,7 @@
     <w:name w:val="List Table 3 Accent 1"/>
     <w:basedOn w:val="TableNormal"/>
     <w:uiPriority w:val="48"/>
-    <w:rsid w:val="00704830"/>
+    <w:rsid w:val="00412A26"/>
     <w:pPr>
       <w:spacing w:after="0" w:line="240" w:lineRule="auto"/>
     </w:pPr>
@@ -15371,7 +15413,7 @@
     <w:name w:val="List Table 3 Accent 2"/>
     <w:basedOn w:val="TableNormal"/>
     <w:uiPriority w:val="48"/>
-    <w:rsid w:val="00704830"/>
+    <w:rsid w:val="00412A26"/>
     <w:pPr>
       <w:spacing w:after="0" w:line="240" w:lineRule="auto"/>
     </w:pPr>
@@ -15501,7 +15543,7 @@
     <w:name w:val="List Table 3 Accent 3"/>
     <w:basedOn w:val="TableNormal"/>
     <w:uiPriority w:val="48"/>
-    <w:rsid w:val="00704830"/>
+    <w:rsid w:val="00412A26"/>
     <w:pPr>
       <w:spacing w:after="0" w:line="240" w:lineRule="auto"/>
     </w:pPr>
@@ -15631,7 +15673,7 @@
     <w:name w:val="List Table 3 Accent 4"/>
     <w:basedOn w:val="TableNormal"/>
     <w:uiPriority w:val="48"/>
-    <w:rsid w:val="00704830"/>
+    <w:rsid w:val="00412A26"/>
     <w:pPr>
       <w:spacing w:after="0" w:line="240" w:lineRule="auto"/>
     </w:pPr>
@@ -15761,7 +15803,7 @@
     <w:name w:val="List Table 3 Accent 5"/>
     <w:basedOn w:val="TableNormal"/>
     <w:uiPriority w:val="48"/>
-    <w:rsid w:val="00704830"/>
+    <w:rsid w:val="00412A26"/>
     <w:pPr>
       <w:spacing w:after="0" w:line="240" w:lineRule="auto"/>
     </w:pPr>
@@ -15891,7 +15933,7 @@
     <w:name w:val="List Table 3 Accent 6"/>
     <w:basedOn w:val="TableNormal"/>
     <w:uiPriority w:val="48"/>
-    <w:rsid w:val="00704830"/>
+    <w:rsid w:val="00412A26"/>
     <w:pPr>
       <w:spacing w:after="0" w:line="240" w:lineRule="auto"/>
     </w:pPr>
@@ -16021,7 +16063,7 @@
     <w:name w:val="List Table 4"/>
     <w:basedOn w:val="TableNormal"/>
     <w:uiPriority w:val="49"/>
-    <w:rsid w:val="00704830"/>
+    <w:rsid w:val="00412A26"/>
     <w:pPr>
       <w:spacing w:after="0" w:line="240" w:lineRule="auto"/>
     </w:pPr>
@@ -16101,7 +16143,7 @@
     <w:name w:val="List Table 4 Accent 1"/>
     <w:basedOn w:val="TableNormal"/>
     <w:uiPriority w:val="49"/>
-    <w:rsid w:val="00704830"/>
+    <w:rsid w:val="00412A26"/>
     <w:pPr>
       <w:spacing w:after="0" w:line="240" w:lineRule="auto"/>
     </w:pPr>
@@ -16181,7 +16223,7 @@
     <w:name w:val="List Table 4 Accent 2"/>
     <w:basedOn w:val="TableNormal"/>
     <w:uiPriority w:val="49"/>
-    <w:rsid w:val="00704830"/>
+    <w:rsid w:val="00412A26"/>
     <w:pPr>
       <w:spacing w:after="0" w:line="240" w:lineRule="auto"/>
     </w:pPr>
@@ -16261,7 +16303,7 @@
     <w:name w:val="List Table 4 Accent 3"/>
     <w:basedOn w:val="TableNormal"/>
     <w:uiPriority w:val="49"/>
-    <w:rsid w:val="00704830"/>
+    <w:rsid w:val="00412A26"/>
     <w:pPr>
       <w:spacing w:after="0" w:line="240" w:lineRule="auto"/>
     </w:pPr>
@@ -16341,7 +16383,7 @@
     <w:name w:val="List Table 4 Accent 4"/>
     <w:basedOn w:val="TableNormal"/>
     <w:uiPriority w:val="49"/>
-    <w:rsid w:val="00704830"/>
+    <w:rsid w:val="00412A26"/>
     <w:pPr>
       <w:spacing w:after="0" w:line="240" w:lineRule="auto"/>
     </w:pPr>
@@ -16421,7 +16463,7 @@
     <w:name w:val="List Table 4 Accent 5"/>
     <w:basedOn w:val="TableNormal"/>
     <w:uiPriority w:val="49"/>
-    <w:rsid w:val="00704830"/>
+    <w:rsid w:val="00412A26"/>
     <w:pPr>
       <w:spacing w:after="0" w:line="240" w:lineRule="auto"/>
     </w:pPr>
@@ -16501,7 +16543,7 @@
     <w:name w:val="List Table 4 Accent 6"/>
     <w:basedOn w:val="TableNormal"/>
     <w:uiPriority w:val="49"/>
-    <w:rsid w:val="00704830"/>
+    <w:rsid w:val="00412A26"/>
     <w:pPr>
       <w:spacing w:after="0" w:line="240" w:lineRule="auto"/>
     </w:pPr>
@@ -16581,7 +16623,7 @@
     <w:name w:val="List Table 5 Dark"/>
     <w:basedOn w:val="TableNormal"/>
     <w:uiPriority w:val="50"/>
-    <w:rsid w:val="00704830"/>
+    <w:rsid w:val="00412A26"/>
     <w:pPr>
       <w:spacing w:after="0" w:line="240" w:lineRule="auto"/>
     </w:pPr>
@@ -16719,7 +16761,7 @@
     <w:name w:val="List Table 5 Dark Accent 1"/>
     <w:basedOn w:val="TableNormal"/>
     <w:uiPriority w:val="50"/>
-    <w:rsid w:val="00704830"/>
+    <w:rsid w:val="00412A26"/>
     <w:pPr>
       <w:spacing w:after="0" w:line="240" w:lineRule="auto"/>
     </w:pPr>
@@ -16857,7 +16899,7 @@
     <w:name w:val="List Table 5 Dark Accent 2"/>
     <w:basedOn w:val="TableNormal"/>
     <w:uiPriority w:val="50"/>
-    <w:rsid w:val="00704830"/>
+    <w:rsid w:val="00412A26"/>
     <w:pPr>
       <w:spacing w:after="0" w:line="240" w:lineRule="auto"/>
     </w:pPr>
@@ -16995,7 +17037,7 @@
     <w:name w:val="List Table 5 Dark Accent 3"/>
     <w:basedOn w:val="TableNormal"/>
     <w:uiPriority w:val="50"/>
-    <w:rsid w:val="00704830"/>
+    <w:rsid w:val="00412A26"/>
     <w:pPr>
       <w:spacing w:after="0" w:line="240" w:lineRule="auto"/>
     </w:pPr>
@@ -17133,7 +17175,7 @@
     <w:name w:val="List Table 5 Dark Accent 4"/>
     <w:basedOn w:val="TableNormal"/>
     <w:uiPriority w:val="50"/>
-    <w:rsid w:val="00704830"/>
+    <w:rsid w:val="00412A26"/>
     <w:pPr>
       <w:spacing w:after="0" w:line="240" w:lineRule="auto"/>
     </w:pPr>
@@ -17271,7 +17313,7 @@
     <w:name w:val="List Table 5 Dark Accent 5"/>
     <w:basedOn w:val="TableNormal"/>
     <w:uiPriority w:val="50"/>
-    <w:rsid w:val="00704830"/>
+    <w:rsid w:val="00412A26"/>
     <w:pPr>
       <w:spacing w:after="0" w:line="240" w:lineRule="auto"/>
     </w:pPr>
@@ -17409,7 +17451,7 @@
     <w:name w:val="List Table 5 Dark Accent 6"/>
     <w:basedOn w:val="TableNormal"/>
     <w:uiPriority w:val="50"/>
-    <w:rsid w:val="00704830"/>
+    <w:rsid w:val="00412A26"/>
     <w:pPr>
       <w:spacing w:after="0" w:line="240" w:lineRule="auto"/>
     </w:pPr>
@@ -17547,7 +17589,7 @@
     <w:name w:val="List Table 6 Colorful"/>
     <w:basedOn w:val="TableNormal"/>
     <w:uiPriority w:val="51"/>
-    <w:rsid w:val="00704830"/>
+    <w:rsid w:val="00412A26"/>
     <w:pPr>
       <w:spacing w:after="0" w:line="240" w:lineRule="auto"/>
     </w:pPr>
@@ -17619,7 +17661,7 @@
     <w:name w:val="List Table 6 Colorful Accent 1"/>
     <w:basedOn w:val="TableNormal"/>
     <w:uiPriority w:val="51"/>
-    <w:rsid w:val="00704830"/>
+    <w:rsid w:val="00412A26"/>
     <w:pPr>
       <w:spacing w:after="0" w:line="240" w:lineRule="auto"/>
     </w:pPr>
@@ -17691,7 +17733,7 @@
     <w:name w:val="List Table 6 Colorful Accent 2"/>
     <w:basedOn w:val="TableNormal"/>
     <w:uiPriority w:val="51"/>
-    <w:rsid w:val="00704830"/>
+    <w:rsid w:val="00412A26"/>
     <w:pPr>
       <w:spacing w:after="0" w:line="240" w:lineRule="auto"/>
     </w:pPr>
@@ -17763,7 +17805,7 @@
     <w:name w:val="List Table 6 Colorful Accent 3"/>
     <w:basedOn w:val="TableNormal"/>
     <w:uiPriority w:val="51"/>
-    <w:rsid w:val="00704830"/>
+    <w:rsid w:val="00412A26"/>
     <w:pPr>
       <w:spacing w:after="0" w:line="240" w:lineRule="auto"/>
     </w:pPr>
@@ -17835,7 +17877,7 @@
     <w:name w:val="List Table 6 Colorful Accent 4"/>
     <w:basedOn w:val="TableNormal"/>
     <w:uiPriority w:val="51"/>
-    <w:rsid w:val="00704830"/>
+    <w:rsid w:val="00412A26"/>
     <w:pPr>
       <w:spacing w:after="0" w:line="240" w:lineRule="auto"/>
     </w:pPr>
@@ -17907,7 +17949,7 @@
     <w:name w:val="List Table 6 Colorful Accent 5"/>
     <w:basedOn w:val="TableNormal"/>
     <w:uiPriority w:val="51"/>
-    <w:rsid w:val="00704830"/>
+    <w:rsid w:val="00412A26"/>
     <w:pPr>
       <w:spacing w:after="0" w:line="240" w:lineRule="auto"/>
     </w:pPr>
@@ -17979,7 +18021,7 @@
     <w:name w:val="List Table 6 Colorful Accent 6"/>
     <w:basedOn w:val="TableNormal"/>
     <w:uiPriority w:val="51"/>
-    <w:rsid w:val="00704830"/>
+    <w:rsid w:val="00412A26"/>
     <w:pPr>
       <w:spacing w:after="0" w:line="240" w:lineRule="auto"/>
     </w:pPr>
@@ -18051,7 +18093,7 @@
     <w:name w:val="List Table 7 Colorful"/>
     <w:basedOn w:val="TableNormal"/>
     <w:uiPriority w:val="52"/>
-    <w:rsid w:val="00704830"/>
+    <w:rsid w:val="00412A26"/>
     <w:pPr>
       <w:spacing w:after="0" w:line="240" w:lineRule="auto"/>
     </w:pPr>
@@ -18178,7 +18220,7 @@
     <w:name w:val="List Table 7 Colorful Accent 1"/>
     <w:basedOn w:val="TableNormal"/>
     <w:uiPriority w:val="52"/>
-    <w:rsid w:val="00704830"/>
+    <w:rsid w:val="00412A26"/>
     <w:pPr>
       <w:spacing w:after="0" w:line="240" w:lineRule="auto"/>
     </w:pPr>
@@ -18305,7 +18347,7 @@
     <w:name w:val="List Table 7 Colorful Accent 2"/>
     <w:basedOn w:val="TableNormal"/>
     <w:uiPriority w:val="52"/>
-    <w:rsid w:val="00704830"/>
+    <w:rsid w:val="00412A26"/>
     <w:pPr>
       <w:spacing w:after="0" w:line="240" w:lineRule="auto"/>
     </w:pPr>
@@ -18432,7 +18474,7 @@
     <w:name w:val="List Table 7 Colorful Accent 3"/>
     <w:basedOn w:val="TableNormal"/>
     <w:uiPriority w:val="52"/>
-    <w:rsid w:val="00704830"/>
+    <w:rsid w:val="00412A26"/>
     <w:pPr>
       <w:spacing w:after="0" w:line="240" w:lineRule="auto"/>
     </w:pPr>
@@ -18559,7 +18601,7 @@
     <w:name w:val="List Table 7 Colorful Accent 4"/>
     <w:basedOn w:val="TableNormal"/>
     <w:uiPriority w:val="52"/>
-    <w:rsid w:val="00704830"/>
+    <w:rsid w:val="00412A26"/>
     <w:pPr>
       <w:spacing w:after="0" w:line="240" w:lineRule="auto"/>
     </w:pPr>
@@ -18686,7 +18728,7 @@
     <w:name w:val="List Table 7 Colorful Accent 5"/>
     <w:basedOn w:val="TableNormal"/>
     <w:uiPriority w:val="52"/>
-    <w:rsid w:val="00704830"/>
+    <w:rsid w:val="00412A26"/>
     <w:pPr>
       <w:spacing w:after="0" w:line="240" w:lineRule="auto"/>
     </w:pPr>
@@ -18813,7 +18855,7 @@
     <w:name w:val="List Table 7 Colorful Accent 6"/>
     <w:basedOn w:val="TableNormal"/>
     <w:uiPriority w:val="52"/>
-    <w:rsid w:val="00704830"/>
+    <w:rsid w:val="00412A26"/>
     <w:pPr>
       <w:spacing w:after="0" w:line="240" w:lineRule="auto"/>
     </w:pPr>
@@ -18942,7 +18984,7 @@
     <w:uiPriority w:val="99"/>
     <w:semiHidden/>
     <w:unhideWhenUsed/>
-    <w:rsid w:val="00704830"/>
+    <w:rsid w:val="00412A26"/>
     <w:pPr>
       <w:tabs>
         <w:tab w:val="left" w:pos="480"/>
@@ -18972,7 +19014,7 @@
     <w:link w:val="MacroText"/>
     <w:uiPriority w:val="99"/>
     <w:semiHidden/>
-    <w:rsid w:val="00704830"/>
+    <w:rsid w:val="00412A26"/>
     <w:rPr>
       <w:rFonts w:ascii="Consolas" w:hAnsi="Consolas"/>
       <w:color w:val="4D614C" w:themeColor="accent3"/>
@@ -18988,7 +19030,7 @@
     <w:uiPriority w:val="67"/>
     <w:semiHidden/>
     <w:unhideWhenUsed/>
-    <w:rsid w:val="00704830"/>
+    <w:rsid w:val="00412A26"/>
     <w:pPr>
       <w:spacing w:after="0" w:line="240" w:lineRule="auto"/>
     </w:pPr>
@@ -19062,7 +19104,7 @@
     <w:uiPriority w:val="67"/>
     <w:semiHidden/>
     <w:unhideWhenUsed/>
-    <w:rsid w:val="00704830"/>
+    <w:rsid w:val="00412A26"/>
     <w:pPr>
       <w:spacing w:after="0" w:line="240" w:lineRule="auto"/>
     </w:pPr>
@@ -19136,7 +19178,7 @@
     <w:uiPriority w:val="67"/>
     <w:semiHidden/>
     <w:unhideWhenUsed/>
-    <w:rsid w:val="00704830"/>
+    <w:rsid w:val="00412A26"/>
     <w:pPr>
       <w:spacing w:after="0" w:line="240" w:lineRule="auto"/>
     </w:pPr>
@@ -19210,7 +19252,7 @@
     <w:uiPriority w:val="67"/>
     <w:semiHidden/>
     <w:unhideWhenUsed/>
-    <w:rsid w:val="00704830"/>
+    <w:rsid w:val="00412A26"/>
     <w:pPr>
       <w:spacing w:after="0" w:line="240" w:lineRule="auto"/>
     </w:pPr>
@@ -19284,7 +19326,7 @@
     <w:uiPriority w:val="67"/>
     <w:semiHidden/>
     <w:unhideWhenUsed/>
-    <w:rsid w:val="00704830"/>
+    <w:rsid w:val="00412A26"/>
     <w:pPr>
       <w:spacing w:after="0" w:line="240" w:lineRule="auto"/>
     </w:pPr>
@@ -19358,7 +19400,7 @@
     <w:uiPriority w:val="67"/>
     <w:semiHidden/>
     <w:unhideWhenUsed/>
-    <w:rsid w:val="00704830"/>
+    <w:rsid w:val="00412A26"/>
     <w:pPr>
       <w:spacing w:after="0" w:line="240" w:lineRule="auto"/>
     </w:pPr>
@@ -19432,7 +19474,7 @@
     <w:uiPriority w:val="67"/>
     <w:semiHidden/>
     <w:unhideWhenUsed/>
-    <w:rsid w:val="00704830"/>
+    <w:rsid w:val="00412A26"/>
     <w:pPr>
       <w:spacing w:after="0" w:line="240" w:lineRule="auto"/>
     </w:pPr>
@@ -19506,7 +19548,7 @@
     <w:uiPriority w:val="68"/>
     <w:semiHidden/>
     <w:unhideWhenUsed/>
-    <w:rsid w:val="00704830"/>
+    <w:rsid w:val="00412A26"/>
     <w:pPr>
       <w:spacing w:after="0" w:line="240" w:lineRule="auto"/>
     </w:pPr>
@@ -19630,7 +19672,7 @@
     <w:uiPriority w:val="68"/>
     <w:semiHidden/>
     <w:unhideWhenUsed/>
-    <w:rsid w:val="00704830"/>
+    <w:rsid w:val="00412A26"/>
     <w:pPr>
       <w:spacing w:after="0" w:line="240" w:lineRule="auto"/>
     </w:pPr>
@@ -19754,7 +19796,7 @@
     <w:uiPriority w:val="68"/>
     <w:semiHidden/>
     <w:unhideWhenUsed/>
-    <w:rsid w:val="00704830"/>
+    <w:rsid w:val="00412A26"/>
     <w:pPr>
       <w:spacing w:after="0" w:line="240" w:lineRule="auto"/>
     </w:pPr>
@@ -19878,7 +19920,7 @@
     <w:uiPriority w:val="68"/>
     <w:semiHidden/>
     <w:unhideWhenUsed/>
-    <w:rsid w:val="00704830"/>
+    <w:rsid w:val="00412A26"/>
     <w:pPr>
       <w:spacing w:after="0" w:line="240" w:lineRule="auto"/>
     </w:pPr>
@@ -20002,7 +20044,7 @@
     <w:uiPriority w:val="68"/>
     <w:semiHidden/>
     <w:unhideWhenUsed/>
-    <w:rsid w:val="00704830"/>
+    <w:rsid w:val="00412A26"/>
     <w:pPr>
       <w:spacing w:after="0" w:line="240" w:lineRule="auto"/>
     </w:pPr>
@@ -20126,7 +20168,7 @@
     <w:uiPriority w:val="68"/>
     <w:semiHidden/>
     <w:unhideWhenUsed/>
-    <w:rsid w:val="00704830"/>
+    <w:rsid w:val="00412A26"/>
     <w:pPr>
       <w:spacing w:after="0" w:line="240" w:lineRule="auto"/>
     </w:pPr>
@@ -20250,7 +20292,7 @@
     <w:uiPriority w:val="68"/>
     <w:semiHidden/>
     <w:unhideWhenUsed/>
-    <w:rsid w:val="00704830"/>
+    <w:rsid w:val="00412A26"/>
     <w:pPr>
       <w:spacing w:after="0" w:line="240" w:lineRule="auto"/>
     </w:pPr>
@@ -20374,7 +20416,7 @@
     <w:uiPriority w:val="69"/>
     <w:semiHidden/>
     <w:unhideWhenUsed/>
-    <w:rsid w:val="00704830"/>
+    <w:rsid w:val="00412A26"/>
     <w:pPr>
       <w:spacing w:after="0" w:line="240" w:lineRule="auto"/>
     </w:pPr>
@@ -20516,7 +20558,7 @@
     <w:uiPriority w:val="69"/>
     <w:semiHidden/>
     <w:unhideWhenUsed/>
-    <w:rsid w:val="00704830"/>
+    <w:rsid w:val="00412A26"/>
     <w:pPr>
       <w:spacing w:after="0" w:line="240" w:lineRule="auto"/>
     </w:pPr>
@@ -20658,7 +20700,7 @@
     <w:uiPriority w:val="69"/>
     <w:semiHidden/>
     <w:unhideWhenUsed/>
-    <w:rsid w:val="00704830"/>
+    <w:rsid w:val="00412A26"/>
     <w:pPr>
       <w:spacing w:after="0" w:line="240" w:lineRule="auto"/>
     </w:pPr>
@@ -20800,7 +20842,7 @@
     <w:uiPriority w:val="69"/>
     <w:semiHidden/>
     <w:unhideWhenUsed/>
-    <w:rsid w:val="00704830"/>
+    <w:rsid w:val="00412A26"/>
     <w:pPr>
       <w:spacing w:after="0" w:line="240" w:lineRule="auto"/>
     </w:pPr>
@@ -20942,7 +20984,7 @@
     <w:uiPriority w:val="69"/>
     <w:semiHidden/>
     <w:unhideWhenUsed/>
-    <w:rsid w:val="00704830"/>
+    <w:rsid w:val="00412A26"/>
     <w:pPr>
       <w:spacing w:after="0" w:line="240" w:lineRule="auto"/>
     </w:pPr>
@@ -21084,7 +21126,7 @@
     <w:uiPriority w:val="69"/>
     <w:semiHidden/>
     <w:unhideWhenUsed/>
-    <w:rsid w:val="00704830"/>
+    <w:rsid w:val="00412A26"/>
     <w:pPr>
       <w:spacing w:after="0" w:line="240" w:lineRule="auto"/>
     </w:pPr>
@@ -21226,7 +21268,7 @@
     <w:uiPriority w:val="69"/>
     <w:semiHidden/>
     <w:unhideWhenUsed/>
-    <w:rsid w:val="00704830"/>
+    <w:rsid w:val="00412A26"/>
     <w:pPr>
       <w:spacing w:after="0" w:line="240" w:lineRule="auto"/>
     </w:pPr>
@@ -21368,7 +21410,7 @@
     <w:uiPriority w:val="65"/>
     <w:semiHidden/>
     <w:unhideWhenUsed/>
-    <w:rsid w:val="00704830"/>
+    <w:rsid w:val="00412A26"/>
     <w:pPr>
       <w:spacing w:after="0" w:line="240" w:lineRule="auto"/>
     </w:pPr>
@@ -21451,7 +21493,7 @@
     <w:uiPriority w:val="65"/>
     <w:semiHidden/>
     <w:unhideWhenUsed/>
-    <w:rsid w:val="00704830"/>
+    <w:rsid w:val="00412A26"/>
     <w:pPr>
       <w:spacing w:after="0" w:line="240" w:lineRule="auto"/>
     </w:pPr>
@@ -21534,7 +21576,7 @@
     <w:uiPriority w:val="65"/>
     <w:semiHidden/>
     <w:unhideWhenUsed/>
-    <w:rsid w:val="00704830"/>
+    <w:rsid w:val="00412A26"/>
     <w:pPr>
       <w:spacing w:after="0" w:line="240" w:lineRule="auto"/>
     </w:pPr>
@@ -21617,7 +21659,7 @@
     <w:uiPriority w:val="65"/>
     <w:semiHidden/>
     <w:unhideWhenUsed/>
-    <w:rsid w:val="00704830"/>
+    <w:rsid w:val="00412A26"/>
     <w:pPr>
       <w:spacing w:after="0" w:line="240" w:lineRule="auto"/>
     </w:pPr>
@@ -21700,7 +21742,7 @@
     <w:uiPriority w:val="65"/>
     <w:semiHidden/>
     <w:unhideWhenUsed/>
-    <w:rsid w:val="00704830"/>
+    <w:rsid w:val="00412A26"/>
     <w:pPr>
       <w:spacing w:after="0" w:line="240" w:lineRule="auto"/>
     </w:pPr>
@@ -21783,7 +21825,7 @@
     <w:uiPriority w:val="65"/>
     <w:semiHidden/>
     <w:unhideWhenUsed/>
-    <w:rsid w:val="00704830"/>
+    <w:rsid w:val="00412A26"/>
     <w:pPr>
       <w:spacing w:after="0" w:line="240" w:lineRule="auto"/>
     </w:pPr>
@@ -21866,7 +21908,7 @@
     <w:uiPriority w:val="65"/>
     <w:semiHidden/>
     <w:unhideWhenUsed/>
-    <w:rsid w:val="00704830"/>
+    <w:rsid w:val="00412A26"/>
     <w:pPr>
       <w:spacing w:after="0" w:line="240" w:lineRule="auto"/>
     </w:pPr>
@@ -21949,7 +21991,7 @@
     <w:uiPriority w:val="66"/>
     <w:semiHidden/>
     <w:unhideWhenUsed/>
-    <w:rsid w:val="00704830"/>
+    <w:rsid w:val="00412A26"/>
     <w:pPr>
       <w:spacing w:after="0" w:line="240" w:lineRule="auto"/>
     </w:pPr>
@@ -22076,7 +22118,7 @@
     <w:uiPriority w:val="66"/>
     <w:semiHidden/>
     <w:unhideWhenUsed/>
-    <w:rsid w:val="00704830"/>
+    <w:rsid w:val="00412A26"/>
     <w:pPr>
       <w:spacing w:after="0" w:line="240" w:lineRule="auto"/>
     </w:pPr>
@@ -22203,7 +22245,7 @@
     <w:uiPriority w:val="66"/>
     <w:semiHidden/>
     <w:unhideWhenUsed/>
-    <w:rsid w:val="00704830"/>
+    <w:rsid w:val="00412A26"/>
     <w:pPr>
       <w:spacing w:after="0" w:line="240" w:lineRule="auto"/>
     </w:pPr>
@@ -22329,7 +22371,7 @@
     <w:uiPriority w:val="66"/>
     <w:semiHidden/>
     <w:unhideWhenUsed/>
-    <w:rsid w:val="00704830"/>
+    <w:rsid w:val="00412A26"/>
     <w:pPr>
       <w:spacing w:after="0" w:line="240" w:lineRule="auto"/>
     </w:pPr>
@@ -22456,7 +22498,7 @@
     <w:uiPriority w:val="66"/>
     <w:semiHidden/>
     <w:unhideWhenUsed/>
-    <w:rsid w:val="00704830"/>
+    <w:rsid w:val="00412A26"/>
     <w:pPr>
       <w:spacing w:after="0" w:line="240" w:lineRule="auto"/>
     </w:pPr>
@@ -22583,7 +22625,7 @@
     <w:uiPriority w:val="66"/>
     <w:semiHidden/>
     <w:unhideWhenUsed/>
-    <w:rsid w:val="00704830"/>
+    <w:rsid w:val="00412A26"/>
     <w:pPr>
       <w:spacing w:after="0" w:line="240" w:lineRule="auto"/>
     </w:pPr>
@@ -22710,7 +22752,7 @@
     <w:uiPriority w:val="66"/>
     <w:semiHidden/>
     <w:unhideWhenUsed/>
-    <w:rsid w:val="00704830"/>
+    <w:rsid w:val="00412A26"/>
     <w:pPr>
       <w:spacing w:after="0" w:line="240" w:lineRule="auto"/>
     </w:pPr>
@@ -22837,7 +22879,7 @@
     <w:uiPriority w:val="63"/>
     <w:semiHidden/>
     <w:unhideWhenUsed/>
-    <w:rsid w:val="00704830"/>
+    <w:rsid w:val="00412A26"/>
     <w:pPr>
       <w:spacing w:after="0" w:line="240" w:lineRule="auto"/>
     </w:pPr>
@@ -22944,7 +22986,7 @@
     <w:uiPriority w:val="63"/>
     <w:semiHidden/>
     <w:unhideWhenUsed/>
-    <w:rsid w:val="00704830"/>
+    <w:rsid w:val="00412A26"/>
     <w:pPr>
       <w:spacing w:after="0" w:line="240" w:lineRule="auto"/>
     </w:pPr>
@@ -23051,7 +23093,7 @@
     <w:uiPriority w:val="63"/>
     <w:semiHidden/>
     <w:unhideWhenUsed/>
-    <w:rsid w:val="00704830"/>
+    <w:rsid w:val="00412A26"/>
     <w:pPr>
       <w:spacing w:after="0" w:line="240" w:lineRule="auto"/>
     </w:pPr>
@@ -23158,7 +23200,7 @@
     <w:uiPriority w:val="63"/>
     <w:semiHidden/>
     <w:unhideWhenUsed/>
-    <w:rsid w:val="00704830"/>
+    <w:rsid w:val="00412A26"/>
     <w:pPr>
       <w:spacing w:after="0" w:line="240" w:lineRule="auto"/>
     </w:pPr>
@@ -23265,7 +23307,7 @@
     <w:uiPriority w:val="63"/>
     <w:semiHidden/>
     <w:unhideWhenUsed/>
-    <w:rsid w:val="00704830"/>
+    <w:rsid w:val="00412A26"/>
     <w:pPr>
       <w:spacing w:after="0" w:line="240" w:lineRule="auto"/>
     </w:pPr>
@@ -23372,7 +23414,7 @@
     <w:uiPriority w:val="63"/>
     <w:semiHidden/>
     <w:unhideWhenUsed/>
-    <w:rsid w:val="00704830"/>
+    <w:rsid w:val="00412A26"/>
     <w:pPr>
       <w:spacing w:after="0" w:line="240" w:lineRule="auto"/>
     </w:pPr>
@@ -23479,7 +23521,7 @@
     <w:uiPriority w:val="63"/>
     <w:semiHidden/>
     <w:unhideWhenUsed/>
-    <w:rsid w:val="00704830"/>
+    <w:rsid w:val="00412A26"/>
     <w:pPr>
       <w:spacing w:after="0" w:line="240" w:lineRule="auto"/>
     </w:pPr>
@@ -23586,7 +23628,7 @@
     <w:uiPriority w:val="64"/>
     <w:semiHidden/>
     <w:unhideWhenUsed/>
-    <w:rsid w:val="00704830"/>
+    <w:rsid w:val="00412A26"/>
     <w:pPr>
       <w:spacing w:after="0" w:line="240" w:lineRule="auto"/>
     </w:pPr>
@@ -23736,7 +23778,7 @@
     <w:uiPriority w:val="64"/>
     <w:semiHidden/>
     <w:unhideWhenUsed/>
-    <w:rsid w:val="00704830"/>
+    <w:rsid w:val="00412A26"/>
     <w:pPr>
       <w:spacing w:after="0" w:line="240" w:lineRule="auto"/>
     </w:pPr>
@@ -23886,7 +23928,7 @@
     <w:uiPriority w:val="64"/>
     <w:semiHidden/>
     <w:unhideWhenUsed/>
-    <w:rsid w:val="00704830"/>
+    <w:rsid w:val="00412A26"/>
     <w:pPr>
       <w:spacing w:after="0" w:line="240" w:lineRule="auto"/>
     </w:pPr>
@@ -24036,7 +24078,7 @@
     <w:uiPriority w:val="64"/>
     <w:semiHidden/>
     <w:unhideWhenUsed/>
-    <w:rsid w:val="00704830"/>
+    <w:rsid w:val="00412A26"/>
     <w:pPr>
       <w:spacing w:after="0" w:line="240" w:lineRule="auto"/>
     </w:pPr>
@@ -24186,7 +24228,7 @@
     <w:uiPriority w:val="64"/>
     <w:semiHidden/>
     <w:unhideWhenUsed/>
-    <w:rsid w:val="00704830"/>
+    <w:rsid w:val="00412A26"/>
     <w:pPr>
       <w:spacing w:after="0" w:line="240" w:lineRule="auto"/>
     </w:pPr>
@@ -24336,7 +24378,7 @@
     <w:uiPriority w:val="64"/>
     <w:semiHidden/>
     <w:unhideWhenUsed/>
-    <w:rsid w:val="00704830"/>
+    <w:rsid w:val="00412A26"/>
     <w:pPr>
       <w:spacing w:after="0" w:line="240" w:lineRule="auto"/>
     </w:pPr>
@@ -24486,7 +24528,7 @@
     <w:uiPriority w:val="64"/>
     <w:semiHidden/>
     <w:unhideWhenUsed/>
-    <w:rsid w:val="00704830"/>
+    <w:rsid w:val="00412A26"/>
     <w:pPr>
       <w:spacing w:after="0" w:line="240" w:lineRule="auto"/>
     </w:pPr>
@@ -24636,7 +24678,7 @@
     <w:uiPriority w:val="99"/>
     <w:semiHidden/>
     <w:unhideWhenUsed/>
-    <w:rsid w:val="00704830"/>
+    <w:rsid w:val="00412A26"/>
     <w:rPr>
       <w:color w:val="2B579A"/>
       <w:sz w:val="16"/>
@@ -24650,7 +24692,7 @@
     <w:uiPriority w:val="99"/>
     <w:semiHidden/>
     <w:unhideWhenUsed/>
-    <w:rsid w:val="00704830"/>
+    <w:rsid w:val="00412A26"/>
     <w:pPr>
       <w:pBdr>
         <w:top w:val="single" w:sz="6" w:space="1" w:color="auto"/>
@@ -24672,7 +24714,7 @@
     <w:link w:val="MessageHeader"/>
     <w:uiPriority w:val="99"/>
     <w:semiHidden/>
-    <w:rsid w:val="00704830"/>
+    <w:rsid w:val="00412A26"/>
     <w:rPr>
       <w:rFonts w:asciiTheme="majorHAnsi" w:eastAsiaTheme="majorEastAsia" w:hAnsiTheme="majorHAnsi" w:cstheme="majorBidi"/>
       <w:color w:val="4D614C" w:themeColor="text1"/>
@@ -24689,7 +24731,7 @@
     <w:uiPriority w:val="99"/>
     <w:semiHidden/>
     <w:unhideWhenUsed/>
-    <w:rsid w:val="00704830"/>
+    <w:rsid w:val="00412A26"/>
     <w:rPr>
       <w:rFonts w:ascii="Times New Roman" w:hAnsi="Times New Roman" w:cs="Times New Roman"/>
     </w:rPr>
@@ -24700,7 +24742,7 @@
     <w:uiPriority w:val="99"/>
     <w:semiHidden/>
     <w:unhideWhenUsed/>
-    <w:rsid w:val="00704830"/>
+    <w:rsid w:val="00412A26"/>
     <w:pPr>
       <w:ind w:left="720"/>
     </w:pPr>
@@ -24713,7 +24755,7 @@
     <w:uiPriority w:val="99"/>
     <w:semiHidden/>
     <w:unhideWhenUsed/>
-    <w:rsid w:val="00704830"/>
+    <w:rsid w:val="00412A26"/>
     <w:pPr>
       <w:spacing w:after="0" w:line="240" w:lineRule="auto"/>
     </w:pPr>
@@ -24724,7 +24766,7 @@
     <w:link w:val="NoteHeading"/>
     <w:uiPriority w:val="99"/>
     <w:semiHidden/>
-    <w:rsid w:val="00704830"/>
+    <w:rsid w:val="00412A26"/>
     <w:rPr>
       <w:color w:val="4D614C" w:themeColor="text1"/>
       <w:kern w:val="2"/>
@@ -24739,7 +24781,7 @@
     <w:uiPriority w:val="99"/>
     <w:semiHidden/>
     <w:unhideWhenUsed/>
-    <w:rsid w:val="00704830"/>
+    <w:rsid w:val="00412A26"/>
     <w:rPr>
       <w:sz w:val="16"/>
     </w:rPr>
@@ -24748,7 +24790,7 @@
     <w:name w:val="Plain Table 1"/>
     <w:basedOn w:val="TableNormal"/>
     <w:uiPriority w:val="41"/>
-    <w:rsid w:val="00704830"/>
+    <w:rsid w:val="00412A26"/>
     <w:pPr>
       <w:spacing w:after="0" w:line="240" w:lineRule="auto"/>
     </w:pPr>
@@ -24817,7 +24859,7 @@
     <w:name w:val="Plain Table 2"/>
     <w:basedOn w:val="TableNormal"/>
     <w:uiPriority w:val="42"/>
-    <w:rsid w:val="00704830"/>
+    <w:rsid w:val="00412A26"/>
     <w:pPr>
       <w:spacing w:after="0" w:line="240" w:lineRule="auto"/>
     </w:pPr>
@@ -24903,7 +24945,7 @@
     <w:name w:val="Plain Table 3"/>
     <w:basedOn w:val="TableNormal"/>
     <w:uiPriority w:val="43"/>
-    <w:rsid w:val="00704830"/>
+    <w:rsid w:val="00412A26"/>
     <w:pPr>
       <w:spacing w:after="0" w:line="240" w:lineRule="auto"/>
     </w:pPr>
@@ -25002,7 +25044,7 @@
     <w:name w:val="Plain Table 4"/>
     <w:basedOn w:val="TableNormal"/>
     <w:uiPriority w:val="44"/>
-    <w:rsid w:val="00704830"/>
+    <w:rsid w:val="00412A26"/>
     <w:pPr>
       <w:spacing w:after="0" w:line="240" w:lineRule="auto"/>
     </w:pPr>
@@ -25057,7 +25099,7 @@
     <w:name w:val="Plain Table 5"/>
     <w:basedOn w:val="TableNormal"/>
     <w:uiPriority w:val="45"/>
-    <w:rsid w:val="00704830"/>
+    <w:rsid w:val="00412A26"/>
     <w:pPr>
       <w:spacing w:after="0" w:line="240" w:lineRule="auto"/>
     </w:pPr>
@@ -25186,7 +25228,7 @@
     <w:uiPriority w:val="99"/>
     <w:semiHidden/>
     <w:unhideWhenUsed/>
-    <w:rsid w:val="00704830"/>
+    <w:rsid w:val="00412A26"/>
     <w:pPr>
       <w:spacing w:after="0" w:line="240" w:lineRule="auto"/>
     </w:pPr>
@@ -25201,7 +25243,7 @@
     <w:link w:val="PlainText"/>
     <w:uiPriority w:val="99"/>
     <w:semiHidden/>
-    <w:rsid w:val="00704830"/>
+    <w:rsid w:val="00412A26"/>
     <w:rPr>
       <w:rFonts w:ascii="Consolas" w:hAnsi="Consolas"/>
       <w:color w:val="4D614C" w:themeColor="text1"/>
@@ -25219,7 +25261,7 @@
     <w:uiPriority w:val="99"/>
     <w:semiHidden/>
     <w:unhideWhenUsed/>
-    <w:rsid w:val="00704830"/>
+    <w:rsid w:val="00412A26"/>
   </w:style>
   <w:style w:type="character" w:customStyle="1" w:styleId="SalutationChar">
     <w:name w:val="Salutation Char"/>
@@ -25227,7 +25269,7 @@
     <w:link w:val="Salutation"/>
     <w:uiPriority w:val="99"/>
     <w:semiHidden/>
-    <w:rsid w:val="00704830"/>
+    <w:rsid w:val="00412A26"/>
     <w:rPr>
       <w:color w:val="4D614C" w:themeColor="text1"/>
       <w:kern w:val="2"/>
@@ -25243,7 +25285,7 @@
     <w:uiPriority w:val="99"/>
     <w:semiHidden/>
     <w:unhideWhenUsed/>
-    <w:rsid w:val="00704830"/>
+    <w:rsid w:val="00412A26"/>
     <w:pPr>
       <w:spacing w:after="0" w:line="240" w:lineRule="auto"/>
       <w:ind w:left="4320"/>
@@ -25255,7 +25297,7 @@
     <w:link w:val="Signature"/>
     <w:uiPriority w:val="99"/>
     <w:semiHidden/>
-    <w:rsid w:val="00704830"/>
+    <w:rsid w:val="00412A26"/>
     <w:rPr>
       <w:color w:val="4D614C" w:themeColor="text1"/>
       <w:kern w:val="2"/>
@@ -25270,7 +25312,7 @@
     <w:uiPriority w:val="99"/>
     <w:semiHidden/>
     <w:unhideWhenUsed/>
-    <w:rsid w:val="00704830"/>
+    <w:rsid w:val="00412A26"/>
     <w:rPr>
       <w:sz w:val="16"/>
       <w:u w:val="dotted"/>
@@ -25282,7 +25324,7 @@
     <w:uiPriority w:val="99"/>
     <w:semiHidden/>
     <w:unhideWhenUsed/>
-    <w:rsid w:val="00704830"/>
+    <w:rsid w:val="00412A26"/>
     <w:rPr>
       <w:color w:val="0000FF"/>
       <w:sz w:val="16"/>
@@ -25296,7 +25338,7 @@
     <w:uiPriority w:val="99"/>
     <w:semiHidden/>
     <w:unhideWhenUsed/>
-    <w:rsid w:val="00704830"/>
+    <w:rsid w:val="00412A26"/>
     <w:pPr>
       <w:spacing w:line="278" w:lineRule="auto"/>
     </w:pPr>
@@ -25413,7 +25455,7 @@
     <w:uiPriority w:val="99"/>
     <w:semiHidden/>
     <w:unhideWhenUsed/>
-    <w:rsid w:val="00704830"/>
+    <w:rsid w:val="00412A26"/>
     <w:pPr>
       <w:spacing w:line="278" w:lineRule="auto"/>
     </w:pPr>
@@ -25495,7 +25537,7 @@
     <w:uiPriority w:val="99"/>
     <w:semiHidden/>
     <w:unhideWhenUsed/>
-    <w:rsid w:val="00704830"/>
+    <w:rsid w:val="00412A26"/>
     <w:pPr>
       <w:spacing w:line="278" w:lineRule="auto"/>
     </w:pPr>
@@ -25593,7 +25635,7 @@
     <w:uiPriority w:val="99"/>
     <w:semiHidden/>
     <w:unhideWhenUsed/>
-    <w:rsid w:val="00704830"/>
+    <w:rsid w:val="00412A26"/>
     <w:pPr>
       <w:spacing w:line="278" w:lineRule="auto"/>
     </w:pPr>
@@ -25684,7 +25726,7 @@
     <w:uiPriority w:val="99"/>
     <w:semiHidden/>
     <w:unhideWhenUsed/>
-    <w:rsid w:val="00704830"/>
+    <w:rsid w:val="00412A26"/>
     <w:pPr>
       <w:spacing w:line="278" w:lineRule="auto"/>
     </w:pPr>
@@ -25783,7 +25825,7 @@
     <w:uiPriority w:val="99"/>
     <w:semiHidden/>
     <w:unhideWhenUsed/>
-    <w:rsid w:val="00704830"/>
+    <w:rsid w:val="00412A26"/>
     <w:pPr>
       <w:spacing w:line="278" w:lineRule="auto"/>
     </w:pPr>
@@ -25858,7 +25900,7 @@
     <w:uiPriority w:val="99"/>
     <w:semiHidden/>
     <w:unhideWhenUsed/>
-    <w:rsid w:val="00704830"/>
+    <w:rsid w:val="00412A26"/>
     <w:pPr>
       <w:spacing w:line="278" w:lineRule="auto"/>
     </w:pPr>
@@ -25956,7 +25998,7 @@
     <w:uiPriority w:val="99"/>
     <w:semiHidden/>
     <w:unhideWhenUsed/>
-    <w:rsid w:val="00704830"/>
+    <w:rsid w:val="00412A26"/>
     <w:pPr>
       <w:spacing w:line="278" w:lineRule="auto"/>
     </w:pPr>
@@ -26043,7 +26085,7 @@
     <w:uiPriority w:val="99"/>
     <w:semiHidden/>
     <w:unhideWhenUsed/>
-    <w:rsid w:val="00704830"/>
+    <w:rsid w:val="00412A26"/>
     <w:pPr>
       <w:spacing w:line="278" w:lineRule="auto"/>
     </w:pPr>
@@ -26126,7 +26168,7 @@
     <w:uiPriority w:val="99"/>
     <w:semiHidden/>
     <w:unhideWhenUsed/>
-    <w:rsid w:val="00704830"/>
+    <w:rsid w:val="00412A26"/>
     <w:pPr>
       <w:spacing w:line="278" w:lineRule="auto"/>
     </w:pPr>
@@ -26193,7 +26235,7 @@
     <w:uiPriority w:val="99"/>
     <w:semiHidden/>
     <w:unhideWhenUsed/>
-    <w:rsid w:val="00704830"/>
+    <w:rsid w:val="00412A26"/>
     <w:pPr>
       <w:spacing w:line="278" w:lineRule="auto"/>
     </w:pPr>
@@ -26318,7 +26360,7 @@
     <w:uiPriority w:val="99"/>
     <w:semiHidden/>
     <w:unhideWhenUsed/>
-    <w:rsid w:val="00704830"/>
+    <w:rsid w:val="00412A26"/>
     <w:pPr>
       <w:spacing w:line="278" w:lineRule="auto"/>
     </w:pPr>
@@ -26437,7 +26479,7 @@
     <w:uiPriority w:val="99"/>
     <w:semiHidden/>
     <w:unhideWhenUsed/>
-    <w:rsid w:val="00704830"/>
+    <w:rsid w:val="00412A26"/>
     <w:pPr>
       <w:spacing w:line="278" w:lineRule="auto"/>
     </w:pPr>
@@ -26550,7 +26592,7 @@
     <w:uiPriority w:val="99"/>
     <w:semiHidden/>
     <w:unhideWhenUsed/>
-    <w:rsid w:val="00704830"/>
+    <w:rsid w:val="00412A26"/>
     <w:pPr>
       <w:spacing w:line="278" w:lineRule="auto"/>
     </w:pPr>
@@ -26627,7 +26669,7 @@
     <w:uiPriority w:val="99"/>
     <w:semiHidden/>
     <w:unhideWhenUsed/>
-    <w:rsid w:val="00704830"/>
+    <w:rsid w:val="00412A26"/>
     <w:pPr>
       <w:spacing w:line="278" w:lineRule="auto"/>
     </w:pPr>
@@ -26724,7 +26766,7 @@
     <w:uiPriority w:val="99"/>
     <w:semiHidden/>
     <w:unhideWhenUsed/>
-    <w:rsid w:val="00704830"/>
+    <w:rsid w:val="00412A26"/>
     <w:pPr>
       <w:spacing w:line="278" w:lineRule="auto"/>
     </w:pPr>
@@ -26789,7 +26831,7 @@
     <w:uiPriority w:val="99"/>
     <w:semiHidden/>
     <w:unhideWhenUsed/>
-    <w:rsid w:val="00704830"/>
+    <w:rsid w:val="00412A26"/>
     <w:pPr>
       <w:spacing w:line="278" w:lineRule="auto"/>
     </w:pPr>
@@ -26832,7 +26874,7 @@
     <w:uiPriority w:val="99"/>
     <w:semiHidden/>
     <w:unhideWhenUsed/>
-    <w:rsid w:val="00704830"/>
+    <w:rsid w:val="00412A26"/>
     <w:pPr>
       <w:spacing w:line="278" w:lineRule="auto"/>
     </w:pPr>
@@ -26888,7 +26930,7 @@
     <w:uiPriority w:val="99"/>
     <w:semiHidden/>
     <w:unhideWhenUsed/>
-    <w:rsid w:val="00704830"/>
+    <w:rsid w:val="00412A26"/>
     <w:pPr>
       <w:spacing w:line="278" w:lineRule="auto"/>
     </w:pPr>
@@ -26967,7 +27009,7 @@
     <w:uiPriority w:val="99"/>
     <w:semiHidden/>
     <w:unhideWhenUsed/>
-    <w:rsid w:val="00704830"/>
+    <w:rsid w:val="00412A26"/>
     <w:pPr>
       <w:spacing w:line="278" w:lineRule="auto"/>
     </w:pPr>
@@ -27033,7 +27075,7 @@
     <w:uiPriority w:val="99"/>
     <w:semiHidden/>
     <w:unhideWhenUsed/>
-    <w:rsid w:val="00704830"/>
+    <w:rsid w:val="00412A26"/>
     <w:pPr>
       <w:spacing w:line="278" w:lineRule="auto"/>
     </w:pPr>
@@ -27105,7 +27147,7 @@
     <w:uiPriority w:val="99"/>
     <w:semiHidden/>
     <w:unhideWhenUsed/>
-    <w:rsid w:val="00704830"/>
+    <w:rsid w:val="00412A26"/>
     <w:pPr>
       <w:spacing w:line="278" w:lineRule="auto"/>
     </w:pPr>
@@ -27180,7 +27222,7 @@
     <w:uiPriority w:val="99"/>
     <w:semiHidden/>
     <w:unhideWhenUsed/>
-    <w:rsid w:val="00704830"/>
+    <w:rsid w:val="00412A26"/>
     <w:pPr>
       <w:spacing w:line="278" w:lineRule="auto"/>
     </w:pPr>
@@ -27258,7 +27300,7 @@
     <w:uiPriority w:val="99"/>
     <w:semiHidden/>
     <w:unhideWhenUsed/>
-    <w:rsid w:val="00704830"/>
+    <w:rsid w:val="00412A26"/>
     <w:pPr>
       <w:spacing w:line="278" w:lineRule="auto"/>
     </w:pPr>
@@ -27353,7 +27395,7 @@
     <w:uiPriority w:val="99"/>
     <w:semiHidden/>
     <w:unhideWhenUsed/>
-    <w:rsid w:val="00704830"/>
+    <w:rsid w:val="00412A26"/>
     <w:pPr>
       <w:spacing w:line="278" w:lineRule="auto"/>
     </w:pPr>
@@ -27426,7 +27468,7 @@
     <w:uiPriority w:val="99"/>
     <w:semiHidden/>
     <w:unhideWhenUsed/>
-    <w:rsid w:val="00704830"/>
+    <w:rsid w:val="00412A26"/>
     <w:pPr>
       <w:spacing w:line="278" w:lineRule="auto"/>
     </w:pPr>
@@ -27518,7 +27560,7 @@
     <w:uiPriority w:val="99"/>
     <w:semiHidden/>
     <w:unhideWhenUsed/>
-    <w:rsid w:val="00704830"/>
+    <w:rsid w:val="00412A26"/>
     <w:pPr>
       <w:spacing w:line="278" w:lineRule="auto"/>
     </w:pPr>
@@ -27605,7 +27647,7 @@
     <w:uiPriority w:val="99"/>
     <w:semiHidden/>
     <w:unhideWhenUsed/>
-    <w:rsid w:val="00704830"/>
+    <w:rsid w:val="00412A26"/>
     <w:pPr>
       <w:spacing w:line="278" w:lineRule="auto"/>
     </w:pPr>
@@ -27671,7 +27713,7 @@
     <w:uiPriority w:val="99"/>
     <w:semiHidden/>
     <w:unhideWhenUsed/>
-    <w:rsid w:val="00704830"/>
+    <w:rsid w:val="00412A26"/>
     <w:pPr>
       <w:spacing w:line="278" w:lineRule="auto"/>
     </w:pPr>
@@ -27716,7 +27758,7 @@
     <w:uiPriority w:val="99"/>
     <w:semiHidden/>
     <w:unhideWhenUsed/>
-    <w:rsid w:val="00704830"/>
+    <w:rsid w:val="00412A26"/>
     <w:pPr>
       <w:spacing w:line="278" w:lineRule="auto"/>
     </w:pPr>
@@ -27772,7 +27814,7 @@
     <w:uiPriority w:val="99"/>
     <w:semiHidden/>
     <w:unhideWhenUsed/>
-    <w:rsid w:val="00704830"/>
+    <w:rsid w:val="00412A26"/>
     <w:pPr>
       <w:spacing w:line="278" w:lineRule="auto"/>
     </w:pPr>
@@ -27839,7 +27881,7 @@
     <w:uiPriority w:val="99"/>
     <w:semiHidden/>
     <w:unhideWhenUsed/>
-    <w:rsid w:val="00704830"/>
+    <w:rsid w:val="00412A26"/>
     <w:pPr>
       <w:spacing w:line="278" w:lineRule="auto"/>
     </w:pPr>
@@ -27944,7 +27986,7 @@
     <w:uiPriority w:val="99"/>
     <w:semiHidden/>
     <w:unhideWhenUsed/>
-    <w:rsid w:val="00704830"/>
+    <w:rsid w:val="00412A26"/>
     <w:pPr>
       <w:spacing w:line="278" w:lineRule="auto"/>
     </w:pPr>
@@ -28052,7 +28094,7 @@
     <w:uiPriority w:val="99"/>
     <w:semiHidden/>
     <w:unhideWhenUsed/>
-    <w:rsid w:val="00704830"/>
+    <w:rsid w:val="00412A26"/>
     <w:pPr>
       <w:spacing w:after="0"/>
       <w:ind w:left="240" w:hanging="240"/>
@@ -28065,7 +28107,7 @@
     <w:uiPriority w:val="99"/>
     <w:semiHidden/>
     <w:unhideWhenUsed/>
-    <w:rsid w:val="00704830"/>
+    <w:rsid w:val="00412A26"/>
     <w:pPr>
       <w:spacing w:after="0"/>
     </w:pPr>
@@ -28076,7 +28118,7 @@
     <w:uiPriority w:val="99"/>
     <w:semiHidden/>
     <w:unhideWhenUsed/>
-    <w:rsid w:val="00704830"/>
+    <w:rsid w:val="00412A26"/>
     <w:pPr>
       <w:spacing w:line="278" w:lineRule="auto"/>
     </w:pPr>
@@ -28121,7 +28163,7 @@
     <w:uiPriority w:val="99"/>
     <w:semiHidden/>
     <w:unhideWhenUsed/>
-    <w:rsid w:val="00704830"/>
+    <w:rsid w:val="00412A26"/>
     <w:pPr>
       <w:spacing w:line="278" w:lineRule="auto"/>
     </w:pPr>
@@ -28167,7 +28209,7 @@
     <w:uiPriority w:val="99"/>
     <w:semiHidden/>
     <w:unhideWhenUsed/>
-    <w:rsid w:val="00704830"/>
+    <w:rsid w:val="00412A26"/>
     <w:pPr>
       <w:spacing w:line="278" w:lineRule="auto"/>
     </w:pPr>
@@ -28270,7 +28312,7 @@
     <w:uiPriority w:val="99"/>
     <w:semiHidden/>
     <w:unhideWhenUsed/>
-    <w:rsid w:val="00704830"/>
+    <w:rsid w:val="00412A26"/>
     <w:pPr>
       <w:spacing w:line="278" w:lineRule="auto"/>
     </w:pPr>
@@ -28313,7 +28355,7 @@
     <w:uiPriority w:val="99"/>
     <w:semiHidden/>
     <w:unhideWhenUsed/>
-    <w:rsid w:val="00704830"/>
+    <w:rsid w:val="00412A26"/>
     <w:pPr>
       <w:spacing w:line="278" w:lineRule="auto"/>
     </w:pPr>
@@ -28412,7 +28454,7 @@
     <w:uiPriority w:val="99"/>
     <w:semiHidden/>
     <w:unhideWhenUsed/>
-    <w:rsid w:val="00704830"/>
+    <w:rsid w:val="00412A26"/>
     <w:pPr>
       <w:spacing w:line="278" w:lineRule="auto"/>
     </w:pPr>
@@ -28503,7 +28545,7 @@
     <w:uiPriority w:val="99"/>
     <w:semiHidden/>
     <w:unhideWhenUsed/>
-    <w:rsid w:val="00704830"/>
+    <w:rsid w:val="00412A26"/>
     <w:pPr>
       <w:spacing w:line="278" w:lineRule="auto"/>
     </w:pPr>
@@ -28530,7 +28572,7 @@
     <w:uiPriority w:val="99"/>
     <w:semiHidden/>
     <w:unhideWhenUsed/>
-    <w:rsid w:val="00704830"/>
+    <w:rsid w:val="00412A26"/>
     <w:pPr>
       <w:spacing w:line="278" w:lineRule="auto"/>
     </w:pPr>
@@ -28576,7 +28618,7 @@
     <w:uiPriority w:val="99"/>
     <w:semiHidden/>
     <w:unhideWhenUsed/>
-    <w:rsid w:val="00704830"/>
+    <w:rsid w:val="00412A26"/>
     <w:pPr>
       <w:spacing w:line="278" w:lineRule="auto"/>
     </w:pPr>
@@ -28622,7 +28664,7 @@
     <w:uiPriority w:val="99"/>
     <w:semiHidden/>
     <w:unhideWhenUsed/>
-    <w:rsid w:val="00704830"/>
+    <w:rsid w:val="00412A26"/>
     <w:pPr>
       <w:spacing w:line="278" w:lineRule="auto"/>
     </w:pPr>
@@ -28669,7 +28711,7 @@
     <w:uiPriority w:val="99"/>
     <w:semiHidden/>
     <w:unhideWhenUsed/>
-    <w:rsid w:val="00704830"/>
+    <w:rsid w:val="00412A26"/>
     <w:pPr>
       <w:spacing w:before="120"/>
     </w:pPr>
@@ -28687,7 +28729,7 @@
     <w:uiPriority w:val="39"/>
     <w:semiHidden/>
     <w:unhideWhenUsed/>
-    <w:rsid w:val="00704830"/>
+    <w:rsid w:val="00412A26"/>
     <w:pPr>
       <w:spacing w:after="100"/>
     </w:pPr>
@@ -28700,7 +28742,7 @@
     <w:uiPriority w:val="39"/>
     <w:semiHidden/>
     <w:unhideWhenUsed/>
-    <w:rsid w:val="00704830"/>
+    <w:rsid w:val="00412A26"/>
     <w:pPr>
       <w:spacing w:after="100"/>
       <w:ind w:left="240"/>
@@ -28714,7 +28756,7 @@
     <w:uiPriority w:val="39"/>
     <w:semiHidden/>
     <w:unhideWhenUsed/>
-    <w:rsid w:val="00704830"/>
+    <w:rsid w:val="00412A26"/>
     <w:pPr>
       <w:spacing w:after="100"/>
       <w:ind w:left="480"/>
@@ -28728,7 +28770,7 @@
     <w:uiPriority w:val="39"/>
     <w:semiHidden/>
     <w:unhideWhenUsed/>
-    <w:rsid w:val="00704830"/>
+    <w:rsid w:val="00412A26"/>
     <w:pPr>
       <w:spacing w:after="100"/>
       <w:ind w:left="720"/>
@@ -28742,7 +28784,7 @@
     <w:uiPriority w:val="39"/>
     <w:semiHidden/>
     <w:unhideWhenUsed/>
-    <w:rsid w:val="00704830"/>
+    <w:rsid w:val="00412A26"/>
     <w:pPr>
       <w:spacing w:after="100"/>
       <w:ind w:left="960"/>
@@ -28756,7 +28798,7 @@
     <w:uiPriority w:val="39"/>
     <w:semiHidden/>
     <w:unhideWhenUsed/>
-    <w:rsid w:val="00704830"/>
+    <w:rsid w:val="00412A26"/>
     <w:pPr>
       <w:spacing w:after="100"/>
       <w:ind w:left="1200"/>
@@ -28770,7 +28812,7 @@
     <w:uiPriority w:val="39"/>
     <w:semiHidden/>
     <w:unhideWhenUsed/>
-    <w:rsid w:val="00704830"/>
+    <w:rsid w:val="00412A26"/>
     <w:pPr>
       <w:spacing w:after="100"/>
       <w:ind w:left="1440"/>
@@ -28784,7 +28826,7 @@
     <w:uiPriority w:val="39"/>
     <w:semiHidden/>
     <w:unhideWhenUsed/>
-    <w:rsid w:val="00704830"/>
+    <w:rsid w:val="00412A26"/>
     <w:pPr>
       <w:spacing w:after="100"/>
       <w:ind w:left="1680"/>
@@ -28798,7 +28840,7 @@
     <w:uiPriority w:val="39"/>
     <w:semiHidden/>
     <w:unhideWhenUsed/>
-    <w:rsid w:val="00704830"/>
+    <w:rsid w:val="00412A26"/>
     <w:pPr>
       <w:spacing w:after="100"/>
       <w:ind w:left="1920"/>
@@ -28812,7 +28854,7 @@
     <w:semiHidden/>
     <w:unhideWhenUsed/>
     <w:qFormat/>
-    <w:rsid w:val="00704830"/>
+    <w:rsid w:val="00412A26"/>
     <w:pPr>
       <w:spacing w:before="240" w:after="0"/>
       <w:outlineLvl w:val="9"/>
@@ -28828,7 +28870,7 @@
     <w:uiPriority w:val="99"/>
     <w:semiHidden/>
     <w:unhideWhenUsed/>
-    <w:rsid w:val="00704830"/>
+    <w:rsid w:val="00412A26"/>
     <w:rPr>
       <w:color w:val="605E5C"/>
       <w:sz w:val="16"/>
@@ -28895,7 +28937,7 @@
     <w:next w:val="Normal"/>
     <w:uiPriority w:val="2"/>
     <w:qFormat/>
-    <w:rsid w:val="00704830"/>
+    <w:rsid w:val="00412A26"/>
     <w:pPr>
       <w:keepNext/>
     </w:pPr>
@@ -28909,7 +28951,7 @@
     <w:next w:val="Normal"/>
     <w:uiPriority w:val="2"/>
     <w:qFormat/>
-    <w:rsid w:val="00704830"/>
+    <w:rsid w:val="00412A26"/>
     <w:rPr>
       <w14:numSpacing w14:val="tabular"/>
     </w:rPr>
@@ -28920,7 +28962,7 @@
     <w:next w:val="Normal"/>
     <w:uiPriority w:val="2"/>
     <w:qFormat/>
-    <w:rsid w:val="00704830"/>
+    <w:rsid w:val="00412A26"/>
     <w:rPr>
       <w14:numSpacing w14:val="tabular"/>
     </w:rPr>
@@ -28931,7 +28973,7 @@
     <w:next w:val="Normal"/>
     <w:uiPriority w:val="2"/>
     <w:qFormat/>
-    <w:rsid w:val="00704830"/>
+    <w:rsid w:val="00412A26"/>
     <w:pPr>
       <w:numPr>
         <w:numId w:val="15"/>
@@ -28945,7 +28987,7 @@
     <w:basedOn w:val="TableNormal"/>
     <w:uiPriority w:val="99"/>
     <w:qFormat/>
-    <w:rsid w:val="00704830"/>
+    <w:rsid w:val="00412A26"/>
     <w:pPr>
       <w:spacing w:after="0" w:line="240" w:lineRule="auto"/>
     </w:pPr>
@@ -28978,7 +29020,7 @@
     <w:basedOn w:val="TableNormal"/>
     <w:uiPriority w:val="99"/>
     <w:qFormat/>
-    <w:rsid w:val="00704830"/>
+    <w:rsid w:val="00412A26"/>
     <w:pPr>
       <w:spacing w:after="0" w:line="240" w:lineRule="auto"/>
     </w:pPr>
@@ -29040,7 +29082,7 @@
     <w:basedOn w:val="TableNormal"/>
     <w:uiPriority w:val="99"/>
     <w:qFormat/>
-    <w:rsid w:val="00704830"/>
+    <w:rsid w:val="00412A26"/>
     <w:pPr>
       <w:spacing w:after="0" w:line="240" w:lineRule="auto"/>
     </w:pPr>
@@ -29079,7 +29121,7 @@
     <w:basedOn w:val="TableNormal"/>
     <w:uiPriority w:val="99"/>
     <w:qFormat/>
-    <w:rsid w:val="00704830"/>
+    <w:rsid w:val="00412A26"/>
     <w:pPr>
       <w:spacing w:after="0" w:line="240" w:lineRule="auto"/>
     </w:pPr>
@@ -29128,7 +29170,7 @@
     <w:basedOn w:val="TableNormal"/>
     <w:uiPriority w:val="99"/>
     <w:qFormat/>
-    <w:rsid w:val="00704830"/>
+    <w:rsid w:val="00412A26"/>
     <w:pPr>
       <w:spacing w:after="0" w:line="240" w:lineRule="auto"/>
     </w:pPr>
@@ -29397,7 +29439,7 @@
     <w:sig w:usb0="00000001" w:usb1="10000040" w:usb2="00000000" w:usb3="00000000" w:csb0="80000001" w:csb1="00000000"/>
   </w:font>
   <w:font w:name="IDAutomation2D">
-    <w:altName w:val="Times New Roman"/>
+    <w:altName w:val="Cambria"/>
     <w:charset w:val="00"/>
     <w:family w:val="auto"/>
     <w:pitch w:val="variable"/>
@@ -29471,6 +29513,7 @@
     <w:rsid w:val="00520292"/>
     <w:rsid w:val="00564353"/>
     <w:rsid w:val="00591BD2"/>
+    <w:rsid w:val="0059312F"/>
     <w:rsid w:val="005A73A0"/>
     <w:rsid w:val="005C7E05"/>
     <w:rsid w:val="005E35BE"/>
@@ -29485,6 +29528,7 @@
     <w:rsid w:val="00784F9C"/>
     <w:rsid w:val="007A4B28"/>
     <w:rsid w:val="007F1293"/>
+    <w:rsid w:val="007F3226"/>
     <w:rsid w:val="0080614B"/>
     <w:rsid w:val="0081718A"/>
     <w:rsid w:val="00822ACB"/>
@@ -30316,1504 +30360,7 @@
 </we:webextension>
 </file>
 
-<file path=customXml/item1.xml>��< ? x m l   v e r s i o n = " 1 . 0 "   e n c o d i n g = " u t f - 1 6 " ? > < N a v W o r d R e p o r t X m l P a r t   x m l n s = " u r n : m i c r o s o f t - d y n a m i c s - b u s i n e s s c e n t r a l / i n t e r n a l / e x t e n d e d / r e p o r t s / S t a n d a r d _ S a l e s _ I n v o i c e / 1 3 0 6 / " > - 
-     < B C R e p o r t I n f o r m a t i o n > - 
-         < R e p o r t M e t a d a t a > - 
-             < E x t e n s i o n I d > E x t e n s i o n   I D < / E x t e n s i o n I d > - 
-             < E x t e n s i o n N a m e > E x t e n s i o n   N a m e < / E x t e n s i o n N a m e > - 
-             < E x t e n s i o n P u b l i s h e r > E x t e n s i o n   P u b l i s h e r < / E x t e n s i o n P u b l i s h e r > - 
-             < E x t e n s i o n V e r s i o n > E x t e n s i o n   V e r s i o n < / E x t e n s i o n V e r s i o n > - 
-             < R e p o r t I d > R e p o r t   I D < / R e p o r t I d > - 
-             < R e p o r t C a p t i o n > R e p o r t   C a p t i o n < / R e p o r t C a p t i o n > - 
-             < A b o u t T h i s R e p o r t T i t l e > A b o u t   T h i s   R e p o r t   T i t l e < / A b o u t T h i s R e p o r t T i t l e > - 
-             < A b o u t T h i s R e p o r t T e x t > A b o u t   T h i s   R e p o r t   T e x t < / A b o u t T h i s R e p o r t T e x t > - 
-             < R e p o r t H e l p L i n k > R e p o r t   H e l p   L i n k < / R e p o r t H e l p L i n k > - 
-         < / R e p o r t M e t a d a t a > - 
-         < R e p o r t R e q u e s t > - 
-             < T e n a n t E n t r a I d > T e n a n t   E n t r a   I d < / T e n a n t E n t r a I d > - 
-             < E n v i r o n m e n t N a m e > E n v i r o n m e n t   N a m e < / E n v i r o n m e n t N a m e > - 
-             < E n v i r o n m e n t T y p e > E n v i r o n m e n t   T y p e < / E n v i r o n m e n t T y p e > - 
-             < C o m p a n y N a m e > C o m p a n y   N a m e < / C o m p a n y N a m e > - 
-             < C o m p a n y D i s p l a y N a m e > C o m p a n y   D i s p l a y   N a m e < / C o m p a n y D i s p l a y N a m e > - 
-             < C o m p a n y I d > C o m p a n y   I D < / C o m p a n y I d > - 
-             < U s e r N a m e > U s e r   N a m e < / U s e r N a m e > - 
-             < D a t e A n d T i m e > D a t e   a n d   T i m e < / D a t e A n d T i m e > - 
-             < L a n g u a g e > L a n g u a g e < / L a n g u a g e > - 
-             < F o r m a t R e g i o n > F o r m a t   R e g i o n < / F o r m a t R e g i o n > - 
-             < D a t e T i m e V a l u e s > - 
-                 < Y e a r > Y e a r < / Y e a r > - 
-                 < M o n t h N u m b e r > M o n t h   N u m b e r < / M o n t h N u m b e r > - 
-                 < D a y N u m b e r > D a y   N u m b e r < / D a y N u m b e r > - 
-                 < H o u r > H o u r < / H o u r > - 
-                 < M i n u t e > M i n u t e < / M i n u t e > - 
-             < / D a t e T i m e V a l u e s > - 
-         < / R e p o r t R e q u e s t > - 
-     < / B C R e p o r t I n f o r m a t i o n > - 
-     < T o o l t i p s / > - 
-     < H e a d e r   E l e m e n t T y p e = " D a t a I t e m "   E l e m e n t I d = " 1 2 4 0 3 7 3 8 8 6 " > - 
-         < B i l l e d T o _ L b l   E l e m e n t T y p e = " C o l u m n "   E l e m e n t I d = " 1 7 4 5 4 4 9 0 7 9 "   D a t a T y p e = " T e x t C o n s t " > B i l l e d T o _ L b l < / B i l l e d T o _ L b l > - 
-         < B i l l T o C o n t a c t E m a i l   E l e m e n t T y p e = " C o l u m n "   E l e m e n t I d = " 3 3 5 8 2 7 8 9 5 "   D a t a T y p e = " T e x t " > B i l l T o C o n t a c t E m a i l < / B i l l T o C o n t a c t E m a i l > - 
-         < B i l l T o C o n t a c t E m a i l L b l   E l e m e n t T y p e = " C o l u m n "   E l e m e n t I d = " 2 9 6 4 7 8 3 6 5 "   D a t a T y p e = " T e x t C o n s t " > B i l l T o C o n t a c t E m a i l L b l < / B i l l T o C o n t a c t E m a i l L b l > - 
-         < B i l l T o C o n t a c t M o b i l e P h o n e N o   E l e m e n t T y p e = " C o l u m n "   E l e m e n t I d = " 2 4 8 4 8 8 6 9 6 "   D a t a T y p e = " T e x t " > B i l l T o C o n t a c t M o b i l e P h o n e N o < / B i l l T o C o n t a c t M o b i l e P h o n e N o > - 
-         < B i l l T o C o n t a c t M o b i l e P h o n e N o L b l   E l e m e n t T y p e = " C o l u m n "   E l e m e n t I d = " 2 7 6 3 1 1 3 3 8 "   D a t a T y p e = " T e x t C o n s t " > B i l l T o C o n t a c t M o b i l e P h o n e N o L b l < / B i l l T o C o n t a c t M o b i l e P h o n e N o L b l > - 
-         < B i l l T o C o n t a c t P h o n e N o   E l e m e n t T y p e = " C o l u m n "   E l e m e n t I d = " 3 6 2 4 7 7 4 8 8 "   D a t a T y p e = " T e x t " > B i l l T o C o n t a c t P h o n e N o < / B i l l T o C o n t a c t P h o n e N o > - 
-         < B i l l T o C o n t a c t P h o n e N o L b l   E l e m e n t T y p e = " C o l u m n "   E l e m e n t I d = " 2 1 2 3 3 4 5 9 6 6 "   D a t a T y p e = " T e x t C o n s t " > B i l l T o C o n t a c t P h o n e N o L b l < / B i l l T o C o n t a c t P h o n e N o L b l > - 
-         < B i l l t o C u s t o m e r N o _ L b l   E l e m e n t T y p e = " C o l u m n "   E l e m e n t I d = " 3 6 9 3 0 7 8 1 3 "   D a t a T y p e = " S t r i n g " > B i l l t o C u s t o m e r N o _ L b l < / B i l l t o C u s t o m e r N o _ L b l > - 
-         < B i l l t o C u s t u m e r N o   E l e m e n t T y p e = " C o l u m n "   E l e m e n t I d = " 2 8 0 4 7 3 0 5 8 "   D a t a T y p e = " C o d e " > B i l l t o C u s t u m e r N o < / B i l l t o C u s t u m e r N o > - 
-         < C h e c k s P a y a b l e _ L b l   E l e m e n t T y p e = " C o l u m n "   E l e m e n t I d = " 1 0 5 3 1 5 6 0 6 5 "   D a t a T y p e = " T e x t " > C h e c k s P a y a b l e _ L b l < / C h e c k s P a y a b l e _ L b l > - 
-         < C O 2 e P e r U n i t _ L b l   E l e m e n t T y p e = " C o l u m n "   E l e m e n t I d = " 6 0 8 7 4 6 8 0 2 "   D a t a T y p e = " T e x t " > C O 2 e P e r U n i t _ L b l < / C O 2 e P e r U n i t _ L b l > - 
-         < C o m p a n y A d d r e s s 1   E l e m e n t T y p e = " C o l u m n "   E l e m e n t I d = " 1 8 8 4 1 6 4 3 2 3 "   D a t a T y p e = " T e x t " > C o m p a n y A d d r e s s 1 < / C o m p a n y A d d r e s s 1 > - 
-         < C o m p a n y A d d r e s s 2   E l e m e n t T y p e = " C o l u m n "   E l e m e n t I d = " 1 2 4 6 4 6 7 7 0 6 "   D a t a T y p e = " T e x t " > C o m p a n y A d d r e s s 2 < / C o m p a n y A d d r e s s 2 > - 
-         < C o m p a n y A d d r e s s 3   E l e m e n t T y p e = " C o l u m n "   E l e m e n t I d = " 6 0 8 7 7 1 0 8 9 "   D a t a T y p e = " T e x t " > C o m p a n y A d d r e s s 3 < / C o m p a n y A d d r e s s 3 > - 
-         < C o m p a n y A d d r e s s 4   E l e m e n t T y p e = " C o l u m n "   E l e m e n t I d = " 7 7 7 6 8 0 1 1 2 "   D a t a T y p e = " T e x t " > C o m p a n y A d d r e s s 4 < / C o m p a n y A d d r e s s 4 > - 
-         < C o m p a n y A d d r e s s 5   E l e m e n t T y p e = " C o l u m n "   E l e m e n t I d = " 1 3 9 9 8 3 4 9 5 "   D a t a T y p e = " T e x t " > C o m p a n y A d d r e s s 5 < / C o m p a n y A d d r e s s 5 > - 
-         < C o m p a n y A d d r e s s 6   E l e m e n t T y p e = " C o l u m n "   E l e m e n t I d = " 4 9 7 7 1 3 1 2 2 "   D a t a T y p e = " T e x t " > C o m p a n y A d d r e s s 6 < / C o m p a n y A d d r e s s 6 > - 
-         < C o m p a n y A d d r e s s 7   E l e m e n t T y p e = " C o l u m n "   E l e m e n t I d = " 1 1 3 5 4 0 9 7 3 9 "   D a t a T y p e = " T e x t " > C o m p a n y A d d r e s s 7 < / C o m p a n y A d d r e s s 7 > - 
-         < C o m p a n y A d d r e s s 8   E l e m e n t T y p e = " C o l u m n "   E l e m e n t I d = " 1 7 1 5 2 5 5 3 0 0 "   D a t a T y p e = " T e x t " > C o m p a n y A d d r e s s 8 < / C o m p a n y A d d r e s s 8 > - 
-         < C o m p a n y B a n k A c c o u n t N o   E l e m e n t T y p e = " C o l u m n "   E l e m e n t I d = " 3 0 1 4 0 2 0 4 "   D a t a T y p e = " T e x t " > C o m p a n y B a n k A c c o u n t N o < / C o m p a n y B a n k A c c o u n t N o > - 
-         < C o m p a n y B a n k A c c o u n t N o _ L b l   E l e m e n t T y p e = " C o l u m n "   E l e m e n t I d = " 1 0 9 7 7 4 3 3 4 5 "   D a t a T y p e = " T e x t C o n s t " > C o m p a n y B a n k A c c o u n t N o _ L b l < / C o m p a n y B a n k A c c o u n t N o _ L b l > - 
-         < C o m p a n y B a n k B r a n c h N o   E l e m e n t T y p e = " C o l u m n "   E l e m e n t I d = " 7 9 3 1 3 3 0 5 7 "   D a t a T y p e = " T e x t " > C o m p a n y B a n k B r a n c h N o < / C o m p a n y B a n k B r a n c h N o > - 
-         < C o m p a n y B a n k B r a n c h N o _ L b l   E l e m e n t T y p e = " C o l u m n "   E l e m e n t I d = " 3 2 7 9 0 6 6 9 2 "   D a t a T y p e = " S t r i n g " > C o m p a n y B a n k B r a n c h N o _ L b l < / C o m p a n y B a n k B r a n c h N o _ L b l > - 
-         < C o m p a n y B a n k N a m e   E l e m e n t T y p e = " C o l u m n "   E l e m e n t I d = " 1 5 3 4 9 0 5 6 0 5 "   D a t a T y p e = " T e x t " > C o m p a n y B a n k N a m e < / C o m p a n y B a n k N a m e > - 
-         < C o m p a n y B a n k N a m e _ L b l   E l e m e n t T y p e = " C o l u m n "   E l e m e n t I d = " 1 2 0 4 3 0 7 0 1 4 "   D a t a T y p e = " T e x t C o n s t " > C o m p a n y B a n k N a m e _ L b l < / C o m p a n y B a n k N a m e _ L b l > - 
-         < C o m p a n y C u s t o m G i r o   E l e m e n t T y p e = " C o l u m n "   E l e m e n t I d = " 1 6 7 0 4 7 5 7 9 8 "   D a t a T y p e = " T e x t " > C o m p a n y C u s t o m G i r o < / C o m p a n y C u s t o m G i r o > - 
-         < C o m p a n y C u s t o m G i r o _ L b l   E l e m e n t T y p e = " C o l u m n "   E l e m e n t I d = " 8 9 1 4 3 9 6 2 5 "   D a t a T y p e = " T e x t " > C o m p a n y C u s t o m G i r o _ L b l < / C o m p a n y C u s t o m G i r o _ L b l > - 
-         < C o m p a n y E M a i l   E l e m e n t T y p e = " C o l u m n "   E l e m e n t I d = " 1 6 7 7 0 7 4 0 5 8 "   D a t a T y p e = " T e x t " > C o m p a n y E M a i l < / C o m p a n y E M a i l > - 
-         < C o m p a n y G i r o N o   E l e m e n t T y p e = " C o l u m n "   E l e m e n t I d = " 1 3 6 0 1 9 6 3 2 0 "   D a t a T y p e = " T e x t " > C o m p a n y G i r o N o < / C o m p a n y G i r o N o > - 
-         < C o m p a n y G i r o N o _ L b l   E l e m e n t T y p e = " C o l u m n "   E l e m e n t I d = " 8 6 1 6 0 2 1 1 5 "   D a t a T y p e = " T e x t C o n s t " > C o m p a n y G i r o N o _ L b l < / C o m p a n y G i r o N o _ L b l > - 
-         < C o m p a n y H o m e P a g e   E l e m e n t T y p e = " C o l u m n "   E l e m e n t I d = " 1 9 8 9 1 8 8 7 0 "   D a t a T y p e = " T e x t " > C o m p a n y H o m e P a g e < / C o m p a n y H o m e P a g e > - 
-         < C o m p a n y I B A N   E l e m e n t T y p e = " C o l u m n "   E l e m e n t I d = " 9 0 6 5 4 9 1 8 2 "   D a t a T y p e = " C o d e " > C o m p a n y I B A N < / C o m p a n y I B A N > - 
-         < C o m p a n y I B A N _ L b l   E l e m e n t T y p e = " C o l u m n "   E l e m e n t I d = " 1 2 6 7 9 5 2 2 2 7 "   D a t a T y p e = " S t r i n g " > C o m p a n y I B A N _ L b l < / C o m p a n y I B A N _ L b l > - 
-         < C o m p a n y L e g a l O f f i c e   E l e m e n t T y p e = " C o l u m n "   E l e m e n t I d = " 7 1 4 2 5 8 1 1 1 "   D a t a T y p e = " T e x t " > C o m p a n y L e g a l O f f i c e < / C o m p a n y L e g a l O f f i c e > - 
-         < C o m p a n y L e g a l O f f i c e _ L b l   E l e m e n t T y p e = " C o l u m n "   E l e m e n t I d = " 1 5 3 3 1 7 5 1 0 8 "   D a t a T y p e = " T e x t " > C o m p a n y L e g a l O f f i c e _ L b l < / C o m p a n y L e g a l O f f i c e _ L b l > - 
-         < C o m p a n y L e g a l S t a t e m e n t   E l e m e n t T y p e = " C o l u m n "   E l e m e n t I d = " 4 4 8 3 5 8 8 7 6 "   D a t a T y p e = " T e x t " > C o m p a n y L e g a l S t a t e m e n t < / C o m p a n y L e g a l S t a t e m e n t > - 
-         < C o m p a n y L o g o P o s i t i o n   E l e m e n t T y p e = " C o l u m n "   E l e m e n t I d = " 1 4 2 5 2 6 6 6 8 8 "   D a t a T y p e = " I n t e g e r " > C o m p a n y L o g o P o s i t i o n < / C o m p a n y L o g o P o s i t i o n > - 
-         < C o m p a n y P h o n e N o   E l e m e n t T y p e = " C o l u m n "   E l e m e n t I d = " 2 5 0 4 4 0 6 5 5 "   D a t a T y p e = " T e x t " > C o m p a n y P h o n e N o < / C o m p a n y P h o n e N o > - 
-         < C o m p a n y P h o n e N o _ L b l   E l e m e n t T y p e = " C o l u m n "   E l e m e n t I d = " 5 5 8 5 9 3 5 8 6 "   D a t a T y p e = " T e x t C o n s t " > C o m p a n y P h o n e N o _ L b l < / C o m p a n y P h o n e N o _ L b l > - 
-         < C o m p a n y P i c t u r e   E l e m e n t T y p e = " C o l u m n "   E l e m e n t I d = " 1 3 9 7 4 1 1 0 7 4 "   D a t a T y p e = " B L O B " / > - 
-         < C o m p a n y R e g i s t r a t i o n N u m b e r   E l e m e n t T y p e = " C o l u m n "   E l e m e n t I d = " 2 0 2 3 6 3 9 4 2 4 "   D a t a T y p e = " T e x t " > C o m p a n y R e g i s t r a t i o n N u m b e r < / C o m p a n y R e g i s t r a t i o n N u m b e r > - 
-         < C o m p a n y R e g i s t r a t i o n N u m b e r _ L b l   E l e m e n t T y p e = " C o l u m n "   E l e m e n t I d = " 1 8 3 3 1 0 6 6 5 3 "   D a t a T y p e = " T e x t " > C o m p a n y R e g i s t r a t i o n N u m b e r _ L b l < / C o m p a n y R e g i s t r a t i o n N u m b e r _ L b l > - 
-         < C o m p a n y S W I F T   E l e m e n t T y p e = " C o l u m n "   E l e m e n t I d = " 6 6 8 2 5 0 2 4 5 "   D a t a T y p e = " C o d e " > C o m p a n y S W I F T < / C o m p a n y S W I F T > - 
-         < C o m p a n y S W I F T _ L b l   E l e m e n t T y p e = " C o l u m n "   E l e m e n t I d = " 2 0 2 9 5 9 7 3 8 4 "   D a t a T y p e = " S t r i n g " > C o m p a n y S W I F T _ L b l < / C o m p a n y S W I F T _ L b l > - 
-         < C o m p a n y V A T R e g i s t r a t i o n N o   E l e m e n t T y p e = " C o l u m n "   E l e m e n t I d = " 1 9 1 4 0 1 3 6 4 9 "   D a t a T y p e = " T e x t " > C o m p a n y V A T R e g i s t r a t i o n N o < / C o m p a n y V A T R e g i s t r a t i o n N o > - 
-         < C o m p a n y V A T R e g i s t r a t i o n N o _ L b l   E l e m e n t T y p e = " C o l u m n "   E l e m e n t I d = " 9 2 4 5 0 3 1 2 4 "   D a t a T y p e = " T e x t " > C o m p a n y V A T R e g i s t r a t i o n N o _ L b l < / C o m p a n y V A T R e g i s t r a t i o n N o _ L b l > - 
-         < C o m p a n y V A T R e g N o   E l e m e n t T y p e = " C o l u m n "   E l e m e n t I d = " 1 7 1 4 3 1 9 3 6 "   D a t a T y p e = " T e x t " > C o m p a n y V A T R e g N o < / C o m p a n y V A T R e g N o > - 
-         < C o m p a n y V A T R e g N o _ L b l   E l e m e n t T y p e = " C o l u m n "   E l e m e n t I d = " 7 7 3 2 0 1 5 0 1 "   D a t a T y p e = " T e x t " > C o m p a n y V A T R e g N o _ L b l < / C o m p a n y V A T R e g N o _ L b l > - 
-         < C o n t a c t _ L b l   E l e m e n t T y p e = " C o l u m n "   E l e m e n t I d = " 1 1 5 5 0 9 4 7 5 2 "   D a t a T y p e = " T e x t " > C o n t a c t _ L b l < / C o n t a c t _ L b l > - 
-         < C o p y _ L b l   E l e m e n t T y p e = " C o l u m n "   E l e m e n t I d = " 6 0 4 7 8 2 7 8 1 "   D a t a T y p e = " T e x t C o n s t " > C o p y _ L b l < / C o p y _ L b l > - 
-         < C u s t o m e r A d d r e s s 1   E l e m e n t T y p e = " C o l u m n "   E l e m e n t I d = " 1 8 0 1 9 6 6 4 5 4 "   D a t a T y p e = " T e x t " > C u s t o m e r A d d r e s s 1 < / C u s t o m e r A d d r e s s 1 > - 
-         < C u s t o m e r A d d r e s s 2   E l e m e n t T y p e = " C o l u m n "   E l e m e n t I d = " 1 1 6 4 2 6 9 8 3 7 "   D a t a T y p e = " T e x t " > C u s t o m e r A d d r e s s 2 < / C u s t o m e r A d d r e s s 2 > - 
-         < C u s t o m e r A d d r e s s 3   E l e m e n t T y p e = " C o l u m n "   E l e m e n t I d = " 5 2 6 5 7 3 2 2 0 "   D a t a T y p e = " T e x t " > C u s t o m e r A d d r e s s 3 < / C u s t o m e r A d d r e s s 3 > - 
-         < C u s t o m e r A d d r e s s 4   E l e m e n t T y p e = " C o l u m n "   E l e m e n t I d = " 1 1 1 1 2 3 3 9 7 "   D a t a T y p e = " T e x t " > C u s t o m e r A d d r e s s 4 < / C u s t o m e r A d d r e s s 4 > - 
-         < C u s t o m e r A d d r e s s 5   E l e m e n t T y p e = " C o l u m n "   E l e m e n t I d = " 7 4 8 8 2 0 0 1 4 "   D a t a T y p e = " T e x t " > C u s t o m e r A d d r e s s 5 < / C u s t o m e r A d d r e s s 5 > - 
-         < C u s t o m e r A d d r e s s 6   E l e m e n t T y p e = " C o l u m n "   E l e m e n t I d = " 1 3 8 6 5 1 6 6 3 1 "   D a t a T y p e = " T e x t " > C u s t o m e r A d d r e s s 6 < / C u s t o m e r A d d r e s s 6 > - 
-         < C u s t o m e r A d d r e s s 7   E l e m e n t T y p e = " C o l u m n "   E l e m e n t I d = " 2 0 2 4 2 1 3 2 4 8 "   D a t a T y p e = " T e x t " > C u s t o m e r A d d r e s s 7 < / C u s t o m e r A d d r e s s 7 > - 
-         < C u s t o m e r A d d r e s s 8   E l e m e n t T y p e = " C o l u m n "   E l e m e n t I d = " 1 0 4 8 6 9 8 5 8 5 "   D a t a T y p e = " T e x t " > C u s t o m e r A d d r e s s 8 < / C u s t o m e r A d d r e s s 8 > - 
-         < C u s t o m e r P o s t a l B a r C o d e   E l e m e n t T y p e = " C o l u m n "   E l e m e n t I d = " 3 9 8 5 8 0 6 8 8 "   D a t a T y p e = " T e x t " > C u s t o m e r P o s t a l B a r C o d e < / C u s t o m e r P o s t a l B a r C o d e > - 
-         < D i s c l a i m e r _ L b l   E l e m e n t T y p e = " C o l u m n "   E l e m e n t I d = " 3 8 1 6 6 9 2 0 5 "   D a t a T y p e = " T e x t " > D i s c l a i m e r _ L b l < / D i s c l a i m e r _ L b l > - 
-         < D i s p l a y A d d i t i o n a l F e e N o t e   E l e m e n t T y p e = " C o l u m n "   E l e m e n t I d = " 1 9 3 1 7 6 6 6 8 8 "   D a t a T y p e = " B o o l e a n " > D i s p l a y A d d i t i o n a l F e e N o t e < / D i s p l a y A d d i t i o n a l F e e N o t e > - 
-         < D o c u m e n t D a t e   E l e m e n t T y p e = " C o l u m n "   E l e m e n t I d = " 5 5 2 8 7 1 9 1 4 "   D a t a T y p e = " S t r i n g " > D o c u m e n t D a t e < / D o c u m e n t D a t e > - 
-         < D o c u m e n t D a t e _ L b l   E l e m e n t T y p e = " C o l u m n "   E l e m e n t I d = " 1 0 2 6 4 9 4 8 3 "   D a t a T y p e = " S t r i n g " > D o c u m e n t D a t e _ L b l < / D o c u m e n t D a t e _ L b l > - 
-         < D o c u m e n t N o   E l e m e n t T y p e = " C o l u m n "   E l e m e n t I d = " 9 7 0 3 5 0 5 3 9 "   D a t a T y p e = " C o d e " > D o c u m e n t N o < / D o c u m e n t N o > - 
-         < D o c u m e n t N o _ L b l   E l e m e n t T y p e = " C o l u m n "   E l e m e n t I d = " 7 8 9 7 9 5 9 7 8 "   D a t a T y p e = " T e x t C o n s t " > D o c u m e n t N o _ L b l < / D o c u m e n t N o _ L b l > - 
-         < D o c u m e n t T i t l e _ L b l   E l e m e n t T y p e = " C o l u m n "   E l e m e n t I d = " 8 5 8 4 2 3 9 2 9 "   D a t a T y p e = " T e x t " > D o c u m e n t T i t l e _ L b l < / D o c u m e n t T i t l e _ L b l > - 
-         < D u e D a t e   E l e m e n t T y p e = " C o l u m n "   E l e m e n t I d = " 7 4 5 1 7 0 2 0 3 "   D a t a T y p e = " S t r i n g " > D u e D a t e < / D u e D a t e > - 
-         < D u e D a t e _ L b l   E l e m e n t T y p e = " C o l u m n "   E l e m e n t I d = " 1 6 4 8 2 8 4 6 4 8 "   D a t a T y p e = " S t r i n g " > D u e D a t e _ L b l < / D u e D a t e _ L b l > - 
-         < E M a i l _ H e a d e r _ L b l   E l e m e n t T y p e = " C o l u m n "   E l e m e n t I d = " 5 1 3 1 7 0 8 0 4 "   D a t a T y p e = " T e x t C o n s t " > E M a i l _ H e a d e r _ L b l < / E M a i l _ H e a d e r _ L b l > - 
-         < E x c h a n g e R a t e A s T e x t   E l e m e n t T y p e = " C o l u m n "   E l e m e n t I d = " 5 9 2 9 5 5 8 4 5 "   D a t a T y p e = " T e x t " > E x c h a n g e R a t e A s T e x t < / E x c h a n g e R a t e A s T e x t > - 
-         < E x t e r n a l D o c u m e n t N o   E l e m e n t T y p e = " C o l u m n "   E l e m e n t I d = " 7 3 3 9 5 3 9 6 6 "   D a t a T y p e = " C o d e " > E x t e r n a l D o c u m e n t N o < / E x t e r n a l D o c u m e n t N o > - 
-         < E x t e r n a l D o c u m e n t N o _ L b l   E l e m e n t T y p e = " C o l u m n "   E l e m e n t I d = " 4 2 3 3 1 2 2 6 9 "   D a t a T y p e = " S t r i n g " > E x t e r n a l D o c u m e n t N o _ L b l < / E x t e r n a l D o c u m e n t N o _ L b l > - 
-         < F r o m _ L b l   E l e m e n t T y p e = " C o l u m n "   E l e m e n t I d = " 4 8 5 4 2 6 1 3 8 "   D a t a T y p e = " T e x t C o n s t " > F r o m _ L b l < / F r o m _ L b l > - 
-         < G l o b a l L o c a t i o n N u m b e r   E l e m e n t T y p e = " C o l u m n "   E l e m e n t I d = " 1 5 0 0 3 7 2 8 0 0 "   D a t a T y p e = " T e x t " > G l o b a l L o c a t i o n N u m b e r < / G l o b a l L o c a t i o n N u m b e r > - 
-         < G l o b a l L o c a t i o n N u m b e r _ L b l   E l e m e n t T y p e = " C o l u m n "   E l e m e n t I d = " 1 7 5 0 9 1 3 8 9 1 "   D a t a T y p e = " T e x t " > G l o b a l L o c a t i o n N u m b e r _ L b l < / G l o b a l L o c a t i o n N u m b e r _ L b l > - 
-         < H o m e P a g e _ H e a d e r _ L b l   E l e m e n t T y p e = " C o l u m n "   E l e m e n t I d = " 1 8 7 9 7 2 5 0 8 4 "   D a t a T y p e = " T e x t C o n s t " > H o m e P a g e _ H e a d e r _ L b l < / H o m e P a g e _ H e a d e r _ L b l > - 
-         < I n v o i c e D i s c o u n t A m o u n t _ L b l   E l e m e n t T y p e = " C o l u m n "   E l e m e n t I d = " 1 5 9 3 0 1 2 7 3 6 "   D a t a T y p e = " T e x t C o n s t " > I n v o i c e D i s c o u n t A m o u n t _ L b l < / I n v o i c e D i s c o u n t A m o u n t _ L b l > - 
-         < I n v o i c e D i s c o u n t B a s e A m o u n t _ L b l   E l e m e n t T y p e = " C o l u m n "   E l e m e n t I d = " 2 0 2 9 2 6 6 8 7 5 "   D a t a T y p e = " T e x t C o n s t " > I n v o i c e D i s c o u n t B a s e A m o u n t _ L b l < / I n v o i c e D i s c o u n t B a s e A m o u n t _ L b l > - 
-         < L e g a l E n t i t y T y p e   E l e m e n t T y p e = " C o l u m n "   E l e m e n t I d = " 2 0 5 1 8 7 3 5 6 3 "   D a t a T y p e = " T e x t " > L e g a l E n t i t y T y p e < / L e g a l E n t i t y T y p e > - 
-         < L e g a l E n t i t y T y p e _ L b l   E l e m e n t T y p e = " C o l u m n "   E l e m e n t I d = " 2 0 8 0 2 2 4 7 9 2 "   D a t a T y p e = " T e x t " > L e g a l E n t i t y T y p e _ L b l < / L e g a l E n t i t y T y p e _ L b l > - 
-         < L i n e A m o u n t A f t e r I n v o i c e D i s c o u n t _ L b l   E l e m e n t T y p e = " C o l u m n "   E l e m e n t I d = " 6 7 3 7 2 1 0 9 4 "   D a t a T y p e = " T e x t C o n s t " > L i n e A m o u n t A f t e r I n v o i c e D i s c o u n t _ L b l < / L i n e A m o u n t A f t e r I n v o i c e D i s c o u n t _ L b l > - 
-         < L o c a l C u r r e n c y _ L b l   E l e m e n t T y p e = " C o l u m n "   E l e m e n t I d = " 1 5 5 9 6 9 3 4 2 2 "   D a t a T y p e = " T e x t C o n s t " > L o c a l C u r r e n c y _ L b l < / L o c a l C u r r e n c y _ L b l > - 
-         < O r d e r N o   E l e m e n t T y p e = " C o l u m n "   E l e m e n t I d = " 1 4 6 6 4 7 3 8 8 6 "   D a t a T y p e = " C o d e " > O r d e r N o < / O r d e r N o > - 
-         < O r d e r N o _ L b l   E l e m e n t T y p e = " C o l u m n "   E l e m e n t I d = " 1 9 9 1 0 6 2 5 2 9 "   D a t a T y p e = " S t r i n g " > O r d e r N o _ L b l < / O r d e r N o _ L b l > - 
-         < P a c k a g e T r a c k i n g N o   E l e m e n t T y p e = " C o l u m n "   E l e m e n t I d = " 1 2 4 4 8 2 6 1 5 9 "   D a t a T y p e = " T e x t " > P a c k a g e T r a c k i n g N o < / P a c k a g e T r a c k i n g N o > - 
-         < P a c k a g e T r a c k i n g N o _ L b l   E l e m e n t T y p e = " C o l u m n "   E l e m e n t I d = " 2 1 9 3 5 6 7 5 6 "   D a t a T y p e = " S t r i n g " > P a c k a g e T r a c k i n g N o _ L b l < / P a c k a g e T r a c k i n g N o _ L b l > - 
-         < P a g e _ L b l   E l e m e n t T y p e = " C o l u m n "   E l e m e n t I d = " 6 8 0 6 4 8 0 9 1 "   D a t a T y p e = " T e x t C o n s t " > P a g e _ L b l < / P a g e _ L b l > - 
-         < P a y m e n t I n s t r u c t i o n s _ T x t   E l e m e n t T y p e = " C o l u m n "   E l e m e n t I d = " 1 8 7 2 0 8 8 3 "   D a t a T y p e = " T e x t " > P a y m e n t I n s t r u c t i o n s _ T x t < / P a y m e n t I n s t r u c t i o n s _ T x t > - 
-         < P a y m e n t M e t h o d D e s c r i p t i o n   E l e m e n t T y p e = " C o l u m n "   E l e m e n t I d = " 5 8 5 7 5 7 9 7 4 "   D a t a T y p e = " T e x t " > P a y m e n t M e t h o d D e s c r i p t i o n < / P a y m e n t M e t h o d D e s c r i p t i o n > - 
-         < P a y m e n t M e t h o d D e s c r i p t i o n _ L b l   E l e m e n t T y p e = " C o l u m n "   E l e m e n t I d = " 7 9 7 1 1 7 3 2 3 "   D a t a T y p e = " T e x t C o n s t " > P a y m e n t M e t h o d D e s c r i p t i o n _ L b l < / P a y m e n t M e t h o d D e s c r i p t i o n _ L b l > - 
-         < P a y m e n t R e f e r e n c e   E l e m e n t T y p e = " C o l u m n "   E l e m e n t I d = " 3 3 5 4 9 7 0 1 2 "   D a t a T y p e = " T e x t " > P a y m e n t R e f e r e n c e < / P a y m e n t R e f e r e n c e > - 
-         < P a y m e n t R e f e r e n c e _ L b l   E l e m e n t T y p e = " C o l u m n "   E l e m e n t I d = " 8 6 4 7 4 2 0 3 3 "   D a t a T y p e = " T e x t " > P a y m e n t R e f e r e n c e _ L b l < / P a y m e n t R e f e r e n c e _ L b l > - 
-         < P a y m e n t T e r m s D e s c r i p t i o n   E l e m e n t T y p e = " C o l u m n "   E l e m e n t I d = " 2 0 3 8 7 4 2 7 0 0 "   D a t a T y p e = " T e x t " > P a y m e n t T e r m s D e s c r i p t i o n < / P a y m e n t T e r m s D e s c r i p t i o n > - 
-         < P a y m e n t T e r m s D e s c r i p t i o n _ L b l   E l e m e n t T y p e = " C o l u m n "   E l e m e n t I d = " 1 8 7 4 4 9 4 3 2 1 "   D a t a T y p e = " T e x t C o n s t " > P a y m e n t T e r m s D e s c r i p t i o n _ L b l < / P a y m e n t T e r m s D e s c r i p t i o n _ L b l > - 
-         < P r i c e s I n c l u d i n g V A T   E l e m e n t T y p e = " C o l u m n "   E l e m e n t I d = " 5 1 8 8 1 7 1 6 7 "   D a t a T y p e = " B o o l e a n " > P r i c e s I n c l u d i n g V A T < / P r i c e s I n c l u d i n g V A T > - 
-         < P r i c e s I n c l u d i n g V A T _ L b l   E l e m e n t T y p e = " C o l u m n "   E l e m e n t I d = " 1 3 7 7 9 7 9 4 4 4 "   D a t a T y p e = " S t r i n g " > P r i c e s I n c l u d i n g V A T _ L b l < / P r i c e s I n c l u d i n g V A T _ L b l > - 
-         < P r i c e s I n c l u d i n g V A T Y e s N o   E l e m e n t T y p e = " C o l u m n "   E l e m e n t I d = " 1 4 1 1 1 4 7 5 9 9 "   D a t a T y p e = " S t r i n g " > P r i c e s I n c l u d i n g V A T Y e s N o < / P r i c e s I n c l u d i n g V A T Y e s N o > - 
-         < Q R _ C o d e _ I m a g e   E l e m e n t T y p e = " C o l u m n "   E l e m e n t I d = " 2 0 7 9 6 8 0 8 3 6 "   D a t a T y p e = " M e d i a S e t " > Q R _ C o d e _ I m a g e < / Q R _ C o d e _ I m a g e > - 
-         < Q R _ C o d e _ I m a g e _ L b l   E l e m e n t T y p e = " C o l u m n "   E l e m e n t I d = " 1 2 2 9 4 4 6 0 7 "   D a t a T y p e = " S t r i n g " > Q R _ C o d e _ I m a g e _ L b l < / Q R _ C o d e _ I m a g e _ L b l > - 
-         < Q u e s t i o n s _ L b l   E l e m e n t T y p e = " C o l u m n "   E l e m e n t I d = " 2 0 7 0 8 9 0 0 1 9 "   D a t a T y p e = " T e x t C o n s t " > Q u e s t i o n s _ L b l < / Q u e s t i o n s _ L b l > - 
-         < R e c u r r i n g B i l l i n g   E l e m e n t T y p e = " C o l u m n "   E l e m e n t I d = " 4 8 0 8 6 9 9 3 "   D a t a T y p e = " B o o l e a n " > R e c u r r i n g B i l l i n g < / R e c u r r i n g B i l l i n g > - 
-         < R e m a i n i n g A m o u n t   E l e m e n t T y p e = " C o l u m n "   E l e m e n t I d = " 3 5 3 2 6 4 1 3 1 "   D a t a T y p e = " D e c i m a l " > R e m a i n i n g A m o u n t < / R e m a i n i n g A m o u n t > - 
-         < R e m a i n i n g A m o u n t T e x t   E l e m e n t T y p e = " C o l u m n "   E l e m e n t I d = " 1 8 1 3 6 1 2 0 "   D a t a T y p e = " T e x t " > R e m a i n i n g A m o u n t T e x t < / R e m a i n i n g A m o u n t T e x t > - 
-         < S a l e s I n v o i c e L i n e D i s c o u n t _ L b l   E l e m e n t T y p e = " C o l u m n "   E l e m e n t I d = " 6 6 4 6 0 1 5 8 2 "   D a t a T y p e = " T e x t C o n s t " > S a l e s I n v o i c e L i n e D i s c o u n t _ L b l < / S a l e s I n v o i c e L i n e D i s c o u n t _ L b l > - 
-         < S a l e s P e r s o n _ L b l   E l e m e n t T y p e = " C o l u m n "   E l e m e n t I d = " 1 5 6 4 1 9 6 3 6 5 "   D a t a T y p e = " T e x t C o n s t " > S a l e s P e r s o n _ L b l < / S a l e s P e r s o n _ L b l > - 
-         < S a l e s P e r s o n B l a n k _ L b l   E l e m e n t T y p e = " C o l u m n "   E l e m e n t I d = " 6 5 4 6 2 4 6 0 1 "   D a t a T y p e = " T e x t " > S a l e s P e r s o n B l a n k _ L b l < / S a l e s P e r s o n B l a n k _ L b l > - 
-         < S a l e s P e r s o n N a m e   E l e m e n t T y p e = " C o l u m n "   E l e m e n t I d = " 8 7 1 4 9 2 9 8 3 "   D a t a T y p e = " T e x t " > S a l e s P e r s o n N a m e < / S a l e s P e r s o n N a m e > - 
-         < S e l l T o C o n t a c t E m a i l   E l e m e n t T y p e = " C o l u m n "   E l e m e n t I d = " 2 6 2 8 2 4 5 6 4 "   D a t a T y p e = " T e x t " > S e l l T o C o n t a c t E m a i l < / S e l l T o C o n t a c t E m a i l > - 
-         < S e l l T o C o n t a c t E m a i l L b l   E l e m e n t T y p e = " C o l u m n "   E l e m e n t I d = " 3 7 0 9 2 0 3 7 4 "   D a t a T y p e = " T e x t C o n s t " > S e l l T o C o n t a c t E m a i l L b l < / S e l l T o C o n t a c t E m a i l L b l > - 
-         < S e l l T o C o n t a c t M o b i l e P h o n e N o   E l e m e n t T y p e = " C o l u m n "   E l e m e n t I d = " 1 8 4 3 5 8 7 4 7 "   D a t a T y p e = " T e x t " > S e l l T o C o n t a c t M o b i l e P h o n e N o < / S e l l T o C o n t a c t M o b i l e P h o n e N o > - 
-         < S e l l T o C o n t a c t M o b i l e P h o n e N o L b l   E l e m e n t T y p e = " C o l u m n "   E l e m e n t I d = " 1 4 5 7 5 2 8 4 1 7 "   D a t a T y p e = " T e x t C o n s t " > S e l l T o C o n t a c t M o b i l e P h o n e N o L b l < / S e l l T o C o n t a c t M o b i l e P h o n e N o L b l > - 
-         < S e l l T o C o n t a c t P h o n e N o   E l e m e n t T y p e = " C o l u m n "   E l e m e n t I d = " 1 6 1 3 8 2 2 4 8 3 "   D a t a T y p e = " T e x t " > S e l l T o C o n t a c t P h o n e N o < / S e l l T o C o n t a c t P h o n e N o > - 
-         < S e l l T o C o n t a c t P h o n e N o L b l   E l e m e n t T y p e = " C o l u m n "   E l e m e n t I d = " 1 0 5 0 6 8 6 8 0 9 "   D a t a T y p e = " T e x t C o n s t " > S e l l T o C o n t a c t P h o n e N o L b l < / S e l l T o C o n t a c t P h o n e N o L b l > - 
-         < S e l l t o C u s t o m e r N o   E l e m e n t T y p e = " C o l u m n "   E l e m e n t I d = " 2 0 5 0 6 4 7 3 4 9 "   D a t a T y p e = " C o d e " > S e l l t o C u s t o m e r N o < / S e l l t o C u s t o m e r N o > - 
-         < S e l l t o C u s t o m e r N o _ L b l   E l e m e n t T y p e = " C o l u m n "   E l e m e n t I d = " 2 9 8 3 8 1 5 1 2 "   D a t a T y p e = " S t r i n g " > S e l l t o C u s t o m e r N o _ L b l < / S e l l t o C u s t o m e r N o _ L b l > - 
-         < S e l l T o F a x N o   E l e m e n t T y p e = " C o l u m n "   E l e m e n t I d = " 8 6 0 8 2 8 4 3 4 "   D a t a T y p e = " T e x t " > S e l l T o F a x N o < / S e l l T o F a x N o > - 
-         < S e l l T o P h o n e N o   E l e m e n t T y p e = " C o l u m n "   E l e m e n t I d = " 7 5 1 9 3 1 8 4 3 "   D a t a T y p e = " T e x t " > S e l l T o P h o n e N o < / S e l l T o P h o n e N o > - 
-         < S h i p m e n t _ L b l   E l e m e n t T y p e = " C o l u m n "   E l e m e n t I d = " 2 0 8 5 7 6 7 1 2 0 "   D a t a T y p e = " T e x t C o n s t " > S h i p m e n t _ L b l < / S h i p m e n t _ L b l > - 
-         < S h i p m e n t D a t e   E l e m e n t T y p e = " C o l u m n "   E l e m e n t I d = " 9 3 1 1 1 1 4 6 5 "   D a t a T y p e = " S t r i n g " > S h i p m e n t D a t e < / S h i p m e n t D a t e > - 
-         < S h i p m e n t D a t e _ L b l   E l e m e n t T y p e = " C o l u m n "   E l e m e n t I d = " 6 1 4 4 0 0 3 6 4 "   D a t a T y p e = " S t r i n g " > S h i p m e n t D a t e _ L b l < / S h i p m e n t D a t e _ L b l > - 
-         < S h i p m e n t M e t h o d D e s c r i p t i o n   E l e m e n t T y p e = " C o l u m n "   E l e m e n t I d = " 2 0 5 9 4 0 3 2 6 0 "   D a t a T y p e = " T e x t " > S h i p m e n t M e t h o d D e s c r i p t i o n < / S h i p m e n t M e t h o d D e s c r i p t i o n > - 
-         < S h i p m e n t M e t h o d D e s c r i p t i o n _ L b l   E l e m e n t T y p e = " C o l u m n "   E l e m e n t I d = " 1 1 7 9 9 7 8 4 6 5 "   D a t a T y p e = " T e x t C o n s t " > S h i p m e n t M e t h o d D e s c r i p t i o n _ L b l < / S h i p m e n t M e t h o d D e s c r i p t i o n _ L b l > - 
-         < S h i p p i n g A g e n t C o d e   E l e m e n t T y p e = " C o l u m n "   E l e m e n t I d = " 1 6 7 0 1 5 5 2 6 9 "   D a t a T y p e = " C o d e " > S h i p p i n g A g e n t C o d e < / S h i p p i n g A g e n t C o d e > - 
-         < S h i p p i n g A g e n t C o d e _ L b l   E l e m e n t T y p e = " C o l u m n "   E l e m e n t I d = " 1 1 5 3 2 0 1 3 4 "   D a t a T y p e = " S t r i n g " > S h i p p i n g A g e n t C o d e _ L b l < / S h i p p i n g A g e n t C o d e _ L b l > - 
-         < S h i p T o A d d r e s s _ L b l   E l e m e n t T y p e = " C o l u m n "   E l e m e n t I d = " 1 6 5 0 5 0 5 0 1 7 "   D a t a T y p e = " T e x t C o n s t " > S h i p T o A d d r e s s _ L b l < / S h i p T o A d d r e s s _ L b l > - 
-         < S h i p T o A d d r e s s 1   E l e m e n t T y p e = " C o l u m n "   E l e m e n t I d = " 1 3 5 7 6 7 2 8 6 1 "   D a t a T y p e = " T e x t " > S h i p T o A d d r e s s 1 < / S h i p T o A d d r e s s 1 > - 
-         < S h i p T o A d d r e s s 2   E l e m e n t T y p e = " C o l u m n "   E l e m e n t I d = " 1 0 2 4 2 0 4 5 8 4 "   D a t a T y p e = " T e x t " > S h i p T o A d d r e s s 2 < / S h i p T o A d d r e s s 2 > - 
-         < S h i p T o A d d r e s s 3   E l e m e n t T y p e = " C o l u m n "   E l e m e n t I d = " 1 6 6 1 9 0 1 2 0 1 "   D a t a T y p e = " T e x t " > S h i p T o A d d r e s s 3 < / S h i p T o A d d r e s s 3 > - 
-         < S h i p T o A d d r e s s 4   E l e m e n t T y p e = " C o l u m n "   E l e m e n t I d = " 5 5 5 4 1 6 9 9 0 "   D a t a T y p e = " T e x t " > S h i p T o A d d r e s s 4 < / S h i p T o A d d r e s s 4 > - 
-         < S h i p T o A d d r e s s 5   E l e m e n t T y p e = " C o l u m n "   E l e m e n t I d = " 1 1 9 3 1 1 3 6 0 7 "   D a t a T y p e = " T e x t " > S h i p T o A d d r e s s 5 < / S h i p T o A d d r e s s 5 > - 
-         < S h i p T o A d d r e s s 6   E l e m e n t T y p e = " C o l u m n "   E l e m e n t I d = " 7 1 9 9 7 6 2 4 4 "   D a t a T y p e = " T e x t " > S h i p T o A d d r e s s 6 < / S h i p T o A d d r e s s 6 > - 
-         < S h i p T o A d d r e s s 7   E l e m e n t T y p e = " C o l u m n "   E l e m e n t I d = " 8 2 2 7 9 6 2 7 "   D a t a T y p e = " T e x t " > S h i p T o A d d r e s s 7 < / S h i p T o A d d r e s s 7 > - 
-         < S h i p T o A d d r e s s 8   E l e m e n t T y p e = " C o l u m n "   E l e m e n t I d = " 1 4 9 2 9 9 2 1 7 8 "   D a t a T y p e = " T e x t " > S h i p T o A d d r e s s 8 < / S h i p T o A d d r e s s 8 > - 
-         < S h i p T o P h o n e N o   E l e m e n t T y p e = " C o l u m n "   E l e m e n t I d = " 3 6 9 7 0 2 2 5 5 "   D a t a T y p e = " T e x t " > S h i p T o P h o n e N o < / S h i p T o P h o n e N o > - 
-         < S h o w S h i p p i n g A d d r e s s   E l e m e n t T y p e = " C o l u m n "   E l e m e n t I d = " 1 1 2 0 0 7 1 2 6 6 "   D a t a T y p e = " B o o l e a n " > S h o w S h i p p i n g A d d r e s s < / S h o w S h i p p i n g A d d r e s s > - 
-         < S h o w W o r k D e s c r i p t i o n   E l e m e n t T y p e = " C o l u m n "   E l e m e n t I d = " 7 8 5 4 6 8 8 6 5 "   D a t a T y p e = " B o o l e a n " > S h o w W o r k D e s c r i p t i o n < / S h o w W o r k D e s c r i p t i o n > - 
-         < S u b t o t a l _ L b l   E l e m e n t T y p e = " C o l u m n "   E l e m e n t I d = " 1 9 6 7 7 9 5 1 4 2 "   D a t a T y p e = " T e x t C o n s t " > S u b t o t a l _ L b l < / S u b t o t a l _ L b l > - 
-         < T h a n k s _ L b l   E l e m e n t T y p e = " C o l u m n "   E l e m e n t I d = " 2 1 0 3 3 0 5 5 2 5 "   D a t a T y p e = " T e x t C o n s t " > T h a n k s _ L b l < / T h a n k s _ L b l > - 
-         < T o t a l _ L b l   E l e m e n t T y p e = " C o l u m n "   E l e m e n t I d = " 1 2 1 0 1 0 0 8 7 8 "   D a t a T y p e = " T e x t C o n s t " > T o t a l _ L b l < / T o t a l _ L b l > - 
-         < T o t a l C O 2 e _ L b l   E l e m e n t T y p e = " C o l u m n "   E l e m e n t I d = " 1 0 3 0 5 9 5 2 5 5 "   D a t a T y p e = " T e x t " > T o t a l C O 2 e _ L b l < / T o t a l C O 2 e _ L b l > - 
-         < V A T A m o u n t _ L b l   E l e m e n t T y p e = " C o l u m n "   E l e m e n t I d = " 1 0 9 4 6 5 7 2 9 "   D a t a T y p e = " T e x t C o n s t " > V A T A m o u n t _ L b l < / V A T A m o u n t _ L b l > - 
-         < V A T A m o u n t S p e c i f i c a t i o n _ L b l   E l e m e n t T y p e = " C o l u m n "   E l e m e n t I d = " 8 7 8 7 0 6 8 4 6 "   D a t a T y p e = " T e x t C o n s t " > V A T A m o u n t S p e c i f i c a t i o n _ L b l < / V A T A m o u n t S p e c i f i c a t i o n _ L b l > - 
-         < V A T B a s e _ L b l   E l e m e n t T y p e = " C o l u m n "   E l e m e n t I d = " 1 8 6 6 1 5 8 2 7 8 "   D a t a T y p e = " T e x t C o n s t " > V A T B a s e _ L b l < / V A T B a s e _ L b l > - 
-         < V A T C l a u s e _ L b l   E l e m e n t T y p e = " C o l u m n "   E l e m e n t I d = " 1 5 7 0 4 9 5 4 9 0 "   D a t a T y p e = " S t r i n g " > V A T C l a u s e _ L b l < / V A T C l a u s e _ L b l > - 
-         < V A T C l a u s e s _ L b l   E l e m e n t T y p e = " C o l u m n "   E l e m e n t I d = " 1 3 8 3 9 2 0 0 1 9 "   D a t a T y p e = " T e x t C o n s t " > V A T C l a u s e s _ L b l < / V A T C l a u s e s _ L b l > - 
-         < V A T I d e n t i f i e r _ L b l   E l e m e n t T y p e = " C o l u m n "   E l e m e n t I d = " 1 6 8 6 6 2 3 9 8 4 "   D a t a T y p e = " T e x t C o n s t " > V A T I d e n t i f i e r _ L b l < / V A T I d e n t i f i e r _ L b l > - 
-         < V A T P e r c e n t a g e _ L b l   E l e m e n t T y p e = " C o l u m n "   E l e m e n t I d = " 6 7 6 6 5 4 5 6 5 "   D a t a T y p e = " T e x t C o n s t " > V A T P e r c e n t a g e _ L b l < / V A T P e r c e n t a g e _ L b l > - 
-         < V A T R e g i s t r a t i o n N o   E l e m e n t T y p e = " C o l u m n "   E l e m e n t I d = " 1 8 8 9 1 9 5 4 0 2 "   D a t a T y p e = " T e x t " > V A T R e g i s t r a t i o n N o < / V A T R e g i s t r a t i o n N o > - 
-         < V A T R e g i s t r a t i o n N o _ L b l   E l e m e n t T y p e = " C o l u m n "   E l e m e n t I d = " 1 4 2 4 6 1 6 0 8 5 "   D a t a T y p e = " T e x t " > V A T R e g i s t r a t i o n N o _ L b l < / V A T R e g i s t r a t i o n N o _ L b l > - 
-         < Y o u r D o c u m e n t T i t l e _ L b l   E l e m e n t T y p e = " C o l u m n "   E l e m e n t I d = " 1 8 2 1 7 1 6 9 3 4 "   D a t a T y p e = " T e x t C o n s t " > Y o u r D o c u m e n t T i t l e _ L b l < / Y o u r D o c u m e n t T i t l e _ L b l > - 
-         < Y o u r R e f e r e n c e   E l e m e n t T y p e = " C o l u m n "   E l e m e n t I d = " 1 1 0 3 9 9 5 1 "   D a t a T y p e = " T e x t " > Y o u r R e f e r e n c e < / Y o u r R e f e r e n c e > - 
-         < Y o u r R e f e r e n c e _ L b l   E l e m e n t T y p e = " C o l u m n "   E l e m e n t I d = " 4 6 5 4 7 7 4 2 6 "   D a t a T y p e = " S t r i n g " > Y o u r R e f e r e n c e _ L b l < / Y o u r R e f e r e n c e _ L b l > - 
-         < L i n e   E l e m e n t T y p e = " D a t a I t e m "   E l e m e n t I d = " 4 1 1 9 7 6 1 3 3 " > - 
-             < A m o u n t E x c l u d i n g V A T _ L i n e   E l e m e n t T y p e = " C o l u m n "   E l e m e n t I d = " 1 0 6 2 4 6 0 0 4 0 "   D a t a T y p e = " D e c i m a l " > A m o u n t E x c l u d i n g V A T _ L i n e < / A m o u n t E x c l u d i n g V A T _ L i n e > - 
-             < A m o u n t E x c l u d i n g V A T _ L i n e _ L b l   E l e m e n t T y p e = " C o l u m n "   E l e m e n t I d = " 2 0 0 2 8 7 4 4 7 5 "   D a t a T y p e = " S t r i n g " > A m o u n t E x c l u d i n g V A T _ L i n e _ L b l < / A m o u n t E x c l u d i n g V A T _ L i n e _ L b l > - 
-             < A m o u n t I n c l u d i n g V A T _ L i n e   E l e m e n t T y p e = " C o l u m n "   E l e m e n t I d = " 7 7 0 9 2 8 4 0 2 "   D a t a T y p e = " D e c i m a l " > A m o u n t I n c l u d i n g V A T _ L i n e < / A m o u n t I n c l u d i n g V A T _ L i n e > - 
-             < A m o u n t I n c l u d i n g V A T _ L i n e _ L b l   E l e m e n t T y p e = " C o l u m n "   E l e m e n t I d = " 9 3 0 7 4 7 3 1 3 "   D a t a T y p e = " S t r i n g " > A m o u n t I n c l u d i n g V A T _ L i n e _ L b l < / A m o u n t I n c l u d i n g V A T _ L i n e _ L b l > - 
-             < C O 2 e P e r U n i t _ L i n e   E l e m e n t T y p e = " C o l u m n "   E l e m e n t I d = " 1 3 2 0 1 7 0 3 0 2 "   D a t a T y p e = " T e x t " > C O 2 e P e r U n i t _ L i n e < / C O 2 e P e r U n i t _ L i n e > - 
-             < C o n t r a c t L i n e N o   E l e m e n t T y p e = " C o l u m n "   E l e m e n t I d = " 3 0 7 6 6 9 2 4 8 "   D a t a T y p e = " I n t e g e r " > C o n t r a c t L i n e N o < / C o n t r a c t L i n e N o > - 
-             < C o n t r a c t N o   E l e m e n t T y p e = " C o l u m n "   E l e m e n t I d = " 1 9 5 9 3 0 8 7 1 8 "   D a t a T y p e = " C o d e " > C o n t r a c t N o < / C o n t r a c t N o > - 
-             < D e s c r i p t i o n _ L i n e   E l e m e n t T y p e = " C o l u m n "   E l e m e n t I d = " 1 4 0 6 8 2 2 3 1 0 "   D a t a T y p e = " T e x t " > D e s c r i p t i o n _ L i n e < / D e s c r i p t i o n _ L i n e > - 
-             < D e s c r i p t i o n _ L i n e _ L b l   E l e m e n t T y p e = " C o l u m n "   E l e m e n t I d = " 2 1 1 8 9 5 1 4 9 5 "   D a t a T y p e = " S t r i n g " > D e s c r i p t i o n _ L i n e _ L b l < / D e s c r i p t i o n _ L i n e _ L b l > - 
-             < I t e m N o _ L i n e   E l e m e n t T y p e = " C o l u m n "   E l e m e n t I d = " 1 9 1 0 2 9 6 2 8 8 "   D a t a T y p e = " C o d e " > I t e m N o _ L i n e < / I t e m N o _ L i n e > - 
-             < I t e m N o _ L i n e _ L b l   E l e m e n t T y p e = " C o l u m n "   E l e m e n t I d = " 1 3 4 0 0 7 9 6 1 3 "   D a t a T y p e = " S t r i n g " > I t e m N o _ L i n e _ L b l < / I t e m N o _ L i n e _ L b l > - 
-             < I t e m R e f e r e n c e N o _ L i n e   E l e m e n t T y p e = " C o l u m n "   E l e m e n t I d = " 9 2 7 2 3 5 7 "   D a t a T y p e = " C o d e " > I t e m R e f e r e n c e N o _ L i n e < / I t e m R e f e r e n c e N o _ L i n e > - 
-             < I t e m R e f e r e n c e N o _ L i n e _ L b l   E l e m e n t T y p e = " C o l u m n "   E l e m e n t I d = " 1 9 8 0 6 3 1 1 3 0 "   D a t a T y p e = " S t r i n g " > I t e m R e f e r e n c e N o _ L i n e _ L b l < / I t e m R e f e r e n c e N o _ L i n e _ L b l > - 
-             < J o b N o   E l e m e n t T y p e = " C o l u m n "   E l e m e n t I d = " 1 8 1 5 5 8 0 3 6 5 "   D a t a T y p e = " C o d e " > J o b N o < / J o b N o > - 
-             < J o b N o _ L b l   E l e m e n t T y p e = " C o l u m n "   E l e m e n t I d = " 1 8 9 7 0 9 4 2 6 "   D a t a T y p e = " T e x t " > J o b N o _ L b l < / J o b N o _ L b l > - 
-             < J o b T a s k D e s c _ L b l   E l e m e n t T y p e = " C o l u m n "   E l e m e n t I d = " 5 4 8 3 1 0 0 2 7 "   D a t a T y p e = " T e x t C o n s t " > J o b T a s k D e s c _ L b l < / J o b T a s k D e s c _ L b l > - 
-             < J o b T a s k D e s c r i p t i o n   E l e m e n t T y p e = " C o l u m n "   E l e m e n t I d = " 1 0 6 5 5 0 2 3 4 3 "   D a t a T y p e = " T e x t " > J o b T a s k D e s c r i p t i o n < / J o b T a s k D e s c r i p t i o n > - 
-             < J o b T a s k N o   E l e m e n t T y p e = " C o l u m n "   E l e m e n t I d = " 9 4 0 0 8 9 4 5 8 "   D a t a T y p e = " C o d e " > J o b T a s k N o < / J o b T a s k N o > - 
-             < J o b T a s k N o _ L b l   E l e m e n t T y p e = " C o l u m n "   E l e m e n t I d = " 6 2 2 6 5 1 9 4 9 "   D a t a T y p e = " T e x t " > J o b T a s k N o _ L b l < / J o b T a s k N o _ L b l > - 
-             < L i n e A m o u n t _ L i n e   E l e m e n t T y p e = " C o l u m n "   E l e m e n t I d = " 2 6 8 9 3 7 1 6 2 "   D a t a T y p e = " T e x t " > L i n e A m o u n t _ L i n e < / L i n e A m o u n t _ L i n e > - 
-             < L i n e A m o u n t _ L i n e _ L b l   E l e m e n t T y p e = " C o l u m n "   E l e m e n t I d = " 9 9 2 9 0 1 8 4 5 "   D a t a T y p e = " S t r i n g " > L i n e A m o u n t _ L i n e _ L b l < / L i n e A m o u n t _ L i n e _ L b l > - 
-             < L i n e D i s c o u n t P e r c e n t _ L i n e   E l e m e n t T y p e = " C o l u m n "   E l e m e n t I d = " 9 0 7 8 2 7 4 3 6 "   D a t a T y p e = " D e c i m a l " > L i n e D i s c o u n t P e r c e n t _ L i n e < / L i n e D i s c o u n t P e r c e n t _ L i n e > - 
-             < L i n e D i s c o u n t P e r c e n t T e x t _ L i n e   E l e m e n t T y p e = " C o l u m n "   E l e m e n t I d = " 6 1 3 1 3 5 1 9 "   D a t a T y p e = " T e x t " > L i n e D i s c o u n t P e r c e n t T e x t _ L i n e < / L i n e D i s c o u n t P e r c e n t T e x t _ L i n e > - 
-             < L i n e N o _ L i n e   E l e m e n t T y p e = " C o l u m n "   E l e m e n t I d = " 6 9 8 9 8 5 9 7 9 "   D a t a T y p e = " I n t e g e r " > L i n e N o _ L i n e < / L i n e N o _ L i n e > - 
-             < P r i c e _ L b l   E l e m e n t T y p e = " C o l u m n "   E l e m e n t I d = " 2 1 2 6 7 6 4 9 2 5 "   D a t a T y p e = " T e x t C o n s t " > P r i c e _ L b l < / P r i c e _ L b l > - 
-             < P r i c e P e r _ L b l   E l e m e n t T y p e = " C o l u m n "   E l e m e n t I d = " 9 7 3 2 8 0 1 3 4 "   D a t a T y p e = " T e x t C o n s t " > P r i c e P e r _ L b l < / P r i c e P e r _ L b l > - 
-             < Q t y _ L b l   E l e m e n t T y p e = " C o l u m n "   E l e m e n t I d = " 2 6 3 6 7 3 7 6 4 "   D a t a T y p e = " T e x t C o n s t " > Q t y _ L b l < / Q t y _ L b l > - 
-             < Q u a n t i t y _ L i n e   E l e m e n t T y p e = " C o l u m n "   E l e m e n t I d = " 1 0 6 8 5 4 3 5 3 7 "   D a t a T y p e = " T e x t " > Q u a n t i t y _ L i n e < / Q u a n t i t y _ L i n e > - 
-             < Q u a n t i t y _ L i n e _ L b l   E l e m e n t T y p e = " C o l u m n "   E l e m e n t I d = " 2 0 3 4 5 0 6 8 0 2 "   D a t a T y p e = " S t r i n g " > Q u a n t i t y _ L i n e _ L b l < / Q u a n t i t y _ L i n e _ L b l > - 
-             < R e c u r r i n g B i l l i n g f r o m   E l e m e n t T y p e = " C o l u m n "   E l e m e n t I d = " 4 7 7 0 0 1 9 2 1 "   D a t a T y p e = " D a t e " > R e c u r r i n g B i l l i n g f r o m < / R e c u r r i n g B i l l i n g f r o m > - 
-             < R e c u r r i n g B i l l i n g t o   E l e m e n t T y p e = " C o l u m n "   E l e m e n t I d = " 1 3 8 4 6 2 3 0 0 4 "   D a t a T y p e = " D a t e " > R e c u r r i n g B i l l i n g t o < / R e c u r r i n g B i l l i n g t o > - 
-             < S h i p m e n t D a t e _ L i n e   E l e m e n t T y p e = " C o l u m n "   E l e m e n t I d = " 1 6 7 3 3 7 5 4 1 6 "   D a t a T y p e = " S t r i n g " > S h i p m e n t D a t e _ L i n e < / S h i p m e n t D a t e _ L i n e > - 
-             < S h i p m e n t D a t e _ L i n e _ L b l   E l e m e n t T y p e = " C o l u m n "   E l e m e n t I d = " 8 5 3 2 2 4 3 6 3 "   D a t a T y p e = " T e x t C o n s t " > S h i p m e n t D a t e _ L i n e _ L b l < / S h i p m e n t D a t e _ L i n e _ L b l > - 
-             < T r a n s H e a d e r A m o u n t   E l e m e n t T y p e = " C o l u m n "   E l e m e n t I d = " 2 0 2 8 3 0 6 2 7 6 "   D a t a T y p e = " D e c i m a l " > T r a n s H e a d e r A m o u n t < / T r a n s H e a d e r A m o u n t > - 
-             < T y p e _ L i n e   E l e m e n t T y p e = " C o l u m n "   E l e m e n t I d = " 2 7 2 8 0 4 9 2 4 "   D a t a T y p e = " S t r i n g " > T y p e _ L i n e < / T y p e _ L i n e > - 
-             < U n i t _ L b l   E l e m e n t T y p e = " C o l u m n "   E l e m e n t I d = " 8 1 4 3 6 4 3 1 8 "   D a t a T y p e = " T e x t C o n s t " > U n i t _ L b l < / U n i t _ L b l > - 
-             < U n i t O f M e a s u r e   E l e m e n t T y p e = " C o l u m n "   E l e m e n t I d = " 1 8 0 8 2 2 8 0 1 8 "   D a t a T y p e = " T e x t " > U n i t O f M e a s u r e < / U n i t O f M e a s u r e > - 
-             < U n i t O f M e a s u r e _ L b l   E l e m e n t T y p e = " C o l u m n "   E l e m e n t I d = " 9 8 1 9 5 1 2 4 9 "   D a t a T y p e = " S t r i n g " > U n i t O f M e a s u r e _ L b l < / U n i t O f M e a s u r e _ L b l > - 
-             < U n i t P r i c e   E l e m e n t T y p e = " C o l u m n "   E l e m e n t I d = " 1 4 7 8 2 2 1 5 2 6 "   D a t a T y p e = " T e x t " > U n i t P r i c e < / U n i t P r i c e > - 
-             < U n i t P r i c e _ L b l   E l e m e n t T y p e = " C o l u m n "   E l e m e n t I d = " 1 1 6 3 9 2 6 6 0 3 "   D a t a T y p e = " S t r i n g " > U n i t P r i c e _ L b l < / U n i t P r i c e _ L b l > - 
-             < V A T I d e n t i f i e r _ L i n e   E l e m e n t T y p e = " C o l u m n "   E l e m e n t I d = " 1 7 7 3 6 2 2 4 1 2 "   D a t a T y p e = " C o d e " > V A T I d e n t i f i e r _ L i n e < / V A T I d e n t i f i e r _ L i n e > - 
-             < V A T I d e n t i f i e r _ L i n e _ L b l   E l e m e n t T y p e = " C o l u m n "   E l e m e n t I d = " 5 3 3 7 8 2 7 0 3 "   D a t a T y p e = " S t r i n g " > V A T I d e n t i f i e r _ L i n e _ L b l < / V A T I d e n t i f i e r _ L i n e _ L b l > - 
-             < V A T P c t _ L i n e   E l e m e n t T y p e = " C o l u m n "   E l e m e n t I d = " 1 9 7 4 0 0 1 9 4 4 "   D a t a T y p e = " T e x t " > V A T P c t _ L i n e < / V A T P c t _ L i n e > - 
-             < V A T P c t _ L i n e _ L b l   E l e m e n t T y p e = " C o l u m n "   E l e m e n t I d = " 1 2 0 7 5 2 9 9 1 5 "   D a t a T y p e = " S t r i n g " > V A T P c t _ L i n e _ L b l < / V A T P c t _ L i n e _ L b l > - 
-             < S h i p m e n t L i n e   E l e m e n t T y p e = " D a t a I t e m "   E l e m e n t I d = " 2 0 1 5 9 9 6 0 5 1 " > - 
-                 < D o c u m e n t N o _ S h i p m e n t L i n e   E l e m e n t T y p e = " C o l u m n "   E l e m e n t I d = " 1 2 4 3 7 6 7 7 6 2 "   D a t a T y p e = " C o d e " > D o c u m e n t N o _ S h i p m e n t L i n e < / D o c u m e n t N o _ S h i p m e n t L i n e > - 
-                 < P o s t i n g D a t e _ S h i p m e n t L i n e   E l e m e n t T y p e = " C o l u m n "   E l e m e n t I d = " 1 8 3 4 0 0 3 2 0 "   D a t a T y p e = " S t r i n g " > P o s t i n g D a t e _ S h i p m e n t L i n e < / P o s t i n g D a t e _ S h i p m e n t L i n e > - 
-                 < P o s t i n g D a t e _ S h i p m e n t L i n e _ L b l   E l e m e n t T y p e = " C o l u m n "   E l e m e n t I d = " 1 0 9 0 0 6 9 0 2 7 "   D a t a T y p e = " S t r i n g " > P o s t i n g D a t e _ S h i p m e n t L i n e _ L b l < / P o s t i n g D a t e _ S h i p m e n t L i n e _ L b l > - 
-                 < Q u a n t i t y _ S h i p m e n t L i n e   E l e m e n t T y p e = " C o l u m n "   E l e m e n t I d = " 1 6 3 7 0 3 4 2 4 7 "   D a t a T y p e = " D e c i m a l " > Q u a n t i t y _ S h i p m e n t L i n e < / Q u a n t i t y _ S h i p m e n t L i n e > - 
-                 < Q u a n t i t y _ S h i p m e n t L i n e _ L b l   E l e m e n t T y p e = " C o l u m n "   E l e m e n t I d = " 1 6 0 2 6 6 7 3 8 6 "   D a t a T y p e = " S t r i n g " > Q u a n t i t y _ S h i p m e n t L i n e _ L b l < / Q u a n t i t y _ S h i p m e n t L i n e _ L b l > - 
-             < / S h i p m e n t L i n e > - 
-             < A s s e m b l y L i n e   E l e m e n t T y p e = " D a t a I t e m "   E l e m e n t I d = " 1 2 0 5 9 4 2 8 5 " > - 
-                 < D e s c r i p t i o n _ A s s e m b l y L i n e   E l e m e n t T y p e = " C o l u m n "   E l e m e n t I d = " 2 8 0 7 4 3 7 9 6 "   D a t a T y p e = " T e x t " > D e s c r i p t i o n _ A s s e m b l y L i n e < / D e s c r i p t i o n _ A s s e m b l y L i n e > - 
-                 < L i n e N o _ A s s e m b l y L i n e   E l e m e n t T y p e = " C o l u m n "   E l e m e n t I d = " 6 4 0 5 8 3 8 9 1 "   D a t a T y p e = " C o d e " > L i n e N o _ A s s e m b l y L i n e < / L i n e N o _ A s s e m b l y L i n e > - 
-                 < Q u a n t i t y _ A s s e m b l y L i n e   E l e m e n t T y p e = " C o l u m n "   E l e m e n t I d = " 1 9 5 7 6 4 8 2 3 1 "   D a t a T y p e = " D e c i m a l " > Q u a n t i t y _ A s s e m b l y L i n e < / Q u a n t i t y _ A s s e m b l y L i n e > - 
-                 < U n i t O f M e a s u r e _ A s s e m b l y L i n e   E l e m e n t T y p e = " C o l u m n "   E l e m e n t I d = " 1 6 4 9 1 2 3 7 7 3 "   D a t a T y p e = " T e x t " > U n i t O f M e a s u r e _ A s s e m b l y L i n e < / U n i t O f M e a s u r e _ A s s e m b l y L i n e > - 
-                 < V a r i a n t C o d e _ A s s e m b l y L i n e   E l e m e n t T y p e = " C o l u m n "   E l e m e n t I d = " 1 8 6 9 4 0 7 6 7 2 "   D a t a T y p e = " C o d e " > V a r i a n t C o d e _ A s s e m b l y L i n e < / V a r i a n t C o d e _ A s s e m b l y L i n e > - 
-             < / A s s e m b l y L i n e > - 
-         < / L i n e > - 
-         < W o r k D e s c r i p t i o n L i n e s   E l e m e n t T y p e = " D a t a I t e m "   E l e m e n t I d = " 2 7 6 8 1 9 4 4 7 " > - 
-             < W o r k D e s c r i p t i o n L i n e   E l e m e n t T y p e = " C o l u m n "   E l e m e n t I d = " 1 9 4 7 6 2 1 6 7 6 "   D a t a T y p e = " T e x t " > W o r k D e s c r i p t i o n L i n e < / W o r k D e s c r i p t i o n L i n e > - 
-             < W o r k D e s c r i p t i o n L i n e N u m b e r   E l e m e n t T y p e = " C o l u m n "   E l e m e n t I d = " 7 9 7 3 0 7 2 2 3 "   D a t a T y p e = " I n t e g e r " > W o r k D e s c r i p t i o n L i n e N u m b e r < / W o r k D e s c r i p t i o n L i n e N u m b e r > - 
-         < / W o r k D e s c r i p t i o n L i n e s > - 
-         < V A T A m o u n t L i n e   E l e m e n t T y p e = " D a t a I t e m "   E l e m e n t I d = " 8 2 7 5 3 4 3 4 8 " > - 
-             < I n v o i c e D i s c o u n t A m o u n t _ V A T A m o u n t L i n e   E l e m e n t T y p e = " C o l u m n "   E l e m e n t I d = " 8 2 4 7 3 0 1 4 1 "   D a t a T y p e = " D e c i m a l " > I n v o i c e D i s c o u n t A m o u n t _ V A T A m o u n t L i n e < / I n v o i c e D i s c o u n t A m o u n t _ V A T A m o u n t L i n e > - 
-             < I n v o i c e D i s c o u n t A m o u n t _ V A T A m o u n t L i n e _ L b l   E l e m e n t T y p e = " C o l u m n "   E l e m e n t I d = " 1 5 6 2 2 0 0 0 3 4 "   D a t a T y p e = " S t r i n g " > I n v o i c e D i s c o u n t A m o u n t _ V A T A m o u n t L i n e _ L b l < / I n v o i c e D i s c o u n t A m o u n t _ V A T A m o u n t L i n e _ L b l > - 
-             < I n v o i c e D i s c o u n t B a s e A m o u n t _ V A T A m o u n t L i n e   E l e m e n t T y p e = " C o l u m n "   E l e m e n t I d = " 2 0 4 0 3 3 2 2 6 6 "   D a t a T y p e = " D e c i m a l " > I n v o i c e D i s c o u n t B a s e A m o u n t _ V A T A m o u n t L i n e < / I n v o i c e D i s c o u n t B a s e A m o u n t _ V A T A m o u n t L i n e > - 
-             < I n v o i c e D i s c o u n t B a s e A m o u n t _ V A T A m o u n t L i n e _ L b l   E l e m e n t T y p e = " C o l u m n "   E l e m e n t I d = " 4 0 5 9 6 0 3 3 1 "   D a t a T y p e = " S t r i n g " > I n v o i c e D i s c o u n t B a s e A m o u n t _ V A T A m o u n t L i n e _ L b l < / I n v o i c e D i s c o u n t B a s e A m o u n t _ V A T A m o u n t L i n e _ L b l > - 
-             < L i n e A m o u n t _ V a t A m o u n t L i n e   E l e m e n t T y p e = " C o l u m n "   E l e m e n t I d = " 2 1 4 6 5 4 0 1 "   D a t a T y p e = " D e c i m a l " > L i n e A m o u n t _ V a t A m o u n t L i n e < / L i n e A m o u n t _ V a t A m o u n t L i n e > - 
-             < L i n e A m o u n t _ V a t A m o u n t L i n e _ L b l   E l e m e n t T y p e = " C o l u m n "   E l e m e n t I d = " 1 1 1 0 9 1 2 1 2 4 "   D a t a T y p e = " S t r i n g " > L i n e A m o u n t _ V a t A m o u n t L i n e _ L b l < / L i n e A m o u n t _ V a t A m o u n t L i n e _ L b l > - 
-             < N o O f V A T I d e n t i f i e r s   E l e m e n t T y p e = " C o l u m n "   E l e m e n t I d = " 1 1 5 3 2 6 3 0 2 6 "   D a t a T y p e = " I n t e g e r " > N o O f V A T I d e n t i f i e r s < / N o O f V A T I d e n t i f i e r s > - 
-             < V A T A m o u n t _ V a t A m o u n t L i n e   E l e m e n t T y p e = " C o l u m n "   E l e m e n t I d = " 1 8 9 1 8 2 0 6 2 0 "   D a t a T y p e = " D e c i m a l " > V A T A m o u n t _ V a t A m o u n t L i n e < / V A T A m o u n t _ V a t A m o u n t L i n e > - 
-             < V A T A m o u n t _ V a t A m o u n t L i n e _ L b l   E l e m e n t T y p e = " C o l u m n "   E l e m e n t I d = " 1 5 1 3 5 5 5 4 7 3 "   D a t a T y p e = " S t r i n g " > V A T A m o u n t _ V a t A m o u n t L i n e _ L b l < / V A T A m o u n t _ V a t A m o u n t L i n e _ L b l > - 
-             < V A T A m o u n t L C Y _ V A T A m o u n t L i n e   E l e m e n t T y p e = " C o l u m n "   E l e m e n t I d = " 1 5 8 1 9 9 4 3 5 0 "   D a t a T y p e = " D e c i m a l " > V A T A m o u n t L C Y _ V A T A m o u n t L i n e < / V A T A m o u n t L C Y _ V A T A m o u n t L i n e > - 
-             < V A T A m o u n t L C Y _ V A T A m o u n t L i n e _ L b l   E l e m e n t T y p e = " C o l u m n "   E l e m e n t I d = " 9 2 3 0 0 3 3 7 "   D a t a T y p e = " T e x t C o n s t " > V A T A m o u n t L C Y _ V A T A m o u n t L i n e _ L b l < / V A T A m o u n t L C Y _ V A T A m o u n t L i n e _ L b l > - 
-             < V A T B a s e _ V a t A m o u n t L i n e   E l e m e n t T y p e = " C o l u m n "   E l e m e n t I d = " 1 4 5 8 9 3 7 8 1 9 "   D a t a T y p e = " D e c i m a l " > V A T B a s e _ V a t A m o u n t L i n e < / V A T B a s e _ V a t A m o u n t L i n e > - 
-             < V A T B a s e _ V a t A m o u n t L i n e _ L b l   E l e m e n t T y p e = " C o l u m n "   E l e m e n t I d = " 1 6 9 1 3 0 2 4 8 8 "   D a t a T y p e = " S t r i n g " > V A T B a s e _ V a t A m o u n t L i n e _ L b l < / V A T B a s e _ V a t A m o u n t L i n e _ L b l > - 
-             < V A T B a s e L C Y _ V A T A m o u n t L i n e   E l e m e n t T y p e = " C o l u m n "   E l e m e n t I d = " 1 8 6 0 9 4 5 6 3 5 "   D a t a T y p e = " D e c i m a l " > V A T B a s e L C Y _ V A T A m o u n t L i n e < / V A T B a s e L C Y _ V A T A m o u n t L i n e > - 
-             < V A T B a s e L C Y _ V A T A m o u n t L i n e _ L b l   E l e m e n t T y p e = " C o l u m n "   E l e m e n t I d = " 1 2 3 6 4 6 7 9 9 8 "   D a t a T y p e = " T e x t C o n s t " > V A T B a s e L C Y _ V A T A m o u n t L i n e _ L b l < / V A T B a s e L C Y _ V A T A m o u n t L i n e _ L b l > - 
-             < V A T I d e n t i f i e r _ V a t A m o u n t L i n e   E l e m e n t T y p e = " C o l u m n "   E l e m e n t I d = " 1 1 4 2 0 7 0 0 3 5 "   D a t a T y p e = " C o d e " > V A T I d e n t i f i e r _ V a t A m o u n t L i n e < / V A T I d e n t i f i e r _ V a t A m o u n t L i n e > - 
-             < V A T I d e n t i f i e r _ V a t A m o u n t L i n e _ L b l   E l e m e n t T y p e = " C o l u m n "   E l e m e n t I d = " 8 6 4 5 0 4 5 0 "   D a t a T y p e = " S t r i n g " > V A T I d e n t i f i e r _ V a t A m o u n t L i n e _ L b l < / V A T I d e n t i f i e r _ V a t A m o u n t L i n e _ L b l > - 
-             < V A T P c t _ V a t A m o u n t L i n e   E l e m e n t T y p e = " C o l u m n "   E l e m e n t I d = " 1 4 5 3 5 4 2 7 7 7 "   D a t a T y p e = " D e c i m a l " > V A T P c t _ V a t A m o u n t L i n e < / V A T P c t _ V a t A m o u n t L i n e > - 
-             < V A T P c t _ V a t A m o u n t L i n e _ L b l   E l e m e n t T y p e = " C o l u m n "   E l e m e n t I d = " 6 7 6 3 2 3 7 8 "   D a t a T y p e = " S t r i n g " > V A T P c t _ V a t A m o u n t L i n e _ L b l < / V A T P c t _ V a t A m o u n t L i n e _ L b l > - 
-         < / V A T A m o u n t L i n e > - 
-         < V A T C l a u s e L i n e   E l e m e n t T y p e = " D a t a I t e m "   E l e m e n t I d = " 1 6 6 5 5 0 0 1 6 3 " > - 
-             < C o d e _ V A T C l a u s e L i n e   E l e m e n t T y p e = " C o l u m n "   E l e m e n t I d = " 1 8 2 4 5 8 9 8 4 7 "   D a t a T y p e = " C o d e " > C o d e _ V A T C l a u s e L i n e < / C o d e _ V A T C l a u s e L i n e > - 
-             < C o d e _ V A T C l a u s e L i n e _ L b l   E l e m e n t T y p e = " C o l u m n "   E l e m e n t I d = " 4 6 1 5 3 3 0 2 "   D a t a T y p e = " S t r i n g " > C o d e _ V A T C l a u s e L i n e _ L b l < / C o d e _ V A T C l a u s e L i n e _ L b l > - 
-             < D e s c r i p t i o n _ V A T C l a u s e L i n e   E l e m e n t T y p e = " C o l u m n "   E l e m e n t I d = " 1 3 0 5 5 4 5 9 2 4 "   D a t a T y p e = " T e x t " > D e s c r i p t i o n _ V A T C l a u s e L i n e < / D e s c r i p t i o n _ V A T C l a u s e L i n e > - 
-             < D e s c r i p t i o n 2 _ V A T C l a u s e L i n e   E l e m e n t T y p e = " C o l u m n "   E l e m e n t I d = " 1 3 7 9 6 6 7 4 7 0 "   D a t a T y p e = " T e x t " > D e s c r i p t i o n 2 _ V A T C l a u s e L i n e < / D e s c r i p t i o n 2 _ V A T C l a u s e L i n e > - 
-             < N o O f V A T C l a u s e s   E l e m e n t T y p e = " C o l u m n "   E l e m e n t I d = " 7 5 6 4 1 7 3 9 2 "   D a t a T y p e = " I n t e g e r " > N o O f V A T C l a u s e s < / N o O f V A T C l a u s e s > - 
-             < V A T A m o u n t _ V A T C l a u s e L i n e   E l e m e n t T y p e = " C o l u m n "   E l e m e n t I d = " 2 2 2 4 6 9 0 5 9 "   D a t a T y p e = " D e c i m a l " > V A T A m o u n t _ V A T C l a u s e L i n e < / V A T A m o u n t _ V A T C l a u s e L i n e > - 
-             < V A T C l a u s e s H e a d e r   E l e m e n t T y p e = " C o l u m n "   E l e m e n t I d = " 1 9 7 2 4 0 9 9 2 9 "   D a t a T y p e = " T e x t " > V A T C l a u s e s H e a d e r < / V A T C l a u s e s H e a d e r > - 
-             < V A T I d e n t i f i e r _ V A T C l a u s e L i n e   E l e m e n t T y p e = " C o l u m n "   E l e m e n t I d = " 1 4 6 4 4 7 2 4 7 8 "   D a t a T y p e = " C o d e " > V A T I d e n t i f i e r _ V A T C l a u s e L i n e < / V A T I d e n t i f i e r _ V A T C l a u s e L i n e > - 
-         < / V A T C l a u s e L i n e > - 
-         < R e p o r t T o t a l s L i n e   E l e m e n t T y p e = " D a t a I t e m "   E l e m e n t I d = " 2 1 2 2 5 4 9 8 3 6 " > - 
-             < A m o u n t _ R e p o r t T o t a l s L i n e   E l e m e n t T y p e = " C o l u m n "   E l e m e n t I d = " 4 1 9 9 1 8 3 6 9 "   D a t a T y p e = " D e c i m a l " > A m o u n t _ R e p o r t T o t a l s L i n e < / A m o u n t _ R e p o r t T o t a l s L i n e > - 
-             < A m o u n t F o r m a t t e d _ R e p o r t T o t a l s L i n e   E l e m e n t T y p e = " C o l u m n "   E l e m e n t I d = " 1 5 0 6 1 3 6 8 2 5 "   D a t a T y p e = " T e x t " > A m o u n t F o r m a t t e d _ R e p o r t T o t a l s L i n e < / A m o u n t F o r m a t t e d _ R e p o r t T o t a l s L i n e > - 
-             < D e s c r i p t i o n _ R e p o r t T o t a l s L i n e   E l e m e n t T y p e = " C o l u m n "   E l e m e n t I d = " 5 8 1 9 9 6 0 6 7 "   D a t a T y p e = " T e x t " > D e s c r i p t i o n _ R e p o r t T o t a l s L i n e < / D e s c r i p t i o n _ R e p o r t T o t a l s L i n e > - 
-             < F o n t B o l d _ R e p o r t T o t a l s L i n e   E l e m e n t T y p e = " C o l u m n "   E l e m e n t I d = " 9 4 6 5 4 0 5 4 9 "   D a t a T y p e = " B o o l e a n " > F o n t B o l d _ R e p o r t T o t a l s L i n e < / F o n t B o l d _ R e p o r t T o t a l s L i n e > - 
-             < F o n t U n d e r l i n e _ R e p o r t T o t a l s L i n e   E l e m e n t T y p e = " C o l u m n "   E l e m e n t I d = " 2 0 2 1 5 3 3 6 9 4 "   D a t a T y p e = " B o o l e a n " > F o n t U n d e r l i n e _ R e p o r t T o t a l s L i n e < / F o n t U n d e r l i n e _ R e p o r t T o t a l s L i n e > - 
-         < / R e p o r t T o t a l s L i n e > - 
-         < C o n t r a c t B i l l i n g D e t a i l s M a p p i n g   E l e m e n t T y p e = " D a t a I t e m "   E l e m e n t I d = " 1 2 8 3 6 2 7 9 0 6 " > - 
-             < C o n t r a c t B i l l i n g D e t a i l s C o n t r a c t N o L b l   E l e m e n t T y p e = " C o l u m n "   E l e m e n t I d = " 1 7 9 3 4 8 1 5 9 1 "   D a t a T y p e = " T e x t C o n s t " > C o n t r a c t B i l l i n g D e t a i l s C o n t r a c t N o L b l < / C o n t r a c t B i l l i n g D e t a i l s C o n t r a c t N o L b l > - 
-             < C o n t r a c t B i l l i n g D e t a i l s C u s t o m e r L b l   E l e m e n t T y p e = " C o l u m n "   E l e m e n t I d = " 5 0 1 8 2 5 5 2 0 "   D a t a T y p e = " T e x t C o n s t " > C o n t r a c t B i l l i n g D e t a i l s C u s t o m e r L b l < / C o n t r a c t B i l l i n g D e t a i l s C u s t o m e r L b l > - 
-             < C o n t r a c t B i l l i n g D e t a i l s P o s i t i o n D e s c r i p t i o n L b l   E l e m e n t T y p e = " C o l u m n "   E l e m e n t I d = " 1 1 8 2 4 1 2 7 1 7 "   D a t a T y p e = " S t r i n g " > C o n t r a c t B i l l i n g D e t a i l s P o s i t i o n D e s c r i p t i o n L b l < / C o n t r a c t B i l l i n g D e t a i l s P o s i t i o n D e s c r i p t i o n L b l > - 
-             < C o n t r a c t B i l l i n g D e t a i l s P o s i t i o n N o L b l   E l e m e n t T y p e = " C o l u m n "   E l e m e n t I d = " 9 8 8 2 8 7 5 4 8 "   D a t a T y p e = " T e x t C o n s t " > C o n t r a c t B i l l i n g D e t a i l s P o s i t i o n N o L b l < / C o n t r a c t B i l l i n g D e t a i l s P o s i t i o n N o L b l > - 
-             < C o n t r a c t B i l l i n g D e t a i l s G r o u p i n g   E l e m e n t T y p e = " D a t a I t e m "   E l e m e n t I d = " 6 1 7 2 4 6 9 2 7 " > - 
-                 < C o n t r a c t B i l l i n g D e t a i l s A m o u n t L b l   E l e m e n t T y p e = " C o l u m n "   E l e m e n t I d = " 1 7 7 6 3 7 0 2 1 6 "   D a t a T y p e = " T e x t " > C o n t r a c t B i l l i n g D e t a i l s A m o u n t L b l < / C o n t r a c t B i l l i n g D e t a i l s A m o u n t L b l > - 
-                 < C o n t r a c t B i l l i n g D e t a i l s C o n t r a c t N o   E l e m e n t T y p e = " C o l u m n "   E l e m e n t I d = " 1 0 4 0 5 4 0 8 6 1 "   D a t a T y p e = " C o d e " > C o n t r a c t B i l l i n g D e t a i l s C o n t r a c t N o < / C o n t r a c t B i l l i n g D e t a i l s C o n t r a c t N o > - 
-                 < C o n t r a c t B i l l i n g D e t a i l s C u r r e n c y C o d e L b l   E l e m e n t T y p e = " C o l u m n "   E l e m e n t I d = " 3 2 4 5 2 4 1 1 4 "   D a t a T y p e = " T e x t " > C o n t r a c t B i l l i n g D e t a i l s C u r r e n c y C o d e L b l < / C o n t r a c t B i l l i n g D e t a i l s C u r r e n c y C o d e L b l > - 
-                 < C o n t r a c t B i l l i n g D e t a i l s C u s t o m e r N a m e   E l e m e n t T y p e = " C o l u m n "   E l e m e n t I d = " 1 7 3 2 1 8 3 8 6 7 "   D a t a T y p e = " T e x t " > C o n t r a c t B i l l i n g D e t a i l s C u s t o m e r N a m e < / C o n t r a c t B i l l i n g D e t a i l s C u s t o m e r N a m e > - 
-                 < C o n t r a c t B i l l i n g D e t a i l s D a y s L b l   E l e m e n t T y p e = " C o l u m n "   E l e m e n t I d = " 7 0 1 3 5 9 8 3 7 "   D a t a T y p e = " T e x t C o n s t " > C o n t r a c t B i l l i n g D e t a i l s D a y s L b l < / C o n t r a c t B i l l i n g D e t a i l s D a y s L b l > - 
-                 < C o n t r a c t B i l l i n g D e t a i l s D e s c r i p t i o n L b l   E l e m e n t T y p e = " C o l u m n "   E l e m e n t I d = " 1 1 4 3 1 2 2 7 0 2 "   D a t a T y p e = " T e x t C o n s t " > C o n t r a c t B i l l i n g D e t a i l s D e s c r i p t i o n L b l < / C o n t r a c t B i l l i n g D e t a i l s D e s c r i p t i o n L b l > - 
-                 < C o n t r a c t B i l l i n g D e t a i l s D i s c o u n t A m o u n t L b l   E l e m e n t T y p e = " C o l u m n "   E l e m e n t I d = " 5 0 8 2 7 5 7 2 3 "   D a t a T y p e = " T e x t " > C o n t r a c t B i l l i n g D e t a i l s D i s c o u n t A m o u n t L b l < / C o n t r a c t B i l l i n g D e t a i l s D i s c o u n t A m o u n t L b l > - 
-                 < C o n t r a c t B i l l i n g D e t a i l s D i s c o u n t P e r c e n t L b l   E l e m e n t T y p e = " C o l u m n "   E l e m e n t I d = " 1 9 3 7 7 3 8 6 3 0 "   D a t a T y p e = " T e x t " > C o n t r a c t B i l l i n g D e t a i l s D i s c o u n t P e r c e n t L b l < / C o n t r a c t B i l l i n g D e t a i l s D i s c o u n t P e r c e n t L b l > - 
-                 < C o n t r a c t B i l l i n g D e t a i l s E n d D a t e L b l   E l e m e n t T y p e = " C o l u m n "   E l e m e n t I d = " 1 5 9 0 2 9 1 0 2 5 "   D a t a T y p e = " T e x t C o n s t " > C o n t r a c t B i l l i n g D e t a i l s E n d D a t e L b l < / C o n t r a c t B i l l i n g D e t a i l s E n d D a t e L b l > - 
-                 < C o n t r a c t B i l l i n g D e t a i l s P o s i t i o n D e s c r i p t i o n   E l e m e n t T y p e = " C o l u m n "   E l e m e n t I d = " 1 3 8 2 4 1 0 9 5 1 "   D a t a T y p e = " T e x t " > C o n t r a c t B i l l i n g D e t a i l s P o s i t i o n D e s c r i p t i o n < / C o n t r a c t B i l l i n g D e t a i l s P o s i t i o n D e s c r i p t i o n > - 
-                 < C o n t r a c t B i l l i n g D e t a i l s P o s i t i o n N o   E l e m e n t T y p e = " C o l u m n "   E l e m e n t I d = " 3 0 5 7 6 7 2 1 8 "   D a t a T y p e = " I n t e g e r " > C o n t r a c t B i l l i n g D e t a i l s P o s i t i o n N o < / C o n t r a c t B i l l i n g D e t a i l s P o s i t i o n N o > - 
-                 < C o n t r a c t B i l l i n g D e t a i l s Q t y L b l   E l e m e n t T y p e = " C o l u m n "   E l e m e n t I d = " 2 3 0 7 8 2 0 7 2 "   D a t a T y p e = " S t r i n g " > C o n t r a c t B i l l i n g D e t a i l s Q t y L b l < / C o n t r a c t B i l l i n g D e t a i l s Q t y L b l > - 
-                 < C o n t r a c t B i l l i n g D e t a i l s S a l e s P r i c e L b l   E l e m e n t T y p e = " C o l u m n "   E l e m e n t I d = " 9 1 4 2 1 9 1 9 1 "   D a t a T y p e = " T e x t " > C o n t r a c t B i l l i n g D e t a i l s S a l e s P r i c e L b l < / C o n t r a c t B i l l i n g D e t a i l s S a l e s P r i c e L b l > - 
-                 < C o n t r a c t B i l l i n g D e t a i l s S t a r t D a t e L b l   E l e m e n t T y p e = " C o l u m n "   E l e m e n t I d = " 1 3 0 2 0 1 8 0 9 6 "   D a t a T y p e = " T e x t C o n s t " > C o n t r a c t B i l l i n g D e t a i l s S t a r t D a t e L b l < / C o n t r a c t B i l l i n g D e t a i l s S t a r t D a t e L b l > - 
-                 < C o n t r a c t B i l l i n g D e t a i l s   E l e m e n t T y p e = " D a t a I t e m "   E l e m e n t I d = " 2 0 7 1 3 9 8 1 8 " > - 
-                     < C o n t r a c t B i l l i n g D e t a i l s B i l l i n g A m o u n t   E l e m e n t T y p e = " C o l u m n "   E l e m e n t I d = " 1 9 8 9 5 6 9 9 8 3 "   D a t a T y p e = " T e x t " > C o n t r a c t B i l l i n g D e t a i l s B i l l i n g A m o u n t < / C o n t r a c t B i l l i n g D e t a i l s B i l l i n g A m o u n t > - 
-                     < C o n t r a c t B i l l i n g D e t a i l s B i l l i n g D i s c o u n t A m o u n t   E l e m e n t T y p e = " C o l u m n "   E l e m e n t I d = " 1 2 2 6 5 3 7 0 0 4 "   D a t a T y p e = " T e x t " > C o n t r a c t B i l l i n g D e t a i l s B i l l i n g D i s c o u n t A m o u n t < / C o n t r a c t B i l l i n g D e t a i l s B i l l i n g D i s c o u n t A m o u n t > - 
-                     < C o n t r a c t B i l l i n g D e t a i l s C u r r e n c y C o d e   E l e m e n t T y p e = " C o l u m n "   E l e m e n t I d = " 8 6 9 7 4 5 7 7 2 "   D a t a T y p e = " C o d e " > C o n t r a c t B i l l i n g D e t a i l s C u r r e n c y C o d e < / C o n t r a c t B i l l i n g D e t a i l s C u r r e n c y C o d e > - 
-                     < C o n t r a c t B i l l i n g D e t a i l s D a y s   E l e m e n t T y p e = " C o l u m n "   E l e m e n t I d = " 1 9 0 1 6 5 8 4 8 7 "   D a t a T y p e = " I n t e g e r " > C o n t r a c t B i l l i n g D e t a i l s D a y s < / C o n t r a c t B i l l i n g D e t a i l s D a y s > - 
-                     < C o n t r a c t B i l l i n g D e t a i l s D e s c r i p t i o n   E l e m e n t T y p e = " C o l u m n "   E l e m e n t I d = " 1 0 1 7 1 4 1 1 6 8 "   D a t a T y p e = " T e x t " > C o n t r a c t B i l l i n g D e t a i l s D e s c r i p t i o n < / C o n t r a c t B i l l i n g D e t a i l s D e s c r i p t i o n > - 
-                     < C o n t r a c t B i l l i n g D e t a i l s D i s c o u n t P e r c e n t   E l e m e n t T y p e = " C o l u m n "   E l e m e n t I d = " 5 0 2 0 9 5 3 8 4 "   D a t a T y p e = " T e x t " > C o n t r a c t B i l l i n g D e t a i l s D i s c o u n t P e r c e n t < / C o n t r a c t B i l l i n g D e t a i l s D i s c o u n t P e r c e n t > - 
-                     < C o n t r a c t B i l l i n g D e t a i l s E n d D a t e   E l e m e n t T y p e = " C o l u m n "   E l e m e n t I d = " 8 0 4 8 9 7 9 0 9 "   D a t a T y p e = " S t r i n g " > C o n t r a c t B i l l i n g D e t a i l s E n d D a t e < / C o n t r a c t B i l l i n g D e t a i l s E n d D a t e > - 
-                     < C o n t r a c t B i l l i n g D e t a i l s Q u a n t i t y   E l e m e n t T y p e = " C o l u m n "   E l e m e n t I d = " 9 7 8 9 3 6 6 9 "   D a t a T y p e = " S t r i n g " > C o n t r a c t B i l l i n g D e t a i l s Q u a n t i t y < / C o n t r a c t B i l l i n g D e t a i l s Q u a n t i t y > - 
-                     < C o n t r a c t B i l l i n g D e t a i l s S a l e s P r i c e   E l e m e n t T y p e = " C o l u m n "   E l e m e n t I d = " 1 5 9 4 8 2 2 5 3 1 "   D a t a T y p e = " T e x t " > C o n t r a c t B i l l i n g D e t a i l s S a l e s P r i c e < / C o n t r a c t B i l l i n g D e t a i l s S a l e s P r i c e > - 
-                     < C o n t r a c t B i l l i n g D e t a i l s S t a r t D a t e   E l e m e n t T y p e = " C o l u m n "   E l e m e n t I d = " 4 3 2 7 5 9 8 7 4 "   D a t a T y p e = " S t r i n g " > C o n t r a c t B i l l i n g D e t a i l s S t a r t D a t e < / C o n t r a c t B i l l i n g D e t a i l s S t a r t D a t e > - 
-                 < / C o n t r a c t B i l l i n g D e t a i l s > - 
-             < / C o n t r a c t B i l l i n g D e t a i l s G r o u p i n g > - 
-         < / C o n t r a c t B i l l i n g D e t a i l s M a p p i n g > - 
-         < L i n e F e e   E l e m e n t T y p e = " D a t a I t e m "   E l e m e n t I d = " 2 6 6 6 3 0 7 3 3 " > - 
-             < L i n e F e e C a p t i o n T e x t   E l e m e n t T y p e = " C o l u m n "   E l e m e n t I d = " 4 3 7 6 4 3 7 9 0 "   D a t a T y p e = " T e x t " > L i n e F e e C a p t i o n T e x t < / L i n e F e e C a p t i o n T e x t > - 
-         < / L i n e F e e > - 
-         < P a y m e n t R e p o r t i n g A r g u m e n t   E l e m e n t T y p e = " D a t a I t e m "   E l e m e n t I d = " 3 1 3 7 4 4 1 9 4 " > - 
-             < P a y m e n t S e r v i c e L o g o   E l e m e n t T y p e = " C o l u m n "   E l e m e n t I d = " 4 1 6 7 9 0 7 6 7 "   D a t a T y p e = " B L O B " / > - 
-             < P a y m e n t S e r v i c e L o g o _ U r l   E l e m e n t T y p e = " C o l u m n "   E l e m e n t I d = " 6 4 4 9 7 5 1 3 9 "   D a t a T y p e = " T e x t " > P a y m e n t S e r v i c e L o g o _ U r l < / P a y m e n t S e r v i c e L o g o _ U r l > - 
-             < P a y m e n t S e r v i c e L o g o _ U r l T e x t   E l e m e n t T y p e = " C o l u m n "   E l e m e n t I d = " 1 4 1 1 7 0 3 9 7 6 "   D a t a T y p e = " T e x t " > P a y m e n t S e r v i c e L o g o _ U r l T e x t < / P a y m e n t S e r v i c e L o g o _ U r l T e x t > - 
-             < P a y m e n t S e r v i c e T e x t _ U r l   E l e m e n t T y p e = " C o l u m n "   E l e m e n t I d = " 1 7 4 2 3 3 4 7 "   D a t a T y p e = " T e x t " > P a y m e n t S e r v i c e T e x t _ U r l < / P a y m e n t S e r v i c e T e x t _ U r l > - 
-             < P a y m e n t S e r v i c e T e x t _ U r l T e x t   E l e m e n t T y p e = " C o l u m n "   E l e m e n t I d = " 1 6 3 6 7 7 2 9 3 4 "   D a t a T y p e = " T e x t " > P a y m e n t S e r v i c e T e x t _ U r l T e x t < / P a y m e n t S e r v i c e T e x t _ U r l T e x t > - 
-         < / P a y m e n t R e p o r t i n g A r g u m e n t > - 
-         < L e f t H e a d e r   E l e m e n t T y p e = " D a t a I t e m "   E l e m e n t I d = " 7 3 4 6 8 0 8 3 3 " > - 
-             < L e f t H e a d e r N a m e   E l e m e n t T y p e = " C o l u m n "   E l e m e n t I d = " 4 3 7 4 2 2 1 8 2 "   D a t a T y p e = " T e x t " > L e f t H e a d e r N a m e < / L e f t H e a d e r N a m e > - 
-             < L e f t H e a d e r V a l u e   E l e m e n t T y p e = " C o l u m n "   E l e m e n t I d = " 2 4 2 1 2 6 3 1 0 "   D a t a T y p e = " T e x t " > L e f t H e a d e r V a l u e < / L e f t H e a d e r V a l u e > - 
-         < / L e f t H e a d e r > - 
-         < R i g h t H e a d e r   E l e m e n t T y p e = " D a t a I t e m "   E l e m e n t I d = " 2 5 4 5 4 4 9 4 6 " > - 
-             < R i g h t H e a d e r N a m e   E l e m e n t T y p e = " C o l u m n "   E l e m e n t I d = " 8 9 8 2 8 7 5 7 "   D a t a T y p e = " T e x t " > R i g h t H e a d e r N a m e < / R i g h t H e a d e r N a m e > - 
-             < R i g h t H e a d e r V a l u e   E l e m e n t T y p e = " C o l u m n "   E l e m e n t I d = " 7 0 6 9 3 8 5 5 9 "   D a t a T y p e = " T e x t " > R i g h t H e a d e r V a l u e < / R i g h t H e a d e r V a l u e > - 
-         < / R i g h t H e a d e r > - 
-         < L e t t e r T e x t   E l e m e n t T y p e = " D a t a I t e m "   E l e m e n t I d = " 1 5 1 0 3 5 3 8 3 4 " > - 
-             < B o d y T e x t   E l e m e n t T y p e = " C o l u m n "   E l e m e n t I d = " 1 4 9 7 5 9 8 0 8 "   D a t a T y p e = " T e x t C o n s t " > B o d y T e x t < / B o d y T e x t > - 
-             < C l o s i n g T e x t   E l e m e n t T y p e = " C o l u m n "   E l e m e n t I d = " 5 1 2 1 3 5 9 0 9 "   D a t a T y p e = " T e x t C o n s t " > C l o s i n g T e x t < / C l o s i n g T e x t > - 
-             < G r e e t i n g T e x t   E l e m e n t T y p e = " C o l u m n "   E l e m e n t I d = " 1 1 7 5 2 7 9 2 8 9 "   D a t a T y p e = " T e x t C o n s t " > G r e e t i n g T e x t < / G r e e t i n g T e x t > - 
-             < P m t D i s c T e x t   E l e m e n t T y p e = " C o l u m n "   E l e m e n t I d = " 2 0 1 3 8 4 9 9 4 8 "   D a t a T y p e = " T e x t " > P m t D i s c T e x t < / P m t D i s c T e x t > - 
-         < / L e t t e r T e x t > - 
-         < T o t a l s   E l e m e n t T y p e = " D a t a I t e m "   E l e m e n t I d = " 1 8 2 3 9 5 0 0 4 4 " > - 
-             < C u r r e n c y C o d e   E l e m e n t T y p e = " C o l u m n "   E l e m e n t I d = " 1 5 7 9 5 9 5 9 2 1 "   D a t a T y p e = " T e x t " > C u r r e n c y C o d e < / C u r r e n c y C o d e > - 
-             < C u r r e n c y S y m b o l   E l e m e n t T y p e = " C o l u m n "   E l e m e n t I d = " 1 1 6 2 5 1 0 7 4 8 "   D a t a T y p e = " T e x t " > C u r r e n c y S y m b o l < / C u r r e n c y S y m b o l > - 
-             < T o t a l A m o u n t E x c l I n c l V A T   E l e m e n t T y p e = " C o l u m n "   E l e m e n t I d = " 5 1 4 3 3 6 1 1 4 "   D a t a T y p e = " S t r i n g " > T o t a l A m o u n t E x c l I n c l V A T < / T o t a l A m o u n t E x c l I n c l V A T > - 
-             < T o t a l A m o u n t E x c l I n c l V A T T e x t   E l e m e n t T y p e = " C o l u m n "   E l e m e n t I d = " 1 5 0 7 8 3 2 9 3 7 "   D a t a T y p e = " T e x t " > T o t a l A m o u n t E x c l I n c l V A T T e x t < / T o t a l A m o u n t E x c l I n c l V A T T e x t > - 
-             < T o t a l A m o u n t I n c l u d i n g V A T   E l e m e n t T y p e = " C o l u m n "   E l e m e n t I d = " 9 1 0 5 1 1 5 7 5 "   D a t a T y p e = " S t r i n g " > T o t a l A m o u n t I n c l u d i n g V A T < / T o t a l A m o u n t I n c l u d i n g V A T > - 
-             < T o t a l C O 2 e   E l e m e n t T y p e = " C o l u m n "   E l e m e n t I d = " 9 5 4 7 1 1 2 1 2 "   D a t a T y p e = " D e c i m a l " > T o t a l C O 2 e < / T o t a l C O 2 e > - 
-             < T o t a l E x c l u d i n g V A T T e x t   E l e m e n t T y p e = " C o l u m n "   E l e m e n t I d = " 1 9 2 2 9 4 6 3 1 0 "   D a t a T y p e = " T e x t " > T o t a l E x c l u d i n g V A T T e x t < / T o t a l E x c l u d i n g V A T T e x t > - 
-             < T o t a l I n c l u d i n g V A T T e x t   E l e m e n t T y p e = " C o l u m n "   E l e m e n t I d = " 1 2 0 4 0 1 6 3 5 2 "   D a t a T y p e = " T e x t " > T o t a l I n c l u d i n g V A T T e x t < / T o t a l I n c l u d i n g V A T T e x t > - 
-             < T o t a l I n v o i c e D i s c o u n t A m o u n t   E l e m e n t T y p e = " C o l u m n "   E l e m e n t I d = " 4 0 2 1 7 7 5 1 "   D a t a T y p e = " S t r i n g " > T o t a l I n v o i c e D i s c o u n t A m o u n t < / T o t a l I n v o i c e D i s c o u n t A m o u n t > - 
-             < T o t a l N e t A m o u n t   E l e m e n t T y p e = " C o l u m n "   E l e m e n t I d = " 4 8 3 1 9 3 3 7 2 "   D a t a T y p e = " S t r i n g " > T o t a l N e t A m o u n t < / T o t a l N e t A m o u n t > - 
-             < T o t a l P a y m e n t D i s c o u n t O n V A T   E l e m e n t T y p e = " C o l u m n "   E l e m e n t I d = " 7 3 6 0 4 1 8 8 6 "   D a t a T y p e = " D e c i m a l " > T o t a l P a y m e n t D i s c o u n t O n V A T < / T o t a l P a y m e n t D i s c o u n t O n V A T > - 
-             < T o t a l S u b T o t a l   E l e m e n t T y p e = " C o l u m n "   E l e m e n t I d = " 2 0 9 7 8 7 6 8 0 1 "   D a t a T y p e = " S t r i n g " > T o t a l S u b T o t a l < / T o t a l S u b T o t a l > - 
-             < T o t a l S u b T o t a l M i n u s I n v o i c e D i s c o u n t   E l e m e n t T y p e = " C o l u m n "   E l e m e n t I d = " 7 6 9 4 3 1 8 8 7 "   D a t a T y p e = " S t r i n g " > T o t a l S u b T o t a l M i n u s I n v o i c e D i s c o u n t < / T o t a l S u b T o t a l M i n u s I n v o i c e D i s c o u n t > - 
-             < T o t a l T e x t   E l e m e n t T y p e = " C o l u m n "   E l e m e n t I d = " 2 3 1 9 1 0 5 1 8 "   D a t a T y p e = " T e x t " > T o t a l T e x t < / T o t a l T e x t > - 
-             < T o t a l V A T A m o u n t   E l e m e n t T y p e = " C o l u m n "   E l e m e n t I d = " 1 6 2 7 1 0 2 3 2 8 "   D a t a T y p e = " S t r i n g " > T o t a l V A T A m o u n t < / T o t a l V A T A m o u n t > - 
-             < T o t a l V A T A m o u n t L C Y   E l e m e n t T y p e = " C o l u m n "   E l e m e n t I d = " 1 5 0 6 5 7 0 2 1 8 "   D a t a T y p e = " D e c i m a l " > T o t a l V A T A m o u n t L C Y < / T o t a l V A T A m o u n t L C Y > - 
-             < T o t a l V A T A m o u n t O n V A T A m t L i n e   E l e m e n t T y p e = " C o l u m n "   E l e m e n t I d = " 9 4 6 9 3 1 8 6 8 "   D a t a T y p e = " D e c i m a l " > T o t a l V A T A m o u n t O n V A T A m t L i n e < / T o t a l V A T A m o u n t O n V A T A m t L i n e > - 
-             < T o t a l V A T A m o u n t T e x t   E l e m e n t T y p e = " C o l u m n "   E l e m e n t I d = " 9 7 3 6 6 6 3 3 9 "   D a t a T y p e = " T e x t " > T o t a l V A T A m o u n t T e x t < / T o t a l V A T A m o u n t T e x t > - 
-             < T o t a l V A T B a s e L C Y   E l e m e n t T y p e = " C o l u m n "   E l e m e n t I d = " 8 3 4 4 5 0 5 2 1 "   D a t a T y p e = " D e c i m a l " > T o t a l V A T B a s e L C Y < / T o t a l V A T B a s e L C Y > - 
-             < T o t a l V A T B a s e O n V A T A m t L i n e   E l e m e n t T y p e = " C o l u m n "   E l e m e n t I d = " 1 0 6 4 7 4 6 3 9 5 "   D a t a T y p e = " D e c i m a l " > T o t a l V A T B a s e O n V A T A m t L i n e < / T o t a l V A T B a s e O n V A T A m t L i n e > - 
-         < / T o t a l s > - 
-     < / H e a d e r > - 
- < / N a v W o r d R e p o r t X m l P a r t > 
-</file>
-
-<file path=customXml/item2.xml>��< ? x m l   v e r s i o n = " 1 . 0 "   e n c o d i n g = " u t f - 1 6 " ? > < N a v W o r d R e p o r t X m l P a r t   x m l n s = " u r n : m i c r o s o f t - d y n a m i c s - n a v / r e p o r t s / S t a n d a r d _ S a l e s _ I n v o i c e / 1 3 0 6 / " > - 
-     < B C R e p o r t I n f o r m a t i o n > - 
-         < R e p o r t M e t a d a t a > - 
-             < E x t e n s i o n I d > E x t e n s i o n   I D < / E x t e n s i o n I d > - 
-             < E x t e n s i o n N a m e > E x t e n s i o n   N a m e < / E x t e n s i o n N a m e > - 
-             < E x t e n s i o n P u b l i s h e r > E x t e n s i o n   P u b l i s h e r < / E x t e n s i o n P u b l i s h e r > - 
-             < E x t e n s i o n V e r s i o n > E x t e n s i o n   V e r s i o n < / E x t e n s i o n V e r s i o n > - 
-             < R e p o r t I d > R e p o r t   I D < / R e p o r t I d > - 
-             < R e p o r t C a p t i o n > R e p o r t   C a p t i o n < / R e p o r t C a p t i o n > - 
-             < A b o u t T h i s R e p o r t T i t l e > A b o u t   T h i s   R e p o r t   T i t l e < / A b o u t T h i s R e p o r t T i t l e > - 
-             < A b o u t T h i s R e p o r t T e x t > A b o u t   T h i s   R e p o r t   T e x t < / A b o u t T h i s R e p o r t T e x t > - 
-             < R e p o r t H e l p L i n k > R e p o r t   H e l p   L i n k < / R e p o r t H e l p L i n k > - 
-         < / R e p o r t M e t a d a t a > - 
-         < R e p o r t R e q u e s t > - 
-             < T e n a n t E n t r a I d > T e n a n t   E n t r a   I d < / T e n a n t E n t r a I d > - 
-             < E n v i r o n m e n t N a m e > E n v i r o n m e n t   N a m e < / E n v i r o n m e n t N a m e > - 
-             < E n v i r o n m e n t T y p e > E n v i r o n m e n t   T y p e < / E n v i r o n m e n t T y p e > - 
-             < C o m p a n y N a m e > C o m p a n y   N a m e < / C o m p a n y N a m e > - 
-             < C o m p a n y D i s p l a y N a m e > C o m p a n y   D i s p l a y   N a m e < / C o m p a n y D i s p l a y N a m e > - 
-             < C o m p a n y I d > C o m p a n y   I D < / C o m p a n y I d > - 
-             < U s e r N a m e > U s e r   N a m e < / U s e r N a m e > - 
-             < D a t e A n d T i m e > D a t e   a n d   T i m e < / D a t e A n d T i m e > - 
-             < L a n g u a g e > L a n g u a g e < / L a n g u a g e > - 
-             < F o r m a t R e g i o n > F o r m a t   R e g i o n < / F o r m a t R e g i o n > - 
-             < D a t e T i m e V a l u e s > - 
-                 < Y e a r > Y e a r < / Y e a r > - 
-                 < M o n t h N u m b e r > M o n t h   N u m b e r < / M o n t h N u m b e r > - 
-                 < D a y N u m b e r > D a y   N u m b e r < / D a y N u m b e r > - 
-                 < H o u r > H o u r < / H o u r > - 
-                 < M i n u t e > M i n u t e < / M i n u t e > - 
-             < / D a t e T i m e V a l u e s > - 
-         < / R e p o r t R e q u e s t > - 
-     < / B C R e p o r t I n f o r m a t i o n > - 
-     < H e a d e r > - 
-         < B i l l e d T o _ L b l > B i l l e d T o _ L b l < / B i l l e d T o _ L b l > - 
-         < B i l l T o C o n t a c t E m a i l > B i l l T o C o n t a c t E m a i l < / B i l l T o C o n t a c t E m a i l > - 
-         < B i l l T o C o n t a c t E m a i l L b l > B i l l T o C o n t a c t E m a i l L b l < / B i l l T o C o n t a c t E m a i l L b l > - 
-         < B i l l T o C o n t a c t M o b i l e P h o n e N o > B i l l T o C o n t a c t M o b i l e P h o n e N o < / B i l l T o C o n t a c t M o b i l e P h o n e N o > - 
-         < B i l l T o C o n t a c t M o b i l e P h o n e N o L b l > B i l l T o C o n t a c t M o b i l e P h o n e N o L b l < / B i l l T o C o n t a c t M o b i l e P h o n e N o L b l > - 
-         < B i l l T o C o n t a c t P h o n e N o > B i l l T o C o n t a c t P h o n e N o < / B i l l T o C o n t a c t P h o n e N o > - 
-         < B i l l T o C o n t a c t P h o n e N o L b l > B i l l T o C o n t a c t P h o n e N o L b l < / B i l l T o C o n t a c t P h o n e N o L b l > - 
-         < B i l l t o C u s t o m e r N o _ L b l > B i l l t o C u s t o m e r N o _ L b l < / B i l l t o C u s t o m e r N o _ L b l > - 
-         < B i l l t o C u s t u m e r N o > B i l l t o C u s t u m e r N o < / B i l l t o C u s t u m e r N o > - 
-         < C h e c k s P a y a b l e _ L b l > C h e c k s P a y a b l e _ L b l < / C h e c k s P a y a b l e _ L b l > - 
-         < C O 2 e P e r U n i t _ L b l > C O 2 e P e r U n i t _ L b l < / C O 2 e P e r U n i t _ L b l > - 
-         < C o m p a n y A d d r e s s 1 > C o m p a n y A d d r e s s 1 < / C o m p a n y A d d r e s s 1 > - 
-         < C o m p a n y A d d r e s s 2 > C o m p a n y A d d r e s s 2 < / C o m p a n y A d d r e s s 2 > - 
-         < C o m p a n y A d d r e s s 3 > C o m p a n y A d d r e s s 3 < / C o m p a n y A d d r e s s 3 > - 
-         < C o m p a n y A d d r e s s 4 > C o m p a n y A d d r e s s 4 < / C o m p a n y A d d r e s s 4 > - 
-         < C o m p a n y A d d r e s s 5 > C o m p a n y A d d r e s s 5 < / C o m p a n y A d d r e s s 5 > - 
-         < C o m p a n y A d d r e s s 6 > C o m p a n y A d d r e s s 6 < / C o m p a n y A d d r e s s 6 > - 
-         < C o m p a n y A d d r e s s 7 > C o m p a n y A d d r e s s 7 < / C o m p a n y A d d r e s s 7 > - 
-         < C o m p a n y A d d r e s s 8 > C o m p a n y A d d r e s s 8 < / C o m p a n y A d d r e s s 8 > - 
-         < C o m p a n y B a n k A c c o u n t N o > C o m p a n y B a n k A c c o u n t N o < / C o m p a n y B a n k A c c o u n t N o > - 
-         < C o m p a n y B a n k A c c o u n t N o _ L b l > C o m p a n y B a n k A c c o u n t N o _ L b l < / C o m p a n y B a n k A c c o u n t N o _ L b l > - 
-         < C o m p a n y B a n k B r a n c h N o > C o m p a n y B a n k B r a n c h N o < / C o m p a n y B a n k B r a n c h N o > - 
-         < C o m p a n y B a n k B r a n c h N o _ L b l > C o m p a n y B a n k B r a n c h N o _ L b l < / C o m p a n y B a n k B r a n c h N o _ L b l > - 
-         < C o m p a n y B a n k N a m e > C o m p a n y B a n k N a m e < / C o m p a n y B a n k N a m e > - 
-         < C o m p a n y B a n k N a m e _ L b l > C o m p a n y B a n k N a m e _ L b l < / C o m p a n y B a n k N a m e _ L b l > - 
-         < C o m p a n y C u s t o m G i r o > C o m p a n y C u s t o m G i r o < / C o m p a n y C u s t o m G i r o > - 
-         < C o m p a n y C u s t o m G i r o _ L b l > C o m p a n y C u s t o m G i r o _ L b l < / C o m p a n y C u s t o m G i r o _ L b l > - 
-         < C o m p a n y E M a i l > C o m p a n y E M a i l < / C o m p a n y E M a i l > - 
-         < C o m p a n y G i r o N o > C o m p a n y G i r o N o < / C o m p a n y G i r o N o > - 
-         < C o m p a n y G i r o N o _ L b l > C o m p a n y G i r o N o _ L b l < / C o m p a n y G i r o N o _ L b l > - 
-         < C o m p a n y H o m e P a g e > C o m p a n y H o m e P a g e < / C o m p a n y H o m e P a g e > - 
-         < C o m p a n y I B A N > C o m p a n y I B A N < / C o m p a n y I B A N > - 
-         < C o m p a n y I B A N _ L b l > C o m p a n y I B A N _ L b l < / C o m p a n y I B A N _ L b l > - 
-         < C o m p a n y L e g a l O f f i c e > C o m p a n y L e g a l O f f i c e < / C o m p a n y L e g a l O f f i c e > - 
-         < C o m p a n y L e g a l O f f i c e _ L b l > C o m p a n y L e g a l O f f i c e _ L b l < / C o m p a n y L e g a l O f f i c e _ L b l > - 
-         < C o m p a n y L e g a l S t a t e m e n t > C o m p a n y L e g a l S t a t e m e n t < / C o m p a n y L e g a l S t a t e m e n t > - 
-         < C o m p a n y L o g o P o s i t i o n > C o m p a n y L o g o P o s i t i o n < / C o m p a n y L o g o P o s i t i o n > - 
-         < C o m p a n y P h o n e N o > C o m p a n y P h o n e N o < / C o m p a n y P h o n e N o > - 
-         < C o m p a n y P h o n e N o _ L b l > C o m p a n y P h o n e N o _ L b l < / C o m p a n y P h o n e N o _ L b l > - 
-         < C o m p a n y P i c t u r e / > - 
-         < C o m p a n y R e g i s t r a t i o n N u m b e r > C o m p a n y R e g i s t r a t i o n N u m b e r < / C o m p a n y R e g i s t r a t i o n N u m b e r > - 
-         < C o m p a n y R e g i s t r a t i o n N u m b e r _ L b l > C o m p a n y R e g i s t r a t i o n N u m b e r _ L b l < / C o m p a n y R e g i s t r a t i o n N u m b e r _ L b l > - 
-         < C o m p a n y S W I F T > C o m p a n y S W I F T < / C o m p a n y S W I F T > - 
-         < C o m p a n y S W I F T _ L b l > C o m p a n y S W I F T _ L b l < / C o m p a n y S W I F T _ L b l > - 
-         < C o m p a n y V A T R e g i s t r a t i o n N o > C o m p a n y V A T R e g i s t r a t i o n N o < / C o m p a n y V A T R e g i s t r a t i o n N o > - 
-         < C o m p a n y V A T R e g i s t r a t i o n N o _ L b l > C o m p a n y V A T R e g i s t r a t i o n N o _ L b l < / C o m p a n y V A T R e g i s t r a t i o n N o _ L b l > - 
-         < C o m p a n y V A T R e g N o > C o m p a n y V A T R e g N o < / C o m p a n y V A T R e g N o > - 
-         < C o m p a n y V A T R e g N o _ L b l > C o m p a n y V A T R e g N o _ L b l < / C o m p a n y V A T R e g N o _ L b l > - 
-         < C o n t a c t _ L b l > C o n t a c t _ L b l < / C o n t a c t _ L b l > - 
-         < C o p y _ L b l > C o p y _ L b l < / C o p y _ L b l > - 
-         < C u s t o m e r A d d r e s s 1 > C u s t o m e r A d d r e s s 1 < / C u s t o m e r A d d r e s s 1 > - 
-         < C u s t o m e r A d d r e s s 2 > C u s t o m e r A d d r e s s 2 < / C u s t o m e r A d d r e s s 2 > - 
-         < C u s t o m e r A d d r e s s 3 > C u s t o m e r A d d r e s s 3 < / C u s t o m e r A d d r e s s 3 > - 
-         < C u s t o m e r A d d r e s s 4 > C u s t o m e r A d d r e s s 4 < / C u s t o m e r A d d r e s s 4 > - 
-         < C u s t o m e r A d d r e s s 5 > C u s t o m e r A d d r e s s 5 < / C u s t o m e r A d d r e s s 5 > - 
-         < C u s t o m e r A d d r e s s 6 > C u s t o m e r A d d r e s s 6 < / C u s t o m e r A d d r e s s 6 > - 
-         < C u s t o m e r A d d r e s s 7 > C u s t o m e r A d d r e s s 7 < / C u s t o m e r A d d r e s s 7 > - 
-         < C u s t o m e r A d d r e s s 8 > C u s t o m e r A d d r e s s 8 < / C u s t o m e r A d d r e s s 8 > - 
-         < C u s t o m e r P o s t a l B a r C o d e > C u s t o m e r P o s t a l B a r C o d e < / C u s t o m e r P o s t a l B a r C o d e > - 
-         < D i s c l a i m e r _ L b l > D i s c l a i m e r _ L b l < / D i s c l a i m e r _ L b l > - 
-         < D i s p l a y A d d i t i o n a l F e e N o t e > D i s p l a y A d d i t i o n a l F e e N o t e < / D i s p l a y A d d i t i o n a l F e e N o t e > - 
-         < D o c u m e n t D a t e > D o c u m e n t D a t e < / D o c u m e n t D a t e > - 
-         < D o c u m e n t D a t e _ L b l > D o c u m e n t D a t e _ L b l < / D o c u m e n t D a t e _ L b l > - 
-         < D o c u m e n t N o > D o c u m e n t N o < / D o c u m e n t N o > - 
-         < D o c u m e n t N o _ L b l > D o c u m e n t N o _ L b l < / D o c u m e n t N o _ L b l > - 
-         < D o c u m e n t T i t l e _ L b l > D o c u m e n t T i t l e _ L b l < / D o c u m e n t T i t l e _ L b l > - 
-         < D u e D a t e > D u e D a t e < / D u e D a t e > - 
-         < D u e D a t e _ L b l > D u e D a t e _ L b l < / D u e D a t e _ L b l > - 
-         < E M a i l _ H e a d e r _ L b l > E M a i l _ H e a d e r _ L b l < / E M a i l _ H e a d e r _ L b l > - 
-         < E x c h a n g e R a t e A s T e x t > E x c h a n g e R a t e A s T e x t < / E x c h a n g e R a t e A s T e x t > - 
-         < E x t e r n a l D o c u m e n t N o > E x t e r n a l D o c u m e n t N o < / E x t e r n a l D o c u m e n t N o > - 
-         < E x t e r n a l D o c u m e n t N o _ L b l > E x t e r n a l D o c u m e n t N o _ L b l < / E x t e r n a l D o c u m e n t N o _ L b l > - 
-         < F r o m _ L b l > F r o m _ L b l < / F r o m _ L b l > - 
-         < G l o b a l L o c a t i o n N u m b e r > G l o b a l L o c a t i o n N u m b e r < / G l o b a l L o c a t i o n N u m b e r > - 
-         < G l o b a l L o c a t i o n N u m b e r _ L b l > G l o b a l L o c a t i o n N u m b e r _ L b l < / G l o b a l L o c a t i o n N u m b e r _ L b l > - 
-         < H o m e P a g e _ H e a d e r _ L b l > H o m e P a g e _ H e a d e r _ L b l < / H o m e P a g e _ H e a d e r _ L b l > - 
-         < I n v o i c e D i s c o u n t A m o u n t _ L b l > I n v o i c e D i s c o u n t A m o u n t _ L b l < / I n v o i c e D i s c o u n t A m o u n t _ L b l > - 
-         < I n v o i c e D i s c o u n t B a s e A m o u n t _ L b l > I n v o i c e D i s c o u n t B a s e A m o u n t _ L b l < / I n v o i c e D i s c o u n t B a s e A m o u n t _ L b l > - 
-         < L e g a l E n t i t y T y p e > L e g a l E n t i t y T y p e < / L e g a l E n t i t y T y p e > - 
-         < L e g a l E n t i t y T y p e _ L b l > L e g a l E n t i t y T y p e _ L b l < / L e g a l E n t i t y T y p e _ L b l > - 
-         < L i n e A m o u n t A f t e r I n v o i c e D i s c o u n t _ L b l > L i n e A m o u n t A f t e r I n v o i c e D i s c o u n t _ L b l < / L i n e A m o u n t A f t e r I n v o i c e D i s c o u n t _ L b l > - 
-         < L o c a l C u r r e n c y _ L b l > L o c a l C u r r e n c y _ L b l < / L o c a l C u r r e n c y _ L b l > - 
-         < O r d e r N o > O r d e r N o < / O r d e r N o > - 
-         < O r d e r N o _ L b l > O r d e r N o _ L b l < / O r d e r N o _ L b l > - 
-         < P a c k a g e T r a c k i n g N o > P a c k a g e T r a c k i n g N o < / P a c k a g e T r a c k i n g N o > - 
-         < P a c k a g e T r a c k i n g N o _ L b l > P a c k a g e T r a c k i n g N o _ L b l < / P a c k a g e T r a c k i n g N o _ L b l > - 
-         < P a g e _ L b l > P a g e _ L b l < / P a g e _ L b l > - 
-         < P a y m e n t I n s t r u c t i o n s _ T x t > P a y m e n t I n s t r u c t i o n s _ T x t < / P a y m e n t I n s t r u c t i o n s _ T x t > - 
-         < P a y m e n t M e t h o d D e s c r i p t i o n > P a y m e n t M e t h o d D e s c r i p t i o n < / P a y m e n t M e t h o d D e s c r i p t i o n > - 
-         < P a y m e n t M e t h o d D e s c r i p t i o n _ L b l > P a y m e n t M e t h o d D e s c r i p t i o n _ L b l < / P a y m e n t M e t h o d D e s c r i p t i o n _ L b l > - 
-         < P a y m e n t R e f e r e n c e > P a y m e n t R e f e r e n c e < / P a y m e n t R e f e r e n c e > - 
-         < P a y m e n t R e f e r e n c e _ L b l > P a y m e n t R e f e r e n c e _ L b l < / P a y m e n t R e f e r e n c e _ L b l > - 
-         < P a y m e n t T e r m s D e s c r i p t i o n > P a y m e n t T e r m s D e s c r i p t i o n < / P a y m e n t T e r m s D e s c r i p t i o n > - 
-         < P a y m e n t T e r m s D e s c r i p t i o n _ L b l > P a y m e n t T e r m s D e s c r i p t i o n _ L b l < / P a y m e n t T e r m s D e s c r i p t i o n _ L b l > - 
-         < P r i c e s I n c l u d i n g V A T > P r i c e s I n c l u d i n g V A T < / P r i c e s I n c l u d i n g V A T > - 
-         < P r i c e s I n c l u d i n g V A T _ L b l > P r i c e s I n c l u d i n g V A T _ L b l < / P r i c e s I n c l u d i n g V A T _ L b l > - 
-         < P r i c e s I n c l u d i n g V A T Y e s N o > P r i c e s I n c l u d i n g V A T Y e s N o < / P r i c e s I n c l u d i n g V A T Y e s N o > - 
-         < Q R _ C o d e _ I m a g e > Q R _ C o d e _ I m a g e < / Q R _ C o d e _ I m a g e > - 
-         < Q R _ C o d e _ I m a g e _ L b l > Q R _ C o d e _ I m a g e _ L b l < / Q R _ C o d e _ I m a g e _ L b l > - 
-         < Q u e s t i o n s _ L b l > Q u e s t i o n s _ L b l < / Q u e s t i o n s _ L b l > - 
-         < R e c u r r i n g B i l l i n g > R e c u r r i n g B i l l i n g < / R e c u r r i n g B i l l i n g > - 
-         < R e m a i n i n g A m o u n t > R e m a i n i n g A m o u n t < / R e m a i n i n g A m o u n t > - 
-         < R e m a i n i n g A m o u n t T e x t > R e m a i n i n g A m o u n t T e x t < / R e m a i n i n g A m o u n t T e x t > - 
-         < S a l e s I n v o i c e L i n e D i s c o u n t _ L b l > S a l e s I n v o i c e L i n e D i s c o u n t _ L b l < / S a l e s I n v o i c e L i n e D i s c o u n t _ L b l > - 
-         < S a l e s P e r s o n _ L b l > S a l e s P e r s o n _ L b l < / S a l e s P e r s o n _ L b l > - 
-         < S a l e s P e r s o n B l a n k _ L b l > S a l e s P e r s o n B l a n k _ L b l < / S a l e s P e r s o n B l a n k _ L b l > - 
-         < S a l e s P e r s o n N a m e > S a l e s P e r s o n N a m e < / S a l e s P e r s o n N a m e > - 
-         < S e l l T o C o n t a c t E m a i l > S e l l T o C o n t a c t E m a i l < / S e l l T o C o n t a c t E m a i l > - 
-         < S e l l T o C o n t a c t E m a i l L b l > S e l l T o C o n t a c t E m a i l L b l < / S e l l T o C o n t a c t E m a i l L b l > - 
-         < S e l l T o C o n t a c t M o b i l e P h o n e N o > S e l l T o C o n t a c t M o b i l e P h o n e N o < / S e l l T o C o n t a c t M o b i l e P h o n e N o > - 
-         < S e l l T o C o n t a c t M o b i l e P h o n e N o L b l > S e l l T o C o n t a c t M o b i l e P h o n e N o L b l < / S e l l T o C o n t a c t M o b i l e P h o n e N o L b l > - 
-         < S e l l T o C o n t a c t P h o n e N o > S e l l T o C o n t a c t P h o n e N o < / S e l l T o C o n t a c t P h o n e N o > - 
-         < S e l l T o C o n t a c t P h o n e N o L b l > S e l l T o C o n t a c t P h o n e N o L b l < / S e l l T o C o n t a c t P h o n e N o L b l > - 
-         < S e l l t o C u s t o m e r N o > S e l l t o C u s t o m e r N o < / S e l l t o C u s t o m e r N o > - 
-         < S e l l t o C u s t o m e r N o _ L b l > S e l l t o C u s t o m e r N o _ L b l < / S e l l t o C u s t o m e r N o _ L b l > - 
-         < S e l l T o F a x N o > S e l l T o F a x N o < / S e l l T o F a x N o > - 
-         < S e l l T o P h o n e N o > S e l l T o P h o n e N o < / S e l l T o P h o n e N o > - 
-         < S h i p m e n t _ L b l > S h i p m e n t _ L b l < / S h i p m e n t _ L b l > - 
-         < S h i p m e n t D a t e > S h i p m e n t D a t e < / S h i p m e n t D a t e > - 
-         < S h i p m e n t D a t e _ L b l > S h i p m e n t D a t e _ L b l < / S h i p m e n t D a t e _ L b l > - 
-         < S h i p m e n t M e t h o d D e s c r i p t i o n > S h i p m e n t M e t h o d D e s c r i p t i o n < / S h i p m e n t M e t h o d D e s c r i p t i o n > - 
-         < S h i p m e n t M e t h o d D e s c r i p t i o n _ L b l > S h i p m e n t M e t h o d D e s c r i p t i o n _ L b l < / S h i p m e n t M e t h o d D e s c r i p t i o n _ L b l > - 
-         < S h i p p i n g A g e n t C o d e > S h i p p i n g A g e n t C o d e < / S h i p p i n g A g e n t C o d e > - 
-         < S h i p p i n g A g e n t C o d e _ L b l > S h i p p i n g A g e n t C o d e _ L b l < / S h i p p i n g A g e n t C o d e _ L b l > - 
-         < S h i p T o A d d r e s s _ L b l > S h i p T o A d d r e s s _ L b l < / S h i p T o A d d r e s s _ L b l > - 
-         < S h i p T o A d d r e s s 1 > S h i p T o A d d r e s s 1 < / S h i p T o A d d r e s s 1 > - 
-         < S h i p T o A d d r e s s 2 > S h i p T o A d d r e s s 2 < / S h i p T o A d d r e s s 2 > - 
-         < S h i p T o A d d r e s s 3 > S h i p T o A d d r e s s 3 < / S h i p T o A d d r e s s 3 > - 
-         < S h i p T o A d d r e s s 4 > S h i p T o A d d r e s s 4 < / S h i p T o A d d r e s s 4 > - 
-         < S h i p T o A d d r e s s 5 > S h i p T o A d d r e s s 5 < / S h i p T o A d d r e s s 5 > - 
-         < S h i p T o A d d r e s s 6 > S h i p T o A d d r e s s 6 < / S h i p T o A d d r e s s 6 > - 
-         < S h i p T o A d d r e s s 7 > S h i p T o A d d r e s s 7 < / S h i p T o A d d r e s s 7 > - 
-         < S h i p T o A d d r e s s 8 > S h i p T o A d d r e s s 8 < / S h i p T o A d d r e s s 8 > - 
-         < S h i p T o P h o n e N o > S h i p T o P h o n e N o < / S h i p T o P h o n e N o > - 
-         < S h o w S h i p p i n g A d d r e s s > S h o w S h i p p i n g A d d r e s s < / S h o w S h i p p i n g A d d r e s s > - 
-         < S h o w W o r k D e s c r i p t i o n > S h o w W o r k D e s c r i p t i o n < / S h o w W o r k D e s c r i p t i o n > - 
-         < S u b t o t a l _ L b l > S u b t o t a l _ L b l < / S u b t o t a l _ L b l > - 
-         < T h a n k s _ L b l > T h a n k s _ L b l < / T h a n k s _ L b l > - 
-         < T o t a l _ L b l > T o t a l _ L b l < / T o t a l _ L b l > - 
-         < T o t a l C O 2 e _ L b l > T o t a l C O 2 e _ L b l < / T o t a l C O 2 e _ L b l > - 
-         < V A T A m o u n t _ L b l > V A T A m o u n t _ L b l < / V A T A m o u n t _ L b l > - 
-         < V A T A m o u n t S p e c i f i c a t i o n _ L b l > V A T A m o u n t S p e c i f i c a t i o n _ L b l < / V A T A m o u n t S p e c i f i c a t i o n _ L b l > - 
-         < V A T B a s e _ L b l > V A T B a s e _ L b l < / V A T B a s e _ L b l > - 
-         < V A T C l a u s e _ L b l > V A T C l a u s e _ L b l < / V A T C l a u s e _ L b l > - 
-         < V A T C l a u s e s _ L b l > V A T C l a u s e s _ L b l < / V A T C l a u s e s _ L b l > - 
-         < V A T I d e n t i f i e r _ L b l > V A T I d e n t i f i e r _ L b l < / V A T I d e n t i f i e r _ L b l > - 
-         < V A T P e r c e n t a g e _ L b l > V A T P e r c e n t a g e _ L b l < / V A T P e r c e n t a g e _ L b l > - 
-         < V A T R e g i s t r a t i o n N o > V A T R e g i s t r a t i o n N o < / V A T R e g i s t r a t i o n N o > - 
-         < V A T R e g i s t r a t i o n N o _ L b l > V A T R e g i s t r a t i o n N o _ L b l < / V A T R e g i s t r a t i o n N o _ L b l > - 
-         < Y o u r D o c u m e n t T i t l e _ L b l > Y o u r D o c u m e n t T i t l e _ L b l < / Y o u r D o c u m e n t T i t l e _ L b l > - 
-         < Y o u r R e f e r e n c e > Y o u r R e f e r e n c e < / Y o u r R e f e r e n c e > - 
-         < Y o u r R e f e r e n c e _ L b l > Y o u r R e f e r e n c e _ L b l < / Y o u r R e f e r e n c e _ L b l > - 
-         < L i n e > - 
-             < A m o u n t E x c l u d i n g V A T _ L i n e > A m o u n t E x c l u d i n g V A T _ L i n e < / A m o u n t E x c l u d i n g V A T _ L i n e > - 
-             < A m o u n t E x c l u d i n g V A T _ L i n e _ L b l > A m o u n t E x c l u d i n g V A T _ L i n e _ L b l < / A m o u n t E x c l u d i n g V A T _ L i n e _ L b l > - 
-             < A m o u n t I n c l u d i n g V A T _ L i n e > A m o u n t I n c l u d i n g V A T _ L i n e < / A m o u n t I n c l u d i n g V A T _ L i n e > - 
-             < A m o u n t I n c l u d i n g V A T _ L i n e _ L b l > A m o u n t I n c l u d i n g V A T _ L i n e _ L b l < / A m o u n t I n c l u d i n g V A T _ L i n e _ L b l > - 
-             < C O 2 e P e r U n i t _ L i n e > C O 2 e P e r U n i t _ L i n e < / C O 2 e P e r U n i t _ L i n e > - 
-             < C o n t r a c t L i n e N o > C o n t r a c t L i n e N o < / C o n t r a c t L i n e N o > - 
-             < C o n t r a c t N o > C o n t r a c t N o < / C o n t r a c t N o > - 
-             < D e s c r i p t i o n _ L i n e > D e s c r i p t i o n _ L i n e < / D e s c r i p t i o n _ L i n e > - 
-             < D e s c r i p t i o n _ L i n e _ L b l > D e s c r i p t i o n _ L i n e _ L b l < / D e s c r i p t i o n _ L i n e _ L b l > - 
-             < I t e m N o _ L i n e > I t e m N o _ L i n e < / I t e m N o _ L i n e > - 
-             < I t e m N o _ L i n e _ L b l > I t e m N o _ L i n e _ L b l < / I t e m N o _ L i n e _ L b l > - 
-             < I t e m R e f e r e n c e N o _ L i n e > I t e m R e f e r e n c e N o _ L i n e < / I t e m R e f e r e n c e N o _ L i n e > - 
-             < I t e m R e f e r e n c e N o _ L i n e _ L b l > I t e m R e f e r e n c e N o _ L i n e _ L b l < / I t e m R e f e r e n c e N o _ L i n e _ L b l > - 
-             < J o b N o > J o b N o < / J o b N o > - 
-             < J o b N o _ L b l > J o b N o _ L b l < / J o b N o _ L b l > - 
-             < J o b T a s k D e s c _ L b l > J o b T a s k D e s c _ L b l < / J o b T a s k D e s c _ L b l > - 
-             < J o b T a s k D e s c r i p t i o n > J o b T a s k D e s c r i p t i o n < / J o b T a s k D e s c r i p t i o n > - 
-             < J o b T a s k N o > J o b T a s k N o < / J o b T a s k N o > - 
-             < J o b T a s k N o _ L b l > J o b T a s k N o _ L b l < / J o b T a s k N o _ L b l > - 
-             < L i n e A m o u n t _ L i n e > L i n e A m o u n t _ L i n e < / L i n e A m o u n t _ L i n e > - 
-             < L i n e A m o u n t _ L i n e _ L b l > L i n e A m o u n t _ L i n e _ L b l < / L i n e A m o u n t _ L i n e _ L b l > - 
-             < L i n e D i s c o u n t P e r c e n t _ L i n e > L i n e D i s c o u n t P e r c e n t _ L i n e < / L i n e D i s c o u n t P e r c e n t _ L i n e > - 
-             < L i n e D i s c o u n t P e r c e n t T e x t _ L i n e > L i n e D i s c o u n t P e r c e n t T e x t _ L i n e < / L i n e D i s c o u n t P e r c e n t T e x t _ L i n e > - 
-             < L i n e N o _ L i n e > L i n e N o _ L i n e < / L i n e N o _ L i n e > - 
-             < P r i c e _ L b l > P r i c e _ L b l < / P r i c e _ L b l > - 
-             < P r i c e P e r _ L b l > P r i c e P e r _ L b l < / P r i c e P e r _ L b l > - 
-             < Q t y _ L b l > Q t y _ L b l < / Q t y _ L b l > - 
-             < Q u a n t i t y _ L i n e > Q u a n t i t y _ L i n e < / Q u a n t i t y _ L i n e > - 
-             < Q u a n t i t y _ L i n e _ L b l > Q u a n t i t y _ L i n e _ L b l < / Q u a n t i t y _ L i n e _ L b l > - 
-             < R e c u r r i n g B i l l i n g f r o m > R e c u r r i n g B i l l i n g f r o m < / R e c u r r i n g B i l l i n g f r o m > - 
-             < R e c u r r i n g B i l l i n g t o > R e c u r r i n g B i l l i n g t o < / R e c u r r i n g B i l l i n g t o > - 
-             < S h i p m e n t D a t e _ L i n e > S h i p m e n t D a t e _ L i n e < / S h i p m e n t D a t e _ L i n e > - 
-             < S h i p m e n t D a t e _ L i n e _ L b l > S h i p m e n t D a t e _ L i n e _ L b l < / S h i p m e n t D a t e _ L i n e _ L b l > - 
-             < T r a n s H e a d e r A m o u n t > T r a n s H e a d e r A m o u n t < / T r a n s H e a d e r A m o u n t > - 
-             < T y p e _ L i n e > T y p e _ L i n e < / T y p e _ L i n e > - 
-             < U n i t _ L b l > U n i t _ L b l < / U n i t _ L b l > - 
-             < U n i t O f M e a s u r e > U n i t O f M e a s u r e < / U n i t O f M e a s u r e > - 
-             < U n i t O f M e a s u r e _ L b l > U n i t O f M e a s u r e _ L b l < / U n i t O f M e a s u r e _ L b l > - 
-             < U n i t P r i c e > U n i t P r i c e < / U n i t P r i c e > - 
-             < U n i t P r i c e _ L b l > U n i t P r i c e _ L b l < / U n i t P r i c e _ L b l > - 
-             < V A T I d e n t i f i e r _ L i n e > V A T I d e n t i f i e r _ L i n e < / V A T I d e n t i f i e r _ L i n e > - 
-             < V A T I d e n t i f i e r _ L i n e _ L b l > V A T I d e n t i f i e r _ L i n e _ L b l < / V A T I d e n t i f i e r _ L i n e _ L b l > - 
-             < V A T P c t _ L i n e > V A T P c t _ L i n e < / V A T P c t _ L i n e > - 
-             < V A T P c t _ L i n e _ L b l > V A T P c t _ L i n e _ L b l < / V A T P c t _ L i n e _ L b l > - 
-             < S h i p m e n t L i n e > - 
-                 < D o c u m e n t N o _ S h i p m e n t L i n e > D o c u m e n t N o _ S h i p m e n t L i n e < / D o c u m e n t N o _ S h i p m e n t L i n e > - 
-                 < P o s t i n g D a t e _ S h i p m e n t L i n e > P o s t i n g D a t e _ S h i p m e n t L i n e < / P o s t i n g D a t e _ S h i p m e n t L i n e > - 
-                 < P o s t i n g D a t e _ S h i p m e n t L i n e _ L b l > P o s t i n g D a t e _ S h i p m e n t L i n e _ L b l < / P o s t i n g D a t e _ S h i p m e n t L i n e _ L b l > - 
-                 < Q u a n t i t y _ S h i p m e n t L i n e > Q u a n t i t y _ S h i p m e n t L i n e < / Q u a n t i t y _ S h i p m e n t L i n e > - 
-                 < Q u a n t i t y _ S h i p m e n t L i n e _ L b l > Q u a n t i t y _ S h i p m e n t L i n e _ L b l < / Q u a n t i t y _ S h i p m e n t L i n e _ L b l > - 
-             < / S h i p m e n t L i n e > - 
-             < A s s e m b l y L i n e > - 
-                 < D e s c r i p t i o n _ A s s e m b l y L i n e > D e s c r i p t i o n _ A s s e m b l y L i n e < / D e s c r i p t i o n _ A s s e m b l y L i n e > - 
-                 < L i n e N o _ A s s e m b l y L i n e > L i n e N o _ A s s e m b l y L i n e < / L i n e N o _ A s s e m b l y L i n e > - 
-                 < Q u a n t i t y _ A s s e m b l y L i n e > Q u a n t i t y _ A s s e m b l y L i n e < / Q u a n t i t y _ A s s e m b l y L i n e > - 
-                 < U n i t O f M e a s u r e _ A s s e m b l y L i n e > U n i t O f M e a s u r e _ A s s e m b l y L i n e < / U n i t O f M e a s u r e _ A s s e m b l y L i n e > - 
-                 < V a r i a n t C o d e _ A s s e m b l y L i n e > V a r i a n t C o d e _ A s s e m b l y L i n e < / V a r i a n t C o d e _ A s s e m b l y L i n e > - 
-             < / A s s e m b l y L i n e > - 
-         < / L i n e > - 
-         < W o r k D e s c r i p t i o n L i n e s > - 
-             < W o r k D e s c r i p t i o n L i n e > W o r k D e s c r i p t i o n L i n e < / W o r k D e s c r i p t i o n L i n e > - 
-             < W o r k D e s c r i p t i o n L i n e N u m b e r > W o r k D e s c r i p t i o n L i n e N u m b e r < / W o r k D e s c r i p t i o n L i n e N u m b e r > - 
-         < / W o r k D e s c r i p t i o n L i n e s > - 
-         < V A T A m o u n t L i n e > - 
-             < I n v o i c e D i s c o u n t A m o u n t _ V A T A m o u n t L i n e > I n v o i c e D i s c o u n t A m o u n t _ V A T A m o u n t L i n e < / I n v o i c e D i s c o u n t A m o u n t _ V A T A m o u n t L i n e > - 
-             < I n v o i c e D i s c o u n t A m o u n t _ V A T A m o u n t L i n e _ L b l > I n v o i c e D i s c o u n t A m o u n t _ V A T A m o u n t L i n e _ L b l < / I n v o i c e D i s c o u n t A m o u n t _ V A T A m o u n t L i n e _ L b l > - 
-             < I n v o i c e D i s c o u n t B a s e A m o u n t _ V A T A m o u n t L i n e > I n v o i c e D i s c o u n t B a s e A m o u n t _ V A T A m o u n t L i n e < / I n v o i c e D i s c o u n t B a s e A m o u n t _ V A T A m o u n t L i n e > - 
-             < I n v o i c e D i s c o u n t B a s e A m o u n t _ V A T A m o u n t L i n e _ L b l > I n v o i c e D i s c o u n t B a s e A m o u n t _ V A T A m o u n t L i n e _ L b l < / I n v o i c e D i s c o u n t B a s e A m o u n t _ V A T A m o u n t L i n e _ L b l > - 
-             < L i n e A m o u n t _ V a t A m o u n t L i n e > L i n e A m o u n t _ V a t A m o u n t L i n e < / L i n e A m o u n t _ V a t A m o u n t L i n e > - 
-             < L i n e A m o u n t _ V a t A m o u n t L i n e _ L b l > L i n e A m o u n t _ V a t A m o u n t L i n e _ L b l < / L i n e A m o u n t _ V a t A m o u n t L i n e _ L b l > - 
-             < N o O f V A T I d e n t i f i e r s > N o O f V A T I d e n t i f i e r s < / N o O f V A T I d e n t i f i e r s > - 
-             < V A T A m o u n t _ V a t A m o u n t L i n e > V A T A m o u n t _ V a t A m o u n t L i n e < / V A T A m o u n t _ V a t A m o u n t L i n e > - 
-             < V A T A m o u n t _ V a t A m o u n t L i n e _ L b l > V A T A m o u n t _ V a t A m o u n t L i n e _ L b l < / V A T A m o u n t _ V a t A m o u n t L i n e _ L b l > - 
-             < V A T A m o u n t L C Y _ V A T A m o u n t L i n e > V A T A m o u n t L C Y _ V A T A m o u n t L i n e < / V A T A m o u n t L C Y _ V A T A m o u n t L i n e > - 
-             < V A T A m o u n t L C Y _ V A T A m o u n t L i n e _ L b l > V A T A m o u n t L C Y _ V A T A m o u n t L i n e _ L b l < / V A T A m o u n t L C Y _ V A T A m o u n t L i n e _ L b l > - 
-             < V A T B a s e _ V a t A m o u n t L i n e > V A T B a s e _ V a t A m o u n t L i n e < / V A T B a s e _ V a t A m o u n t L i n e > - 
-             < V A T B a s e _ V a t A m o u n t L i n e _ L b l > V A T B a s e _ V a t A m o u n t L i n e _ L b l < / V A T B a s e _ V a t A m o u n t L i n e _ L b l > - 
-             < V A T B a s e L C Y _ V A T A m o u n t L i n e > V A T B a s e L C Y _ V A T A m o u n t L i n e < / V A T B a s e L C Y _ V A T A m o u n t L i n e > - 
-             < V A T B a s e L C Y _ V A T A m o u n t L i n e _ L b l > V A T B a s e L C Y _ V A T A m o u n t L i n e _ L b l < / V A T B a s e L C Y _ V A T A m o u n t L i n e _ L b l > - 
-             < V A T I d e n t i f i e r _ V a t A m o u n t L i n e > V A T I d e n t i f i e r _ V a t A m o u n t L i n e < / V A T I d e n t i f i e r _ V a t A m o u n t L i n e > - 
-             < V A T I d e n t i f i e r _ V a t A m o u n t L i n e _ L b l > V A T I d e n t i f i e r _ V a t A m o u n t L i n e _ L b l < / V A T I d e n t i f i e r _ V a t A m o u n t L i n e _ L b l > - 
-             < V A T P c t _ V a t A m o u n t L i n e > V A T P c t _ V a t A m o u n t L i n e < / V A T P c t _ V a t A m o u n t L i n e > - 
-             < V A T P c t _ V a t A m o u n t L i n e _ L b l > V A T P c t _ V a t A m o u n t L i n e _ L b l < / V A T P c t _ V a t A m o u n t L i n e _ L b l > - 
-         < / V A T A m o u n t L i n e > - 
-         < V A T C l a u s e L i n e > - 
-             < C o d e _ V A T C l a u s e L i n e > C o d e _ V A T C l a u s e L i n e < / C o d e _ V A T C l a u s e L i n e > - 
-             < C o d e _ V A T C l a u s e L i n e _ L b l > C o d e _ V A T C l a u s e L i n e _ L b l < / C o d e _ V A T C l a u s e L i n e _ L b l > - 
-             < D e s c r i p t i o n _ V A T C l a u s e L i n e > D e s c r i p t i o n _ V A T C l a u s e L i n e < / D e s c r i p t i o n _ V A T C l a u s e L i n e > - 
-             < D e s c r i p t i o n 2 _ V A T C l a u s e L i n e > D e s c r i p t i o n 2 _ V A T C l a u s e L i n e < / D e s c r i p t i o n 2 _ V A T C l a u s e L i n e > - 
-             < N o O f V A T C l a u s e s > N o O f V A T C l a u s e s < / N o O f V A T C l a u s e s > - 
-             < V A T A m o u n t _ V A T C l a u s e L i n e > V A T A m o u n t _ V A T C l a u s e L i n e < / V A T A m o u n t _ V A T C l a u s e L i n e > - 
-             < V A T C l a u s e s H e a d e r > V A T C l a u s e s H e a d e r < / V A T C l a u s e s H e a d e r > - 
-             < V A T I d e n t i f i e r _ V A T C l a u s e L i n e > V A T I d e n t i f i e r _ V A T C l a u s e L i n e < / V A T I d e n t i f i e r _ V A T C l a u s e L i n e > - 
-         < / V A T C l a u s e L i n e > - 
-         < R e p o r t T o t a l s L i n e > - 
-             < A m o u n t _ R e p o r t T o t a l s L i n e > A m o u n t _ R e p o r t T o t a l s L i n e < / A m o u n t _ R e p o r t T o t a l s L i n e > - 
-             < A m o u n t F o r m a t t e d _ R e p o r t T o t a l s L i n e > A m o u n t F o r m a t t e d _ R e p o r t T o t a l s L i n e < / A m o u n t F o r m a t t e d _ R e p o r t T o t a l s L i n e > - 
-             < D e s c r i p t i o n _ R e p o r t T o t a l s L i n e > D e s c r i p t i o n _ R e p o r t T o t a l s L i n e < / D e s c r i p t i o n _ R e p o r t T o t a l s L i n e > - 
-             < F o n t B o l d _ R e p o r t T o t a l s L i n e > F o n t B o l d _ R e p o r t T o t a l s L i n e < / F o n t B o l d _ R e p o r t T o t a l s L i n e > - 
-             < F o n t U n d e r l i n e _ R e p o r t T o t a l s L i n e > F o n t U n d e r l i n e _ R e p o r t T o t a l s L i n e < / F o n t U n d e r l i n e _ R e p o r t T o t a l s L i n e > - 
-         < / R e p o r t T o t a l s L i n e > - 
-         < C o n t r a c t B i l l i n g D e t a i l s M a p p i n g > - 
-             < C o n t r a c t B i l l i n g D e t a i l s C o n t r a c t N o L b l > C o n t r a c t B i l l i n g D e t a i l s C o n t r a c t N o L b l < / C o n t r a c t B i l l i n g D e t a i l s C o n t r a c t N o L b l > - 
-             < C o n t r a c t B i l l i n g D e t a i l s C u s t o m e r L b l > C o n t r a c t B i l l i n g D e t a i l s C u s t o m e r L b l < / C o n t r a c t B i l l i n g D e t a i l s C u s t o m e r L b l > - 
-             < C o n t r a c t B i l l i n g D e t a i l s P o s i t i o n D e s c r i p t i o n L b l > C o n t r a c t B i l l i n g D e t a i l s P o s i t i o n D e s c r i p t i o n L b l < / C o n t r a c t B i l l i n g D e t a i l s P o s i t i o n D e s c r i p t i o n L b l > - 
-             < C o n t r a c t B i l l i n g D e t a i l s P o s i t i o n N o L b l > C o n t r a c t B i l l i n g D e t a i l s P o s i t i o n N o L b l < / C o n t r a c t B i l l i n g D e t a i l s P o s i t i o n N o L b l > - 
-             < C o n t r a c t B i l l i n g D e t a i l s G r o u p i n g > - 
-                 < C o n t r a c t B i l l i n g D e t a i l s A m o u n t L b l > C o n t r a c t B i l l i n g D e t a i l s A m o u n t L b l < / C o n t r a c t B i l l i n g D e t a i l s A m o u n t L b l > - 
-                 < C o n t r a c t B i l l i n g D e t a i l s C o n t r a c t N o > C o n t r a c t B i l l i n g D e t a i l s C o n t r a c t N o < / C o n t r a c t B i l l i n g D e t a i l s C o n t r a c t N o > - 
-                 < C o n t r a c t B i l l i n g D e t a i l s C u r r e n c y C o d e L b l > C o n t r a c t B i l l i n g D e t a i l s C u r r e n c y C o d e L b l < / C o n t r a c t B i l l i n g D e t a i l s C u r r e n c y C o d e L b l > - 
-                 < C o n t r a c t B i l l i n g D e t a i l s C u s t o m e r N a m e > C o n t r a c t B i l l i n g D e t a i l s C u s t o m e r N a m e < / C o n t r a c t B i l l i n g D e t a i l s C u s t o m e r N a m e > - 
-                 < C o n t r a c t B i l l i n g D e t a i l s D a y s L b l > C o n t r a c t B i l l i n g D e t a i l s D a y s L b l < / C o n t r a c t B i l l i n g D e t a i l s D a y s L b l > - 
-                 < C o n t r a c t B i l l i n g D e t a i l s D e s c r i p t i o n L b l > C o n t r a c t B i l l i n g D e t a i l s D e s c r i p t i o n L b l < / C o n t r a c t B i l l i n g D e t a i l s D e s c r i p t i o n L b l > - 
-                 < C o n t r a c t B i l l i n g D e t a i l s D i s c o u n t A m o u n t L b l > C o n t r a c t B i l l i n g D e t a i l s D i s c o u n t A m o u n t L b l < / C o n t r a c t B i l l i n g D e t a i l s D i s c o u n t A m o u n t L b l > - 
-                 < C o n t r a c t B i l l i n g D e t a i l s D i s c o u n t P e r c e n t L b l > C o n t r a c t B i l l i n g D e t a i l s D i s c o u n t P e r c e n t L b l < / C o n t r a c t B i l l i n g D e t a i l s D i s c o u n t P e r c e n t L b l > - 
-                 < C o n t r a c t B i l l i n g D e t a i l s E n d D a t e L b l > C o n t r a c t B i l l i n g D e t a i l s E n d D a t e L b l < / C o n t r a c t B i l l i n g D e t a i l s E n d D a t e L b l > - 
-                 < C o n t r a c t B i l l i n g D e t a i l s P o s i t i o n D e s c r i p t i o n > C o n t r a c t B i l l i n g D e t a i l s P o s i t i o n D e s c r i p t i o n < / C o n t r a c t B i l l i n g D e t a i l s P o s i t i o n D e s c r i p t i o n > - 
-                 < C o n t r a c t B i l l i n g D e t a i l s P o s i t i o n N o > C o n t r a c t B i l l i n g D e t a i l s P o s i t i o n N o < / C o n t r a c t B i l l i n g D e t a i l s P o s i t i o n N o > - 
-                 < C o n t r a c t B i l l i n g D e t a i l s Q t y L b l > C o n t r a c t B i l l i n g D e t a i l s Q t y L b l < / C o n t r a c t B i l l i n g D e t a i l s Q t y L b l > - 
-                 < C o n t r a c t B i l l i n g D e t a i l s S a l e s P r i c e L b l > C o n t r a c t B i l l i n g D e t a i l s S a l e s P r i c e L b l < / C o n t r a c t B i l l i n g D e t a i l s S a l e s P r i c e L b l > - 
-                 < C o n t r a c t B i l l i n g D e t a i l s S t a r t D a t e L b l > C o n t r a c t B i l l i n g D e t a i l s S t a r t D a t e L b l < / C o n t r a c t B i l l i n g D e t a i l s S t a r t D a t e L b l > - 
-                 < C o n t r a c t B i l l i n g D e t a i l s > - 
-                     < C o n t r a c t B i l l i n g D e t a i l s B i l l i n g A m o u n t > C o n t r a c t B i l l i n g D e t a i l s B i l l i n g A m o u n t < / C o n t r a c t B i l l i n g D e t a i l s B i l l i n g A m o u n t > - 
-                     < C o n t r a c t B i l l i n g D e t a i l s B i l l i n g D i s c o u n t A m o u n t > C o n t r a c t B i l l i n g D e t a i l s B i l l i n g D i s c o u n t A m o u n t < / C o n t r a c t B i l l i n g D e t a i l s B i l l i n g D i s c o u n t A m o u n t > - 
-                     < C o n t r a c t B i l l i n g D e t a i l s C u r r e n c y C o d e > C o n t r a c t B i l l i n g D e t a i l s C u r r e n c y C o d e < / C o n t r a c t B i l l i n g D e t a i l s C u r r e n c y C o d e > - 
-                     < C o n t r a c t B i l l i n g D e t a i l s D a y s > C o n t r a c t B i l l i n g D e t a i l s D a y s < / C o n t r a c t B i l l i n g D e t a i l s D a y s > - 
-                     < C o n t r a c t B i l l i n g D e t a i l s D e s c r i p t i o n > C o n t r a c t B i l l i n g D e t a i l s D e s c r i p t i o n < / C o n t r a c t B i l l i n g D e t a i l s D e s c r i p t i o n > - 
-                     < C o n t r a c t B i l l i n g D e t a i l s D i s c o u n t P e r c e n t > C o n t r a c t B i l l i n g D e t a i l s D i s c o u n t P e r c e n t < / C o n t r a c t B i l l i n g D e t a i l s D i s c o u n t P e r c e n t > - 
-                     < C o n t r a c t B i l l i n g D e t a i l s E n d D a t e > C o n t r a c t B i l l i n g D e t a i l s E n d D a t e < / C o n t r a c t B i l l i n g D e t a i l s E n d D a t e > - 
-                     < C o n t r a c t B i l l i n g D e t a i l s Q u a n t i t y > C o n t r a c t B i l l i n g D e t a i l s Q u a n t i t y < / C o n t r a c t B i l l i n g D e t a i l s Q u a n t i t y > - 
-                     < C o n t r a c t B i l l i n g D e t a i l s S a l e s P r i c e > C o n t r a c t B i l l i n g D e t a i l s S a l e s P r i c e < / C o n t r a c t B i l l i n g D e t a i l s S a l e s P r i c e > - 
-                     < C o n t r a c t B i l l i n g D e t a i l s S t a r t D a t e > C o n t r a c t B i l l i n g D e t a i l s S t a r t D a t e < / C o n t r a c t B i l l i n g D e t a i l s S t a r t D a t e > - 
-                 < / C o n t r a c t B i l l i n g D e t a i l s > - 
-             < / C o n t r a c t B i l l i n g D e t a i l s G r o u p i n g > - 
-         < / C o n t r a c t B i l l i n g D e t a i l s M a p p i n g > - 
-         < L i n e F e e > - 
-             < L i n e F e e C a p t i o n T e x t > L i n e F e e C a p t i o n T e x t < / L i n e F e e C a p t i o n T e x t > - 
-         < / L i n e F e e > - 
-         < P a y m e n t R e p o r t i n g A r g u m e n t > - 
-             < P a y m e n t S e r v i c e L o g o / > - 
-             < P a y m e n t S e r v i c e L o g o _ U r l > P a y m e n t S e r v i c e L o g o _ U r l < / P a y m e n t S e r v i c e L o g o _ U r l > - 
-             < P a y m e n t S e r v i c e L o g o _ U r l T e x t > P a y m e n t S e r v i c e L o g o _ U r l T e x t < / P a y m e n t S e r v i c e L o g o _ U r l T e x t > - 
-             < P a y m e n t S e r v i c e T e x t _ U r l > P a y m e n t S e r v i c e T e x t _ U r l < / P a y m e n t S e r v i c e T e x t _ U r l > - 
-             < P a y m e n t S e r v i c e T e x t _ U r l T e x t > P a y m e n t S e r v i c e T e x t _ U r l T e x t < / P a y m e n t S e r v i c e T e x t _ U r l T e x t > - 
-         < / P a y m e n t R e p o r t i n g A r g u m e n t > - 
-         < L e f t H e a d e r > - 
-             < L e f t H e a d e r N a m e > L e f t H e a d e r N a m e < / L e f t H e a d e r N a m e > - 
-             < L e f t H e a d e r V a l u e > L e f t H e a d e r V a l u e < / L e f t H e a d e r V a l u e > - 
-         < / L e f t H e a d e r > - 
-         < R i g h t H e a d e r > - 
-             < R i g h t H e a d e r N a m e > R i g h t H e a d e r N a m e < / R i g h t H e a d e r N a m e > - 
-             < R i g h t H e a d e r V a l u e > R i g h t H e a d e r V a l u e < / R i g h t H e a d e r V a l u e > - 
-         < / R i g h t H e a d e r > - 
-         < L e t t e r T e x t > - 
-             < B o d y T e x t > B o d y T e x t < / B o d y T e x t > - 
-             < C l o s i n g T e x t > C l o s i n g T e x t < / C l o s i n g T e x t > - 
-             < G r e e t i n g T e x t > G r e e t i n g T e x t < / G r e e t i n g T e x t > - 
-             < P m t D i s c T e x t > P m t D i s c T e x t < / P m t D i s c T e x t > - 
-         < / L e t t e r T e x t > - 
-         < T o t a l s > - 
-             < C u r r e n c y C o d e > C u r r e n c y C o d e < / C u r r e n c y C o d e > - 
-             < C u r r e n c y S y m b o l > C u r r e n c y S y m b o l < / C u r r e n c y S y m b o l > - 
-             < T o t a l A m o u n t E x c l I n c l V A T > T o t a l A m o u n t E x c l I n c l V A T < / T o t a l A m o u n t E x c l I n c l V A T > - 
-             < T o t a l A m o u n t E x c l I n c l V A T T e x t > T o t a l A m o u n t E x c l I n c l V A T T e x t < / T o t a l A m o u n t E x c l I n c l V A T T e x t > - 
-             < T o t a l A m o u n t I n c l u d i n g V A T > T o t a l A m o u n t I n c l u d i n g V A T < / T o t a l A m o u n t I n c l u d i n g V A T > - 
-             < T o t a l C O 2 e > T o t a l C O 2 e < / T o t a l C O 2 e > - 
-             < T o t a l E x c l u d i n g V A T T e x t > T o t a l E x c l u d i n g V A T T e x t < / T o t a l E x c l u d i n g V A T T e x t > - 
-             < T o t a l I n c l u d i n g V A T T e x t > T o t a l I n c l u d i n g V A T T e x t < / T o t a l I n c l u d i n g V A T T e x t > - 
-             < T o t a l I n v o i c e D i s c o u n t A m o u n t > T o t a l I n v o i c e D i s c o u n t A m o u n t < / T o t a l I n v o i c e D i s c o u n t A m o u n t > - 
-             < T o t a l N e t A m o u n t > T o t a l N e t A m o u n t < / T o t a l N e t A m o u n t > - 
-             < T o t a l P a y m e n t D i s c o u n t O n V A T > T o t a l P a y m e n t D i s c o u n t O n V A T < / T o t a l P a y m e n t D i s c o u n t O n V A T > - 
-             < T o t a l S u b T o t a l > T o t a l S u b T o t a l < / T o t a l S u b T o t a l > - 
-             < T o t a l S u b T o t a l M i n u s I n v o i c e D i s c o u n t > T o t a l S u b T o t a l M i n u s I n v o i c e D i s c o u n t < / T o t a l S u b T o t a l M i n u s I n v o i c e D i s c o u n t > - 
-             < T o t a l T e x t > T o t a l T e x t < / T o t a l T e x t > - 
-             < T o t a l V A T A m o u n t > T o t a l V A T A m o u n t < / T o t a l V A T A m o u n t > - 
-             < T o t a l V A T A m o u n t L C Y > T o t a l V A T A m o u n t L C Y < / T o t a l V A T A m o u n t L C Y > - 
-             < T o t a l V A T A m o u n t O n V A T A m t L i n e > T o t a l V A T A m o u n t O n V A T A m t L i n e < / T o t a l V A T A m o u n t O n V A T A m t L i n e > - 
-             < T o t a l V A T A m o u n t T e x t > T o t a l V A T A m o u n t T e x t < / T o t a l V A T A m o u n t T e x t > - 
-             < T o t a l V A T B a s e L C Y > T o t a l V A T B a s e L C Y < / T o t a l V A T B a s e L C Y > - 
-             < T o t a l V A T B a s e O n V A T A m t L i n e > T o t a l V A T B a s e O n V A T A m t L i n e < / T o t a l V A T B a s e O n V A T A m t L i n e > - 
-         < / T o t a l s > - 
-     < / H e a d e r > - 
- < / N a v W o r d R e p o r t X m l P a r t > 
-</file>
-
-<file path=customXml/item3.xml><?xml version="1.0" encoding="utf-8"?>
-<b:Sources xmlns:b="http://schemas.openxmlformats.org/officeDocument/2006/bibliography" xmlns="http://schemas.openxmlformats.org/officeDocument/2006/bibliography" SelectedStyle="\APASixthEditionOfficeOnline.xsl" StyleName="APA" Version="6"/>
-</file>
-
-<file path=customXml/item4.xml><?xml version="1.0" encoding="utf-8"?>
-<?mso-contentType ?>
-<FormTemplates xmlns="http://schemas.microsoft.com/sharepoint/v3/contenttype/forms">
-  <Display>DocumentLibraryForm</Display>
-  <Edit>DocumentLibraryForm</Edit>
-  <New>DocumentLibraryForm</New>
-</FormTemplates>
-</file>
-
-<file path=customXml/item5.xml><?xml version="1.0" encoding="utf-8"?>
+<file path=customXml/item1.xml><?xml version="1.0" encoding="utf-8"?>
 <ct:contentTypeSchema xmlns:ct="http://schemas.microsoft.com/office/2006/metadata/contentType" xmlns:ma="http://schemas.microsoft.com/office/2006/metadata/properties/metaAttributes" ct:_="" ma:_="" ma:contentTypeName="Document" ma:contentTypeID="0x0101001DCAE6B6EBFA5442B0B9E84E60AFF245" ma:contentTypeVersion="18" ma:contentTypeDescription="Create a new document." ma:contentTypeScope="" ma:versionID="69eec3b24558e1297a79cd42e69b0397">
   <xsd:schema xmlns:xsd="http://www.w3.org/2001/XMLSchema" xmlns:xs="http://www.w3.org/2001/XMLSchema" xmlns:p="http://schemas.microsoft.com/office/2006/metadata/properties" xmlns:ns1="http://schemas.microsoft.com/sharepoint/v3" xmlns:ns2="178f68d8-b893-4efd-8406-fab0f21873e4" xmlns:ns3="b83e059f-de16-406c-a902-3d56d4e79ec8" targetNamespace="http://schemas.microsoft.com/office/2006/metadata/properties" ma:root="true" ma:fieldsID="0f52a3acd42ec0bd0d267ba89c916a39" ns1:_="" ns2:_="" ns3:_="">
     <xsd:import namespace="http://schemas.microsoft.com/sharepoint/v3"/>
@@ -32079,6 +30626,1503 @@
 </ct:contentTypeSchema>
 </file>
 
+<file path=customXml/item2.xml><?xml version="1.0" encoding="utf-8"?>
+<?mso-contentType ?>
+<FormTemplates xmlns="http://schemas.microsoft.com/sharepoint/v3/contenttype/forms">
+  <Display>DocumentLibraryForm</Display>
+  <Edit>DocumentLibraryForm</Edit>
+  <New>DocumentLibraryForm</New>
+</FormTemplates>
+</file>
+
+<file path=customXml/item3.xml><?xml version="1.0" encoding="utf-8"?>
+<b:Sources xmlns:b="http://schemas.openxmlformats.org/officeDocument/2006/bibliography" xmlns="http://schemas.openxmlformats.org/officeDocument/2006/bibliography" SelectedStyle="\APASixthEditionOfficeOnline.xsl" StyleName="APA" Version="6"/>
+</file>
+
+<file path=customXml/item4.xml>��< ? x m l   v e r s i o n = " 1 . 0 "   e n c o d i n g = " u t f - 1 6 " ? > < N a v W o r d R e p o r t X m l P a r t   x m l n s = " u r n : m i c r o s o f t - d y n a m i c s - n a v / r e p o r t s / S t a n d a r d _ S a l e s _ I n v o i c e / 1 3 0 6 / " > + 
+     < B C R e p o r t I n f o r m a t i o n > + 
+         < R e p o r t M e t a d a t a > + 
+             < E x t e n s i o n I d > E x t e n s i o n   I D < / E x t e n s i o n I d > + 
+             < E x t e n s i o n N a m e > E x t e n s i o n   N a m e < / E x t e n s i o n N a m e > + 
+             < E x t e n s i o n P u b l i s h e r > E x t e n s i o n   P u b l i s h e r < / E x t e n s i o n P u b l i s h e r > + 
+             < E x t e n s i o n V e r s i o n > E x t e n s i o n   V e r s i o n < / E x t e n s i o n V e r s i o n > + 
+             < R e p o r t I d > R e p o r t   I D < / R e p o r t I d > + 
+             < R e p o r t C a p t i o n > R e p o r t   C a p t i o n < / R e p o r t C a p t i o n > + 
+             < A b o u t T h i s R e p o r t T i t l e > A b o u t   T h i s   R e p o r t   T i t l e < / A b o u t T h i s R e p o r t T i t l e > + 
+             < A b o u t T h i s R e p o r t T e x t > A b o u t   T h i s   R e p o r t   T e x t < / A b o u t T h i s R e p o r t T e x t > + 
+             < R e p o r t H e l p L i n k > R e p o r t   H e l p   L i n k < / R e p o r t H e l p L i n k > + 
+         < / R e p o r t M e t a d a t a > + 
+         < R e p o r t R e q u e s t > + 
+             < T e n a n t E n t r a I d > T e n a n t   E n t r a   I d < / T e n a n t E n t r a I d > + 
+             < E n v i r o n m e n t N a m e > E n v i r o n m e n t   N a m e < / E n v i r o n m e n t N a m e > + 
+             < E n v i r o n m e n t T y p e > E n v i r o n m e n t   T y p e < / E n v i r o n m e n t T y p e > + 
+             < C o m p a n y N a m e > C o m p a n y   N a m e < / C o m p a n y N a m e > + 
+             < C o m p a n y D i s p l a y N a m e > C o m p a n y   D i s p l a y   N a m e < / C o m p a n y D i s p l a y N a m e > + 
+             < C o m p a n y I d > C o m p a n y   I D < / C o m p a n y I d > + 
+             < U s e r N a m e > U s e r   N a m e < / U s e r N a m e > + 
+             < D a t e A n d T i m e > D a t e   a n d   T i m e < / D a t e A n d T i m e > + 
+             < L a n g u a g e > L a n g u a g e < / L a n g u a g e > + 
+             < F o r m a t R e g i o n > F o r m a t   R e g i o n < / F o r m a t R e g i o n > + 
+             < D a t e T i m e V a l u e s > + 
+                 < Y e a r > Y e a r < / Y e a r > + 
+                 < M o n t h N u m b e r > M o n t h   N u m b e r < / M o n t h N u m b e r > + 
+                 < D a y N u m b e r > D a y   N u m b e r < / D a y N u m b e r > + 
+                 < H o u r > H o u r < / H o u r > + 
+                 < M i n u t e > M i n u t e < / M i n u t e > + 
+             < / D a t e T i m e V a l u e s > + 
+         < / R e p o r t R e q u e s t > + 
+     < / B C R e p o r t I n f o r m a t i o n > + 
+     < H e a d e r > + 
+         < B i l l e d T o _ L b l > B i l l e d T o _ L b l < / B i l l e d T o _ L b l > + 
+         < B i l l T o C o n t a c t E m a i l > B i l l T o C o n t a c t E m a i l < / B i l l T o C o n t a c t E m a i l > + 
+         < B i l l T o C o n t a c t E m a i l L b l > B i l l T o C o n t a c t E m a i l L b l < / B i l l T o C o n t a c t E m a i l L b l > + 
+         < B i l l T o C o n t a c t M o b i l e P h o n e N o > B i l l T o C o n t a c t M o b i l e P h o n e N o < / B i l l T o C o n t a c t M o b i l e P h o n e N o > + 
+         < B i l l T o C o n t a c t M o b i l e P h o n e N o L b l > B i l l T o C o n t a c t M o b i l e P h o n e N o L b l < / B i l l T o C o n t a c t M o b i l e P h o n e N o L b l > + 
+         < B i l l T o C o n t a c t P h o n e N o > B i l l T o C o n t a c t P h o n e N o < / B i l l T o C o n t a c t P h o n e N o > + 
+         < B i l l T o C o n t a c t P h o n e N o L b l > B i l l T o C o n t a c t P h o n e N o L b l < / B i l l T o C o n t a c t P h o n e N o L b l > + 
+         < B i l l t o C u s t o m e r N o _ L b l > B i l l t o C u s t o m e r N o _ L b l < / B i l l t o C u s t o m e r N o _ L b l > + 
+         < B i l l t o C u s t u m e r N o > B i l l t o C u s t u m e r N o < / B i l l t o C u s t u m e r N o > + 
+         < C h e c k s P a y a b l e _ L b l > C h e c k s P a y a b l e _ L b l < / C h e c k s P a y a b l e _ L b l > + 
+         < C O 2 e P e r U n i t _ L b l > C O 2 e P e r U n i t _ L b l < / C O 2 e P e r U n i t _ L b l > + 
+         < C o m p a n y A d d r e s s 1 > C o m p a n y A d d r e s s 1 < / C o m p a n y A d d r e s s 1 > + 
+         < C o m p a n y A d d r e s s 2 > C o m p a n y A d d r e s s 2 < / C o m p a n y A d d r e s s 2 > + 
+         < C o m p a n y A d d r e s s 3 > C o m p a n y A d d r e s s 3 < / C o m p a n y A d d r e s s 3 > + 
+         < C o m p a n y A d d r e s s 4 > C o m p a n y A d d r e s s 4 < / C o m p a n y A d d r e s s 4 > + 
+         < C o m p a n y A d d r e s s 5 > C o m p a n y A d d r e s s 5 < / C o m p a n y A d d r e s s 5 > + 
+         < C o m p a n y A d d r e s s 6 > C o m p a n y A d d r e s s 6 < / C o m p a n y A d d r e s s 6 > + 
+         < C o m p a n y A d d r e s s 7 > C o m p a n y A d d r e s s 7 < / C o m p a n y A d d r e s s 7 > + 
+         < C o m p a n y A d d r e s s 8 > C o m p a n y A d d r e s s 8 < / C o m p a n y A d d r e s s 8 > + 
+         < C o m p a n y B a n k A c c o u n t N o > C o m p a n y B a n k A c c o u n t N o < / C o m p a n y B a n k A c c o u n t N o > + 
+         < C o m p a n y B a n k A c c o u n t N o _ L b l > C o m p a n y B a n k A c c o u n t N o _ L b l < / C o m p a n y B a n k A c c o u n t N o _ L b l > + 
+         < C o m p a n y B a n k B r a n c h N o > C o m p a n y B a n k B r a n c h N o < / C o m p a n y B a n k B r a n c h N o > + 
+         < C o m p a n y B a n k B r a n c h N o _ L b l > C o m p a n y B a n k B r a n c h N o _ L b l < / C o m p a n y B a n k B r a n c h N o _ L b l > + 
+         < C o m p a n y B a n k N a m e > C o m p a n y B a n k N a m e < / C o m p a n y B a n k N a m e > + 
+         < C o m p a n y B a n k N a m e _ L b l > C o m p a n y B a n k N a m e _ L b l < / C o m p a n y B a n k N a m e _ L b l > + 
+         < C o m p a n y C u s t o m G i r o > C o m p a n y C u s t o m G i r o < / C o m p a n y C u s t o m G i r o > + 
+         < C o m p a n y C u s t o m G i r o _ L b l > C o m p a n y C u s t o m G i r o _ L b l < / C o m p a n y C u s t o m G i r o _ L b l > + 
+         < C o m p a n y E M a i l > C o m p a n y E M a i l < / C o m p a n y E M a i l > + 
+         < C o m p a n y G i r o N o > C o m p a n y G i r o N o < / C o m p a n y G i r o N o > + 
+         < C o m p a n y G i r o N o _ L b l > C o m p a n y G i r o N o _ L b l < / C o m p a n y G i r o N o _ L b l > + 
+         < C o m p a n y H o m e P a g e > C o m p a n y H o m e P a g e < / C o m p a n y H o m e P a g e > + 
+         < C o m p a n y I B A N > C o m p a n y I B A N < / C o m p a n y I B A N > + 
+         < C o m p a n y I B A N _ L b l > C o m p a n y I B A N _ L b l < / C o m p a n y I B A N _ L b l > + 
+         < C o m p a n y L e g a l O f f i c e > C o m p a n y L e g a l O f f i c e < / C o m p a n y L e g a l O f f i c e > + 
+         < C o m p a n y L e g a l O f f i c e _ L b l > C o m p a n y L e g a l O f f i c e _ L b l < / C o m p a n y L e g a l O f f i c e _ L b l > + 
+         < C o m p a n y L e g a l S t a t e m e n t > C o m p a n y L e g a l S t a t e m e n t < / C o m p a n y L e g a l S t a t e m e n t > + 
+         < C o m p a n y L o g o P o s i t i o n > C o m p a n y L o g o P o s i t i o n < / C o m p a n y L o g o P o s i t i o n > + 
+         < C o m p a n y P h o n e N o > C o m p a n y P h o n e N o < / C o m p a n y P h o n e N o > + 
+         < C o m p a n y P h o n e N o _ L b l > C o m p a n y P h o n e N o _ L b l < / C o m p a n y P h o n e N o _ L b l > + 
+         < C o m p a n y P i c t u r e / > + 
+         < C o m p a n y R e g i s t r a t i o n N u m b e r > C o m p a n y R e g i s t r a t i o n N u m b e r < / C o m p a n y R e g i s t r a t i o n N u m b e r > + 
+         < C o m p a n y R e g i s t r a t i o n N u m b e r _ L b l > C o m p a n y R e g i s t r a t i o n N u m b e r _ L b l < / C o m p a n y R e g i s t r a t i o n N u m b e r _ L b l > + 
+         < C o m p a n y S W I F T > C o m p a n y S W I F T < / C o m p a n y S W I F T > + 
+         < C o m p a n y S W I F T _ L b l > C o m p a n y S W I F T _ L b l < / C o m p a n y S W I F T _ L b l > + 
+         < C o m p a n y V A T R e g i s t r a t i o n N o > C o m p a n y V A T R e g i s t r a t i o n N o < / C o m p a n y V A T R e g i s t r a t i o n N o > + 
+         < C o m p a n y V A T R e g i s t r a t i o n N o _ L b l > C o m p a n y V A T R e g i s t r a t i o n N o _ L b l < / C o m p a n y V A T R e g i s t r a t i o n N o _ L b l > + 
+         < C o m p a n y V A T R e g N o > C o m p a n y V A T R e g N o < / C o m p a n y V A T R e g N o > + 
+         < C o m p a n y V A T R e g N o _ L b l > C o m p a n y V A T R e g N o _ L b l < / C o m p a n y V A T R e g N o _ L b l > + 
+         < C o n t a c t _ L b l > C o n t a c t _ L b l < / C o n t a c t _ L b l > + 
+         < C o p y _ L b l > C o p y _ L b l < / C o p y _ L b l > + 
+         < C u s t o m e r A d d r e s s 1 > C u s t o m e r A d d r e s s 1 < / C u s t o m e r A d d r e s s 1 > + 
+         < C u s t o m e r A d d r e s s 2 > C u s t o m e r A d d r e s s 2 < / C u s t o m e r A d d r e s s 2 > + 
+         < C u s t o m e r A d d r e s s 3 > C u s t o m e r A d d r e s s 3 < / C u s t o m e r A d d r e s s 3 > + 
+         < C u s t o m e r A d d r e s s 4 > C u s t o m e r A d d r e s s 4 < / C u s t o m e r A d d r e s s 4 > + 
+         < C u s t o m e r A d d r e s s 5 > C u s t o m e r A d d r e s s 5 < / C u s t o m e r A d d r e s s 5 > + 
+         < C u s t o m e r A d d r e s s 6 > C u s t o m e r A d d r e s s 6 < / C u s t o m e r A d d r e s s 6 > + 
+         < C u s t o m e r A d d r e s s 7 > C u s t o m e r A d d r e s s 7 < / C u s t o m e r A d d r e s s 7 > + 
+         < C u s t o m e r A d d r e s s 8 > C u s t o m e r A d d r e s s 8 < / C u s t o m e r A d d r e s s 8 > + 
+         < C u s t o m e r P o s t a l B a r C o d e > C u s t o m e r P o s t a l B a r C o d e < / C u s t o m e r P o s t a l B a r C o d e > + 
+         < D i s c l a i m e r _ L b l > D i s c l a i m e r _ L b l < / D i s c l a i m e r _ L b l > + 
+         < D i s p l a y A d d i t i o n a l F e e N o t e > D i s p l a y A d d i t i o n a l F e e N o t e < / D i s p l a y A d d i t i o n a l F e e N o t e > + 
+         < D o c u m e n t D a t e > D o c u m e n t D a t e < / D o c u m e n t D a t e > + 
+         < D o c u m e n t D a t e _ L b l > D o c u m e n t D a t e _ L b l < / D o c u m e n t D a t e _ L b l > + 
+         < D o c u m e n t N o > D o c u m e n t N o < / D o c u m e n t N o > + 
+         < D o c u m e n t N o _ L b l > D o c u m e n t N o _ L b l < / D o c u m e n t N o _ L b l > + 
+         < D o c u m e n t T i t l e _ L b l > D o c u m e n t T i t l e _ L b l < / D o c u m e n t T i t l e _ L b l > + 
+         < D u e D a t e > D u e D a t e < / D u e D a t e > + 
+         < D u e D a t e _ L b l > D u e D a t e _ L b l < / D u e D a t e _ L b l > + 
+         < E M a i l _ H e a d e r _ L b l > E M a i l _ H e a d e r _ L b l < / E M a i l _ H e a d e r _ L b l > + 
+         < E x c h a n g e R a t e A s T e x t > E x c h a n g e R a t e A s T e x t < / E x c h a n g e R a t e A s T e x t > + 
+         < E x t e r n a l D o c u m e n t N o > E x t e r n a l D o c u m e n t N o < / E x t e r n a l D o c u m e n t N o > + 
+         < E x t e r n a l D o c u m e n t N o _ L b l > E x t e r n a l D o c u m e n t N o _ L b l < / E x t e r n a l D o c u m e n t N o _ L b l > + 
+         < F r o m _ L b l > F r o m _ L b l < / F r o m _ L b l > + 
+         < G l o b a l L o c a t i o n N u m b e r > G l o b a l L o c a t i o n N u m b e r < / G l o b a l L o c a t i o n N u m b e r > + 
+         < G l o b a l L o c a t i o n N u m b e r _ L b l > G l o b a l L o c a t i o n N u m b e r _ L b l < / G l o b a l L o c a t i o n N u m b e r _ L b l > + 
+         < H o m e P a g e _ H e a d e r _ L b l > H o m e P a g e _ H e a d e r _ L b l < / H o m e P a g e _ H e a d e r _ L b l > + 
+         < I n v o i c e D i s c o u n t A m o u n t _ L b l > I n v o i c e D i s c o u n t A m o u n t _ L b l < / I n v o i c e D i s c o u n t A m o u n t _ L b l > + 
+         < I n v o i c e D i s c o u n t B a s e A m o u n t _ L b l > I n v o i c e D i s c o u n t B a s e A m o u n t _ L b l < / I n v o i c e D i s c o u n t B a s e A m o u n t _ L b l > + 
+         < L e g a l E n t i t y T y p e > L e g a l E n t i t y T y p e < / L e g a l E n t i t y T y p e > + 
+         < L e g a l E n t i t y T y p e _ L b l > L e g a l E n t i t y T y p e _ L b l < / L e g a l E n t i t y T y p e _ L b l > + 
+         < L i n e A m o u n t A f t e r I n v o i c e D i s c o u n t _ L b l > L i n e A m o u n t A f t e r I n v o i c e D i s c o u n t _ L b l < / L i n e A m o u n t A f t e r I n v o i c e D i s c o u n t _ L b l > + 
+         < L o c a l C u r r e n c y _ L b l > L o c a l C u r r e n c y _ L b l < / L o c a l C u r r e n c y _ L b l > + 
+         < O r d e r N o > O r d e r N o < / O r d e r N o > + 
+         < O r d e r N o _ L b l > O r d e r N o _ L b l < / O r d e r N o _ L b l > + 
+         < P a c k a g e T r a c k i n g N o > P a c k a g e T r a c k i n g N o < / P a c k a g e T r a c k i n g N o > + 
+         < P a c k a g e T r a c k i n g N o _ L b l > P a c k a g e T r a c k i n g N o _ L b l < / P a c k a g e T r a c k i n g N o _ L b l > + 
+         < P a g e _ L b l > P a g e _ L b l < / P a g e _ L b l > + 
+         < P a y m e n t I n s t r u c t i o n s _ T x t > P a y m e n t I n s t r u c t i o n s _ T x t < / P a y m e n t I n s t r u c t i o n s _ T x t > + 
+         < P a y m e n t M e t h o d D e s c r i p t i o n > P a y m e n t M e t h o d D e s c r i p t i o n < / P a y m e n t M e t h o d D e s c r i p t i o n > + 
+         < P a y m e n t M e t h o d D e s c r i p t i o n _ L b l > P a y m e n t M e t h o d D e s c r i p t i o n _ L b l < / P a y m e n t M e t h o d D e s c r i p t i o n _ L b l > + 
+         < P a y m e n t R e f e r e n c e > P a y m e n t R e f e r e n c e < / P a y m e n t R e f e r e n c e > + 
+         < P a y m e n t R e f e r e n c e _ L b l > P a y m e n t R e f e r e n c e _ L b l < / P a y m e n t R e f e r e n c e _ L b l > + 
+         < P a y m e n t T e r m s D e s c r i p t i o n > P a y m e n t T e r m s D e s c r i p t i o n < / P a y m e n t T e r m s D e s c r i p t i o n > + 
+         < P a y m e n t T e r m s D e s c r i p t i o n _ L b l > P a y m e n t T e r m s D e s c r i p t i o n _ L b l < / P a y m e n t T e r m s D e s c r i p t i o n _ L b l > + 
+         < P r i c e s I n c l u d i n g V A T > P r i c e s I n c l u d i n g V A T < / P r i c e s I n c l u d i n g V A T > + 
+         < P r i c e s I n c l u d i n g V A T _ L b l > P r i c e s I n c l u d i n g V A T _ L b l < / P r i c e s I n c l u d i n g V A T _ L b l > + 
+         < P r i c e s I n c l u d i n g V A T Y e s N o > P r i c e s I n c l u d i n g V A T Y e s N o < / P r i c e s I n c l u d i n g V A T Y e s N o > + 
+         < Q R _ C o d e _ I m a g e > Q R _ C o d e _ I m a g e < / Q R _ C o d e _ I m a g e > + 
+         < Q R _ C o d e _ I m a g e _ L b l > Q R _ C o d e _ I m a g e _ L b l < / Q R _ C o d e _ I m a g e _ L b l > + 
+         < Q u e s t i o n s _ L b l > Q u e s t i o n s _ L b l < / Q u e s t i o n s _ L b l > + 
+         < R e c u r r i n g B i l l i n g > R e c u r r i n g B i l l i n g < / R e c u r r i n g B i l l i n g > + 
+         < R e m a i n i n g A m o u n t > R e m a i n i n g A m o u n t < / R e m a i n i n g A m o u n t > + 
+         < R e m a i n i n g A m o u n t T e x t > R e m a i n i n g A m o u n t T e x t < / R e m a i n i n g A m o u n t T e x t > + 
+         < S a l e s I n v o i c e L i n e D i s c o u n t _ L b l > S a l e s I n v o i c e L i n e D i s c o u n t _ L b l < / S a l e s I n v o i c e L i n e D i s c o u n t _ L b l > + 
+         < S a l e s P e r s o n _ L b l > S a l e s P e r s o n _ L b l < / S a l e s P e r s o n _ L b l > + 
+         < S a l e s P e r s o n B l a n k _ L b l > S a l e s P e r s o n B l a n k _ L b l < / S a l e s P e r s o n B l a n k _ L b l > + 
+         < S a l e s P e r s o n N a m e > S a l e s P e r s o n N a m e < / S a l e s P e r s o n N a m e > + 
+         < S e l l T o C o n t a c t E m a i l > S e l l T o C o n t a c t E m a i l < / S e l l T o C o n t a c t E m a i l > + 
+         < S e l l T o C o n t a c t E m a i l L b l > S e l l T o C o n t a c t E m a i l L b l < / S e l l T o C o n t a c t E m a i l L b l > + 
+         < S e l l T o C o n t a c t M o b i l e P h o n e N o > S e l l T o C o n t a c t M o b i l e P h o n e N o < / S e l l T o C o n t a c t M o b i l e P h o n e N o > + 
+         < S e l l T o C o n t a c t M o b i l e P h o n e N o L b l > S e l l T o C o n t a c t M o b i l e P h o n e N o L b l < / S e l l T o C o n t a c t M o b i l e P h o n e N o L b l > + 
+         < S e l l T o C o n t a c t P h o n e N o > S e l l T o C o n t a c t P h o n e N o < / S e l l T o C o n t a c t P h o n e N o > + 
+         < S e l l T o C o n t a c t P h o n e N o L b l > S e l l T o C o n t a c t P h o n e N o L b l < / S e l l T o C o n t a c t P h o n e N o L b l > + 
+         < S e l l t o C u s t o m e r N o > S e l l t o C u s t o m e r N o < / S e l l t o C u s t o m e r N o > + 
+         < S e l l t o C u s t o m e r N o _ L b l > S e l l t o C u s t o m e r N o _ L b l < / S e l l t o C u s t o m e r N o _ L b l > + 
+         < S e l l T o F a x N o > S e l l T o F a x N o < / S e l l T o F a x N o > + 
+         < S e l l T o P h o n e N o > S e l l T o P h o n e N o < / S e l l T o P h o n e N o > + 
+         < S h i p m e n t _ L b l > S h i p m e n t _ L b l < / S h i p m e n t _ L b l > + 
+         < S h i p m e n t D a t e > S h i p m e n t D a t e < / S h i p m e n t D a t e > + 
+         < S h i p m e n t D a t e _ L b l > S h i p m e n t D a t e _ L b l < / S h i p m e n t D a t e _ L b l > + 
+         < S h i p m e n t M e t h o d D e s c r i p t i o n > S h i p m e n t M e t h o d D e s c r i p t i o n < / S h i p m e n t M e t h o d D e s c r i p t i o n > + 
+         < S h i p m e n t M e t h o d D e s c r i p t i o n _ L b l > S h i p m e n t M e t h o d D e s c r i p t i o n _ L b l < / S h i p m e n t M e t h o d D e s c r i p t i o n _ L b l > + 
+         < S h i p p i n g A g e n t C o d e > S h i p p i n g A g e n t C o d e < / S h i p p i n g A g e n t C o d e > + 
+         < S h i p p i n g A g e n t C o d e _ L b l > S h i p p i n g A g e n t C o d e _ L b l < / S h i p p i n g A g e n t C o d e _ L b l > + 
+         < S h i p T o A d d r e s s _ L b l > S h i p T o A d d r e s s _ L b l < / S h i p T o A d d r e s s _ L b l > + 
+         < S h i p T o A d d r e s s 1 > S h i p T o A d d r e s s 1 < / S h i p T o A d d r e s s 1 > + 
+         < S h i p T o A d d r e s s 2 > S h i p T o A d d r e s s 2 < / S h i p T o A d d r e s s 2 > + 
+         < S h i p T o A d d r e s s 3 > S h i p T o A d d r e s s 3 < / S h i p T o A d d r e s s 3 > + 
+         < S h i p T o A d d r e s s 4 > S h i p T o A d d r e s s 4 < / S h i p T o A d d r e s s 4 > + 
+         < S h i p T o A d d r e s s 5 > S h i p T o A d d r e s s 5 < / S h i p T o A d d r e s s 5 > + 
+         < S h i p T o A d d r e s s 6 > S h i p T o A d d r e s s 6 < / S h i p T o A d d r e s s 6 > + 
+         < S h i p T o A d d r e s s 7 > S h i p T o A d d r e s s 7 < / S h i p T o A d d r e s s 7 > + 
+         < S h i p T o A d d r e s s 8 > S h i p T o A d d r e s s 8 < / S h i p T o A d d r e s s 8 > + 
+         < S h i p T o P h o n e N o > S h i p T o P h o n e N o < / S h i p T o P h o n e N o > + 
+         < S h o w S h i p p i n g A d d r e s s > S h o w S h i p p i n g A d d r e s s < / S h o w S h i p p i n g A d d r e s s > + 
+         < S h o w W o r k D e s c r i p t i o n > S h o w W o r k D e s c r i p t i o n < / S h o w W o r k D e s c r i p t i o n > + 
+         < S u b t o t a l _ L b l > S u b t o t a l _ L b l < / S u b t o t a l _ L b l > + 
+         < T h a n k s _ L b l > T h a n k s _ L b l < / T h a n k s _ L b l > + 
+         < T o t a l _ L b l > T o t a l _ L b l < / T o t a l _ L b l > + 
+         < T o t a l C O 2 e _ L b l > T o t a l C O 2 e _ L b l < / T o t a l C O 2 e _ L b l > + 
+         < V A T A m o u n t _ L b l > V A T A m o u n t _ L b l < / V A T A m o u n t _ L b l > + 
+         < V A T A m o u n t S p e c i f i c a t i o n _ L b l > V A T A m o u n t S p e c i f i c a t i o n _ L b l < / V A T A m o u n t S p e c i f i c a t i o n _ L b l > + 
+         < V A T B a s e _ L b l > V A T B a s e _ L b l < / V A T B a s e _ L b l > + 
+         < V A T C l a u s e _ L b l > V A T C l a u s e _ L b l < / V A T C l a u s e _ L b l > + 
+         < V A T C l a u s e s _ L b l > V A T C l a u s e s _ L b l < / V A T C l a u s e s _ L b l > + 
+         < V A T I d e n t i f i e r _ L b l > V A T I d e n t i f i e r _ L b l < / V A T I d e n t i f i e r _ L b l > + 
+         < V A T P e r c e n t a g e _ L b l > V A T P e r c e n t a g e _ L b l < / V A T P e r c e n t a g e _ L b l > + 
+         < V A T R e g i s t r a t i o n N o > V A T R e g i s t r a t i o n N o < / V A T R e g i s t r a t i o n N o > + 
+         < V A T R e g i s t r a t i o n N o _ L b l > V A T R e g i s t r a t i o n N o _ L b l < / V A T R e g i s t r a t i o n N o _ L b l > + 
+         < Y o u r D o c u m e n t T i t l e _ L b l > Y o u r D o c u m e n t T i t l e _ L b l < / Y o u r D o c u m e n t T i t l e _ L b l > + 
+         < Y o u r R e f e r e n c e > Y o u r R e f e r e n c e < / Y o u r R e f e r e n c e > + 
+         < Y o u r R e f e r e n c e _ L b l > Y o u r R e f e r e n c e _ L b l < / Y o u r R e f e r e n c e _ L b l > + 
+         < L i n e > + 
+             < A m o u n t E x c l u d i n g V A T _ L i n e > A m o u n t E x c l u d i n g V A T _ L i n e < / A m o u n t E x c l u d i n g V A T _ L i n e > + 
+             < A m o u n t E x c l u d i n g V A T _ L i n e _ L b l > A m o u n t E x c l u d i n g V A T _ L i n e _ L b l < / A m o u n t E x c l u d i n g V A T _ L i n e _ L b l > + 
+             < A m o u n t I n c l u d i n g V A T _ L i n e > A m o u n t I n c l u d i n g V A T _ L i n e < / A m o u n t I n c l u d i n g V A T _ L i n e > + 
+             < A m o u n t I n c l u d i n g V A T _ L i n e _ L b l > A m o u n t I n c l u d i n g V A T _ L i n e _ L b l < / A m o u n t I n c l u d i n g V A T _ L i n e _ L b l > + 
+             < C O 2 e P e r U n i t _ L i n e > C O 2 e P e r U n i t _ L i n e < / C O 2 e P e r U n i t _ L i n e > + 
+             < C o n t r a c t L i n e N o > C o n t r a c t L i n e N o < / C o n t r a c t L i n e N o > + 
+             < C o n t r a c t N o > C o n t r a c t N o < / C o n t r a c t N o > + 
+             < D e s c r i p t i o n _ L i n e > D e s c r i p t i o n _ L i n e < / D e s c r i p t i o n _ L i n e > + 
+             < D e s c r i p t i o n _ L i n e _ L b l > D e s c r i p t i o n _ L i n e _ L b l < / D e s c r i p t i o n _ L i n e _ L b l > + 
+             < I t e m N o _ L i n e > I t e m N o _ L i n e < / I t e m N o _ L i n e > + 
+             < I t e m N o _ L i n e _ L b l > I t e m N o _ L i n e _ L b l < / I t e m N o _ L i n e _ L b l > + 
+             < I t e m R e f e r e n c e N o _ L i n e > I t e m R e f e r e n c e N o _ L i n e < / I t e m R e f e r e n c e N o _ L i n e > + 
+             < I t e m R e f e r e n c e N o _ L i n e _ L b l > I t e m R e f e r e n c e N o _ L i n e _ L b l < / I t e m R e f e r e n c e N o _ L i n e _ L b l > + 
+             < J o b N o > J o b N o < / J o b N o > + 
+             < J o b N o _ L b l > J o b N o _ L b l < / J o b N o _ L b l > + 
+             < J o b T a s k D e s c _ L b l > J o b T a s k D e s c _ L b l < / J o b T a s k D e s c _ L b l > + 
+             < J o b T a s k D e s c r i p t i o n > J o b T a s k D e s c r i p t i o n < / J o b T a s k D e s c r i p t i o n > + 
+             < J o b T a s k N o > J o b T a s k N o < / J o b T a s k N o > + 
+             < J o b T a s k N o _ L b l > J o b T a s k N o _ L b l < / J o b T a s k N o _ L b l > + 
+             < L i n e A m o u n t _ L i n e > L i n e A m o u n t _ L i n e < / L i n e A m o u n t _ L i n e > + 
+             < L i n e A m o u n t _ L i n e _ L b l > L i n e A m o u n t _ L i n e _ L b l < / L i n e A m o u n t _ L i n e _ L b l > + 
+             < L i n e D i s c o u n t P e r c e n t _ L i n e > L i n e D i s c o u n t P e r c e n t _ L i n e < / L i n e D i s c o u n t P e r c e n t _ L i n e > + 
+             < L i n e D i s c o u n t P e r c e n t T e x t _ L i n e > L i n e D i s c o u n t P e r c e n t T e x t _ L i n e < / L i n e D i s c o u n t P e r c e n t T e x t _ L i n e > + 
+             < L i n e N o _ L i n e > L i n e N o _ L i n e < / L i n e N o _ L i n e > + 
+             < P r i c e _ L b l > P r i c e _ L b l < / P r i c e _ L b l > + 
+             < P r i c e P e r _ L b l > P r i c e P e r _ L b l < / P r i c e P e r _ L b l > + 
+             < Q t y _ L b l > Q t y _ L b l < / Q t y _ L b l > + 
+             < Q u a n t i t y _ L i n e > Q u a n t i t y _ L i n e < / Q u a n t i t y _ L i n e > + 
+             < Q u a n t i t y _ L i n e _ L b l > Q u a n t i t y _ L i n e _ L b l < / Q u a n t i t y _ L i n e _ L b l > + 
+             < R e c u r r i n g B i l l i n g f r o m > R e c u r r i n g B i l l i n g f r o m < / R e c u r r i n g B i l l i n g f r o m > + 
+             < R e c u r r i n g B i l l i n g t o > R e c u r r i n g B i l l i n g t o < / R e c u r r i n g B i l l i n g t o > + 
+             < S h i p m e n t D a t e _ L i n e > S h i p m e n t D a t e _ L i n e < / S h i p m e n t D a t e _ L i n e > + 
+             < S h i p m e n t D a t e _ L i n e _ L b l > S h i p m e n t D a t e _ L i n e _ L b l < / S h i p m e n t D a t e _ L i n e _ L b l > + 
+             < T r a n s H e a d e r A m o u n t > T r a n s H e a d e r A m o u n t < / T r a n s H e a d e r A m o u n t > + 
+             < T y p e _ L i n e > T y p e _ L i n e < / T y p e _ L i n e > + 
+             < U n i t _ L b l > U n i t _ L b l < / U n i t _ L b l > + 
+             < U n i t O f M e a s u r e > U n i t O f M e a s u r e < / U n i t O f M e a s u r e > + 
+             < U n i t O f M e a s u r e _ L b l > U n i t O f M e a s u r e _ L b l < / U n i t O f M e a s u r e _ L b l > + 
+             < U n i t P r i c e > U n i t P r i c e < / U n i t P r i c e > + 
+             < U n i t P r i c e _ L b l > U n i t P r i c e _ L b l < / U n i t P r i c e _ L b l > + 
+             < V A T I d e n t i f i e r _ L i n e > V A T I d e n t i f i e r _ L i n e < / V A T I d e n t i f i e r _ L i n e > + 
+             < V A T I d e n t i f i e r _ L i n e _ L b l > V A T I d e n t i f i e r _ L i n e _ L b l < / V A T I d e n t i f i e r _ L i n e _ L b l > + 
+             < V A T P c t _ L i n e > V A T P c t _ L i n e < / V A T P c t _ L i n e > + 
+             < V A T P c t _ L i n e _ L b l > V A T P c t _ L i n e _ L b l < / V A T P c t _ L i n e _ L b l > + 
+             < S h i p m e n t L i n e > + 
+                 < D o c u m e n t N o _ S h i p m e n t L i n e > D o c u m e n t N o _ S h i p m e n t L i n e < / D o c u m e n t N o _ S h i p m e n t L i n e > + 
+                 < P o s t i n g D a t e _ S h i p m e n t L i n e > P o s t i n g D a t e _ S h i p m e n t L i n e < / P o s t i n g D a t e _ S h i p m e n t L i n e > + 
+                 < P o s t i n g D a t e _ S h i p m e n t L i n e _ L b l > P o s t i n g D a t e _ S h i p m e n t L i n e _ L b l < / P o s t i n g D a t e _ S h i p m e n t L i n e _ L b l > + 
+                 < Q u a n t i t y _ S h i p m e n t L i n e > Q u a n t i t y _ S h i p m e n t L i n e < / Q u a n t i t y _ S h i p m e n t L i n e > + 
+                 < Q u a n t i t y _ S h i p m e n t L i n e _ L b l > Q u a n t i t y _ S h i p m e n t L i n e _ L b l < / Q u a n t i t y _ S h i p m e n t L i n e _ L b l > + 
+             < / S h i p m e n t L i n e > + 
+             < A s s e m b l y L i n e > + 
+                 < D e s c r i p t i o n _ A s s e m b l y L i n e > D e s c r i p t i o n _ A s s e m b l y L i n e < / D e s c r i p t i o n _ A s s e m b l y L i n e > + 
+                 < L i n e N o _ A s s e m b l y L i n e > L i n e N o _ A s s e m b l y L i n e < / L i n e N o _ A s s e m b l y L i n e > + 
+                 < Q u a n t i t y _ A s s e m b l y L i n e > Q u a n t i t y _ A s s e m b l y L i n e < / Q u a n t i t y _ A s s e m b l y L i n e > + 
+                 < U n i t O f M e a s u r e _ A s s e m b l y L i n e > U n i t O f M e a s u r e _ A s s e m b l y L i n e < / U n i t O f M e a s u r e _ A s s e m b l y L i n e > + 
+                 < V a r i a n t C o d e _ A s s e m b l y L i n e > V a r i a n t C o d e _ A s s e m b l y L i n e < / V a r i a n t C o d e _ A s s e m b l y L i n e > + 
+             < / A s s e m b l y L i n e > + 
+         < / L i n e > + 
+         < W o r k D e s c r i p t i o n L i n e s > + 
+             < W o r k D e s c r i p t i o n L i n e > W o r k D e s c r i p t i o n L i n e < / W o r k D e s c r i p t i o n L i n e > + 
+             < W o r k D e s c r i p t i o n L i n e N u m b e r > W o r k D e s c r i p t i o n L i n e N u m b e r < / W o r k D e s c r i p t i o n L i n e N u m b e r > + 
+         < / W o r k D e s c r i p t i o n L i n e s > + 
+         < V A T A m o u n t L i n e > + 
+             < I n v o i c e D i s c o u n t A m o u n t _ V A T A m o u n t L i n e > I n v o i c e D i s c o u n t A m o u n t _ V A T A m o u n t L i n e < / I n v o i c e D i s c o u n t A m o u n t _ V A T A m o u n t L i n e > + 
+             < I n v o i c e D i s c o u n t A m o u n t _ V A T A m o u n t L i n e _ L b l > I n v o i c e D i s c o u n t A m o u n t _ V A T A m o u n t L i n e _ L b l < / I n v o i c e D i s c o u n t A m o u n t _ V A T A m o u n t L i n e _ L b l > + 
+             < I n v o i c e D i s c o u n t B a s e A m o u n t _ V A T A m o u n t L i n e > I n v o i c e D i s c o u n t B a s e A m o u n t _ V A T A m o u n t L i n e < / I n v o i c e D i s c o u n t B a s e A m o u n t _ V A T A m o u n t L i n e > + 
+             < I n v o i c e D i s c o u n t B a s e A m o u n t _ V A T A m o u n t L i n e _ L b l > I n v o i c e D i s c o u n t B a s e A m o u n t _ V A T A m o u n t L i n e _ L b l < / I n v o i c e D i s c o u n t B a s e A m o u n t _ V A T A m o u n t L i n e _ L b l > + 
+             < L i n e A m o u n t _ V a t A m o u n t L i n e > L i n e A m o u n t _ V a t A m o u n t L i n e < / L i n e A m o u n t _ V a t A m o u n t L i n e > + 
+             < L i n e A m o u n t _ V a t A m o u n t L i n e _ L b l > L i n e A m o u n t _ V a t A m o u n t L i n e _ L b l < / L i n e A m o u n t _ V a t A m o u n t L i n e _ L b l > + 
+             < N o O f V A T I d e n t i f i e r s > N o O f V A T I d e n t i f i e r s < / N o O f V A T I d e n t i f i e r s > + 
+             < V A T A m o u n t _ V a t A m o u n t L i n e > V A T A m o u n t _ V a t A m o u n t L i n e < / V A T A m o u n t _ V a t A m o u n t L i n e > + 
+             < V A T A m o u n t _ V a t A m o u n t L i n e _ L b l > V A T A m o u n t _ V a t A m o u n t L i n e _ L b l < / V A T A m o u n t _ V a t A m o u n t L i n e _ L b l > + 
+             < V A T A m o u n t L C Y _ V A T A m o u n t L i n e > V A T A m o u n t L C Y _ V A T A m o u n t L i n e < / V A T A m o u n t L C Y _ V A T A m o u n t L i n e > + 
+             < V A T A m o u n t L C Y _ V A T A m o u n t L i n e _ L b l > V A T A m o u n t L C Y _ V A T A m o u n t L i n e _ L b l < / V A T A m o u n t L C Y _ V A T A m o u n t L i n e _ L b l > + 
+             < V A T B a s e _ V a t A m o u n t L i n e > V A T B a s e _ V a t A m o u n t L i n e < / V A T B a s e _ V a t A m o u n t L i n e > + 
+             < V A T B a s e _ V a t A m o u n t L i n e _ L b l > V A T B a s e _ V a t A m o u n t L i n e _ L b l < / V A T B a s e _ V a t A m o u n t L i n e _ L b l > + 
+             < V A T B a s e L C Y _ V A T A m o u n t L i n e > V A T B a s e L C Y _ V A T A m o u n t L i n e < / V A T B a s e L C Y _ V A T A m o u n t L i n e > + 
+             < V A T B a s e L C Y _ V A T A m o u n t L i n e _ L b l > V A T B a s e L C Y _ V A T A m o u n t L i n e _ L b l < / V A T B a s e L C Y _ V A T A m o u n t L i n e _ L b l > + 
+             < V A T I d e n t i f i e r _ V a t A m o u n t L i n e > V A T I d e n t i f i e r _ V a t A m o u n t L i n e < / V A T I d e n t i f i e r _ V a t A m o u n t L i n e > + 
+             < V A T I d e n t i f i e r _ V a t A m o u n t L i n e _ L b l > V A T I d e n t i f i e r _ V a t A m o u n t L i n e _ L b l < / V A T I d e n t i f i e r _ V a t A m o u n t L i n e _ L b l > + 
+             < V A T P c t _ V a t A m o u n t L i n e > V A T P c t _ V a t A m o u n t L i n e < / V A T P c t _ V a t A m o u n t L i n e > + 
+             < V A T P c t _ V a t A m o u n t L i n e _ L b l > V A T P c t _ V a t A m o u n t L i n e _ L b l < / V A T P c t _ V a t A m o u n t L i n e _ L b l > + 
+         < / V A T A m o u n t L i n e > + 
+         < V A T C l a u s e L i n e > + 
+             < C o d e _ V A T C l a u s e L i n e > C o d e _ V A T C l a u s e L i n e < / C o d e _ V A T C l a u s e L i n e > + 
+             < C o d e _ V A T C l a u s e L i n e _ L b l > C o d e _ V A T C l a u s e L i n e _ L b l < / C o d e _ V A T C l a u s e L i n e _ L b l > + 
+             < D e s c r i p t i o n _ V A T C l a u s e L i n e > D e s c r i p t i o n _ V A T C l a u s e L i n e < / D e s c r i p t i o n _ V A T C l a u s e L i n e > + 
+             < D e s c r i p t i o n 2 _ V A T C l a u s e L i n e > D e s c r i p t i o n 2 _ V A T C l a u s e L i n e < / D e s c r i p t i o n 2 _ V A T C l a u s e L i n e > + 
+             < N o O f V A T C l a u s e s > N o O f V A T C l a u s e s < / N o O f V A T C l a u s e s > + 
+             < V A T A m o u n t _ V A T C l a u s e L i n e > V A T A m o u n t _ V A T C l a u s e L i n e < / V A T A m o u n t _ V A T C l a u s e L i n e > + 
+             < V A T C l a u s e s H e a d e r > V A T C l a u s e s H e a d e r < / V A T C l a u s e s H e a d e r > + 
+             < V A T I d e n t i f i e r _ V A T C l a u s e L i n e > V A T I d e n t i f i e r _ V A T C l a u s e L i n e < / V A T I d e n t i f i e r _ V A T C l a u s e L i n e > + 
+         < / V A T C l a u s e L i n e > + 
+         < R e p o r t T o t a l s L i n e > + 
+             < A m o u n t _ R e p o r t T o t a l s L i n e > A m o u n t _ R e p o r t T o t a l s L i n e < / A m o u n t _ R e p o r t T o t a l s L i n e > + 
+             < A m o u n t F o r m a t t e d _ R e p o r t T o t a l s L i n e > A m o u n t F o r m a t t e d _ R e p o r t T o t a l s L i n e < / A m o u n t F o r m a t t e d _ R e p o r t T o t a l s L i n e > + 
+             < D e s c r i p t i o n _ R e p o r t T o t a l s L i n e > D e s c r i p t i o n _ R e p o r t T o t a l s L i n e < / D e s c r i p t i o n _ R e p o r t T o t a l s L i n e > + 
+             < F o n t B o l d _ R e p o r t T o t a l s L i n e > F o n t B o l d _ R e p o r t T o t a l s L i n e < / F o n t B o l d _ R e p o r t T o t a l s L i n e > + 
+             < F o n t U n d e r l i n e _ R e p o r t T o t a l s L i n e > F o n t U n d e r l i n e _ R e p o r t T o t a l s L i n e < / F o n t U n d e r l i n e _ R e p o r t T o t a l s L i n e > + 
+         < / R e p o r t T o t a l s L i n e > + 
+         < C o n t r a c t B i l l i n g D e t a i l s M a p p i n g > + 
+             < C o n t r a c t B i l l i n g D e t a i l s C o n t r a c t N o L b l > C o n t r a c t B i l l i n g D e t a i l s C o n t r a c t N o L b l < / C o n t r a c t B i l l i n g D e t a i l s C o n t r a c t N o L b l > + 
+             < C o n t r a c t B i l l i n g D e t a i l s C u s t o m e r L b l > C o n t r a c t B i l l i n g D e t a i l s C u s t o m e r L b l < / C o n t r a c t B i l l i n g D e t a i l s C u s t o m e r L b l > + 
+             < C o n t r a c t B i l l i n g D e t a i l s P o s i t i o n D e s c r i p t i o n L b l > C o n t r a c t B i l l i n g D e t a i l s P o s i t i o n D e s c r i p t i o n L b l < / C o n t r a c t B i l l i n g D e t a i l s P o s i t i o n D e s c r i p t i o n L b l > + 
+             < C o n t r a c t B i l l i n g D e t a i l s P o s i t i o n N o L b l > C o n t r a c t B i l l i n g D e t a i l s P o s i t i o n N o L b l < / C o n t r a c t B i l l i n g D e t a i l s P o s i t i o n N o L b l > + 
+             < C o n t r a c t B i l l i n g D e t a i l s G r o u p i n g > + 
+                 < C o n t r a c t B i l l i n g D e t a i l s A m o u n t L b l > C o n t r a c t B i l l i n g D e t a i l s A m o u n t L b l < / C o n t r a c t B i l l i n g D e t a i l s A m o u n t L b l > + 
+                 < C o n t r a c t B i l l i n g D e t a i l s C o n t r a c t N o > C o n t r a c t B i l l i n g D e t a i l s C o n t r a c t N o < / C o n t r a c t B i l l i n g D e t a i l s C o n t r a c t N o > + 
+                 < C o n t r a c t B i l l i n g D e t a i l s C u r r e n c y C o d e L b l > C o n t r a c t B i l l i n g D e t a i l s C u r r e n c y C o d e L b l < / C o n t r a c t B i l l i n g D e t a i l s C u r r e n c y C o d e L b l > + 
+                 < C o n t r a c t B i l l i n g D e t a i l s C u s t o m e r N a m e > C o n t r a c t B i l l i n g D e t a i l s C u s t o m e r N a m e < / C o n t r a c t B i l l i n g D e t a i l s C u s t o m e r N a m e > + 
+                 < C o n t r a c t B i l l i n g D e t a i l s D a y s L b l > C o n t r a c t B i l l i n g D e t a i l s D a y s L b l < / C o n t r a c t B i l l i n g D e t a i l s D a y s L b l > + 
+                 < C o n t r a c t B i l l i n g D e t a i l s D e s c r i p t i o n L b l > C o n t r a c t B i l l i n g D e t a i l s D e s c r i p t i o n L b l < / C o n t r a c t B i l l i n g D e t a i l s D e s c r i p t i o n L b l > + 
+                 < C o n t r a c t B i l l i n g D e t a i l s D i s c o u n t A m o u n t L b l > C o n t r a c t B i l l i n g D e t a i l s D i s c o u n t A m o u n t L b l < / C o n t r a c t B i l l i n g D e t a i l s D i s c o u n t A m o u n t L b l > + 
+                 < C o n t r a c t B i l l i n g D e t a i l s D i s c o u n t P e r c e n t L b l > C o n t r a c t B i l l i n g D e t a i l s D i s c o u n t P e r c e n t L b l < / C o n t r a c t B i l l i n g D e t a i l s D i s c o u n t P e r c e n t L b l > + 
+                 < C o n t r a c t B i l l i n g D e t a i l s E n d D a t e L b l > C o n t r a c t B i l l i n g D e t a i l s E n d D a t e L b l < / C o n t r a c t B i l l i n g D e t a i l s E n d D a t e L b l > + 
+                 < C o n t r a c t B i l l i n g D e t a i l s P o s i t i o n D e s c r i p t i o n > C o n t r a c t B i l l i n g D e t a i l s P o s i t i o n D e s c r i p t i o n < / C o n t r a c t B i l l i n g D e t a i l s P o s i t i o n D e s c r i p t i o n > + 
+                 < C o n t r a c t B i l l i n g D e t a i l s P o s i t i o n N o > C o n t r a c t B i l l i n g D e t a i l s P o s i t i o n N o < / C o n t r a c t B i l l i n g D e t a i l s P o s i t i o n N o > + 
+                 < C o n t r a c t B i l l i n g D e t a i l s Q t y L b l > C o n t r a c t B i l l i n g D e t a i l s Q t y L b l < / C o n t r a c t B i l l i n g D e t a i l s Q t y L b l > + 
+                 < C o n t r a c t B i l l i n g D e t a i l s S a l e s P r i c e L b l > C o n t r a c t B i l l i n g D e t a i l s S a l e s P r i c e L b l < / C o n t r a c t B i l l i n g D e t a i l s S a l e s P r i c e L b l > + 
+                 < C o n t r a c t B i l l i n g D e t a i l s S t a r t D a t e L b l > C o n t r a c t B i l l i n g D e t a i l s S t a r t D a t e L b l < / C o n t r a c t B i l l i n g D e t a i l s S t a r t D a t e L b l > + 
+                 < C o n t r a c t B i l l i n g D e t a i l s > + 
+                     < C o n t r a c t B i l l i n g D e t a i l s B i l l i n g A m o u n t > C o n t r a c t B i l l i n g D e t a i l s B i l l i n g A m o u n t < / C o n t r a c t B i l l i n g D e t a i l s B i l l i n g A m o u n t > + 
+                     < C o n t r a c t B i l l i n g D e t a i l s B i l l i n g D i s c o u n t A m o u n t > C o n t r a c t B i l l i n g D e t a i l s B i l l i n g D i s c o u n t A m o u n t < / C o n t r a c t B i l l i n g D e t a i l s B i l l i n g D i s c o u n t A m o u n t > + 
+                     < C o n t r a c t B i l l i n g D e t a i l s C u r r e n c y C o d e > C o n t r a c t B i l l i n g D e t a i l s C u r r e n c y C o d e < / C o n t r a c t B i l l i n g D e t a i l s C u r r e n c y C o d e > + 
+                     < C o n t r a c t B i l l i n g D e t a i l s D a y s > C o n t r a c t B i l l i n g D e t a i l s D a y s < / C o n t r a c t B i l l i n g D e t a i l s D a y s > + 
+                     < C o n t r a c t B i l l i n g D e t a i l s D e s c r i p t i o n > C o n t r a c t B i l l i n g D e t a i l s D e s c r i p t i o n < / C o n t r a c t B i l l i n g D e t a i l s D e s c r i p t i o n > + 
+                     < C o n t r a c t B i l l i n g D e t a i l s D i s c o u n t P e r c e n t > C o n t r a c t B i l l i n g D e t a i l s D i s c o u n t P e r c e n t < / C o n t r a c t B i l l i n g D e t a i l s D i s c o u n t P e r c e n t > + 
+                     < C o n t r a c t B i l l i n g D e t a i l s E n d D a t e > C o n t r a c t B i l l i n g D e t a i l s E n d D a t e < / C o n t r a c t B i l l i n g D e t a i l s E n d D a t e > + 
+                     < C o n t r a c t B i l l i n g D e t a i l s Q u a n t i t y > C o n t r a c t B i l l i n g D e t a i l s Q u a n t i t y < / C o n t r a c t B i l l i n g D e t a i l s Q u a n t i t y > + 
+                     < C o n t r a c t B i l l i n g D e t a i l s S a l e s P r i c e > C o n t r a c t B i l l i n g D e t a i l s S a l e s P r i c e < / C o n t r a c t B i l l i n g D e t a i l s S a l e s P r i c e > + 
+                     < C o n t r a c t B i l l i n g D e t a i l s S t a r t D a t e > C o n t r a c t B i l l i n g D e t a i l s S t a r t D a t e < / C o n t r a c t B i l l i n g D e t a i l s S t a r t D a t e > + 
+                 < / C o n t r a c t B i l l i n g D e t a i l s > + 
+             < / C o n t r a c t B i l l i n g D e t a i l s G r o u p i n g > + 
+         < / C o n t r a c t B i l l i n g D e t a i l s M a p p i n g > + 
+         < L i n e F e e > + 
+             < L i n e F e e C a p t i o n T e x t > L i n e F e e C a p t i o n T e x t < / L i n e F e e C a p t i o n T e x t > + 
+         < / L i n e F e e > + 
+         < P a y m e n t R e p o r t i n g A r g u m e n t > + 
+             < P a y m e n t S e r v i c e L o g o / > + 
+             < P a y m e n t S e r v i c e L o g o _ U r l > P a y m e n t S e r v i c e L o g o _ U r l < / P a y m e n t S e r v i c e L o g o _ U r l > + 
+             < P a y m e n t S e r v i c e L o g o _ U r l T e x t > P a y m e n t S e r v i c e L o g o _ U r l T e x t < / P a y m e n t S e r v i c e L o g o _ U r l T e x t > + 
+             < P a y m e n t S e r v i c e T e x t _ U r l > P a y m e n t S e r v i c e T e x t _ U r l < / P a y m e n t S e r v i c e T e x t _ U r l > + 
+             < P a y m e n t S e r v i c e T e x t _ U r l T e x t > P a y m e n t S e r v i c e T e x t _ U r l T e x t < / P a y m e n t S e r v i c e T e x t _ U r l T e x t > + 
+         < / P a y m e n t R e p o r t i n g A r g u m e n t > + 
+         < L e f t H e a d e r > + 
+             < L e f t H e a d e r N a m e > L e f t H e a d e r N a m e < / L e f t H e a d e r N a m e > + 
+             < L e f t H e a d e r V a l u e > L e f t H e a d e r V a l u e < / L e f t H e a d e r V a l u e > + 
+         < / L e f t H e a d e r > + 
+         < R i g h t H e a d e r > + 
+             < R i g h t H e a d e r N a m e > R i g h t H e a d e r N a m e < / R i g h t H e a d e r N a m e > + 
+             < R i g h t H e a d e r V a l u e > R i g h t H e a d e r V a l u e < / R i g h t H e a d e r V a l u e > + 
+         < / R i g h t H e a d e r > + 
+         < L e t t e r T e x t > + 
+             < B o d y T e x t > B o d y T e x t < / B o d y T e x t > + 
+             < C l o s i n g T e x t > C l o s i n g T e x t < / C l o s i n g T e x t > + 
+             < G r e e t i n g T e x t > G r e e t i n g T e x t < / G r e e t i n g T e x t > + 
+             < P m t D i s c T e x t > P m t D i s c T e x t < / P m t D i s c T e x t > + 
+         < / L e t t e r T e x t > + 
+         < T o t a l s > + 
+             < C u r r e n c y C o d e > C u r r e n c y C o d e < / C u r r e n c y C o d e > + 
+             < C u r r e n c y S y m b o l > C u r r e n c y S y m b o l < / C u r r e n c y S y m b o l > + 
+             < T o t a l A m o u n t E x c l I n c l V A T > T o t a l A m o u n t E x c l I n c l V A T < / T o t a l A m o u n t E x c l I n c l V A T > + 
+             < T o t a l A m o u n t E x c l I n c l V A T T e x t > T o t a l A m o u n t E x c l I n c l V A T T e x t < / T o t a l A m o u n t E x c l I n c l V A T T e x t > + 
+             < T o t a l A m o u n t I n c l u d i n g V A T > T o t a l A m o u n t I n c l u d i n g V A T < / T o t a l A m o u n t I n c l u d i n g V A T > + 
+             < T o t a l C O 2 e > T o t a l C O 2 e < / T o t a l C O 2 e > + 
+             < T o t a l E x c l u d i n g V A T T e x t > T o t a l E x c l u d i n g V A T T e x t < / T o t a l E x c l u d i n g V A T T e x t > + 
+             < T o t a l I n c l u d i n g V A T T e x t > T o t a l I n c l u d i n g V A T T e x t < / T o t a l I n c l u d i n g V A T T e x t > + 
+             < T o t a l I n v o i c e D i s c o u n t A m o u n t > T o t a l I n v o i c e D i s c o u n t A m o u n t < / T o t a l I n v o i c e D i s c o u n t A m o u n t > + 
+             < T o t a l N e t A m o u n t > T o t a l N e t A m o u n t < / T o t a l N e t A m o u n t > + 
+             < T o t a l P a y m e n t D i s c o u n t O n V A T > T o t a l P a y m e n t D i s c o u n t O n V A T < / T o t a l P a y m e n t D i s c o u n t O n V A T > + 
+             < T o t a l S u b T o t a l > T o t a l S u b T o t a l < / T o t a l S u b T o t a l > + 
+             < T o t a l S u b T o t a l M i n u s I n v o i c e D i s c o u n t > T o t a l S u b T o t a l M i n u s I n v o i c e D i s c o u n t < / T o t a l S u b T o t a l M i n u s I n v o i c e D i s c o u n t > + 
+             < T o t a l T e x t > T o t a l T e x t < / T o t a l T e x t > + 
+             < T o t a l V A T A m o u n t > T o t a l V A T A m o u n t < / T o t a l V A T A m o u n t > + 
+             < T o t a l V A T A m o u n t L C Y > T o t a l V A T A m o u n t L C Y < / T o t a l V A T A m o u n t L C Y > + 
+             < T o t a l V A T A m o u n t O n V A T A m t L i n e > T o t a l V A T A m o u n t O n V A T A m t L i n e < / T o t a l V A T A m o u n t O n V A T A m t L i n e > + 
+             < T o t a l V A T A m o u n t T e x t > T o t a l V A T A m o u n t T e x t < / T o t a l V A T A m o u n t T e x t > + 
+             < T o t a l V A T B a s e L C Y > T o t a l V A T B a s e L C Y < / T o t a l V A T B a s e L C Y > + 
+             < T o t a l V A T B a s e O n V A T A m t L i n e > T o t a l V A T B a s e O n V A T A m t L i n e < / T o t a l V A T B a s e O n V A T A m t L i n e > + 
+         < / T o t a l s > + 
+     < / H e a d e r > + 
+ < / N a v W o r d R e p o r t X m l P a r t > 
+</file>
+
+<file path=customXml/item5.xml>��< ? x m l   v e r s i o n = " 1 . 0 "   e n c o d i n g = " u t f - 1 6 " ? > < N a v W o r d R e p o r t X m l P a r t   x m l n s = " u r n : m i c r o s o f t - d y n a m i c s - b u s i n e s s c e n t r a l / i n t e r n a l / e x t e n d e d / r e p o r t s / S t a n d a r d _ S a l e s _ I n v o i c e / 1 3 0 6 / " > + 
+     < B C R e p o r t I n f o r m a t i o n > + 
+         < R e p o r t M e t a d a t a > + 
+             < E x t e n s i o n I d > E x t e n s i o n   I D < / E x t e n s i o n I d > + 
+             < E x t e n s i o n N a m e > E x t e n s i o n   N a m e < / E x t e n s i o n N a m e > + 
+             < E x t e n s i o n P u b l i s h e r > E x t e n s i o n   P u b l i s h e r < / E x t e n s i o n P u b l i s h e r > + 
+             < E x t e n s i o n V e r s i o n > E x t e n s i o n   V e r s i o n < / E x t e n s i o n V e r s i o n > + 
+             < R e p o r t I d > R e p o r t   I D < / R e p o r t I d > + 
+             < R e p o r t C a p t i o n > R e p o r t   C a p t i o n < / R e p o r t C a p t i o n > + 
+             < A b o u t T h i s R e p o r t T i t l e > A b o u t   T h i s   R e p o r t   T i t l e < / A b o u t T h i s R e p o r t T i t l e > + 
+             < A b o u t T h i s R e p o r t T e x t > A b o u t   T h i s   R e p o r t   T e x t < / A b o u t T h i s R e p o r t T e x t > + 
+             < R e p o r t H e l p L i n k > R e p o r t   H e l p   L i n k < / R e p o r t H e l p L i n k > + 
+         < / R e p o r t M e t a d a t a > + 
+         < R e p o r t R e q u e s t > + 
+             < T e n a n t E n t r a I d > T e n a n t   E n t r a   I d < / T e n a n t E n t r a I d > + 
+             < E n v i r o n m e n t N a m e > E n v i r o n m e n t   N a m e < / E n v i r o n m e n t N a m e > + 
+             < E n v i r o n m e n t T y p e > E n v i r o n m e n t   T y p e < / E n v i r o n m e n t T y p e > + 
+             < C o m p a n y N a m e > C o m p a n y   N a m e < / C o m p a n y N a m e > + 
+             < C o m p a n y D i s p l a y N a m e > C o m p a n y   D i s p l a y   N a m e < / C o m p a n y D i s p l a y N a m e > + 
+             < C o m p a n y I d > C o m p a n y   I D < / C o m p a n y I d > + 
+             < U s e r N a m e > U s e r   N a m e < / U s e r N a m e > + 
+             < D a t e A n d T i m e > D a t e   a n d   T i m e < / D a t e A n d T i m e > + 
+             < L a n g u a g e > L a n g u a g e < / L a n g u a g e > + 
+             < F o r m a t R e g i o n > F o r m a t   R e g i o n < / F o r m a t R e g i o n > + 
+             < D a t e T i m e V a l u e s > + 
+                 < Y e a r > Y e a r < / Y e a r > + 
+                 < M o n t h N u m b e r > M o n t h   N u m b e r < / M o n t h N u m b e r > + 
+                 < D a y N u m b e r > D a y   N u m b e r < / D a y N u m b e r > + 
+                 < H o u r > H o u r < / H o u r > + 
+                 < M i n u t e > M i n u t e < / M i n u t e > + 
+             < / D a t e T i m e V a l u e s > + 
+         < / R e p o r t R e q u e s t > + 
+     < / B C R e p o r t I n f o r m a t i o n > + 
+     < T o o l t i p s / > + 
+     < H e a d e r   E l e m e n t T y p e = " D a t a I t e m "   E l e m e n t I d = " 1 2 4 0 3 7 3 8 8 6 " > + 
+         < B i l l e d T o _ L b l   E l e m e n t T y p e = " C o l u m n "   E l e m e n t I d = " 1 7 4 5 4 4 9 0 7 9 "   D a t a T y p e = " T e x t C o n s t " > B i l l e d T o _ L b l < / B i l l e d T o _ L b l > + 
+         < B i l l T o C o n t a c t E m a i l   E l e m e n t T y p e = " C o l u m n "   E l e m e n t I d = " 3 3 5 8 2 7 8 9 5 "   D a t a T y p e = " T e x t " > B i l l T o C o n t a c t E m a i l < / B i l l T o C o n t a c t E m a i l > + 
+         < B i l l T o C o n t a c t E m a i l L b l   E l e m e n t T y p e = " C o l u m n "   E l e m e n t I d = " 2 9 6 4 7 8 3 6 5 "   D a t a T y p e = " T e x t C o n s t " > B i l l T o C o n t a c t E m a i l L b l < / B i l l T o C o n t a c t E m a i l L b l > + 
+         < B i l l T o C o n t a c t M o b i l e P h o n e N o   E l e m e n t T y p e = " C o l u m n "   E l e m e n t I d = " 2 4 8 4 8 8 6 9 6 "   D a t a T y p e = " T e x t " > B i l l T o C o n t a c t M o b i l e P h o n e N o < / B i l l T o C o n t a c t M o b i l e P h o n e N o > + 
+         < B i l l T o C o n t a c t M o b i l e P h o n e N o L b l   E l e m e n t T y p e = " C o l u m n "   E l e m e n t I d = " 2 7 6 3 1 1 3 3 8 "   D a t a T y p e = " T e x t C o n s t " > B i l l T o C o n t a c t M o b i l e P h o n e N o L b l < / B i l l T o C o n t a c t M o b i l e P h o n e N o L b l > + 
+         < B i l l T o C o n t a c t P h o n e N o   E l e m e n t T y p e = " C o l u m n "   E l e m e n t I d = " 3 6 2 4 7 7 4 8 8 "   D a t a T y p e = " T e x t " > B i l l T o C o n t a c t P h o n e N o < / B i l l T o C o n t a c t P h o n e N o > + 
+         < B i l l T o C o n t a c t P h o n e N o L b l   E l e m e n t T y p e = " C o l u m n "   E l e m e n t I d = " 2 1 2 3 3 4 5 9 6 6 "   D a t a T y p e = " T e x t C o n s t " > B i l l T o C o n t a c t P h o n e N o L b l < / B i l l T o C o n t a c t P h o n e N o L b l > + 
+         < B i l l t o C u s t o m e r N o _ L b l   E l e m e n t T y p e = " C o l u m n "   E l e m e n t I d = " 3 6 9 3 0 7 8 1 3 "   D a t a T y p e = " S t r i n g " > B i l l t o C u s t o m e r N o _ L b l < / B i l l t o C u s t o m e r N o _ L b l > + 
+         < B i l l t o C u s t u m e r N o   E l e m e n t T y p e = " C o l u m n "   E l e m e n t I d = " 2 8 0 4 7 3 0 5 8 "   D a t a T y p e = " C o d e " > B i l l t o C u s t u m e r N o < / B i l l t o C u s t u m e r N o > + 
+         < C h e c k s P a y a b l e _ L b l   E l e m e n t T y p e = " C o l u m n "   E l e m e n t I d = " 1 0 5 3 1 5 6 0 6 5 "   D a t a T y p e = " T e x t " > C h e c k s P a y a b l e _ L b l < / C h e c k s P a y a b l e _ L b l > + 
+         < C O 2 e P e r U n i t _ L b l   E l e m e n t T y p e = " C o l u m n "   E l e m e n t I d = " 6 0 8 7 4 6 8 0 2 "   D a t a T y p e = " T e x t " > C O 2 e P e r U n i t _ L b l < / C O 2 e P e r U n i t _ L b l > + 
+         < C o m p a n y A d d r e s s 1   E l e m e n t T y p e = " C o l u m n "   E l e m e n t I d = " 1 8 8 4 1 6 4 3 2 3 "   D a t a T y p e = " T e x t " > C o m p a n y A d d r e s s 1 < / C o m p a n y A d d r e s s 1 > + 
+         < C o m p a n y A d d r e s s 2   E l e m e n t T y p e = " C o l u m n "   E l e m e n t I d = " 1 2 4 6 4 6 7 7 0 6 "   D a t a T y p e = " T e x t " > C o m p a n y A d d r e s s 2 < / C o m p a n y A d d r e s s 2 > + 
+         < C o m p a n y A d d r e s s 3   E l e m e n t T y p e = " C o l u m n "   E l e m e n t I d = " 6 0 8 7 7 1 0 8 9 "   D a t a T y p e = " T e x t " > C o m p a n y A d d r e s s 3 < / C o m p a n y A d d r e s s 3 > + 
+         < C o m p a n y A d d r e s s 4   E l e m e n t T y p e = " C o l u m n "   E l e m e n t I d = " 7 7 7 6 8 0 1 1 2 "   D a t a T y p e = " T e x t " > C o m p a n y A d d r e s s 4 < / C o m p a n y A d d r e s s 4 > + 
+         < C o m p a n y A d d r e s s 5   E l e m e n t T y p e = " C o l u m n "   E l e m e n t I d = " 1 3 9 9 8 3 4 9 5 "   D a t a T y p e = " T e x t " > C o m p a n y A d d r e s s 5 < / C o m p a n y A d d r e s s 5 > + 
+         < C o m p a n y A d d r e s s 6   E l e m e n t T y p e = " C o l u m n "   E l e m e n t I d = " 4 9 7 7 1 3 1 2 2 "   D a t a T y p e = " T e x t " > C o m p a n y A d d r e s s 6 < / C o m p a n y A d d r e s s 6 > + 
+         < C o m p a n y A d d r e s s 7   E l e m e n t T y p e = " C o l u m n "   E l e m e n t I d = " 1 1 3 5 4 0 9 7 3 9 "   D a t a T y p e = " T e x t " > C o m p a n y A d d r e s s 7 < / C o m p a n y A d d r e s s 7 > + 
+         < C o m p a n y A d d r e s s 8   E l e m e n t T y p e = " C o l u m n "   E l e m e n t I d = " 1 7 1 5 2 5 5 3 0 0 "   D a t a T y p e = " T e x t " > C o m p a n y A d d r e s s 8 < / C o m p a n y A d d r e s s 8 > + 
+         < C o m p a n y B a n k A c c o u n t N o   E l e m e n t T y p e = " C o l u m n "   E l e m e n t I d = " 3 0 1 4 0 2 0 4 "   D a t a T y p e = " T e x t " > C o m p a n y B a n k A c c o u n t N o < / C o m p a n y B a n k A c c o u n t N o > + 
+         < C o m p a n y B a n k A c c o u n t N o _ L b l   E l e m e n t T y p e = " C o l u m n "   E l e m e n t I d = " 1 0 9 7 7 4 3 3 4 5 "   D a t a T y p e = " T e x t C o n s t " > C o m p a n y B a n k A c c o u n t N o _ L b l < / C o m p a n y B a n k A c c o u n t N o _ L b l > + 
+         < C o m p a n y B a n k B r a n c h N o   E l e m e n t T y p e = " C o l u m n "   E l e m e n t I d = " 7 9 3 1 3 3 0 5 7 "   D a t a T y p e = " T e x t " > C o m p a n y B a n k B r a n c h N o < / C o m p a n y B a n k B r a n c h N o > + 
+         < C o m p a n y B a n k B r a n c h N o _ L b l   E l e m e n t T y p e = " C o l u m n "   E l e m e n t I d = " 3 2 7 9 0 6 6 9 2 "   D a t a T y p e = " S t r i n g " > C o m p a n y B a n k B r a n c h N o _ L b l < / C o m p a n y B a n k B r a n c h N o _ L b l > + 
+         < C o m p a n y B a n k N a m e   E l e m e n t T y p e = " C o l u m n "   E l e m e n t I d = " 1 5 3 4 9 0 5 6 0 5 "   D a t a T y p e = " T e x t " > C o m p a n y B a n k N a m e < / C o m p a n y B a n k N a m e > + 
+         < C o m p a n y B a n k N a m e _ L b l   E l e m e n t T y p e = " C o l u m n "   E l e m e n t I d = " 1 2 0 4 3 0 7 0 1 4 "   D a t a T y p e = " T e x t C o n s t " > C o m p a n y B a n k N a m e _ L b l < / C o m p a n y B a n k N a m e _ L b l > + 
+         < C o m p a n y C u s t o m G i r o   E l e m e n t T y p e = " C o l u m n "   E l e m e n t I d = " 1 6 7 0 4 7 5 7 9 8 "   D a t a T y p e = " T e x t " > C o m p a n y C u s t o m G i r o < / C o m p a n y C u s t o m G i r o > + 
+         < C o m p a n y C u s t o m G i r o _ L b l   E l e m e n t T y p e = " C o l u m n "   E l e m e n t I d = " 8 9 1 4 3 9 6 2 5 "   D a t a T y p e = " T e x t " > C o m p a n y C u s t o m G i r o _ L b l < / C o m p a n y C u s t o m G i r o _ L b l > + 
+         < C o m p a n y E M a i l   E l e m e n t T y p e = " C o l u m n "   E l e m e n t I d = " 1 6 7 7 0 7 4 0 5 8 "   D a t a T y p e = " T e x t " > C o m p a n y E M a i l < / C o m p a n y E M a i l > + 
+         < C o m p a n y G i r o N o   E l e m e n t T y p e = " C o l u m n "   E l e m e n t I d = " 1 3 6 0 1 9 6 3 2 0 "   D a t a T y p e = " T e x t " > C o m p a n y G i r o N o < / C o m p a n y G i r o N o > + 
+         < C o m p a n y G i r o N o _ L b l   E l e m e n t T y p e = " C o l u m n "   E l e m e n t I d = " 8 6 1 6 0 2 1 1 5 "   D a t a T y p e = " T e x t C o n s t " > C o m p a n y G i r o N o _ L b l < / C o m p a n y G i r o N o _ L b l > + 
+         < C o m p a n y H o m e P a g e   E l e m e n t T y p e = " C o l u m n "   E l e m e n t I d = " 1 9 8 9 1 8 8 7 0 "   D a t a T y p e = " T e x t " > C o m p a n y H o m e P a g e < / C o m p a n y H o m e P a g e > + 
+         < C o m p a n y I B A N   E l e m e n t T y p e = " C o l u m n "   E l e m e n t I d = " 9 0 6 5 4 9 1 8 2 "   D a t a T y p e = " C o d e " > C o m p a n y I B A N < / C o m p a n y I B A N > + 
+         < C o m p a n y I B A N _ L b l   E l e m e n t T y p e = " C o l u m n "   E l e m e n t I d = " 1 2 6 7 9 5 2 2 2 7 "   D a t a T y p e = " S t r i n g " > C o m p a n y I B A N _ L b l < / C o m p a n y I B A N _ L b l > + 
+         < C o m p a n y L e g a l O f f i c e   E l e m e n t T y p e = " C o l u m n "   E l e m e n t I d = " 7 1 4 2 5 8 1 1 1 "   D a t a T y p e = " T e x t " > C o m p a n y L e g a l O f f i c e < / C o m p a n y L e g a l O f f i c e > + 
+         < C o m p a n y L e g a l O f f i c e _ L b l   E l e m e n t T y p e = " C o l u m n "   E l e m e n t I d = " 1 5 3 3 1 7 5 1 0 8 "   D a t a T y p e = " T e x t " > C o m p a n y L e g a l O f f i c e _ L b l < / C o m p a n y L e g a l O f f i c e _ L b l > + 
+         < C o m p a n y L e g a l S t a t e m e n t   E l e m e n t T y p e = " C o l u m n "   E l e m e n t I d = " 4 4 8 3 5 8 8 7 6 "   D a t a T y p e = " T e x t " > C o m p a n y L e g a l S t a t e m e n t < / C o m p a n y L e g a l S t a t e m e n t > + 
+         < C o m p a n y L o g o P o s i t i o n   E l e m e n t T y p e = " C o l u m n "   E l e m e n t I d = " 1 4 2 5 2 6 6 6 8 8 "   D a t a T y p e = " I n t e g e r " > C o m p a n y L o g o P o s i t i o n < / C o m p a n y L o g o P o s i t i o n > + 
+         < C o m p a n y P h o n e N o   E l e m e n t T y p e = " C o l u m n "   E l e m e n t I d = " 2 5 0 4 4 0 6 5 5 "   D a t a T y p e = " T e x t " > C o m p a n y P h o n e N o < / C o m p a n y P h o n e N o > + 
+         < C o m p a n y P h o n e N o _ L b l   E l e m e n t T y p e = " C o l u m n "   E l e m e n t I d = " 5 5 8 5 9 3 5 8 6 "   D a t a T y p e = " T e x t C o n s t " > C o m p a n y P h o n e N o _ L b l < / C o m p a n y P h o n e N o _ L b l > + 
+         < C o m p a n y P i c t u r e   E l e m e n t T y p e = " C o l u m n "   E l e m e n t I d = " 1 3 9 7 4 1 1 0 7 4 "   D a t a T y p e = " B L O B " / > + 
+         < C o m p a n y R e g i s t r a t i o n N u m b e r   E l e m e n t T y p e = " C o l u m n "   E l e m e n t I d = " 2 0 2 3 6 3 9 4 2 4 "   D a t a T y p e = " T e x t " > C o m p a n y R e g i s t r a t i o n N u m b e r < / C o m p a n y R e g i s t r a t i o n N u m b e r > + 
+         < C o m p a n y R e g i s t r a t i o n N u m b e r _ L b l   E l e m e n t T y p e = " C o l u m n "   E l e m e n t I d = " 1 8 3 3 1 0 6 6 5 3 "   D a t a T y p e = " T e x t " > C o m p a n y R e g i s t r a t i o n N u m b e r _ L b l < / C o m p a n y R e g i s t r a t i o n N u m b e r _ L b l > + 
+         < C o m p a n y S W I F T   E l e m e n t T y p e = " C o l u m n "   E l e m e n t I d = " 6 6 8 2 5 0 2 4 5 "   D a t a T y p e = " C o d e " > C o m p a n y S W I F T < / C o m p a n y S W I F T > + 
+         < C o m p a n y S W I F T _ L b l   E l e m e n t T y p e = " C o l u m n "   E l e m e n t I d = " 2 0 2 9 5 9 7 3 8 4 "   D a t a T y p e = " S t r i n g " > C o m p a n y S W I F T _ L b l < / C o m p a n y S W I F T _ L b l > + 
+         < C o m p a n y V A T R e g i s t r a t i o n N o   E l e m e n t T y p e = " C o l u m n "   E l e m e n t I d = " 1 9 1 4 0 1 3 6 4 9 "   D a t a T y p e = " T e x t " > C o m p a n y V A T R e g i s t r a t i o n N o < / C o m p a n y V A T R e g i s t r a t i o n N o > + 
+         < C o m p a n y V A T R e g i s t r a t i o n N o _ L b l   E l e m e n t T y p e = " C o l u m n "   E l e m e n t I d = " 9 2 4 5 0 3 1 2 4 "   D a t a T y p e = " T e x t " > C o m p a n y V A T R e g i s t r a t i o n N o _ L b l < / C o m p a n y V A T R e g i s t r a t i o n N o _ L b l > + 
+         < C o m p a n y V A T R e g N o   E l e m e n t T y p e = " C o l u m n "   E l e m e n t I d = " 1 7 1 4 3 1 9 3 6 "   D a t a T y p e = " T e x t " > C o m p a n y V A T R e g N o < / C o m p a n y V A T R e g N o > + 
+         < C o m p a n y V A T R e g N o _ L b l   E l e m e n t T y p e = " C o l u m n "   E l e m e n t I d = " 7 7 3 2 0 1 5 0 1 "   D a t a T y p e = " T e x t " > C o m p a n y V A T R e g N o _ L b l < / C o m p a n y V A T R e g N o _ L b l > + 
+         < C o n t a c t _ L b l   E l e m e n t T y p e = " C o l u m n "   E l e m e n t I d = " 1 1 5 5 0 9 4 7 5 2 "   D a t a T y p e = " T e x t " > C o n t a c t _ L b l < / C o n t a c t _ L b l > + 
+         < C o p y _ L b l   E l e m e n t T y p e = " C o l u m n "   E l e m e n t I d = " 6 0 4 7 8 2 7 8 1 "   D a t a T y p e = " T e x t C o n s t " > C o p y _ L b l < / C o p y _ L b l > + 
+         < C u s t o m e r A d d r e s s 1   E l e m e n t T y p e = " C o l u m n "   E l e m e n t I d = " 1 8 0 1 9 6 6 4 5 4 "   D a t a T y p e = " T e x t " > C u s t o m e r A d d r e s s 1 < / C u s t o m e r A d d r e s s 1 > + 
+         < C u s t o m e r A d d r e s s 2   E l e m e n t T y p e = " C o l u m n "   E l e m e n t I d = " 1 1 6 4 2 6 9 8 3 7 "   D a t a T y p e = " T e x t " > C u s t o m e r A d d r e s s 2 < / C u s t o m e r A d d r e s s 2 > + 
+         < C u s t o m e r A d d r e s s 3   E l e m e n t T y p e = " C o l u m n "   E l e m e n t I d = " 5 2 6 5 7 3 2 2 0 "   D a t a T y p e = " T e x t " > C u s t o m e r A d d r e s s 3 < / C u s t o m e r A d d r e s s 3 > + 
+         < C u s t o m e r A d d r e s s 4   E l e m e n t T y p e = " C o l u m n "   E l e m e n t I d = " 1 1 1 1 2 3 3 9 7 "   D a t a T y p e = " T e x t " > C u s t o m e r A d d r e s s 4 < / C u s t o m e r A d d r e s s 4 > + 
+         < C u s t o m e r A d d r e s s 5   E l e m e n t T y p e = " C o l u m n "   E l e m e n t I d = " 7 4 8 8 2 0 0 1 4 "   D a t a T y p e = " T e x t " > C u s t o m e r A d d r e s s 5 < / C u s t o m e r A d d r e s s 5 > + 
+         < C u s t o m e r A d d r e s s 6   E l e m e n t T y p e = " C o l u m n "   E l e m e n t I d = " 1 3 8 6 5 1 6 6 3 1 "   D a t a T y p e = " T e x t " > C u s t o m e r A d d r e s s 6 < / C u s t o m e r A d d r e s s 6 > + 
+         < C u s t o m e r A d d r e s s 7   E l e m e n t T y p e = " C o l u m n "   E l e m e n t I d = " 2 0 2 4 2 1 3 2 4 8 "   D a t a T y p e = " T e x t " > C u s t o m e r A d d r e s s 7 < / C u s t o m e r A d d r e s s 7 > + 
+         < C u s t o m e r A d d r e s s 8   E l e m e n t T y p e = " C o l u m n "   E l e m e n t I d = " 1 0 4 8 6 9 8 5 8 5 "   D a t a T y p e = " T e x t " > C u s t o m e r A d d r e s s 8 < / C u s t o m e r A d d r e s s 8 > + 
+         < C u s t o m e r P o s t a l B a r C o d e   E l e m e n t T y p e = " C o l u m n "   E l e m e n t I d = " 3 9 8 5 8 0 6 8 8 "   D a t a T y p e = " T e x t " > C u s t o m e r P o s t a l B a r C o d e < / C u s t o m e r P o s t a l B a r C o d e > + 
+         < D i s c l a i m e r _ L b l   E l e m e n t T y p e = " C o l u m n "   E l e m e n t I d = " 3 8 1 6 6 9 2 0 5 "   D a t a T y p e = " T e x t " > D i s c l a i m e r _ L b l < / D i s c l a i m e r _ L b l > + 
+         < D i s p l a y A d d i t i o n a l F e e N o t e   E l e m e n t T y p e = " C o l u m n "   E l e m e n t I d = " 1 9 3 1 7 6 6 6 8 8 "   D a t a T y p e = " B o o l e a n " > D i s p l a y A d d i t i o n a l F e e N o t e < / D i s p l a y A d d i t i o n a l F e e N o t e > + 
+         < D o c u m e n t D a t e   E l e m e n t T y p e = " C o l u m n "   E l e m e n t I d = " 5 5 2 8 7 1 9 1 4 "   D a t a T y p e = " S t r i n g " > D o c u m e n t D a t e < / D o c u m e n t D a t e > + 
+         < D o c u m e n t D a t e _ L b l   E l e m e n t T y p e = " C o l u m n "   E l e m e n t I d = " 1 0 2 6 4 9 4 8 3 "   D a t a T y p e = " S t r i n g " > D o c u m e n t D a t e _ L b l < / D o c u m e n t D a t e _ L b l > + 
+         < D o c u m e n t N o   E l e m e n t T y p e = " C o l u m n "   E l e m e n t I d = " 9 7 0 3 5 0 5 3 9 "   D a t a T y p e = " C o d e " > D o c u m e n t N o < / D o c u m e n t N o > + 
+         < D o c u m e n t N o _ L b l   E l e m e n t T y p e = " C o l u m n "   E l e m e n t I d = " 7 8 9 7 9 5 9 7 8 "   D a t a T y p e = " T e x t C o n s t " > D o c u m e n t N o _ L b l < / D o c u m e n t N o _ L b l > + 
+         < D o c u m e n t T i t l e _ L b l   E l e m e n t T y p e = " C o l u m n "   E l e m e n t I d = " 8 5 8 4 2 3 9 2 9 "   D a t a T y p e = " T e x t " > D o c u m e n t T i t l e _ L b l < / D o c u m e n t T i t l e _ L b l > + 
+         < D u e D a t e   E l e m e n t T y p e = " C o l u m n "   E l e m e n t I d = " 7 4 5 1 7 0 2 0 3 "   D a t a T y p e = " S t r i n g " > D u e D a t e < / D u e D a t e > + 
+         < D u e D a t e _ L b l   E l e m e n t T y p e = " C o l u m n "   E l e m e n t I d = " 1 6 4 8 2 8 4 6 4 8 "   D a t a T y p e = " S t r i n g " > D u e D a t e _ L b l < / D u e D a t e _ L b l > + 
+         < E M a i l _ H e a d e r _ L b l   E l e m e n t T y p e = " C o l u m n "   E l e m e n t I d = " 5 1 3 1 7 0 8 0 4 "   D a t a T y p e = " T e x t C o n s t " > E M a i l _ H e a d e r _ L b l < / E M a i l _ H e a d e r _ L b l > + 
+         < E x c h a n g e R a t e A s T e x t   E l e m e n t T y p e = " C o l u m n "   E l e m e n t I d = " 5 9 2 9 5 5 8 4 5 "   D a t a T y p e = " T e x t " > E x c h a n g e R a t e A s T e x t < / E x c h a n g e R a t e A s T e x t > + 
+         < E x t e r n a l D o c u m e n t N o   E l e m e n t T y p e = " C o l u m n "   E l e m e n t I d = " 7 3 3 9 5 3 9 6 6 "   D a t a T y p e = " C o d e " > E x t e r n a l D o c u m e n t N o < / E x t e r n a l D o c u m e n t N o > + 
+         < E x t e r n a l D o c u m e n t N o _ L b l   E l e m e n t T y p e = " C o l u m n "   E l e m e n t I d = " 4 2 3 3 1 2 2 6 9 "   D a t a T y p e = " S t r i n g " > E x t e r n a l D o c u m e n t N o _ L b l < / E x t e r n a l D o c u m e n t N o _ L b l > + 
+         < F r o m _ L b l   E l e m e n t T y p e = " C o l u m n "   E l e m e n t I d = " 4 8 5 4 2 6 1 3 8 "   D a t a T y p e = " T e x t C o n s t " > F r o m _ L b l < / F r o m _ L b l > + 
+         < G l o b a l L o c a t i o n N u m b e r   E l e m e n t T y p e = " C o l u m n "   E l e m e n t I d = " 1 5 0 0 3 7 2 8 0 0 "   D a t a T y p e = " T e x t " > G l o b a l L o c a t i o n N u m b e r < / G l o b a l L o c a t i o n N u m b e r > + 
+         < G l o b a l L o c a t i o n N u m b e r _ L b l   E l e m e n t T y p e = " C o l u m n "   E l e m e n t I d = " 1 7 5 0 9 1 3 8 9 1 "   D a t a T y p e = " T e x t " > G l o b a l L o c a t i o n N u m b e r _ L b l < / G l o b a l L o c a t i o n N u m b e r _ L b l > + 
+         < H o m e P a g e _ H e a d e r _ L b l   E l e m e n t T y p e = " C o l u m n "   E l e m e n t I d = " 1 8 7 9 7 2 5 0 8 4 "   D a t a T y p e = " T e x t C o n s t " > H o m e P a g e _ H e a d e r _ L b l < / H o m e P a g e _ H e a d e r _ L b l > + 
+         < I n v o i c e D i s c o u n t A m o u n t _ L b l   E l e m e n t T y p e = " C o l u m n "   E l e m e n t I d = " 1 5 9 3 0 1 2 7 3 6 "   D a t a T y p e = " T e x t C o n s t " > I n v o i c e D i s c o u n t A m o u n t _ L b l < / I n v o i c e D i s c o u n t A m o u n t _ L b l > + 
+         < I n v o i c e D i s c o u n t B a s e A m o u n t _ L b l   E l e m e n t T y p e = " C o l u m n "   E l e m e n t I d = " 2 0 2 9 2 6 6 8 7 5 "   D a t a T y p e = " T e x t C o n s t " > I n v o i c e D i s c o u n t B a s e A m o u n t _ L b l < / I n v o i c e D i s c o u n t B a s e A m o u n t _ L b l > + 
+         < L e g a l E n t i t y T y p e   E l e m e n t T y p e = " C o l u m n "   E l e m e n t I d = " 2 0 5 1 8 7 3 5 6 3 "   D a t a T y p e = " T e x t " > L e g a l E n t i t y T y p e < / L e g a l E n t i t y T y p e > + 
+         < L e g a l E n t i t y T y p e _ L b l   E l e m e n t T y p e = " C o l u m n "   E l e m e n t I d = " 2 0 8 0 2 2 4 7 9 2 "   D a t a T y p e = " T e x t " > L e g a l E n t i t y T y p e _ L b l < / L e g a l E n t i t y T y p e _ L b l > + 
+         < L i n e A m o u n t A f t e r I n v o i c e D i s c o u n t _ L b l   E l e m e n t T y p e = " C o l u m n "   E l e m e n t I d = " 6 7 3 7 2 1 0 9 4 "   D a t a T y p e = " T e x t C o n s t " > L i n e A m o u n t A f t e r I n v o i c e D i s c o u n t _ L b l < / L i n e A m o u n t A f t e r I n v o i c e D i s c o u n t _ L b l > + 
+         < L o c a l C u r r e n c y _ L b l   E l e m e n t T y p e = " C o l u m n "   E l e m e n t I d = " 1 5 5 9 6 9 3 4 2 2 "   D a t a T y p e = " T e x t C o n s t " > L o c a l C u r r e n c y _ L b l < / L o c a l C u r r e n c y _ L b l > + 
+         < O r d e r N o   E l e m e n t T y p e = " C o l u m n "   E l e m e n t I d = " 1 4 6 6 4 7 3 8 8 6 "   D a t a T y p e = " C o d e " > O r d e r N o < / O r d e r N o > + 
+         < O r d e r N o _ L b l   E l e m e n t T y p e = " C o l u m n "   E l e m e n t I d = " 1 9 9 1 0 6 2 5 2 9 "   D a t a T y p e = " S t r i n g " > O r d e r N o _ L b l < / O r d e r N o _ L b l > + 
+         < P a c k a g e T r a c k i n g N o   E l e m e n t T y p e = " C o l u m n "   E l e m e n t I d = " 1 2 4 4 8 2 6 1 5 9 "   D a t a T y p e = " T e x t " > P a c k a g e T r a c k i n g N o < / P a c k a g e T r a c k i n g N o > + 
+         < P a c k a g e T r a c k i n g N o _ L b l   E l e m e n t T y p e = " C o l u m n "   E l e m e n t I d = " 2 1 9 3 5 6 7 5 6 "   D a t a T y p e = " S t r i n g " > P a c k a g e T r a c k i n g N o _ L b l < / P a c k a g e T r a c k i n g N o _ L b l > + 
+         < P a g e _ L b l   E l e m e n t T y p e = " C o l u m n "   E l e m e n t I d = " 6 8 0 6 4 8 0 9 1 "   D a t a T y p e = " T e x t C o n s t " > P a g e _ L b l < / P a g e _ L b l > + 
+         < P a y m e n t I n s t r u c t i o n s _ T x t   E l e m e n t T y p e = " C o l u m n "   E l e m e n t I d = " 1 8 7 2 0 8 8 3 "   D a t a T y p e = " T e x t " > P a y m e n t I n s t r u c t i o n s _ T x t < / P a y m e n t I n s t r u c t i o n s _ T x t > + 
+         < P a y m e n t M e t h o d D e s c r i p t i o n   E l e m e n t T y p e = " C o l u m n "   E l e m e n t I d = " 5 8 5 7 5 7 9 7 4 "   D a t a T y p e = " T e x t " > P a y m e n t M e t h o d D e s c r i p t i o n < / P a y m e n t M e t h o d D e s c r i p t i o n > + 
+         < P a y m e n t M e t h o d D e s c r i p t i o n _ L b l   E l e m e n t T y p e = " C o l u m n "   E l e m e n t I d = " 7 9 7 1 1 7 3 2 3 "   D a t a T y p e = " T e x t C o n s t " > P a y m e n t M e t h o d D e s c r i p t i o n _ L b l < / P a y m e n t M e t h o d D e s c r i p t i o n _ L b l > + 
+         < P a y m e n t R e f e r e n c e   E l e m e n t T y p e = " C o l u m n "   E l e m e n t I d = " 3 3 5 4 9 7 0 1 2 "   D a t a T y p e = " T e x t " > P a y m e n t R e f e r e n c e < / P a y m e n t R e f e r e n c e > + 
+         < P a y m e n t R e f e r e n c e _ L b l   E l e m e n t T y p e = " C o l u m n "   E l e m e n t I d = " 8 6 4 7 4 2 0 3 3 "   D a t a T y p e = " T e x t " > P a y m e n t R e f e r e n c e _ L b l < / P a y m e n t R e f e r e n c e _ L b l > + 
+         < P a y m e n t T e r m s D e s c r i p t i o n   E l e m e n t T y p e = " C o l u m n "   E l e m e n t I d = " 2 0 3 8 7 4 2 7 0 0 "   D a t a T y p e = " T e x t " > P a y m e n t T e r m s D e s c r i p t i o n < / P a y m e n t T e r m s D e s c r i p t i o n > + 
+         < P a y m e n t T e r m s D e s c r i p t i o n _ L b l   E l e m e n t T y p e = " C o l u m n "   E l e m e n t I d = " 1 8 7 4 4 9 4 3 2 1 "   D a t a T y p e = " T e x t C o n s t " > P a y m e n t T e r m s D e s c r i p t i o n _ L b l < / P a y m e n t T e r m s D e s c r i p t i o n _ L b l > + 
+         < P r i c e s I n c l u d i n g V A T   E l e m e n t T y p e = " C o l u m n "   E l e m e n t I d = " 5 1 8 8 1 7 1 6 7 "   D a t a T y p e = " B o o l e a n " > P r i c e s I n c l u d i n g V A T < / P r i c e s I n c l u d i n g V A T > + 
+         < P r i c e s I n c l u d i n g V A T _ L b l   E l e m e n t T y p e = " C o l u m n "   E l e m e n t I d = " 1 3 7 7 9 7 9 4 4 4 "   D a t a T y p e = " S t r i n g " > P r i c e s I n c l u d i n g V A T _ L b l < / P r i c e s I n c l u d i n g V A T _ L b l > + 
+         < P r i c e s I n c l u d i n g V A T Y e s N o   E l e m e n t T y p e = " C o l u m n "   E l e m e n t I d = " 1 4 1 1 1 4 7 5 9 9 "   D a t a T y p e = " S t r i n g " > P r i c e s I n c l u d i n g V A T Y e s N o < / P r i c e s I n c l u d i n g V A T Y e s N o > + 
+         < Q R _ C o d e _ I m a g e   E l e m e n t T y p e = " C o l u m n "   E l e m e n t I d = " 2 0 7 9 6 8 0 8 3 6 "   D a t a T y p e = " M e d i a S e t " > Q R _ C o d e _ I m a g e < / Q R _ C o d e _ I m a g e > + 
+         < Q R _ C o d e _ I m a g e _ L b l   E l e m e n t T y p e = " C o l u m n "   E l e m e n t I d = " 1 2 2 9 4 4 6 0 7 "   D a t a T y p e = " S t r i n g " > Q R _ C o d e _ I m a g e _ L b l < / Q R _ C o d e _ I m a g e _ L b l > + 
+         < Q u e s t i o n s _ L b l   E l e m e n t T y p e = " C o l u m n "   E l e m e n t I d = " 2 0 7 0 8 9 0 0 1 9 "   D a t a T y p e = " T e x t C o n s t " > Q u e s t i o n s _ L b l < / Q u e s t i o n s _ L b l > + 
+         < R e c u r r i n g B i l l i n g   E l e m e n t T y p e = " C o l u m n "   E l e m e n t I d = " 4 8 0 8 6 9 9 3 "   D a t a T y p e = " B o o l e a n " > R e c u r r i n g B i l l i n g < / R e c u r r i n g B i l l i n g > + 
+         < R e m a i n i n g A m o u n t   E l e m e n t T y p e = " C o l u m n "   E l e m e n t I d = " 3 5 3 2 6 4 1 3 1 "   D a t a T y p e = " D e c i m a l " > R e m a i n i n g A m o u n t < / R e m a i n i n g A m o u n t > + 
+         < R e m a i n i n g A m o u n t T e x t   E l e m e n t T y p e = " C o l u m n "   E l e m e n t I d = " 1 8 1 3 6 1 2 0 "   D a t a T y p e = " T e x t " > R e m a i n i n g A m o u n t T e x t < / R e m a i n i n g A m o u n t T e x t > + 
+         < S a l e s I n v o i c e L i n e D i s c o u n t _ L b l   E l e m e n t T y p e = " C o l u m n "   E l e m e n t I d = " 6 6 4 6 0 1 5 8 2 "   D a t a T y p e = " T e x t C o n s t " > S a l e s I n v o i c e L i n e D i s c o u n t _ L b l < / S a l e s I n v o i c e L i n e D i s c o u n t _ L b l > + 
+         < S a l e s P e r s o n _ L b l   E l e m e n t T y p e = " C o l u m n "   E l e m e n t I d = " 1 5 6 4 1 9 6 3 6 5 "   D a t a T y p e = " T e x t C o n s t " > S a l e s P e r s o n _ L b l < / S a l e s P e r s o n _ L b l > + 
+         < S a l e s P e r s o n B l a n k _ L b l   E l e m e n t T y p e = " C o l u m n "   E l e m e n t I d = " 6 5 4 6 2 4 6 0 1 "   D a t a T y p e = " T e x t " > S a l e s P e r s o n B l a n k _ L b l < / S a l e s P e r s o n B l a n k _ L b l > + 
+         < S a l e s P e r s o n N a m e   E l e m e n t T y p e = " C o l u m n "   E l e m e n t I d = " 8 7 1 4 9 2 9 8 3 "   D a t a T y p e = " T e x t " > S a l e s P e r s o n N a m e < / S a l e s P e r s o n N a m e > + 
+         < S e l l T o C o n t a c t E m a i l   E l e m e n t T y p e = " C o l u m n "   E l e m e n t I d = " 2 6 2 8 2 4 5 6 4 "   D a t a T y p e = " T e x t " > S e l l T o C o n t a c t E m a i l < / S e l l T o C o n t a c t E m a i l > + 
+         < S e l l T o C o n t a c t E m a i l L b l   E l e m e n t T y p e = " C o l u m n "   E l e m e n t I d = " 3 7 0 9 2 0 3 7 4 "   D a t a T y p e = " T e x t C o n s t " > S e l l T o C o n t a c t E m a i l L b l < / S e l l T o C o n t a c t E m a i l L b l > + 
+         < S e l l T o C o n t a c t M o b i l e P h o n e N o   E l e m e n t T y p e = " C o l u m n "   E l e m e n t I d = " 1 8 4 3 5 8 7 4 7 "   D a t a T y p e = " T e x t " > S e l l T o C o n t a c t M o b i l e P h o n e N o < / S e l l T o C o n t a c t M o b i l e P h o n e N o > + 
+         < S e l l T o C o n t a c t M o b i l e P h o n e N o L b l   E l e m e n t T y p e = " C o l u m n "   E l e m e n t I d = " 1 4 5 7 5 2 8 4 1 7 "   D a t a T y p e = " T e x t C o n s t " > S e l l T o C o n t a c t M o b i l e P h o n e N o L b l < / S e l l T o C o n t a c t M o b i l e P h o n e N o L b l > + 
+         < S e l l T o C o n t a c t P h o n e N o   E l e m e n t T y p e = " C o l u m n "   E l e m e n t I d = " 1 6 1 3 8 2 2 4 8 3 "   D a t a T y p e = " T e x t " > S e l l T o C o n t a c t P h o n e N o < / S e l l T o C o n t a c t P h o n e N o > + 
+         < S e l l T o C o n t a c t P h o n e N o L b l   E l e m e n t T y p e = " C o l u m n "   E l e m e n t I d = " 1 0 5 0 6 8 6 8 0 9 "   D a t a T y p e = " T e x t C o n s t " > S e l l T o C o n t a c t P h o n e N o L b l < / S e l l T o C o n t a c t P h o n e N o L b l > + 
+         < S e l l t o C u s t o m e r N o   E l e m e n t T y p e = " C o l u m n "   E l e m e n t I d = " 2 0 5 0 6 4 7 3 4 9 "   D a t a T y p e = " C o d e " > S e l l t o C u s t o m e r N o < / S e l l t o C u s t o m e r N o > + 
+         < S e l l t o C u s t o m e r N o _ L b l   E l e m e n t T y p e = " C o l u m n "   E l e m e n t I d = " 2 9 8 3 8 1 5 1 2 "   D a t a T y p e = " S t r i n g " > S e l l t o C u s t o m e r N o _ L b l < / S e l l t o C u s t o m e r N o _ L b l > + 
+         < S e l l T o F a x N o   E l e m e n t T y p e = " C o l u m n "   E l e m e n t I d = " 8 6 0 8 2 8 4 3 4 "   D a t a T y p e = " T e x t " > S e l l T o F a x N o < / S e l l T o F a x N o > + 
+         < S e l l T o P h o n e N o   E l e m e n t T y p e = " C o l u m n "   E l e m e n t I d = " 7 5 1 9 3 1 8 4 3 "   D a t a T y p e = " T e x t " > S e l l T o P h o n e N o < / S e l l T o P h o n e N o > + 
+         < S h i p m e n t _ L b l   E l e m e n t T y p e = " C o l u m n "   E l e m e n t I d = " 2 0 8 5 7 6 7 1 2 0 "   D a t a T y p e = " T e x t C o n s t " > S h i p m e n t _ L b l < / S h i p m e n t _ L b l > + 
+         < S h i p m e n t D a t e   E l e m e n t T y p e = " C o l u m n "   E l e m e n t I d = " 9 3 1 1 1 1 4 6 5 "   D a t a T y p e = " S t r i n g " > S h i p m e n t D a t e < / S h i p m e n t D a t e > + 
+         < S h i p m e n t D a t e _ L b l   E l e m e n t T y p e = " C o l u m n "   E l e m e n t I d = " 6 1 4 4 0 0 3 6 4 "   D a t a T y p e = " S t r i n g " > S h i p m e n t D a t e _ L b l < / S h i p m e n t D a t e _ L b l > + 
+         < S h i p m e n t M e t h o d D e s c r i p t i o n   E l e m e n t T y p e = " C o l u m n "   E l e m e n t I d = " 2 0 5 9 4 0 3 2 6 0 "   D a t a T y p e = " T e x t " > S h i p m e n t M e t h o d D e s c r i p t i o n < / S h i p m e n t M e t h o d D e s c r i p t i o n > + 
+         < S h i p m e n t M e t h o d D e s c r i p t i o n _ L b l   E l e m e n t T y p e = " C o l u m n "   E l e m e n t I d = " 1 1 7 9 9 7 8 4 6 5 "   D a t a T y p e = " T e x t C o n s t " > S h i p m e n t M e t h o d D e s c r i p t i o n _ L b l < / S h i p m e n t M e t h o d D e s c r i p t i o n _ L b l > + 
+         < S h i p p i n g A g e n t C o d e   E l e m e n t T y p e = " C o l u m n "   E l e m e n t I d = " 1 6 7 0 1 5 5 2 6 9 "   D a t a T y p e = " C o d e " > S h i p p i n g A g e n t C o d e < / S h i p p i n g A g e n t C o d e > + 
+         < S h i p p i n g A g e n t C o d e _ L b l   E l e m e n t T y p e = " C o l u m n "   E l e m e n t I d = " 1 1 5 3 2 0 1 3 4 "   D a t a T y p e = " S t r i n g " > S h i p p i n g A g e n t C o d e _ L b l < / S h i p p i n g A g e n t C o d e _ L b l > + 
+         < S h i p T o A d d r e s s _ L b l   E l e m e n t T y p e = " C o l u m n "   E l e m e n t I d = " 1 6 5 0 5 0 5 0 1 7 "   D a t a T y p e = " T e x t C o n s t " > S h i p T o A d d r e s s _ L b l < / S h i p T o A d d r e s s _ L b l > + 
+         < S h i p T o A d d r e s s 1   E l e m e n t T y p e = " C o l u m n "   E l e m e n t I d = " 1 3 5 7 6 7 2 8 6 1 "   D a t a T y p e = " T e x t " > S h i p T o A d d r e s s 1 < / S h i p T o A d d r e s s 1 > + 
+         < S h i p T o A d d r e s s 2   E l e m e n t T y p e = " C o l u m n "   E l e m e n t I d = " 1 0 2 4 2 0 4 5 8 4 "   D a t a T y p e = " T e x t " > S h i p T o A d d r e s s 2 < / S h i p T o A d d r e s s 2 > + 
+         < S h i p T o A d d r e s s 3   E l e m e n t T y p e = " C o l u m n "   E l e m e n t I d = " 1 6 6 1 9 0 1 2 0 1 "   D a t a T y p e = " T e x t " > S h i p T o A d d r e s s 3 < / S h i p T o A d d r e s s 3 > + 
+         < S h i p T o A d d r e s s 4   E l e m e n t T y p e = " C o l u m n "   E l e m e n t I d = " 5 5 5 4 1 6 9 9 0 "   D a t a T y p e = " T e x t " > S h i p T o A d d r e s s 4 < / S h i p T o A d d r e s s 4 > + 
+         < S h i p T o A d d r e s s 5   E l e m e n t T y p e = " C o l u m n "   E l e m e n t I d = " 1 1 9 3 1 1 3 6 0 7 "   D a t a T y p e = " T e x t " > S h i p T o A d d r e s s 5 < / S h i p T o A d d r e s s 5 > + 
+         < S h i p T o A d d r e s s 6   E l e m e n t T y p e = " C o l u m n "   E l e m e n t I d = " 7 1 9 9 7 6 2 4 4 "   D a t a T y p e = " T e x t " > S h i p T o A d d r e s s 6 < / S h i p T o A d d r e s s 6 > + 
+         < S h i p T o A d d r e s s 7   E l e m e n t T y p e = " C o l u m n "   E l e m e n t I d = " 8 2 2 7 9 6 2 7 "   D a t a T y p e = " T e x t " > S h i p T o A d d r e s s 7 < / S h i p T o A d d r e s s 7 > + 
+         < S h i p T o A d d r e s s 8   E l e m e n t T y p e = " C o l u m n "   E l e m e n t I d = " 1 4 9 2 9 9 2 1 7 8 "   D a t a T y p e = " T e x t " > S h i p T o A d d r e s s 8 < / S h i p T o A d d r e s s 8 > + 
+         < S h i p T o P h o n e N o   E l e m e n t T y p e = " C o l u m n "   E l e m e n t I d = " 3 6 9 7 0 2 2 5 5 "   D a t a T y p e = " T e x t " > S h i p T o P h o n e N o < / S h i p T o P h o n e N o > + 
+         < S h o w S h i p p i n g A d d r e s s   E l e m e n t T y p e = " C o l u m n "   E l e m e n t I d = " 1 1 2 0 0 7 1 2 6 6 "   D a t a T y p e = " B o o l e a n " > S h o w S h i p p i n g A d d r e s s < / S h o w S h i p p i n g A d d r e s s > + 
+         < S h o w W o r k D e s c r i p t i o n   E l e m e n t T y p e = " C o l u m n "   E l e m e n t I d = " 7 8 5 4 6 8 8 6 5 "   D a t a T y p e = " B o o l e a n " > S h o w W o r k D e s c r i p t i o n < / S h o w W o r k D e s c r i p t i o n > + 
+         < S u b t o t a l _ L b l   E l e m e n t T y p e = " C o l u m n "   E l e m e n t I d = " 1 9 6 7 7 9 5 1 4 2 "   D a t a T y p e = " T e x t C o n s t " > S u b t o t a l _ L b l < / S u b t o t a l _ L b l > + 
+         < T h a n k s _ L b l   E l e m e n t T y p e = " C o l u m n "   E l e m e n t I d = " 2 1 0 3 3 0 5 5 2 5 "   D a t a T y p e = " T e x t C o n s t " > T h a n k s _ L b l < / T h a n k s _ L b l > + 
+         < T o t a l _ L b l   E l e m e n t T y p e = " C o l u m n "   E l e m e n t I d = " 1 2 1 0 1 0 0 8 7 8 "   D a t a T y p e = " T e x t C o n s t " > T o t a l _ L b l < / T o t a l _ L b l > + 
+         < T o t a l C O 2 e _ L b l   E l e m e n t T y p e = " C o l u m n "   E l e m e n t I d = " 1 0 3 0 5 9 5 2 5 5 "   D a t a T y p e = " T e x t " > T o t a l C O 2 e _ L b l < / T o t a l C O 2 e _ L b l > + 
+         < V A T A m o u n t _ L b l   E l e m e n t T y p e = " C o l u m n "   E l e m e n t I d = " 1 0 9 4 6 5 7 2 9 "   D a t a T y p e = " T e x t C o n s t " > V A T A m o u n t _ L b l < / V A T A m o u n t _ L b l > + 
+         < V A T A m o u n t S p e c i f i c a t i o n _ L b l   E l e m e n t T y p e = " C o l u m n "   E l e m e n t I d = " 8 7 8 7 0 6 8 4 6 "   D a t a T y p e = " T e x t C o n s t " > V A T A m o u n t S p e c i f i c a t i o n _ L b l < / V A T A m o u n t S p e c i f i c a t i o n _ L b l > + 
+         < V A T B a s e _ L b l   E l e m e n t T y p e = " C o l u m n "   E l e m e n t I d = " 1 8 6 6 1 5 8 2 7 8 "   D a t a T y p e = " T e x t C o n s t " > V A T B a s e _ L b l < / V A T B a s e _ L b l > + 
+         < V A T C l a u s e _ L b l   E l e m e n t T y p e = " C o l u m n "   E l e m e n t I d = " 1 5 7 0 4 9 5 4 9 0 "   D a t a T y p e = " S t r i n g " > V A T C l a u s e _ L b l < / V A T C l a u s e _ L b l > + 
+         < V A T C l a u s e s _ L b l   E l e m e n t T y p e = " C o l u m n "   E l e m e n t I d = " 1 3 8 3 9 2 0 0 1 9 "   D a t a T y p e = " T e x t C o n s t " > V A T C l a u s e s _ L b l < / V A T C l a u s e s _ L b l > + 
+         < V A T I d e n t i f i e r _ L b l   E l e m e n t T y p e = " C o l u m n "   E l e m e n t I d = " 1 6 8 6 6 2 3 9 8 4 "   D a t a T y p e = " T e x t C o n s t " > V A T I d e n t i f i e r _ L b l < / V A T I d e n t i f i e r _ L b l > + 
+         < V A T P e r c e n t a g e _ L b l   E l e m e n t T y p e = " C o l u m n "   E l e m e n t I d = " 6 7 6 6 5 4 5 6 5 "   D a t a T y p e = " T e x t C o n s t " > V A T P e r c e n t a g e _ L b l < / V A T P e r c e n t a g e _ L b l > + 
+         < V A T R e g i s t r a t i o n N o   E l e m e n t T y p e = " C o l u m n "   E l e m e n t I d = " 1 8 8 9 1 9 5 4 0 2 "   D a t a T y p e = " T e x t " > V A T R e g i s t r a t i o n N o < / V A T R e g i s t r a t i o n N o > + 
+         < V A T R e g i s t r a t i o n N o _ L b l   E l e m e n t T y p e = " C o l u m n "   E l e m e n t I d = " 1 4 2 4 6 1 6 0 8 5 "   D a t a T y p e = " T e x t " > V A T R e g i s t r a t i o n N o _ L b l < / V A T R e g i s t r a t i o n N o _ L b l > + 
+         < Y o u r D o c u m e n t T i t l e _ L b l   E l e m e n t T y p e = " C o l u m n "   E l e m e n t I d = " 1 8 2 1 7 1 6 9 3 4 "   D a t a T y p e = " T e x t C o n s t " > Y o u r D o c u m e n t T i t l e _ L b l < / Y o u r D o c u m e n t T i t l e _ L b l > + 
+         < Y o u r R e f e r e n c e   E l e m e n t T y p e = " C o l u m n "   E l e m e n t I d = " 1 1 0 3 9 9 5 1 "   D a t a T y p e = " T e x t " > Y o u r R e f e r e n c e < / Y o u r R e f e r e n c e > + 
+         < Y o u r R e f e r e n c e _ L b l   E l e m e n t T y p e = " C o l u m n "   E l e m e n t I d = " 4 6 5 4 7 7 4 2 6 "   D a t a T y p e = " S t r i n g " > Y o u r R e f e r e n c e _ L b l < / Y o u r R e f e r e n c e _ L b l > + 
+         < L i n e   E l e m e n t T y p e = " D a t a I t e m "   E l e m e n t I d = " 4 1 1 9 7 6 1 3 3 " > + 
+             < A m o u n t E x c l u d i n g V A T _ L i n e   E l e m e n t T y p e = " C o l u m n "   E l e m e n t I d = " 1 0 6 2 4 6 0 0 4 0 "   D a t a T y p e = " D e c i m a l " > A m o u n t E x c l u d i n g V A T _ L i n e < / A m o u n t E x c l u d i n g V A T _ L i n e > + 
+             < A m o u n t E x c l u d i n g V A T _ L i n e _ L b l   E l e m e n t T y p e = " C o l u m n "   E l e m e n t I d = " 2 0 0 2 8 7 4 4 7 5 "   D a t a T y p e = " S t r i n g " > A m o u n t E x c l u d i n g V A T _ L i n e _ L b l < / A m o u n t E x c l u d i n g V A T _ L i n e _ L b l > + 
+             < A m o u n t I n c l u d i n g V A T _ L i n e   E l e m e n t T y p e = " C o l u m n "   E l e m e n t I d = " 7 7 0 9 2 8 4 0 2 "   D a t a T y p e = " D e c i m a l " > A m o u n t I n c l u d i n g V A T _ L i n e < / A m o u n t I n c l u d i n g V A T _ L i n e > + 
+             < A m o u n t I n c l u d i n g V A T _ L i n e _ L b l   E l e m e n t T y p e = " C o l u m n "   E l e m e n t I d = " 9 3 0 7 4 7 3 1 3 "   D a t a T y p e = " S t r i n g " > A m o u n t I n c l u d i n g V A T _ L i n e _ L b l < / A m o u n t I n c l u d i n g V A T _ L i n e _ L b l > + 
+             < C O 2 e P e r U n i t _ L i n e   E l e m e n t T y p e = " C o l u m n "   E l e m e n t I d = " 1 3 2 0 1 7 0 3 0 2 "   D a t a T y p e = " T e x t " > C O 2 e P e r U n i t _ L i n e < / C O 2 e P e r U n i t _ L i n e > + 
+             < C o n t r a c t L i n e N o   E l e m e n t T y p e = " C o l u m n "   E l e m e n t I d = " 3 0 7 6 6 9 2 4 8 "   D a t a T y p e = " I n t e g e r " > C o n t r a c t L i n e N o < / C o n t r a c t L i n e N o > + 
+             < C o n t r a c t N o   E l e m e n t T y p e = " C o l u m n "   E l e m e n t I d = " 1 9 5 9 3 0 8 7 1 8 "   D a t a T y p e = " C o d e " > C o n t r a c t N o < / C o n t r a c t N o > + 
+             < D e s c r i p t i o n _ L i n e   E l e m e n t T y p e = " C o l u m n "   E l e m e n t I d = " 1 4 0 6 8 2 2 3 1 0 "   D a t a T y p e = " T e x t " > D e s c r i p t i o n _ L i n e < / D e s c r i p t i o n _ L i n e > + 
+             < D e s c r i p t i o n _ L i n e _ L b l   E l e m e n t T y p e = " C o l u m n "   E l e m e n t I d = " 2 1 1 8 9 5 1 4 9 5 "   D a t a T y p e = " S t r i n g " > D e s c r i p t i o n _ L i n e _ L b l < / D e s c r i p t i o n _ L i n e _ L b l > + 
+             < I t e m N o _ L i n e   E l e m e n t T y p e = " C o l u m n "   E l e m e n t I d = " 1 9 1 0 2 9 6 2 8 8 "   D a t a T y p e = " C o d e " > I t e m N o _ L i n e < / I t e m N o _ L i n e > + 
+             < I t e m N o _ L i n e _ L b l   E l e m e n t T y p e = " C o l u m n "   E l e m e n t I d = " 1 3 4 0 0 7 9 6 1 3 "   D a t a T y p e = " S t r i n g " > I t e m N o _ L i n e _ L b l < / I t e m N o _ L i n e _ L b l > + 
+             < I t e m R e f e r e n c e N o _ L i n e   E l e m e n t T y p e = " C o l u m n "   E l e m e n t I d = " 9 2 7 2 3 5 7 "   D a t a T y p e = " C o d e " > I t e m R e f e r e n c e N o _ L i n e < / I t e m R e f e r e n c e N o _ L i n e > + 
+             < I t e m R e f e r e n c e N o _ L i n e _ L b l   E l e m e n t T y p e = " C o l u m n "   E l e m e n t I d = " 1 9 8 0 6 3 1 1 3 0 "   D a t a T y p e = " S t r i n g " > I t e m R e f e r e n c e N o _ L i n e _ L b l < / I t e m R e f e r e n c e N o _ L i n e _ L b l > + 
+             < J o b N o   E l e m e n t T y p e = " C o l u m n "   E l e m e n t I d = " 1 8 1 5 5 8 0 3 6 5 "   D a t a T y p e = " C o d e " > J o b N o < / J o b N o > + 
+             < J o b N o _ L b l   E l e m e n t T y p e = " C o l u m n "   E l e m e n t I d = " 1 8 9 7 0 9 4 2 6 "   D a t a T y p e = " T e x t " > J o b N o _ L b l < / J o b N o _ L b l > + 
+             < J o b T a s k D e s c _ L b l   E l e m e n t T y p e = " C o l u m n "   E l e m e n t I d = " 5 4 8 3 1 0 0 2 7 "   D a t a T y p e = " T e x t C o n s t " > J o b T a s k D e s c _ L b l < / J o b T a s k D e s c _ L b l > + 
+             < J o b T a s k D e s c r i p t i o n   E l e m e n t T y p e = " C o l u m n "   E l e m e n t I d = " 1 0 6 5 5 0 2 3 4 3 "   D a t a T y p e = " T e x t " > J o b T a s k D e s c r i p t i o n < / J o b T a s k D e s c r i p t i o n > + 
+             < J o b T a s k N o   E l e m e n t T y p e = " C o l u m n "   E l e m e n t I d = " 9 4 0 0 8 9 4 5 8 "   D a t a T y p e = " C o d e " > J o b T a s k N o < / J o b T a s k N o > + 
+             < J o b T a s k N o _ L b l   E l e m e n t T y p e = " C o l u m n "   E l e m e n t I d = " 6 2 2 6 5 1 9 4 9 "   D a t a T y p e = " T e x t " > J o b T a s k N o _ L b l < / J o b T a s k N o _ L b l > + 
+             < L i n e A m o u n t _ L i n e   E l e m e n t T y p e = " C o l u m n "   E l e m e n t I d = " 2 6 8 9 3 7 1 6 2 "   D a t a T y p e = " T e x t " > L i n e A m o u n t _ L i n e < / L i n e A m o u n t _ L i n e > + 
+             < L i n e A m o u n t _ L i n e _ L b l   E l e m e n t T y p e = " C o l u m n "   E l e m e n t I d = " 9 9 2 9 0 1 8 4 5 "   D a t a T y p e = " S t r i n g " > L i n e A m o u n t _ L i n e _ L b l < / L i n e A m o u n t _ L i n e _ L b l > + 
+             < L i n e D i s c o u n t P e r c e n t _ L i n e   E l e m e n t T y p e = " C o l u m n "   E l e m e n t I d = " 9 0 7 8 2 7 4 3 6 "   D a t a T y p e = " D e c i m a l " > L i n e D i s c o u n t P e r c e n t _ L i n e < / L i n e D i s c o u n t P e r c e n t _ L i n e > + 
+             < L i n e D i s c o u n t P e r c e n t T e x t _ L i n e   E l e m e n t T y p e = " C o l u m n "   E l e m e n t I d = " 6 1 3 1 3 5 1 9 "   D a t a T y p e = " T e x t " > L i n e D i s c o u n t P e r c e n t T e x t _ L i n e < / L i n e D i s c o u n t P e r c e n t T e x t _ L i n e > + 
+             < L i n e N o _ L i n e   E l e m e n t T y p e = " C o l u m n "   E l e m e n t I d = " 6 9 8 9 8 5 9 7 9 "   D a t a T y p e = " I n t e g e r " > L i n e N o _ L i n e < / L i n e N o _ L i n e > + 
+             < P r i c e _ L b l   E l e m e n t T y p e = " C o l u m n "   E l e m e n t I d = " 2 1 2 6 7 6 4 9 2 5 "   D a t a T y p e = " T e x t C o n s t " > P r i c e _ L b l < / P r i c e _ L b l > + 
+             < P r i c e P e r _ L b l   E l e m e n t T y p e = " C o l u m n "   E l e m e n t I d = " 9 7 3 2 8 0 1 3 4 "   D a t a T y p e = " T e x t C o n s t " > P r i c e P e r _ L b l < / P r i c e P e r _ L b l > + 
+             < Q t y _ L b l   E l e m e n t T y p e = " C o l u m n "   E l e m e n t I d = " 2 6 3 6 7 3 7 6 4 "   D a t a T y p e = " T e x t C o n s t " > Q t y _ L b l < / Q t y _ L b l > + 
+             < Q u a n t i t y _ L i n e   E l e m e n t T y p e = " C o l u m n "   E l e m e n t I d = " 1 0 6 8 5 4 3 5 3 7 "   D a t a T y p e = " T e x t " > Q u a n t i t y _ L i n e < / Q u a n t i t y _ L i n e > + 
+             < Q u a n t i t y _ L i n e _ L b l   E l e m e n t T y p e = " C o l u m n "   E l e m e n t I d = " 2 0 3 4 5 0 6 8 0 2 "   D a t a T y p e = " S t r i n g " > Q u a n t i t y _ L i n e _ L b l < / Q u a n t i t y _ L i n e _ L b l > + 
+             < R e c u r r i n g B i l l i n g f r o m   E l e m e n t T y p e = " C o l u m n "   E l e m e n t I d = " 4 7 7 0 0 1 9 2 1 "   D a t a T y p e = " D a t e " > R e c u r r i n g B i l l i n g f r o m < / R e c u r r i n g B i l l i n g f r o m > + 
+             < R e c u r r i n g B i l l i n g t o   E l e m e n t T y p e = " C o l u m n "   E l e m e n t I d = " 1 3 8 4 6 2 3 0 0 4 "   D a t a T y p e = " D a t e " > R e c u r r i n g B i l l i n g t o < / R e c u r r i n g B i l l i n g t o > + 
+             < S h i p m e n t D a t e _ L i n e   E l e m e n t T y p e = " C o l u m n "   E l e m e n t I d = " 1 6 7 3 3 7 5 4 1 6 "   D a t a T y p e = " S t r i n g " > S h i p m e n t D a t e _ L i n e < / S h i p m e n t D a t e _ L i n e > + 
+             < S h i p m e n t D a t e _ L i n e _ L b l   E l e m e n t T y p e = " C o l u m n "   E l e m e n t I d = " 8 5 3 2 2 4 3 6 3 "   D a t a T y p e = " T e x t C o n s t " > S h i p m e n t D a t e _ L i n e _ L b l < / S h i p m e n t D a t e _ L i n e _ L b l > + 
+             < T r a n s H e a d e r A m o u n t   E l e m e n t T y p e = " C o l u m n "   E l e m e n t I d = " 2 0 2 8 3 0 6 2 7 6 "   D a t a T y p e = " D e c i m a l " > T r a n s H e a d e r A m o u n t < / T r a n s H e a d e r A m o u n t > + 
+             < T y p e _ L i n e   E l e m e n t T y p e = " C o l u m n "   E l e m e n t I d = " 2 7 2 8 0 4 9 2 4 "   D a t a T y p e = " S t r i n g " > T y p e _ L i n e < / T y p e _ L i n e > + 
+             < U n i t _ L b l   E l e m e n t T y p e = " C o l u m n "   E l e m e n t I d = " 8 1 4 3 6 4 3 1 8 "   D a t a T y p e = " T e x t C o n s t " > U n i t _ L b l < / U n i t _ L b l > + 
+             < U n i t O f M e a s u r e   E l e m e n t T y p e = " C o l u m n "   E l e m e n t I d = " 1 8 0 8 2 2 8 0 1 8 "   D a t a T y p e = " T e x t " > U n i t O f M e a s u r e < / U n i t O f M e a s u r e > + 
+             < U n i t O f M e a s u r e _ L b l   E l e m e n t T y p e = " C o l u m n "   E l e m e n t I d = " 9 8 1 9 5 1 2 4 9 "   D a t a T y p e = " S t r i n g " > U n i t O f M e a s u r e _ L b l < / U n i t O f M e a s u r e _ L b l > + 
+             < U n i t P r i c e   E l e m e n t T y p e = " C o l u m n "   E l e m e n t I d = " 1 4 7 8 2 2 1 5 2 6 "   D a t a T y p e = " T e x t " > U n i t P r i c e < / U n i t P r i c e > + 
+             < U n i t P r i c e _ L b l   E l e m e n t T y p e = " C o l u m n "   E l e m e n t I d = " 1 1 6 3 9 2 6 6 0 3 "   D a t a T y p e = " S t r i n g " > U n i t P r i c e _ L b l < / U n i t P r i c e _ L b l > + 
+             < V A T I d e n t i f i e r _ L i n e   E l e m e n t T y p e = " C o l u m n "   E l e m e n t I d = " 1 7 7 3 6 2 2 4 1 2 "   D a t a T y p e = " C o d e " > V A T I d e n t i f i e r _ L i n e < / V A T I d e n t i f i e r _ L i n e > + 
+             < V A T I d e n t i f i e r _ L i n e _ L b l   E l e m e n t T y p e = " C o l u m n "   E l e m e n t I d = " 5 3 3 7 8 2 7 0 3 "   D a t a T y p e = " S t r i n g " > V A T I d e n t i f i e r _ L i n e _ L b l < / V A T I d e n t i f i e r _ L i n e _ L b l > + 
+             < V A T P c t _ L i n e   E l e m e n t T y p e = " C o l u m n "   E l e m e n t I d = " 1 9 7 4 0 0 1 9 4 4 "   D a t a T y p e = " T e x t " > V A T P c t _ L i n e < / V A T P c t _ L i n e > + 
+             < V A T P c t _ L i n e _ L b l   E l e m e n t T y p e = " C o l u m n "   E l e m e n t I d = " 1 2 0 7 5 2 9 9 1 5 "   D a t a T y p e = " S t r i n g " > V A T P c t _ L i n e _ L b l < / V A T P c t _ L i n e _ L b l > + 
+             < S h i p m e n t L i n e   E l e m e n t T y p e = " D a t a I t e m "   E l e m e n t I d = " 2 0 1 5 9 9 6 0 5 1 " > + 
+                 < D o c u m e n t N o _ S h i p m e n t L i n e   E l e m e n t T y p e = " C o l u m n "   E l e m e n t I d = " 1 2 4 3 7 6 7 7 6 2 "   D a t a T y p e = " C o d e " > D o c u m e n t N o _ S h i p m e n t L i n e < / D o c u m e n t N o _ S h i p m e n t L i n e > + 
+                 < P o s t i n g D a t e _ S h i p m e n t L i n e   E l e m e n t T y p e = " C o l u m n "   E l e m e n t I d = " 1 8 3 4 0 0 3 2 0 "   D a t a T y p e = " S t r i n g " > P o s t i n g D a t e _ S h i p m e n t L i n e < / P o s t i n g D a t e _ S h i p m e n t L i n e > + 
+                 < P o s t i n g D a t e _ S h i p m e n t L i n e _ L b l   E l e m e n t T y p e = " C o l u m n "   E l e m e n t I d = " 1 0 9 0 0 6 9 0 2 7 "   D a t a T y p e = " S t r i n g " > P o s t i n g D a t e _ S h i p m e n t L i n e _ L b l < / P o s t i n g D a t e _ S h i p m e n t L i n e _ L b l > + 
+                 < Q u a n t i t y _ S h i p m e n t L i n e   E l e m e n t T y p e = " C o l u m n "   E l e m e n t I d = " 1 6 3 7 0 3 4 2 4 7 "   D a t a T y p e = " D e c i m a l " > Q u a n t i t y _ S h i p m e n t L i n e < / Q u a n t i t y _ S h i p m e n t L i n e > + 
+                 < Q u a n t i t y _ S h i p m e n t L i n e _ L b l   E l e m e n t T y p e = " C o l u m n "   E l e m e n t I d = " 1 6 0 2 6 6 7 3 8 6 "   D a t a T y p e = " S t r i n g " > Q u a n t i t y _ S h i p m e n t L i n e _ L b l < / Q u a n t i t y _ S h i p m e n t L i n e _ L b l > + 
+             < / S h i p m e n t L i n e > + 
+             < A s s e m b l y L i n e   E l e m e n t T y p e = " D a t a I t e m "   E l e m e n t I d = " 1 2 0 5 9 4 2 8 5 " > + 
+                 < D e s c r i p t i o n _ A s s e m b l y L i n e   E l e m e n t T y p e = " C o l u m n "   E l e m e n t I d = " 2 8 0 7 4 3 7 9 6 "   D a t a T y p e = " T e x t " > D e s c r i p t i o n _ A s s e m b l y L i n e < / D e s c r i p t i o n _ A s s e m b l y L i n e > + 
+                 < L i n e N o _ A s s e m b l y L i n e   E l e m e n t T y p e = " C o l u m n "   E l e m e n t I d = " 6 4 0 5 8 3 8 9 1 "   D a t a T y p e = " C o d e " > L i n e N o _ A s s e m b l y L i n e < / L i n e N o _ A s s e m b l y L i n e > + 
+                 < Q u a n t i t y _ A s s e m b l y L i n e   E l e m e n t T y p e = " C o l u m n "   E l e m e n t I d = " 1 9 5 7 6 4 8 2 3 1 "   D a t a T y p e = " D e c i m a l " > Q u a n t i t y _ A s s e m b l y L i n e < / Q u a n t i t y _ A s s e m b l y L i n e > + 
+                 < U n i t O f M e a s u r e _ A s s e m b l y L i n e   E l e m e n t T y p e = " C o l u m n "   E l e m e n t I d = " 1 6 4 9 1 2 3 7 7 3 "   D a t a T y p e = " T e x t " > U n i t O f M e a s u r e _ A s s e m b l y L i n e < / U n i t O f M e a s u r e _ A s s e m b l y L i n e > + 
+                 < V a r i a n t C o d e _ A s s e m b l y L i n e   E l e m e n t T y p e = " C o l u m n "   E l e m e n t I d = " 1 8 6 9 4 0 7 6 7 2 "   D a t a T y p e = " C o d e " > V a r i a n t C o d e _ A s s e m b l y L i n e < / V a r i a n t C o d e _ A s s e m b l y L i n e > + 
+             < / A s s e m b l y L i n e > + 
+         < / L i n e > + 
+         < W o r k D e s c r i p t i o n L i n e s   E l e m e n t T y p e = " D a t a I t e m "   E l e m e n t I d = " 2 7 6 8 1 9 4 4 7 " > + 
+             < W o r k D e s c r i p t i o n L i n e   E l e m e n t T y p e = " C o l u m n "   E l e m e n t I d = " 1 9 4 7 6 2 1 6 7 6 "   D a t a T y p e = " T e x t " > W o r k D e s c r i p t i o n L i n e < / W o r k D e s c r i p t i o n L i n e > + 
+             < W o r k D e s c r i p t i o n L i n e N u m b e r   E l e m e n t T y p e = " C o l u m n "   E l e m e n t I d = " 7 9 7 3 0 7 2 2 3 "   D a t a T y p e = " I n t e g e r " > W o r k D e s c r i p t i o n L i n e N u m b e r < / W o r k D e s c r i p t i o n L i n e N u m b e r > + 
+         < / W o r k D e s c r i p t i o n L i n e s > + 
+         < V A T A m o u n t L i n e   E l e m e n t T y p e = " D a t a I t e m "   E l e m e n t I d = " 8 2 7 5 3 4 3 4 8 " > + 
+             < I n v o i c e D i s c o u n t A m o u n t _ V A T A m o u n t L i n e   E l e m e n t T y p e = " C o l u m n "   E l e m e n t I d = " 8 2 4 7 3 0 1 4 1 "   D a t a T y p e = " D e c i m a l " > I n v o i c e D i s c o u n t A m o u n t _ V A T A m o u n t L i n e < / I n v o i c e D i s c o u n t A m o u n t _ V A T A m o u n t L i n e > + 
+             < I n v o i c e D i s c o u n t A m o u n t _ V A T A m o u n t L i n e _ L b l   E l e m e n t T y p e = " C o l u m n "   E l e m e n t I d = " 1 5 6 2 2 0 0 0 3 4 "   D a t a T y p e = " S t r i n g " > I n v o i c e D i s c o u n t A m o u n t _ V A T A m o u n t L i n e _ L b l < / I n v o i c e D i s c o u n t A m o u n t _ V A T A m o u n t L i n e _ L b l > + 
+             < I n v o i c e D i s c o u n t B a s e A m o u n t _ V A T A m o u n t L i n e   E l e m e n t T y p e = " C o l u m n "   E l e m e n t I d = " 2 0 4 0 3 3 2 2 6 6 "   D a t a T y p e = " D e c i m a l " > I n v o i c e D i s c o u n t B a s e A m o u n t _ V A T A m o u n t L i n e < / I n v o i c e D i s c o u n t B a s e A m o u n t _ V A T A m o u n t L i n e > + 
+             < I n v o i c e D i s c o u n t B a s e A m o u n t _ V A T A m o u n t L i n e _ L b l   E l e m e n t T y p e = " C o l u m n "   E l e m e n t I d = " 4 0 5 9 6 0 3 3 1 "   D a t a T y p e = " S t r i n g " > I n v o i c e D i s c o u n t B a s e A m o u n t _ V A T A m o u n t L i n e _ L b l < / I n v o i c e D i s c o u n t B a s e A m o u n t _ V A T A m o u n t L i n e _ L b l > + 
+             < L i n e A m o u n t _ V a t A m o u n t L i n e   E l e m e n t T y p e = " C o l u m n "   E l e m e n t I d = " 2 1 4 6 5 4 0 1 "   D a t a T y p e = " D e c i m a l " > L i n e A m o u n t _ V a t A m o u n t L i n e < / L i n e A m o u n t _ V a t A m o u n t L i n e > + 
+             < L i n e A m o u n t _ V a t A m o u n t L i n e _ L b l   E l e m e n t T y p e = " C o l u m n "   E l e m e n t I d = " 1 1 1 0 9 1 2 1 2 4 "   D a t a T y p e = " S t r i n g " > L i n e A m o u n t _ V a t A m o u n t L i n e _ L b l < / L i n e A m o u n t _ V a t A m o u n t L i n e _ L b l > + 
+             < N o O f V A T I d e n t i f i e r s   E l e m e n t T y p e = " C o l u m n "   E l e m e n t I d = " 1 1 5 3 2 6 3 0 2 6 "   D a t a T y p e = " I n t e g e r " > N o O f V A T I d e n t i f i e r s < / N o O f V A T I d e n t i f i e r s > + 
+             < V A T A m o u n t _ V a t A m o u n t L i n e   E l e m e n t T y p e = " C o l u m n "   E l e m e n t I d = " 1 8 9 1 8 2 0 6 2 0 "   D a t a T y p e = " D e c i m a l " > V A T A m o u n t _ V a t A m o u n t L i n e < / V A T A m o u n t _ V a t A m o u n t L i n e > + 
+             < V A T A m o u n t _ V a t A m o u n t L i n e _ L b l   E l e m e n t T y p e = " C o l u m n "   E l e m e n t I d = " 1 5 1 3 5 5 5 4 7 3 "   D a t a T y p e = " S t r i n g " > V A T A m o u n t _ V a t A m o u n t L i n e _ L b l < / V A T A m o u n t _ V a t A m o u n t L i n e _ L b l > + 
+             < V A T A m o u n t L C Y _ V A T A m o u n t L i n e   E l e m e n t T y p e = " C o l u m n "   E l e m e n t I d = " 1 5 8 1 9 9 4 3 5 0 "   D a t a T y p e = " D e c i m a l " > V A T A m o u n t L C Y _ V A T A m o u n t L i n e < / V A T A m o u n t L C Y _ V A T A m o u n t L i n e > + 
+             < V A T A m o u n t L C Y _ V A T A m o u n t L i n e _ L b l   E l e m e n t T y p e = " C o l u m n "   E l e m e n t I d = " 9 2 3 0 0 3 3 7 "   D a t a T y p e = " T e x t C o n s t " > V A T A m o u n t L C Y _ V A T A m o u n t L i n e _ L b l < / V A T A m o u n t L C Y _ V A T A m o u n t L i n e _ L b l > + 
+             < V A T B a s e _ V a t A m o u n t L i n e   E l e m e n t T y p e = " C o l u m n "   E l e m e n t I d = " 1 4 5 8 9 3 7 8 1 9 "   D a t a T y p e = " D e c i m a l " > V A T B a s e _ V a t A m o u n t L i n e < / V A T B a s e _ V a t A m o u n t L i n e > + 
+             < V A T B a s e _ V a t A m o u n t L i n e _ L b l   E l e m e n t T y p e = " C o l u m n "   E l e m e n t I d = " 1 6 9 1 3 0 2 4 8 8 "   D a t a T y p e = " S t r i n g " > V A T B a s e _ V a t A m o u n t L i n e _ L b l < / V A T B a s e _ V a t A m o u n t L i n e _ L b l > + 
+             < V A T B a s e L C Y _ V A T A m o u n t L i n e   E l e m e n t T y p e = " C o l u m n "   E l e m e n t I d = " 1 8 6 0 9 4 5 6 3 5 "   D a t a T y p e = " D e c i m a l " > V A T B a s e L C Y _ V A T A m o u n t L i n e < / V A T B a s e L C Y _ V A T A m o u n t L i n e > + 
+             < V A T B a s e L C Y _ V A T A m o u n t L i n e _ L b l   E l e m e n t T y p e = " C o l u m n "   E l e m e n t I d = " 1 2 3 6 4 6 7 9 9 8 "   D a t a T y p e = " T e x t C o n s t " > V A T B a s e L C Y _ V A T A m o u n t L i n e _ L b l < / V A T B a s e L C Y _ V A T A m o u n t L i n e _ L b l > + 
+             < V A T I d e n t i f i e r _ V a t A m o u n t L i n e   E l e m e n t T y p e = " C o l u m n "   E l e m e n t I d = " 1 1 4 2 0 7 0 0 3 5 "   D a t a T y p e = " C o d e " > V A T I d e n t i f i e r _ V a t A m o u n t L i n e < / V A T I d e n t i f i e r _ V a t A m o u n t L i n e > + 
+             < V A T I d e n t i f i e r _ V a t A m o u n t L i n e _ L b l   E l e m e n t T y p e = " C o l u m n "   E l e m e n t I d = " 8 6 4 5 0 4 5 0 "   D a t a T y p e = " S t r i n g " > V A T I d e n t i f i e r _ V a t A m o u n t L i n e _ L b l < / V A T I d e n t i f i e r _ V a t A m o u n t L i n e _ L b l > + 
+             < V A T P c t _ V a t A m o u n t L i n e   E l e m e n t T y p e = " C o l u m n "   E l e m e n t I d = " 1 4 5 3 5 4 2 7 7 7 "   D a t a T y p e = " D e c i m a l " > V A T P c t _ V a t A m o u n t L i n e < / V A T P c t _ V a t A m o u n t L i n e > + 
+             < V A T P c t _ V a t A m o u n t L i n e _ L b l   E l e m e n t T y p e = " C o l u m n "   E l e m e n t I d = " 6 7 6 3 2 3 7 8 "   D a t a T y p e = " S t r i n g " > V A T P c t _ V a t A m o u n t L i n e _ L b l < / V A T P c t _ V a t A m o u n t L i n e _ L b l > + 
+         < / V A T A m o u n t L i n e > + 
+         < V A T C l a u s e L i n e   E l e m e n t T y p e = " D a t a I t e m "   E l e m e n t I d = " 1 6 6 5 5 0 0 1 6 3 " > + 
+             < C o d e _ V A T C l a u s e L i n e   E l e m e n t T y p e = " C o l u m n "   E l e m e n t I d = " 1 8 2 4 5 8 9 8 4 7 "   D a t a T y p e = " C o d e " > C o d e _ V A T C l a u s e L i n e < / C o d e _ V A T C l a u s e L i n e > + 
+             < C o d e _ V A T C l a u s e L i n e _ L b l   E l e m e n t T y p e = " C o l u m n "   E l e m e n t I d = " 4 6 1 5 3 3 0 2 "   D a t a T y p e = " S t r i n g " > C o d e _ V A T C l a u s e L i n e _ L b l < / C o d e _ V A T C l a u s e L i n e _ L b l > + 
+             < D e s c r i p t i o n _ V A T C l a u s e L i n e   E l e m e n t T y p e = " C o l u m n "   E l e m e n t I d = " 1 3 0 5 5 4 5 9 2 4 "   D a t a T y p e = " T e x t " > D e s c r i p t i o n _ V A T C l a u s e L i n e < / D e s c r i p t i o n _ V A T C l a u s e L i n e > + 
+             < D e s c r i p t i o n 2 _ V A T C l a u s e L i n e   E l e m e n t T y p e = " C o l u m n "   E l e m e n t I d = " 1 3 7 9 6 6 7 4 7 0 "   D a t a T y p e = " T e x t " > D e s c r i p t i o n 2 _ V A T C l a u s e L i n e < / D e s c r i p t i o n 2 _ V A T C l a u s e L i n e > + 
+             < N o O f V A T C l a u s e s   E l e m e n t T y p e = " C o l u m n "   E l e m e n t I d = " 7 5 6 4 1 7 3 9 2 "   D a t a T y p e = " I n t e g e r " > N o O f V A T C l a u s e s < / N o O f V A T C l a u s e s > + 
+             < V A T A m o u n t _ V A T C l a u s e L i n e   E l e m e n t T y p e = " C o l u m n "   E l e m e n t I d = " 2 2 2 4 6 9 0 5 9 "   D a t a T y p e = " D e c i m a l " > V A T A m o u n t _ V A T C l a u s e L i n e < / V A T A m o u n t _ V A T C l a u s e L i n e > + 
+             < V A T C l a u s e s H e a d e r   E l e m e n t T y p e = " C o l u m n "   E l e m e n t I d = " 1 9 7 2 4 0 9 9 2 9 "   D a t a T y p e = " T e x t " > V A T C l a u s e s H e a d e r < / V A T C l a u s e s H e a d e r > + 
+             < V A T I d e n t i f i e r _ V A T C l a u s e L i n e   E l e m e n t T y p e = " C o l u m n "   E l e m e n t I d = " 1 4 6 4 4 7 2 4 7 8 "   D a t a T y p e = " C o d e " > V A T I d e n t i f i e r _ V A T C l a u s e L i n e < / V A T I d e n t i f i e r _ V A T C l a u s e L i n e > + 
+         < / V A T C l a u s e L i n e > + 
+         < R e p o r t T o t a l s L i n e   E l e m e n t T y p e = " D a t a I t e m "   E l e m e n t I d = " 2 1 2 2 5 4 9 8 3 6 " > + 
+             < A m o u n t _ R e p o r t T o t a l s L i n e   E l e m e n t T y p e = " C o l u m n "   E l e m e n t I d = " 4 1 9 9 1 8 3 6 9 "   D a t a T y p e = " D e c i m a l " > A m o u n t _ R e p o r t T o t a l s L i n e < / A m o u n t _ R e p o r t T o t a l s L i n e > + 
+             < A m o u n t F o r m a t t e d _ R e p o r t T o t a l s L i n e   E l e m e n t T y p e = " C o l u m n "   E l e m e n t I d = " 1 5 0 6 1 3 6 8 2 5 "   D a t a T y p e = " T e x t " > A m o u n t F o r m a t t e d _ R e p o r t T o t a l s L i n e < / A m o u n t F o r m a t t e d _ R e p o r t T o t a l s L i n e > + 
+             < D e s c r i p t i o n _ R e p o r t T o t a l s L i n e   E l e m e n t T y p e = " C o l u m n "   E l e m e n t I d = " 5 8 1 9 9 6 0 6 7 "   D a t a T y p e = " T e x t " > D e s c r i p t i o n _ R e p o r t T o t a l s L i n e < / D e s c r i p t i o n _ R e p o r t T o t a l s L i n e > + 
+             < F o n t B o l d _ R e p o r t T o t a l s L i n e   E l e m e n t T y p e = " C o l u m n "   E l e m e n t I d = " 9 4 6 5 4 0 5 4 9 "   D a t a T y p e = " B o o l e a n " > F o n t B o l d _ R e p o r t T o t a l s L i n e < / F o n t B o l d _ R e p o r t T o t a l s L i n e > + 
+             < F o n t U n d e r l i n e _ R e p o r t T o t a l s L i n e   E l e m e n t T y p e = " C o l u m n "   E l e m e n t I d = " 2 0 2 1 5 3 3 6 9 4 "   D a t a T y p e = " B o o l e a n " > F o n t U n d e r l i n e _ R e p o r t T o t a l s L i n e < / F o n t U n d e r l i n e _ R e p o r t T o t a l s L i n e > + 
+         < / R e p o r t T o t a l s L i n e > + 
+         < C o n t r a c t B i l l i n g D e t a i l s M a p p i n g   E l e m e n t T y p e = " D a t a I t e m "   E l e m e n t I d = " 1 2 8 3 6 2 7 9 0 6 " > + 
+             < C o n t r a c t B i l l i n g D e t a i l s C o n t r a c t N o L b l   E l e m e n t T y p e = " C o l u m n "   E l e m e n t I d = " 1 7 9 3 4 8 1 5 9 1 "   D a t a T y p e = " T e x t C o n s t " > C o n t r a c t B i l l i n g D e t a i l s C o n t r a c t N o L b l < / C o n t r a c t B i l l i n g D e t a i l s C o n t r a c t N o L b l > + 
+             < C o n t r a c t B i l l i n g D e t a i l s C u s t o m e r L b l   E l e m e n t T y p e = " C o l u m n "   E l e m e n t I d = " 5 0 1 8 2 5 5 2 0 "   D a t a T y p e = " T e x t C o n s t " > C o n t r a c t B i l l i n g D e t a i l s C u s t o m e r L b l < / C o n t r a c t B i l l i n g D e t a i l s C u s t o m e r L b l > + 
+             < C o n t r a c t B i l l i n g D e t a i l s P o s i t i o n D e s c r i p t i o n L b l   E l e m e n t T y p e = " C o l u m n "   E l e m e n t I d = " 1 1 8 2 4 1 2 7 1 7 "   D a t a T y p e = " S t r i n g " > C o n t r a c t B i l l i n g D e t a i l s P o s i t i o n D e s c r i p t i o n L b l < / C o n t r a c t B i l l i n g D e t a i l s P o s i t i o n D e s c r i p t i o n L b l > + 
+             < C o n t r a c t B i l l i n g D e t a i l s P o s i t i o n N o L b l   E l e m e n t T y p e = " C o l u m n "   E l e m e n t I d = " 9 8 8 2 8 7 5 4 8 "   D a t a T y p e = " T e x t C o n s t " > C o n t r a c t B i l l i n g D e t a i l s P o s i t i o n N o L b l < / C o n t r a c t B i l l i n g D e t a i l s P o s i t i o n N o L b l > + 
+             < C o n t r a c t B i l l i n g D e t a i l s G r o u p i n g   E l e m e n t T y p e = " D a t a I t e m "   E l e m e n t I d = " 6 1 7 2 4 6 9 2 7 " > + 
+                 < C o n t r a c t B i l l i n g D e t a i l s A m o u n t L b l   E l e m e n t T y p e = " C o l u m n "   E l e m e n t I d = " 1 7 7 6 3 7 0 2 1 6 "   D a t a T y p e = " T e x t " > C o n t r a c t B i l l i n g D e t a i l s A m o u n t L b l < / C o n t r a c t B i l l i n g D e t a i l s A m o u n t L b l > + 
+                 < C o n t r a c t B i l l i n g D e t a i l s C o n t r a c t N o   E l e m e n t T y p e = " C o l u m n "   E l e m e n t I d = " 1 0 4 0 5 4 0 8 6 1 "   D a t a T y p e = " C o d e " > C o n t r a c t B i l l i n g D e t a i l s C o n t r a c t N o < / C o n t r a c t B i l l i n g D e t a i l s C o n t r a c t N o > + 
+                 < C o n t r a c t B i l l i n g D e t a i l s C u r r e n c y C o d e L b l   E l e m e n t T y p e = " C o l u m n "   E l e m e n t I d = " 3 2 4 5 2 4 1 1 4 "   D a t a T y p e = " T e x t " > C o n t r a c t B i l l i n g D e t a i l s C u r r e n c y C o d e L b l < / C o n t r a c t B i l l i n g D e t a i l s C u r r e n c y C o d e L b l > + 
+                 < C o n t r a c t B i l l i n g D e t a i l s C u s t o m e r N a m e   E l e m e n t T y p e = " C o l u m n "   E l e m e n t I d = " 1 7 3 2 1 8 3 8 6 7 "   D a t a T y p e = " T e x t " > C o n t r a c t B i l l i n g D e t a i l s C u s t o m e r N a m e < / C o n t r a c t B i l l i n g D e t a i l s C u s t o m e r N a m e > + 
+                 < C o n t r a c t B i l l i n g D e t a i l s D a y s L b l   E l e m e n t T y p e = " C o l u m n "   E l e m e n t I d = " 7 0 1 3 5 9 8 3 7 "   D a t a T y p e = " T e x t C o n s t " > C o n t r a c t B i l l i n g D e t a i l s D a y s L b l < / C o n t r a c t B i l l i n g D e t a i l s D a y s L b l > + 
+                 < C o n t r a c t B i l l i n g D e t a i l s D e s c r i p t i o n L b l   E l e m e n t T y p e = " C o l u m n "   E l e m e n t I d = " 1 1 4 3 1 2 2 7 0 2 "   D a t a T y p e = " T e x t C o n s t " > C o n t r a c t B i l l i n g D e t a i l s D e s c r i p t i o n L b l < / C o n t r a c t B i l l i n g D e t a i l s D e s c r i p t i o n L b l > + 
+                 < C o n t r a c t B i l l i n g D e t a i l s D i s c o u n t A m o u n t L b l   E l e m e n t T y p e = " C o l u m n "   E l e m e n t I d = " 5 0 8 2 7 5 7 2 3 "   D a t a T y p e = " T e x t " > C o n t r a c t B i l l i n g D e t a i l s D i s c o u n t A m o u n t L b l < / C o n t r a c t B i l l i n g D e t a i l s D i s c o u n t A m o u n t L b l > + 
+                 < C o n t r a c t B i l l i n g D e t a i l s D i s c o u n t P e r c e n t L b l   E l e m e n t T y p e = " C o l u m n "   E l e m e n t I d = " 1 9 3 7 7 3 8 6 3 0 "   D a t a T y p e = " T e x t " > C o n t r a c t B i l l i n g D e t a i l s D i s c o u n t P e r c e n t L b l < / C o n t r a c t B i l l i n g D e t a i l s D i s c o u n t P e r c e n t L b l > + 
+                 < C o n t r a c t B i l l i n g D e t a i l s E n d D a t e L b l   E l e m e n t T y p e = " C o l u m n "   E l e m e n t I d = " 1 5 9 0 2 9 1 0 2 5 "   D a t a T y p e = " T e x t C o n s t " > C o n t r a c t B i l l i n g D e t a i l s E n d D a t e L b l < / C o n t r a c t B i l l i n g D e t a i l s E n d D a t e L b l > + 
+                 < C o n t r a c t B i l l i n g D e t a i l s P o s i t i o n D e s c r i p t i o n   E l e m e n t T y p e = " C o l u m n "   E l e m e n t I d = " 1 3 8 2 4 1 0 9 5 1 "   D a t a T y p e = " T e x t " > C o n t r a c t B i l l i n g D e t a i l s P o s i t i o n D e s c r i p t i o n < / C o n t r a c t B i l l i n g D e t a i l s P o s i t i o n D e s c r i p t i o n > + 
+                 < C o n t r a c t B i l l i n g D e t a i l s P o s i t i o n N o   E l e m e n t T y p e = " C o l u m n "   E l e m e n t I d = " 3 0 5 7 6 7 2 1 8 "   D a t a T y p e = " I n t e g e r " > C o n t r a c t B i l l i n g D e t a i l s P o s i t i o n N o < / C o n t r a c t B i l l i n g D e t a i l s P o s i t i o n N o > + 
+                 < C o n t r a c t B i l l i n g D e t a i l s Q t y L b l   E l e m e n t T y p e = " C o l u m n "   E l e m e n t I d = " 2 3 0 7 8 2 0 7 2 "   D a t a T y p e = " S t r i n g " > C o n t r a c t B i l l i n g D e t a i l s Q t y L b l < / C o n t r a c t B i l l i n g D e t a i l s Q t y L b l > + 
+                 < C o n t r a c t B i l l i n g D e t a i l s S a l e s P r i c e L b l   E l e m e n t T y p e = " C o l u m n "   E l e m e n t I d = " 9 1 4 2 1 9 1 9 1 "   D a t a T y p e = " T e x t " > C o n t r a c t B i l l i n g D e t a i l s S a l e s P r i c e L b l < / C o n t r a c t B i l l i n g D e t a i l s S a l e s P r i c e L b l > + 
+                 < C o n t r a c t B i l l i n g D e t a i l s S t a r t D a t e L b l   E l e m e n t T y p e = " C o l u m n "   E l e m e n t I d = " 1 3 0 2 0 1 8 0 9 6 "   D a t a T y p e = " T e x t C o n s t " > C o n t r a c t B i l l i n g D e t a i l s S t a r t D a t e L b l < / C o n t r a c t B i l l i n g D e t a i l s S t a r t D a t e L b l > + 
+                 < C o n t r a c t B i l l i n g D e t a i l s   E l e m e n t T y p e = " D a t a I t e m "   E l e m e n t I d = " 2 0 7 1 3 9 8 1 8 " > + 
+                     < C o n t r a c t B i l l i n g D e t a i l s B i l l i n g A m o u n t   E l e m e n t T y p e = " C o l u m n "   E l e m e n t I d = " 1 9 8 9 5 6 9 9 8 3 "   D a t a T y p e = " T e x t " > C o n t r a c t B i l l i n g D e t a i l s B i l l i n g A m o u n t < / C o n t r a c t B i l l i n g D e t a i l s B i l l i n g A m o u n t > + 
+                     < C o n t r a c t B i l l i n g D e t a i l s B i l l i n g D i s c o u n t A m o u n t   E l e m e n t T y p e = " C o l u m n "   E l e m e n t I d = " 1 2 2 6 5 3 7 0 0 4 "   D a t a T y p e = " T e x t " > C o n t r a c t B i l l i n g D e t a i l s B i l l i n g D i s c o u n t A m o u n t < / C o n t r a c t B i l l i n g D e t a i l s B i l l i n g D i s c o u n t A m o u n t > + 
+                     < C o n t r a c t B i l l i n g D e t a i l s C u r r e n c y C o d e   E l e m e n t T y p e = " C o l u m n "   E l e m e n t I d = " 8 6 9 7 4 5 7 7 2 "   D a t a T y p e = " C o d e " > C o n t r a c t B i l l i n g D e t a i l s C u r r e n c y C o d e < / C o n t r a c t B i l l i n g D e t a i l s C u r r e n c y C o d e > + 
+                     < C o n t r a c t B i l l i n g D e t a i l s D a y s   E l e m e n t T y p e = " C o l u m n "   E l e m e n t I d = " 1 9 0 1 6 5 8 4 8 7 "   D a t a T y p e = " I n t e g e r " > C o n t r a c t B i l l i n g D e t a i l s D a y s < / C o n t r a c t B i l l i n g D e t a i l s D a y s > + 
+                     < C o n t r a c t B i l l i n g D e t a i l s D e s c r i p t i o n   E l e m e n t T y p e = " C o l u m n "   E l e m e n t I d = " 1 0 1 7 1 4 1 1 6 8 "   D a t a T y p e = " T e x t " > C o n t r a c t B i l l i n g D e t a i l s D e s c r i p t i o n < / C o n t r a c t B i l l i n g D e t a i l s D e s c r i p t i o n > + 
+                     < C o n t r a c t B i l l i n g D e t a i l s D i s c o u n t P e r c e n t   E l e m e n t T y p e = " C o l u m n "   E l e m e n t I d = " 5 0 2 0 9 5 3 8 4 "   D a t a T y p e = " T e x t " > C o n t r a c t B i l l i n g D e t a i l s D i s c o u n t P e r c e n t < / C o n t r a c t B i l l i n g D e t a i l s D i s c o u n t P e r c e n t > + 
+                     < C o n t r a c t B i l l i n g D e t a i l s E n d D a t e   E l e m e n t T y p e = " C o l u m n "   E l e m e n t I d = " 8 0 4 8 9 7 9 0 9 "   D a t a T y p e = " S t r i n g " > C o n t r a c t B i l l i n g D e t a i l s E n d D a t e < / C o n t r a c t B i l l i n g D e t a i l s E n d D a t e > + 
+                     < C o n t r a c t B i l l i n g D e t a i l s Q u a n t i t y   E l e m e n t T y p e = " C o l u m n "   E l e m e n t I d = " 9 7 8 9 3 6 6 9 "   D a t a T y p e = " S t r i n g " > C o n t r a c t B i l l i n g D e t a i l s Q u a n t i t y < / C o n t r a c t B i l l i n g D e t a i l s Q u a n t i t y > + 
+                     < C o n t r a c t B i l l i n g D e t a i l s S a l e s P r i c e   E l e m e n t T y p e = " C o l u m n "   E l e m e n t I d = " 1 5 9 4 8 2 2 5 3 1 "   D a t a T y p e = " T e x t " > C o n t r a c t B i l l i n g D e t a i l s S a l e s P r i c e < / C o n t r a c t B i l l i n g D e t a i l s S a l e s P r i c e > + 
+                     < C o n t r a c t B i l l i n g D e t a i l s S t a r t D a t e   E l e m e n t T y p e = " C o l u m n "   E l e m e n t I d = " 4 3 2 7 5 9 8 7 4 "   D a t a T y p e = " S t r i n g " > C o n t r a c t B i l l i n g D e t a i l s S t a r t D a t e < / C o n t r a c t B i l l i n g D e t a i l s S t a r t D a t e > + 
+                 < / C o n t r a c t B i l l i n g D e t a i l s > + 
+             < / C o n t r a c t B i l l i n g D e t a i l s G r o u p i n g > + 
+         < / C o n t r a c t B i l l i n g D e t a i l s M a p p i n g > + 
+         < L i n e F e e   E l e m e n t T y p e = " D a t a I t e m "   E l e m e n t I d = " 2 6 6 6 3 0 7 3 3 " > + 
+             < L i n e F e e C a p t i o n T e x t   E l e m e n t T y p e = " C o l u m n "   E l e m e n t I d = " 4 3 7 6 4 3 7 9 0 "   D a t a T y p e = " T e x t " > L i n e F e e C a p t i o n T e x t < / L i n e F e e C a p t i o n T e x t > + 
+         < / L i n e F e e > + 
+         < P a y m e n t R e p o r t i n g A r g u m e n t   E l e m e n t T y p e = " D a t a I t e m "   E l e m e n t I d = " 3 1 3 7 4 4 1 9 4 " > + 
+             < P a y m e n t S e r v i c e L o g o   E l e m e n t T y p e = " C o l u m n "   E l e m e n t I d = " 4 1 6 7 9 0 7 6 7 "   D a t a T y p e = " B L O B " / > + 
+             < P a y m e n t S e r v i c e L o g o _ U r l   E l e m e n t T y p e = " C o l u m n "   E l e m e n t I d = " 6 4 4 9 7 5 1 3 9 "   D a t a T y p e = " T e x t " > P a y m e n t S e r v i c e L o g o _ U r l < / P a y m e n t S e r v i c e L o g o _ U r l > + 
+             < P a y m e n t S e r v i c e L o g o _ U r l T e x t   E l e m e n t T y p e = " C o l u m n "   E l e m e n t I d = " 1 4 1 1 7 0 3 9 7 6 "   D a t a T y p e = " T e x t " > P a y m e n t S e r v i c e L o g o _ U r l T e x t < / P a y m e n t S e r v i c e L o g o _ U r l T e x t > + 
+             < P a y m e n t S e r v i c e T e x t _ U r l   E l e m e n t T y p e = " C o l u m n "   E l e m e n t I d = " 1 7 4 2 3 3 4 7 "   D a t a T y p e = " T e x t " > P a y m e n t S e r v i c e T e x t _ U r l < / P a y m e n t S e r v i c e T e x t _ U r l > + 
+             < P a y m e n t S e r v i c e T e x t _ U r l T e x t   E l e m e n t T y p e = " C o l u m n "   E l e m e n t I d = " 1 6 3 6 7 7 2 9 3 4 "   D a t a T y p e = " T e x t " > P a y m e n t S e r v i c e T e x t _ U r l T e x t < / P a y m e n t S e r v i c e T e x t _ U r l T e x t > + 
+         < / P a y m e n t R e p o r t i n g A r g u m e n t > + 
+         < L e f t H e a d e r   E l e m e n t T y p e = " D a t a I t e m "   E l e m e n t I d = " 7 3 4 6 8 0 8 3 3 " > + 
+             < L e f t H e a d e r N a m e   E l e m e n t T y p e = " C o l u m n "   E l e m e n t I d = " 4 3 7 4 2 2 1 8 2 "   D a t a T y p e = " T e x t " > L e f t H e a d e r N a m e < / L e f t H e a d e r N a m e > + 
+             < L e f t H e a d e r V a l u e   E l e m e n t T y p e = " C o l u m n "   E l e m e n t I d = " 2 4 2 1 2 6 3 1 0 "   D a t a T y p e = " T e x t " > L e f t H e a d e r V a l u e < / L e f t H e a d e r V a l u e > + 
+         < / L e f t H e a d e r > + 
+         < R i g h t H e a d e r   E l e m e n t T y p e = " D a t a I t e m "   E l e m e n t I d = " 2 5 4 5 4 4 9 4 6 " > + 
+             < R i g h t H e a d e r N a m e   E l e m e n t T y p e = " C o l u m n "   E l e m e n t I d = " 8 9 8 2 8 7 5 7 "   D a t a T y p e = " T e x t " > R i g h t H e a d e r N a m e < / R i g h t H e a d e r N a m e > + 
+             < R i g h t H e a d e r V a l u e   E l e m e n t T y p e = " C o l u m n "   E l e m e n t I d = " 7 0 6 9 3 8 5 5 9 "   D a t a T y p e = " T e x t " > R i g h t H e a d e r V a l u e < / R i g h t H e a d e r V a l u e > + 
+         < / R i g h t H e a d e r > + 
+         < L e t t e r T e x t   E l e m e n t T y p e = " D a t a I t e m "   E l e m e n t I d = " 1 5 1 0 3 5 3 8 3 4 " > + 
+             < B o d y T e x t   E l e m e n t T y p e = " C o l u m n "   E l e m e n t I d = " 1 4 9 7 5 9 8 0 8 "   D a t a T y p e = " T e x t C o n s t " > B o d y T e x t < / B o d y T e x t > + 
+             < C l o s i n g T e x t   E l e m e n t T y p e = " C o l u m n "   E l e m e n t I d = " 5 1 2 1 3 5 9 0 9 "   D a t a T y p e = " T e x t C o n s t " > C l o s i n g T e x t < / C l o s i n g T e x t > + 
+             < G r e e t i n g T e x t   E l e m e n t T y p e = " C o l u m n "   E l e m e n t I d = " 1 1 7 5 2 7 9 2 8 9 "   D a t a T y p e = " T e x t C o n s t " > G r e e t i n g T e x t < / G r e e t i n g T e x t > + 
+             < P m t D i s c T e x t   E l e m e n t T y p e = " C o l u m n "   E l e m e n t I d = " 2 0 1 3 8 4 9 9 4 8 "   D a t a T y p e = " T e x t " > P m t D i s c T e x t < / P m t D i s c T e x t > + 
+         < / L e t t e r T e x t > + 
+         < T o t a l s   E l e m e n t T y p e = " D a t a I t e m "   E l e m e n t I d = " 1 8 2 3 9 5 0 0 4 4 " > + 
+             < C u r r e n c y C o d e   E l e m e n t T y p e = " C o l u m n "   E l e m e n t I d = " 1 5 7 9 5 9 5 9 2 1 "   D a t a T y p e = " T e x t " > C u r r e n c y C o d e < / C u r r e n c y C o d e > + 
+             < C u r r e n c y S y m b o l   E l e m e n t T y p e = " C o l u m n "   E l e m e n t I d = " 1 1 6 2 5 1 0 7 4 8 "   D a t a T y p e = " T e x t " > C u r r e n c y S y m b o l < / C u r r e n c y S y m b o l > + 
+             < T o t a l A m o u n t E x c l I n c l V A T   E l e m e n t T y p e = " C o l u m n "   E l e m e n t I d = " 5 1 4 3 3 6 1 1 4 "   D a t a T y p e = " S t r i n g " > T o t a l A m o u n t E x c l I n c l V A T < / T o t a l A m o u n t E x c l I n c l V A T > + 
+             < T o t a l A m o u n t E x c l I n c l V A T T e x t   E l e m e n t T y p e = " C o l u m n "   E l e m e n t I d = " 1 5 0 7 8 3 2 9 3 7 "   D a t a T y p e = " T e x t " > T o t a l A m o u n t E x c l I n c l V A T T e x t < / T o t a l A m o u n t E x c l I n c l V A T T e x t > + 
+             < T o t a l A m o u n t I n c l u d i n g V A T   E l e m e n t T y p e = " C o l u m n "   E l e m e n t I d = " 9 1 0 5 1 1 5 7 5 "   D a t a T y p e = " S t r i n g " > T o t a l A m o u n t I n c l u d i n g V A T < / T o t a l A m o u n t I n c l u d i n g V A T > + 
+             < T o t a l C O 2 e   E l e m e n t T y p e = " C o l u m n "   E l e m e n t I d = " 9 5 4 7 1 1 2 1 2 "   D a t a T y p e = " D e c i m a l " > T o t a l C O 2 e < / T o t a l C O 2 e > + 
+             < T o t a l E x c l u d i n g V A T T e x t   E l e m e n t T y p e = " C o l u m n "   E l e m e n t I d = " 1 9 2 2 9 4 6 3 1 0 "   D a t a T y p e = " T e x t " > T o t a l E x c l u d i n g V A T T e x t < / T o t a l E x c l u d i n g V A T T e x t > + 
+             < T o t a l I n c l u d i n g V A T T e x t   E l e m e n t T y p e = " C o l u m n "   E l e m e n t I d = " 1 2 0 4 0 1 6 3 5 2 "   D a t a T y p e = " T e x t " > T o t a l I n c l u d i n g V A T T e x t < / T o t a l I n c l u d i n g V A T T e x t > + 
+             < T o t a l I n v o i c e D i s c o u n t A m o u n t   E l e m e n t T y p e = " C o l u m n "   E l e m e n t I d = " 4 0 2 1 7 7 5 1 "   D a t a T y p e = " S t r i n g " > T o t a l I n v o i c e D i s c o u n t A m o u n t < / T o t a l I n v o i c e D i s c o u n t A m o u n t > + 
+             < T o t a l N e t A m o u n t   E l e m e n t T y p e = " C o l u m n "   E l e m e n t I d = " 4 8 3 1 9 3 3 7 2 "   D a t a T y p e = " S t r i n g " > T o t a l N e t A m o u n t < / T o t a l N e t A m o u n t > + 
+             < T o t a l P a y m e n t D i s c o u n t O n V A T   E l e m e n t T y p e = " C o l u m n "   E l e m e n t I d = " 7 3 6 0 4 1 8 8 6 "   D a t a T y p e = " D e c i m a l " > T o t a l P a y m e n t D i s c o u n t O n V A T < / T o t a l P a y m e n t D i s c o u n t O n V A T > + 
+             < T o t a l S u b T o t a l   E l e m e n t T y p e = " C o l u m n "   E l e m e n t I d = " 2 0 9 7 8 7 6 8 0 1 "   D a t a T y p e = " S t r i n g " > T o t a l S u b T o t a l < / T o t a l S u b T o t a l > + 
+             < T o t a l S u b T o t a l M i n u s I n v o i c e D i s c o u n t   E l e m e n t T y p e = " C o l u m n "   E l e m e n t I d = " 7 6 9 4 3 1 8 8 7 "   D a t a T y p e = " S t r i n g " > T o t a l S u b T o t a l M i n u s I n v o i c e D i s c o u n t < / T o t a l S u b T o t a l M i n u s I n v o i c e D i s c o u n t > + 
+             < T o t a l T e x t   E l e m e n t T y p e = " C o l u m n "   E l e m e n t I d = " 2 3 1 9 1 0 5 1 8 "   D a t a T y p e = " T e x t " > T o t a l T e x t < / T o t a l T e x t > + 
+             < T o t a l V A T A m o u n t   E l e m e n t T y p e = " C o l u m n "   E l e m e n t I d = " 1 6 2 7 1 0 2 3 2 8 "   D a t a T y p e = " S t r i n g " > T o t a l V A T A m o u n t < / T o t a l V A T A m o u n t > + 
+             < T o t a l V A T A m o u n t L C Y   E l e m e n t T y p e = " C o l u m n "   E l e m e n t I d = " 1 5 0 6 5 7 0 2 1 8 "   D a t a T y p e = " D e c i m a l " > T o t a l V A T A m o u n t L C Y < / T o t a l V A T A m o u n t L C Y > + 
+             < T o t a l V A T A m o u n t O n V A T A m t L i n e   E l e m e n t T y p e = " C o l u m n "   E l e m e n t I d = " 9 4 6 9 3 1 8 6 8 "   D a t a T y p e = " D e c i m a l " > T o t a l V A T A m o u n t O n V A T A m t L i n e < / T o t a l V A T A m o u n t O n V A T A m t L i n e > + 
+             < T o t a l V A T A m o u n t T e x t   E l e m e n t T y p e = " C o l u m n "   E l e m e n t I d = " 9 7 3 6 6 6 3 3 9 "   D a t a T y p e = " T e x t " > T o t a l V A T A m o u n t T e x t < / T o t a l V A T A m o u n t T e x t > + 
+             < T o t a l V A T B a s e L C Y   E l e m e n t T y p e = " C o l u m n "   E l e m e n t I d = " 8 3 4 4 5 0 5 2 1 "   D a t a T y p e = " D e c i m a l " > T o t a l V A T B a s e L C Y < / T o t a l V A T B a s e L C Y > + 
+             < T o t a l V A T B a s e O n V A T A m t L i n e   E l e m e n t T y p e = " C o l u m n "   E l e m e n t I d = " 1 0 6 4 7 4 6 3 9 5 "   D a t a T y p e = " D e c i m a l " > T o t a l V A T B a s e O n V A T A m t L i n e < / T o t a l V A T B a s e O n V A T A m t L i n e > + 
+         < / T o t a l s > + 
+     < / H e a d e r > + 
+ < / N a v W o r d R e p o r t X m l P a r t > 
+</file>
+
 <file path=customXml/item6.xml><?xml version="1.0" encoding="utf-8"?>
 <p:properties xmlns:p="http://schemas.microsoft.com/office/2006/metadata/properties" xmlns:xsi="http://www.w3.org/2001/XMLSchema-instance" xmlns:pc="http://schemas.microsoft.com/office/infopath/2007/PartnerControls">
   <documentManagement>
@@ -32096,38 +32140,6 @@
 </file>
 
 <file path=customXml/itemProps1.xml><?xml version="1.0" encoding="utf-8"?>
-<ds:datastoreItem xmlns:ds="http://schemas.openxmlformats.org/officeDocument/2006/customXml" ds:itemID="{049B7810-1F08-44BD-8C92-120EB79841E6}">
-  <ds:schemaRefs>
-    <ds:schemaRef ds:uri="urn:microsoft-dynamics-businesscentral/internal/extended/reports/Standard_Sales_Invoice/1306/"/>
-  </ds:schemaRefs>
-</ds:datastoreItem>
-</file>
-
-<file path=customXml/itemProps2.xml><?xml version="1.0" encoding="utf-8"?>
-<ds:datastoreItem xmlns:ds="http://schemas.openxmlformats.org/officeDocument/2006/customXml" ds:itemID="{AF7A6226-6056-400F-ADDA-E1ADA7C08250}">
-  <ds:schemaRefs>
-    <ds:schemaRef ds:uri="urn:microsoft-dynamics-nav/reports/Standard_Sales_Invoice/1306/"/>
-  </ds:schemaRefs>
-</ds:datastoreItem>
-</file>
-
-<file path=customXml/itemProps3.xml><?xml version="1.0" encoding="utf-8"?>
-<ds:datastoreItem xmlns:ds="http://schemas.openxmlformats.org/officeDocument/2006/customXml" ds:itemID="{89DB96BF-8133-438A-AAD3-A3C21079AEB1}">
-  <ds:schemaRefs>
-    <ds:schemaRef ds:uri="http://schemas.openxmlformats.org/officeDocument/2006/bibliography"/>
-  </ds:schemaRefs>
-</ds:datastoreItem>
-</file>
-
-<file path=customXml/itemProps4.xml><?xml version="1.0" encoding="utf-8"?>
-<ds:datastoreItem xmlns:ds="http://schemas.openxmlformats.org/officeDocument/2006/customXml" ds:itemID="{7CC52CC2-6B2C-4678-8691-42DFC72C4056}">
-  <ds:schemaRefs>
-    <ds:schemaRef ds:uri="http://schemas.microsoft.com/sharepoint/v3/contenttype/forms"/>
-  </ds:schemaRefs>
-</ds:datastoreItem>
-</file>
-
-<file path=customXml/itemProps5.xml><?xml version="1.0" encoding="utf-8"?>
 <ds:datastoreItem xmlns:ds="http://schemas.openxmlformats.org/officeDocument/2006/customXml" ds:itemID="{058D70E2-8B4F-429D-A1A1-4E9343AF06B9}">
   <ds:schemaRefs>
     <ds:schemaRef ds:uri="http://schemas.microsoft.com/office/2006/metadata/contentType"/>
@@ -32143,6 +32155,38 @@
     <ds:schemaRef ds:uri="http://purl.org/dc/elements/1.1/"/>
     <ds:schemaRef ds:uri="http://purl.org/dc/terms/"/>
     <ds:schemaRef ds:uri="http://schemas.microsoft.com/internal/obd"/>
+  </ds:schemaRefs>
+</ds:datastoreItem>
+</file>
+
+<file path=customXml/itemProps2.xml><?xml version="1.0" encoding="utf-8"?>
+<ds:datastoreItem xmlns:ds="http://schemas.openxmlformats.org/officeDocument/2006/customXml" ds:itemID="{7CC52CC2-6B2C-4678-8691-42DFC72C4056}">
+  <ds:schemaRefs>
+    <ds:schemaRef ds:uri="http://schemas.microsoft.com/sharepoint/v3/contenttype/forms"/>
+  </ds:schemaRefs>
+</ds:datastoreItem>
+</file>
+
+<file path=customXml/itemProps3.xml><?xml version="1.0" encoding="utf-8"?>
+<ds:datastoreItem xmlns:ds="http://schemas.openxmlformats.org/officeDocument/2006/customXml" ds:itemID="{89DB96BF-8133-438A-AAD3-A3C21079AEB1}">
+  <ds:schemaRefs>
+    <ds:schemaRef ds:uri="http://schemas.openxmlformats.org/officeDocument/2006/bibliography"/>
+  </ds:schemaRefs>
+</ds:datastoreItem>
+</file>
+
+<file path=customXml/itemProps4.xml><?xml version="1.0" encoding="utf-8"?>
+<ds:datastoreItem xmlns:ds="http://schemas.openxmlformats.org/officeDocument/2006/customXml" ds:itemID="{AF7A6226-6056-400F-ADDA-E1ADA7C08250}">
+  <ds:schemaRefs>
+    <ds:schemaRef ds:uri="urn:microsoft-dynamics-nav/reports/Standard_Sales_Invoice/1306/"/>
+  </ds:schemaRefs>
+</ds:datastoreItem>
+</file>
+
+<file path=customXml/itemProps5.xml><?xml version="1.0" encoding="utf-8"?>
+<ds:datastoreItem xmlns:ds="http://schemas.openxmlformats.org/officeDocument/2006/customXml" ds:itemID="{049B7810-1F08-44BD-8C92-120EB79841E6}">
+  <ds:schemaRefs>
+    <ds:schemaRef ds:uri="urn:microsoft-dynamics-businesscentral/internal/extended/reports/Standard_Sales_Invoice/1306/"/>
   </ds:schemaRefs>
 </ds:datastoreItem>
 </file>

--- a/src/Layers/W1/BaseApp/.resources/ReportParts/HeaderFooterDesign/InternalDefault.docx
+++ b/src/Layers/W1/BaseApp/.resources/ReportParts/HeaderFooterDesign/InternalDefault.docx
@@ -258,7 +258,7 @@
               <w:rFonts w:ascii="Segoe UI" w:hAnsi="Segoe UI" w:cs="Segoe UI"/>
               <w:noProof/>
             </w:rPr>
-            <w:t>Saturday, 22 August 2026</w:t>
+            <w:t>Monday, 31 August 2026</w:t>
           </w:r>
           <w:r>
             <w:rPr>
@@ -595,7 +595,7 @@
             <w:rPr>
               <w:noProof/>
             </w:rPr>
-            <w:t>Saturday, 22 August 2026</w:t>
+            <w:t>Monday, 31 August 2026</w:t>
           </w:r>
           <w:r>
             <w:fldChar w:fldCharType="end"/>
@@ -694,14 +694,12 @@
               <w:text/>
             </w:sdtPr>
             <w:sdtContent>
-              <w:proofErr w:type="spellStart"/>
               <w:r>
                 <w:rPr>
                   <w:rFonts w:asciiTheme="minorHAnsi" w:eastAsia="Aptos" w:hAnsiTheme="minorHAnsi"/>
                 </w:rPr>
                 <w:t>UserName</w:t>
               </w:r>
-              <w:proofErr w:type="spellEnd"/>
             </w:sdtContent>
           </w:sdt>
         </w:p>
@@ -2036,15 +2034,14 @@
   <w:style w:type="paragraph" w:default="1" w:styleId="Normal">
     <w:name w:val="Normal"/>
     <w:qFormat/>
-    <w:rsid w:val="00412A26"/>
+    <w:rsid w:val="0087426E"/>
     <w:pPr>
       <w:spacing w:line="278" w:lineRule="auto"/>
     </w:pPr>
     <w:rPr>
-      <w:color w:val="4D614C" w:themeColor="text1"/>
       <w:kern w:val="2"/>
-      <w:sz w:val="16"/>
-      <w:szCs w:val="16"/>
+      <w:sz w:val="24"/>
+      <w:szCs w:val="24"/>
       <w14:ligatures w14:val="standardContextual"/>
     </w:rPr>
   </w:style>
@@ -2235,7 +2232,7 @@
     <w:uiPriority w:val="1"/>
     <w:semiHidden/>
     <w:unhideWhenUsed/>
-    <w:rsid w:val="00412A26"/>
+    <w:rsid w:val="0087426E"/>
   </w:style>
   <w:style w:type="table" w:default="1" w:styleId="TableNormal">
     <w:name w:val="Normal Table"/>
@@ -2257,7 +2254,7 @@
     <w:uiPriority w:val="99"/>
     <w:semiHidden/>
     <w:unhideWhenUsed/>
-    <w:rsid w:val="00412A26"/>
+    <w:rsid w:val="0087426E"/>
   </w:style>
   <w:style w:type="table" w:styleId="TableGrid">
     <w:name w:val="Table Grid"/>
@@ -2599,7 +2596,6 @@
     <w:rPr>
       <w:rFonts w:ascii="Segoe UI" w:hAnsi="Segoe UI"/>
       <w:sz w:val="18"/>
-      <w:szCs w:val="24"/>
     </w:rPr>
   </w:style>
   <w:style w:type="character" w:customStyle="1" w:styleId="PaginaChar">
@@ -29546,6 +29542,7 @@
     <w:rsid w:val="00A10449"/>
     <w:rsid w:val="00A46F73"/>
     <w:rsid w:val="00A650E0"/>
+    <w:rsid w:val="00A74B70"/>
     <w:rsid w:val="00AC48B9"/>
     <w:rsid w:val="00AC6AC0"/>
     <w:rsid w:val="00AE5EE7"/>
@@ -29564,6 +29561,7 @@
     <w:rsid w:val="00CD6CA3"/>
     <w:rsid w:val="00CE4C52"/>
     <w:rsid w:val="00D52343"/>
+    <w:rsid w:val="00EA4F9B"/>
     <w:rsid w:val="00F257AD"/>
     <w:rsid w:val="00F635C5"/>
     <w:rsid w:val="00F64A28"/>
@@ -30361,6 +30359,15 @@
 </file>
 
 <file path=customXml/item1.xml><?xml version="1.0" encoding="utf-8"?>
+<?mso-contentType ?>
+<FormTemplates xmlns="http://schemas.microsoft.com/sharepoint/v3/contenttype/forms">
+  <Display>DocumentLibraryForm</Display>
+  <Edit>DocumentLibraryForm</Edit>
+  <New>DocumentLibraryForm</New>
+</FormTemplates>
+</file>
+
+<file path=customXml/item2.xml><?xml version="1.0" encoding="utf-8"?>
 <ct:contentTypeSchema xmlns:ct="http://schemas.microsoft.com/office/2006/metadata/contentType" xmlns:ma="http://schemas.microsoft.com/office/2006/metadata/properties/metaAttributes" ct:_="" ma:_="" ma:contentTypeName="Document" ma:contentTypeID="0x0101001DCAE6B6EBFA5442B0B9E84E60AFF245" ma:contentTypeVersion="18" ma:contentTypeDescription="Create a new document." ma:contentTypeScope="" ma:versionID="69eec3b24558e1297a79cd42e69b0397">
   <xsd:schema xmlns:xsd="http://www.w3.org/2001/XMLSchema" xmlns:xs="http://www.w3.org/2001/XMLSchema" xmlns:p="http://schemas.microsoft.com/office/2006/metadata/properties" xmlns:ns1="http://schemas.microsoft.com/sharepoint/v3" xmlns:ns2="178f68d8-b893-4efd-8406-fab0f21873e4" xmlns:ns3="b83e059f-de16-406c-a902-3d56d4e79ec8" targetNamespace="http://schemas.microsoft.com/office/2006/metadata/properties" ma:root="true" ma:fieldsID="0f52a3acd42ec0bd0d267ba89c916a39" ns1:_="" ns2:_="" ns3:_="">
     <xsd:import namespace="http://schemas.microsoft.com/sharepoint/v3"/>
@@ -30626,1504 +30633,7 @@
 </ct:contentTypeSchema>
 </file>
 
-<file path=customXml/item2.xml><?xml version="1.0" encoding="utf-8"?>
-<?mso-contentType ?>
-<FormTemplates xmlns="http://schemas.microsoft.com/sharepoint/v3/contenttype/forms">
-  <Display>DocumentLibraryForm</Display>
-  <Edit>DocumentLibraryForm</Edit>
-  <New>DocumentLibraryForm</New>
-</FormTemplates>
-</file>
-
 <file path=customXml/item3.xml><?xml version="1.0" encoding="utf-8"?>
-<b:Sources xmlns:b="http://schemas.openxmlformats.org/officeDocument/2006/bibliography" xmlns="http://schemas.openxmlformats.org/officeDocument/2006/bibliography" SelectedStyle="\APASixthEditionOfficeOnline.xsl" StyleName="APA" Version="6"/>
-</file>
-
-<file path=customXml/item4.xml>��< ? x m l   v e r s i o n = " 1 . 0 "   e n c o d i n g = " u t f - 1 6 " ? > < N a v W o r d R e p o r t X m l P a r t   x m l n s = " u r n : m i c r o s o f t - d y n a m i c s - n a v / r e p o r t s / S t a n d a r d _ S a l e s _ I n v o i c e / 1 3 0 6 / " > - 
-     < B C R e p o r t I n f o r m a t i o n > - 
-         < R e p o r t M e t a d a t a > - 
-             < E x t e n s i o n I d > E x t e n s i o n   I D < / E x t e n s i o n I d > - 
-             < E x t e n s i o n N a m e > E x t e n s i o n   N a m e < / E x t e n s i o n N a m e > - 
-             < E x t e n s i o n P u b l i s h e r > E x t e n s i o n   P u b l i s h e r < / E x t e n s i o n P u b l i s h e r > - 
-             < E x t e n s i o n V e r s i o n > E x t e n s i o n   V e r s i o n < / E x t e n s i o n V e r s i o n > - 
-             < R e p o r t I d > R e p o r t   I D < / R e p o r t I d > - 
-             < R e p o r t C a p t i o n > R e p o r t   C a p t i o n < / R e p o r t C a p t i o n > - 
-             < A b o u t T h i s R e p o r t T i t l e > A b o u t   T h i s   R e p o r t   T i t l e < / A b o u t T h i s R e p o r t T i t l e > - 
-             < A b o u t T h i s R e p o r t T e x t > A b o u t   T h i s   R e p o r t   T e x t < / A b o u t T h i s R e p o r t T e x t > - 
-             < R e p o r t H e l p L i n k > R e p o r t   H e l p   L i n k < / R e p o r t H e l p L i n k > - 
-         < / R e p o r t M e t a d a t a > - 
-         < R e p o r t R e q u e s t > - 
-             < T e n a n t E n t r a I d > T e n a n t   E n t r a   I d < / T e n a n t E n t r a I d > - 
-             < E n v i r o n m e n t N a m e > E n v i r o n m e n t   N a m e < / E n v i r o n m e n t N a m e > - 
-             < E n v i r o n m e n t T y p e > E n v i r o n m e n t   T y p e < / E n v i r o n m e n t T y p e > - 
-             < C o m p a n y N a m e > C o m p a n y   N a m e < / C o m p a n y N a m e > - 
-             < C o m p a n y D i s p l a y N a m e > C o m p a n y   D i s p l a y   N a m e < / C o m p a n y D i s p l a y N a m e > - 
-             < C o m p a n y I d > C o m p a n y   I D < / C o m p a n y I d > - 
-             < U s e r N a m e > U s e r   N a m e < / U s e r N a m e > - 
-             < D a t e A n d T i m e > D a t e   a n d   T i m e < / D a t e A n d T i m e > - 
-             < L a n g u a g e > L a n g u a g e < / L a n g u a g e > - 
-             < F o r m a t R e g i o n > F o r m a t   R e g i o n < / F o r m a t R e g i o n > - 
-             < D a t e T i m e V a l u e s > - 
-                 < Y e a r > Y e a r < / Y e a r > - 
-                 < M o n t h N u m b e r > M o n t h   N u m b e r < / M o n t h N u m b e r > - 
-                 < D a y N u m b e r > D a y   N u m b e r < / D a y N u m b e r > - 
-                 < H o u r > H o u r < / H o u r > - 
-                 < M i n u t e > M i n u t e < / M i n u t e > - 
-             < / D a t e T i m e V a l u e s > - 
-         < / R e p o r t R e q u e s t > - 
-     < / B C R e p o r t I n f o r m a t i o n > - 
-     < H e a d e r > - 
-         < B i l l e d T o _ L b l > B i l l e d T o _ L b l < / B i l l e d T o _ L b l > - 
-         < B i l l T o C o n t a c t E m a i l > B i l l T o C o n t a c t E m a i l < / B i l l T o C o n t a c t E m a i l > - 
-         < B i l l T o C o n t a c t E m a i l L b l > B i l l T o C o n t a c t E m a i l L b l < / B i l l T o C o n t a c t E m a i l L b l > - 
-         < B i l l T o C o n t a c t M o b i l e P h o n e N o > B i l l T o C o n t a c t M o b i l e P h o n e N o < / B i l l T o C o n t a c t M o b i l e P h o n e N o > - 
-         < B i l l T o C o n t a c t M o b i l e P h o n e N o L b l > B i l l T o C o n t a c t M o b i l e P h o n e N o L b l < / B i l l T o C o n t a c t M o b i l e P h o n e N o L b l > - 
-         < B i l l T o C o n t a c t P h o n e N o > B i l l T o C o n t a c t P h o n e N o < / B i l l T o C o n t a c t P h o n e N o > - 
-         < B i l l T o C o n t a c t P h o n e N o L b l > B i l l T o C o n t a c t P h o n e N o L b l < / B i l l T o C o n t a c t P h o n e N o L b l > - 
-         < B i l l t o C u s t o m e r N o _ L b l > B i l l t o C u s t o m e r N o _ L b l < / B i l l t o C u s t o m e r N o _ L b l > - 
-         < B i l l t o C u s t u m e r N o > B i l l t o C u s t u m e r N o < / B i l l t o C u s t u m e r N o > - 
-         < C h e c k s P a y a b l e _ L b l > C h e c k s P a y a b l e _ L b l < / C h e c k s P a y a b l e _ L b l > - 
-         < C O 2 e P e r U n i t _ L b l > C O 2 e P e r U n i t _ L b l < / C O 2 e P e r U n i t _ L b l > - 
-         < C o m p a n y A d d r e s s 1 > C o m p a n y A d d r e s s 1 < / C o m p a n y A d d r e s s 1 > - 
-         < C o m p a n y A d d r e s s 2 > C o m p a n y A d d r e s s 2 < / C o m p a n y A d d r e s s 2 > - 
-         < C o m p a n y A d d r e s s 3 > C o m p a n y A d d r e s s 3 < / C o m p a n y A d d r e s s 3 > - 
-         < C o m p a n y A d d r e s s 4 > C o m p a n y A d d r e s s 4 < / C o m p a n y A d d r e s s 4 > - 
-         < C o m p a n y A d d r e s s 5 > C o m p a n y A d d r e s s 5 < / C o m p a n y A d d r e s s 5 > - 
-         < C o m p a n y A d d r e s s 6 > C o m p a n y A d d r e s s 6 < / C o m p a n y A d d r e s s 6 > - 
-         < C o m p a n y A d d r e s s 7 > C o m p a n y A d d r e s s 7 < / C o m p a n y A d d r e s s 7 > - 
-         < C o m p a n y A d d r e s s 8 > C o m p a n y A d d r e s s 8 < / C o m p a n y A d d r e s s 8 > - 
-         < C o m p a n y B a n k A c c o u n t N o > C o m p a n y B a n k A c c o u n t N o < / C o m p a n y B a n k A c c o u n t N o > - 
-         < C o m p a n y B a n k A c c o u n t N o _ L b l > C o m p a n y B a n k A c c o u n t N o _ L b l < / C o m p a n y B a n k A c c o u n t N o _ L b l > - 
-         < C o m p a n y B a n k B r a n c h N o > C o m p a n y B a n k B r a n c h N o < / C o m p a n y B a n k B r a n c h N o > - 
-         < C o m p a n y B a n k B r a n c h N o _ L b l > C o m p a n y B a n k B r a n c h N o _ L b l < / C o m p a n y B a n k B r a n c h N o _ L b l > - 
-         < C o m p a n y B a n k N a m e > C o m p a n y B a n k N a m e < / C o m p a n y B a n k N a m e > - 
-         < C o m p a n y B a n k N a m e _ L b l > C o m p a n y B a n k N a m e _ L b l < / C o m p a n y B a n k N a m e _ L b l > - 
-         < C o m p a n y C u s t o m G i r o > C o m p a n y C u s t o m G i r o < / C o m p a n y C u s t o m G i r o > - 
-         < C o m p a n y C u s t o m G i r o _ L b l > C o m p a n y C u s t o m G i r o _ L b l < / C o m p a n y C u s t o m G i r o _ L b l > - 
-         < C o m p a n y E M a i l > C o m p a n y E M a i l < / C o m p a n y E M a i l > - 
-         < C o m p a n y G i r o N o > C o m p a n y G i r o N o < / C o m p a n y G i r o N o > - 
-         < C o m p a n y G i r o N o _ L b l > C o m p a n y G i r o N o _ L b l < / C o m p a n y G i r o N o _ L b l > - 
-         < C o m p a n y H o m e P a g e > C o m p a n y H o m e P a g e < / C o m p a n y H o m e P a g e > - 
-         < C o m p a n y I B A N > C o m p a n y I B A N < / C o m p a n y I B A N > - 
-         < C o m p a n y I B A N _ L b l > C o m p a n y I B A N _ L b l < / C o m p a n y I B A N _ L b l > - 
-         < C o m p a n y L e g a l O f f i c e > C o m p a n y L e g a l O f f i c e < / C o m p a n y L e g a l O f f i c e > - 
-         < C o m p a n y L e g a l O f f i c e _ L b l > C o m p a n y L e g a l O f f i c e _ L b l < / C o m p a n y L e g a l O f f i c e _ L b l > - 
-         < C o m p a n y L e g a l S t a t e m e n t > C o m p a n y L e g a l S t a t e m e n t < / C o m p a n y L e g a l S t a t e m e n t > - 
-         < C o m p a n y L o g o P o s i t i o n > C o m p a n y L o g o P o s i t i o n < / C o m p a n y L o g o P o s i t i o n > - 
-         < C o m p a n y P h o n e N o > C o m p a n y P h o n e N o < / C o m p a n y P h o n e N o > - 
-         < C o m p a n y P h o n e N o _ L b l > C o m p a n y P h o n e N o _ L b l < / C o m p a n y P h o n e N o _ L b l > - 
-         < C o m p a n y P i c t u r e / > - 
-         < C o m p a n y R e g i s t r a t i o n N u m b e r > C o m p a n y R e g i s t r a t i o n N u m b e r < / C o m p a n y R e g i s t r a t i o n N u m b e r > - 
-         < C o m p a n y R e g i s t r a t i o n N u m b e r _ L b l > C o m p a n y R e g i s t r a t i o n N u m b e r _ L b l < / C o m p a n y R e g i s t r a t i o n N u m b e r _ L b l > - 
-         < C o m p a n y S W I F T > C o m p a n y S W I F T < / C o m p a n y S W I F T > - 
-         < C o m p a n y S W I F T _ L b l > C o m p a n y S W I F T _ L b l < / C o m p a n y S W I F T _ L b l > - 
-         < C o m p a n y V A T R e g i s t r a t i o n N o > C o m p a n y V A T R e g i s t r a t i o n N o < / C o m p a n y V A T R e g i s t r a t i o n N o > - 
-         < C o m p a n y V A T R e g i s t r a t i o n N o _ L b l > C o m p a n y V A T R e g i s t r a t i o n N o _ L b l < / C o m p a n y V A T R e g i s t r a t i o n N o _ L b l > - 
-         < C o m p a n y V A T R e g N o > C o m p a n y V A T R e g N o < / C o m p a n y V A T R e g N o > - 
-         < C o m p a n y V A T R e g N o _ L b l > C o m p a n y V A T R e g N o _ L b l < / C o m p a n y V A T R e g N o _ L b l > - 
-         < C o n t a c t _ L b l > C o n t a c t _ L b l < / C o n t a c t _ L b l > - 
-         < C o p y _ L b l > C o p y _ L b l < / C o p y _ L b l > - 
-         < C u s t o m e r A d d r e s s 1 > C u s t o m e r A d d r e s s 1 < / C u s t o m e r A d d r e s s 1 > - 
-         < C u s t o m e r A d d r e s s 2 > C u s t o m e r A d d r e s s 2 < / C u s t o m e r A d d r e s s 2 > - 
-         < C u s t o m e r A d d r e s s 3 > C u s t o m e r A d d r e s s 3 < / C u s t o m e r A d d r e s s 3 > - 
-         < C u s t o m e r A d d r e s s 4 > C u s t o m e r A d d r e s s 4 < / C u s t o m e r A d d r e s s 4 > - 
-         < C u s t o m e r A d d r e s s 5 > C u s t o m e r A d d r e s s 5 < / C u s t o m e r A d d r e s s 5 > - 
-         < C u s t o m e r A d d r e s s 6 > C u s t o m e r A d d r e s s 6 < / C u s t o m e r A d d r e s s 6 > - 
-         < C u s t o m e r A d d r e s s 7 > C u s t o m e r A d d r e s s 7 < / C u s t o m e r A d d r e s s 7 > - 
-         < C u s t o m e r A d d r e s s 8 > C u s t o m e r A d d r e s s 8 < / C u s t o m e r A d d r e s s 8 > - 
-         < C u s t o m e r P o s t a l B a r C o d e > C u s t o m e r P o s t a l B a r C o d e < / C u s t o m e r P o s t a l B a r C o d e > - 
-         < D i s c l a i m e r _ L b l > D i s c l a i m e r _ L b l < / D i s c l a i m e r _ L b l > - 
-         < D i s p l a y A d d i t i o n a l F e e N o t e > D i s p l a y A d d i t i o n a l F e e N o t e < / D i s p l a y A d d i t i o n a l F e e N o t e > - 
-         < D o c u m e n t D a t e > D o c u m e n t D a t e < / D o c u m e n t D a t e > - 
-         < D o c u m e n t D a t e _ L b l > D o c u m e n t D a t e _ L b l < / D o c u m e n t D a t e _ L b l > - 
-         < D o c u m e n t N o > D o c u m e n t N o < / D o c u m e n t N o > - 
-         < D o c u m e n t N o _ L b l > D o c u m e n t N o _ L b l < / D o c u m e n t N o _ L b l > - 
-         < D o c u m e n t T i t l e _ L b l > D o c u m e n t T i t l e _ L b l < / D o c u m e n t T i t l e _ L b l > - 
-         < D u e D a t e > D u e D a t e < / D u e D a t e > - 
-         < D u e D a t e _ L b l > D u e D a t e _ L b l < / D u e D a t e _ L b l > - 
-         < E M a i l _ H e a d e r _ L b l > E M a i l _ H e a d e r _ L b l < / E M a i l _ H e a d e r _ L b l > - 
-         < E x c h a n g e R a t e A s T e x t > E x c h a n g e R a t e A s T e x t < / E x c h a n g e R a t e A s T e x t > - 
-         < E x t e r n a l D o c u m e n t N o > E x t e r n a l D o c u m e n t N o < / E x t e r n a l D o c u m e n t N o > - 
-         < E x t e r n a l D o c u m e n t N o _ L b l > E x t e r n a l D o c u m e n t N o _ L b l < / E x t e r n a l D o c u m e n t N o _ L b l > - 
-         < F r o m _ L b l > F r o m _ L b l < / F r o m _ L b l > - 
-         < G l o b a l L o c a t i o n N u m b e r > G l o b a l L o c a t i o n N u m b e r < / G l o b a l L o c a t i o n N u m b e r > - 
-         < G l o b a l L o c a t i o n N u m b e r _ L b l > G l o b a l L o c a t i o n N u m b e r _ L b l < / G l o b a l L o c a t i o n N u m b e r _ L b l > - 
-         < H o m e P a g e _ H e a d e r _ L b l > H o m e P a g e _ H e a d e r _ L b l < / H o m e P a g e _ H e a d e r _ L b l > - 
-         < I n v o i c e D i s c o u n t A m o u n t _ L b l > I n v o i c e D i s c o u n t A m o u n t _ L b l < / I n v o i c e D i s c o u n t A m o u n t _ L b l > - 
-         < I n v o i c e D i s c o u n t B a s e A m o u n t _ L b l > I n v o i c e D i s c o u n t B a s e A m o u n t _ L b l < / I n v o i c e D i s c o u n t B a s e A m o u n t _ L b l > - 
-         < L e g a l E n t i t y T y p e > L e g a l E n t i t y T y p e < / L e g a l E n t i t y T y p e > - 
-         < L e g a l E n t i t y T y p e _ L b l > L e g a l E n t i t y T y p e _ L b l < / L e g a l E n t i t y T y p e _ L b l > - 
-         < L i n e A m o u n t A f t e r I n v o i c e D i s c o u n t _ L b l > L i n e A m o u n t A f t e r I n v o i c e D i s c o u n t _ L b l < / L i n e A m o u n t A f t e r I n v o i c e D i s c o u n t _ L b l > - 
-         < L o c a l C u r r e n c y _ L b l > L o c a l C u r r e n c y _ L b l < / L o c a l C u r r e n c y _ L b l > - 
-         < O r d e r N o > O r d e r N o < / O r d e r N o > - 
-         < O r d e r N o _ L b l > O r d e r N o _ L b l < / O r d e r N o _ L b l > - 
-         < P a c k a g e T r a c k i n g N o > P a c k a g e T r a c k i n g N o < / P a c k a g e T r a c k i n g N o > - 
-         < P a c k a g e T r a c k i n g N o _ L b l > P a c k a g e T r a c k i n g N o _ L b l < / P a c k a g e T r a c k i n g N o _ L b l > - 
-         < P a g e _ L b l > P a g e _ L b l < / P a g e _ L b l > - 
-         < P a y m e n t I n s t r u c t i o n s _ T x t > P a y m e n t I n s t r u c t i o n s _ T x t < / P a y m e n t I n s t r u c t i o n s _ T x t > - 
-         < P a y m e n t M e t h o d D e s c r i p t i o n > P a y m e n t M e t h o d D e s c r i p t i o n < / P a y m e n t M e t h o d D e s c r i p t i o n > - 
-         < P a y m e n t M e t h o d D e s c r i p t i o n _ L b l > P a y m e n t M e t h o d D e s c r i p t i o n _ L b l < / P a y m e n t M e t h o d D e s c r i p t i o n _ L b l > - 
-         < P a y m e n t R e f e r e n c e > P a y m e n t R e f e r e n c e < / P a y m e n t R e f e r e n c e > - 
-         < P a y m e n t R e f e r e n c e _ L b l > P a y m e n t R e f e r e n c e _ L b l < / P a y m e n t R e f e r e n c e _ L b l > - 
-         < P a y m e n t T e r m s D e s c r i p t i o n > P a y m e n t T e r m s D e s c r i p t i o n < / P a y m e n t T e r m s D e s c r i p t i o n > - 
-         < P a y m e n t T e r m s D e s c r i p t i o n _ L b l > P a y m e n t T e r m s D e s c r i p t i o n _ L b l < / P a y m e n t T e r m s D e s c r i p t i o n _ L b l > - 
-         < P r i c e s I n c l u d i n g V A T > P r i c e s I n c l u d i n g V A T < / P r i c e s I n c l u d i n g V A T > - 
-         < P r i c e s I n c l u d i n g V A T _ L b l > P r i c e s I n c l u d i n g V A T _ L b l < / P r i c e s I n c l u d i n g V A T _ L b l > - 
-         < P r i c e s I n c l u d i n g V A T Y e s N o > P r i c e s I n c l u d i n g V A T Y e s N o < / P r i c e s I n c l u d i n g V A T Y e s N o > - 
-         < Q R _ C o d e _ I m a g e > Q R _ C o d e _ I m a g e < / Q R _ C o d e _ I m a g e > - 
-         < Q R _ C o d e _ I m a g e _ L b l > Q R _ C o d e _ I m a g e _ L b l < / Q R _ C o d e _ I m a g e _ L b l > - 
-         < Q u e s t i o n s _ L b l > Q u e s t i o n s _ L b l < / Q u e s t i o n s _ L b l > - 
-         < R e c u r r i n g B i l l i n g > R e c u r r i n g B i l l i n g < / R e c u r r i n g B i l l i n g > - 
-         < R e m a i n i n g A m o u n t > R e m a i n i n g A m o u n t < / R e m a i n i n g A m o u n t > - 
-         < R e m a i n i n g A m o u n t T e x t > R e m a i n i n g A m o u n t T e x t < / R e m a i n i n g A m o u n t T e x t > - 
-         < S a l e s I n v o i c e L i n e D i s c o u n t _ L b l > S a l e s I n v o i c e L i n e D i s c o u n t _ L b l < / S a l e s I n v o i c e L i n e D i s c o u n t _ L b l > - 
-         < S a l e s P e r s o n _ L b l > S a l e s P e r s o n _ L b l < / S a l e s P e r s o n _ L b l > - 
-         < S a l e s P e r s o n B l a n k _ L b l > S a l e s P e r s o n B l a n k _ L b l < / S a l e s P e r s o n B l a n k _ L b l > - 
-         < S a l e s P e r s o n N a m e > S a l e s P e r s o n N a m e < / S a l e s P e r s o n N a m e > - 
-         < S e l l T o C o n t a c t E m a i l > S e l l T o C o n t a c t E m a i l < / S e l l T o C o n t a c t E m a i l > - 
-         < S e l l T o C o n t a c t E m a i l L b l > S e l l T o C o n t a c t E m a i l L b l < / S e l l T o C o n t a c t E m a i l L b l > - 
-         < S e l l T o C o n t a c t M o b i l e P h o n e N o > S e l l T o C o n t a c t M o b i l e P h o n e N o < / S e l l T o C o n t a c t M o b i l e P h o n e N o > - 
-         < S e l l T o C o n t a c t M o b i l e P h o n e N o L b l > S e l l T o C o n t a c t M o b i l e P h o n e N o L b l < / S e l l T o C o n t a c t M o b i l e P h o n e N o L b l > - 
-         < S e l l T o C o n t a c t P h o n e N o > S e l l T o C o n t a c t P h o n e N o < / S e l l T o C o n t a c t P h o n e N o > - 
-         < S e l l T o C o n t a c t P h o n e N o L b l > S e l l T o C o n t a c t P h o n e N o L b l < / S e l l T o C o n t a c t P h o n e N o L b l > - 
-         < S e l l t o C u s t o m e r N o > S e l l t o C u s t o m e r N o < / S e l l t o C u s t o m e r N o > - 
-         < S e l l t o C u s t o m e r N o _ L b l > S e l l t o C u s t o m e r N o _ L b l < / S e l l t o C u s t o m e r N o _ L b l > - 
-         < S e l l T o F a x N o > S e l l T o F a x N o < / S e l l T o F a x N o > - 
-         < S e l l T o P h o n e N o > S e l l T o P h o n e N o < / S e l l T o P h o n e N o > - 
-         < S h i p m e n t _ L b l > S h i p m e n t _ L b l < / S h i p m e n t _ L b l > - 
-         < S h i p m e n t D a t e > S h i p m e n t D a t e < / S h i p m e n t D a t e > - 
-         < S h i p m e n t D a t e _ L b l > S h i p m e n t D a t e _ L b l < / S h i p m e n t D a t e _ L b l > - 
-         < S h i p m e n t M e t h o d D e s c r i p t i o n > S h i p m e n t M e t h o d D e s c r i p t i o n < / S h i p m e n t M e t h o d D e s c r i p t i o n > - 
-         < S h i p m e n t M e t h o d D e s c r i p t i o n _ L b l > S h i p m e n t M e t h o d D e s c r i p t i o n _ L b l < / S h i p m e n t M e t h o d D e s c r i p t i o n _ L b l > - 
-         < S h i p p i n g A g e n t C o d e > S h i p p i n g A g e n t C o d e < / S h i p p i n g A g e n t C o d e > - 
-         < S h i p p i n g A g e n t C o d e _ L b l > S h i p p i n g A g e n t C o d e _ L b l < / S h i p p i n g A g e n t C o d e _ L b l > - 
-         < S h i p T o A d d r e s s _ L b l > S h i p T o A d d r e s s _ L b l < / S h i p T o A d d r e s s _ L b l > - 
-         < S h i p T o A d d r e s s 1 > S h i p T o A d d r e s s 1 < / S h i p T o A d d r e s s 1 > - 
-         < S h i p T o A d d r e s s 2 > S h i p T o A d d r e s s 2 < / S h i p T o A d d r e s s 2 > - 
-         < S h i p T o A d d r e s s 3 > S h i p T o A d d r e s s 3 < / S h i p T o A d d r e s s 3 > - 
-         < S h i p T o A d d r e s s 4 > S h i p T o A d d r e s s 4 < / S h i p T o A d d r e s s 4 > - 
-         < S h i p T o A d d r e s s 5 > S h i p T o A d d r e s s 5 < / S h i p T o A d d r e s s 5 > - 
-         < S h i p T o A d d r e s s 6 > S h i p T o A d d r e s s 6 < / S h i p T o A d d r e s s 6 > - 
-         < S h i p T o A d d r e s s 7 > S h i p T o A d d r e s s 7 < / S h i p T o A d d r e s s 7 > - 
-         < S h i p T o A d d r e s s 8 > S h i p T o A d d r e s s 8 < / S h i p T o A d d r e s s 8 > - 
-         < S h i p T o P h o n e N o > S h i p T o P h o n e N o < / S h i p T o P h o n e N o > - 
-         < S h o w S h i p p i n g A d d r e s s > S h o w S h i p p i n g A d d r e s s < / S h o w S h i p p i n g A d d r e s s > - 
-         < S h o w W o r k D e s c r i p t i o n > S h o w W o r k D e s c r i p t i o n < / S h o w W o r k D e s c r i p t i o n > - 
-         < S u b t o t a l _ L b l > S u b t o t a l _ L b l < / S u b t o t a l _ L b l > - 
-         < T h a n k s _ L b l > T h a n k s _ L b l < / T h a n k s _ L b l > - 
-         < T o t a l _ L b l > T o t a l _ L b l < / T o t a l _ L b l > - 
-         < T o t a l C O 2 e _ L b l > T o t a l C O 2 e _ L b l < / T o t a l C O 2 e _ L b l > - 
-         < V A T A m o u n t _ L b l > V A T A m o u n t _ L b l < / V A T A m o u n t _ L b l > - 
-         < V A T A m o u n t S p e c i f i c a t i o n _ L b l > V A T A m o u n t S p e c i f i c a t i o n _ L b l < / V A T A m o u n t S p e c i f i c a t i o n _ L b l > - 
-         < V A T B a s e _ L b l > V A T B a s e _ L b l < / V A T B a s e _ L b l > - 
-         < V A T C l a u s e _ L b l > V A T C l a u s e _ L b l < / V A T C l a u s e _ L b l > - 
-         < V A T C l a u s e s _ L b l > V A T C l a u s e s _ L b l < / V A T C l a u s e s _ L b l > - 
-         < V A T I d e n t i f i e r _ L b l > V A T I d e n t i f i e r _ L b l < / V A T I d e n t i f i e r _ L b l > - 
-         < V A T P e r c e n t a g e _ L b l > V A T P e r c e n t a g e _ L b l < / V A T P e r c e n t a g e _ L b l > - 
-         < V A T R e g i s t r a t i o n N o > V A T R e g i s t r a t i o n N o < / V A T R e g i s t r a t i o n N o > - 
-         < V A T R e g i s t r a t i o n N o _ L b l > V A T R e g i s t r a t i o n N o _ L b l < / V A T R e g i s t r a t i o n N o _ L b l > - 
-         < Y o u r D o c u m e n t T i t l e _ L b l > Y o u r D o c u m e n t T i t l e _ L b l < / Y o u r D o c u m e n t T i t l e _ L b l > - 
-         < Y o u r R e f e r e n c e > Y o u r R e f e r e n c e < / Y o u r R e f e r e n c e > - 
-         < Y o u r R e f e r e n c e _ L b l > Y o u r R e f e r e n c e _ L b l < / Y o u r R e f e r e n c e _ L b l > - 
-         < L i n e > - 
-             < A m o u n t E x c l u d i n g V A T _ L i n e > A m o u n t E x c l u d i n g V A T _ L i n e < / A m o u n t E x c l u d i n g V A T _ L i n e > - 
-             < A m o u n t E x c l u d i n g V A T _ L i n e _ L b l > A m o u n t E x c l u d i n g V A T _ L i n e _ L b l < / A m o u n t E x c l u d i n g V A T _ L i n e _ L b l > - 
-             < A m o u n t I n c l u d i n g V A T _ L i n e > A m o u n t I n c l u d i n g V A T _ L i n e < / A m o u n t I n c l u d i n g V A T _ L i n e > - 
-             < A m o u n t I n c l u d i n g V A T _ L i n e _ L b l > A m o u n t I n c l u d i n g V A T _ L i n e _ L b l < / A m o u n t I n c l u d i n g V A T _ L i n e _ L b l > - 
-             < C O 2 e P e r U n i t _ L i n e > C O 2 e P e r U n i t _ L i n e < / C O 2 e P e r U n i t _ L i n e > - 
-             < C o n t r a c t L i n e N o > C o n t r a c t L i n e N o < / C o n t r a c t L i n e N o > - 
-             < C o n t r a c t N o > C o n t r a c t N o < / C o n t r a c t N o > - 
-             < D e s c r i p t i o n _ L i n e > D e s c r i p t i o n _ L i n e < / D e s c r i p t i o n _ L i n e > - 
-             < D e s c r i p t i o n _ L i n e _ L b l > D e s c r i p t i o n _ L i n e _ L b l < / D e s c r i p t i o n _ L i n e _ L b l > - 
-             < I t e m N o _ L i n e > I t e m N o _ L i n e < / I t e m N o _ L i n e > - 
-             < I t e m N o _ L i n e _ L b l > I t e m N o _ L i n e _ L b l < / I t e m N o _ L i n e _ L b l > - 
-             < I t e m R e f e r e n c e N o _ L i n e > I t e m R e f e r e n c e N o _ L i n e < / I t e m R e f e r e n c e N o _ L i n e > - 
-             < I t e m R e f e r e n c e N o _ L i n e _ L b l > I t e m R e f e r e n c e N o _ L i n e _ L b l < / I t e m R e f e r e n c e N o _ L i n e _ L b l > - 
-             < J o b N o > J o b N o < / J o b N o > - 
-             < J o b N o _ L b l > J o b N o _ L b l < / J o b N o _ L b l > - 
-             < J o b T a s k D e s c _ L b l > J o b T a s k D e s c _ L b l < / J o b T a s k D e s c _ L b l > - 
-             < J o b T a s k D e s c r i p t i o n > J o b T a s k D e s c r i p t i o n < / J o b T a s k D e s c r i p t i o n > - 
-             < J o b T a s k N o > J o b T a s k N o < / J o b T a s k N o > - 
-             < J o b T a s k N o _ L b l > J o b T a s k N o _ L b l < / J o b T a s k N o _ L b l > - 
-             < L i n e A m o u n t _ L i n e > L i n e A m o u n t _ L i n e < / L i n e A m o u n t _ L i n e > - 
-             < L i n e A m o u n t _ L i n e _ L b l > L i n e A m o u n t _ L i n e _ L b l < / L i n e A m o u n t _ L i n e _ L b l > - 
-             < L i n e D i s c o u n t P e r c e n t _ L i n e > L i n e D i s c o u n t P e r c e n t _ L i n e < / L i n e D i s c o u n t P e r c e n t _ L i n e > - 
-             < L i n e D i s c o u n t P e r c e n t T e x t _ L i n e > L i n e D i s c o u n t P e r c e n t T e x t _ L i n e < / L i n e D i s c o u n t P e r c e n t T e x t _ L i n e > - 
-             < L i n e N o _ L i n e > L i n e N o _ L i n e < / L i n e N o _ L i n e > - 
-             < P r i c e _ L b l > P r i c e _ L b l < / P r i c e _ L b l > - 
-             < P r i c e P e r _ L b l > P r i c e P e r _ L b l < / P r i c e P e r _ L b l > - 
-             < Q t y _ L b l > Q t y _ L b l < / Q t y _ L b l > - 
-             < Q u a n t i t y _ L i n e > Q u a n t i t y _ L i n e < / Q u a n t i t y _ L i n e > - 
-             < Q u a n t i t y _ L i n e _ L b l > Q u a n t i t y _ L i n e _ L b l < / Q u a n t i t y _ L i n e _ L b l > - 
-             < R e c u r r i n g B i l l i n g f r o m > R e c u r r i n g B i l l i n g f r o m < / R e c u r r i n g B i l l i n g f r o m > - 
-             < R e c u r r i n g B i l l i n g t o > R e c u r r i n g B i l l i n g t o < / R e c u r r i n g B i l l i n g t o > - 
-             < S h i p m e n t D a t e _ L i n e > S h i p m e n t D a t e _ L i n e < / S h i p m e n t D a t e _ L i n e > - 
-             < S h i p m e n t D a t e _ L i n e _ L b l > S h i p m e n t D a t e _ L i n e _ L b l < / S h i p m e n t D a t e _ L i n e _ L b l > - 
-             < T r a n s H e a d e r A m o u n t > T r a n s H e a d e r A m o u n t < / T r a n s H e a d e r A m o u n t > - 
-             < T y p e _ L i n e > T y p e _ L i n e < / T y p e _ L i n e > - 
-             < U n i t _ L b l > U n i t _ L b l < / U n i t _ L b l > - 
-             < U n i t O f M e a s u r e > U n i t O f M e a s u r e < / U n i t O f M e a s u r e > - 
-             < U n i t O f M e a s u r e _ L b l > U n i t O f M e a s u r e _ L b l < / U n i t O f M e a s u r e _ L b l > - 
-             < U n i t P r i c e > U n i t P r i c e < / U n i t P r i c e > - 
-             < U n i t P r i c e _ L b l > U n i t P r i c e _ L b l < / U n i t P r i c e _ L b l > - 
-             < V A T I d e n t i f i e r _ L i n e > V A T I d e n t i f i e r _ L i n e < / V A T I d e n t i f i e r _ L i n e > - 
-             < V A T I d e n t i f i e r _ L i n e _ L b l > V A T I d e n t i f i e r _ L i n e _ L b l < / V A T I d e n t i f i e r _ L i n e _ L b l > - 
-             < V A T P c t _ L i n e > V A T P c t _ L i n e < / V A T P c t _ L i n e > - 
-             < V A T P c t _ L i n e _ L b l > V A T P c t _ L i n e _ L b l < / V A T P c t _ L i n e _ L b l > - 
-             < S h i p m e n t L i n e > - 
-                 < D o c u m e n t N o _ S h i p m e n t L i n e > D o c u m e n t N o _ S h i p m e n t L i n e < / D o c u m e n t N o _ S h i p m e n t L i n e > - 
-                 < P o s t i n g D a t e _ S h i p m e n t L i n e > P o s t i n g D a t e _ S h i p m e n t L i n e < / P o s t i n g D a t e _ S h i p m e n t L i n e > - 
-                 < P o s t i n g D a t e _ S h i p m e n t L i n e _ L b l > P o s t i n g D a t e _ S h i p m e n t L i n e _ L b l < / P o s t i n g D a t e _ S h i p m e n t L i n e _ L b l > - 
-                 < Q u a n t i t y _ S h i p m e n t L i n e > Q u a n t i t y _ S h i p m e n t L i n e < / Q u a n t i t y _ S h i p m e n t L i n e > - 
-                 < Q u a n t i t y _ S h i p m e n t L i n e _ L b l > Q u a n t i t y _ S h i p m e n t L i n e _ L b l < / Q u a n t i t y _ S h i p m e n t L i n e _ L b l > - 
-             < / S h i p m e n t L i n e > - 
-             < A s s e m b l y L i n e > - 
-                 < D e s c r i p t i o n _ A s s e m b l y L i n e > D e s c r i p t i o n _ A s s e m b l y L i n e < / D e s c r i p t i o n _ A s s e m b l y L i n e > - 
-                 < L i n e N o _ A s s e m b l y L i n e > L i n e N o _ A s s e m b l y L i n e < / L i n e N o _ A s s e m b l y L i n e > - 
-                 < Q u a n t i t y _ A s s e m b l y L i n e > Q u a n t i t y _ A s s e m b l y L i n e < / Q u a n t i t y _ A s s e m b l y L i n e > - 
-                 < U n i t O f M e a s u r e _ A s s e m b l y L i n e > U n i t O f M e a s u r e _ A s s e m b l y L i n e < / U n i t O f M e a s u r e _ A s s e m b l y L i n e > - 
-                 < V a r i a n t C o d e _ A s s e m b l y L i n e > V a r i a n t C o d e _ A s s e m b l y L i n e < / V a r i a n t C o d e _ A s s e m b l y L i n e > - 
-             < / A s s e m b l y L i n e > - 
-         < / L i n e > - 
-         < W o r k D e s c r i p t i o n L i n e s > - 
-             < W o r k D e s c r i p t i o n L i n e > W o r k D e s c r i p t i o n L i n e < / W o r k D e s c r i p t i o n L i n e > - 
-             < W o r k D e s c r i p t i o n L i n e N u m b e r > W o r k D e s c r i p t i o n L i n e N u m b e r < / W o r k D e s c r i p t i o n L i n e N u m b e r > - 
-         < / W o r k D e s c r i p t i o n L i n e s > - 
-         < V A T A m o u n t L i n e > - 
-             < I n v o i c e D i s c o u n t A m o u n t _ V A T A m o u n t L i n e > I n v o i c e D i s c o u n t A m o u n t _ V A T A m o u n t L i n e < / I n v o i c e D i s c o u n t A m o u n t _ V A T A m o u n t L i n e > - 
-             < I n v o i c e D i s c o u n t A m o u n t _ V A T A m o u n t L i n e _ L b l > I n v o i c e D i s c o u n t A m o u n t _ V A T A m o u n t L i n e _ L b l < / I n v o i c e D i s c o u n t A m o u n t _ V A T A m o u n t L i n e _ L b l > - 
-             < I n v o i c e D i s c o u n t B a s e A m o u n t _ V A T A m o u n t L i n e > I n v o i c e D i s c o u n t B a s e A m o u n t _ V A T A m o u n t L i n e < / I n v o i c e D i s c o u n t B a s e A m o u n t _ V A T A m o u n t L i n e > - 
-             < I n v o i c e D i s c o u n t B a s e A m o u n t _ V A T A m o u n t L i n e _ L b l > I n v o i c e D i s c o u n t B a s e A m o u n t _ V A T A m o u n t L i n e _ L b l < / I n v o i c e D i s c o u n t B a s e A m o u n t _ V A T A m o u n t L i n e _ L b l > - 
-             < L i n e A m o u n t _ V a t A m o u n t L i n e > L i n e A m o u n t _ V a t A m o u n t L i n e < / L i n e A m o u n t _ V a t A m o u n t L i n e > - 
-             < L i n e A m o u n t _ V a t A m o u n t L i n e _ L b l > L i n e A m o u n t _ V a t A m o u n t L i n e _ L b l < / L i n e A m o u n t _ V a t A m o u n t L i n e _ L b l > - 
-             < N o O f V A T I d e n t i f i e r s > N o O f V A T I d e n t i f i e r s < / N o O f V A T I d e n t i f i e r s > - 
-             < V A T A m o u n t _ V a t A m o u n t L i n e > V A T A m o u n t _ V a t A m o u n t L i n e < / V A T A m o u n t _ V a t A m o u n t L i n e > - 
-             < V A T A m o u n t _ V a t A m o u n t L i n e _ L b l > V A T A m o u n t _ V a t A m o u n t L i n e _ L b l < / V A T A m o u n t _ V a t A m o u n t L i n e _ L b l > - 
-             < V A T A m o u n t L C Y _ V A T A m o u n t L i n e > V A T A m o u n t L C Y _ V A T A m o u n t L i n e < / V A T A m o u n t L C Y _ V A T A m o u n t L i n e > - 
-             < V A T A m o u n t L C Y _ V A T A m o u n t L i n e _ L b l > V A T A m o u n t L C Y _ V A T A m o u n t L i n e _ L b l < / V A T A m o u n t L C Y _ V A T A m o u n t L i n e _ L b l > - 
-             < V A T B a s e _ V a t A m o u n t L i n e > V A T B a s e _ V a t A m o u n t L i n e < / V A T B a s e _ V a t A m o u n t L i n e > - 
-             < V A T B a s e _ V a t A m o u n t L i n e _ L b l > V A T B a s e _ V a t A m o u n t L i n e _ L b l < / V A T B a s e _ V a t A m o u n t L i n e _ L b l > - 
-             < V A T B a s e L C Y _ V A T A m o u n t L i n e > V A T B a s e L C Y _ V A T A m o u n t L i n e < / V A T B a s e L C Y _ V A T A m o u n t L i n e > - 
-             < V A T B a s e L C Y _ V A T A m o u n t L i n e _ L b l > V A T B a s e L C Y _ V A T A m o u n t L i n e _ L b l < / V A T B a s e L C Y _ V A T A m o u n t L i n e _ L b l > - 
-             < V A T I d e n t i f i e r _ V a t A m o u n t L i n e > V A T I d e n t i f i e r _ V a t A m o u n t L i n e < / V A T I d e n t i f i e r _ V a t A m o u n t L i n e > - 
-             < V A T I d e n t i f i e r _ V a t A m o u n t L i n e _ L b l > V A T I d e n t i f i e r _ V a t A m o u n t L i n e _ L b l < / V A T I d e n t i f i e r _ V a t A m o u n t L i n e _ L b l > - 
-             < V A T P c t _ V a t A m o u n t L i n e > V A T P c t _ V a t A m o u n t L i n e < / V A T P c t _ V a t A m o u n t L i n e > - 
-             < V A T P c t _ V a t A m o u n t L i n e _ L b l > V A T P c t _ V a t A m o u n t L i n e _ L b l < / V A T P c t _ V a t A m o u n t L i n e _ L b l > - 
-         < / V A T A m o u n t L i n e > - 
-         < V A T C l a u s e L i n e > - 
-             < C o d e _ V A T C l a u s e L i n e > C o d e _ V A T C l a u s e L i n e < / C o d e _ V A T C l a u s e L i n e > - 
-             < C o d e _ V A T C l a u s e L i n e _ L b l > C o d e _ V A T C l a u s e L i n e _ L b l < / C o d e _ V A T C l a u s e L i n e _ L b l > - 
-             < D e s c r i p t i o n _ V A T C l a u s e L i n e > D e s c r i p t i o n _ V A T C l a u s e L i n e < / D e s c r i p t i o n _ V A T C l a u s e L i n e > - 
-             < D e s c r i p t i o n 2 _ V A T C l a u s e L i n e > D e s c r i p t i o n 2 _ V A T C l a u s e L i n e < / D e s c r i p t i o n 2 _ V A T C l a u s e L i n e > - 
-             < N o O f V A T C l a u s e s > N o O f V A T C l a u s e s < / N o O f V A T C l a u s e s > - 
-             < V A T A m o u n t _ V A T C l a u s e L i n e > V A T A m o u n t _ V A T C l a u s e L i n e < / V A T A m o u n t _ V A T C l a u s e L i n e > - 
-             < V A T C l a u s e s H e a d e r > V A T C l a u s e s H e a d e r < / V A T C l a u s e s H e a d e r > - 
-             < V A T I d e n t i f i e r _ V A T C l a u s e L i n e > V A T I d e n t i f i e r _ V A T C l a u s e L i n e < / V A T I d e n t i f i e r _ V A T C l a u s e L i n e > - 
-         < / V A T C l a u s e L i n e > - 
-         < R e p o r t T o t a l s L i n e > - 
-             < A m o u n t _ R e p o r t T o t a l s L i n e > A m o u n t _ R e p o r t T o t a l s L i n e < / A m o u n t _ R e p o r t T o t a l s L i n e > - 
-             < A m o u n t F o r m a t t e d _ R e p o r t T o t a l s L i n e > A m o u n t F o r m a t t e d _ R e p o r t T o t a l s L i n e < / A m o u n t F o r m a t t e d _ R e p o r t T o t a l s L i n e > - 
-             < D e s c r i p t i o n _ R e p o r t T o t a l s L i n e > D e s c r i p t i o n _ R e p o r t T o t a l s L i n e < / D e s c r i p t i o n _ R e p o r t T o t a l s L i n e > - 
-             < F o n t B o l d _ R e p o r t T o t a l s L i n e > F o n t B o l d _ R e p o r t T o t a l s L i n e < / F o n t B o l d _ R e p o r t T o t a l s L i n e > - 
-             < F o n t U n d e r l i n e _ R e p o r t T o t a l s L i n e > F o n t U n d e r l i n e _ R e p o r t T o t a l s L i n e < / F o n t U n d e r l i n e _ R e p o r t T o t a l s L i n e > - 
-         < / R e p o r t T o t a l s L i n e > - 
-         < C o n t r a c t B i l l i n g D e t a i l s M a p p i n g > - 
-             < C o n t r a c t B i l l i n g D e t a i l s C o n t r a c t N o L b l > C o n t r a c t B i l l i n g D e t a i l s C o n t r a c t N o L b l < / C o n t r a c t B i l l i n g D e t a i l s C o n t r a c t N o L b l > - 
-             < C o n t r a c t B i l l i n g D e t a i l s C u s t o m e r L b l > C o n t r a c t B i l l i n g D e t a i l s C u s t o m e r L b l < / C o n t r a c t B i l l i n g D e t a i l s C u s t o m e r L b l > - 
-             < C o n t r a c t B i l l i n g D e t a i l s P o s i t i o n D e s c r i p t i o n L b l > C o n t r a c t B i l l i n g D e t a i l s P o s i t i o n D e s c r i p t i o n L b l < / C o n t r a c t B i l l i n g D e t a i l s P o s i t i o n D e s c r i p t i o n L b l > - 
-             < C o n t r a c t B i l l i n g D e t a i l s P o s i t i o n N o L b l > C o n t r a c t B i l l i n g D e t a i l s P o s i t i o n N o L b l < / C o n t r a c t B i l l i n g D e t a i l s P o s i t i o n N o L b l > - 
-             < C o n t r a c t B i l l i n g D e t a i l s G r o u p i n g > - 
-                 < C o n t r a c t B i l l i n g D e t a i l s A m o u n t L b l > C o n t r a c t B i l l i n g D e t a i l s A m o u n t L b l < / C o n t r a c t B i l l i n g D e t a i l s A m o u n t L b l > - 
-                 < C o n t r a c t B i l l i n g D e t a i l s C o n t r a c t N o > C o n t r a c t B i l l i n g D e t a i l s C o n t r a c t N o < / C o n t r a c t B i l l i n g D e t a i l s C o n t r a c t N o > - 
-                 < C o n t r a c t B i l l i n g D e t a i l s C u r r e n c y C o d e L b l > C o n t r a c t B i l l i n g D e t a i l s C u r r e n c y C o d e L b l < / C o n t r a c t B i l l i n g D e t a i l s C u r r e n c y C o d e L b l > - 
-                 < C o n t r a c t B i l l i n g D e t a i l s C u s t o m e r N a m e > C o n t r a c t B i l l i n g D e t a i l s C u s t o m e r N a m e < / C o n t r a c t B i l l i n g D e t a i l s C u s t o m e r N a m e > - 
-                 < C o n t r a c t B i l l i n g D e t a i l s D a y s L b l > C o n t r a c t B i l l i n g D e t a i l s D a y s L b l < / C o n t r a c t B i l l i n g D e t a i l s D a y s L b l > - 
-                 < C o n t r a c t B i l l i n g D e t a i l s D e s c r i p t i o n L b l > C o n t r a c t B i l l i n g D e t a i l s D e s c r i p t i o n L b l < / C o n t r a c t B i l l i n g D e t a i l s D e s c r i p t i o n L b l > - 
-                 < C o n t r a c t B i l l i n g D e t a i l s D i s c o u n t A m o u n t L b l > C o n t r a c t B i l l i n g D e t a i l s D i s c o u n t A m o u n t L b l < / C o n t r a c t B i l l i n g D e t a i l s D i s c o u n t A m o u n t L b l > - 
-                 < C o n t r a c t B i l l i n g D e t a i l s D i s c o u n t P e r c e n t L b l > C o n t r a c t B i l l i n g D e t a i l s D i s c o u n t P e r c e n t L b l < / C o n t r a c t B i l l i n g D e t a i l s D i s c o u n t P e r c e n t L b l > - 
-                 < C o n t r a c t B i l l i n g D e t a i l s E n d D a t e L b l > C o n t r a c t B i l l i n g D e t a i l s E n d D a t e L b l < / C o n t r a c t B i l l i n g D e t a i l s E n d D a t e L b l > - 
-                 < C o n t r a c t B i l l i n g D e t a i l s P o s i t i o n D e s c r i p t i o n > C o n t r a c t B i l l i n g D e t a i l s P o s i t i o n D e s c r i p t i o n < / C o n t r a c t B i l l i n g D e t a i l s P o s i t i o n D e s c r i p t i o n > - 
-                 < C o n t r a c t B i l l i n g D e t a i l s P o s i t i o n N o > C o n t r a c t B i l l i n g D e t a i l s P o s i t i o n N o < / C o n t r a c t B i l l i n g D e t a i l s P o s i t i o n N o > - 
-                 < C o n t r a c t B i l l i n g D e t a i l s Q t y L b l > C o n t r a c t B i l l i n g D e t a i l s Q t y L b l < / C o n t r a c t B i l l i n g D e t a i l s Q t y L b l > - 
-                 < C o n t r a c t B i l l i n g D e t a i l s S a l e s P r i c e L b l > C o n t r a c t B i l l i n g D e t a i l s S a l e s P r i c e L b l < / C o n t r a c t B i l l i n g D e t a i l s S a l e s P r i c e L b l > - 
-                 < C o n t r a c t B i l l i n g D e t a i l s S t a r t D a t e L b l > C o n t r a c t B i l l i n g D e t a i l s S t a r t D a t e L b l < / C o n t r a c t B i l l i n g D e t a i l s S t a r t D a t e L b l > - 
-                 < C o n t r a c t B i l l i n g D e t a i l s > - 
-                     < C o n t r a c t B i l l i n g D e t a i l s B i l l i n g A m o u n t > C o n t r a c t B i l l i n g D e t a i l s B i l l i n g A m o u n t < / C o n t r a c t B i l l i n g D e t a i l s B i l l i n g A m o u n t > - 
-                     < C o n t r a c t B i l l i n g D e t a i l s B i l l i n g D i s c o u n t A m o u n t > C o n t r a c t B i l l i n g D e t a i l s B i l l i n g D i s c o u n t A m o u n t < / C o n t r a c t B i l l i n g D e t a i l s B i l l i n g D i s c o u n t A m o u n t > - 
-                     < C o n t r a c t B i l l i n g D e t a i l s C u r r e n c y C o d e > C o n t r a c t B i l l i n g D e t a i l s C u r r e n c y C o d e < / C o n t r a c t B i l l i n g D e t a i l s C u r r e n c y C o d e > - 
-                     < C o n t r a c t B i l l i n g D e t a i l s D a y s > C o n t r a c t B i l l i n g D e t a i l s D a y s < / C o n t r a c t B i l l i n g D e t a i l s D a y s > - 
-                     < C o n t r a c t B i l l i n g D e t a i l s D e s c r i p t i o n > C o n t r a c t B i l l i n g D e t a i l s D e s c r i p t i o n < / C o n t r a c t B i l l i n g D e t a i l s D e s c r i p t i o n > - 
-                     < C o n t r a c t B i l l i n g D e t a i l s D i s c o u n t P e r c e n t > C o n t r a c t B i l l i n g D e t a i l s D i s c o u n t P e r c e n t < / C o n t r a c t B i l l i n g D e t a i l s D i s c o u n t P e r c e n t > - 
-                     < C o n t r a c t B i l l i n g D e t a i l s E n d D a t e > C o n t r a c t B i l l i n g D e t a i l s E n d D a t e < / C o n t r a c t B i l l i n g D e t a i l s E n d D a t e > - 
-                     < C o n t r a c t B i l l i n g D e t a i l s Q u a n t i t y > C o n t r a c t B i l l i n g D e t a i l s Q u a n t i t y < / C o n t r a c t B i l l i n g D e t a i l s Q u a n t i t y > - 
-                     < C o n t r a c t B i l l i n g D e t a i l s S a l e s P r i c e > C o n t r a c t B i l l i n g D e t a i l s S a l e s P r i c e < / C o n t r a c t B i l l i n g D e t a i l s S a l e s P r i c e > - 
-                     < C o n t r a c t B i l l i n g D e t a i l s S t a r t D a t e > C o n t r a c t B i l l i n g D e t a i l s S t a r t D a t e < / C o n t r a c t B i l l i n g D e t a i l s S t a r t D a t e > - 
-                 < / C o n t r a c t B i l l i n g D e t a i l s > - 
-             < / C o n t r a c t B i l l i n g D e t a i l s G r o u p i n g > - 
-         < / C o n t r a c t B i l l i n g D e t a i l s M a p p i n g > - 
-         < L i n e F e e > - 
-             < L i n e F e e C a p t i o n T e x t > L i n e F e e C a p t i o n T e x t < / L i n e F e e C a p t i o n T e x t > - 
-         < / L i n e F e e > - 
-         < P a y m e n t R e p o r t i n g A r g u m e n t > - 
-             < P a y m e n t S e r v i c e L o g o / > - 
-             < P a y m e n t S e r v i c e L o g o _ U r l > P a y m e n t S e r v i c e L o g o _ U r l < / P a y m e n t S e r v i c e L o g o _ U r l > - 
-             < P a y m e n t S e r v i c e L o g o _ U r l T e x t > P a y m e n t S e r v i c e L o g o _ U r l T e x t < / P a y m e n t S e r v i c e L o g o _ U r l T e x t > - 
-             < P a y m e n t S e r v i c e T e x t _ U r l > P a y m e n t S e r v i c e T e x t _ U r l < / P a y m e n t S e r v i c e T e x t _ U r l > - 
-             < P a y m e n t S e r v i c e T e x t _ U r l T e x t > P a y m e n t S e r v i c e T e x t _ U r l T e x t < / P a y m e n t S e r v i c e T e x t _ U r l T e x t > - 
-         < / P a y m e n t R e p o r t i n g A r g u m e n t > - 
-         < L e f t H e a d e r > - 
-             < L e f t H e a d e r N a m e > L e f t H e a d e r N a m e < / L e f t H e a d e r N a m e > - 
-             < L e f t H e a d e r V a l u e > L e f t H e a d e r V a l u e < / L e f t H e a d e r V a l u e > - 
-         < / L e f t H e a d e r > - 
-         < R i g h t H e a d e r > - 
-             < R i g h t H e a d e r N a m e > R i g h t H e a d e r N a m e < / R i g h t H e a d e r N a m e > - 
-             < R i g h t H e a d e r V a l u e > R i g h t H e a d e r V a l u e < / R i g h t H e a d e r V a l u e > - 
-         < / R i g h t H e a d e r > - 
-         < L e t t e r T e x t > - 
-             < B o d y T e x t > B o d y T e x t < / B o d y T e x t > - 
-             < C l o s i n g T e x t > C l o s i n g T e x t < / C l o s i n g T e x t > - 
-             < G r e e t i n g T e x t > G r e e t i n g T e x t < / G r e e t i n g T e x t > - 
-             < P m t D i s c T e x t > P m t D i s c T e x t < / P m t D i s c T e x t > - 
-         < / L e t t e r T e x t > - 
-         < T o t a l s > - 
-             < C u r r e n c y C o d e > C u r r e n c y C o d e < / C u r r e n c y C o d e > - 
-             < C u r r e n c y S y m b o l > C u r r e n c y S y m b o l < / C u r r e n c y S y m b o l > - 
-             < T o t a l A m o u n t E x c l I n c l V A T > T o t a l A m o u n t E x c l I n c l V A T < / T o t a l A m o u n t E x c l I n c l V A T > - 
-             < T o t a l A m o u n t E x c l I n c l V A T T e x t > T o t a l A m o u n t E x c l I n c l V A T T e x t < / T o t a l A m o u n t E x c l I n c l V A T T e x t > - 
-             < T o t a l A m o u n t I n c l u d i n g V A T > T o t a l A m o u n t I n c l u d i n g V A T < / T o t a l A m o u n t I n c l u d i n g V A T > - 
-             < T o t a l C O 2 e > T o t a l C O 2 e < / T o t a l C O 2 e > - 
-             < T o t a l E x c l u d i n g V A T T e x t > T o t a l E x c l u d i n g V A T T e x t < / T o t a l E x c l u d i n g V A T T e x t > - 
-             < T o t a l I n c l u d i n g V A T T e x t > T o t a l I n c l u d i n g V A T T e x t < / T o t a l I n c l u d i n g V A T T e x t > - 
-             < T o t a l I n v o i c e D i s c o u n t A m o u n t > T o t a l I n v o i c e D i s c o u n t A m o u n t < / T o t a l I n v o i c e D i s c o u n t A m o u n t > - 
-             < T o t a l N e t A m o u n t > T o t a l N e t A m o u n t < / T o t a l N e t A m o u n t > - 
-             < T o t a l P a y m e n t D i s c o u n t O n V A T > T o t a l P a y m e n t D i s c o u n t O n V A T < / T o t a l P a y m e n t D i s c o u n t O n V A T > - 
-             < T o t a l S u b T o t a l > T o t a l S u b T o t a l < / T o t a l S u b T o t a l > - 
-             < T o t a l S u b T o t a l M i n u s I n v o i c e D i s c o u n t > T o t a l S u b T o t a l M i n u s I n v o i c e D i s c o u n t < / T o t a l S u b T o t a l M i n u s I n v o i c e D i s c o u n t > - 
-             < T o t a l T e x t > T o t a l T e x t < / T o t a l T e x t > - 
-             < T o t a l V A T A m o u n t > T o t a l V A T A m o u n t < / T o t a l V A T A m o u n t > - 
-             < T o t a l V A T A m o u n t L C Y > T o t a l V A T A m o u n t L C Y < / T o t a l V A T A m o u n t L C Y > - 
-             < T o t a l V A T A m o u n t O n V A T A m t L i n e > T o t a l V A T A m o u n t O n V A T A m t L i n e < / T o t a l V A T A m o u n t O n V A T A m t L i n e > - 
-             < T o t a l V A T A m o u n t T e x t > T o t a l V A T A m o u n t T e x t < / T o t a l V A T A m o u n t T e x t > - 
-             < T o t a l V A T B a s e L C Y > T o t a l V A T B a s e L C Y < / T o t a l V A T B a s e L C Y > - 
-             < T o t a l V A T B a s e O n V A T A m t L i n e > T o t a l V A T B a s e O n V A T A m t L i n e < / T o t a l V A T B a s e O n V A T A m t L i n e > - 
-         < / T o t a l s > - 
-     < / H e a d e r > - 
- < / N a v W o r d R e p o r t X m l P a r t > 
-</file>
-
-<file path=customXml/item5.xml>��< ? x m l   v e r s i o n = " 1 . 0 "   e n c o d i n g = " u t f - 1 6 " ? > < N a v W o r d R e p o r t X m l P a r t   x m l n s = " u r n : m i c r o s o f t - d y n a m i c s - b u s i n e s s c e n t r a l / i n t e r n a l / e x t e n d e d / r e p o r t s / S t a n d a r d _ S a l e s _ I n v o i c e / 1 3 0 6 / " > - 
-     < B C R e p o r t I n f o r m a t i o n > - 
-         < R e p o r t M e t a d a t a > - 
-             < E x t e n s i o n I d > E x t e n s i o n   I D < / E x t e n s i o n I d > - 
-             < E x t e n s i o n N a m e > E x t e n s i o n   N a m e < / E x t e n s i o n N a m e > - 
-             < E x t e n s i o n P u b l i s h e r > E x t e n s i o n   P u b l i s h e r < / E x t e n s i o n P u b l i s h e r > - 
-             < E x t e n s i o n V e r s i o n > E x t e n s i o n   V e r s i o n < / E x t e n s i o n V e r s i o n > - 
-             < R e p o r t I d > R e p o r t   I D < / R e p o r t I d > - 
-             < R e p o r t C a p t i o n > R e p o r t   C a p t i o n < / R e p o r t C a p t i o n > - 
-             < A b o u t T h i s R e p o r t T i t l e > A b o u t   T h i s   R e p o r t   T i t l e < / A b o u t T h i s R e p o r t T i t l e > - 
-             < A b o u t T h i s R e p o r t T e x t > A b o u t   T h i s   R e p o r t   T e x t < / A b o u t T h i s R e p o r t T e x t > - 
-             < R e p o r t H e l p L i n k > R e p o r t   H e l p   L i n k < / R e p o r t H e l p L i n k > - 
-         < / R e p o r t M e t a d a t a > - 
-         < R e p o r t R e q u e s t > - 
-             < T e n a n t E n t r a I d > T e n a n t   E n t r a   I d < / T e n a n t E n t r a I d > - 
-             < E n v i r o n m e n t N a m e > E n v i r o n m e n t   N a m e < / E n v i r o n m e n t N a m e > - 
-             < E n v i r o n m e n t T y p e > E n v i r o n m e n t   T y p e < / E n v i r o n m e n t T y p e > - 
-             < C o m p a n y N a m e > C o m p a n y   N a m e < / C o m p a n y N a m e > - 
-             < C o m p a n y D i s p l a y N a m e > C o m p a n y   D i s p l a y   N a m e < / C o m p a n y D i s p l a y N a m e > - 
-             < C o m p a n y I d > C o m p a n y   I D < / C o m p a n y I d > - 
-             < U s e r N a m e > U s e r   N a m e < / U s e r N a m e > - 
-             < D a t e A n d T i m e > D a t e   a n d   T i m e < / D a t e A n d T i m e > - 
-             < L a n g u a g e > L a n g u a g e < / L a n g u a g e > - 
-             < F o r m a t R e g i o n > F o r m a t   R e g i o n < / F o r m a t R e g i o n > - 
-             < D a t e T i m e V a l u e s > - 
-                 < Y e a r > Y e a r < / Y e a r > - 
-                 < M o n t h N u m b e r > M o n t h   N u m b e r < / M o n t h N u m b e r > - 
-                 < D a y N u m b e r > D a y   N u m b e r < / D a y N u m b e r > - 
-                 < H o u r > H o u r < / H o u r > - 
-                 < M i n u t e > M i n u t e < / M i n u t e > - 
-             < / D a t e T i m e V a l u e s > - 
-         < / R e p o r t R e q u e s t > - 
-     < / B C R e p o r t I n f o r m a t i o n > - 
-     < T o o l t i p s / > - 
-     < H e a d e r   E l e m e n t T y p e = " D a t a I t e m "   E l e m e n t I d = " 1 2 4 0 3 7 3 8 8 6 " > - 
-         < B i l l e d T o _ L b l   E l e m e n t T y p e = " C o l u m n "   E l e m e n t I d = " 1 7 4 5 4 4 9 0 7 9 "   D a t a T y p e = " T e x t C o n s t " > B i l l e d T o _ L b l < / B i l l e d T o _ L b l > - 
-         < B i l l T o C o n t a c t E m a i l   E l e m e n t T y p e = " C o l u m n "   E l e m e n t I d = " 3 3 5 8 2 7 8 9 5 "   D a t a T y p e = " T e x t " > B i l l T o C o n t a c t E m a i l < / B i l l T o C o n t a c t E m a i l > - 
-         < B i l l T o C o n t a c t E m a i l L b l   E l e m e n t T y p e = " C o l u m n "   E l e m e n t I d = " 2 9 6 4 7 8 3 6 5 "   D a t a T y p e = " T e x t C o n s t " > B i l l T o C o n t a c t E m a i l L b l < / B i l l T o C o n t a c t E m a i l L b l > - 
-         < B i l l T o C o n t a c t M o b i l e P h o n e N o   E l e m e n t T y p e = " C o l u m n "   E l e m e n t I d = " 2 4 8 4 8 8 6 9 6 "   D a t a T y p e = " T e x t " > B i l l T o C o n t a c t M o b i l e P h o n e N o < / B i l l T o C o n t a c t M o b i l e P h o n e N o > - 
-         < B i l l T o C o n t a c t M o b i l e P h o n e N o L b l   E l e m e n t T y p e = " C o l u m n "   E l e m e n t I d = " 2 7 6 3 1 1 3 3 8 "   D a t a T y p e = " T e x t C o n s t " > B i l l T o C o n t a c t M o b i l e P h o n e N o L b l < / B i l l T o C o n t a c t M o b i l e P h o n e N o L b l > - 
-         < B i l l T o C o n t a c t P h o n e N o   E l e m e n t T y p e = " C o l u m n "   E l e m e n t I d = " 3 6 2 4 7 7 4 8 8 "   D a t a T y p e = " T e x t " > B i l l T o C o n t a c t P h o n e N o < / B i l l T o C o n t a c t P h o n e N o > - 
-         < B i l l T o C o n t a c t P h o n e N o L b l   E l e m e n t T y p e = " C o l u m n "   E l e m e n t I d = " 2 1 2 3 3 4 5 9 6 6 "   D a t a T y p e = " T e x t C o n s t " > B i l l T o C o n t a c t P h o n e N o L b l < / B i l l T o C o n t a c t P h o n e N o L b l > - 
-         < B i l l t o C u s t o m e r N o _ L b l   E l e m e n t T y p e = " C o l u m n "   E l e m e n t I d = " 3 6 9 3 0 7 8 1 3 "   D a t a T y p e = " S t r i n g " > B i l l t o C u s t o m e r N o _ L b l < / B i l l t o C u s t o m e r N o _ L b l > - 
-         < B i l l t o C u s t u m e r N o   E l e m e n t T y p e = " C o l u m n "   E l e m e n t I d = " 2 8 0 4 7 3 0 5 8 "   D a t a T y p e = " C o d e " > B i l l t o C u s t u m e r N o < / B i l l t o C u s t u m e r N o > - 
-         < C h e c k s P a y a b l e _ L b l   E l e m e n t T y p e = " C o l u m n "   E l e m e n t I d = " 1 0 5 3 1 5 6 0 6 5 "   D a t a T y p e = " T e x t " > C h e c k s P a y a b l e _ L b l < / C h e c k s P a y a b l e _ L b l > - 
-         < C O 2 e P e r U n i t _ L b l   E l e m e n t T y p e = " C o l u m n "   E l e m e n t I d = " 6 0 8 7 4 6 8 0 2 "   D a t a T y p e = " T e x t " > C O 2 e P e r U n i t _ L b l < / C O 2 e P e r U n i t _ L b l > - 
-         < C o m p a n y A d d r e s s 1   E l e m e n t T y p e = " C o l u m n "   E l e m e n t I d = " 1 8 8 4 1 6 4 3 2 3 "   D a t a T y p e = " T e x t " > C o m p a n y A d d r e s s 1 < / C o m p a n y A d d r e s s 1 > - 
-         < C o m p a n y A d d r e s s 2   E l e m e n t T y p e = " C o l u m n "   E l e m e n t I d = " 1 2 4 6 4 6 7 7 0 6 "   D a t a T y p e = " T e x t " > C o m p a n y A d d r e s s 2 < / C o m p a n y A d d r e s s 2 > - 
-         < C o m p a n y A d d r e s s 3   E l e m e n t T y p e = " C o l u m n "   E l e m e n t I d = " 6 0 8 7 7 1 0 8 9 "   D a t a T y p e = " T e x t " > C o m p a n y A d d r e s s 3 < / C o m p a n y A d d r e s s 3 > - 
-         < C o m p a n y A d d r e s s 4   E l e m e n t T y p e = " C o l u m n "   E l e m e n t I d = " 7 7 7 6 8 0 1 1 2 "   D a t a T y p e = " T e x t " > C o m p a n y A d d r e s s 4 < / C o m p a n y A d d r e s s 4 > - 
-         < C o m p a n y A d d r e s s 5   E l e m e n t T y p e = " C o l u m n "   E l e m e n t I d = " 1 3 9 9 8 3 4 9 5 "   D a t a T y p e = " T e x t " > C o m p a n y A d d r e s s 5 < / C o m p a n y A d d r e s s 5 > - 
-         < C o m p a n y A d d r e s s 6   E l e m e n t T y p e = " C o l u m n "   E l e m e n t I d = " 4 9 7 7 1 3 1 2 2 "   D a t a T y p e = " T e x t " > C o m p a n y A d d r e s s 6 < / C o m p a n y A d d r e s s 6 > - 
-         < C o m p a n y A d d r e s s 7   E l e m e n t T y p e = " C o l u m n "   E l e m e n t I d = " 1 1 3 5 4 0 9 7 3 9 "   D a t a T y p e = " T e x t " > C o m p a n y A d d r e s s 7 < / C o m p a n y A d d r e s s 7 > - 
-         < C o m p a n y A d d r e s s 8   E l e m e n t T y p e = " C o l u m n "   E l e m e n t I d = " 1 7 1 5 2 5 5 3 0 0 "   D a t a T y p e = " T e x t " > C o m p a n y A d d r e s s 8 < / C o m p a n y A d d r e s s 8 > - 
-         < C o m p a n y B a n k A c c o u n t N o   E l e m e n t T y p e = " C o l u m n "   E l e m e n t I d = " 3 0 1 4 0 2 0 4 "   D a t a T y p e = " T e x t " > C o m p a n y B a n k A c c o u n t N o < / C o m p a n y B a n k A c c o u n t N o > - 
-         < C o m p a n y B a n k A c c o u n t N o _ L b l   E l e m e n t T y p e = " C o l u m n "   E l e m e n t I d = " 1 0 9 7 7 4 3 3 4 5 "   D a t a T y p e = " T e x t C o n s t " > C o m p a n y B a n k A c c o u n t N o _ L b l < / C o m p a n y B a n k A c c o u n t N o _ L b l > - 
-         < C o m p a n y B a n k B r a n c h N o   E l e m e n t T y p e = " C o l u m n "   E l e m e n t I d = " 7 9 3 1 3 3 0 5 7 "   D a t a T y p e = " T e x t " > C o m p a n y B a n k B r a n c h N o < / C o m p a n y B a n k B r a n c h N o > - 
-         < C o m p a n y B a n k B r a n c h N o _ L b l   E l e m e n t T y p e = " C o l u m n "   E l e m e n t I d = " 3 2 7 9 0 6 6 9 2 "   D a t a T y p e = " S t r i n g " > C o m p a n y B a n k B r a n c h N o _ L b l < / C o m p a n y B a n k B r a n c h N o _ L b l > - 
-         < C o m p a n y B a n k N a m e   E l e m e n t T y p e = " C o l u m n "   E l e m e n t I d = " 1 5 3 4 9 0 5 6 0 5 "   D a t a T y p e = " T e x t " > C o m p a n y B a n k N a m e < / C o m p a n y B a n k N a m e > - 
-         < C o m p a n y B a n k N a m e _ L b l   E l e m e n t T y p e = " C o l u m n "   E l e m e n t I d = " 1 2 0 4 3 0 7 0 1 4 "   D a t a T y p e = " T e x t C o n s t " > C o m p a n y B a n k N a m e _ L b l < / C o m p a n y B a n k N a m e _ L b l > - 
-         < C o m p a n y C u s t o m G i r o   E l e m e n t T y p e = " C o l u m n "   E l e m e n t I d = " 1 6 7 0 4 7 5 7 9 8 "   D a t a T y p e = " T e x t " > C o m p a n y C u s t o m G i r o < / C o m p a n y C u s t o m G i r o > - 
-         < C o m p a n y C u s t o m G i r o _ L b l   E l e m e n t T y p e = " C o l u m n "   E l e m e n t I d = " 8 9 1 4 3 9 6 2 5 "   D a t a T y p e = " T e x t " > C o m p a n y C u s t o m G i r o _ L b l < / C o m p a n y C u s t o m G i r o _ L b l > - 
-         < C o m p a n y E M a i l   E l e m e n t T y p e = " C o l u m n "   E l e m e n t I d = " 1 6 7 7 0 7 4 0 5 8 "   D a t a T y p e = " T e x t " > C o m p a n y E M a i l < / C o m p a n y E M a i l > - 
-         < C o m p a n y G i r o N o   E l e m e n t T y p e = " C o l u m n "   E l e m e n t I d = " 1 3 6 0 1 9 6 3 2 0 "   D a t a T y p e = " T e x t " > C o m p a n y G i r o N o < / C o m p a n y G i r o N o > - 
-         < C o m p a n y G i r o N o _ L b l   E l e m e n t T y p e = " C o l u m n "   E l e m e n t I d = " 8 6 1 6 0 2 1 1 5 "   D a t a T y p e = " T e x t C o n s t " > C o m p a n y G i r o N o _ L b l < / C o m p a n y G i r o N o _ L b l > - 
-         < C o m p a n y H o m e P a g e   E l e m e n t T y p e = " C o l u m n "   E l e m e n t I d = " 1 9 8 9 1 8 8 7 0 "   D a t a T y p e = " T e x t " > C o m p a n y H o m e P a g e < / C o m p a n y H o m e P a g e > - 
-         < C o m p a n y I B A N   E l e m e n t T y p e = " C o l u m n "   E l e m e n t I d = " 9 0 6 5 4 9 1 8 2 "   D a t a T y p e = " C o d e " > C o m p a n y I B A N < / C o m p a n y I B A N > - 
-         < C o m p a n y I B A N _ L b l   E l e m e n t T y p e = " C o l u m n "   E l e m e n t I d = " 1 2 6 7 9 5 2 2 2 7 "   D a t a T y p e = " S t r i n g " > C o m p a n y I B A N _ L b l < / C o m p a n y I B A N _ L b l > - 
-         < C o m p a n y L e g a l O f f i c e   E l e m e n t T y p e = " C o l u m n "   E l e m e n t I d = " 7 1 4 2 5 8 1 1 1 "   D a t a T y p e = " T e x t " > C o m p a n y L e g a l O f f i c e < / C o m p a n y L e g a l O f f i c e > - 
-         < C o m p a n y L e g a l O f f i c e _ L b l   E l e m e n t T y p e = " C o l u m n "   E l e m e n t I d = " 1 5 3 3 1 7 5 1 0 8 "   D a t a T y p e = " T e x t " > C o m p a n y L e g a l O f f i c e _ L b l < / C o m p a n y L e g a l O f f i c e _ L b l > - 
-         < C o m p a n y L e g a l S t a t e m e n t   E l e m e n t T y p e = " C o l u m n "   E l e m e n t I d = " 4 4 8 3 5 8 8 7 6 "   D a t a T y p e = " T e x t " > C o m p a n y L e g a l S t a t e m e n t < / C o m p a n y L e g a l S t a t e m e n t > - 
-         < C o m p a n y L o g o P o s i t i o n   E l e m e n t T y p e = " C o l u m n "   E l e m e n t I d = " 1 4 2 5 2 6 6 6 8 8 "   D a t a T y p e = " I n t e g e r " > C o m p a n y L o g o P o s i t i o n < / C o m p a n y L o g o P o s i t i o n > - 
-         < C o m p a n y P h o n e N o   E l e m e n t T y p e = " C o l u m n "   E l e m e n t I d = " 2 5 0 4 4 0 6 5 5 "   D a t a T y p e = " T e x t " > C o m p a n y P h o n e N o < / C o m p a n y P h o n e N o > - 
-         < C o m p a n y P h o n e N o _ L b l   E l e m e n t T y p e = " C o l u m n "   E l e m e n t I d = " 5 5 8 5 9 3 5 8 6 "   D a t a T y p e = " T e x t C o n s t " > C o m p a n y P h o n e N o _ L b l < / C o m p a n y P h o n e N o _ L b l > - 
-         < C o m p a n y P i c t u r e   E l e m e n t T y p e = " C o l u m n "   E l e m e n t I d = " 1 3 9 7 4 1 1 0 7 4 "   D a t a T y p e = " B L O B " / > - 
-         < C o m p a n y R e g i s t r a t i o n N u m b e r   E l e m e n t T y p e = " C o l u m n "   E l e m e n t I d = " 2 0 2 3 6 3 9 4 2 4 "   D a t a T y p e = " T e x t " > C o m p a n y R e g i s t r a t i o n N u m b e r < / C o m p a n y R e g i s t r a t i o n N u m b e r > - 
-         < C o m p a n y R e g i s t r a t i o n N u m b e r _ L b l   E l e m e n t T y p e = " C o l u m n "   E l e m e n t I d = " 1 8 3 3 1 0 6 6 5 3 "   D a t a T y p e = " T e x t " > C o m p a n y R e g i s t r a t i o n N u m b e r _ L b l < / C o m p a n y R e g i s t r a t i o n N u m b e r _ L b l > - 
-         < C o m p a n y S W I F T   E l e m e n t T y p e = " C o l u m n "   E l e m e n t I d = " 6 6 8 2 5 0 2 4 5 "   D a t a T y p e = " C o d e " > C o m p a n y S W I F T < / C o m p a n y S W I F T > - 
-         < C o m p a n y S W I F T _ L b l   E l e m e n t T y p e = " C o l u m n "   E l e m e n t I d = " 2 0 2 9 5 9 7 3 8 4 "   D a t a T y p e = " S t r i n g " > C o m p a n y S W I F T _ L b l < / C o m p a n y S W I F T _ L b l > - 
-         < C o m p a n y V A T R e g i s t r a t i o n N o   E l e m e n t T y p e = " C o l u m n "   E l e m e n t I d = " 1 9 1 4 0 1 3 6 4 9 "   D a t a T y p e = " T e x t " > C o m p a n y V A T R e g i s t r a t i o n N o < / C o m p a n y V A T R e g i s t r a t i o n N o > - 
-         < C o m p a n y V A T R e g i s t r a t i o n N o _ L b l   E l e m e n t T y p e = " C o l u m n "   E l e m e n t I d = " 9 2 4 5 0 3 1 2 4 "   D a t a T y p e = " T e x t " > C o m p a n y V A T R e g i s t r a t i o n N o _ L b l < / C o m p a n y V A T R e g i s t r a t i o n N o _ L b l > - 
-         < C o m p a n y V A T R e g N o   E l e m e n t T y p e = " C o l u m n "   E l e m e n t I d = " 1 7 1 4 3 1 9 3 6 "   D a t a T y p e = " T e x t " > C o m p a n y V A T R e g N o < / C o m p a n y V A T R e g N o > - 
-         < C o m p a n y V A T R e g N o _ L b l   E l e m e n t T y p e = " C o l u m n "   E l e m e n t I d = " 7 7 3 2 0 1 5 0 1 "   D a t a T y p e = " T e x t " > C o m p a n y V A T R e g N o _ L b l < / C o m p a n y V A T R e g N o _ L b l > - 
-         < C o n t a c t _ L b l   E l e m e n t T y p e = " C o l u m n "   E l e m e n t I d = " 1 1 5 5 0 9 4 7 5 2 "   D a t a T y p e = " T e x t " > C o n t a c t _ L b l < / C o n t a c t _ L b l > - 
-         < C o p y _ L b l   E l e m e n t T y p e = " C o l u m n "   E l e m e n t I d = " 6 0 4 7 8 2 7 8 1 "   D a t a T y p e = " T e x t C o n s t " > C o p y _ L b l < / C o p y _ L b l > - 
-         < C u s t o m e r A d d r e s s 1   E l e m e n t T y p e = " C o l u m n "   E l e m e n t I d = " 1 8 0 1 9 6 6 4 5 4 "   D a t a T y p e = " T e x t " > C u s t o m e r A d d r e s s 1 < / C u s t o m e r A d d r e s s 1 > - 
-         < C u s t o m e r A d d r e s s 2   E l e m e n t T y p e = " C o l u m n "   E l e m e n t I d = " 1 1 6 4 2 6 9 8 3 7 "   D a t a T y p e = " T e x t " > C u s t o m e r A d d r e s s 2 < / C u s t o m e r A d d r e s s 2 > - 
-         < C u s t o m e r A d d r e s s 3   E l e m e n t T y p e = " C o l u m n "   E l e m e n t I d = " 5 2 6 5 7 3 2 2 0 "   D a t a T y p e = " T e x t " > C u s t o m e r A d d r e s s 3 < / C u s t o m e r A d d r e s s 3 > - 
-         < C u s t o m e r A d d r e s s 4   E l e m e n t T y p e = " C o l u m n "   E l e m e n t I d = " 1 1 1 1 2 3 3 9 7 "   D a t a T y p e = " T e x t " > C u s t o m e r A d d r e s s 4 < / C u s t o m e r A d d r e s s 4 > - 
-         < C u s t o m e r A d d r e s s 5   E l e m e n t T y p e = " C o l u m n "   E l e m e n t I d = " 7 4 8 8 2 0 0 1 4 "   D a t a T y p e = " T e x t " > C u s t o m e r A d d r e s s 5 < / C u s t o m e r A d d r e s s 5 > - 
-         < C u s t o m e r A d d r e s s 6   E l e m e n t T y p e = " C o l u m n "   E l e m e n t I d = " 1 3 8 6 5 1 6 6 3 1 "   D a t a T y p e = " T e x t " > C u s t o m e r A d d r e s s 6 < / C u s t o m e r A d d r e s s 6 > - 
-         < C u s t o m e r A d d r e s s 7   E l e m e n t T y p e = " C o l u m n "   E l e m e n t I d = " 2 0 2 4 2 1 3 2 4 8 "   D a t a T y p e = " T e x t " > C u s t o m e r A d d r e s s 7 < / C u s t o m e r A d d r e s s 7 > - 
-         < C u s t o m e r A d d r e s s 8   E l e m e n t T y p e = " C o l u m n "   E l e m e n t I d = " 1 0 4 8 6 9 8 5 8 5 "   D a t a T y p e = " T e x t " > C u s t o m e r A d d r e s s 8 < / C u s t o m e r A d d r e s s 8 > - 
-         < C u s t o m e r P o s t a l B a r C o d e   E l e m e n t T y p e = " C o l u m n "   E l e m e n t I d = " 3 9 8 5 8 0 6 8 8 "   D a t a T y p e = " T e x t " > C u s t o m e r P o s t a l B a r C o d e < / C u s t o m e r P o s t a l B a r C o d e > - 
-         < D i s c l a i m e r _ L b l   E l e m e n t T y p e = " C o l u m n "   E l e m e n t I d = " 3 8 1 6 6 9 2 0 5 "   D a t a T y p e = " T e x t " > D i s c l a i m e r _ L b l < / D i s c l a i m e r _ L b l > - 
-         < D i s p l a y A d d i t i o n a l F e e N o t e   E l e m e n t T y p e = " C o l u m n "   E l e m e n t I d = " 1 9 3 1 7 6 6 6 8 8 "   D a t a T y p e = " B o o l e a n " > D i s p l a y A d d i t i o n a l F e e N o t e < / D i s p l a y A d d i t i o n a l F e e N o t e > - 
-         < D o c u m e n t D a t e   E l e m e n t T y p e = " C o l u m n "   E l e m e n t I d = " 5 5 2 8 7 1 9 1 4 "   D a t a T y p e = " S t r i n g " > D o c u m e n t D a t e < / D o c u m e n t D a t e > - 
-         < D o c u m e n t D a t e _ L b l   E l e m e n t T y p e = " C o l u m n "   E l e m e n t I d = " 1 0 2 6 4 9 4 8 3 "   D a t a T y p e = " S t r i n g " > D o c u m e n t D a t e _ L b l < / D o c u m e n t D a t e _ L b l > - 
-         < D o c u m e n t N o   E l e m e n t T y p e = " C o l u m n "   E l e m e n t I d = " 9 7 0 3 5 0 5 3 9 "   D a t a T y p e = " C o d e " > D o c u m e n t N o < / D o c u m e n t N o > - 
-         < D o c u m e n t N o _ L b l   E l e m e n t T y p e = " C o l u m n "   E l e m e n t I d = " 7 8 9 7 9 5 9 7 8 "   D a t a T y p e = " T e x t C o n s t " > D o c u m e n t N o _ L b l < / D o c u m e n t N o _ L b l > - 
-         < D o c u m e n t T i t l e _ L b l   E l e m e n t T y p e = " C o l u m n "   E l e m e n t I d = " 8 5 8 4 2 3 9 2 9 "   D a t a T y p e = " T e x t " > D o c u m e n t T i t l e _ L b l < / D o c u m e n t T i t l e _ L b l > - 
-         < D u e D a t e   E l e m e n t T y p e = " C o l u m n "   E l e m e n t I d = " 7 4 5 1 7 0 2 0 3 "   D a t a T y p e = " S t r i n g " > D u e D a t e < / D u e D a t e > - 
-         < D u e D a t e _ L b l   E l e m e n t T y p e = " C o l u m n "   E l e m e n t I d = " 1 6 4 8 2 8 4 6 4 8 "   D a t a T y p e = " S t r i n g " > D u e D a t e _ L b l < / D u e D a t e _ L b l > - 
-         < E M a i l _ H e a d e r _ L b l   E l e m e n t T y p e = " C o l u m n "   E l e m e n t I d = " 5 1 3 1 7 0 8 0 4 "   D a t a T y p e = " T e x t C o n s t " > E M a i l _ H e a d e r _ L b l < / E M a i l _ H e a d e r _ L b l > - 
-         < E x c h a n g e R a t e A s T e x t   E l e m e n t T y p e = " C o l u m n "   E l e m e n t I d = " 5 9 2 9 5 5 8 4 5 "   D a t a T y p e = " T e x t " > E x c h a n g e R a t e A s T e x t < / E x c h a n g e R a t e A s T e x t > - 
-         < E x t e r n a l D o c u m e n t N o   E l e m e n t T y p e = " C o l u m n "   E l e m e n t I d = " 7 3 3 9 5 3 9 6 6 "   D a t a T y p e = " C o d e " > E x t e r n a l D o c u m e n t N o < / E x t e r n a l D o c u m e n t N o > - 
-         < E x t e r n a l D o c u m e n t N o _ L b l   E l e m e n t T y p e = " C o l u m n "   E l e m e n t I d = " 4 2 3 3 1 2 2 6 9 "   D a t a T y p e = " S t r i n g " > E x t e r n a l D o c u m e n t N o _ L b l < / E x t e r n a l D o c u m e n t N o _ L b l > - 
-         < F r o m _ L b l   E l e m e n t T y p e = " C o l u m n "   E l e m e n t I d = " 4 8 5 4 2 6 1 3 8 "   D a t a T y p e = " T e x t C o n s t " > F r o m _ L b l < / F r o m _ L b l > - 
-         < G l o b a l L o c a t i o n N u m b e r   E l e m e n t T y p e = " C o l u m n "   E l e m e n t I d = " 1 5 0 0 3 7 2 8 0 0 "   D a t a T y p e = " T e x t " > G l o b a l L o c a t i o n N u m b e r < / G l o b a l L o c a t i o n N u m b e r > - 
-         < G l o b a l L o c a t i o n N u m b e r _ L b l   E l e m e n t T y p e = " C o l u m n "   E l e m e n t I d = " 1 7 5 0 9 1 3 8 9 1 "   D a t a T y p e = " T e x t " > G l o b a l L o c a t i o n N u m b e r _ L b l < / G l o b a l L o c a t i o n N u m b e r _ L b l > - 
-         < H o m e P a g e _ H e a d e r _ L b l   E l e m e n t T y p e = " C o l u m n "   E l e m e n t I d = " 1 8 7 9 7 2 5 0 8 4 "   D a t a T y p e = " T e x t C o n s t " > H o m e P a g e _ H e a d e r _ L b l < / H o m e P a g e _ H e a d e r _ L b l > - 
-         < I n v o i c e D i s c o u n t A m o u n t _ L b l   E l e m e n t T y p e = " C o l u m n "   E l e m e n t I d = " 1 5 9 3 0 1 2 7 3 6 "   D a t a T y p e = " T e x t C o n s t " > I n v o i c e D i s c o u n t A m o u n t _ L b l < / I n v o i c e D i s c o u n t A m o u n t _ L b l > - 
-         < I n v o i c e D i s c o u n t B a s e A m o u n t _ L b l   E l e m e n t T y p e = " C o l u m n "   E l e m e n t I d = " 2 0 2 9 2 6 6 8 7 5 "   D a t a T y p e = " T e x t C o n s t " > I n v o i c e D i s c o u n t B a s e A m o u n t _ L b l < / I n v o i c e D i s c o u n t B a s e A m o u n t _ L b l > - 
-         < L e g a l E n t i t y T y p e   E l e m e n t T y p e = " C o l u m n "   E l e m e n t I d = " 2 0 5 1 8 7 3 5 6 3 "   D a t a T y p e = " T e x t " > L e g a l E n t i t y T y p e < / L e g a l E n t i t y T y p e > - 
-         < L e g a l E n t i t y T y p e _ L b l   E l e m e n t T y p e = " C o l u m n "   E l e m e n t I d = " 2 0 8 0 2 2 4 7 9 2 "   D a t a T y p e = " T e x t " > L e g a l E n t i t y T y p e _ L b l < / L e g a l E n t i t y T y p e _ L b l > - 
-         < L i n e A m o u n t A f t e r I n v o i c e D i s c o u n t _ L b l   E l e m e n t T y p e = " C o l u m n "   E l e m e n t I d = " 6 7 3 7 2 1 0 9 4 "   D a t a T y p e = " T e x t C o n s t " > L i n e A m o u n t A f t e r I n v o i c e D i s c o u n t _ L b l < / L i n e A m o u n t A f t e r I n v o i c e D i s c o u n t _ L b l > - 
-         < L o c a l C u r r e n c y _ L b l   E l e m e n t T y p e = " C o l u m n "   E l e m e n t I d = " 1 5 5 9 6 9 3 4 2 2 "   D a t a T y p e = " T e x t C o n s t " > L o c a l C u r r e n c y _ L b l < / L o c a l C u r r e n c y _ L b l > - 
-         < O r d e r N o   E l e m e n t T y p e = " C o l u m n "   E l e m e n t I d = " 1 4 6 6 4 7 3 8 8 6 "   D a t a T y p e = " C o d e " > O r d e r N o < / O r d e r N o > - 
-         < O r d e r N o _ L b l   E l e m e n t T y p e = " C o l u m n "   E l e m e n t I d = " 1 9 9 1 0 6 2 5 2 9 "   D a t a T y p e = " S t r i n g " > O r d e r N o _ L b l < / O r d e r N o _ L b l > - 
-         < P a c k a g e T r a c k i n g N o   E l e m e n t T y p e = " C o l u m n "   E l e m e n t I d = " 1 2 4 4 8 2 6 1 5 9 "   D a t a T y p e = " T e x t " > P a c k a g e T r a c k i n g N o < / P a c k a g e T r a c k i n g N o > - 
-         < P a c k a g e T r a c k i n g N o _ L b l   E l e m e n t T y p e = " C o l u m n "   E l e m e n t I d = " 2 1 9 3 5 6 7 5 6 "   D a t a T y p e = " S t r i n g " > P a c k a g e T r a c k i n g N o _ L b l < / P a c k a g e T r a c k i n g N o _ L b l > - 
-         < P a g e _ L b l   E l e m e n t T y p e = " C o l u m n "   E l e m e n t I d = " 6 8 0 6 4 8 0 9 1 "   D a t a T y p e = " T e x t C o n s t " > P a g e _ L b l < / P a g e _ L b l > - 
-         < P a y m e n t I n s t r u c t i o n s _ T x t   E l e m e n t T y p e = " C o l u m n "   E l e m e n t I d = " 1 8 7 2 0 8 8 3 "   D a t a T y p e = " T e x t " > P a y m e n t I n s t r u c t i o n s _ T x t < / P a y m e n t I n s t r u c t i o n s _ T x t > - 
-         < P a y m e n t M e t h o d D e s c r i p t i o n   E l e m e n t T y p e = " C o l u m n "   E l e m e n t I d = " 5 8 5 7 5 7 9 7 4 "   D a t a T y p e = " T e x t " > P a y m e n t M e t h o d D e s c r i p t i o n < / P a y m e n t M e t h o d D e s c r i p t i o n > - 
-         < P a y m e n t M e t h o d D e s c r i p t i o n _ L b l   E l e m e n t T y p e = " C o l u m n "   E l e m e n t I d = " 7 9 7 1 1 7 3 2 3 "   D a t a T y p e = " T e x t C o n s t " > P a y m e n t M e t h o d D e s c r i p t i o n _ L b l < / P a y m e n t M e t h o d D e s c r i p t i o n _ L b l > - 
-         < P a y m e n t R e f e r e n c e   E l e m e n t T y p e = " C o l u m n "   E l e m e n t I d = " 3 3 5 4 9 7 0 1 2 "   D a t a T y p e = " T e x t " > P a y m e n t R e f e r e n c e < / P a y m e n t R e f e r e n c e > - 
-         < P a y m e n t R e f e r e n c e _ L b l   E l e m e n t T y p e = " C o l u m n "   E l e m e n t I d = " 8 6 4 7 4 2 0 3 3 "   D a t a T y p e = " T e x t " > P a y m e n t R e f e r e n c e _ L b l < / P a y m e n t R e f e r e n c e _ L b l > - 
-         < P a y m e n t T e r m s D e s c r i p t i o n   E l e m e n t T y p e = " C o l u m n "   E l e m e n t I d = " 2 0 3 8 7 4 2 7 0 0 "   D a t a T y p e = " T e x t " > P a y m e n t T e r m s D e s c r i p t i o n < / P a y m e n t T e r m s D e s c r i p t i o n > - 
-         < P a y m e n t T e r m s D e s c r i p t i o n _ L b l   E l e m e n t T y p e = " C o l u m n "   E l e m e n t I d = " 1 8 7 4 4 9 4 3 2 1 "   D a t a T y p e = " T e x t C o n s t " > P a y m e n t T e r m s D e s c r i p t i o n _ L b l < / P a y m e n t T e r m s D e s c r i p t i o n _ L b l > - 
-         < P r i c e s I n c l u d i n g V A T   E l e m e n t T y p e = " C o l u m n "   E l e m e n t I d = " 5 1 8 8 1 7 1 6 7 "   D a t a T y p e = " B o o l e a n " > P r i c e s I n c l u d i n g V A T < / P r i c e s I n c l u d i n g V A T > - 
-         < P r i c e s I n c l u d i n g V A T _ L b l   E l e m e n t T y p e = " C o l u m n "   E l e m e n t I d = " 1 3 7 7 9 7 9 4 4 4 "   D a t a T y p e = " S t r i n g " > P r i c e s I n c l u d i n g V A T _ L b l < / P r i c e s I n c l u d i n g V A T _ L b l > - 
-         < P r i c e s I n c l u d i n g V A T Y e s N o   E l e m e n t T y p e = " C o l u m n "   E l e m e n t I d = " 1 4 1 1 1 4 7 5 9 9 "   D a t a T y p e = " S t r i n g " > P r i c e s I n c l u d i n g V A T Y e s N o < / P r i c e s I n c l u d i n g V A T Y e s N o > - 
-         < Q R _ C o d e _ I m a g e   E l e m e n t T y p e = " C o l u m n "   E l e m e n t I d = " 2 0 7 9 6 8 0 8 3 6 "   D a t a T y p e = " M e d i a S e t " > Q R _ C o d e _ I m a g e < / Q R _ C o d e _ I m a g e > - 
-         < Q R _ C o d e _ I m a g e _ L b l   E l e m e n t T y p e = " C o l u m n "   E l e m e n t I d = " 1 2 2 9 4 4 6 0 7 "   D a t a T y p e = " S t r i n g " > Q R _ C o d e _ I m a g e _ L b l < / Q R _ C o d e _ I m a g e _ L b l > - 
-         < Q u e s t i o n s _ L b l   E l e m e n t T y p e = " C o l u m n "   E l e m e n t I d = " 2 0 7 0 8 9 0 0 1 9 "   D a t a T y p e = " T e x t C o n s t " > Q u e s t i o n s _ L b l < / Q u e s t i o n s _ L b l > - 
-         < R e c u r r i n g B i l l i n g   E l e m e n t T y p e = " C o l u m n "   E l e m e n t I d = " 4 8 0 8 6 9 9 3 "   D a t a T y p e = " B o o l e a n " > R e c u r r i n g B i l l i n g < / R e c u r r i n g B i l l i n g > - 
-         < R e m a i n i n g A m o u n t   E l e m e n t T y p e = " C o l u m n "   E l e m e n t I d = " 3 5 3 2 6 4 1 3 1 "   D a t a T y p e = " D e c i m a l " > R e m a i n i n g A m o u n t < / R e m a i n i n g A m o u n t > - 
-         < R e m a i n i n g A m o u n t T e x t   E l e m e n t T y p e = " C o l u m n "   E l e m e n t I d = " 1 8 1 3 6 1 2 0 "   D a t a T y p e = " T e x t " > R e m a i n i n g A m o u n t T e x t < / R e m a i n i n g A m o u n t T e x t > - 
-         < S a l e s I n v o i c e L i n e D i s c o u n t _ L b l   E l e m e n t T y p e = " C o l u m n "   E l e m e n t I d = " 6 6 4 6 0 1 5 8 2 "   D a t a T y p e = " T e x t C o n s t " > S a l e s I n v o i c e L i n e D i s c o u n t _ L b l < / S a l e s I n v o i c e L i n e D i s c o u n t _ L b l > - 
-         < S a l e s P e r s o n _ L b l   E l e m e n t T y p e = " C o l u m n "   E l e m e n t I d = " 1 5 6 4 1 9 6 3 6 5 "   D a t a T y p e = " T e x t C o n s t " > S a l e s P e r s o n _ L b l < / S a l e s P e r s o n _ L b l > - 
-         < S a l e s P e r s o n B l a n k _ L b l   E l e m e n t T y p e = " C o l u m n "   E l e m e n t I d = " 6 5 4 6 2 4 6 0 1 "   D a t a T y p e = " T e x t " > S a l e s P e r s o n B l a n k _ L b l < / S a l e s P e r s o n B l a n k _ L b l > - 
-         < S a l e s P e r s o n N a m e   E l e m e n t T y p e = " C o l u m n "   E l e m e n t I d = " 8 7 1 4 9 2 9 8 3 "   D a t a T y p e = " T e x t " > S a l e s P e r s o n N a m e < / S a l e s P e r s o n N a m e > - 
-         < S e l l T o C o n t a c t E m a i l   E l e m e n t T y p e = " C o l u m n "   E l e m e n t I d = " 2 6 2 8 2 4 5 6 4 "   D a t a T y p e = " T e x t " > S e l l T o C o n t a c t E m a i l < / S e l l T o C o n t a c t E m a i l > - 
-         < S e l l T o C o n t a c t E m a i l L b l   E l e m e n t T y p e = " C o l u m n "   E l e m e n t I d = " 3 7 0 9 2 0 3 7 4 "   D a t a T y p e = " T e x t C o n s t " > S e l l T o C o n t a c t E m a i l L b l < / S e l l T o C o n t a c t E m a i l L b l > - 
-         < S e l l T o C o n t a c t M o b i l e P h o n e N o   E l e m e n t T y p e = " C o l u m n "   E l e m e n t I d = " 1 8 4 3 5 8 7 4 7 "   D a t a T y p e = " T e x t " > S e l l T o C o n t a c t M o b i l e P h o n e N o < / S e l l T o C o n t a c t M o b i l e P h o n e N o > - 
-         < S e l l T o C o n t a c t M o b i l e P h o n e N o L b l   E l e m e n t T y p e = " C o l u m n "   E l e m e n t I d = " 1 4 5 7 5 2 8 4 1 7 "   D a t a T y p e = " T e x t C o n s t " > S e l l T o C o n t a c t M o b i l e P h o n e N o L b l < / S e l l T o C o n t a c t M o b i l e P h o n e N o L b l > - 
-         < S e l l T o C o n t a c t P h o n e N o   E l e m e n t T y p e = " C o l u m n "   E l e m e n t I d = " 1 6 1 3 8 2 2 4 8 3 "   D a t a T y p e = " T e x t " > S e l l T o C o n t a c t P h o n e N o < / S e l l T o C o n t a c t P h o n e N o > - 
-         < S e l l T o C o n t a c t P h o n e N o L b l   E l e m e n t T y p e = " C o l u m n "   E l e m e n t I d = " 1 0 5 0 6 8 6 8 0 9 "   D a t a T y p e = " T e x t C o n s t " > S e l l T o C o n t a c t P h o n e N o L b l < / S e l l T o C o n t a c t P h o n e N o L b l > - 
-         < S e l l t o C u s t o m e r N o   E l e m e n t T y p e = " C o l u m n "   E l e m e n t I d = " 2 0 5 0 6 4 7 3 4 9 "   D a t a T y p e = " C o d e " > S e l l t o C u s t o m e r N o < / S e l l t o C u s t o m e r N o > - 
-         < S e l l t o C u s t o m e r N o _ L b l   E l e m e n t T y p e = " C o l u m n "   E l e m e n t I d = " 2 9 8 3 8 1 5 1 2 "   D a t a T y p e = " S t r i n g " > S e l l t o C u s t o m e r N o _ L b l < / S e l l t o C u s t o m e r N o _ L b l > - 
-         < S e l l T o F a x N o   E l e m e n t T y p e = " C o l u m n "   E l e m e n t I d = " 8 6 0 8 2 8 4 3 4 "   D a t a T y p e = " T e x t " > S e l l T o F a x N o < / S e l l T o F a x N o > - 
-         < S e l l T o P h o n e N o   E l e m e n t T y p e = " C o l u m n "   E l e m e n t I d = " 7 5 1 9 3 1 8 4 3 "   D a t a T y p e = " T e x t " > S e l l T o P h o n e N o < / S e l l T o P h o n e N o > - 
-         < S h i p m e n t _ L b l   E l e m e n t T y p e = " C o l u m n "   E l e m e n t I d = " 2 0 8 5 7 6 7 1 2 0 "   D a t a T y p e = " T e x t C o n s t " > S h i p m e n t _ L b l < / S h i p m e n t _ L b l > - 
-         < S h i p m e n t D a t e   E l e m e n t T y p e = " C o l u m n "   E l e m e n t I d = " 9 3 1 1 1 1 4 6 5 "   D a t a T y p e = " S t r i n g " > S h i p m e n t D a t e < / S h i p m e n t D a t e > - 
-         < S h i p m e n t D a t e _ L b l   E l e m e n t T y p e = " C o l u m n "   E l e m e n t I d = " 6 1 4 4 0 0 3 6 4 "   D a t a T y p e = " S t r i n g " > S h i p m e n t D a t e _ L b l < / S h i p m e n t D a t e _ L b l > - 
-         < S h i p m e n t M e t h o d D e s c r i p t i o n   E l e m e n t T y p e = " C o l u m n "   E l e m e n t I d = " 2 0 5 9 4 0 3 2 6 0 "   D a t a T y p e = " T e x t " > S h i p m e n t M e t h o d D e s c r i p t i o n < / S h i p m e n t M e t h o d D e s c r i p t i o n > - 
-         < S h i p m e n t M e t h o d D e s c r i p t i o n _ L b l   E l e m e n t T y p e = " C o l u m n "   E l e m e n t I d = " 1 1 7 9 9 7 8 4 6 5 "   D a t a T y p e = " T e x t C o n s t " > S h i p m e n t M e t h o d D e s c r i p t i o n _ L b l < / S h i p m e n t M e t h o d D e s c r i p t i o n _ L b l > - 
-         < S h i p p i n g A g e n t C o d e   E l e m e n t T y p e = " C o l u m n "   E l e m e n t I d = " 1 6 7 0 1 5 5 2 6 9 "   D a t a T y p e = " C o d e " > S h i p p i n g A g e n t C o d e < / S h i p p i n g A g e n t C o d e > - 
-         < S h i p p i n g A g e n t C o d e _ L b l   E l e m e n t T y p e = " C o l u m n "   E l e m e n t I d = " 1 1 5 3 2 0 1 3 4 "   D a t a T y p e = " S t r i n g " > S h i p p i n g A g e n t C o d e _ L b l < / S h i p p i n g A g e n t C o d e _ L b l > - 
-         < S h i p T o A d d r e s s _ L b l   E l e m e n t T y p e = " C o l u m n "   E l e m e n t I d = " 1 6 5 0 5 0 5 0 1 7 "   D a t a T y p e = " T e x t C o n s t " > S h i p T o A d d r e s s _ L b l < / S h i p T o A d d r e s s _ L b l > - 
-         < S h i p T o A d d r e s s 1   E l e m e n t T y p e = " C o l u m n "   E l e m e n t I d = " 1 3 5 7 6 7 2 8 6 1 "   D a t a T y p e = " T e x t " > S h i p T o A d d r e s s 1 < / S h i p T o A d d r e s s 1 > - 
-         < S h i p T o A d d r e s s 2   E l e m e n t T y p e = " C o l u m n "   E l e m e n t I d = " 1 0 2 4 2 0 4 5 8 4 "   D a t a T y p e = " T e x t " > S h i p T o A d d r e s s 2 < / S h i p T o A d d r e s s 2 > - 
-         < S h i p T o A d d r e s s 3   E l e m e n t T y p e = " C o l u m n "   E l e m e n t I d = " 1 6 6 1 9 0 1 2 0 1 "   D a t a T y p e = " T e x t " > S h i p T o A d d r e s s 3 < / S h i p T o A d d r e s s 3 > - 
-         < S h i p T o A d d r e s s 4   E l e m e n t T y p e = " C o l u m n "   E l e m e n t I d = " 5 5 5 4 1 6 9 9 0 "   D a t a T y p e = " T e x t " > S h i p T o A d d r e s s 4 < / S h i p T o A d d r e s s 4 > - 
-         < S h i p T o A d d r e s s 5   E l e m e n t T y p e = " C o l u m n "   E l e m e n t I d = " 1 1 9 3 1 1 3 6 0 7 "   D a t a T y p e = " T e x t " > S h i p T o A d d r e s s 5 < / S h i p T o A d d r e s s 5 > - 
-         < S h i p T o A d d r e s s 6   E l e m e n t T y p e = " C o l u m n "   E l e m e n t I d = " 7 1 9 9 7 6 2 4 4 "   D a t a T y p e = " T e x t " > S h i p T o A d d r e s s 6 < / S h i p T o A d d r e s s 6 > - 
-         < S h i p T o A d d r e s s 7   E l e m e n t T y p e = " C o l u m n "   E l e m e n t I d = " 8 2 2 7 9 6 2 7 "   D a t a T y p e = " T e x t " > S h i p T o A d d r e s s 7 < / S h i p T o A d d r e s s 7 > - 
-         < S h i p T o A d d r e s s 8   E l e m e n t T y p e = " C o l u m n "   E l e m e n t I d = " 1 4 9 2 9 9 2 1 7 8 "   D a t a T y p e = " T e x t " > S h i p T o A d d r e s s 8 < / S h i p T o A d d r e s s 8 > - 
-         < S h i p T o P h o n e N o   E l e m e n t T y p e = " C o l u m n "   E l e m e n t I d = " 3 6 9 7 0 2 2 5 5 "   D a t a T y p e = " T e x t " > S h i p T o P h o n e N o < / S h i p T o P h o n e N o > - 
-         < S h o w S h i p p i n g A d d r e s s   E l e m e n t T y p e = " C o l u m n "   E l e m e n t I d = " 1 1 2 0 0 7 1 2 6 6 "   D a t a T y p e = " B o o l e a n " > S h o w S h i p p i n g A d d r e s s < / S h o w S h i p p i n g A d d r e s s > - 
-         < S h o w W o r k D e s c r i p t i o n   E l e m e n t T y p e = " C o l u m n "   E l e m e n t I d = " 7 8 5 4 6 8 8 6 5 "   D a t a T y p e = " B o o l e a n " > S h o w W o r k D e s c r i p t i o n < / S h o w W o r k D e s c r i p t i o n > - 
-         < S u b t o t a l _ L b l   E l e m e n t T y p e = " C o l u m n "   E l e m e n t I d = " 1 9 6 7 7 9 5 1 4 2 "   D a t a T y p e = " T e x t C o n s t " > S u b t o t a l _ L b l < / S u b t o t a l _ L b l > - 
-         < T h a n k s _ L b l   E l e m e n t T y p e = " C o l u m n "   E l e m e n t I d = " 2 1 0 3 3 0 5 5 2 5 "   D a t a T y p e = " T e x t C o n s t " > T h a n k s _ L b l < / T h a n k s _ L b l > - 
-         < T o t a l _ L b l   E l e m e n t T y p e = " C o l u m n "   E l e m e n t I d = " 1 2 1 0 1 0 0 8 7 8 "   D a t a T y p e = " T e x t C o n s t " > T o t a l _ L b l < / T o t a l _ L b l > - 
-         < T o t a l C O 2 e _ L b l   E l e m e n t T y p e = " C o l u m n "   E l e m e n t I d = " 1 0 3 0 5 9 5 2 5 5 "   D a t a T y p e = " T e x t " > T o t a l C O 2 e _ L b l < / T o t a l C O 2 e _ L b l > - 
-         < V A T A m o u n t _ L b l   E l e m e n t T y p e = " C o l u m n "   E l e m e n t I d = " 1 0 9 4 6 5 7 2 9 "   D a t a T y p e = " T e x t C o n s t " > V A T A m o u n t _ L b l < / V A T A m o u n t _ L b l > - 
-         < V A T A m o u n t S p e c i f i c a t i o n _ L b l   E l e m e n t T y p e = " C o l u m n "   E l e m e n t I d = " 8 7 8 7 0 6 8 4 6 "   D a t a T y p e = " T e x t C o n s t " > V A T A m o u n t S p e c i f i c a t i o n _ L b l < / V A T A m o u n t S p e c i f i c a t i o n _ L b l > - 
-         < V A T B a s e _ L b l   E l e m e n t T y p e = " C o l u m n "   E l e m e n t I d = " 1 8 6 6 1 5 8 2 7 8 "   D a t a T y p e = " T e x t C o n s t " > V A T B a s e _ L b l < / V A T B a s e _ L b l > - 
-         < V A T C l a u s e _ L b l   E l e m e n t T y p e = " C o l u m n "   E l e m e n t I d = " 1 5 7 0 4 9 5 4 9 0 "   D a t a T y p e = " S t r i n g " > V A T C l a u s e _ L b l < / V A T C l a u s e _ L b l > - 
-         < V A T C l a u s e s _ L b l   E l e m e n t T y p e = " C o l u m n "   E l e m e n t I d = " 1 3 8 3 9 2 0 0 1 9 "   D a t a T y p e = " T e x t C o n s t " > V A T C l a u s e s _ L b l < / V A T C l a u s e s _ L b l > - 
-         < V A T I d e n t i f i e r _ L b l   E l e m e n t T y p e = " C o l u m n "   E l e m e n t I d = " 1 6 8 6 6 2 3 9 8 4 "   D a t a T y p e = " T e x t C o n s t " > V A T I d e n t i f i e r _ L b l < / V A T I d e n t i f i e r _ L b l > - 
-         < V A T P e r c e n t a g e _ L b l   E l e m e n t T y p e = " C o l u m n "   E l e m e n t I d = " 6 7 6 6 5 4 5 6 5 "   D a t a T y p e = " T e x t C o n s t " > V A T P e r c e n t a g e _ L b l < / V A T P e r c e n t a g e _ L b l > - 
-         < V A T R e g i s t r a t i o n N o   E l e m e n t T y p e = " C o l u m n "   E l e m e n t I d = " 1 8 8 9 1 9 5 4 0 2 "   D a t a T y p e = " T e x t " > V A T R e g i s t r a t i o n N o < / V A T R e g i s t r a t i o n N o > - 
-         < V A T R e g i s t r a t i o n N o _ L b l   E l e m e n t T y p e = " C o l u m n "   E l e m e n t I d = " 1 4 2 4 6 1 6 0 8 5 "   D a t a T y p e = " T e x t " > V A T R e g i s t r a t i o n N o _ L b l < / V A T R e g i s t r a t i o n N o _ L b l > - 
-         < Y o u r D o c u m e n t T i t l e _ L b l   E l e m e n t T y p e = " C o l u m n "   E l e m e n t I d = " 1 8 2 1 7 1 6 9 3 4 "   D a t a T y p e = " T e x t C o n s t " > Y o u r D o c u m e n t T i t l e _ L b l < / Y o u r D o c u m e n t T i t l e _ L b l > - 
-         < Y o u r R e f e r e n c e   E l e m e n t T y p e = " C o l u m n "   E l e m e n t I d = " 1 1 0 3 9 9 5 1 "   D a t a T y p e = " T e x t " > Y o u r R e f e r e n c e < / Y o u r R e f e r e n c e > - 
-         < Y o u r R e f e r e n c e _ L b l   E l e m e n t T y p e = " C o l u m n "   E l e m e n t I d = " 4 6 5 4 7 7 4 2 6 "   D a t a T y p e = " S t r i n g " > Y o u r R e f e r e n c e _ L b l < / Y o u r R e f e r e n c e _ L b l > - 
-         < L i n e   E l e m e n t T y p e = " D a t a I t e m "   E l e m e n t I d = " 4 1 1 9 7 6 1 3 3 " > - 
-             < A m o u n t E x c l u d i n g V A T _ L i n e   E l e m e n t T y p e = " C o l u m n "   E l e m e n t I d = " 1 0 6 2 4 6 0 0 4 0 "   D a t a T y p e = " D e c i m a l " > A m o u n t E x c l u d i n g V A T _ L i n e < / A m o u n t E x c l u d i n g V A T _ L i n e > - 
-             < A m o u n t E x c l u d i n g V A T _ L i n e _ L b l   E l e m e n t T y p e = " C o l u m n "   E l e m e n t I d = " 2 0 0 2 8 7 4 4 7 5 "   D a t a T y p e = " S t r i n g " > A m o u n t E x c l u d i n g V A T _ L i n e _ L b l < / A m o u n t E x c l u d i n g V A T _ L i n e _ L b l > - 
-             < A m o u n t I n c l u d i n g V A T _ L i n e   E l e m e n t T y p e = " C o l u m n "   E l e m e n t I d = " 7 7 0 9 2 8 4 0 2 "   D a t a T y p e = " D e c i m a l " > A m o u n t I n c l u d i n g V A T _ L i n e < / A m o u n t I n c l u d i n g V A T _ L i n e > - 
-             < A m o u n t I n c l u d i n g V A T _ L i n e _ L b l   E l e m e n t T y p e = " C o l u m n "   E l e m e n t I d = " 9 3 0 7 4 7 3 1 3 "   D a t a T y p e = " S t r i n g " > A m o u n t I n c l u d i n g V A T _ L i n e _ L b l < / A m o u n t I n c l u d i n g V A T _ L i n e _ L b l > - 
-             < C O 2 e P e r U n i t _ L i n e   E l e m e n t T y p e = " C o l u m n "   E l e m e n t I d = " 1 3 2 0 1 7 0 3 0 2 "   D a t a T y p e = " T e x t " > C O 2 e P e r U n i t _ L i n e < / C O 2 e P e r U n i t _ L i n e > - 
-             < C o n t r a c t L i n e N o   E l e m e n t T y p e = " C o l u m n "   E l e m e n t I d = " 3 0 7 6 6 9 2 4 8 "   D a t a T y p e = " I n t e g e r " > C o n t r a c t L i n e N o < / C o n t r a c t L i n e N o > - 
-             < C o n t r a c t N o   E l e m e n t T y p e = " C o l u m n "   E l e m e n t I d = " 1 9 5 9 3 0 8 7 1 8 "   D a t a T y p e = " C o d e " > C o n t r a c t N o < / C o n t r a c t N o > - 
-             < D e s c r i p t i o n _ L i n e   E l e m e n t T y p e = " C o l u m n "   E l e m e n t I d = " 1 4 0 6 8 2 2 3 1 0 "   D a t a T y p e = " T e x t " > D e s c r i p t i o n _ L i n e < / D e s c r i p t i o n _ L i n e > - 
-             < D e s c r i p t i o n _ L i n e _ L b l   E l e m e n t T y p e = " C o l u m n "   E l e m e n t I d = " 2 1 1 8 9 5 1 4 9 5 "   D a t a T y p e = " S t r i n g " > D e s c r i p t i o n _ L i n e _ L b l < / D e s c r i p t i o n _ L i n e _ L b l > - 
-             < I t e m N o _ L i n e   E l e m e n t T y p e = " C o l u m n "   E l e m e n t I d = " 1 9 1 0 2 9 6 2 8 8 "   D a t a T y p e = " C o d e " > I t e m N o _ L i n e < / I t e m N o _ L i n e > - 
-             < I t e m N o _ L i n e _ L b l   E l e m e n t T y p e = " C o l u m n "   E l e m e n t I d = " 1 3 4 0 0 7 9 6 1 3 "   D a t a T y p e = " S t r i n g " > I t e m N o _ L i n e _ L b l < / I t e m N o _ L i n e _ L b l > - 
-             < I t e m R e f e r e n c e N o _ L i n e   E l e m e n t T y p e = " C o l u m n "   E l e m e n t I d = " 9 2 7 2 3 5 7 "   D a t a T y p e = " C o d e " > I t e m R e f e r e n c e N o _ L i n e < / I t e m R e f e r e n c e N o _ L i n e > - 
-             < I t e m R e f e r e n c e N o _ L i n e _ L b l   E l e m e n t T y p e = " C o l u m n "   E l e m e n t I d = " 1 9 8 0 6 3 1 1 3 0 "   D a t a T y p e = " S t r i n g " > I t e m R e f e r e n c e N o _ L i n e _ L b l < / I t e m R e f e r e n c e N o _ L i n e _ L b l > - 
-             < J o b N o   E l e m e n t T y p e = " C o l u m n "   E l e m e n t I d = " 1 8 1 5 5 8 0 3 6 5 "   D a t a T y p e = " C o d e " > J o b N o < / J o b N o > - 
-             < J o b N o _ L b l   E l e m e n t T y p e = " C o l u m n "   E l e m e n t I d = " 1 8 9 7 0 9 4 2 6 "   D a t a T y p e = " T e x t " > J o b N o _ L b l < / J o b N o _ L b l > - 
-             < J o b T a s k D e s c _ L b l   E l e m e n t T y p e = " C o l u m n "   E l e m e n t I d = " 5 4 8 3 1 0 0 2 7 "   D a t a T y p e = " T e x t C o n s t " > J o b T a s k D e s c _ L b l < / J o b T a s k D e s c _ L b l > - 
-             < J o b T a s k D e s c r i p t i o n   E l e m e n t T y p e = " C o l u m n "   E l e m e n t I d = " 1 0 6 5 5 0 2 3 4 3 "   D a t a T y p e = " T e x t " > J o b T a s k D e s c r i p t i o n < / J o b T a s k D e s c r i p t i o n > - 
-             < J o b T a s k N o   E l e m e n t T y p e = " C o l u m n "   E l e m e n t I d = " 9 4 0 0 8 9 4 5 8 "   D a t a T y p e = " C o d e " > J o b T a s k N o < / J o b T a s k N o > - 
-             < J o b T a s k N o _ L b l   E l e m e n t T y p e = " C o l u m n "   E l e m e n t I d = " 6 2 2 6 5 1 9 4 9 "   D a t a T y p e = " T e x t " > J o b T a s k N o _ L b l < / J o b T a s k N o _ L b l > - 
-             < L i n e A m o u n t _ L i n e   E l e m e n t T y p e = " C o l u m n "   E l e m e n t I d = " 2 6 8 9 3 7 1 6 2 "   D a t a T y p e = " T e x t " > L i n e A m o u n t _ L i n e < / L i n e A m o u n t _ L i n e > - 
-             < L i n e A m o u n t _ L i n e _ L b l   E l e m e n t T y p e = " C o l u m n "   E l e m e n t I d = " 9 9 2 9 0 1 8 4 5 "   D a t a T y p e = " S t r i n g " > L i n e A m o u n t _ L i n e _ L b l < / L i n e A m o u n t _ L i n e _ L b l > - 
-             < L i n e D i s c o u n t P e r c e n t _ L i n e   E l e m e n t T y p e = " C o l u m n "   E l e m e n t I d = " 9 0 7 8 2 7 4 3 6 "   D a t a T y p e = " D e c i m a l " > L i n e D i s c o u n t P e r c e n t _ L i n e < / L i n e D i s c o u n t P e r c e n t _ L i n e > - 
-             < L i n e D i s c o u n t P e r c e n t T e x t _ L i n e   E l e m e n t T y p e = " C o l u m n "   E l e m e n t I d = " 6 1 3 1 3 5 1 9 "   D a t a T y p e = " T e x t " > L i n e D i s c o u n t P e r c e n t T e x t _ L i n e < / L i n e D i s c o u n t P e r c e n t T e x t _ L i n e > - 
-             < L i n e N o _ L i n e   E l e m e n t T y p e = " C o l u m n "   E l e m e n t I d = " 6 9 8 9 8 5 9 7 9 "   D a t a T y p e = " I n t e g e r " > L i n e N o _ L i n e < / L i n e N o _ L i n e > - 
-             < P r i c e _ L b l   E l e m e n t T y p e = " C o l u m n "   E l e m e n t I d = " 2 1 2 6 7 6 4 9 2 5 "   D a t a T y p e = " T e x t C o n s t " > P r i c e _ L b l < / P r i c e _ L b l > - 
-             < P r i c e P e r _ L b l   E l e m e n t T y p e = " C o l u m n "   E l e m e n t I d = " 9 7 3 2 8 0 1 3 4 "   D a t a T y p e = " T e x t C o n s t " > P r i c e P e r _ L b l < / P r i c e P e r _ L b l > - 
-             < Q t y _ L b l   E l e m e n t T y p e = " C o l u m n "   E l e m e n t I d = " 2 6 3 6 7 3 7 6 4 "   D a t a T y p e = " T e x t C o n s t " > Q t y _ L b l < / Q t y _ L b l > - 
-             < Q u a n t i t y _ L i n e   E l e m e n t T y p e = " C o l u m n "   E l e m e n t I d = " 1 0 6 8 5 4 3 5 3 7 "   D a t a T y p e = " T e x t " > Q u a n t i t y _ L i n e < / Q u a n t i t y _ L i n e > - 
-             < Q u a n t i t y _ L i n e _ L b l   E l e m e n t T y p e = " C o l u m n "   E l e m e n t I d = " 2 0 3 4 5 0 6 8 0 2 "   D a t a T y p e = " S t r i n g " > Q u a n t i t y _ L i n e _ L b l < / Q u a n t i t y _ L i n e _ L b l > - 
-             < R e c u r r i n g B i l l i n g f r o m   E l e m e n t T y p e = " C o l u m n "   E l e m e n t I d = " 4 7 7 0 0 1 9 2 1 "   D a t a T y p e = " D a t e " > R e c u r r i n g B i l l i n g f r o m < / R e c u r r i n g B i l l i n g f r o m > - 
-             < R e c u r r i n g B i l l i n g t o   E l e m e n t T y p e = " C o l u m n "   E l e m e n t I d = " 1 3 8 4 6 2 3 0 0 4 "   D a t a T y p e = " D a t e " > R e c u r r i n g B i l l i n g t o < / R e c u r r i n g B i l l i n g t o > - 
-             < S h i p m e n t D a t e _ L i n e   E l e m e n t T y p e = " C o l u m n "   E l e m e n t I d = " 1 6 7 3 3 7 5 4 1 6 "   D a t a T y p e = " S t r i n g " > S h i p m e n t D a t e _ L i n e < / S h i p m e n t D a t e _ L i n e > - 
-             < S h i p m e n t D a t e _ L i n e _ L b l   E l e m e n t T y p e = " C o l u m n "   E l e m e n t I d = " 8 5 3 2 2 4 3 6 3 "   D a t a T y p e = " T e x t C o n s t " > S h i p m e n t D a t e _ L i n e _ L b l < / S h i p m e n t D a t e _ L i n e _ L b l > - 
-             < T r a n s H e a d e r A m o u n t   E l e m e n t T y p e = " C o l u m n "   E l e m e n t I d = " 2 0 2 8 3 0 6 2 7 6 "   D a t a T y p e = " D e c i m a l " > T r a n s H e a d e r A m o u n t < / T r a n s H e a d e r A m o u n t > - 
-             < T y p e _ L i n e   E l e m e n t T y p e = " C o l u m n "   E l e m e n t I d = " 2 7 2 8 0 4 9 2 4 "   D a t a T y p e = " S t r i n g " > T y p e _ L i n e < / T y p e _ L i n e > - 
-             < U n i t _ L b l   E l e m e n t T y p e = " C o l u m n "   E l e m e n t I d = " 8 1 4 3 6 4 3 1 8 "   D a t a T y p e = " T e x t C o n s t " > U n i t _ L b l < / U n i t _ L b l > - 
-             < U n i t O f M e a s u r e   E l e m e n t T y p e = " C o l u m n "   E l e m e n t I d = " 1 8 0 8 2 2 8 0 1 8 "   D a t a T y p e = " T e x t " > U n i t O f M e a s u r e < / U n i t O f M e a s u r e > - 
-             < U n i t O f M e a s u r e _ L b l   E l e m e n t T y p e = " C o l u m n "   E l e m e n t I d = " 9 8 1 9 5 1 2 4 9 "   D a t a T y p e = " S t r i n g " > U n i t O f M e a s u r e _ L b l < / U n i t O f M e a s u r e _ L b l > - 
-             < U n i t P r i c e   E l e m e n t T y p e = " C o l u m n "   E l e m e n t I d = " 1 4 7 8 2 2 1 5 2 6 "   D a t a T y p e = " T e x t " > U n i t P r i c e < / U n i t P r i c e > - 
-             < U n i t P r i c e _ L b l   E l e m e n t T y p e = " C o l u m n "   E l e m e n t I d = " 1 1 6 3 9 2 6 6 0 3 "   D a t a T y p e = " S t r i n g " > U n i t P r i c e _ L b l < / U n i t P r i c e _ L b l > - 
-             < V A T I d e n t i f i e r _ L i n e   E l e m e n t T y p e = " C o l u m n "   E l e m e n t I d = " 1 7 7 3 6 2 2 4 1 2 "   D a t a T y p e = " C o d e " > V A T I d e n t i f i e r _ L i n e < / V A T I d e n t i f i e r _ L i n e > - 
-             < V A T I d e n t i f i e r _ L i n e _ L b l   E l e m e n t T y p e = " C o l u m n "   E l e m e n t I d = " 5 3 3 7 8 2 7 0 3 "   D a t a T y p e = " S t r i n g " > V A T I d e n t i f i e r _ L i n e _ L b l < / V A T I d e n t i f i e r _ L i n e _ L b l > - 
-             < V A T P c t _ L i n e   E l e m e n t T y p e = " C o l u m n "   E l e m e n t I d = " 1 9 7 4 0 0 1 9 4 4 "   D a t a T y p e = " T e x t " > V A T P c t _ L i n e < / V A T P c t _ L i n e > - 
-             < V A T P c t _ L i n e _ L b l   E l e m e n t T y p e = " C o l u m n "   E l e m e n t I d = " 1 2 0 7 5 2 9 9 1 5 "   D a t a T y p e = " S t r i n g " > V A T P c t _ L i n e _ L b l < / V A T P c t _ L i n e _ L b l > - 
-             < S h i p m e n t L i n e   E l e m e n t T y p e = " D a t a I t e m "   E l e m e n t I d = " 2 0 1 5 9 9 6 0 5 1 " > - 
-                 < D o c u m e n t N o _ S h i p m e n t L i n e   E l e m e n t T y p e = " C o l u m n "   E l e m e n t I d = " 1 2 4 3 7 6 7 7 6 2 "   D a t a T y p e = " C o d e " > D o c u m e n t N o _ S h i p m e n t L i n e < / D o c u m e n t N o _ S h i p m e n t L i n e > - 
-                 < P o s t i n g D a t e _ S h i p m e n t L i n e   E l e m e n t T y p e = " C o l u m n "   E l e m e n t I d = " 1 8 3 4 0 0 3 2 0 "   D a t a T y p e = " S t r i n g " > P o s t i n g D a t e _ S h i p m e n t L i n e < / P o s t i n g D a t e _ S h i p m e n t L i n e > - 
-                 < P o s t i n g D a t e _ S h i p m e n t L i n e _ L b l   E l e m e n t T y p e = " C o l u m n "   E l e m e n t I d = " 1 0 9 0 0 6 9 0 2 7 "   D a t a T y p e = " S t r i n g " > P o s t i n g D a t e _ S h i p m e n t L i n e _ L b l < / P o s t i n g D a t e _ S h i p m e n t L i n e _ L b l > - 
-                 < Q u a n t i t y _ S h i p m e n t L i n e   E l e m e n t T y p e = " C o l u m n "   E l e m e n t I d = " 1 6 3 7 0 3 4 2 4 7 "   D a t a T y p e = " D e c i m a l " > Q u a n t i t y _ S h i p m e n t L i n e < / Q u a n t i t y _ S h i p m e n t L i n e > - 
-                 < Q u a n t i t y _ S h i p m e n t L i n e _ L b l   E l e m e n t T y p e = " C o l u m n "   E l e m e n t I d = " 1 6 0 2 6 6 7 3 8 6 "   D a t a T y p e = " S t r i n g " > Q u a n t i t y _ S h i p m e n t L i n e _ L b l < / Q u a n t i t y _ S h i p m e n t L i n e _ L b l > - 
-             < / S h i p m e n t L i n e > - 
-             < A s s e m b l y L i n e   E l e m e n t T y p e = " D a t a I t e m "   E l e m e n t I d = " 1 2 0 5 9 4 2 8 5 " > - 
-                 < D e s c r i p t i o n _ A s s e m b l y L i n e   E l e m e n t T y p e = " C o l u m n "   E l e m e n t I d = " 2 8 0 7 4 3 7 9 6 "   D a t a T y p e = " T e x t " > D e s c r i p t i o n _ A s s e m b l y L i n e < / D e s c r i p t i o n _ A s s e m b l y L i n e > - 
-                 < L i n e N o _ A s s e m b l y L i n e   E l e m e n t T y p e = " C o l u m n "   E l e m e n t I d = " 6 4 0 5 8 3 8 9 1 "   D a t a T y p e = " C o d e " > L i n e N o _ A s s e m b l y L i n e < / L i n e N o _ A s s e m b l y L i n e > - 
-                 < Q u a n t i t y _ A s s e m b l y L i n e   E l e m e n t T y p e = " C o l u m n "   E l e m e n t I d = " 1 9 5 7 6 4 8 2 3 1 "   D a t a T y p e = " D e c i m a l " > Q u a n t i t y _ A s s e m b l y L i n e < / Q u a n t i t y _ A s s e m b l y L i n e > - 
-                 < U n i t O f M e a s u r e _ A s s e m b l y L i n e   E l e m e n t T y p e = " C o l u m n "   E l e m e n t I d = " 1 6 4 9 1 2 3 7 7 3 "   D a t a T y p e = " T e x t " > U n i t O f M e a s u r e _ A s s e m b l y L i n e < / U n i t O f M e a s u r e _ A s s e m b l y L i n e > - 
-                 < V a r i a n t C o d e _ A s s e m b l y L i n e   E l e m e n t T y p e = " C o l u m n "   E l e m e n t I d = " 1 8 6 9 4 0 7 6 7 2 "   D a t a T y p e = " C o d e " > V a r i a n t C o d e _ A s s e m b l y L i n e < / V a r i a n t C o d e _ A s s e m b l y L i n e > - 
-             < / A s s e m b l y L i n e > - 
-         < / L i n e > - 
-         < W o r k D e s c r i p t i o n L i n e s   E l e m e n t T y p e = " D a t a I t e m "   E l e m e n t I d = " 2 7 6 8 1 9 4 4 7 " > - 
-             < W o r k D e s c r i p t i o n L i n e   E l e m e n t T y p e = " C o l u m n "   E l e m e n t I d = " 1 9 4 7 6 2 1 6 7 6 "   D a t a T y p e = " T e x t " > W o r k D e s c r i p t i o n L i n e < / W o r k D e s c r i p t i o n L i n e > - 
-             < W o r k D e s c r i p t i o n L i n e N u m b e r   E l e m e n t T y p e = " C o l u m n "   E l e m e n t I d = " 7 9 7 3 0 7 2 2 3 "   D a t a T y p e = " I n t e g e r " > W o r k D e s c r i p t i o n L i n e N u m b e r < / W o r k D e s c r i p t i o n L i n e N u m b e r > - 
-         < / W o r k D e s c r i p t i o n L i n e s > - 
-         < V A T A m o u n t L i n e   E l e m e n t T y p e = " D a t a I t e m "   E l e m e n t I d = " 8 2 7 5 3 4 3 4 8 " > - 
-             < I n v o i c e D i s c o u n t A m o u n t _ V A T A m o u n t L i n e   E l e m e n t T y p e = " C o l u m n "   E l e m e n t I d = " 8 2 4 7 3 0 1 4 1 "   D a t a T y p e = " D e c i m a l " > I n v o i c e D i s c o u n t A m o u n t _ V A T A m o u n t L i n e < / I n v o i c e D i s c o u n t A m o u n t _ V A T A m o u n t L i n e > - 
-             < I n v o i c e D i s c o u n t A m o u n t _ V A T A m o u n t L i n e _ L b l   E l e m e n t T y p e = " C o l u m n "   E l e m e n t I d = " 1 5 6 2 2 0 0 0 3 4 "   D a t a T y p e = " S t r i n g " > I n v o i c e D i s c o u n t A m o u n t _ V A T A m o u n t L i n e _ L b l < / I n v o i c e D i s c o u n t A m o u n t _ V A T A m o u n t L i n e _ L b l > - 
-             < I n v o i c e D i s c o u n t B a s e A m o u n t _ V A T A m o u n t L i n e   E l e m e n t T y p e = " C o l u m n "   E l e m e n t I d = " 2 0 4 0 3 3 2 2 6 6 "   D a t a T y p e = " D e c i m a l " > I n v o i c e D i s c o u n t B a s e A m o u n t _ V A T A m o u n t L i n e < / I n v o i c e D i s c o u n t B a s e A m o u n t _ V A T A m o u n t L i n e > - 
-             < I n v o i c e D i s c o u n t B a s e A m o u n t _ V A T A m o u n t L i n e _ L b l   E l e m e n t T y p e = " C o l u m n "   E l e m e n t I d = " 4 0 5 9 6 0 3 3 1 "   D a t a T y p e = " S t r i n g " > I n v o i c e D i s c o u n t B a s e A m o u n t _ V A T A m o u n t L i n e _ L b l < / I n v o i c e D i s c o u n t B a s e A m o u n t _ V A T A m o u n t L i n e _ L b l > - 
-             < L i n e A m o u n t _ V a t A m o u n t L i n e   E l e m e n t T y p e = " C o l u m n "   E l e m e n t I d = " 2 1 4 6 5 4 0 1 "   D a t a T y p e = " D e c i m a l " > L i n e A m o u n t _ V a t A m o u n t L i n e < / L i n e A m o u n t _ V a t A m o u n t L i n e > - 
-             < L i n e A m o u n t _ V a t A m o u n t L i n e _ L b l   E l e m e n t T y p e = " C o l u m n "   E l e m e n t I d = " 1 1 1 0 9 1 2 1 2 4 "   D a t a T y p e = " S t r i n g " > L i n e A m o u n t _ V a t A m o u n t L i n e _ L b l < / L i n e A m o u n t _ V a t A m o u n t L i n e _ L b l > - 
-             < N o O f V A T I d e n t i f i e r s   E l e m e n t T y p e = " C o l u m n "   E l e m e n t I d = " 1 1 5 3 2 6 3 0 2 6 "   D a t a T y p e = " I n t e g e r " > N o O f V A T I d e n t i f i e r s < / N o O f V A T I d e n t i f i e r s > - 
-             < V A T A m o u n t _ V a t A m o u n t L i n e   E l e m e n t T y p e = " C o l u m n "   E l e m e n t I d = " 1 8 9 1 8 2 0 6 2 0 "   D a t a T y p e = " D e c i m a l " > V A T A m o u n t _ V a t A m o u n t L i n e < / V A T A m o u n t _ V a t A m o u n t L i n e > - 
-             < V A T A m o u n t _ V a t A m o u n t L i n e _ L b l   E l e m e n t T y p e = " C o l u m n "   E l e m e n t I d = " 1 5 1 3 5 5 5 4 7 3 "   D a t a T y p e = " S t r i n g " > V A T A m o u n t _ V a t A m o u n t L i n e _ L b l < / V A T A m o u n t _ V a t A m o u n t L i n e _ L b l > - 
-             < V A T A m o u n t L C Y _ V A T A m o u n t L i n e   E l e m e n t T y p e = " C o l u m n "   E l e m e n t I d = " 1 5 8 1 9 9 4 3 5 0 "   D a t a T y p e = " D e c i m a l " > V A T A m o u n t L C Y _ V A T A m o u n t L i n e < / V A T A m o u n t L C Y _ V A T A m o u n t L i n e > - 
-             < V A T A m o u n t L C Y _ V A T A m o u n t L i n e _ L b l   E l e m e n t T y p e = " C o l u m n "   E l e m e n t I d = " 9 2 3 0 0 3 3 7 "   D a t a T y p e = " T e x t C o n s t " > V A T A m o u n t L C Y _ V A T A m o u n t L i n e _ L b l < / V A T A m o u n t L C Y _ V A T A m o u n t L i n e _ L b l > - 
-             < V A T B a s e _ V a t A m o u n t L i n e   E l e m e n t T y p e = " C o l u m n "   E l e m e n t I d = " 1 4 5 8 9 3 7 8 1 9 "   D a t a T y p e = " D e c i m a l " > V A T B a s e _ V a t A m o u n t L i n e < / V A T B a s e _ V a t A m o u n t L i n e > - 
-             < V A T B a s e _ V a t A m o u n t L i n e _ L b l   E l e m e n t T y p e = " C o l u m n "   E l e m e n t I d = " 1 6 9 1 3 0 2 4 8 8 "   D a t a T y p e = " S t r i n g " > V A T B a s e _ V a t A m o u n t L i n e _ L b l < / V A T B a s e _ V a t A m o u n t L i n e _ L b l > - 
-             < V A T B a s e L C Y _ V A T A m o u n t L i n e   E l e m e n t T y p e = " C o l u m n "   E l e m e n t I d = " 1 8 6 0 9 4 5 6 3 5 "   D a t a T y p e = " D e c i m a l " > V A T B a s e L C Y _ V A T A m o u n t L i n e < / V A T B a s e L C Y _ V A T A m o u n t L i n e > - 
-             < V A T B a s e L C Y _ V A T A m o u n t L i n e _ L b l   E l e m e n t T y p e = " C o l u m n "   E l e m e n t I d = " 1 2 3 6 4 6 7 9 9 8 "   D a t a T y p e = " T e x t C o n s t " > V A T B a s e L C Y _ V A T A m o u n t L i n e _ L b l < / V A T B a s e L C Y _ V A T A m o u n t L i n e _ L b l > - 
-             < V A T I d e n t i f i e r _ V a t A m o u n t L i n e   E l e m e n t T y p e = " C o l u m n "   E l e m e n t I d = " 1 1 4 2 0 7 0 0 3 5 "   D a t a T y p e = " C o d e " > V A T I d e n t i f i e r _ V a t A m o u n t L i n e < / V A T I d e n t i f i e r _ V a t A m o u n t L i n e > - 
-             < V A T I d e n t i f i e r _ V a t A m o u n t L i n e _ L b l   E l e m e n t T y p e = " C o l u m n "   E l e m e n t I d = " 8 6 4 5 0 4 5 0 "   D a t a T y p e = " S t r i n g " > V A T I d e n t i f i e r _ V a t A m o u n t L i n e _ L b l < / V A T I d e n t i f i e r _ V a t A m o u n t L i n e _ L b l > - 
-             < V A T P c t _ V a t A m o u n t L i n e   E l e m e n t T y p e = " C o l u m n "   E l e m e n t I d = " 1 4 5 3 5 4 2 7 7 7 "   D a t a T y p e = " D e c i m a l " > V A T P c t _ V a t A m o u n t L i n e < / V A T P c t _ V a t A m o u n t L i n e > - 
-             < V A T P c t _ V a t A m o u n t L i n e _ L b l   E l e m e n t T y p e = " C o l u m n "   E l e m e n t I d = " 6 7 6 3 2 3 7 8 "   D a t a T y p e = " S t r i n g " > V A T P c t _ V a t A m o u n t L i n e _ L b l < / V A T P c t _ V a t A m o u n t L i n e _ L b l > - 
-         < / V A T A m o u n t L i n e > - 
-         < V A T C l a u s e L i n e   E l e m e n t T y p e = " D a t a I t e m "   E l e m e n t I d = " 1 6 6 5 5 0 0 1 6 3 " > - 
-             < C o d e _ V A T C l a u s e L i n e   E l e m e n t T y p e = " C o l u m n "   E l e m e n t I d = " 1 8 2 4 5 8 9 8 4 7 "   D a t a T y p e = " C o d e " > C o d e _ V A T C l a u s e L i n e < / C o d e _ V A T C l a u s e L i n e > - 
-             < C o d e _ V A T C l a u s e L i n e _ L b l   E l e m e n t T y p e = " C o l u m n "   E l e m e n t I d = " 4 6 1 5 3 3 0 2 "   D a t a T y p e = " S t r i n g " > C o d e _ V A T C l a u s e L i n e _ L b l < / C o d e _ V A T C l a u s e L i n e _ L b l > - 
-             < D e s c r i p t i o n _ V A T C l a u s e L i n e   E l e m e n t T y p e = " C o l u m n "   E l e m e n t I d = " 1 3 0 5 5 4 5 9 2 4 "   D a t a T y p e = " T e x t " > D e s c r i p t i o n _ V A T C l a u s e L i n e < / D e s c r i p t i o n _ V A T C l a u s e L i n e > - 
-             < D e s c r i p t i o n 2 _ V A T C l a u s e L i n e   E l e m e n t T y p e = " C o l u m n "   E l e m e n t I d = " 1 3 7 9 6 6 7 4 7 0 "   D a t a T y p e = " T e x t " > D e s c r i p t i o n 2 _ V A T C l a u s e L i n e < / D e s c r i p t i o n 2 _ V A T C l a u s e L i n e > - 
-             < N o O f V A T C l a u s e s   E l e m e n t T y p e = " C o l u m n "   E l e m e n t I d = " 7 5 6 4 1 7 3 9 2 "   D a t a T y p e = " I n t e g e r " > N o O f V A T C l a u s e s < / N o O f V A T C l a u s e s > - 
-             < V A T A m o u n t _ V A T C l a u s e L i n e   E l e m e n t T y p e = " C o l u m n "   E l e m e n t I d = " 2 2 2 4 6 9 0 5 9 "   D a t a T y p e = " D e c i m a l " > V A T A m o u n t _ V A T C l a u s e L i n e < / V A T A m o u n t _ V A T C l a u s e L i n e > - 
-             < V A T C l a u s e s H e a d e r   E l e m e n t T y p e = " C o l u m n "   E l e m e n t I d = " 1 9 7 2 4 0 9 9 2 9 "   D a t a T y p e = " T e x t " > V A T C l a u s e s H e a d e r < / V A T C l a u s e s H e a d e r > - 
-             < V A T I d e n t i f i e r _ V A T C l a u s e L i n e   E l e m e n t T y p e = " C o l u m n "   E l e m e n t I d = " 1 4 6 4 4 7 2 4 7 8 "   D a t a T y p e = " C o d e " > V A T I d e n t i f i e r _ V A T C l a u s e L i n e < / V A T I d e n t i f i e r _ V A T C l a u s e L i n e > - 
-         < / V A T C l a u s e L i n e > - 
-         < R e p o r t T o t a l s L i n e   E l e m e n t T y p e = " D a t a I t e m "   E l e m e n t I d = " 2 1 2 2 5 4 9 8 3 6 " > - 
-             < A m o u n t _ R e p o r t T o t a l s L i n e   E l e m e n t T y p e = " C o l u m n "   E l e m e n t I d = " 4 1 9 9 1 8 3 6 9 "   D a t a T y p e = " D e c i m a l " > A m o u n t _ R e p o r t T o t a l s L i n e < / A m o u n t _ R e p o r t T o t a l s L i n e > - 
-             < A m o u n t F o r m a t t e d _ R e p o r t T o t a l s L i n e   E l e m e n t T y p e = " C o l u m n "   E l e m e n t I d = " 1 5 0 6 1 3 6 8 2 5 "   D a t a T y p e = " T e x t " > A m o u n t F o r m a t t e d _ R e p o r t T o t a l s L i n e < / A m o u n t F o r m a t t e d _ R e p o r t T o t a l s L i n e > - 
-             < D e s c r i p t i o n _ R e p o r t T o t a l s L i n e   E l e m e n t T y p e = " C o l u m n "   E l e m e n t I d = " 5 8 1 9 9 6 0 6 7 "   D a t a T y p e = " T e x t " > D e s c r i p t i o n _ R e p o r t T o t a l s L i n e < / D e s c r i p t i o n _ R e p o r t T o t a l s L i n e > - 
-             < F o n t B o l d _ R e p o r t T o t a l s L i n e   E l e m e n t T y p e = " C o l u m n "   E l e m e n t I d = " 9 4 6 5 4 0 5 4 9 "   D a t a T y p e = " B o o l e a n " > F o n t B o l d _ R e p o r t T o t a l s L i n e < / F o n t B o l d _ R e p o r t T o t a l s L i n e > - 
-             < F o n t U n d e r l i n e _ R e p o r t T o t a l s L i n e   E l e m e n t T y p e = " C o l u m n "   E l e m e n t I d = " 2 0 2 1 5 3 3 6 9 4 "   D a t a T y p e = " B o o l e a n " > F o n t U n d e r l i n e _ R e p o r t T o t a l s L i n e < / F o n t U n d e r l i n e _ R e p o r t T o t a l s L i n e > - 
-         < / R e p o r t T o t a l s L i n e > - 
-         < C o n t r a c t B i l l i n g D e t a i l s M a p p i n g   E l e m e n t T y p e = " D a t a I t e m "   E l e m e n t I d = " 1 2 8 3 6 2 7 9 0 6 " > - 
-             < C o n t r a c t B i l l i n g D e t a i l s C o n t r a c t N o L b l   E l e m e n t T y p e = " C o l u m n "   E l e m e n t I d = " 1 7 9 3 4 8 1 5 9 1 "   D a t a T y p e = " T e x t C o n s t " > C o n t r a c t B i l l i n g D e t a i l s C o n t r a c t N o L b l < / C o n t r a c t B i l l i n g D e t a i l s C o n t r a c t N o L b l > - 
-             < C o n t r a c t B i l l i n g D e t a i l s C u s t o m e r L b l   E l e m e n t T y p e = " C o l u m n "   E l e m e n t I d = " 5 0 1 8 2 5 5 2 0 "   D a t a T y p e = " T e x t C o n s t " > C o n t r a c t B i l l i n g D e t a i l s C u s t o m e r L b l < / C o n t r a c t B i l l i n g D e t a i l s C u s t o m e r L b l > - 
-             < C o n t r a c t B i l l i n g D e t a i l s P o s i t i o n D e s c r i p t i o n L b l   E l e m e n t T y p e = " C o l u m n "   E l e m e n t I d = " 1 1 8 2 4 1 2 7 1 7 "   D a t a T y p e = " S t r i n g " > C o n t r a c t B i l l i n g D e t a i l s P o s i t i o n D e s c r i p t i o n L b l < / C o n t r a c t B i l l i n g D e t a i l s P o s i t i o n D e s c r i p t i o n L b l > - 
-             < C o n t r a c t B i l l i n g D e t a i l s P o s i t i o n N o L b l   E l e m e n t T y p e = " C o l u m n "   E l e m e n t I d = " 9 8 8 2 8 7 5 4 8 "   D a t a T y p e = " T e x t C o n s t " > C o n t r a c t B i l l i n g D e t a i l s P o s i t i o n N o L b l < / C o n t r a c t B i l l i n g D e t a i l s P o s i t i o n N o L b l > - 
-             < C o n t r a c t B i l l i n g D e t a i l s G r o u p i n g   E l e m e n t T y p e = " D a t a I t e m "   E l e m e n t I d = " 6 1 7 2 4 6 9 2 7 " > - 
-                 < C o n t r a c t B i l l i n g D e t a i l s A m o u n t L b l   E l e m e n t T y p e = " C o l u m n "   E l e m e n t I d = " 1 7 7 6 3 7 0 2 1 6 "   D a t a T y p e = " T e x t " > C o n t r a c t B i l l i n g D e t a i l s A m o u n t L b l < / C o n t r a c t B i l l i n g D e t a i l s A m o u n t L b l > - 
-                 < C o n t r a c t B i l l i n g D e t a i l s C o n t r a c t N o   E l e m e n t T y p e = " C o l u m n "   E l e m e n t I d = " 1 0 4 0 5 4 0 8 6 1 "   D a t a T y p e = " C o d e " > C o n t r a c t B i l l i n g D e t a i l s C o n t r a c t N o < / C o n t r a c t B i l l i n g D e t a i l s C o n t r a c t N o > - 
-                 < C o n t r a c t B i l l i n g D e t a i l s C u r r e n c y C o d e L b l   E l e m e n t T y p e = " C o l u m n "   E l e m e n t I d = " 3 2 4 5 2 4 1 1 4 "   D a t a T y p e = " T e x t " > C o n t r a c t B i l l i n g D e t a i l s C u r r e n c y C o d e L b l < / C o n t r a c t B i l l i n g D e t a i l s C u r r e n c y C o d e L b l > - 
-                 < C o n t r a c t B i l l i n g D e t a i l s C u s t o m e r N a m e   E l e m e n t T y p e = " C o l u m n "   E l e m e n t I d = " 1 7 3 2 1 8 3 8 6 7 "   D a t a T y p e = " T e x t " > C o n t r a c t B i l l i n g D e t a i l s C u s t o m e r N a m e < / C o n t r a c t B i l l i n g D e t a i l s C u s t o m e r N a m e > - 
-                 < C o n t r a c t B i l l i n g D e t a i l s D a y s L b l   E l e m e n t T y p e = " C o l u m n "   E l e m e n t I d = " 7 0 1 3 5 9 8 3 7 "   D a t a T y p e = " T e x t C o n s t " > C o n t r a c t B i l l i n g D e t a i l s D a y s L b l < / C o n t r a c t B i l l i n g D e t a i l s D a y s L b l > - 
-                 < C o n t r a c t B i l l i n g D e t a i l s D e s c r i p t i o n L b l   E l e m e n t T y p e = " C o l u m n "   E l e m e n t I d = " 1 1 4 3 1 2 2 7 0 2 "   D a t a T y p e = " T e x t C o n s t " > C o n t r a c t B i l l i n g D e t a i l s D e s c r i p t i o n L b l < / C o n t r a c t B i l l i n g D e t a i l s D e s c r i p t i o n L b l > - 
-                 < C o n t r a c t B i l l i n g D e t a i l s D i s c o u n t A m o u n t L b l   E l e m e n t T y p e = " C o l u m n "   E l e m e n t I d = " 5 0 8 2 7 5 7 2 3 "   D a t a T y p e = " T e x t " > C o n t r a c t B i l l i n g D e t a i l s D i s c o u n t A m o u n t L b l < / C o n t r a c t B i l l i n g D e t a i l s D i s c o u n t A m o u n t L b l > - 
-                 < C o n t r a c t B i l l i n g D e t a i l s D i s c o u n t P e r c e n t L b l   E l e m e n t T y p e = " C o l u m n "   E l e m e n t I d = " 1 9 3 7 7 3 8 6 3 0 "   D a t a T y p e = " T e x t " > C o n t r a c t B i l l i n g D e t a i l s D i s c o u n t P e r c e n t L b l < / C o n t r a c t B i l l i n g D e t a i l s D i s c o u n t P e r c e n t L b l > - 
-                 < C o n t r a c t B i l l i n g D e t a i l s E n d D a t e L b l   E l e m e n t T y p e = " C o l u m n "   E l e m e n t I d = " 1 5 9 0 2 9 1 0 2 5 "   D a t a T y p e = " T e x t C o n s t " > C o n t r a c t B i l l i n g D e t a i l s E n d D a t e L b l < / C o n t r a c t B i l l i n g D e t a i l s E n d D a t e L b l > - 
-                 < C o n t r a c t B i l l i n g D e t a i l s P o s i t i o n D e s c r i p t i o n   E l e m e n t T y p e = " C o l u m n "   E l e m e n t I d = " 1 3 8 2 4 1 0 9 5 1 "   D a t a T y p e = " T e x t " > C o n t r a c t B i l l i n g D e t a i l s P o s i t i o n D e s c r i p t i o n < / C o n t r a c t B i l l i n g D e t a i l s P o s i t i o n D e s c r i p t i o n > - 
-                 < C o n t r a c t B i l l i n g D e t a i l s P o s i t i o n N o   E l e m e n t T y p e = " C o l u m n "   E l e m e n t I d = " 3 0 5 7 6 7 2 1 8 "   D a t a T y p e = " I n t e g e r " > C o n t r a c t B i l l i n g D e t a i l s P o s i t i o n N o < / C o n t r a c t B i l l i n g D e t a i l s P o s i t i o n N o > - 
-                 < C o n t r a c t B i l l i n g D e t a i l s Q t y L b l   E l e m e n t T y p e = " C o l u m n "   E l e m e n t I d = " 2 3 0 7 8 2 0 7 2 "   D a t a T y p e = " S t r i n g " > C o n t r a c t B i l l i n g D e t a i l s Q t y L b l < / C o n t r a c t B i l l i n g D e t a i l s Q t y L b l > - 
-                 < C o n t r a c t B i l l i n g D e t a i l s S a l e s P r i c e L b l   E l e m e n t T y p e = " C o l u m n "   E l e m e n t I d = " 9 1 4 2 1 9 1 9 1 "   D a t a T y p e = " T e x t " > C o n t r a c t B i l l i n g D e t a i l s S a l e s P r i c e L b l < / C o n t r a c t B i l l i n g D e t a i l s S a l e s P r i c e L b l > - 
-                 < C o n t r a c t B i l l i n g D e t a i l s S t a r t D a t e L b l   E l e m e n t T y p e = " C o l u m n "   E l e m e n t I d = " 1 3 0 2 0 1 8 0 9 6 "   D a t a T y p e = " T e x t C o n s t " > C o n t r a c t B i l l i n g D e t a i l s S t a r t D a t e L b l < / C o n t r a c t B i l l i n g D e t a i l s S t a r t D a t e L b l > - 
-                 < C o n t r a c t B i l l i n g D e t a i l s   E l e m e n t T y p e = " D a t a I t e m "   E l e m e n t I d = " 2 0 7 1 3 9 8 1 8 " > - 
-                     < C o n t r a c t B i l l i n g D e t a i l s B i l l i n g A m o u n t   E l e m e n t T y p e = " C o l u m n "   E l e m e n t I d = " 1 9 8 9 5 6 9 9 8 3 "   D a t a T y p e = " T e x t " > C o n t r a c t B i l l i n g D e t a i l s B i l l i n g A m o u n t < / C o n t r a c t B i l l i n g D e t a i l s B i l l i n g A m o u n t > - 
-                     < C o n t r a c t B i l l i n g D e t a i l s B i l l i n g D i s c o u n t A m o u n t   E l e m e n t T y p e = " C o l u m n "   E l e m e n t I d = " 1 2 2 6 5 3 7 0 0 4 "   D a t a T y p e = " T e x t " > C o n t r a c t B i l l i n g D e t a i l s B i l l i n g D i s c o u n t A m o u n t < / C o n t r a c t B i l l i n g D e t a i l s B i l l i n g D i s c o u n t A m o u n t > - 
-                     < C o n t r a c t B i l l i n g D e t a i l s C u r r e n c y C o d e   E l e m e n t T y p e = " C o l u m n "   E l e m e n t I d = " 8 6 9 7 4 5 7 7 2 "   D a t a T y p e = " C o d e " > C o n t r a c t B i l l i n g D e t a i l s C u r r e n c y C o d e < / C o n t r a c t B i l l i n g D e t a i l s C u r r e n c y C o d e > - 
-                     < C o n t r a c t B i l l i n g D e t a i l s D a y s   E l e m e n t T y p e = " C o l u m n "   E l e m e n t I d = " 1 9 0 1 6 5 8 4 8 7 "   D a t a T y p e = " I n t e g e r " > C o n t r a c t B i l l i n g D e t a i l s D a y s < / C o n t r a c t B i l l i n g D e t a i l s D a y s > - 
-                     < C o n t r a c t B i l l i n g D e t a i l s D e s c r i p t i o n   E l e m e n t T y p e = " C o l u m n "   E l e m e n t I d = " 1 0 1 7 1 4 1 1 6 8 "   D a t a T y p e = " T e x t " > C o n t r a c t B i l l i n g D e t a i l s D e s c r i p t i o n < / C o n t r a c t B i l l i n g D e t a i l s D e s c r i p t i o n > - 
-                     < C o n t r a c t B i l l i n g D e t a i l s D i s c o u n t P e r c e n t   E l e m e n t T y p e = " C o l u m n "   E l e m e n t I d = " 5 0 2 0 9 5 3 8 4 "   D a t a T y p e = " T e x t " > C o n t r a c t B i l l i n g D e t a i l s D i s c o u n t P e r c e n t < / C o n t r a c t B i l l i n g D e t a i l s D i s c o u n t P e r c e n t > - 
-                     < C o n t r a c t B i l l i n g D e t a i l s E n d D a t e   E l e m e n t T y p e = " C o l u m n "   E l e m e n t I d = " 8 0 4 8 9 7 9 0 9 "   D a t a T y p e = " S t r i n g " > C o n t r a c t B i l l i n g D e t a i l s E n d D a t e < / C o n t r a c t B i l l i n g D e t a i l s E n d D a t e > - 
-                     < C o n t r a c t B i l l i n g D e t a i l s Q u a n t i t y   E l e m e n t T y p e = " C o l u m n "   E l e m e n t I d = " 9 7 8 9 3 6 6 9 "   D a t a T y p e = " S t r i n g " > C o n t r a c t B i l l i n g D e t a i l s Q u a n t i t y < / C o n t r a c t B i l l i n g D e t a i l s Q u a n t i t y > - 
-                     < C o n t r a c t B i l l i n g D e t a i l s S a l e s P r i c e   E l e m e n t T y p e = " C o l u m n "   E l e m e n t I d = " 1 5 9 4 8 2 2 5 3 1 "   D a t a T y p e = " T e x t " > C o n t r a c t B i l l i n g D e t a i l s S a l e s P r i c e < / C o n t r a c t B i l l i n g D e t a i l s S a l e s P r i c e > - 
-                     < C o n t r a c t B i l l i n g D e t a i l s S t a r t D a t e   E l e m e n t T y p e = " C o l u m n "   E l e m e n t I d = " 4 3 2 7 5 9 8 7 4 "   D a t a T y p e = " S t r i n g " > C o n t r a c t B i l l i n g D e t a i l s S t a r t D a t e < / C o n t r a c t B i l l i n g D e t a i l s S t a r t D a t e > - 
-                 < / C o n t r a c t B i l l i n g D e t a i l s > - 
-             < / C o n t r a c t B i l l i n g D e t a i l s G r o u p i n g > - 
-         < / C o n t r a c t B i l l i n g D e t a i l s M a p p i n g > - 
-         < L i n e F e e   E l e m e n t T y p e = " D a t a I t e m "   E l e m e n t I d = " 2 6 6 6 3 0 7 3 3 " > - 
-             < L i n e F e e C a p t i o n T e x t   E l e m e n t T y p e = " C o l u m n "   E l e m e n t I d = " 4 3 7 6 4 3 7 9 0 "   D a t a T y p e = " T e x t " > L i n e F e e C a p t i o n T e x t < / L i n e F e e C a p t i o n T e x t > - 
-         < / L i n e F e e > - 
-         < P a y m e n t R e p o r t i n g A r g u m e n t   E l e m e n t T y p e = " D a t a I t e m "   E l e m e n t I d = " 3 1 3 7 4 4 1 9 4 " > - 
-             < P a y m e n t S e r v i c e L o g o   E l e m e n t T y p e = " C o l u m n "   E l e m e n t I d = " 4 1 6 7 9 0 7 6 7 "   D a t a T y p e = " B L O B " / > - 
-             < P a y m e n t S e r v i c e L o g o _ U r l   E l e m e n t T y p e = " C o l u m n "   E l e m e n t I d = " 6 4 4 9 7 5 1 3 9 "   D a t a T y p e = " T e x t " > P a y m e n t S e r v i c e L o g o _ U r l < / P a y m e n t S e r v i c e L o g o _ U r l > - 
-             < P a y m e n t S e r v i c e L o g o _ U r l T e x t   E l e m e n t T y p e = " C o l u m n "   E l e m e n t I d = " 1 4 1 1 7 0 3 9 7 6 "   D a t a T y p e = " T e x t " > P a y m e n t S e r v i c e L o g o _ U r l T e x t < / P a y m e n t S e r v i c e L o g o _ U r l T e x t > - 
-             < P a y m e n t S e r v i c e T e x t _ U r l   E l e m e n t T y p e = " C o l u m n "   E l e m e n t I d = " 1 7 4 2 3 3 4 7 "   D a t a T y p e = " T e x t " > P a y m e n t S e r v i c e T e x t _ U r l < / P a y m e n t S e r v i c e T e x t _ U r l > - 
-             < P a y m e n t S e r v i c e T e x t _ U r l T e x t   E l e m e n t T y p e = " C o l u m n "   E l e m e n t I d = " 1 6 3 6 7 7 2 9 3 4 "   D a t a T y p e = " T e x t " > P a y m e n t S e r v i c e T e x t _ U r l T e x t < / P a y m e n t S e r v i c e T e x t _ U r l T e x t > - 
-         < / P a y m e n t R e p o r t i n g A r g u m e n t > - 
-         < L e f t H e a d e r   E l e m e n t T y p e = " D a t a I t e m "   E l e m e n t I d = " 7 3 4 6 8 0 8 3 3 " > - 
-             < L e f t H e a d e r N a m e   E l e m e n t T y p e = " C o l u m n "   E l e m e n t I d = " 4 3 7 4 2 2 1 8 2 "   D a t a T y p e = " T e x t " > L e f t H e a d e r N a m e < / L e f t H e a d e r N a m e > - 
-             < L e f t H e a d e r V a l u e   E l e m e n t T y p e = " C o l u m n "   E l e m e n t I d = " 2 4 2 1 2 6 3 1 0 "   D a t a T y p e = " T e x t " > L e f t H e a d e r V a l u e < / L e f t H e a d e r V a l u e > - 
-         < / L e f t H e a d e r > - 
-         < R i g h t H e a d e r   E l e m e n t T y p e = " D a t a I t e m "   E l e m e n t I d = " 2 5 4 5 4 4 9 4 6 " > - 
-             < R i g h t H e a d e r N a m e   E l e m e n t T y p e = " C o l u m n "   E l e m e n t I d = " 8 9 8 2 8 7 5 7 "   D a t a T y p e = " T e x t " > R i g h t H e a d e r N a m e < / R i g h t H e a d e r N a m e > - 
-             < R i g h t H e a d e r V a l u e   E l e m e n t T y p e = " C o l u m n "   E l e m e n t I d = " 7 0 6 9 3 8 5 5 9 "   D a t a T y p e = " T e x t " > R i g h t H e a d e r V a l u e < / R i g h t H e a d e r V a l u e > - 
-         < / R i g h t H e a d e r > - 
-         < L e t t e r T e x t   E l e m e n t T y p e = " D a t a I t e m "   E l e m e n t I d = " 1 5 1 0 3 5 3 8 3 4 " > - 
-             < B o d y T e x t   E l e m e n t T y p e = " C o l u m n "   E l e m e n t I d = " 1 4 9 7 5 9 8 0 8 "   D a t a T y p e = " T e x t C o n s t " > B o d y T e x t < / B o d y T e x t > - 
-             < C l o s i n g T e x t   E l e m e n t T y p e = " C o l u m n "   E l e m e n t I d = " 5 1 2 1 3 5 9 0 9 "   D a t a T y p e = " T e x t C o n s t " > C l o s i n g T e x t < / C l o s i n g T e x t > - 
-             < G r e e t i n g T e x t   E l e m e n t T y p e = " C o l u m n "   E l e m e n t I d = " 1 1 7 5 2 7 9 2 8 9 "   D a t a T y p e = " T e x t C o n s t " > G r e e t i n g T e x t < / G r e e t i n g T e x t > - 
-             < P m t D i s c T e x t   E l e m e n t T y p e = " C o l u m n "   E l e m e n t I d = " 2 0 1 3 8 4 9 9 4 8 "   D a t a T y p e = " T e x t " > P m t D i s c T e x t < / P m t D i s c T e x t > - 
-         < / L e t t e r T e x t > - 
-         < T o t a l s   E l e m e n t T y p e = " D a t a I t e m "   E l e m e n t I d = " 1 8 2 3 9 5 0 0 4 4 " > - 
-             < C u r r e n c y C o d e   E l e m e n t T y p e = " C o l u m n "   E l e m e n t I d = " 1 5 7 9 5 9 5 9 2 1 "   D a t a T y p e = " T e x t " > C u r r e n c y C o d e < / C u r r e n c y C o d e > - 
-             < C u r r e n c y S y m b o l   E l e m e n t T y p e = " C o l u m n "   E l e m e n t I d = " 1 1 6 2 5 1 0 7 4 8 "   D a t a T y p e = " T e x t " > C u r r e n c y S y m b o l < / C u r r e n c y S y m b o l > - 
-             < T o t a l A m o u n t E x c l I n c l V A T   E l e m e n t T y p e = " C o l u m n "   E l e m e n t I d = " 5 1 4 3 3 6 1 1 4 "   D a t a T y p e = " S t r i n g " > T o t a l A m o u n t E x c l I n c l V A T < / T o t a l A m o u n t E x c l I n c l V A T > - 
-             < T o t a l A m o u n t E x c l I n c l V A T T e x t   E l e m e n t T y p e = " C o l u m n "   E l e m e n t I d = " 1 5 0 7 8 3 2 9 3 7 "   D a t a T y p e = " T e x t " > T o t a l A m o u n t E x c l I n c l V A T T e x t < / T o t a l A m o u n t E x c l I n c l V A T T e x t > - 
-             < T o t a l A m o u n t I n c l u d i n g V A T   E l e m e n t T y p e = " C o l u m n "   E l e m e n t I d = " 9 1 0 5 1 1 5 7 5 "   D a t a T y p e = " S t r i n g " > T o t a l A m o u n t I n c l u d i n g V A T < / T o t a l A m o u n t I n c l u d i n g V A T > - 
-             < T o t a l C O 2 e   E l e m e n t T y p e = " C o l u m n "   E l e m e n t I d = " 9 5 4 7 1 1 2 1 2 "   D a t a T y p e = " D e c i m a l " > T o t a l C O 2 e < / T o t a l C O 2 e > - 
-             < T o t a l E x c l u d i n g V A T T e x t   E l e m e n t T y p e = " C o l u m n "   E l e m e n t I d = " 1 9 2 2 9 4 6 3 1 0 "   D a t a T y p e = " T e x t " > T o t a l E x c l u d i n g V A T T e x t < / T o t a l E x c l u d i n g V A T T e x t > - 
-             < T o t a l I n c l u d i n g V A T T e x t   E l e m e n t T y p e = " C o l u m n "   E l e m e n t I d = " 1 2 0 4 0 1 6 3 5 2 "   D a t a T y p e = " T e x t " > T o t a l I n c l u d i n g V A T T e x t < / T o t a l I n c l u d i n g V A T T e x t > - 
-             < T o t a l I n v o i c e D i s c o u n t A m o u n t   E l e m e n t T y p e = " C o l u m n "   E l e m e n t I d = " 4 0 2 1 7 7 5 1 "   D a t a T y p e = " S t r i n g " > T o t a l I n v o i c e D i s c o u n t A m o u n t < / T o t a l I n v o i c e D i s c o u n t A m o u n t > - 
-             < T o t a l N e t A m o u n t   E l e m e n t T y p e = " C o l u m n "   E l e m e n t I d = " 4 8 3 1 9 3 3 7 2 "   D a t a T y p e = " S t r i n g " > T o t a l N e t A m o u n t < / T o t a l N e t A m o u n t > - 
-             < T o t a l P a y m e n t D i s c o u n t O n V A T   E l e m e n t T y p e = " C o l u m n "   E l e m e n t I d = " 7 3 6 0 4 1 8 8 6 "   D a t a T y p e = " D e c i m a l " > T o t a l P a y m e n t D i s c o u n t O n V A T < / T o t a l P a y m e n t D i s c o u n t O n V A T > - 
-             < T o t a l S u b T o t a l   E l e m e n t T y p e = " C o l u m n "   E l e m e n t I d = " 2 0 9 7 8 7 6 8 0 1 "   D a t a T y p e = " S t r i n g " > T o t a l S u b T o t a l < / T o t a l S u b T o t a l > - 
-             < T o t a l S u b T o t a l M i n u s I n v o i c e D i s c o u n t   E l e m e n t T y p e = " C o l u m n "   E l e m e n t I d = " 7 6 9 4 3 1 8 8 7 "   D a t a T y p e = " S t r i n g " > T o t a l S u b T o t a l M i n u s I n v o i c e D i s c o u n t < / T o t a l S u b T o t a l M i n u s I n v o i c e D i s c o u n t > - 
-             < T o t a l T e x t   E l e m e n t T y p e = " C o l u m n "   E l e m e n t I d = " 2 3 1 9 1 0 5 1 8 "   D a t a T y p e = " T e x t " > T o t a l T e x t < / T o t a l T e x t > - 
-             < T o t a l V A T A m o u n t   E l e m e n t T y p e = " C o l u m n "   E l e m e n t I d = " 1 6 2 7 1 0 2 3 2 8 "   D a t a T y p e = " S t r i n g " > T o t a l V A T A m o u n t < / T o t a l V A T A m o u n t > - 
-             < T o t a l V A T A m o u n t L C Y   E l e m e n t T y p e = " C o l u m n "   E l e m e n t I d = " 1 5 0 6 5 7 0 2 1 8 "   D a t a T y p e = " D e c i m a l " > T o t a l V A T A m o u n t L C Y < / T o t a l V A T A m o u n t L C Y > - 
-             < T o t a l V A T A m o u n t O n V A T A m t L i n e   E l e m e n t T y p e = " C o l u m n "   E l e m e n t I d = " 9 4 6 9 3 1 8 6 8 "   D a t a T y p e = " D e c i m a l " > T o t a l V A T A m o u n t O n V A T A m t L i n e < / T o t a l V A T A m o u n t O n V A T A m t L i n e > - 
-             < T o t a l V A T A m o u n t T e x t   E l e m e n t T y p e = " C o l u m n "   E l e m e n t I d = " 9 7 3 6 6 6 3 3 9 "   D a t a T y p e = " T e x t " > T o t a l V A T A m o u n t T e x t < / T o t a l V A T A m o u n t T e x t > - 
-             < T o t a l V A T B a s e L C Y   E l e m e n t T y p e = " C o l u m n "   E l e m e n t I d = " 8 3 4 4 5 0 5 2 1 "   D a t a T y p e = " D e c i m a l " > T o t a l V A T B a s e L C Y < / T o t a l V A T B a s e L C Y > - 
-             < T o t a l V A T B a s e O n V A T A m t L i n e   E l e m e n t T y p e = " C o l u m n "   E l e m e n t I d = " 1 0 6 4 7 4 6 3 9 5 "   D a t a T y p e = " D e c i m a l " > T o t a l V A T B a s e O n V A T A m t L i n e < / T o t a l V A T B a s e O n V A T A m t L i n e > - 
-         < / T o t a l s > - 
-     < / H e a d e r > - 
- < / N a v W o r d R e p o r t X m l P a r t > 
-</file>
-
-<file path=customXml/item6.xml><?xml version="1.0" encoding="utf-8"?>
 <p:properties xmlns:p="http://schemas.microsoft.com/office/2006/metadata/properties" xmlns:xsi="http://www.w3.org/2001/XMLSchema-instance" xmlns:pc="http://schemas.microsoft.com/office/infopath/2007/PartnerControls">
   <documentManagement>
     <Package xmlns="178f68d8-b893-4efd-8406-fab0f21873e4" xsi:nil="true"/>
@@ -32139,7 +30649,1503 @@
 </p:properties>
 </file>
 
+<file path=customXml/item4.xml>��< ? x m l   v e r s i o n = " 1 . 0 "   e n c o d i n g = " u t f - 1 6 " ? > < N a v W o r d R e p o r t X m l P a r t   x m l n s = " u r n : m i c r o s o f t - d y n a m i c s - b u s i n e s s c e n t r a l / i n t e r n a l / e x t e n d e d / r e p o r t s / S t a n d a r d _ S a l e s _ I n v o i c e / 1 3 0 6 / " > + 
+     < B C R e p o r t I n f o r m a t i o n > + 
+         < R e p o r t M e t a d a t a > + 
+             < E x t e n s i o n I d > E x t e n s i o n   I D < / E x t e n s i o n I d > + 
+             < E x t e n s i o n N a m e > E x t e n s i o n   N a m e < / E x t e n s i o n N a m e > + 
+             < E x t e n s i o n P u b l i s h e r > E x t e n s i o n   P u b l i s h e r < / E x t e n s i o n P u b l i s h e r > + 
+             < E x t e n s i o n V e r s i o n > E x t e n s i o n   V e r s i o n < / E x t e n s i o n V e r s i o n > + 
+             < R e p o r t I d > R e p o r t   I D < / R e p o r t I d > + 
+             < R e p o r t C a p t i o n > R e p o r t   C a p t i o n < / R e p o r t C a p t i o n > + 
+             < A b o u t T h i s R e p o r t T i t l e > A b o u t   T h i s   R e p o r t   T i t l e < / A b o u t T h i s R e p o r t T i t l e > + 
+             < A b o u t T h i s R e p o r t T e x t > A b o u t   T h i s   R e p o r t   T e x t < / A b o u t T h i s R e p o r t T e x t > + 
+             < R e p o r t H e l p L i n k > R e p o r t   H e l p   L i n k < / R e p o r t H e l p L i n k > + 
+         < / R e p o r t M e t a d a t a > + 
+         < R e p o r t R e q u e s t > + 
+             < T e n a n t E n t r a I d > T e n a n t   E n t r a   I d < / T e n a n t E n t r a I d > + 
+             < E n v i r o n m e n t N a m e > E n v i r o n m e n t   N a m e < / E n v i r o n m e n t N a m e > + 
+             < E n v i r o n m e n t T y p e > E n v i r o n m e n t   T y p e < / E n v i r o n m e n t T y p e > + 
+             < C o m p a n y N a m e > C o m p a n y   N a m e < / C o m p a n y N a m e > + 
+             < C o m p a n y D i s p l a y N a m e > C o m p a n y   D i s p l a y   N a m e < / C o m p a n y D i s p l a y N a m e > + 
+             < C o m p a n y I d > C o m p a n y   I D < / C o m p a n y I d > + 
+             < U s e r N a m e > U s e r   N a m e < / U s e r N a m e > + 
+             < D a t e A n d T i m e > D a t e   a n d   T i m e < / D a t e A n d T i m e > + 
+             < L a n g u a g e > L a n g u a g e < / L a n g u a g e > + 
+             < F o r m a t R e g i o n > F o r m a t   R e g i o n < / F o r m a t R e g i o n > + 
+             < D a t e T i m e V a l u e s > + 
+                 < Y e a r > Y e a r < / Y e a r > + 
+                 < M o n t h N u m b e r > M o n t h   N u m b e r < / M o n t h N u m b e r > + 
+                 < D a y N u m b e r > D a y   N u m b e r < / D a y N u m b e r > + 
+                 < H o u r > H o u r < / H o u r > + 
+                 < M i n u t e > M i n u t e < / M i n u t e > + 
+             < / D a t e T i m e V a l u e s > + 
+         < / R e p o r t R e q u e s t > + 
+     < / B C R e p o r t I n f o r m a t i o n > + 
+     < T o o l t i p s / > + 
+     < H e a d e r   E l e m e n t T y p e = " D a t a I t e m "   E l e m e n t I d = " 1 2 4 0 3 7 3 8 8 6 " > + 
+         < B i l l e d T o _ L b l   E l e m e n t T y p e = " C o l u m n "   E l e m e n t I d = " 1 7 4 5 4 4 9 0 7 9 "   D a t a T y p e = " T e x t C o n s t " > B i l l e d T o _ L b l < / B i l l e d T o _ L b l > + 
+         < B i l l T o C o n t a c t E m a i l   E l e m e n t T y p e = " C o l u m n "   E l e m e n t I d = " 3 3 5 8 2 7 8 9 5 "   D a t a T y p e = " T e x t " > B i l l T o C o n t a c t E m a i l < / B i l l T o C o n t a c t E m a i l > + 
+         < B i l l T o C o n t a c t E m a i l L b l   E l e m e n t T y p e = " C o l u m n "   E l e m e n t I d = " 2 9 6 4 7 8 3 6 5 "   D a t a T y p e = " T e x t C o n s t " > B i l l T o C o n t a c t E m a i l L b l < / B i l l T o C o n t a c t E m a i l L b l > + 
+         < B i l l T o C o n t a c t M o b i l e P h o n e N o   E l e m e n t T y p e = " C o l u m n "   E l e m e n t I d = " 2 4 8 4 8 8 6 9 6 "   D a t a T y p e = " T e x t " > B i l l T o C o n t a c t M o b i l e P h o n e N o < / B i l l T o C o n t a c t M o b i l e P h o n e N o > + 
+         < B i l l T o C o n t a c t M o b i l e P h o n e N o L b l   E l e m e n t T y p e = " C o l u m n "   E l e m e n t I d = " 2 7 6 3 1 1 3 3 8 "   D a t a T y p e = " T e x t C o n s t " > B i l l T o C o n t a c t M o b i l e P h o n e N o L b l < / B i l l T o C o n t a c t M o b i l e P h o n e N o L b l > + 
+         < B i l l T o C o n t a c t P h o n e N o   E l e m e n t T y p e = " C o l u m n "   E l e m e n t I d = " 3 6 2 4 7 7 4 8 8 "   D a t a T y p e = " T e x t " > B i l l T o C o n t a c t P h o n e N o < / B i l l T o C o n t a c t P h o n e N o > + 
+         < B i l l T o C o n t a c t P h o n e N o L b l   E l e m e n t T y p e = " C o l u m n "   E l e m e n t I d = " 2 1 2 3 3 4 5 9 6 6 "   D a t a T y p e = " T e x t C o n s t " > B i l l T o C o n t a c t P h o n e N o L b l < / B i l l T o C o n t a c t P h o n e N o L b l > + 
+         < B i l l t o C u s t o m e r N o _ L b l   E l e m e n t T y p e = " C o l u m n "   E l e m e n t I d = " 3 6 9 3 0 7 8 1 3 "   D a t a T y p e = " S t r i n g " > B i l l t o C u s t o m e r N o _ L b l < / B i l l t o C u s t o m e r N o _ L b l > + 
+         < B i l l t o C u s t u m e r N o   E l e m e n t T y p e = " C o l u m n "   E l e m e n t I d = " 2 8 0 4 7 3 0 5 8 "   D a t a T y p e = " C o d e " > B i l l t o C u s t u m e r N o < / B i l l t o C u s t u m e r N o > + 
+         < C h e c k s P a y a b l e _ L b l   E l e m e n t T y p e = " C o l u m n "   E l e m e n t I d = " 1 0 5 3 1 5 6 0 6 5 "   D a t a T y p e = " T e x t " > C h e c k s P a y a b l e _ L b l < / C h e c k s P a y a b l e _ L b l > + 
+         < C O 2 e P e r U n i t _ L b l   E l e m e n t T y p e = " C o l u m n "   E l e m e n t I d = " 6 0 8 7 4 6 8 0 2 "   D a t a T y p e = " T e x t " > C O 2 e P e r U n i t _ L b l < / C O 2 e P e r U n i t _ L b l > + 
+         < C o m p a n y A d d r e s s 1   E l e m e n t T y p e = " C o l u m n "   E l e m e n t I d = " 1 8 8 4 1 6 4 3 2 3 "   D a t a T y p e = " T e x t " > C o m p a n y A d d r e s s 1 < / C o m p a n y A d d r e s s 1 > + 
+         < C o m p a n y A d d r e s s 2   E l e m e n t T y p e = " C o l u m n "   E l e m e n t I d = " 1 2 4 6 4 6 7 7 0 6 "   D a t a T y p e = " T e x t " > C o m p a n y A d d r e s s 2 < / C o m p a n y A d d r e s s 2 > + 
+         < C o m p a n y A d d r e s s 3   E l e m e n t T y p e = " C o l u m n "   E l e m e n t I d = " 6 0 8 7 7 1 0 8 9 "   D a t a T y p e = " T e x t " > C o m p a n y A d d r e s s 3 < / C o m p a n y A d d r e s s 3 > + 
+         < C o m p a n y A d d r e s s 4   E l e m e n t T y p e = " C o l u m n "   E l e m e n t I d = " 7 7 7 6 8 0 1 1 2 "   D a t a T y p e = " T e x t " > C o m p a n y A d d r e s s 4 < / C o m p a n y A d d r e s s 4 > + 
+         < C o m p a n y A d d r e s s 5   E l e m e n t T y p e = " C o l u m n "   E l e m e n t I d = " 1 3 9 9 8 3 4 9 5 "   D a t a T y p e = " T e x t " > C o m p a n y A d d r e s s 5 < / C o m p a n y A d d r e s s 5 > + 
+         < C o m p a n y A d d r e s s 6   E l e m e n t T y p e = " C o l u m n "   E l e m e n t I d = " 4 9 7 7 1 3 1 2 2 "   D a t a T y p e = " T e x t " > C o m p a n y A d d r e s s 6 < / C o m p a n y A d d r e s s 6 > + 
+         < C o m p a n y A d d r e s s 7   E l e m e n t T y p e = " C o l u m n "   E l e m e n t I d = " 1 1 3 5 4 0 9 7 3 9 "   D a t a T y p e = " T e x t " > C o m p a n y A d d r e s s 7 < / C o m p a n y A d d r e s s 7 > + 
+         < C o m p a n y A d d r e s s 8   E l e m e n t T y p e = " C o l u m n "   E l e m e n t I d = " 1 7 1 5 2 5 5 3 0 0 "   D a t a T y p e = " T e x t " > C o m p a n y A d d r e s s 8 < / C o m p a n y A d d r e s s 8 > + 
+         < C o m p a n y B a n k A c c o u n t N o   E l e m e n t T y p e = " C o l u m n "   E l e m e n t I d = " 3 0 1 4 0 2 0 4 "   D a t a T y p e = " T e x t " > C o m p a n y B a n k A c c o u n t N o < / C o m p a n y B a n k A c c o u n t N o > + 
+         < C o m p a n y B a n k A c c o u n t N o _ L b l   E l e m e n t T y p e = " C o l u m n "   E l e m e n t I d = " 1 0 9 7 7 4 3 3 4 5 "   D a t a T y p e = " T e x t C o n s t " > C o m p a n y B a n k A c c o u n t N o _ L b l < / C o m p a n y B a n k A c c o u n t N o _ L b l > + 
+         < C o m p a n y B a n k B r a n c h N o   E l e m e n t T y p e = " C o l u m n "   E l e m e n t I d = " 7 9 3 1 3 3 0 5 7 "   D a t a T y p e = " T e x t " > C o m p a n y B a n k B r a n c h N o < / C o m p a n y B a n k B r a n c h N o > + 
+         < C o m p a n y B a n k B r a n c h N o _ L b l   E l e m e n t T y p e = " C o l u m n "   E l e m e n t I d = " 3 2 7 9 0 6 6 9 2 "   D a t a T y p e = " S t r i n g " > C o m p a n y B a n k B r a n c h N o _ L b l < / C o m p a n y B a n k B r a n c h N o _ L b l > + 
+         < C o m p a n y B a n k N a m e   E l e m e n t T y p e = " C o l u m n "   E l e m e n t I d = " 1 5 3 4 9 0 5 6 0 5 "   D a t a T y p e = " T e x t " > C o m p a n y B a n k N a m e < / C o m p a n y B a n k N a m e > + 
+         < C o m p a n y B a n k N a m e _ L b l   E l e m e n t T y p e = " C o l u m n "   E l e m e n t I d = " 1 2 0 4 3 0 7 0 1 4 "   D a t a T y p e = " T e x t C o n s t " > C o m p a n y B a n k N a m e _ L b l < / C o m p a n y B a n k N a m e _ L b l > + 
+         < C o m p a n y C u s t o m G i r o   E l e m e n t T y p e = " C o l u m n "   E l e m e n t I d = " 1 6 7 0 4 7 5 7 9 8 "   D a t a T y p e = " T e x t " > C o m p a n y C u s t o m G i r o < / C o m p a n y C u s t o m G i r o > + 
+         < C o m p a n y C u s t o m G i r o _ L b l   E l e m e n t T y p e = " C o l u m n "   E l e m e n t I d = " 8 9 1 4 3 9 6 2 5 "   D a t a T y p e = " T e x t " > C o m p a n y C u s t o m G i r o _ L b l < / C o m p a n y C u s t o m G i r o _ L b l > + 
+         < C o m p a n y E M a i l   E l e m e n t T y p e = " C o l u m n "   E l e m e n t I d = " 1 6 7 7 0 7 4 0 5 8 "   D a t a T y p e = " T e x t " > C o m p a n y E M a i l < / C o m p a n y E M a i l > + 
+         < C o m p a n y G i r o N o   E l e m e n t T y p e = " C o l u m n "   E l e m e n t I d = " 1 3 6 0 1 9 6 3 2 0 "   D a t a T y p e = " T e x t " > C o m p a n y G i r o N o < / C o m p a n y G i r o N o > + 
+         < C o m p a n y G i r o N o _ L b l   E l e m e n t T y p e = " C o l u m n "   E l e m e n t I d = " 8 6 1 6 0 2 1 1 5 "   D a t a T y p e = " T e x t C o n s t " > C o m p a n y G i r o N o _ L b l < / C o m p a n y G i r o N o _ L b l > + 
+         < C o m p a n y H o m e P a g e   E l e m e n t T y p e = " C o l u m n "   E l e m e n t I d = " 1 9 8 9 1 8 8 7 0 "   D a t a T y p e = " T e x t " > C o m p a n y H o m e P a g e < / C o m p a n y H o m e P a g e > + 
+         < C o m p a n y I B A N   E l e m e n t T y p e = " C o l u m n "   E l e m e n t I d = " 9 0 6 5 4 9 1 8 2 "   D a t a T y p e = " C o d e " > C o m p a n y I B A N < / C o m p a n y I B A N > + 
+         < C o m p a n y I B A N _ L b l   E l e m e n t T y p e = " C o l u m n "   E l e m e n t I d = " 1 2 6 7 9 5 2 2 2 7 "   D a t a T y p e = " S t r i n g " > C o m p a n y I B A N _ L b l < / C o m p a n y I B A N _ L b l > + 
+         < C o m p a n y L e g a l O f f i c e   E l e m e n t T y p e = " C o l u m n "   E l e m e n t I d = " 7 1 4 2 5 8 1 1 1 "   D a t a T y p e = " T e x t " > C o m p a n y L e g a l O f f i c e < / C o m p a n y L e g a l O f f i c e > + 
+         < C o m p a n y L e g a l O f f i c e _ L b l   E l e m e n t T y p e = " C o l u m n "   E l e m e n t I d = " 1 5 3 3 1 7 5 1 0 8 "   D a t a T y p e = " T e x t " > C o m p a n y L e g a l O f f i c e _ L b l < / C o m p a n y L e g a l O f f i c e _ L b l > + 
+         < C o m p a n y L e g a l S t a t e m e n t   E l e m e n t T y p e = " C o l u m n "   E l e m e n t I d = " 4 4 8 3 5 8 8 7 6 "   D a t a T y p e = " T e x t " > C o m p a n y L e g a l S t a t e m e n t < / C o m p a n y L e g a l S t a t e m e n t > + 
+         < C o m p a n y L o g o P o s i t i o n   E l e m e n t T y p e = " C o l u m n "   E l e m e n t I d = " 1 4 2 5 2 6 6 6 8 8 "   D a t a T y p e = " I n t e g e r " > C o m p a n y L o g o P o s i t i o n < / C o m p a n y L o g o P o s i t i o n > + 
+         < C o m p a n y P h o n e N o   E l e m e n t T y p e = " C o l u m n "   E l e m e n t I d = " 2 5 0 4 4 0 6 5 5 "   D a t a T y p e = " T e x t " > C o m p a n y P h o n e N o < / C o m p a n y P h o n e N o > + 
+         < C o m p a n y P h o n e N o _ L b l   E l e m e n t T y p e = " C o l u m n "   E l e m e n t I d = " 5 5 8 5 9 3 5 8 6 "   D a t a T y p e = " T e x t C o n s t " > C o m p a n y P h o n e N o _ L b l < / C o m p a n y P h o n e N o _ L b l > + 
+         < C o m p a n y P i c t u r e   E l e m e n t T y p e = " C o l u m n "   E l e m e n t I d = " 1 3 9 7 4 1 1 0 7 4 "   D a t a T y p e = " B L O B " / > + 
+         < C o m p a n y R e g i s t r a t i o n N u m b e r   E l e m e n t T y p e = " C o l u m n "   E l e m e n t I d = " 2 0 2 3 6 3 9 4 2 4 "   D a t a T y p e = " T e x t " > C o m p a n y R e g i s t r a t i o n N u m b e r < / C o m p a n y R e g i s t r a t i o n N u m b e r > + 
+         < C o m p a n y R e g i s t r a t i o n N u m b e r _ L b l   E l e m e n t T y p e = " C o l u m n "   E l e m e n t I d = " 1 8 3 3 1 0 6 6 5 3 "   D a t a T y p e = " T e x t " > C o m p a n y R e g i s t r a t i o n N u m b e r _ L b l < / C o m p a n y R e g i s t r a t i o n N u m b e r _ L b l > + 
+         < C o m p a n y S W I F T   E l e m e n t T y p e = " C o l u m n "   E l e m e n t I d = " 6 6 8 2 5 0 2 4 5 "   D a t a T y p e = " C o d e " > C o m p a n y S W I F T < / C o m p a n y S W I F T > + 
+         < C o m p a n y S W I F T _ L b l   E l e m e n t T y p e = " C o l u m n "   E l e m e n t I d = " 2 0 2 9 5 9 7 3 8 4 "   D a t a T y p e = " S t r i n g " > C o m p a n y S W I F T _ L b l < / C o m p a n y S W I F T _ L b l > + 
+         < C o m p a n y V A T R e g i s t r a t i o n N o   E l e m e n t T y p e = " C o l u m n "   E l e m e n t I d = " 1 9 1 4 0 1 3 6 4 9 "   D a t a T y p e = " T e x t " > C o m p a n y V A T R e g i s t r a t i o n N o < / C o m p a n y V A T R e g i s t r a t i o n N o > + 
+         < C o m p a n y V A T R e g i s t r a t i o n N o _ L b l   E l e m e n t T y p e = " C o l u m n "   E l e m e n t I d = " 9 2 4 5 0 3 1 2 4 "   D a t a T y p e = " T e x t " > C o m p a n y V A T R e g i s t r a t i o n N o _ L b l < / C o m p a n y V A T R e g i s t r a t i o n N o _ L b l > + 
+         < C o m p a n y V A T R e g N o   E l e m e n t T y p e = " C o l u m n "   E l e m e n t I d = " 1 7 1 4 3 1 9 3 6 "   D a t a T y p e = " T e x t " > C o m p a n y V A T R e g N o < / C o m p a n y V A T R e g N o > + 
+         < C o m p a n y V A T R e g N o _ L b l   E l e m e n t T y p e = " C o l u m n "   E l e m e n t I d = " 7 7 3 2 0 1 5 0 1 "   D a t a T y p e = " T e x t " > C o m p a n y V A T R e g N o _ L b l < / C o m p a n y V A T R e g N o _ L b l > + 
+         < C o n t a c t _ L b l   E l e m e n t T y p e = " C o l u m n "   E l e m e n t I d = " 1 1 5 5 0 9 4 7 5 2 "   D a t a T y p e = " T e x t " > C o n t a c t _ L b l < / C o n t a c t _ L b l > + 
+         < C o p y _ L b l   E l e m e n t T y p e = " C o l u m n "   E l e m e n t I d = " 6 0 4 7 8 2 7 8 1 "   D a t a T y p e = " T e x t C o n s t " > C o p y _ L b l < / C o p y _ L b l > + 
+         < C u s t o m e r A d d r e s s 1   E l e m e n t T y p e = " C o l u m n "   E l e m e n t I d = " 1 8 0 1 9 6 6 4 5 4 "   D a t a T y p e = " T e x t " > C u s t o m e r A d d r e s s 1 < / C u s t o m e r A d d r e s s 1 > + 
+         < C u s t o m e r A d d r e s s 2   E l e m e n t T y p e = " C o l u m n "   E l e m e n t I d = " 1 1 6 4 2 6 9 8 3 7 "   D a t a T y p e = " T e x t " > C u s t o m e r A d d r e s s 2 < / C u s t o m e r A d d r e s s 2 > + 
+         < C u s t o m e r A d d r e s s 3   E l e m e n t T y p e = " C o l u m n "   E l e m e n t I d = " 5 2 6 5 7 3 2 2 0 "   D a t a T y p e = " T e x t " > C u s t o m e r A d d r e s s 3 < / C u s t o m e r A d d r e s s 3 > + 
+         < C u s t o m e r A d d r e s s 4   E l e m e n t T y p e = " C o l u m n "   E l e m e n t I d = " 1 1 1 1 2 3 3 9 7 "   D a t a T y p e = " T e x t " > C u s t o m e r A d d r e s s 4 < / C u s t o m e r A d d r e s s 4 > + 
+         < C u s t o m e r A d d r e s s 5   E l e m e n t T y p e = " C o l u m n "   E l e m e n t I d = " 7 4 8 8 2 0 0 1 4 "   D a t a T y p e = " T e x t " > C u s t o m e r A d d r e s s 5 < / C u s t o m e r A d d r e s s 5 > + 
+         < C u s t o m e r A d d r e s s 6   E l e m e n t T y p e = " C o l u m n "   E l e m e n t I d = " 1 3 8 6 5 1 6 6 3 1 "   D a t a T y p e = " T e x t " > C u s t o m e r A d d r e s s 6 < / C u s t o m e r A d d r e s s 6 > + 
+         < C u s t o m e r A d d r e s s 7   E l e m e n t T y p e = " C o l u m n "   E l e m e n t I d = " 2 0 2 4 2 1 3 2 4 8 "   D a t a T y p e = " T e x t " > C u s t o m e r A d d r e s s 7 < / C u s t o m e r A d d r e s s 7 > + 
+         < C u s t o m e r A d d r e s s 8   E l e m e n t T y p e = " C o l u m n "   E l e m e n t I d = " 1 0 4 8 6 9 8 5 8 5 "   D a t a T y p e = " T e x t " > C u s t o m e r A d d r e s s 8 < / C u s t o m e r A d d r e s s 8 > + 
+         < C u s t o m e r P o s t a l B a r C o d e   E l e m e n t T y p e = " C o l u m n "   E l e m e n t I d = " 3 9 8 5 8 0 6 8 8 "   D a t a T y p e = " T e x t " > C u s t o m e r P o s t a l B a r C o d e < / C u s t o m e r P o s t a l B a r C o d e > + 
+         < D i s c l a i m e r _ L b l   E l e m e n t T y p e = " C o l u m n "   E l e m e n t I d = " 3 8 1 6 6 9 2 0 5 "   D a t a T y p e = " T e x t " > D i s c l a i m e r _ L b l < / D i s c l a i m e r _ L b l > + 
+         < D i s p l a y A d d i t i o n a l F e e N o t e   E l e m e n t T y p e = " C o l u m n "   E l e m e n t I d = " 1 9 3 1 7 6 6 6 8 8 "   D a t a T y p e = " B o o l e a n " > D i s p l a y A d d i t i o n a l F e e N o t e < / D i s p l a y A d d i t i o n a l F e e N o t e > + 
+         < D o c u m e n t D a t e   E l e m e n t T y p e = " C o l u m n "   E l e m e n t I d = " 5 5 2 8 7 1 9 1 4 "   D a t a T y p e = " S t r i n g " > D o c u m e n t D a t e < / D o c u m e n t D a t e > + 
+         < D o c u m e n t D a t e _ L b l   E l e m e n t T y p e = " C o l u m n "   E l e m e n t I d = " 1 0 2 6 4 9 4 8 3 "   D a t a T y p e = " S t r i n g " > D o c u m e n t D a t e _ L b l < / D o c u m e n t D a t e _ L b l > + 
+         < D o c u m e n t N o   E l e m e n t T y p e = " C o l u m n "   E l e m e n t I d = " 9 7 0 3 5 0 5 3 9 "   D a t a T y p e = " C o d e " > D o c u m e n t N o < / D o c u m e n t N o > + 
+         < D o c u m e n t N o _ L b l   E l e m e n t T y p e = " C o l u m n "   E l e m e n t I d = " 7 8 9 7 9 5 9 7 8 "   D a t a T y p e = " T e x t C o n s t " > D o c u m e n t N o _ L b l < / D o c u m e n t N o _ L b l > + 
+         < D o c u m e n t T i t l e _ L b l   E l e m e n t T y p e = " C o l u m n "   E l e m e n t I d = " 8 5 8 4 2 3 9 2 9 "   D a t a T y p e = " T e x t " > D o c u m e n t T i t l e _ L b l < / D o c u m e n t T i t l e _ L b l > + 
+         < D u e D a t e   E l e m e n t T y p e = " C o l u m n "   E l e m e n t I d = " 7 4 5 1 7 0 2 0 3 "   D a t a T y p e = " S t r i n g " > D u e D a t e < / D u e D a t e > + 
+         < D u e D a t e _ L b l   E l e m e n t T y p e = " C o l u m n "   E l e m e n t I d = " 1 6 4 8 2 8 4 6 4 8 "   D a t a T y p e = " S t r i n g " > D u e D a t e _ L b l < / D u e D a t e _ L b l > + 
+         < E M a i l _ H e a d e r _ L b l   E l e m e n t T y p e = " C o l u m n "   E l e m e n t I d = " 5 1 3 1 7 0 8 0 4 "   D a t a T y p e = " T e x t C o n s t " > E M a i l _ H e a d e r _ L b l < / E M a i l _ H e a d e r _ L b l > + 
+         < E x c h a n g e R a t e A s T e x t   E l e m e n t T y p e = " C o l u m n "   E l e m e n t I d = " 5 9 2 9 5 5 8 4 5 "   D a t a T y p e = " T e x t " > E x c h a n g e R a t e A s T e x t < / E x c h a n g e R a t e A s T e x t > + 
+         < E x t e r n a l D o c u m e n t N o   E l e m e n t T y p e = " C o l u m n "   E l e m e n t I d = " 7 3 3 9 5 3 9 6 6 "   D a t a T y p e = " C o d e " > E x t e r n a l D o c u m e n t N o < / E x t e r n a l D o c u m e n t N o > + 
+         < E x t e r n a l D o c u m e n t N o _ L b l   E l e m e n t T y p e = " C o l u m n "   E l e m e n t I d = " 4 2 3 3 1 2 2 6 9 "   D a t a T y p e = " S t r i n g " > E x t e r n a l D o c u m e n t N o _ L b l < / E x t e r n a l D o c u m e n t N o _ L b l > + 
+         < F r o m _ L b l   E l e m e n t T y p e = " C o l u m n "   E l e m e n t I d = " 4 8 5 4 2 6 1 3 8 "   D a t a T y p e = " T e x t C o n s t " > F r o m _ L b l < / F r o m _ L b l > + 
+         < G l o b a l L o c a t i o n N u m b e r   E l e m e n t T y p e = " C o l u m n "   E l e m e n t I d = " 1 5 0 0 3 7 2 8 0 0 "   D a t a T y p e = " T e x t " > G l o b a l L o c a t i o n N u m b e r < / G l o b a l L o c a t i o n N u m b e r > + 
+         < G l o b a l L o c a t i o n N u m b e r _ L b l   E l e m e n t T y p e = " C o l u m n "   E l e m e n t I d = " 1 7 5 0 9 1 3 8 9 1 "   D a t a T y p e = " T e x t " > G l o b a l L o c a t i o n N u m b e r _ L b l < / G l o b a l L o c a t i o n N u m b e r _ L b l > + 
+         < H o m e P a g e _ H e a d e r _ L b l   E l e m e n t T y p e = " C o l u m n "   E l e m e n t I d = " 1 8 7 9 7 2 5 0 8 4 "   D a t a T y p e = " T e x t C o n s t " > H o m e P a g e _ H e a d e r _ L b l < / H o m e P a g e _ H e a d e r _ L b l > + 
+         < I n v o i c e D i s c o u n t A m o u n t _ L b l   E l e m e n t T y p e = " C o l u m n "   E l e m e n t I d = " 1 5 9 3 0 1 2 7 3 6 "   D a t a T y p e = " T e x t C o n s t " > I n v o i c e D i s c o u n t A m o u n t _ L b l < / I n v o i c e D i s c o u n t A m o u n t _ L b l > + 
+         < I n v o i c e D i s c o u n t B a s e A m o u n t _ L b l   E l e m e n t T y p e = " C o l u m n "   E l e m e n t I d = " 2 0 2 9 2 6 6 8 7 5 "   D a t a T y p e = " T e x t C o n s t " > I n v o i c e D i s c o u n t B a s e A m o u n t _ L b l < / I n v o i c e D i s c o u n t B a s e A m o u n t _ L b l > + 
+         < L e g a l E n t i t y T y p e   E l e m e n t T y p e = " C o l u m n "   E l e m e n t I d = " 2 0 5 1 8 7 3 5 6 3 "   D a t a T y p e = " T e x t " > L e g a l E n t i t y T y p e < / L e g a l E n t i t y T y p e > + 
+         < L e g a l E n t i t y T y p e _ L b l   E l e m e n t T y p e = " C o l u m n "   E l e m e n t I d = " 2 0 8 0 2 2 4 7 9 2 "   D a t a T y p e = " T e x t " > L e g a l E n t i t y T y p e _ L b l < / L e g a l E n t i t y T y p e _ L b l > + 
+         < L i n e A m o u n t A f t e r I n v o i c e D i s c o u n t _ L b l   E l e m e n t T y p e = " C o l u m n "   E l e m e n t I d = " 6 7 3 7 2 1 0 9 4 "   D a t a T y p e = " T e x t C o n s t " > L i n e A m o u n t A f t e r I n v o i c e D i s c o u n t _ L b l < / L i n e A m o u n t A f t e r I n v o i c e D i s c o u n t _ L b l > + 
+         < L o c a l C u r r e n c y _ L b l   E l e m e n t T y p e = " C o l u m n "   E l e m e n t I d = " 1 5 5 9 6 9 3 4 2 2 "   D a t a T y p e = " T e x t C o n s t " > L o c a l C u r r e n c y _ L b l < / L o c a l C u r r e n c y _ L b l > + 
+         < O r d e r N o   E l e m e n t T y p e = " C o l u m n "   E l e m e n t I d = " 1 4 6 6 4 7 3 8 8 6 "   D a t a T y p e = " C o d e " > O r d e r N o < / O r d e r N o > + 
+         < O r d e r N o _ L b l   E l e m e n t T y p e = " C o l u m n "   E l e m e n t I d = " 1 9 9 1 0 6 2 5 2 9 "   D a t a T y p e = " S t r i n g " > O r d e r N o _ L b l < / O r d e r N o _ L b l > + 
+         < P a c k a g e T r a c k i n g N o   E l e m e n t T y p e = " C o l u m n "   E l e m e n t I d = " 1 2 4 4 8 2 6 1 5 9 "   D a t a T y p e = " T e x t " > P a c k a g e T r a c k i n g N o < / P a c k a g e T r a c k i n g N o > + 
+         < P a c k a g e T r a c k i n g N o _ L b l   E l e m e n t T y p e = " C o l u m n "   E l e m e n t I d = " 2 1 9 3 5 6 7 5 6 "   D a t a T y p e = " S t r i n g " > P a c k a g e T r a c k i n g N o _ L b l < / P a c k a g e T r a c k i n g N o _ L b l > + 
+         < P a g e _ L b l   E l e m e n t T y p e = " C o l u m n "   E l e m e n t I d = " 6 8 0 6 4 8 0 9 1 "   D a t a T y p e = " T e x t C o n s t " > P a g e _ L b l < / P a g e _ L b l > + 
+         < P a y m e n t I n s t r u c t i o n s _ T x t   E l e m e n t T y p e = " C o l u m n "   E l e m e n t I d = " 1 8 7 2 0 8 8 3 "   D a t a T y p e = " T e x t " > P a y m e n t I n s t r u c t i o n s _ T x t < / P a y m e n t I n s t r u c t i o n s _ T x t > + 
+         < P a y m e n t M e t h o d D e s c r i p t i o n   E l e m e n t T y p e = " C o l u m n "   E l e m e n t I d = " 5 8 5 7 5 7 9 7 4 "   D a t a T y p e = " T e x t " > P a y m e n t M e t h o d D e s c r i p t i o n < / P a y m e n t M e t h o d D e s c r i p t i o n > + 
+         < P a y m e n t M e t h o d D e s c r i p t i o n _ L b l   E l e m e n t T y p e = " C o l u m n "   E l e m e n t I d = " 7 9 7 1 1 7 3 2 3 "   D a t a T y p e = " T e x t C o n s t " > P a y m e n t M e t h o d D e s c r i p t i o n _ L b l < / P a y m e n t M e t h o d D e s c r i p t i o n _ L b l > + 
+         < P a y m e n t R e f e r e n c e   E l e m e n t T y p e = " C o l u m n "   E l e m e n t I d = " 3 3 5 4 9 7 0 1 2 "   D a t a T y p e = " T e x t " > P a y m e n t R e f e r e n c e < / P a y m e n t R e f e r e n c e > + 
+         < P a y m e n t R e f e r e n c e _ L b l   E l e m e n t T y p e = " C o l u m n "   E l e m e n t I d = " 8 6 4 7 4 2 0 3 3 "   D a t a T y p e = " T e x t " > P a y m e n t R e f e r e n c e _ L b l < / P a y m e n t R e f e r e n c e _ L b l > + 
+         < P a y m e n t T e r m s D e s c r i p t i o n   E l e m e n t T y p e = " C o l u m n "   E l e m e n t I d = " 2 0 3 8 7 4 2 7 0 0 "   D a t a T y p e = " T e x t " > P a y m e n t T e r m s D e s c r i p t i o n < / P a y m e n t T e r m s D e s c r i p t i o n > + 
+         < P a y m e n t T e r m s D e s c r i p t i o n _ L b l   E l e m e n t T y p e = " C o l u m n "   E l e m e n t I d = " 1 8 7 4 4 9 4 3 2 1 "   D a t a T y p e = " T e x t C o n s t " > P a y m e n t T e r m s D e s c r i p t i o n _ L b l < / P a y m e n t T e r m s D e s c r i p t i o n _ L b l > + 
+         < P r i c e s I n c l u d i n g V A T   E l e m e n t T y p e = " C o l u m n "   E l e m e n t I d = " 5 1 8 8 1 7 1 6 7 "   D a t a T y p e = " B o o l e a n " > P r i c e s I n c l u d i n g V A T < / P r i c e s I n c l u d i n g V A T > + 
+         < P r i c e s I n c l u d i n g V A T _ L b l   E l e m e n t T y p e = " C o l u m n "   E l e m e n t I d = " 1 3 7 7 9 7 9 4 4 4 "   D a t a T y p e = " S t r i n g " > P r i c e s I n c l u d i n g V A T _ L b l < / P r i c e s I n c l u d i n g V A T _ L b l > + 
+         < P r i c e s I n c l u d i n g V A T Y e s N o   E l e m e n t T y p e = " C o l u m n "   E l e m e n t I d = " 1 4 1 1 1 4 7 5 9 9 "   D a t a T y p e = " S t r i n g " > P r i c e s I n c l u d i n g V A T Y e s N o < / P r i c e s I n c l u d i n g V A T Y e s N o > + 
+         < Q R _ C o d e _ I m a g e   E l e m e n t T y p e = " C o l u m n "   E l e m e n t I d = " 2 0 7 9 6 8 0 8 3 6 "   D a t a T y p e = " M e d i a S e t " > Q R _ C o d e _ I m a g e < / Q R _ C o d e _ I m a g e > + 
+         < Q R _ C o d e _ I m a g e _ L b l   E l e m e n t T y p e = " C o l u m n "   E l e m e n t I d = " 1 2 2 9 4 4 6 0 7 "   D a t a T y p e = " S t r i n g " > Q R _ C o d e _ I m a g e _ L b l < / Q R _ C o d e _ I m a g e _ L b l > + 
+         < Q u e s t i o n s _ L b l   E l e m e n t T y p e = " C o l u m n "   E l e m e n t I d = " 2 0 7 0 8 9 0 0 1 9 "   D a t a T y p e = " T e x t C o n s t " > Q u e s t i o n s _ L b l < / Q u e s t i o n s _ L b l > + 
+         < R e c u r r i n g B i l l i n g   E l e m e n t T y p e = " C o l u m n "   E l e m e n t I d = " 4 8 0 8 6 9 9 3 "   D a t a T y p e = " B o o l e a n " > R e c u r r i n g B i l l i n g < / R e c u r r i n g B i l l i n g > + 
+         < R e m a i n i n g A m o u n t   E l e m e n t T y p e = " C o l u m n "   E l e m e n t I d = " 3 5 3 2 6 4 1 3 1 "   D a t a T y p e = " D e c i m a l " > R e m a i n i n g A m o u n t < / R e m a i n i n g A m o u n t > + 
+         < R e m a i n i n g A m o u n t T e x t   E l e m e n t T y p e = " C o l u m n "   E l e m e n t I d = " 1 8 1 3 6 1 2 0 "   D a t a T y p e = " T e x t " > R e m a i n i n g A m o u n t T e x t < / R e m a i n i n g A m o u n t T e x t > + 
+         < S a l e s I n v o i c e L i n e D i s c o u n t _ L b l   E l e m e n t T y p e = " C o l u m n "   E l e m e n t I d = " 6 6 4 6 0 1 5 8 2 "   D a t a T y p e = " T e x t C o n s t " > S a l e s I n v o i c e L i n e D i s c o u n t _ L b l < / S a l e s I n v o i c e L i n e D i s c o u n t _ L b l > + 
+         < S a l e s P e r s o n _ L b l   E l e m e n t T y p e = " C o l u m n "   E l e m e n t I d = " 1 5 6 4 1 9 6 3 6 5 "   D a t a T y p e = " T e x t C o n s t " > S a l e s P e r s o n _ L b l < / S a l e s P e r s o n _ L b l > + 
+         < S a l e s P e r s o n B l a n k _ L b l   E l e m e n t T y p e = " C o l u m n "   E l e m e n t I d = " 6 5 4 6 2 4 6 0 1 "   D a t a T y p e = " T e x t " > S a l e s P e r s o n B l a n k _ L b l < / S a l e s P e r s o n B l a n k _ L b l > + 
+         < S a l e s P e r s o n N a m e   E l e m e n t T y p e = " C o l u m n "   E l e m e n t I d = " 8 7 1 4 9 2 9 8 3 "   D a t a T y p e = " T e x t " > S a l e s P e r s o n N a m e < / S a l e s P e r s o n N a m e > + 
+         < S e l l T o C o n t a c t E m a i l   E l e m e n t T y p e = " C o l u m n "   E l e m e n t I d = " 2 6 2 8 2 4 5 6 4 "   D a t a T y p e = " T e x t " > S e l l T o C o n t a c t E m a i l < / S e l l T o C o n t a c t E m a i l > + 
+         < S e l l T o C o n t a c t E m a i l L b l   E l e m e n t T y p e = " C o l u m n "   E l e m e n t I d = " 3 7 0 9 2 0 3 7 4 "   D a t a T y p e = " T e x t C o n s t " > S e l l T o C o n t a c t E m a i l L b l < / S e l l T o C o n t a c t E m a i l L b l > + 
+         < S e l l T o C o n t a c t M o b i l e P h o n e N o   E l e m e n t T y p e = " C o l u m n "   E l e m e n t I d = " 1 8 4 3 5 8 7 4 7 "   D a t a T y p e = " T e x t " > S e l l T o C o n t a c t M o b i l e P h o n e N o < / S e l l T o C o n t a c t M o b i l e P h o n e N o > + 
+         < S e l l T o C o n t a c t M o b i l e P h o n e N o L b l   E l e m e n t T y p e = " C o l u m n "   E l e m e n t I d = " 1 4 5 7 5 2 8 4 1 7 "   D a t a T y p e = " T e x t C o n s t " > S e l l T o C o n t a c t M o b i l e P h o n e N o L b l < / S e l l T o C o n t a c t M o b i l e P h o n e N o L b l > + 
+         < S e l l T o C o n t a c t P h o n e N o   E l e m e n t T y p e = " C o l u m n "   E l e m e n t I d = " 1 6 1 3 8 2 2 4 8 3 "   D a t a T y p e = " T e x t " > S e l l T o C o n t a c t P h o n e N o < / S e l l T o C o n t a c t P h o n e N o > + 
+         < S e l l T o C o n t a c t P h o n e N o L b l   E l e m e n t T y p e = " C o l u m n "   E l e m e n t I d = " 1 0 5 0 6 8 6 8 0 9 "   D a t a T y p e = " T e x t C o n s t " > S e l l T o C o n t a c t P h o n e N o L b l < / S e l l T o C o n t a c t P h o n e N o L b l > + 
+         < S e l l t o C u s t o m e r N o   E l e m e n t T y p e = " C o l u m n "   E l e m e n t I d = " 2 0 5 0 6 4 7 3 4 9 "   D a t a T y p e = " C o d e " > S e l l t o C u s t o m e r N o < / S e l l t o C u s t o m e r N o > + 
+         < S e l l t o C u s t o m e r N o _ L b l   E l e m e n t T y p e = " C o l u m n "   E l e m e n t I d = " 2 9 8 3 8 1 5 1 2 "   D a t a T y p e = " S t r i n g " > S e l l t o C u s t o m e r N o _ L b l < / S e l l t o C u s t o m e r N o _ L b l > + 
+         < S e l l T o F a x N o   E l e m e n t T y p e = " C o l u m n "   E l e m e n t I d = " 8 6 0 8 2 8 4 3 4 "   D a t a T y p e = " T e x t " > S e l l T o F a x N o < / S e l l T o F a x N o > + 
+         < S e l l T o P h o n e N o   E l e m e n t T y p e = " C o l u m n "   E l e m e n t I d = " 7 5 1 9 3 1 8 4 3 "   D a t a T y p e = " T e x t " > S e l l T o P h o n e N o < / S e l l T o P h o n e N o > + 
+         < S h i p m e n t _ L b l   E l e m e n t T y p e = " C o l u m n "   E l e m e n t I d = " 2 0 8 5 7 6 7 1 2 0 "   D a t a T y p e = " T e x t C o n s t " > S h i p m e n t _ L b l < / S h i p m e n t _ L b l > + 
+         < S h i p m e n t D a t e   E l e m e n t T y p e = " C o l u m n "   E l e m e n t I d = " 9 3 1 1 1 1 4 6 5 "   D a t a T y p e = " S t r i n g " > S h i p m e n t D a t e < / S h i p m e n t D a t e > + 
+         < S h i p m e n t D a t e _ L b l   E l e m e n t T y p e = " C o l u m n "   E l e m e n t I d = " 6 1 4 4 0 0 3 6 4 "   D a t a T y p e = " S t r i n g " > S h i p m e n t D a t e _ L b l < / S h i p m e n t D a t e _ L b l > + 
+         < S h i p m e n t M e t h o d D e s c r i p t i o n   E l e m e n t T y p e = " C o l u m n "   E l e m e n t I d = " 2 0 5 9 4 0 3 2 6 0 "   D a t a T y p e = " T e x t " > S h i p m e n t M e t h o d D e s c r i p t i o n < / S h i p m e n t M e t h o d D e s c r i p t i o n > + 
+         < S h i p m e n t M e t h o d D e s c r i p t i o n _ L b l   E l e m e n t T y p e = " C o l u m n "   E l e m e n t I d = " 1 1 7 9 9 7 8 4 6 5 "   D a t a T y p e = " T e x t C o n s t " > S h i p m e n t M e t h o d D e s c r i p t i o n _ L b l < / S h i p m e n t M e t h o d D e s c r i p t i o n _ L b l > + 
+         < S h i p p i n g A g e n t C o d e   E l e m e n t T y p e = " C o l u m n "   E l e m e n t I d = " 1 6 7 0 1 5 5 2 6 9 "   D a t a T y p e = " C o d e " > S h i p p i n g A g e n t C o d e < / S h i p p i n g A g e n t C o d e > + 
+         < S h i p p i n g A g e n t C o d e _ L b l   E l e m e n t T y p e = " C o l u m n "   E l e m e n t I d = " 1 1 5 3 2 0 1 3 4 "   D a t a T y p e = " S t r i n g " > S h i p p i n g A g e n t C o d e _ L b l < / S h i p p i n g A g e n t C o d e _ L b l > + 
+         < S h i p T o A d d r e s s _ L b l   E l e m e n t T y p e = " C o l u m n "   E l e m e n t I d = " 1 6 5 0 5 0 5 0 1 7 "   D a t a T y p e = " T e x t C o n s t " > S h i p T o A d d r e s s _ L b l < / S h i p T o A d d r e s s _ L b l > + 
+         < S h i p T o A d d r e s s 1   E l e m e n t T y p e = " C o l u m n "   E l e m e n t I d = " 1 3 5 7 6 7 2 8 6 1 "   D a t a T y p e = " T e x t " > S h i p T o A d d r e s s 1 < / S h i p T o A d d r e s s 1 > + 
+         < S h i p T o A d d r e s s 2   E l e m e n t T y p e = " C o l u m n "   E l e m e n t I d = " 1 0 2 4 2 0 4 5 8 4 "   D a t a T y p e = " T e x t " > S h i p T o A d d r e s s 2 < / S h i p T o A d d r e s s 2 > + 
+         < S h i p T o A d d r e s s 3   E l e m e n t T y p e = " C o l u m n "   E l e m e n t I d = " 1 6 6 1 9 0 1 2 0 1 "   D a t a T y p e = " T e x t " > S h i p T o A d d r e s s 3 < / S h i p T o A d d r e s s 3 > + 
+         < S h i p T o A d d r e s s 4   E l e m e n t T y p e = " C o l u m n "   E l e m e n t I d = " 5 5 5 4 1 6 9 9 0 "   D a t a T y p e = " T e x t " > S h i p T o A d d r e s s 4 < / S h i p T o A d d r e s s 4 > + 
+         < S h i p T o A d d r e s s 5   E l e m e n t T y p e = " C o l u m n "   E l e m e n t I d = " 1 1 9 3 1 1 3 6 0 7 "   D a t a T y p e = " T e x t " > S h i p T o A d d r e s s 5 < / S h i p T o A d d r e s s 5 > + 
+         < S h i p T o A d d r e s s 6   E l e m e n t T y p e = " C o l u m n "   E l e m e n t I d = " 7 1 9 9 7 6 2 4 4 "   D a t a T y p e = " T e x t " > S h i p T o A d d r e s s 6 < / S h i p T o A d d r e s s 6 > + 
+         < S h i p T o A d d r e s s 7   E l e m e n t T y p e = " C o l u m n "   E l e m e n t I d = " 8 2 2 7 9 6 2 7 "   D a t a T y p e = " T e x t " > S h i p T o A d d r e s s 7 < / S h i p T o A d d r e s s 7 > + 
+         < S h i p T o A d d r e s s 8   E l e m e n t T y p e = " C o l u m n "   E l e m e n t I d = " 1 4 9 2 9 9 2 1 7 8 "   D a t a T y p e = " T e x t " > S h i p T o A d d r e s s 8 < / S h i p T o A d d r e s s 8 > + 
+         < S h i p T o P h o n e N o   E l e m e n t T y p e = " C o l u m n "   E l e m e n t I d = " 3 6 9 7 0 2 2 5 5 "   D a t a T y p e = " T e x t " > S h i p T o P h o n e N o < / S h i p T o P h o n e N o > + 
+         < S h o w S h i p p i n g A d d r e s s   E l e m e n t T y p e = " C o l u m n "   E l e m e n t I d = " 1 1 2 0 0 7 1 2 6 6 "   D a t a T y p e = " B o o l e a n " > S h o w S h i p p i n g A d d r e s s < / S h o w S h i p p i n g A d d r e s s > + 
+         < S h o w W o r k D e s c r i p t i o n   E l e m e n t T y p e = " C o l u m n "   E l e m e n t I d = " 7 8 5 4 6 8 8 6 5 "   D a t a T y p e = " B o o l e a n " > S h o w W o r k D e s c r i p t i o n < / S h o w W o r k D e s c r i p t i o n > + 
+         < S u b t o t a l _ L b l   E l e m e n t T y p e = " C o l u m n "   E l e m e n t I d = " 1 9 6 7 7 9 5 1 4 2 "   D a t a T y p e = " T e x t C o n s t " > S u b t o t a l _ L b l < / S u b t o t a l _ L b l > + 
+         < T h a n k s _ L b l   E l e m e n t T y p e = " C o l u m n "   E l e m e n t I d = " 2 1 0 3 3 0 5 5 2 5 "   D a t a T y p e = " T e x t C o n s t " > T h a n k s _ L b l < / T h a n k s _ L b l > + 
+         < T o t a l _ L b l   E l e m e n t T y p e = " C o l u m n "   E l e m e n t I d = " 1 2 1 0 1 0 0 8 7 8 "   D a t a T y p e = " T e x t C o n s t " > T o t a l _ L b l < / T o t a l _ L b l > + 
+         < T o t a l C O 2 e _ L b l   E l e m e n t T y p e = " C o l u m n "   E l e m e n t I d = " 1 0 3 0 5 9 5 2 5 5 "   D a t a T y p e = " T e x t " > T o t a l C O 2 e _ L b l < / T o t a l C O 2 e _ L b l > + 
+         < V A T A m o u n t _ L b l   E l e m e n t T y p e = " C o l u m n "   E l e m e n t I d = " 1 0 9 4 6 5 7 2 9 "   D a t a T y p e = " T e x t C o n s t " > V A T A m o u n t _ L b l < / V A T A m o u n t _ L b l > + 
+         < V A T A m o u n t S p e c i f i c a t i o n _ L b l   E l e m e n t T y p e = " C o l u m n "   E l e m e n t I d = " 8 7 8 7 0 6 8 4 6 "   D a t a T y p e = " T e x t C o n s t " > V A T A m o u n t S p e c i f i c a t i o n _ L b l < / V A T A m o u n t S p e c i f i c a t i o n _ L b l > + 
+         < V A T B a s e _ L b l   E l e m e n t T y p e = " C o l u m n "   E l e m e n t I d = " 1 8 6 6 1 5 8 2 7 8 "   D a t a T y p e = " T e x t C o n s t " > V A T B a s e _ L b l < / V A T B a s e _ L b l > + 
+         < V A T C l a u s e _ L b l   E l e m e n t T y p e = " C o l u m n "   E l e m e n t I d = " 1 5 7 0 4 9 5 4 9 0 "   D a t a T y p e = " S t r i n g " > V A T C l a u s e _ L b l < / V A T C l a u s e _ L b l > + 
+         < V A T C l a u s e s _ L b l   E l e m e n t T y p e = " C o l u m n "   E l e m e n t I d = " 1 3 8 3 9 2 0 0 1 9 "   D a t a T y p e = " T e x t C o n s t " > V A T C l a u s e s _ L b l < / V A T C l a u s e s _ L b l > + 
+         < V A T I d e n t i f i e r _ L b l   E l e m e n t T y p e = " C o l u m n "   E l e m e n t I d = " 1 6 8 6 6 2 3 9 8 4 "   D a t a T y p e = " T e x t C o n s t " > V A T I d e n t i f i e r _ L b l < / V A T I d e n t i f i e r _ L b l > + 
+         < V A T P e r c e n t a g e _ L b l   E l e m e n t T y p e = " C o l u m n "   E l e m e n t I d = " 6 7 6 6 5 4 5 6 5 "   D a t a T y p e = " T e x t C o n s t " > V A T P e r c e n t a g e _ L b l < / V A T P e r c e n t a g e _ L b l > + 
+         < V A T R e g i s t r a t i o n N o   E l e m e n t T y p e = " C o l u m n "   E l e m e n t I d = " 1 8 8 9 1 9 5 4 0 2 "   D a t a T y p e = " T e x t " > V A T R e g i s t r a t i o n N o < / V A T R e g i s t r a t i o n N o > + 
+         < V A T R e g i s t r a t i o n N o _ L b l   E l e m e n t T y p e = " C o l u m n "   E l e m e n t I d = " 1 4 2 4 6 1 6 0 8 5 "   D a t a T y p e = " T e x t " > V A T R e g i s t r a t i o n N o _ L b l < / V A T R e g i s t r a t i o n N o _ L b l > + 
+         < Y o u r D o c u m e n t T i t l e _ L b l   E l e m e n t T y p e = " C o l u m n "   E l e m e n t I d = " 1 8 2 1 7 1 6 9 3 4 "   D a t a T y p e = " T e x t C o n s t " > Y o u r D o c u m e n t T i t l e _ L b l < / Y o u r D o c u m e n t T i t l e _ L b l > + 
+         < Y o u r R e f e r e n c e   E l e m e n t T y p e = " C o l u m n "   E l e m e n t I d = " 1 1 0 3 9 9 5 1 "   D a t a T y p e = " T e x t " > Y o u r R e f e r e n c e < / Y o u r R e f e r e n c e > + 
+         < Y o u r R e f e r e n c e _ L b l   E l e m e n t T y p e = " C o l u m n "   E l e m e n t I d = " 4 6 5 4 7 7 4 2 6 "   D a t a T y p e = " S t r i n g " > Y o u r R e f e r e n c e _ L b l < / Y o u r R e f e r e n c e _ L b l > + 
+         < L i n e   E l e m e n t T y p e = " D a t a I t e m "   E l e m e n t I d = " 4 1 1 9 7 6 1 3 3 " > + 
+             < A m o u n t E x c l u d i n g V A T _ L i n e   E l e m e n t T y p e = " C o l u m n "   E l e m e n t I d = " 1 0 6 2 4 6 0 0 4 0 "   D a t a T y p e = " D e c i m a l " > A m o u n t E x c l u d i n g V A T _ L i n e < / A m o u n t E x c l u d i n g V A T _ L i n e > + 
+             < A m o u n t E x c l u d i n g V A T _ L i n e _ L b l   E l e m e n t T y p e = " C o l u m n "   E l e m e n t I d = " 2 0 0 2 8 7 4 4 7 5 "   D a t a T y p e = " S t r i n g " > A m o u n t E x c l u d i n g V A T _ L i n e _ L b l < / A m o u n t E x c l u d i n g V A T _ L i n e _ L b l > + 
+             < A m o u n t I n c l u d i n g V A T _ L i n e   E l e m e n t T y p e = " C o l u m n "   E l e m e n t I d = " 7 7 0 9 2 8 4 0 2 "   D a t a T y p e = " D e c i m a l " > A m o u n t I n c l u d i n g V A T _ L i n e < / A m o u n t I n c l u d i n g V A T _ L i n e > + 
+             < A m o u n t I n c l u d i n g V A T _ L i n e _ L b l   E l e m e n t T y p e = " C o l u m n "   E l e m e n t I d = " 9 3 0 7 4 7 3 1 3 "   D a t a T y p e = " S t r i n g " > A m o u n t I n c l u d i n g V A T _ L i n e _ L b l < / A m o u n t I n c l u d i n g V A T _ L i n e _ L b l > + 
+             < C O 2 e P e r U n i t _ L i n e   E l e m e n t T y p e = " C o l u m n "   E l e m e n t I d = " 1 3 2 0 1 7 0 3 0 2 "   D a t a T y p e = " T e x t " > C O 2 e P e r U n i t _ L i n e < / C O 2 e P e r U n i t _ L i n e > + 
+             < C o n t r a c t L i n e N o   E l e m e n t T y p e = " C o l u m n "   E l e m e n t I d = " 3 0 7 6 6 9 2 4 8 "   D a t a T y p e = " I n t e g e r " > C o n t r a c t L i n e N o < / C o n t r a c t L i n e N o > + 
+             < C o n t r a c t N o   E l e m e n t T y p e = " C o l u m n "   E l e m e n t I d = " 1 9 5 9 3 0 8 7 1 8 "   D a t a T y p e = " C o d e " > C o n t r a c t N o < / C o n t r a c t N o > + 
+             < D e s c r i p t i o n _ L i n e   E l e m e n t T y p e = " C o l u m n "   E l e m e n t I d = " 1 4 0 6 8 2 2 3 1 0 "   D a t a T y p e = " T e x t " > D e s c r i p t i o n _ L i n e < / D e s c r i p t i o n _ L i n e > + 
+             < D e s c r i p t i o n _ L i n e _ L b l   E l e m e n t T y p e = " C o l u m n "   E l e m e n t I d = " 2 1 1 8 9 5 1 4 9 5 "   D a t a T y p e = " S t r i n g " > D e s c r i p t i o n _ L i n e _ L b l < / D e s c r i p t i o n _ L i n e _ L b l > + 
+             < I t e m N o _ L i n e   E l e m e n t T y p e = " C o l u m n "   E l e m e n t I d = " 1 9 1 0 2 9 6 2 8 8 "   D a t a T y p e = " C o d e " > I t e m N o _ L i n e < / I t e m N o _ L i n e > + 
+             < I t e m N o _ L i n e _ L b l   E l e m e n t T y p e = " C o l u m n "   E l e m e n t I d = " 1 3 4 0 0 7 9 6 1 3 "   D a t a T y p e = " S t r i n g " > I t e m N o _ L i n e _ L b l < / I t e m N o _ L i n e _ L b l > + 
+             < I t e m R e f e r e n c e N o _ L i n e   E l e m e n t T y p e = " C o l u m n "   E l e m e n t I d = " 9 2 7 2 3 5 7 "   D a t a T y p e = " C o d e " > I t e m R e f e r e n c e N o _ L i n e < / I t e m R e f e r e n c e N o _ L i n e > + 
+             < I t e m R e f e r e n c e N o _ L i n e _ L b l   E l e m e n t T y p e = " C o l u m n "   E l e m e n t I d = " 1 9 8 0 6 3 1 1 3 0 "   D a t a T y p e = " S t r i n g " > I t e m R e f e r e n c e N o _ L i n e _ L b l < / I t e m R e f e r e n c e N o _ L i n e _ L b l > + 
+             < J o b N o   E l e m e n t T y p e = " C o l u m n "   E l e m e n t I d = " 1 8 1 5 5 8 0 3 6 5 "   D a t a T y p e = " C o d e " > J o b N o < / J o b N o > + 
+             < J o b N o _ L b l   E l e m e n t T y p e = " C o l u m n "   E l e m e n t I d = " 1 8 9 7 0 9 4 2 6 "   D a t a T y p e = " T e x t " > J o b N o _ L b l < / J o b N o _ L b l > + 
+             < J o b T a s k D e s c _ L b l   E l e m e n t T y p e = " C o l u m n "   E l e m e n t I d = " 5 4 8 3 1 0 0 2 7 "   D a t a T y p e = " T e x t C o n s t " > J o b T a s k D e s c _ L b l < / J o b T a s k D e s c _ L b l > + 
+             < J o b T a s k D e s c r i p t i o n   E l e m e n t T y p e = " C o l u m n "   E l e m e n t I d = " 1 0 6 5 5 0 2 3 4 3 "   D a t a T y p e = " T e x t " > J o b T a s k D e s c r i p t i o n < / J o b T a s k D e s c r i p t i o n > + 
+             < J o b T a s k N o   E l e m e n t T y p e = " C o l u m n "   E l e m e n t I d = " 9 4 0 0 8 9 4 5 8 "   D a t a T y p e = " C o d e " > J o b T a s k N o < / J o b T a s k N o > + 
+             < J o b T a s k N o _ L b l   E l e m e n t T y p e = " C o l u m n "   E l e m e n t I d = " 6 2 2 6 5 1 9 4 9 "   D a t a T y p e = " T e x t " > J o b T a s k N o _ L b l < / J o b T a s k N o _ L b l > + 
+             < L i n e A m o u n t _ L i n e   E l e m e n t T y p e = " C o l u m n "   E l e m e n t I d = " 2 6 8 9 3 7 1 6 2 "   D a t a T y p e = " T e x t " > L i n e A m o u n t _ L i n e < / L i n e A m o u n t _ L i n e > + 
+             < L i n e A m o u n t _ L i n e _ L b l   E l e m e n t T y p e = " C o l u m n "   E l e m e n t I d = " 9 9 2 9 0 1 8 4 5 "   D a t a T y p e = " S t r i n g " > L i n e A m o u n t _ L i n e _ L b l < / L i n e A m o u n t _ L i n e _ L b l > + 
+             < L i n e D i s c o u n t P e r c e n t _ L i n e   E l e m e n t T y p e = " C o l u m n "   E l e m e n t I d = " 9 0 7 8 2 7 4 3 6 "   D a t a T y p e = " D e c i m a l " > L i n e D i s c o u n t P e r c e n t _ L i n e < / L i n e D i s c o u n t P e r c e n t _ L i n e > + 
+             < L i n e D i s c o u n t P e r c e n t T e x t _ L i n e   E l e m e n t T y p e = " C o l u m n "   E l e m e n t I d = " 6 1 3 1 3 5 1 9 "   D a t a T y p e = " T e x t " > L i n e D i s c o u n t P e r c e n t T e x t _ L i n e < / L i n e D i s c o u n t P e r c e n t T e x t _ L i n e > + 
+             < L i n e N o _ L i n e   E l e m e n t T y p e = " C o l u m n "   E l e m e n t I d = " 6 9 8 9 8 5 9 7 9 "   D a t a T y p e = " I n t e g e r " > L i n e N o _ L i n e < / L i n e N o _ L i n e > + 
+             < P r i c e _ L b l   E l e m e n t T y p e = " C o l u m n "   E l e m e n t I d = " 2 1 2 6 7 6 4 9 2 5 "   D a t a T y p e = " T e x t C o n s t " > P r i c e _ L b l < / P r i c e _ L b l > + 
+             < P r i c e P e r _ L b l   E l e m e n t T y p e = " C o l u m n "   E l e m e n t I d = " 9 7 3 2 8 0 1 3 4 "   D a t a T y p e = " T e x t C o n s t " > P r i c e P e r _ L b l < / P r i c e P e r _ L b l > + 
+             < Q t y _ L b l   E l e m e n t T y p e = " C o l u m n "   E l e m e n t I d = " 2 6 3 6 7 3 7 6 4 "   D a t a T y p e = " T e x t C o n s t " > Q t y _ L b l < / Q t y _ L b l > + 
+             < Q u a n t i t y _ L i n e   E l e m e n t T y p e = " C o l u m n "   E l e m e n t I d = " 1 0 6 8 5 4 3 5 3 7 "   D a t a T y p e = " T e x t " > Q u a n t i t y _ L i n e < / Q u a n t i t y _ L i n e > + 
+             < Q u a n t i t y _ L i n e _ L b l   E l e m e n t T y p e = " C o l u m n "   E l e m e n t I d = " 2 0 3 4 5 0 6 8 0 2 "   D a t a T y p e = " S t r i n g " > Q u a n t i t y _ L i n e _ L b l < / Q u a n t i t y _ L i n e _ L b l > + 
+             < R e c u r r i n g B i l l i n g f r o m   E l e m e n t T y p e = " C o l u m n "   E l e m e n t I d = " 4 7 7 0 0 1 9 2 1 "   D a t a T y p e = " D a t e " > R e c u r r i n g B i l l i n g f r o m < / R e c u r r i n g B i l l i n g f r o m > + 
+             < R e c u r r i n g B i l l i n g t o   E l e m e n t T y p e = " C o l u m n "   E l e m e n t I d = " 1 3 8 4 6 2 3 0 0 4 "   D a t a T y p e = " D a t e " > R e c u r r i n g B i l l i n g t o < / R e c u r r i n g B i l l i n g t o > + 
+             < S h i p m e n t D a t e _ L i n e   E l e m e n t T y p e = " C o l u m n "   E l e m e n t I d = " 1 6 7 3 3 7 5 4 1 6 "   D a t a T y p e = " S t r i n g " > S h i p m e n t D a t e _ L i n e < / S h i p m e n t D a t e _ L i n e > + 
+             < S h i p m e n t D a t e _ L i n e _ L b l   E l e m e n t T y p e = " C o l u m n "   E l e m e n t I d = " 8 5 3 2 2 4 3 6 3 "   D a t a T y p e = " T e x t C o n s t " > S h i p m e n t D a t e _ L i n e _ L b l < / S h i p m e n t D a t e _ L i n e _ L b l > + 
+             < T r a n s H e a d e r A m o u n t   E l e m e n t T y p e = " C o l u m n "   E l e m e n t I d = " 2 0 2 8 3 0 6 2 7 6 "   D a t a T y p e = " D e c i m a l " > T r a n s H e a d e r A m o u n t < / T r a n s H e a d e r A m o u n t > + 
+             < T y p e _ L i n e   E l e m e n t T y p e = " C o l u m n "   E l e m e n t I d = " 2 7 2 8 0 4 9 2 4 "   D a t a T y p e = " S t r i n g " > T y p e _ L i n e < / T y p e _ L i n e > + 
+             < U n i t _ L b l   E l e m e n t T y p e = " C o l u m n "   E l e m e n t I d = " 8 1 4 3 6 4 3 1 8 "   D a t a T y p e = " T e x t C o n s t " > U n i t _ L b l < / U n i t _ L b l > + 
+             < U n i t O f M e a s u r e   E l e m e n t T y p e = " C o l u m n "   E l e m e n t I d = " 1 8 0 8 2 2 8 0 1 8 "   D a t a T y p e = " T e x t " > U n i t O f M e a s u r e < / U n i t O f M e a s u r e > + 
+             < U n i t O f M e a s u r e _ L b l   E l e m e n t T y p e = " C o l u m n "   E l e m e n t I d = " 9 8 1 9 5 1 2 4 9 "   D a t a T y p e = " S t r i n g " > U n i t O f M e a s u r e _ L b l < / U n i t O f M e a s u r e _ L b l > + 
+             < U n i t P r i c e   E l e m e n t T y p e = " C o l u m n "   E l e m e n t I d = " 1 4 7 8 2 2 1 5 2 6 "   D a t a T y p e = " T e x t " > U n i t P r i c e < / U n i t P r i c e > + 
+             < U n i t P r i c e _ L b l   E l e m e n t T y p e = " C o l u m n "   E l e m e n t I d = " 1 1 6 3 9 2 6 6 0 3 "   D a t a T y p e = " S t r i n g " > U n i t P r i c e _ L b l < / U n i t P r i c e _ L b l > + 
+             < V A T I d e n t i f i e r _ L i n e   E l e m e n t T y p e = " C o l u m n "   E l e m e n t I d = " 1 7 7 3 6 2 2 4 1 2 "   D a t a T y p e = " C o d e " > V A T I d e n t i f i e r _ L i n e < / V A T I d e n t i f i e r _ L i n e > + 
+             < V A T I d e n t i f i e r _ L i n e _ L b l   E l e m e n t T y p e = " C o l u m n "   E l e m e n t I d = " 5 3 3 7 8 2 7 0 3 "   D a t a T y p e = " S t r i n g " > V A T I d e n t i f i e r _ L i n e _ L b l < / V A T I d e n t i f i e r _ L i n e _ L b l > + 
+             < V A T P c t _ L i n e   E l e m e n t T y p e = " C o l u m n "   E l e m e n t I d = " 1 9 7 4 0 0 1 9 4 4 "   D a t a T y p e = " T e x t " > V A T P c t _ L i n e < / V A T P c t _ L i n e > + 
+             < V A T P c t _ L i n e _ L b l   E l e m e n t T y p e = " C o l u m n "   E l e m e n t I d = " 1 2 0 7 5 2 9 9 1 5 "   D a t a T y p e = " S t r i n g " > V A T P c t _ L i n e _ L b l < / V A T P c t _ L i n e _ L b l > + 
+             < S h i p m e n t L i n e   E l e m e n t T y p e = " D a t a I t e m "   E l e m e n t I d = " 2 0 1 5 9 9 6 0 5 1 " > + 
+                 < D o c u m e n t N o _ S h i p m e n t L i n e   E l e m e n t T y p e = " C o l u m n "   E l e m e n t I d = " 1 2 4 3 7 6 7 7 6 2 "   D a t a T y p e = " C o d e " > D o c u m e n t N o _ S h i p m e n t L i n e < / D o c u m e n t N o _ S h i p m e n t L i n e > + 
+                 < P o s t i n g D a t e _ S h i p m e n t L i n e   E l e m e n t T y p e = " C o l u m n "   E l e m e n t I d = " 1 8 3 4 0 0 3 2 0 "   D a t a T y p e = " S t r i n g " > P o s t i n g D a t e _ S h i p m e n t L i n e < / P o s t i n g D a t e _ S h i p m e n t L i n e > + 
+                 < P o s t i n g D a t e _ S h i p m e n t L i n e _ L b l   E l e m e n t T y p e = " C o l u m n "   E l e m e n t I d = " 1 0 9 0 0 6 9 0 2 7 "   D a t a T y p e = " S t r i n g " > P o s t i n g D a t e _ S h i p m e n t L i n e _ L b l < / P o s t i n g D a t e _ S h i p m e n t L i n e _ L b l > + 
+                 < Q u a n t i t y _ S h i p m e n t L i n e   E l e m e n t T y p e = " C o l u m n "   E l e m e n t I d = " 1 6 3 7 0 3 4 2 4 7 "   D a t a T y p e = " D e c i m a l " > Q u a n t i t y _ S h i p m e n t L i n e < / Q u a n t i t y _ S h i p m e n t L i n e > + 
+                 < Q u a n t i t y _ S h i p m e n t L i n e _ L b l   E l e m e n t T y p e = " C o l u m n "   E l e m e n t I d = " 1 6 0 2 6 6 7 3 8 6 "   D a t a T y p e = " S t r i n g " > Q u a n t i t y _ S h i p m e n t L i n e _ L b l < / Q u a n t i t y _ S h i p m e n t L i n e _ L b l > + 
+             < / S h i p m e n t L i n e > + 
+             < A s s e m b l y L i n e   E l e m e n t T y p e = " D a t a I t e m "   E l e m e n t I d = " 1 2 0 5 9 4 2 8 5 " > + 
+                 < D e s c r i p t i o n _ A s s e m b l y L i n e   E l e m e n t T y p e = " C o l u m n "   E l e m e n t I d = " 2 8 0 7 4 3 7 9 6 "   D a t a T y p e = " T e x t " > D e s c r i p t i o n _ A s s e m b l y L i n e < / D e s c r i p t i o n _ A s s e m b l y L i n e > + 
+                 < L i n e N o _ A s s e m b l y L i n e   E l e m e n t T y p e = " C o l u m n "   E l e m e n t I d = " 6 4 0 5 8 3 8 9 1 "   D a t a T y p e = " C o d e " > L i n e N o _ A s s e m b l y L i n e < / L i n e N o _ A s s e m b l y L i n e > + 
+                 < Q u a n t i t y _ A s s e m b l y L i n e   E l e m e n t T y p e = " C o l u m n "   E l e m e n t I d = " 1 9 5 7 6 4 8 2 3 1 "   D a t a T y p e = " D e c i m a l " > Q u a n t i t y _ A s s e m b l y L i n e < / Q u a n t i t y _ A s s e m b l y L i n e > + 
+                 < U n i t O f M e a s u r e _ A s s e m b l y L i n e   E l e m e n t T y p e = " C o l u m n "   E l e m e n t I d = " 1 6 4 9 1 2 3 7 7 3 "   D a t a T y p e = " T e x t " > U n i t O f M e a s u r e _ A s s e m b l y L i n e < / U n i t O f M e a s u r e _ A s s e m b l y L i n e > + 
+                 < V a r i a n t C o d e _ A s s e m b l y L i n e   E l e m e n t T y p e = " C o l u m n "   E l e m e n t I d = " 1 8 6 9 4 0 7 6 7 2 "   D a t a T y p e = " C o d e " > V a r i a n t C o d e _ A s s e m b l y L i n e < / V a r i a n t C o d e _ A s s e m b l y L i n e > + 
+             < / A s s e m b l y L i n e > + 
+         < / L i n e > + 
+         < W o r k D e s c r i p t i o n L i n e s   E l e m e n t T y p e = " D a t a I t e m "   E l e m e n t I d = " 2 7 6 8 1 9 4 4 7 " > + 
+             < W o r k D e s c r i p t i o n L i n e   E l e m e n t T y p e = " C o l u m n "   E l e m e n t I d = " 1 9 4 7 6 2 1 6 7 6 "   D a t a T y p e = " T e x t " > W o r k D e s c r i p t i o n L i n e < / W o r k D e s c r i p t i o n L i n e > + 
+             < W o r k D e s c r i p t i o n L i n e N u m b e r   E l e m e n t T y p e = " C o l u m n "   E l e m e n t I d = " 7 9 7 3 0 7 2 2 3 "   D a t a T y p e = " I n t e g e r " > W o r k D e s c r i p t i o n L i n e N u m b e r < / W o r k D e s c r i p t i o n L i n e N u m b e r > + 
+         < / W o r k D e s c r i p t i o n L i n e s > + 
+         < V A T A m o u n t L i n e   E l e m e n t T y p e = " D a t a I t e m "   E l e m e n t I d = " 8 2 7 5 3 4 3 4 8 " > + 
+             < I n v o i c e D i s c o u n t A m o u n t _ V A T A m o u n t L i n e   E l e m e n t T y p e = " C o l u m n "   E l e m e n t I d = " 8 2 4 7 3 0 1 4 1 "   D a t a T y p e = " D e c i m a l " > I n v o i c e D i s c o u n t A m o u n t _ V A T A m o u n t L i n e < / I n v o i c e D i s c o u n t A m o u n t _ V A T A m o u n t L i n e > + 
+             < I n v o i c e D i s c o u n t A m o u n t _ V A T A m o u n t L i n e _ L b l   E l e m e n t T y p e = " C o l u m n "   E l e m e n t I d = " 1 5 6 2 2 0 0 0 3 4 "   D a t a T y p e = " S t r i n g " > I n v o i c e D i s c o u n t A m o u n t _ V A T A m o u n t L i n e _ L b l < / I n v o i c e D i s c o u n t A m o u n t _ V A T A m o u n t L i n e _ L b l > + 
+             < I n v o i c e D i s c o u n t B a s e A m o u n t _ V A T A m o u n t L i n e   E l e m e n t T y p e = " C o l u m n "   E l e m e n t I d = " 2 0 4 0 3 3 2 2 6 6 "   D a t a T y p e = " D e c i m a l " > I n v o i c e D i s c o u n t B a s e A m o u n t _ V A T A m o u n t L i n e < / I n v o i c e D i s c o u n t B a s e A m o u n t _ V A T A m o u n t L i n e > + 
+             < I n v o i c e D i s c o u n t B a s e A m o u n t _ V A T A m o u n t L i n e _ L b l   E l e m e n t T y p e = " C o l u m n "   E l e m e n t I d = " 4 0 5 9 6 0 3 3 1 "   D a t a T y p e = " S t r i n g " > I n v o i c e D i s c o u n t B a s e A m o u n t _ V A T A m o u n t L i n e _ L b l < / I n v o i c e D i s c o u n t B a s e A m o u n t _ V A T A m o u n t L i n e _ L b l > + 
+             < L i n e A m o u n t _ V a t A m o u n t L i n e   E l e m e n t T y p e = " C o l u m n "   E l e m e n t I d = " 2 1 4 6 5 4 0 1 "   D a t a T y p e = " D e c i m a l " > L i n e A m o u n t _ V a t A m o u n t L i n e < / L i n e A m o u n t _ V a t A m o u n t L i n e > + 
+             < L i n e A m o u n t _ V a t A m o u n t L i n e _ L b l   E l e m e n t T y p e = " C o l u m n "   E l e m e n t I d = " 1 1 1 0 9 1 2 1 2 4 "   D a t a T y p e = " S t r i n g " > L i n e A m o u n t _ V a t A m o u n t L i n e _ L b l < / L i n e A m o u n t _ V a t A m o u n t L i n e _ L b l > + 
+             < N o O f V A T I d e n t i f i e r s   E l e m e n t T y p e = " C o l u m n "   E l e m e n t I d = " 1 1 5 3 2 6 3 0 2 6 "   D a t a T y p e = " I n t e g e r " > N o O f V A T I d e n t i f i e r s < / N o O f V A T I d e n t i f i e r s > + 
+             < V A T A m o u n t _ V a t A m o u n t L i n e   E l e m e n t T y p e = " C o l u m n "   E l e m e n t I d = " 1 8 9 1 8 2 0 6 2 0 "   D a t a T y p e = " D e c i m a l " > V A T A m o u n t _ V a t A m o u n t L i n e < / V A T A m o u n t _ V a t A m o u n t L i n e > + 
+             < V A T A m o u n t _ V a t A m o u n t L i n e _ L b l   E l e m e n t T y p e = " C o l u m n "   E l e m e n t I d = " 1 5 1 3 5 5 5 4 7 3 "   D a t a T y p e = " S t r i n g " > V A T A m o u n t _ V a t A m o u n t L i n e _ L b l < / V A T A m o u n t _ V a t A m o u n t L i n e _ L b l > + 
+             < V A T A m o u n t L C Y _ V A T A m o u n t L i n e   E l e m e n t T y p e = " C o l u m n "   E l e m e n t I d = " 1 5 8 1 9 9 4 3 5 0 "   D a t a T y p e = " D e c i m a l " > V A T A m o u n t L C Y _ V A T A m o u n t L i n e < / V A T A m o u n t L C Y _ V A T A m o u n t L i n e > + 
+             < V A T A m o u n t L C Y _ V A T A m o u n t L i n e _ L b l   E l e m e n t T y p e = " C o l u m n "   E l e m e n t I d = " 9 2 3 0 0 3 3 7 "   D a t a T y p e = " T e x t C o n s t " > V A T A m o u n t L C Y _ V A T A m o u n t L i n e _ L b l < / V A T A m o u n t L C Y _ V A T A m o u n t L i n e _ L b l > + 
+             < V A T B a s e _ V a t A m o u n t L i n e   E l e m e n t T y p e = " C o l u m n "   E l e m e n t I d = " 1 4 5 8 9 3 7 8 1 9 "   D a t a T y p e = " D e c i m a l " > V A T B a s e _ V a t A m o u n t L i n e < / V A T B a s e _ V a t A m o u n t L i n e > + 
+             < V A T B a s e _ V a t A m o u n t L i n e _ L b l   E l e m e n t T y p e = " C o l u m n "   E l e m e n t I d = " 1 6 9 1 3 0 2 4 8 8 "   D a t a T y p e = " S t r i n g " > V A T B a s e _ V a t A m o u n t L i n e _ L b l < / V A T B a s e _ V a t A m o u n t L i n e _ L b l > + 
+             < V A T B a s e L C Y _ V A T A m o u n t L i n e   E l e m e n t T y p e = " C o l u m n "   E l e m e n t I d = " 1 8 6 0 9 4 5 6 3 5 "   D a t a T y p e = " D e c i m a l " > V A T B a s e L C Y _ V A T A m o u n t L i n e < / V A T B a s e L C Y _ V A T A m o u n t L i n e > + 
+             < V A T B a s e L C Y _ V A T A m o u n t L i n e _ L b l   E l e m e n t T y p e = " C o l u m n "   E l e m e n t I d = " 1 2 3 6 4 6 7 9 9 8 "   D a t a T y p e = " T e x t C o n s t " > V A T B a s e L C Y _ V A T A m o u n t L i n e _ L b l < / V A T B a s e L C Y _ V A T A m o u n t L i n e _ L b l > + 
+             < V A T I d e n t i f i e r _ V a t A m o u n t L i n e   E l e m e n t T y p e = " C o l u m n "   E l e m e n t I d = " 1 1 4 2 0 7 0 0 3 5 "   D a t a T y p e = " C o d e " > V A T I d e n t i f i e r _ V a t A m o u n t L i n e < / V A T I d e n t i f i e r _ V a t A m o u n t L i n e > + 
+             < V A T I d e n t i f i e r _ V a t A m o u n t L i n e _ L b l   E l e m e n t T y p e = " C o l u m n "   E l e m e n t I d = " 8 6 4 5 0 4 5 0 "   D a t a T y p e = " S t r i n g " > V A T I d e n t i f i e r _ V a t A m o u n t L i n e _ L b l < / V A T I d e n t i f i e r _ V a t A m o u n t L i n e _ L b l > + 
+             < V A T P c t _ V a t A m o u n t L i n e   E l e m e n t T y p e = " C o l u m n "   E l e m e n t I d = " 1 4 5 3 5 4 2 7 7 7 "   D a t a T y p e = " D e c i m a l " > V A T P c t _ V a t A m o u n t L i n e < / V A T P c t _ V a t A m o u n t L i n e > + 
+             < V A T P c t _ V a t A m o u n t L i n e _ L b l   E l e m e n t T y p e = " C o l u m n "   E l e m e n t I d = " 6 7 6 3 2 3 7 8 "   D a t a T y p e = " S t r i n g " > V A T P c t _ V a t A m o u n t L i n e _ L b l < / V A T P c t _ V a t A m o u n t L i n e _ L b l > + 
+         < / V A T A m o u n t L i n e > + 
+         < V A T C l a u s e L i n e   E l e m e n t T y p e = " D a t a I t e m "   E l e m e n t I d = " 1 6 6 5 5 0 0 1 6 3 " > + 
+             < C o d e _ V A T C l a u s e L i n e   E l e m e n t T y p e = " C o l u m n "   E l e m e n t I d = " 1 8 2 4 5 8 9 8 4 7 "   D a t a T y p e = " C o d e " > C o d e _ V A T C l a u s e L i n e < / C o d e _ V A T C l a u s e L i n e > + 
+             < C o d e _ V A T C l a u s e L i n e _ L b l   E l e m e n t T y p e = " C o l u m n "   E l e m e n t I d = " 4 6 1 5 3 3 0 2 "   D a t a T y p e = " S t r i n g " > C o d e _ V A T C l a u s e L i n e _ L b l < / C o d e _ V A T C l a u s e L i n e _ L b l > + 
+             < D e s c r i p t i o n _ V A T C l a u s e L i n e   E l e m e n t T y p e = " C o l u m n "   E l e m e n t I d = " 1 3 0 5 5 4 5 9 2 4 "   D a t a T y p e = " T e x t " > D e s c r i p t i o n _ V A T C l a u s e L i n e < / D e s c r i p t i o n _ V A T C l a u s e L i n e > + 
+             < D e s c r i p t i o n 2 _ V A T C l a u s e L i n e   E l e m e n t T y p e = " C o l u m n "   E l e m e n t I d = " 1 3 7 9 6 6 7 4 7 0 "   D a t a T y p e = " T e x t " > D e s c r i p t i o n 2 _ V A T C l a u s e L i n e < / D e s c r i p t i o n 2 _ V A T C l a u s e L i n e > + 
+             < N o O f V A T C l a u s e s   E l e m e n t T y p e = " C o l u m n "   E l e m e n t I d = " 7 5 6 4 1 7 3 9 2 "   D a t a T y p e = " I n t e g e r " > N o O f V A T C l a u s e s < / N o O f V A T C l a u s e s > + 
+             < V A T A m o u n t _ V A T C l a u s e L i n e   E l e m e n t T y p e = " C o l u m n "   E l e m e n t I d = " 2 2 2 4 6 9 0 5 9 "   D a t a T y p e = " D e c i m a l " > V A T A m o u n t _ V A T C l a u s e L i n e < / V A T A m o u n t _ V A T C l a u s e L i n e > + 
+             < V A T C l a u s e s H e a d e r   E l e m e n t T y p e = " C o l u m n "   E l e m e n t I d = " 1 9 7 2 4 0 9 9 2 9 "   D a t a T y p e = " T e x t " > V A T C l a u s e s H e a d e r < / V A T C l a u s e s H e a d e r > + 
+             < V A T I d e n t i f i e r _ V A T C l a u s e L i n e   E l e m e n t T y p e = " C o l u m n "   E l e m e n t I d = " 1 4 6 4 4 7 2 4 7 8 "   D a t a T y p e = " C o d e " > V A T I d e n t i f i e r _ V A T C l a u s e L i n e < / V A T I d e n t i f i e r _ V A T C l a u s e L i n e > + 
+         < / V A T C l a u s e L i n e > + 
+         < R e p o r t T o t a l s L i n e   E l e m e n t T y p e = " D a t a I t e m "   E l e m e n t I d = " 2 1 2 2 5 4 9 8 3 6 " > + 
+             < A m o u n t _ R e p o r t T o t a l s L i n e   E l e m e n t T y p e = " C o l u m n "   E l e m e n t I d = " 4 1 9 9 1 8 3 6 9 "   D a t a T y p e = " D e c i m a l " > A m o u n t _ R e p o r t T o t a l s L i n e < / A m o u n t _ R e p o r t T o t a l s L i n e > + 
+             < A m o u n t F o r m a t t e d _ R e p o r t T o t a l s L i n e   E l e m e n t T y p e = " C o l u m n "   E l e m e n t I d = " 1 5 0 6 1 3 6 8 2 5 "   D a t a T y p e = " T e x t " > A m o u n t F o r m a t t e d _ R e p o r t T o t a l s L i n e < / A m o u n t F o r m a t t e d _ R e p o r t T o t a l s L i n e > + 
+             < D e s c r i p t i o n _ R e p o r t T o t a l s L i n e   E l e m e n t T y p e = " C o l u m n "   E l e m e n t I d = " 5 8 1 9 9 6 0 6 7 "   D a t a T y p e = " T e x t " > D e s c r i p t i o n _ R e p o r t T o t a l s L i n e < / D e s c r i p t i o n _ R e p o r t T o t a l s L i n e > + 
+             < F o n t B o l d _ R e p o r t T o t a l s L i n e   E l e m e n t T y p e = " C o l u m n "   E l e m e n t I d = " 9 4 6 5 4 0 5 4 9 "   D a t a T y p e = " B o o l e a n " > F o n t B o l d _ R e p o r t T o t a l s L i n e < / F o n t B o l d _ R e p o r t T o t a l s L i n e > + 
+             < F o n t U n d e r l i n e _ R e p o r t T o t a l s L i n e   E l e m e n t T y p e = " C o l u m n "   E l e m e n t I d = " 2 0 2 1 5 3 3 6 9 4 "   D a t a T y p e = " B o o l e a n " > F o n t U n d e r l i n e _ R e p o r t T o t a l s L i n e < / F o n t U n d e r l i n e _ R e p o r t T o t a l s L i n e > + 
+         < / R e p o r t T o t a l s L i n e > + 
+         < C o n t r a c t B i l l i n g D e t a i l s M a p p i n g   E l e m e n t T y p e = " D a t a I t e m "   E l e m e n t I d = " 1 2 8 3 6 2 7 9 0 6 " > + 
+             < C o n t r a c t B i l l i n g D e t a i l s C o n t r a c t N o L b l   E l e m e n t T y p e = " C o l u m n "   E l e m e n t I d = " 1 7 9 3 4 8 1 5 9 1 "   D a t a T y p e = " T e x t C o n s t " > C o n t r a c t B i l l i n g D e t a i l s C o n t r a c t N o L b l < / C o n t r a c t B i l l i n g D e t a i l s C o n t r a c t N o L b l > + 
+             < C o n t r a c t B i l l i n g D e t a i l s C u s t o m e r L b l   E l e m e n t T y p e = " C o l u m n "   E l e m e n t I d = " 5 0 1 8 2 5 5 2 0 "   D a t a T y p e = " T e x t C o n s t " > C o n t r a c t B i l l i n g D e t a i l s C u s t o m e r L b l < / C o n t r a c t B i l l i n g D e t a i l s C u s t o m e r L b l > + 
+             < C o n t r a c t B i l l i n g D e t a i l s P o s i t i o n D e s c r i p t i o n L b l   E l e m e n t T y p e = " C o l u m n "   E l e m e n t I d = " 1 1 8 2 4 1 2 7 1 7 "   D a t a T y p e = " S t r i n g " > C o n t r a c t B i l l i n g D e t a i l s P o s i t i o n D e s c r i p t i o n L b l < / C o n t r a c t B i l l i n g D e t a i l s P o s i t i o n D e s c r i p t i o n L b l > + 
+             < C o n t r a c t B i l l i n g D e t a i l s P o s i t i o n N o L b l   E l e m e n t T y p e = " C o l u m n "   E l e m e n t I d = " 9 8 8 2 8 7 5 4 8 "   D a t a T y p e = " T e x t C o n s t " > C o n t r a c t B i l l i n g D e t a i l s P o s i t i o n N o L b l < / C o n t r a c t B i l l i n g D e t a i l s P o s i t i o n N o L b l > + 
+             < C o n t r a c t B i l l i n g D e t a i l s G r o u p i n g   E l e m e n t T y p e = " D a t a I t e m "   E l e m e n t I d = " 6 1 7 2 4 6 9 2 7 " > + 
+                 < C o n t r a c t B i l l i n g D e t a i l s A m o u n t L b l   E l e m e n t T y p e = " C o l u m n "   E l e m e n t I d = " 1 7 7 6 3 7 0 2 1 6 "   D a t a T y p e = " T e x t " > C o n t r a c t B i l l i n g D e t a i l s A m o u n t L b l < / C o n t r a c t B i l l i n g D e t a i l s A m o u n t L b l > + 
+                 < C o n t r a c t B i l l i n g D e t a i l s C o n t r a c t N o   E l e m e n t T y p e = " C o l u m n "   E l e m e n t I d = " 1 0 4 0 5 4 0 8 6 1 "   D a t a T y p e = " C o d e " > C o n t r a c t B i l l i n g D e t a i l s C o n t r a c t N o < / C o n t r a c t B i l l i n g D e t a i l s C o n t r a c t N o > + 
+                 < C o n t r a c t B i l l i n g D e t a i l s C u r r e n c y C o d e L b l   E l e m e n t T y p e = " C o l u m n "   E l e m e n t I d = " 3 2 4 5 2 4 1 1 4 "   D a t a T y p e = " T e x t " > C o n t r a c t B i l l i n g D e t a i l s C u r r e n c y C o d e L b l < / C o n t r a c t B i l l i n g D e t a i l s C u r r e n c y C o d e L b l > + 
+                 < C o n t r a c t B i l l i n g D e t a i l s C u s t o m e r N a m e   E l e m e n t T y p e = " C o l u m n "   E l e m e n t I d = " 1 7 3 2 1 8 3 8 6 7 "   D a t a T y p e = " T e x t " > C o n t r a c t B i l l i n g D e t a i l s C u s t o m e r N a m e < / C o n t r a c t B i l l i n g D e t a i l s C u s t o m e r N a m e > + 
+                 < C o n t r a c t B i l l i n g D e t a i l s D a y s L b l   E l e m e n t T y p e = " C o l u m n "   E l e m e n t I d = " 7 0 1 3 5 9 8 3 7 "   D a t a T y p e = " T e x t C o n s t " > C o n t r a c t B i l l i n g D e t a i l s D a y s L b l < / C o n t r a c t B i l l i n g D e t a i l s D a y s L b l > + 
+                 < C o n t r a c t B i l l i n g D e t a i l s D e s c r i p t i o n L b l   E l e m e n t T y p e = " C o l u m n "   E l e m e n t I d = " 1 1 4 3 1 2 2 7 0 2 "   D a t a T y p e = " T e x t C o n s t " > C o n t r a c t B i l l i n g D e t a i l s D e s c r i p t i o n L b l < / C o n t r a c t B i l l i n g D e t a i l s D e s c r i p t i o n L b l > + 
+                 < C o n t r a c t B i l l i n g D e t a i l s D i s c o u n t A m o u n t L b l   E l e m e n t T y p e = " C o l u m n "   E l e m e n t I d = " 5 0 8 2 7 5 7 2 3 "   D a t a T y p e = " T e x t " > C o n t r a c t B i l l i n g D e t a i l s D i s c o u n t A m o u n t L b l < / C o n t r a c t B i l l i n g D e t a i l s D i s c o u n t A m o u n t L b l > + 
+                 < C o n t r a c t B i l l i n g D e t a i l s D i s c o u n t P e r c e n t L b l   E l e m e n t T y p e = " C o l u m n "   E l e m e n t I d = " 1 9 3 7 7 3 8 6 3 0 "   D a t a T y p e = " T e x t " > C o n t r a c t B i l l i n g D e t a i l s D i s c o u n t P e r c e n t L b l < / C o n t r a c t B i l l i n g D e t a i l s D i s c o u n t P e r c e n t L b l > + 
+                 < C o n t r a c t B i l l i n g D e t a i l s E n d D a t e L b l   E l e m e n t T y p e = " C o l u m n "   E l e m e n t I d = " 1 5 9 0 2 9 1 0 2 5 "   D a t a T y p e = " T e x t C o n s t " > C o n t r a c t B i l l i n g D e t a i l s E n d D a t e L b l < / C o n t r a c t B i l l i n g D e t a i l s E n d D a t e L b l > + 
+                 < C o n t r a c t B i l l i n g D e t a i l s P o s i t i o n D e s c r i p t i o n   E l e m e n t T y p e = " C o l u m n "   E l e m e n t I d = " 1 3 8 2 4 1 0 9 5 1 "   D a t a T y p e = " T e x t " > C o n t r a c t B i l l i n g D e t a i l s P o s i t i o n D e s c r i p t i o n < / C o n t r a c t B i l l i n g D e t a i l s P o s i t i o n D e s c r i p t i o n > + 
+                 < C o n t r a c t B i l l i n g D e t a i l s P o s i t i o n N o   E l e m e n t T y p e = " C o l u m n "   E l e m e n t I d = " 3 0 5 7 6 7 2 1 8 "   D a t a T y p e = " I n t e g e r " > C o n t r a c t B i l l i n g D e t a i l s P o s i t i o n N o < / C o n t r a c t B i l l i n g D e t a i l s P o s i t i o n N o > + 
+                 < C o n t r a c t B i l l i n g D e t a i l s Q t y L b l   E l e m e n t T y p e = " C o l u m n "   E l e m e n t I d = " 2 3 0 7 8 2 0 7 2 "   D a t a T y p e = " S t r i n g " > C o n t r a c t B i l l i n g D e t a i l s Q t y L b l < / C o n t r a c t B i l l i n g D e t a i l s Q t y L b l > + 
+                 < C o n t r a c t B i l l i n g D e t a i l s S a l e s P r i c e L b l   E l e m e n t T y p e = " C o l u m n "   E l e m e n t I d = " 9 1 4 2 1 9 1 9 1 "   D a t a T y p e = " T e x t " > C o n t r a c t B i l l i n g D e t a i l s S a l e s P r i c e L b l < / C o n t r a c t B i l l i n g D e t a i l s S a l e s P r i c e L b l > + 
+                 < C o n t r a c t B i l l i n g D e t a i l s S t a r t D a t e L b l   E l e m e n t T y p e = " C o l u m n "   E l e m e n t I d = " 1 3 0 2 0 1 8 0 9 6 "   D a t a T y p e = " T e x t C o n s t " > C o n t r a c t B i l l i n g D e t a i l s S t a r t D a t e L b l < / C o n t r a c t B i l l i n g D e t a i l s S t a r t D a t e L b l > + 
+                 < C o n t r a c t B i l l i n g D e t a i l s   E l e m e n t T y p e = " D a t a I t e m "   E l e m e n t I d = " 2 0 7 1 3 9 8 1 8 " > + 
+                     < C o n t r a c t B i l l i n g D e t a i l s B i l l i n g A m o u n t   E l e m e n t T y p e = " C o l u m n "   E l e m e n t I d = " 1 9 8 9 5 6 9 9 8 3 "   D a t a T y p e = " T e x t " > C o n t r a c t B i l l i n g D e t a i l s B i l l i n g A m o u n t < / C o n t r a c t B i l l i n g D e t a i l s B i l l i n g A m o u n t > + 
+                     < C o n t r a c t B i l l i n g D e t a i l s B i l l i n g D i s c o u n t A m o u n t   E l e m e n t T y p e = " C o l u m n "   E l e m e n t I d = " 1 2 2 6 5 3 7 0 0 4 "   D a t a T y p e = " T e x t " > C o n t r a c t B i l l i n g D e t a i l s B i l l i n g D i s c o u n t A m o u n t < / C o n t r a c t B i l l i n g D e t a i l s B i l l i n g D i s c o u n t A m o u n t > + 
+                     < C o n t r a c t B i l l i n g D e t a i l s C u r r e n c y C o d e   E l e m e n t T y p e = " C o l u m n "   E l e m e n t I d = " 8 6 9 7 4 5 7 7 2 "   D a t a T y p e = " C o d e " > C o n t r a c t B i l l i n g D e t a i l s C u r r e n c y C o d e < / C o n t r a c t B i l l i n g D e t a i l s C u r r e n c y C o d e > + 
+                     < C o n t r a c t B i l l i n g D e t a i l s D a y s   E l e m e n t T y p e = " C o l u m n "   E l e m e n t I d = " 1 9 0 1 6 5 8 4 8 7 "   D a t a T y p e = " I n t e g e r " > C o n t r a c t B i l l i n g D e t a i l s D a y s < / C o n t r a c t B i l l i n g D e t a i l s D a y s > + 
+                     < C o n t r a c t B i l l i n g D e t a i l s D e s c r i p t i o n   E l e m e n t T y p e = " C o l u m n "   E l e m e n t I d = " 1 0 1 7 1 4 1 1 6 8 "   D a t a T y p e = " T e x t " > C o n t r a c t B i l l i n g D e t a i l s D e s c r i p t i o n < / C o n t r a c t B i l l i n g D e t a i l s D e s c r i p t i o n > + 
+                     < C o n t r a c t B i l l i n g D e t a i l s D i s c o u n t P e r c e n t   E l e m e n t T y p e = " C o l u m n "   E l e m e n t I d = " 5 0 2 0 9 5 3 8 4 "   D a t a T y p e = " T e x t " > C o n t r a c t B i l l i n g D e t a i l s D i s c o u n t P e r c e n t < / C o n t r a c t B i l l i n g D e t a i l s D i s c o u n t P e r c e n t > + 
+                     < C o n t r a c t B i l l i n g D e t a i l s E n d D a t e   E l e m e n t T y p e = " C o l u m n "   E l e m e n t I d = " 8 0 4 8 9 7 9 0 9 "   D a t a T y p e = " S t r i n g " > C o n t r a c t B i l l i n g D e t a i l s E n d D a t e < / C o n t r a c t B i l l i n g D e t a i l s E n d D a t e > + 
+                     < C o n t r a c t B i l l i n g D e t a i l s Q u a n t i t y   E l e m e n t T y p e = " C o l u m n "   E l e m e n t I d = " 9 7 8 9 3 6 6 9 "   D a t a T y p e = " S t r i n g " > C o n t r a c t B i l l i n g D e t a i l s Q u a n t i t y < / C o n t r a c t B i l l i n g D e t a i l s Q u a n t i t y > + 
+                     < C o n t r a c t B i l l i n g D e t a i l s S a l e s P r i c e   E l e m e n t T y p e = " C o l u m n "   E l e m e n t I d = " 1 5 9 4 8 2 2 5 3 1 "   D a t a T y p e = " T e x t " > C o n t r a c t B i l l i n g D e t a i l s S a l e s P r i c e < / C o n t r a c t B i l l i n g D e t a i l s S a l e s P r i c e > + 
+                     < C o n t r a c t B i l l i n g D e t a i l s S t a r t D a t e   E l e m e n t T y p e = " C o l u m n "   E l e m e n t I d = " 4 3 2 7 5 9 8 7 4 "   D a t a T y p e = " S t r i n g " > C o n t r a c t B i l l i n g D e t a i l s S t a r t D a t e < / C o n t r a c t B i l l i n g D e t a i l s S t a r t D a t e > + 
+                 < / C o n t r a c t B i l l i n g D e t a i l s > + 
+             < / C o n t r a c t B i l l i n g D e t a i l s G r o u p i n g > + 
+         < / C o n t r a c t B i l l i n g D e t a i l s M a p p i n g > + 
+         < L i n e F e e   E l e m e n t T y p e = " D a t a I t e m "   E l e m e n t I d = " 2 6 6 6 3 0 7 3 3 " > + 
+             < L i n e F e e C a p t i o n T e x t   E l e m e n t T y p e = " C o l u m n "   E l e m e n t I d = " 4 3 7 6 4 3 7 9 0 "   D a t a T y p e = " T e x t " > L i n e F e e C a p t i o n T e x t < / L i n e F e e C a p t i o n T e x t > + 
+         < / L i n e F e e > + 
+         < P a y m e n t R e p o r t i n g A r g u m e n t   E l e m e n t T y p e = " D a t a I t e m "   E l e m e n t I d = " 3 1 3 7 4 4 1 9 4 " > + 
+             < P a y m e n t S e r v i c e L o g o   E l e m e n t T y p e = " C o l u m n "   E l e m e n t I d = " 4 1 6 7 9 0 7 6 7 "   D a t a T y p e = " B L O B " / > + 
+             < P a y m e n t S e r v i c e L o g o _ U r l   E l e m e n t T y p e = " C o l u m n "   E l e m e n t I d = " 6 4 4 9 7 5 1 3 9 "   D a t a T y p e = " T e x t " > P a y m e n t S e r v i c e L o g o _ U r l < / P a y m e n t S e r v i c e L o g o _ U r l > + 
+             < P a y m e n t S e r v i c e L o g o _ U r l T e x t   E l e m e n t T y p e = " C o l u m n "   E l e m e n t I d = " 1 4 1 1 7 0 3 9 7 6 "   D a t a T y p e = " T e x t " > P a y m e n t S e r v i c e L o g o _ U r l T e x t < / P a y m e n t S e r v i c e L o g o _ U r l T e x t > + 
+             < P a y m e n t S e r v i c e T e x t _ U r l   E l e m e n t T y p e = " C o l u m n "   E l e m e n t I d = " 1 7 4 2 3 3 4 7 "   D a t a T y p e = " T e x t " > P a y m e n t S e r v i c e T e x t _ U r l < / P a y m e n t S e r v i c e T e x t _ U r l > + 
+             < P a y m e n t S e r v i c e T e x t _ U r l T e x t   E l e m e n t T y p e = " C o l u m n "   E l e m e n t I d = " 1 6 3 6 7 7 2 9 3 4 "   D a t a T y p e = " T e x t " > P a y m e n t S e r v i c e T e x t _ U r l T e x t < / P a y m e n t S e r v i c e T e x t _ U r l T e x t > + 
+         < / P a y m e n t R e p o r t i n g A r g u m e n t > + 
+         < L e f t H e a d e r   E l e m e n t T y p e = " D a t a I t e m "   E l e m e n t I d = " 7 3 4 6 8 0 8 3 3 " > + 
+             < L e f t H e a d e r N a m e   E l e m e n t T y p e = " C o l u m n "   E l e m e n t I d = " 4 3 7 4 2 2 1 8 2 "   D a t a T y p e = " T e x t " > L e f t H e a d e r N a m e < / L e f t H e a d e r N a m e > + 
+             < L e f t H e a d e r V a l u e   E l e m e n t T y p e = " C o l u m n "   E l e m e n t I d = " 2 4 2 1 2 6 3 1 0 "   D a t a T y p e = " T e x t " > L e f t H e a d e r V a l u e < / L e f t H e a d e r V a l u e > + 
+         < / L e f t H e a d e r > + 
+         < R i g h t H e a d e r   E l e m e n t T y p e = " D a t a I t e m "   E l e m e n t I d = " 2 5 4 5 4 4 9 4 6 " > + 
+             < R i g h t H e a d e r N a m e   E l e m e n t T y p e = " C o l u m n "   E l e m e n t I d = " 8 9 8 2 8 7 5 7 "   D a t a T y p e = " T e x t " > R i g h t H e a d e r N a m e < / R i g h t H e a d e r N a m e > + 
+             < R i g h t H e a d e r V a l u e   E l e m e n t T y p e = " C o l u m n "   E l e m e n t I d = " 7 0 6 9 3 8 5 5 9 "   D a t a T y p e = " T e x t " > R i g h t H e a d e r V a l u e < / R i g h t H e a d e r V a l u e > + 
+         < / R i g h t H e a d e r > + 
+         < L e t t e r T e x t   E l e m e n t T y p e = " D a t a I t e m "   E l e m e n t I d = " 1 5 1 0 3 5 3 8 3 4 " > + 
+             < B o d y T e x t   E l e m e n t T y p e = " C o l u m n "   E l e m e n t I d = " 1 4 9 7 5 9 8 0 8 "   D a t a T y p e = " T e x t C o n s t " > B o d y T e x t < / B o d y T e x t > + 
+             < C l o s i n g T e x t   E l e m e n t T y p e = " C o l u m n "   E l e m e n t I d = " 5 1 2 1 3 5 9 0 9 "   D a t a T y p e = " T e x t C o n s t " > C l o s i n g T e x t < / C l o s i n g T e x t > + 
+             < G r e e t i n g T e x t   E l e m e n t T y p e = " C o l u m n "   E l e m e n t I d = " 1 1 7 5 2 7 9 2 8 9 "   D a t a T y p e = " T e x t C o n s t " > G r e e t i n g T e x t < / G r e e t i n g T e x t > + 
+             < P m t D i s c T e x t   E l e m e n t T y p e = " C o l u m n "   E l e m e n t I d = " 2 0 1 3 8 4 9 9 4 8 "   D a t a T y p e = " T e x t " > P m t D i s c T e x t < / P m t D i s c T e x t > + 
+         < / L e t t e r T e x t > + 
+         < T o t a l s   E l e m e n t T y p e = " D a t a I t e m "   E l e m e n t I d = " 1 8 2 3 9 5 0 0 4 4 " > + 
+             < C u r r e n c y C o d e   E l e m e n t T y p e = " C o l u m n "   E l e m e n t I d = " 1 5 7 9 5 9 5 9 2 1 "   D a t a T y p e = " T e x t " > C u r r e n c y C o d e < / C u r r e n c y C o d e > + 
+             < C u r r e n c y S y m b o l   E l e m e n t T y p e = " C o l u m n "   E l e m e n t I d = " 1 1 6 2 5 1 0 7 4 8 "   D a t a T y p e = " T e x t " > C u r r e n c y S y m b o l < / C u r r e n c y S y m b o l > + 
+             < T o t a l A m o u n t E x c l I n c l V A T   E l e m e n t T y p e = " C o l u m n "   E l e m e n t I d = " 5 1 4 3 3 6 1 1 4 "   D a t a T y p e = " S t r i n g " > T o t a l A m o u n t E x c l I n c l V A T < / T o t a l A m o u n t E x c l I n c l V A T > + 
+             < T o t a l A m o u n t E x c l I n c l V A T T e x t   E l e m e n t T y p e = " C o l u m n "   E l e m e n t I d = " 1 5 0 7 8 3 2 9 3 7 "   D a t a T y p e = " T e x t " > T o t a l A m o u n t E x c l I n c l V A T T e x t < / T o t a l A m o u n t E x c l I n c l V A T T e x t > + 
+             < T o t a l A m o u n t I n c l u d i n g V A T   E l e m e n t T y p e = " C o l u m n "   E l e m e n t I d = " 9 1 0 5 1 1 5 7 5 "   D a t a T y p e = " S t r i n g " > T o t a l A m o u n t I n c l u d i n g V A T < / T o t a l A m o u n t I n c l u d i n g V A T > + 
+             < T o t a l C O 2 e   E l e m e n t T y p e = " C o l u m n "   E l e m e n t I d = " 9 5 4 7 1 1 2 1 2 "   D a t a T y p e = " D e c i m a l " > T o t a l C O 2 e < / T o t a l C O 2 e > + 
+             < T o t a l E x c l u d i n g V A T T e x t   E l e m e n t T y p e = " C o l u m n "   E l e m e n t I d = " 1 9 2 2 9 4 6 3 1 0 "   D a t a T y p e = " T e x t " > T o t a l E x c l u d i n g V A T T e x t < / T o t a l E x c l u d i n g V A T T e x t > + 
+             < T o t a l I n c l u d i n g V A T T e x t   E l e m e n t T y p e = " C o l u m n "   E l e m e n t I d = " 1 2 0 4 0 1 6 3 5 2 "   D a t a T y p e = " T e x t " > T o t a l I n c l u d i n g V A T T e x t < / T o t a l I n c l u d i n g V A T T e x t > + 
+             < T o t a l I n v o i c e D i s c o u n t A m o u n t   E l e m e n t T y p e = " C o l u m n "   E l e m e n t I d = " 4 0 2 1 7 7 5 1 "   D a t a T y p e = " S t r i n g " > T o t a l I n v o i c e D i s c o u n t A m o u n t < / T o t a l I n v o i c e D i s c o u n t A m o u n t > + 
+             < T o t a l N e t A m o u n t   E l e m e n t T y p e = " C o l u m n "   E l e m e n t I d = " 4 8 3 1 9 3 3 7 2 "   D a t a T y p e = " S t r i n g " > T o t a l N e t A m o u n t < / T o t a l N e t A m o u n t > + 
+             < T o t a l P a y m e n t D i s c o u n t O n V A T   E l e m e n t T y p e = " C o l u m n "   E l e m e n t I d = " 7 3 6 0 4 1 8 8 6 "   D a t a T y p e = " D e c i m a l " > T o t a l P a y m e n t D i s c o u n t O n V A T < / T o t a l P a y m e n t D i s c o u n t O n V A T > + 
+             < T o t a l S u b T o t a l   E l e m e n t T y p e = " C o l u m n "   E l e m e n t I d = " 2 0 9 7 8 7 6 8 0 1 "   D a t a T y p e = " S t r i n g " > T o t a l S u b T o t a l < / T o t a l S u b T o t a l > + 
+             < T o t a l S u b T o t a l M i n u s I n v o i c e D i s c o u n t   E l e m e n t T y p e = " C o l u m n "   E l e m e n t I d = " 7 6 9 4 3 1 8 8 7 "   D a t a T y p e = " S t r i n g " > T o t a l S u b T o t a l M i n u s I n v o i c e D i s c o u n t < / T o t a l S u b T o t a l M i n u s I n v o i c e D i s c o u n t > + 
+             < T o t a l T e x t   E l e m e n t T y p e = " C o l u m n "   E l e m e n t I d = " 2 3 1 9 1 0 5 1 8 "   D a t a T y p e = " T e x t " > T o t a l T e x t < / T o t a l T e x t > + 
+             < T o t a l V A T A m o u n t   E l e m e n t T y p e = " C o l u m n "   E l e m e n t I d = " 1 6 2 7 1 0 2 3 2 8 "   D a t a T y p e = " S t r i n g " > T o t a l V A T A m o u n t < / T o t a l V A T A m o u n t > + 
+             < T o t a l V A T A m o u n t L C Y   E l e m e n t T y p e = " C o l u m n "   E l e m e n t I d = " 1 5 0 6 5 7 0 2 1 8 "   D a t a T y p e = " D e c i m a l " > T o t a l V A T A m o u n t L C Y < / T o t a l V A T A m o u n t L C Y > + 
+             < T o t a l V A T A m o u n t O n V A T A m t L i n e   E l e m e n t T y p e = " C o l u m n "   E l e m e n t I d = " 9 4 6 9 3 1 8 6 8 "   D a t a T y p e = " D e c i m a l " > T o t a l V A T A m o u n t O n V A T A m t L i n e < / T o t a l V A T A m o u n t O n V A T A m t L i n e > + 
+             < T o t a l V A T A m o u n t T e x t   E l e m e n t T y p e = " C o l u m n "   E l e m e n t I d = " 9 7 3 6 6 6 3 3 9 "   D a t a T y p e = " T e x t " > T o t a l V A T A m o u n t T e x t < / T o t a l V A T A m o u n t T e x t > + 
+             < T o t a l V A T B a s e L C Y   E l e m e n t T y p e = " C o l u m n "   E l e m e n t I d = " 8 3 4 4 5 0 5 2 1 "   D a t a T y p e = " D e c i m a l " > T o t a l V A T B a s e L C Y < / T o t a l V A T B a s e L C Y > + 
+             < T o t a l V A T B a s e O n V A T A m t L i n e   E l e m e n t T y p e = " C o l u m n "   E l e m e n t I d = " 1 0 6 4 7 4 6 3 9 5 "   D a t a T y p e = " D e c i m a l " > T o t a l V A T B a s e O n V A T A m t L i n e < / T o t a l V A T B a s e O n V A T A m t L i n e > + 
+         < / T o t a l s > + 
+     < / H e a d e r > + 
+ < / N a v W o r d R e p o r t X m l P a r t > 
+</file>
+
+<file path=customXml/item5.xml>��< ? x m l   v e r s i o n = " 1 . 0 "   e n c o d i n g = " u t f - 1 6 " ? > < N a v W o r d R e p o r t X m l P a r t   x m l n s = " u r n : m i c r o s o f t - d y n a m i c s - n a v / r e p o r t s / S t a n d a r d _ S a l e s _ I n v o i c e / 1 3 0 6 / " > + 
+     < B C R e p o r t I n f o r m a t i o n > + 
+         < R e p o r t M e t a d a t a > + 
+             < E x t e n s i o n I d > E x t e n s i o n   I D < / E x t e n s i o n I d > + 
+             < E x t e n s i o n N a m e > E x t e n s i o n   N a m e < / E x t e n s i o n N a m e > + 
+             < E x t e n s i o n P u b l i s h e r > E x t e n s i o n   P u b l i s h e r < / E x t e n s i o n P u b l i s h e r > + 
+             < E x t e n s i o n V e r s i o n > E x t e n s i o n   V e r s i o n < / E x t e n s i o n V e r s i o n > + 
+             < R e p o r t I d > R e p o r t   I D < / R e p o r t I d > + 
+             < R e p o r t C a p t i o n > R e p o r t   C a p t i o n < / R e p o r t C a p t i o n > + 
+             < A b o u t T h i s R e p o r t T i t l e > A b o u t   T h i s   R e p o r t   T i t l e < / A b o u t T h i s R e p o r t T i t l e > + 
+             < A b o u t T h i s R e p o r t T e x t > A b o u t   T h i s   R e p o r t   T e x t < / A b o u t T h i s R e p o r t T e x t > + 
+             < R e p o r t H e l p L i n k > R e p o r t   H e l p   L i n k < / R e p o r t H e l p L i n k > + 
+         < / R e p o r t M e t a d a t a > + 
+         < R e p o r t R e q u e s t > + 
+             < T e n a n t E n t r a I d > T e n a n t   E n t r a   I d < / T e n a n t E n t r a I d > + 
+             < E n v i r o n m e n t N a m e > E n v i r o n m e n t   N a m e < / E n v i r o n m e n t N a m e > + 
+             < E n v i r o n m e n t T y p e > E n v i r o n m e n t   T y p e < / E n v i r o n m e n t T y p e > + 
+             < C o m p a n y N a m e > C o m p a n y   N a m e < / C o m p a n y N a m e > + 
+             < C o m p a n y D i s p l a y N a m e > C o m p a n y   D i s p l a y   N a m e < / C o m p a n y D i s p l a y N a m e > + 
+             < C o m p a n y I d > C o m p a n y   I D < / C o m p a n y I d > + 
+             < U s e r N a m e > U s e r   N a m e < / U s e r N a m e > + 
+             < D a t e A n d T i m e > D a t e   a n d   T i m e < / D a t e A n d T i m e > + 
+             < L a n g u a g e > L a n g u a g e < / L a n g u a g e > + 
+             < F o r m a t R e g i o n > F o r m a t   R e g i o n < / F o r m a t R e g i o n > + 
+             < D a t e T i m e V a l u e s > + 
+                 < Y e a r > Y e a r < / Y e a r > + 
+                 < M o n t h N u m b e r > M o n t h   N u m b e r < / M o n t h N u m b e r > + 
+                 < D a y N u m b e r > D a y   N u m b e r < / D a y N u m b e r > + 
+                 < H o u r > H o u r < / H o u r > + 
+                 < M i n u t e > M i n u t e < / M i n u t e > + 
+             < / D a t e T i m e V a l u e s > + 
+         < / R e p o r t R e q u e s t > + 
+     < / B C R e p o r t I n f o r m a t i o n > + 
+     < H e a d e r > + 
+         < B i l l e d T o _ L b l > B i l l e d T o _ L b l < / B i l l e d T o _ L b l > + 
+         < B i l l T o C o n t a c t E m a i l > B i l l T o C o n t a c t E m a i l < / B i l l T o C o n t a c t E m a i l > + 
+         < B i l l T o C o n t a c t E m a i l L b l > B i l l T o C o n t a c t E m a i l L b l < / B i l l T o C o n t a c t E m a i l L b l > + 
+         < B i l l T o C o n t a c t M o b i l e P h o n e N o > B i l l T o C o n t a c t M o b i l e P h o n e N o < / B i l l T o C o n t a c t M o b i l e P h o n e N o > + 
+         < B i l l T o C o n t a c t M o b i l e P h o n e N o L b l > B i l l T o C o n t a c t M o b i l e P h o n e N o L b l < / B i l l T o C o n t a c t M o b i l e P h o n e N o L b l > + 
+         < B i l l T o C o n t a c t P h o n e N o > B i l l T o C o n t a c t P h o n e N o < / B i l l T o C o n t a c t P h o n e N o > + 
+         < B i l l T o C o n t a c t P h o n e N o L b l > B i l l T o C o n t a c t P h o n e N o L b l < / B i l l T o C o n t a c t P h o n e N o L b l > + 
+         < B i l l t o C u s t o m e r N o _ L b l > B i l l t o C u s t o m e r N o _ L b l < / B i l l t o C u s t o m e r N o _ L b l > + 
+         < B i l l t o C u s t u m e r N o > B i l l t o C u s t u m e r N o < / B i l l t o C u s t u m e r N o > + 
+         < C h e c k s P a y a b l e _ L b l > C h e c k s P a y a b l e _ L b l < / C h e c k s P a y a b l e _ L b l > + 
+         < C O 2 e P e r U n i t _ L b l > C O 2 e P e r U n i t _ L b l < / C O 2 e P e r U n i t _ L b l > + 
+         < C o m p a n y A d d r e s s 1 > C o m p a n y A d d r e s s 1 < / C o m p a n y A d d r e s s 1 > + 
+         < C o m p a n y A d d r e s s 2 > C o m p a n y A d d r e s s 2 < / C o m p a n y A d d r e s s 2 > + 
+         < C o m p a n y A d d r e s s 3 > C o m p a n y A d d r e s s 3 < / C o m p a n y A d d r e s s 3 > + 
+         < C o m p a n y A d d r e s s 4 > C o m p a n y A d d r e s s 4 < / C o m p a n y A d d r e s s 4 > + 
+         < C o m p a n y A d d r e s s 5 > C o m p a n y A d d r e s s 5 < / C o m p a n y A d d r e s s 5 > + 
+         < C o m p a n y A d d r e s s 6 > C o m p a n y A d d r e s s 6 < / C o m p a n y A d d r e s s 6 > + 
+         < C o m p a n y A d d r e s s 7 > C o m p a n y A d d r e s s 7 < / C o m p a n y A d d r e s s 7 > + 
+         < C o m p a n y A d d r e s s 8 > C o m p a n y A d d r e s s 8 < / C o m p a n y A d d r e s s 8 > + 
+         < C o m p a n y B a n k A c c o u n t N o > C o m p a n y B a n k A c c o u n t N o < / C o m p a n y B a n k A c c o u n t N o > + 
+         < C o m p a n y B a n k A c c o u n t N o _ L b l > C o m p a n y B a n k A c c o u n t N o _ L b l < / C o m p a n y B a n k A c c o u n t N o _ L b l > + 
+         < C o m p a n y B a n k B r a n c h N o > C o m p a n y B a n k B r a n c h N o < / C o m p a n y B a n k B r a n c h N o > + 
+         < C o m p a n y B a n k B r a n c h N o _ L b l > C o m p a n y B a n k B r a n c h N o _ L b l < / C o m p a n y B a n k B r a n c h N o _ L b l > + 
+         < C o m p a n y B a n k N a m e > C o m p a n y B a n k N a m e < / C o m p a n y B a n k N a m e > + 
+         < C o m p a n y B a n k N a m e _ L b l > C o m p a n y B a n k N a m e _ L b l < / C o m p a n y B a n k N a m e _ L b l > + 
+         < C o m p a n y C u s t o m G i r o > C o m p a n y C u s t o m G i r o < / C o m p a n y C u s t o m G i r o > + 
+         < C o m p a n y C u s t o m G i r o _ L b l > C o m p a n y C u s t o m G i r o _ L b l < / C o m p a n y C u s t o m G i r o _ L b l > + 
+         < C o m p a n y E M a i l > C o m p a n y E M a i l < / C o m p a n y E M a i l > + 
+         < C o m p a n y G i r o N o > C o m p a n y G i r o N o < / C o m p a n y G i r o N o > + 
+         < C o m p a n y G i r o N o _ L b l > C o m p a n y G i r o N o _ L b l < / C o m p a n y G i r o N o _ L b l > + 
+         < C o m p a n y H o m e P a g e > C o m p a n y H o m e P a g e < / C o m p a n y H o m e P a g e > + 
+         < C o m p a n y I B A N > C o m p a n y I B A N < / C o m p a n y I B A N > + 
+         < C o m p a n y I B A N _ L b l > C o m p a n y I B A N _ L b l < / C o m p a n y I B A N _ L b l > + 
+         < C o m p a n y L e g a l O f f i c e > C o m p a n y L e g a l O f f i c e < / C o m p a n y L e g a l O f f i c e > + 
+         < C o m p a n y L e g a l O f f i c e _ L b l > C o m p a n y L e g a l O f f i c e _ L b l < / C o m p a n y L e g a l O f f i c e _ L b l > + 
+         < C o m p a n y L e g a l S t a t e m e n t > C o m p a n y L e g a l S t a t e m e n t < / C o m p a n y L e g a l S t a t e m e n t > + 
+         < C o m p a n y L o g o P o s i t i o n > C o m p a n y L o g o P o s i t i o n < / C o m p a n y L o g o P o s i t i o n > + 
+         < C o m p a n y P h o n e N o > C o m p a n y P h o n e N o < / C o m p a n y P h o n e N o > + 
+         < C o m p a n y P h o n e N o _ L b l > C o m p a n y P h o n e N o _ L b l < / C o m p a n y P h o n e N o _ L b l > + 
+         < C o m p a n y P i c t u r e / > + 
+         < C o m p a n y R e g i s t r a t i o n N u m b e r > C o m p a n y R e g i s t r a t i o n N u m b e r < / C o m p a n y R e g i s t r a t i o n N u m b e r > + 
+         < C o m p a n y R e g i s t r a t i o n N u m b e r _ L b l > C o m p a n y R e g i s t r a t i o n N u m b e r _ L b l < / C o m p a n y R e g i s t r a t i o n N u m b e r _ L b l > + 
+         < C o m p a n y S W I F T > C o m p a n y S W I F T < / C o m p a n y S W I F T > + 
+         < C o m p a n y S W I F T _ L b l > C o m p a n y S W I F T _ L b l < / C o m p a n y S W I F T _ L b l > + 
+         < C o m p a n y V A T R e g i s t r a t i o n N o > C o m p a n y V A T R e g i s t r a t i o n N o < / C o m p a n y V A T R e g i s t r a t i o n N o > + 
+         < C o m p a n y V A T R e g i s t r a t i o n N o _ L b l > C o m p a n y V A T R e g i s t r a t i o n N o _ L b l < / C o m p a n y V A T R e g i s t r a t i o n N o _ L b l > + 
+         < C o m p a n y V A T R e g N o > C o m p a n y V A T R e g N o < / C o m p a n y V A T R e g N o > + 
+         < C o m p a n y V A T R e g N o _ L b l > C o m p a n y V A T R e g N o _ L b l < / C o m p a n y V A T R e g N o _ L b l > + 
+         < C o n t a c t _ L b l > C o n t a c t _ L b l < / C o n t a c t _ L b l > + 
+         < C o p y _ L b l > C o p y _ L b l < / C o p y _ L b l > + 
+         < C u s t o m e r A d d r e s s 1 > C u s t o m e r A d d r e s s 1 < / C u s t o m e r A d d r e s s 1 > + 
+         < C u s t o m e r A d d r e s s 2 > C u s t o m e r A d d r e s s 2 < / C u s t o m e r A d d r e s s 2 > + 
+         < C u s t o m e r A d d r e s s 3 > C u s t o m e r A d d r e s s 3 < / C u s t o m e r A d d r e s s 3 > + 
+         < C u s t o m e r A d d r e s s 4 > C u s t o m e r A d d r e s s 4 < / C u s t o m e r A d d r e s s 4 > + 
+         < C u s t o m e r A d d r e s s 5 > C u s t o m e r A d d r e s s 5 < / C u s t o m e r A d d r e s s 5 > + 
+         < C u s t o m e r A d d r e s s 6 > C u s t o m e r A d d r e s s 6 < / C u s t o m e r A d d r e s s 6 > + 
+         < C u s t o m e r A d d r e s s 7 > C u s t o m e r A d d r e s s 7 < / C u s t o m e r A d d r e s s 7 > + 
+         < C u s t o m e r A d d r e s s 8 > C u s t o m e r A d d r e s s 8 < / C u s t o m e r A d d r e s s 8 > + 
+         < C u s t o m e r P o s t a l B a r C o d e > C u s t o m e r P o s t a l B a r C o d e < / C u s t o m e r P o s t a l B a r C o d e > + 
+         < D i s c l a i m e r _ L b l > D i s c l a i m e r _ L b l < / D i s c l a i m e r _ L b l > + 
+         < D i s p l a y A d d i t i o n a l F e e N o t e > D i s p l a y A d d i t i o n a l F e e N o t e < / D i s p l a y A d d i t i o n a l F e e N o t e > + 
+         < D o c u m e n t D a t e > D o c u m e n t D a t e < / D o c u m e n t D a t e > + 
+         < D o c u m e n t D a t e _ L b l > D o c u m e n t D a t e _ L b l < / D o c u m e n t D a t e _ L b l > + 
+         < D o c u m e n t N o > D o c u m e n t N o < / D o c u m e n t N o > + 
+         < D o c u m e n t N o _ L b l > D o c u m e n t N o _ L b l < / D o c u m e n t N o _ L b l > + 
+         < D o c u m e n t T i t l e _ L b l > D o c u m e n t T i t l e _ L b l < / D o c u m e n t T i t l e _ L b l > + 
+         < D u e D a t e > D u e D a t e < / D u e D a t e > + 
+         < D u e D a t e _ L b l > D u e D a t e _ L b l < / D u e D a t e _ L b l > + 
+         < E M a i l _ H e a d e r _ L b l > E M a i l _ H e a d e r _ L b l < / E M a i l _ H e a d e r _ L b l > + 
+         < E x c h a n g e R a t e A s T e x t > E x c h a n g e R a t e A s T e x t < / E x c h a n g e R a t e A s T e x t > + 
+         < E x t e r n a l D o c u m e n t N o > E x t e r n a l D o c u m e n t N o < / E x t e r n a l D o c u m e n t N o > + 
+         < E x t e r n a l D o c u m e n t N o _ L b l > E x t e r n a l D o c u m e n t N o _ L b l < / E x t e r n a l D o c u m e n t N o _ L b l > + 
+         < F r o m _ L b l > F r o m _ L b l < / F r o m _ L b l > + 
+         < G l o b a l L o c a t i o n N u m b e r > G l o b a l L o c a t i o n N u m b e r < / G l o b a l L o c a t i o n N u m b e r > + 
+         < G l o b a l L o c a t i o n N u m b e r _ L b l > G l o b a l L o c a t i o n N u m b e r _ L b l < / G l o b a l L o c a t i o n N u m b e r _ L b l > + 
+         < H o m e P a g e _ H e a d e r _ L b l > H o m e P a g e _ H e a d e r _ L b l < / H o m e P a g e _ H e a d e r _ L b l > + 
+         < I n v o i c e D i s c o u n t A m o u n t _ L b l > I n v o i c e D i s c o u n t A m o u n t _ L b l < / I n v o i c e D i s c o u n t A m o u n t _ L b l > + 
+         < I n v o i c e D i s c o u n t B a s e A m o u n t _ L b l > I n v o i c e D i s c o u n t B a s e A m o u n t _ L b l < / I n v o i c e D i s c o u n t B a s e A m o u n t _ L b l > + 
+         < L e g a l E n t i t y T y p e > L e g a l E n t i t y T y p e < / L e g a l E n t i t y T y p e > + 
+         < L e g a l E n t i t y T y p e _ L b l > L e g a l E n t i t y T y p e _ L b l < / L e g a l E n t i t y T y p e _ L b l > + 
+         < L i n e A m o u n t A f t e r I n v o i c e D i s c o u n t _ L b l > L i n e A m o u n t A f t e r I n v o i c e D i s c o u n t _ L b l < / L i n e A m o u n t A f t e r I n v o i c e D i s c o u n t _ L b l > + 
+         < L o c a l C u r r e n c y _ L b l > L o c a l C u r r e n c y _ L b l < / L o c a l C u r r e n c y _ L b l > + 
+         < O r d e r N o > O r d e r N o < / O r d e r N o > + 
+         < O r d e r N o _ L b l > O r d e r N o _ L b l < / O r d e r N o _ L b l > + 
+         < P a c k a g e T r a c k i n g N o > P a c k a g e T r a c k i n g N o < / P a c k a g e T r a c k i n g N o > + 
+         < P a c k a g e T r a c k i n g N o _ L b l > P a c k a g e T r a c k i n g N o _ L b l < / P a c k a g e T r a c k i n g N o _ L b l > + 
+         < P a g e _ L b l > P a g e _ L b l < / P a g e _ L b l > + 
+         < P a y m e n t I n s t r u c t i o n s _ T x t > P a y m e n t I n s t r u c t i o n s _ T x t < / P a y m e n t I n s t r u c t i o n s _ T x t > + 
+         < P a y m e n t M e t h o d D e s c r i p t i o n > P a y m e n t M e t h o d D e s c r i p t i o n < / P a y m e n t M e t h o d D e s c r i p t i o n > + 
+         < P a y m e n t M e t h o d D e s c r i p t i o n _ L b l > P a y m e n t M e t h o d D e s c r i p t i o n _ L b l < / P a y m e n t M e t h o d D e s c r i p t i o n _ L b l > + 
+         < P a y m e n t R e f e r e n c e > P a y m e n t R e f e r e n c e < / P a y m e n t R e f e r e n c e > + 
+         < P a y m e n t R e f e r e n c e _ L b l > P a y m e n t R e f e r e n c e _ L b l < / P a y m e n t R e f e r e n c e _ L b l > + 
+         < P a y m e n t T e r m s D e s c r i p t i o n > P a y m e n t T e r m s D e s c r i p t i o n < / P a y m e n t T e r m s D e s c r i p t i o n > + 
+         < P a y m e n t T e r m s D e s c r i p t i o n _ L b l > P a y m e n t T e r m s D e s c r i p t i o n _ L b l < / P a y m e n t T e r m s D e s c r i p t i o n _ L b l > + 
+         < P r i c e s I n c l u d i n g V A T > P r i c e s I n c l u d i n g V A T < / P r i c e s I n c l u d i n g V A T > + 
+         < P r i c e s I n c l u d i n g V A T _ L b l > P r i c e s I n c l u d i n g V A T _ L b l < / P r i c e s I n c l u d i n g V A T _ L b l > + 
+         < P r i c e s I n c l u d i n g V A T Y e s N o > P r i c e s I n c l u d i n g V A T Y e s N o < / P r i c e s I n c l u d i n g V A T Y e s N o > + 
+         < Q R _ C o d e _ I m a g e > Q R _ C o d e _ I m a g e < / Q R _ C o d e _ I m a g e > + 
+         < Q R _ C o d e _ I m a g e _ L b l > Q R _ C o d e _ I m a g e _ L b l < / Q R _ C o d e _ I m a g e _ L b l > + 
+         < Q u e s t i o n s _ L b l > Q u e s t i o n s _ L b l < / Q u e s t i o n s _ L b l > + 
+         < R e c u r r i n g B i l l i n g > R e c u r r i n g B i l l i n g < / R e c u r r i n g B i l l i n g > + 
+         < R e m a i n i n g A m o u n t > R e m a i n i n g A m o u n t < / R e m a i n i n g A m o u n t > + 
+         < R e m a i n i n g A m o u n t T e x t > R e m a i n i n g A m o u n t T e x t < / R e m a i n i n g A m o u n t T e x t > + 
+         < S a l e s I n v o i c e L i n e D i s c o u n t _ L b l > S a l e s I n v o i c e L i n e D i s c o u n t _ L b l < / S a l e s I n v o i c e L i n e D i s c o u n t _ L b l > + 
+         < S a l e s P e r s o n _ L b l > S a l e s P e r s o n _ L b l < / S a l e s P e r s o n _ L b l > + 
+         < S a l e s P e r s o n B l a n k _ L b l > S a l e s P e r s o n B l a n k _ L b l < / S a l e s P e r s o n B l a n k _ L b l > + 
+         < S a l e s P e r s o n N a m e > S a l e s P e r s o n N a m e < / S a l e s P e r s o n N a m e > + 
+         < S e l l T o C o n t a c t E m a i l > S e l l T o C o n t a c t E m a i l < / S e l l T o C o n t a c t E m a i l > + 
+         < S e l l T o C o n t a c t E m a i l L b l > S e l l T o C o n t a c t E m a i l L b l < / S e l l T o C o n t a c t E m a i l L b l > + 
+         < S e l l T o C o n t a c t M o b i l e P h o n e N o > S e l l T o C o n t a c t M o b i l e P h o n e N o < / S e l l T o C o n t a c t M o b i l e P h o n e N o > + 
+         < S e l l T o C o n t a c t M o b i l e P h o n e N o L b l > S e l l T o C o n t a c t M o b i l e P h o n e N o L b l < / S e l l T o C o n t a c t M o b i l e P h o n e N o L b l > + 
+         < S e l l T o C o n t a c t P h o n e N o > S e l l T o C o n t a c t P h o n e N o < / S e l l T o C o n t a c t P h o n e N o > + 
+         < S e l l T o C o n t a c t P h o n e N o L b l > S e l l T o C o n t a c t P h o n e N o L b l < / S e l l T o C o n t a c t P h o n e N o L b l > + 
+         < S e l l t o C u s t o m e r N o > S e l l t o C u s t o m e r N o < / S e l l t o C u s t o m e r N o > + 
+         < S e l l t o C u s t o m e r N o _ L b l > S e l l t o C u s t o m e r N o _ L b l < / S e l l t o C u s t o m e r N o _ L b l > + 
+         < S e l l T o F a x N o > S e l l T o F a x N o < / S e l l T o F a x N o > + 
+         < S e l l T o P h o n e N o > S e l l T o P h o n e N o < / S e l l T o P h o n e N o > + 
+         < S h i p m e n t _ L b l > S h i p m e n t _ L b l < / S h i p m e n t _ L b l > + 
+         < S h i p m e n t D a t e > S h i p m e n t D a t e < / S h i p m e n t D a t e > + 
+         < S h i p m e n t D a t e _ L b l > S h i p m e n t D a t e _ L b l < / S h i p m e n t D a t e _ L b l > + 
+         < S h i p m e n t M e t h o d D e s c r i p t i o n > S h i p m e n t M e t h o d D e s c r i p t i o n < / S h i p m e n t M e t h o d D e s c r i p t i o n > + 
+         < S h i p m e n t M e t h o d D e s c r i p t i o n _ L b l > S h i p m e n t M e t h o d D e s c r i p t i o n _ L b l < / S h i p m e n t M e t h o d D e s c r i p t i o n _ L b l > + 
+         < S h i p p i n g A g e n t C o d e > S h i p p i n g A g e n t C o d e < / S h i p p i n g A g e n t C o d e > + 
+         < S h i p p i n g A g e n t C o d e _ L b l > S h i p p i n g A g e n t C o d e _ L b l < / S h i p p i n g A g e n t C o d e _ L b l > + 
+         < S h i p T o A d d r e s s _ L b l > S h i p T o A d d r e s s _ L b l < / S h i p T o A d d r e s s _ L b l > + 
+         < S h i p T o A d d r e s s 1 > S h i p T o A d d r e s s 1 < / S h i p T o A d d r e s s 1 > + 
+         < S h i p T o A d d r e s s 2 > S h i p T o A d d r e s s 2 < / S h i p T o A d d r e s s 2 > + 
+         < S h i p T o A d d r e s s 3 > S h i p T o A d d r e s s 3 < / S h i p T o A d d r e s s 3 > + 
+         < S h i p T o A d d r e s s 4 > S h i p T o A d d r e s s 4 < / S h i p T o A d d r e s s 4 > + 
+         < S h i p T o A d d r e s s 5 > S h i p T o A d d r e s s 5 < / S h i p T o A d d r e s s 5 > + 
+         < S h i p T o A d d r e s s 6 > S h i p T o A d d r e s s 6 < / S h i p T o A d d r e s s 6 > + 
+         < S h i p T o A d d r e s s 7 > S h i p T o A d d r e s s 7 < / S h i p T o A d d r e s s 7 > + 
+         < S h i p T o A d d r e s s 8 > S h i p T o A d d r e s s 8 < / S h i p T o A d d r e s s 8 > + 
+         < S h i p T o P h o n e N o > S h i p T o P h o n e N o < / S h i p T o P h o n e N o > + 
+         < S h o w S h i p p i n g A d d r e s s > S h o w S h i p p i n g A d d r e s s < / S h o w S h i p p i n g A d d r e s s > + 
+         < S h o w W o r k D e s c r i p t i o n > S h o w W o r k D e s c r i p t i o n < / S h o w W o r k D e s c r i p t i o n > + 
+         < S u b t o t a l _ L b l > S u b t o t a l _ L b l < / S u b t o t a l _ L b l > + 
+         < T h a n k s _ L b l > T h a n k s _ L b l < / T h a n k s _ L b l > + 
+         < T o t a l _ L b l > T o t a l _ L b l < / T o t a l _ L b l > + 
+         < T o t a l C O 2 e _ L b l > T o t a l C O 2 e _ L b l < / T o t a l C O 2 e _ L b l > + 
+         < V A T A m o u n t _ L b l > V A T A m o u n t _ L b l < / V A T A m o u n t _ L b l > + 
+         < V A T A m o u n t S p e c i f i c a t i o n _ L b l > V A T A m o u n t S p e c i f i c a t i o n _ L b l < / V A T A m o u n t S p e c i f i c a t i o n _ L b l > + 
+         < V A T B a s e _ L b l > V A T B a s e _ L b l < / V A T B a s e _ L b l > + 
+         < V A T C l a u s e _ L b l > V A T C l a u s e _ L b l < / V A T C l a u s e _ L b l > + 
+         < V A T C l a u s e s _ L b l > V A T C l a u s e s _ L b l < / V A T C l a u s e s _ L b l > + 
+         < V A T I d e n t i f i e r _ L b l > V A T I d e n t i f i e r _ L b l < / V A T I d e n t i f i e r _ L b l > + 
+         < V A T P e r c e n t a g e _ L b l > V A T P e r c e n t a g e _ L b l < / V A T P e r c e n t a g e _ L b l > + 
+         < V A T R e g i s t r a t i o n N o > V A T R e g i s t r a t i o n N o < / V A T R e g i s t r a t i o n N o > + 
+         < V A T R e g i s t r a t i o n N o _ L b l > V A T R e g i s t r a t i o n N o _ L b l < / V A T R e g i s t r a t i o n N o _ L b l > + 
+         < Y o u r D o c u m e n t T i t l e _ L b l > Y o u r D o c u m e n t T i t l e _ L b l < / Y o u r D o c u m e n t T i t l e _ L b l > + 
+         < Y o u r R e f e r e n c e > Y o u r R e f e r e n c e < / Y o u r R e f e r e n c e > + 
+         < Y o u r R e f e r e n c e _ L b l > Y o u r R e f e r e n c e _ L b l < / Y o u r R e f e r e n c e _ L b l > + 
+         < L i n e > + 
+             < A m o u n t E x c l u d i n g V A T _ L i n e > A m o u n t E x c l u d i n g V A T _ L i n e < / A m o u n t E x c l u d i n g V A T _ L i n e > + 
+             < A m o u n t E x c l u d i n g V A T _ L i n e _ L b l > A m o u n t E x c l u d i n g V A T _ L i n e _ L b l < / A m o u n t E x c l u d i n g V A T _ L i n e _ L b l > + 
+             < A m o u n t I n c l u d i n g V A T _ L i n e > A m o u n t I n c l u d i n g V A T _ L i n e < / A m o u n t I n c l u d i n g V A T _ L i n e > + 
+             < A m o u n t I n c l u d i n g V A T _ L i n e _ L b l > A m o u n t I n c l u d i n g V A T _ L i n e _ L b l < / A m o u n t I n c l u d i n g V A T _ L i n e _ L b l > + 
+             < C O 2 e P e r U n i t _ L i n e > C O 2 e P e r U n i t _ L i n e < / C O 2 e P e r U n i t _ L i n e > + 
+             < C o n t r a c t L i n e N o > C o n t r a c t L i n e N o < / C o n t r a c t L i n e N o > + 
+             < C o n t r a c t N o > C o n t r a c t N o < / C o n t r a c t N o > + 
+             < D e s c r i p t i o n _ L i n e > D e s c r i p t i o n _ L i n e < / D e s c r i p t i o n _ L i n e > + 
+             < D e s c r i p t i o n _ L i n e _ L b l > D e s c r i p t i o n _ L i n e _ L b l < / D e s c r i p t i o n _ L i n e _ L b l > + 
+             < I t e m N o _ L i n e > I t e m N o _ L i n e < / I t e m N o _ L i n e > + 
+             < I t e m N o _ L i n e _ L b l > I t e m N o _ L i n e _ L b l < / I t e m N o _ L i n e _ L b l > + 
+             < I t e m R e f e r e n c e N o _ L i n e > I t e m R e f e r e n c e N o _ L i n e < / I t e m R e f e r e n c e N o _ L i n e > + 
+             < I t e m R e f e r e n c e N o _ L i n e _ L b l > I t e m R e f e r e n c e N o _ L i n e _ L b l < / I t e m R e f e r e n c e N o _ L i n e _ L b l > + 
+             < J o b N o > J o b N o < / J o b N o > + 
+             < J o b N o _ L b l > J o b N o _ L b l < / J o b N o _ L b l > + 
+             < J o b T a s k D e s c _ L b l > J o b T a s k D e s c _ L b l < / J o b T a s k D e s c _ L b l > + 
+             < J o b T a s k D e s c r i p t i o n > J o b T a s k D e s c r i p t i o n < / J o b T a s k D e s c r i p t i o n > + 
+             < J o b T a s k N o > J o b T a s k N o < / J o b T a s k N o > + 
+             < J o b T a s k N o _ L b l > J o b T a s k N o _ L b l < / J o b T a s k N o _ L b l > + 
+             < L i n e A m o u n t _ L i n e > L i n e A m o u n t _ L i n e < / L i n e A m o u n t _ L i n e > + 
+             < L i n e A m o u n t _ L i n e _ L b l > L i n e A m o u n t _ L i n e _ L b l < / L i n e A m o u n t _ L i n e _ L b l > + 
+             < L i n e D i s c o u n t P e r c e n t _ L i n e > L i n e D i s c o u n t P e r c e n t _ L i n e < / L i n e D i s c o u n t P e r c e n t _ L i n e > + 
+             < L i n e D i s c o u n t P e r c e n t T e x t _ L i n e > L i n e D i s c o u n t P e r c e n t T e x t _ L i n e < / L i n e D i s c o u n t P e r c e n t T e x t _ L i n e > + 
+             < L i n e N o _ L i n e > L i n e N o _ L i n e < / L i n e N o _ L i n e > + 
+             < P r i c e _ L b l > P r i c e _ L b l < / P r i c e _ L b l > + 
+             < P r i c e P e r _ L b l > P r i c e P e r _ L b l < / P r i c e P e r _ L b l > + 
+             < Q t y _ L b l > Q t y _ L b l < / Q t y _ L b l > + 
+             < Q u a n t i t y _ L i n e > Q u a n t i t y _ L i n e < / Q u a n t i t y _ L i n e > + 
+             < Q u a n t i t y _ L i n e _ L b l > Q u a n t i t y _ L i n e _ L b l < / Q u a n t i t y _ L i n e _ L b l > + 
+             < R e c u r r i n g B i l l i n g f r o m > R e c u r r i n g B i l l i n g f r o m < / R e c u r r i n g B i l l i n g f r o m > + 
+             < R e c u r r i n g B i l l i n g t o > R e c u r r i n g B i l l i n g t o < / R e c u r r i n g B i l l i n g t o > + 
+             < S h i p m e n t D a t e _ L i n e > S h i p m e n t D a t e _ L i n e < / S h i p m e n t D a t e _ L i n e > + 
+             < S h i p m e n t D a t e _ L i n e _ L b l > S h i p m e n t D a t e _ L i n e _ L b l < / S h i p m e n t D a t e _ L i n e _ L b l > + 
+             < T r a n s H e a d e r A m o u n t > T r a n s H e a d e r A m o u n t < / T r a n s H e a d e r A m o u n t > + 
+             < T y p e _ L i n e > T y p e _ L i n e < / T y p e _ L i n e > + 
+             < U n i t _ L b l > U n i t _ L b l < / U n i t _ L b l > + 
+             < U n i t O f M e a s u r e > U n i t O f M e a s u r e < / U n i t O f M e a s u r e > + 
+             < U n i t O f M e a s u r e _ L b l > U n i t O f M e a s u r e _ L b l < / U n i t O f M e a s u r e _ L b l > + 
+             < U n i t P r i c e > U n i t P r i c e < / U n i t P r i c e > + 
+             < U n i t P r i c e _ L b l > U n i t P r i c e _ L b l < / U n i t P r i c e _ L b l > + 
+             < V A T I d e n t i f i e r _ L i n e > V A T I d e n t i f i e r _ L i n e < / V A T I d e n t i f i e r _ L i n e > + 
+             < V A T I d e n t i f i e r _ L i n e _ L b l > V A T I d e n t i f i e r _ L i n e _ L b l < / V A T I d e n t i f i e r _ L i n e _ L b l > + 
+             < V A T P c t _ L i n e > V A T P c t _ L i n e < / V A T P c t _ L i n e > + 
+             < V A T P c t _ L i n e _ L b l > V A T P c t _ L i n e _ L b l < / V A T P c t _ L i n e _ L b l > + 
+             < S h i p m e n t L i n e > + 
+                 < D o c u m e n t N o _ S h i p m e n t L i n e > D o c u m e n t N o _ S h i p m e n t L i n e < / D o c u m e n t N o _ S h i p m e n t L i n e > + 
+                 < P o s t i n g D a t e _ S h i p m e n t L i n e > P o s t i n g D a t e _ S h i p m e n t L i n e < / P o s t i n g D a t e _ S h i p m e n t L i n e > + 
+                 < P o s t i n g D a t e _ S h i p m e n t L i n e _ L b l > P o s t i n g D a t e _ S h i p m e n t L i n e _ L b l < / P o s t i n g D a t e _ S h i p m e n t L i n e _ L b l > + 
+                 < Q u a n t i t y _ S h i p m e n t L i n e > Q u a n t i t y _ S h i p m e n t L i n e < / Q u a n t i t y _ S h i p m e n t L i n e > + 
+                 < Q u a n t i t y _ S h i p m e n t L i n e _ L b l > Q u a n t i t y _ S h i p m e n t L i n e _ L b l < / Q u a n t i t y _ S h i p m e n t L i n e _ L b l > + 
+             < / S h i p m e n t L i n e > + 
+             < A s s e m b l y L i n e > + 
+                 < D e s c r i p t i o n _ A s s e m b l y L i n e > D e s c r i p t i o n _ A s s e m b l y L i n e < / D e s c r i p t i o n _ A s s e m b l y L i n e > + 
+                 < L i n e N o _ A s s e m b l y L i n e > L i n e N o _ A s s e m b l y L i n e < / L i n e N o _ A s s e m b l y L i n e > + 
+                 < Q u a n t i t y _ A s s e m b l y L i n e > Q u a n t i t y _ A s s e m b l y L i n e < / Q u a n t i t y _ A s s e m b l y L i n e > + 
+                 < U n i t O f M e a s u r e _ A s s e m b l y L i n e > U n i t O f M e a s u r e _ A s s e m b l y L i n e < / U n i t O f M e a s u r e _ A s s e m b l y L i n e > + 
+                 < V a r i a n t C o d e _ A s s e m b l y L i n e > V a r i a n t C o d e _ A s s e m b l y L i n e < / V a r i a n t C o d e _ A s s e m b l y L i n e > + 
+             < / A s s e m b l y L i n e > + 
+         < / L i n e > + 
+         < W o r k D e s c r i p t i o n L i n e s > + 
+             < W o r k D e s c r i p t i o n L i n e > W o r k D e s c r i p t i o n L i n e < / W o r k D e s c r i p t i o n L i n e > + 
+             < W o r k D e s c r i p t i o n L i n e N u m b e r > W o r k D e s c r i p t i o n L i n e N u m b e r < / W o r k D e s c r i p t i o n L i n e N u m b e r > + 
+         < / W o r k D e s c r i p t i o n L i n e s > + 
+         < V A T A m o u n t L i n e > + 
+             < I n v o i c e D i s c o u n t A m o u n t _ V A T A m o u n t L i n e > I n v o i c e D i s c o u n t A m o u n t _ V A T A m o u n t L i n e < / I n v o i c e D i s c o u n t A m o u n t _ V A T A m o u n t L i n e > + 
+             < I n v o i c e D i s c o u n t A m o u n t _ V A T A m o u n t L i n e _ L b l > I n v o i c e D i s c o u n t A m o u n t _ V A T A m o u n t L i n e _ L b l < / I n v o i c e D i s c o u n t A m o u n t _ V A T A m o u n t L i n e _ L b l > + 
+             < I n v o i c e D i s c o u n t B a s e A m o u n t _ V A T A m o u n t L i n e > I n v o i c e D i s c o u n t B a s e A m o u n t _ V A T A m o u n t L i n e < / I n v o i c e D i s c o u n t B a s e A m o u n t _ V A T A m o u n t L i n e > + 
+             < I n v o i c e D i s c o u n t B a s e A m o u n t _ V A T A m o u n t L i n e _ L b l > I n v o i c e D i s c o u n t B a s e A m o u n t _ V A T A m o u n t L i n e _ L b l < / I n v o i c e D i s c o u n t B a s e A m o u n t _ V A T A m o u n t L i n e _ L b l > + 
+             < L i n e A m o u n t _ V a t A m o u n t L i n e > L i n e A m o u n t _ V a t A m o u n t L i n e < / L i n e A m o u n t _ V a t A m o u n t L i n e > + 
+             < L i n e A m o u n t _ V a t A m o u n t L i n e _ L b l > L i n e A m o u n t _ V a t A m o u n t L i n e _ L b l < / L i n e A m o u n t _ V a t A m o u n t L i n e _ L b l > + 
+             < N o O f V A T I d e n t i f i e r s > N o O f V A T I d e n t i f i e r s < / N o O f V A T I d e n t i f i e r s > + 
+             < V A T A m o u n t _ V a t A m o u n t L i n e > V A T A m o u n t _ V a t A m o u n t L i n e < / V A T A m o u n t _ V a t A m o u n t L i n e > + 
+             < V A T A m o u n t _ V a t A m o u n t L i n e _ L b l > V A T A m o u n t _ V a t A m o u n t L i n e _ L b l < / V A T A m o u n t _ V a t A m o u n t L i n e _ L b l > + 
+             < V A T A m o u n t L C Y _ V A T A m o u n t L i n e > V A T A m o u n t L C Y _ V A T A m o u n t L i n e < / V A T A m o u n t L C Y _ V A T A m o u n t L i n e > + 
+             < V A T A m o u n t L C Y _ V A T A m o u n t L i n e _ L b l > V A T A m o u n t L C Y _ V A T A m o u n t L i n e _ L b l < / V A T A m o u n t L C Y _ V A T A m o u n t L i n e _ L b l > + 
+             < V A T B a s e _ V a t A m o u n t L i n e > V A T B a s e _ V a t A m o u n t L i n e < / V A T B a s e _ V a t A m o u n t L i n e > + 
+             < V A T B a s e _ V a t A m o u n t L i n e _ L b l > V A T B a s e _ V a t A m o u n t L i n e _ L b l < / V A T B a s e _ V a t A m o u n t L i n e _ L b l > + 
+             < V A T B a s e L C Y _ V A T A m o u n t L i n e > V A T B a s e L C Y _ V A T A m o u n t L i n e < / V A T B a s e L C Y _ V A T A m o u n t L i n e > + 
+             < V A T B a s e L C Y _ V A T A m o u n t L i n e _ L b l > V A T B a s e L C Y _ V A T A m o u n t L i n e _ L b l < / V A T B a s e L C Y _ V A T A m o u n t L i n e _ L b l > + 
+             < V A T I d e n t i f i e r _ V a t A m o u n t L i n e > V A T I d e n t i f i e r _ V a t A m o u n t L i n e < / V A T I d e n t i f i e r _ V a t A m o u n t L i n e > + 
+             < V A T I d e n t i f i e r _ V a t A m o u n t L i n e _ L b l > V A T I d e n t i f i e r _ V a t A m o u n t L i n e _ L b l < / V A T I d e n t i f i e r _ V a t A m o u n t L i n e _ L b l > + 
+             < V A T P c t _ V a t A m o u n t L i n e > V A T P c t _ V a t A m o u n t L i n e < / V A T P c t _ V a t A m o u n t L i n e > + 
+             < V A T P c t _ V a t A m o u n t L i n e _ L b l > V A T P c t _ V a t A m o u n t L i n e _ L b l < / V A T P c t _ V a t A m o u n t L i n e _ L b l > + 
+         < / V A T A m o u n t L i n e > + 
+         < V A T C l a u s e L i n e > + 
+             < C o d e _ V A T C l a u s e L i n e > C o d e _ V A T C l a u s e L i n e < / C o d e _ V A T C l a u s e L i n e > + 
+             < C o d e _ V A T C l a u s e L i n e _ L b l > C o d e _ V A T C l a u s e L i n e _ L b l < / C o d e _ V A T C l a u s e L i n e _ L b l > + 
+             < D e s c r i p t i o n _ V A T C l a u s e L i n e > D e s c r i p t i o n _ V A T C l a u s e L i n e < / D e s c r i p t i o n _ V A T C l a u s e L i n e > + 
+             < D e s c r i p t i o n 2 _ V A T C l a u s e L i n e > D e s c r i p t i o n 2 _ V A T C l a u s e L i n e < / D e s c r i p t i o n 2 _ V A T C l a u s e L i n e > + 
+             < N o O f V A T C l a u s e s > N o O f V A T C l a u s e s < / N o O f V A T C l a u s e s > + 
+             < V A T A m o u n t _ V A T C l a u s e L i n e > V A T A m o u n t _ V A T C l a u s e L i n e < / V A T A m o u n t _ V A T C l a u s e L i n e > + 
+             < V A T C l a u s e s H e a d e r > V A T C l a u s e s H e a d e r < / V A T C l a u s e s H e a d e r > + 
+             < V A T I d e n t i f i e r _ V A T C l a u s e L i n e > V A T I d e n t i f i e r _ V A T C l a u s e L i n e < / V A T I d e n t i f i e r _ V A T C l a u s e L i n e > + 
+         < / V A T C l a u s e L i n e > + 
+         < R e p o r t T o t a l s L i n e > + 
+             < A m o u n t _ R e p o r t T o t a l s L i n e > A m o u n t _ R e p o r t T o t a l s L i n e < / A m o u n t _ R e p o r t T o t a l s L i n e > + 
+             < A m o u n t F o r m a t t e d _ R e p o r t T o t a l s L i n e > A m o u n t F o r m a t t e d _ R e p o r t T o t a l s L i n e < / A m o u n t F o r m a t t e d _ R e p o r t T o t a l s L i n e > + 
+             < D e s c r i p t i o n _ R e p o r t T o t a l s L i n e > D e s c r i p t i o n _ R e p o r t T o t a l s L i n e < / D e s c r i p t i o n _ R e p o r t T o t a l s L i n e > + 
+             < F o n t B o l d _ R e p o r t T o t a l s L i n e > F o n t B o l d _ R e p o r t T o t a l s L i n e < / F o n t B o l d _ R e p o r t T o t a l s L i n e > + 
+             < F o n t U n d e r l i n e _ R e p o r t T o t a l s L i n e > F o n t U n d e r l i n e _ R e p o r t T o t a l s L i n e < / F o n t U n d e r l i n e _ R e p o r t T o t a l s L i n e > + 
+         < / R e p o r t T o t a l s L i n e > + 
+         < C o n t r a c t B i l l i n g D e t a i l s M a p p i n g > + 
+             < C o n t r a c t B i l l i n g D e t a i l s C o n t r a c t N o L b l > C o n t r a c t B i l l i n g D e t a i l s C o n t r a c t N o L b l < / C o n t r a c t B i l l i n g D e t a i l s C o n t r a c t N o L b l > + 
+             < C o n t r a c t B i l l i n g D e t a i l s C u s t o m e r L b l > C o n t r a c t B i l l i n g D e t a i l s C u s t o m e r L b l < / C o n t r a c t B i l l i n g D e t a i l s C u s t o m e r L b l > + 
+             < C o n t r a c t B i l l i n g D e t a i l s P o s i t i o n D e s c r i p t i o n L b l > C o n t r a c t B i l l i n g D e t a i l s P o s i t i o n D e s c r i p t i o n L b l < / C o n t r a c t B i l l i n g D e t a i l s P o s i t i o n D e s c r i p t i o n L b l > + 
+             < C o n t r a c t B i l l i n g D e t a i l s P o s i t i o n N o L b l > C o n t r a c t B i l l i n g D e t a i l s P o s i t i o n N o L b l < / C o n t r a c t B i l l i n g D e t a i l s P o s i t i o n N o L b l > + 
+             < C o n t r a c t B i l l i n g D e t a i l s G r o u p i n g > + 
+                 < C o n t r a c t B i l l i n g D e t a i l s A m o u n t L b l > C o n t r a c t B i l l i n g D e t a i l s A m o u n t L b l < / C o n t r a c t B i l l i n g D e t a i l s A m o u n t L b l > + 
+                 < C o n t r a c t B i l l i n g D e t a i l s C o n t r a c t N o > C o n t r a c t B i l l i n g D e t a i l s C o n t r a c t N o < / C o n t r a c t B i l l i n g D e t a i l s C o n t r a c t N o > + 
+                 < C o n t r a c t B i l l i n g D e t a i l s C u r r e n c y C o d e L b l > C o n t r a c t B i l l i n g D e t a i l s C u r r e n c y C o d e L b l < / C o n t r a c t B i l l i n g D e t a i l s C u r r e n c y C o d e L b l > + 
+                 < C o n t r a c t B i l l i n g D e t a i l s C u s t o m e r N a m e > C o n t r a c t B i l l i n g D e t a i l s C u s t o m e r N a m e < / C o n t r a c t B i l l i n g D e t a i l s C u s t o m e r N a m e > + 
+                 < C o n t r a c t B i l l i n g D e t a i l s D a y s L b l > C o n t r a c t B i l l i n g D e t a i l s D a y s L b l < / C o n t r a c t B i l l i n g D e t a i l s D a y s L b l > + 
+                 < C o n t r a c t B i l l i n g D e t a i l s D e s c r i p t i o n L b l > C o n t r a c t B i l l i n g D e t a i l s D e s c r i p t i o n L b l < / C o n t r a c t B i l l i n g D e t a i l s D e s c r i p t i o n L b l > + 
+                 < C o n t r a c t B i l l i n g D e t a i l s D i s c o u n t A m o u n t L b l > C o n t r a c t B i l l i n g D e t a i l s D i s c o u n t A m o u n t L b l < / C o n t r a c t B i l l i n g D e t a i l s D i s c o u n t A m o u n t L b l > + 
+                 < C o n t r a c t B i l l i n g D e t a i l s D i s c o u n t P e r c e n t L b l > C o n t r a c t B i l l i n g D e t a i l s D i s c o u n t P e r c e n t L b l < / C o n t r a c t B i l l i n g D e t a i l s D i s c o u n t P e r c e n t L b l > + 
+                 < C o n t r a c t B i l l i n g D e t a i l s E n d D a t e L b l > C o n t r a c t B i l l i n g D e t a i l s E n d D a t e L b l < / C o n t r a c t B i l l i n g D e t a i l s E n d D a t e L b l > + 
+                 < C o n t r a c t B i l l i n g D e t a i l s P o s i t i o n D e s c r i p t i o n > C o n t r a c t B i l l i n g D e t a i l s P o s i t i o n D e s c r i p t i o n < / C o n t r a c t B i l l i n g D e t a i l s P o s i t i o n D e s c r i p t i o n > + 
+                 < C o n t r a c t B i l l i n g D e t a i l s P o s i t i o n N o > C o n t r a c t B i l l i n g D e t a i l s P o s i t i o n N o < / C o n t r a c t B i l l i n g D e t a i l s P o s i t i o n N o > + 
+                 < C o n t r a c t B i l l i n g D e t a i l s Q t y L b l > C o n t r a c t B i l l i n g D e t a i l s Q t y L b l < / C o n t r a c t B i l l i n g D e t a i l s Q t y L b l > + 
+                 < C o n t r a c t B i l l i n g D e t a i l s S a l e s P r i c e L b l > C o n t r a c t B i l l i n g D e t a i l s S a l e s P r i c e L b l < / C o n t r a c t B i l l i n g D e t a i l s S a l e s P r i c e L b l > + 
+                 < C o n t r a c t B i l l i n g D e t a i l s S t a r t D a t e L b l > C o n t r a c t B i l l i n g D e t a i l s S t a r t D a t e L b l < / C o n t r a c t B i l l i n g D e t a i l s S t a r t D a t e L b l > + 
+                 < C o n t r a c t B i l l i n g D e t a i l s > + 
+                     < C o n t r a c t B i l l i n g D e t a i l s B i l l i n g A m o u n t > C o n t r a c t B i l l i n g D e t a i l s B i l l i n g A m o u n t < / C o n t r a c t B i l l i n g D e t a i l s B i l l i n g A m o u n t > + 
+                     < C o n t r a c t B i l l i n g D e t a i l s B i l l i n g D i s c o u n t A m o u n t > C o n t r a c t B i l l i n g D e t a i l s B i l l i n g D i s c o u n t A m o u n t < / C o n t r a c t B i l l i n g D e t a i l s B i l l i n g D i s c o u n t A m o u n t > + 
+                     < C o n t r a c t B i l l i n g D e t a i l s C u r r e n c y C o d e > C o n t r a c t B i l l i n g D e t a i l s C u r r e n c y C o d e < / C o n t r a c t B i l l i n g D e t a i l s C u r r e n c y C o d e > + 
+                     < C o n t r a c t B i l l i n g D e t a i l s D a y s > C o n t r a c t B i l l i n g D e t a i l s D a y s < / C o n t r a c t B i l l i n g D e t a i l s D a y s > + 
+                     < C o n t r a c t B i l l i n g D e t a i l s D e s c r i p t i o n > C o n t r a c t B i l l i n g D e t a i l s D e s c r i p t i o n < / C o n t r a c t B i l l i n g D e t a i l s D e s c r i p t i o n > + 
+                     < C o n t r a c t B i l l i n g D e t a i l s D i s c o u n t P e r c e n t > C o n t r a c t B i l l i n g D e t a i l s D i s c o u n t P e r c e n t < / C o n t r a c t B i l l i n g D e t a i l s D i s c o u n t P e r c e n t > + 
+                     < C o n t r a c t B i l l i n g D e t a i l s E n d D a t e > C o n t r a c t B i l l i n g D e t a i l s E n d D a t e < / C o n t r a c t B i l l i n g D e t a i l s E n d D a t e > + 
+                     < C o n t r a c t B i l l i n g D e t a i l s Q u a n t i t y > C o n t r a c t B i l l i n g D e t a i l s Q u a n t i t y < / C o n t r a c t B i l l i n g D e t a i l s Q u a n t i t y > + 
+                     < C o n t r a c t B i l l i n g D e t a i l s S a l e s P r i c e > C o n t r a c t B i l l i n g D e t a i l s S a l e s P r i c e < / C o n t r a c t B i l l i n g D e t a i l s S a l e s P r i c e > + 
+                     < C o n t r a c t B i l l i n g D e t a i l s S t a r t D a t e > C o n t r a c t B i l l i n g D e t a i l s S t a r t D a t e < / C o n t r a c t B i l l i n g D e t a i l s S t a r t D a t e > + 
+                 < / C o n t r a c t B i l l i n g D e t a i l s > + 
+             < / C o n t r a c t B i l l i n g D e t a i l s G r o u p i n g > + 
+         < / C o n t r a c t B i l l i n g D e t a i l s M a p p i n g > + 
+         < L i n e F e e > + 
+             < L i n e F e e C a p t i o n T e x t > L i n e F e e C a p t i o n T e x t < / L i n e F e e C a p t i o n T e x t > + 
+         < / L i n e F e e > + 
+         < P a y m e n t R e p o r t i n g A r g u m e n t > + 
+             < P a y m e n t S e r v i c e L o g o / > + 
+             < P a y m e n t S e r v i c e L o g o _ U r l > P a y m e n t S e r v i c e L o g o _ U r l < / P a y m e n t S e r v i c e L o g o _ U r l > + 
+             < P a y m e n t S e r v i c e L o g o _ U r l T e x t > P a y m e n t S e r v i c e L o g o _ U r l T e x t < / P a y m e n t S e r v i c e L o g o _ U r l T e x t > + 
+             < P a y m e n t S e r v i c e T e x t _ U r l > P a y m e n t S e r v i c e T e x t _ U r l < / P a y m e n t S e r v i c e T e x t _ U r l > + 
+             < P a y m e n t S e r v i c e T e x t _ U r l T e x t > P a y m e n t S e r v i c e T e x t _ U r l T e x t < / P a y m e n t S e r v i c e T e x t _ U r l T e x t > + 
+         < / P a y m e n t R e p o r t i n g A r g u m e n t > + 
+         < L e f t H e a d e r > + 
+             < L e f t H e a d e r N a m e > L e f t H e a d e r N a m e < / L e f t H e a d e r N a m e > + 
+             < L e f t H e a d e r V a l u e > L e f t H e a d e r V a l u e < / L e f t H e a d e r V a l u e > + 
+         < / L e f t H e a d e r > + 
+         < R i g h t H e a d e r > + 
+             < R i g h t H e a d e r N a m e > R i g h t H e a d e r N a m e < / R i g h t H e a d e r N a m e > + 
+             < R i g h t H e a d e r V a l u e > R i g h t H e a d e r V a l u e < / R i g h t H e a d e r V a l u e > + 
+         < / R i g h t H e a d e r > + 
+         < L e t t e r T e x t > + 
+             < B o d y T e x t > B o d y T e x t < / B o d y T e x t > + 
+             < C l o s i n g T e x t > C l o s i n g T e x t < / C l o s i n g T e x t > + 
+             < G r e e t i n g T e x t > G r e e t i n g T e x t < / G r e e t i n g T e x t > + 
+             < P m t D i s c T e x t > P m t D i s c T e x t < / P m t D i s c T e x t > + 
+         < / L e t t e r T e x t > + 
+         < T o t a l s > + 
+             < C u r r e n c y C o d e > C u r r e n c y C o d e < / C u r r e n c y C o d e > + 
+             < C u r r e n c y S y m b o l > C u r r e n c y S y m b o l < / C u r r e n c y S y m b o l > + 
+             < T o t a l A m o u n t E x c l I n c l V A T > T o t a l A m o u n t E x c l I n c l V A T < / T o t a l A m o u n t E x c l I n c l V A T > + 
+             < T o t a l A m o u n t E x c l I n c l V A T T e x t > T o t a l A m o u n t E x c l I n c l V A T T e x t < / T o t a l A m o u n t E x c l I n c l V A T T e x t > + 
+             < T o t a l A m o u n t I n c l u d i n g V A T > T o t a l A m o u n t I n c l u d i n g V A T < / T o t a l A m o u n t I n c l u d i n g V A T > + 
+             < T o t a l C O 2 e > T o t a l C O 2 e < / T o t a l C O 2 e > + 
+             < T o t a l E x c l u d i n g V A T T e x t > T o t a l E x c l u d i n g V A T T e x t < / T o t a l E x c l u d i n g V A T T e x t > + 
+             < T o t a l I n c l u d i n g V A T T e x t > T o t a l I n c l u d i n g V A T T e x t < / T o t a l I n c l u d i n g V A T T e x t > + 
+             < T o t a l I n v o i c e D i s c o u n t A m o u n t > T o t a l I n v o i c e D i s c o u n t A m o u n t < / T o t a l I n v o i c e D i s c o u n t A m o u n t > + 
+             < T o t a l N e t A m o u n t > T o t a l N e t A m o u n t < / T o t a l N e t A m o u n t > + 
+             < T o t a l P a y m e n t D i s c o u n t O n V A T > T o t a l P a y m e n t D i s c o u n t O n V A T < / T o t a l P a y m e n t D i s c o u n t O n V A T > + 
+             < T o t a l S u b T o t a l > T o t a l S u b T o t a l < / T o t a l S u b T o t a l > + 
+             < T o t a l S u b T o t a l M i n u s I n v o i c e D i s c o u n t > T o t a l S u b T o t a l M i n u s I n v o i c e D i s c o u n t < / T o t a l S u b T o t a l M i n u s I n v o i c e D i s c o u n t > + 
+             < T o t a l T e x t > T o t a l T e x t < / T o t a l T e x t > + 
+             < T o t a l V A T A m o u n t > T o t a l V A T A m o u n t < / T o t a l V A T A m o u n t > + 
+             < T o t a l V A T A m o u n t L C Y > T o t a l V A T A m o u n t L C Y < / T o t a l V A T A m o u n t L C Y > + 
+             < T o t a l V A T A m o u n t O n V A T A m t L i n e > T o t a l V A T A m o u n t O n V A T A m t L i n e < / T o t a l V A T A m o u n t O n V A T A m t L i n e > + 
+             < T o t a l V A T A m o u n t T e x t > T o t a l V A T A m o u n t T e x t < / T o t a l V A T A m o u n t T e x t > + 
+             < T o t a l V A T B a s e L C Y > T o t a l V A T B a s e L C Y < / T o t a l V A T B a s e L C Y > + 
+             < T o t a l V A T B a s e O n V A T A m t L i n e > T o t a l V A T B a s e O n V A T A m t L i n e < / T o t a l V A T B a s e O n V A T A m t L i n e > + 
+         < / T o t a l s > + 
+     < / H e a d e r > + 
+ < / N a v W o r d R e p o r t X m l P a r t > 
+</file>
+
+<file path=customXml/item6.xml><?xml version="1.0" encoding="utf-8"?>
+<b:Sources xmlns:b="http://schemas.openxmlformats.org/officeDocument/2006/bibliography" xmlns="http://schemas.openxmlformats.org/officeDocument/2006/bibliography" SelectedStyle="\APASixthEditionOfficeOnline.xsl" StyleName="APA" Version="6"/>
+</file>
+
 <file path=customXml/itemProps1.xml><?xml version="1.0" encoding="utf-8"?>
+<ds:datastoreItem xmlns:ds="http://schemas.openxmlformats.org/officeDocument/2006/customXml" ds:itemID="{7CC52CC2-6B2C-4678-8691-42DFC72C4056}">
+  <ds:schemaRefs>
+    <ds:schemaRef ds:uri="http://schemas.microsoft.com/sharepoint/v3/contenttype/forms"/>
+  </ds:schemaRefs>
+</ds:datastoreItem>
+</file>
+
+<file path=customXml/itemProps2.xml><?xml version="1.0" encoding="utf-8"?>
 <ds:datastoreItem xmlns:ds="http://schemas.openxmlformats.org/officeDocument/2006/customXml" ds:itemID="{058D70E2-8B4F-429D-A1A1-4E9343AF06B9}">
   <ds:schemaRefs>
     <ds:schemaRef ds:uri="http://schemas.microsoft.com/office/2006/metadata/contentType"/>
@@ -32159,39 +32165,7 @@
 </ds:datastoreItem>
 </file>
 
-<file path=customXml/itemProps2.xml><?xml version="1.0" encoding="utf-8"?>
-<ds:datastoreItem xmlns:ds="http://schemas.openxmlformats.org/officeDocument/2006/customXml" ds:itemID="{7CC52CC2-6B2C-4678-8691-42DFC72C4056}">
-  <ds:schemaRefs>
-    <ds:schemaRef ds:uri="http://schemas.microsoft.com/sharepoint/v3/contenttype/forms"/>
-  </ds:schemaRefs>
-</ds:datastoreItem>
-</file>
-
 <file path=customXml/itemProps3.xml><?xml version="1.0" encoding="utf-8"?>
-<ds:datastoreItem xmlns:ds="http://schemas.openxmlformats.org/officeDocument/2006/customXml" ds:itemID="{89DB96BF-8133-438A-AAD3-A3C21079AEB1}">
-  <ds:schemaRefs>
-    <ds:schemaRef ds:uri="http://schemas.openxmlformats.org/officeDocument/2006/bibliography"/>
-  </ds:schemaRefs>
-</ds:datastoreItem>
-</file>
-
-<file path=customXml/itemProps4.xml><?xml version="1.0" encoding="utf-8"?>
-<ds:datastoreItem xmlns:ds="http://schemas.openxmlformats.org/officeDocument/2006/customXml" ds:itemID="{AF7A6226-6056-400F-ADDA-E1ADA7C08250}">
-  <ds:schemaRefs>
-    <ds:schemaRef ds:uri="urn:microsoft-dynamics-nav/reports/Standard_Sales_Invoice/1306/"/>
-  </ds:schemaRefs>
-</ds:datastoreItem>
-</file>
-
-<file path=customXml/itemProps5.xml><?xml version="1.0" encoding="utf-8"?>
-<ds:datastoreItem xmlns:ds="http://schemas.openxmlformats.org/officeDocument/2006/customXml" ds:itemID="{049B7810-1F08-44BD-8C92-120EB79841E6}">
-  <ds:schemaRefs>
-    <ds:schemaRef ds:uri="urn:microsoft-dynamics-businesscentral/internal/extended/reports/Standard_Sales_Invoice/1306/"/>
-  </ds:schemaRefs>
-</ds:datastoreItem>
-</file>
-
-<file path=customXml/itemProps6.xml><?xml version="1.0" encoding="utf-8"?>
 <ds:datastoreItem xmlns:ds="http://schemas.openxmlformats.org/officeDocument/2006/customXml" ds:itemID="{1A62C6E2-3873-4D82-A4CC-F0E08FAB8AF8}">
   <ds:schemaRefs>
     <ds:schemaRef ds:uri="http://schemas.microsoft.com/office/2006/metadata/properties"/>
@@ -32203,6 +32177,30 @@
 </ds:datastoreItem>
 </file>
 
+<file path=customXml/itemProps4.xml><?xml version="1.0" encoding="utf-8"?>
+<ds:datastoreItem xmlns:ds="http://schemas.openxmlformats.org/officeDocument/2006/customXml" ds:itemID="{049B7810-1F08-44BD-8C92-120EB79841E6}">
+  <ds:schemaRefs>
+    <ds:schemaRef ds:uri="urn:microsoft-dynamics-businesscentral/internal/extended/reports/Standard_Sales_Invoice/1306/"/>
+  </ds:schemaRefs>
+</ds:datastoreItem>
+</file>
+
+<file path=customXml/itemProps5.xml><?xml version="1.0" encoding="utf-8"?>
+<ds:datastoreItem xmlns:ds="http://schemas.openxmlformats.org/officeDocument/2006/customXml" ds:itemID="{AF7A6226-6056-400F-ADDA-E1ADA7C08250}">
+  <ds:schemaRefs>
+    <ds:schemaRef ds:uri="urn:microsoft-dynamics-nav/reports/Standard_Sales_Invoice/1306/"/>
+  </ds:schemaRefs>
+</ds:datastoreItem>
+</file>
+
+<file path=customXml/itemProps6.xml><?xml version="1.0" encoding="utf-8"?>
+<ds:datastoreItem xmlns:ds="http://schemas.openxmlformats.org/officeDocument/2006/customXml" ds:itemID="{89DB96BF-8133-438A-AAD3-A3C21079AEB1}">
+  <ds:schemaRefs>
+    <ds:schemaRef ds:uri="http://schemas.openxmlformats.org/officeDocument/2006/bibliography"/>
+  </ds:schemaRefs>
+</ds:datastoreItem>
+</file>
+
 <file path=docMetadata/LabelInfo.xml><?xml version="1.0" encoding="utf-8"?>
 <clbl:labelList xmlns:clbl="http://schemas.microsoft.com/office/2020/mipLabelMetadata">
   <clbl:label id="{f42aa342-8706-4288-bd11-ebb85995028c}" enabled="1" method="Standard" siteId="{72f988bf-86f1-41af-91ab-2d7cd011db47}" removed="0"/>
